--- a/ESTACION_AQ_ACTUALIZADO.docx
+++ b/ESTACION_AQ_ACTUALIZADO.docx
@@ -1,6 +1,6 @@
 
 <file path=word/document.xml><?xml version="1.0" encoding="utf-8"?>
-<w:document xmlns:wpc="http://schemas.microsoft.com/office/word/2010/wordprocessingCanvas" xmlns:cx="http://schemas.microsoft.com/office/drawing/2014/chartex" xmlns:cx1="http://schemas.microsoft.com/office/drawing/2015/9/8/chartex" xmlns:cx2="http://schemas.microsoft.com/office/drawing/2015/10/21/chartex" xmlns:cx3="http://schemas.microsoft.com/office/drawing/2016/5/9/chartex" xmlns:cx4="http://schemas.microsoft.com/office/drawing/2016/5/10/chartex" xmlns:cx5="http://schemas.microsoft.com/office/drawing/2016/5/11/chartex" xmlns:cx6="http://schemas.microsoft.com/office/drawing/2016/5/12/chartex" xmlns:cx7="http://schemas.microsoft.com/office/drawing/2016/5/13/chartex" xmlns:cx8="http://schemas.microsoft.com/office/drawing/2016/5/14/chartex" xmlns:mc="http://schemas.openxmlformats.org/markup-compatibility/2006" xmlns:aink="http://schemas.microsoft.com/office/drawing/2016/ink" xmlns:am3d="http://schemas.microsoft.com/office/drawing/2017/model3d" xmlns:o="urn:schemas-microsoft-com:office:office" xmlns:oel="http://schemas.microsoft.com/office/2019/extlst" xmlns:r="http://schemas.openxmlformats.org/officeDocument/2006/relationships" xmlns:m="http://schemas.openxmlformats.org/officeDocument/2006/math" xmlns:v="urn:schemas-microsoft-com:vml" xmlns:wp14="http://schemas.microsoft.com/office/word/2010/wordprocessingDrawing" xmlns:wp="http://schemas.openxmlformats.org/drawingml/2006/wordprocessingDrawing" xmlns:w10="urn:schemas-microsoft-com:office:word" xmlns:w="http://schemas.openxmlformats.org/wordprocessingml/2006/main" xmlns:w14="http://schemas.microsoft.com/office/word/2010/wordml" xmlns:w15="http://schemas.microsoft.com/office/word/2012/wordml" xmlns:w16cex="http://schemas.microsoft.com/office/word/2018/wordml/cex" xmlns:w16cid="http://schemas.microsoft.com/office/word/2016/wordml/cid" xmlns:w16="http://schemas.microsoft.com/office/word/2018/wordml" xmlns:w16du="http://schemas.microsoft.com/office/word/2023/wordml/word16du" xmlns:w16sdtdh="http://schemas.microsoft.com/office/word/2020/wordml/sdtdatahash" xmlns:w16sdtfl="http://schemas.microsoft.com/office/word/2024/wordml/sdtformatlock" xmlns:w16se="http://schemas.microsoft.com/office/word/2015/wordml/symex" xmlns:wpg="http://schemas.microsoft.com/office/word/2010/wordprocessingGroup" xmlns:wpi="http://schemas.microsoft.com/office/word/2010/wordprocessingInk" xmlns:wne="http://schemas.microsoft.com/office/word/2006/wordml" xmlns:wps="http://schemas.microsoft.com/office/word/2010/wordprocessingShape" mc:Ignorable="w14 w15 w16se w16cid w16 w16cex w16sdtdh w16sdtfl w16du wp14">
+<w:document xmlns:wpc="http://schemas.microsoft.com/office/word/2010/wordprocessingCanvas" xmlns:cx="http://schemas.microsoft.com/office/drawing/2014/chartex" xmlns:cx1="http://schemas.microsoft.com/office/drawing/2015/9/8/chartex" xmlns:cx2="http://schemas.microsoft.com/office/drawing/2015/10/21/chartex" xmlns:cx3="http://schemas.microsoft.com/office/drawing/2016/5/9/chartex" xmlns:cx4="http://schemas.microsoft.com/office/drawing/2016/5/10/chartex" xmlns:cx5="http://schemas.microsoft.com/office/drawing/2016/5/11/chartex" xmlns:cx6="http://schemas.microsoft.com/office/drawing/2016/5/12/chartex" xmlns:cx7="http://schemas.microsoft.com/office/drawing/2016/5/13/chartex" xmlns:cx8="http://schemas.microsoft.com/office/drawing/2016/5/14/chartex" xmlns:mc="http://schemas.openxmlformats.org/markup-compatibility/2006" xmlns:aink="http://schemas.microsoft.com/office/drawing/2016/ink" xmlns:am3d="http://schemas.microsoft.com/office/drawing/2017/model3d" xmlns:o="urn:schemas-microsoft-com:office:office" xmlns:oel="http://schemas.microsoft.com/office/2019/extlst" xmlns:r="http://schemas.openxmlformats.org/officeDocument/2006/relationships" xmlns:m="http://schemas.openxmlformats.org/officeDocument/2006/math" xmlns:v="urn:schemas-microsoft-com:vml" xmlns:wp14="http://schemas.microsoft.com/office/word/2010/wordprocessingDrawing" xmlns:wp="http://schemas.openxmlformats.org/drawingml/2006/wordprocessingDrawing" xmlns:w10="urn:schemas-microsoft-com:office:word" xmlns:w="http://schemas.openxmlformats.org/wordprocessingml/2006/main" xmlns:w14="http://schemas.microsoft.com/office/word/2010/wordml" xmlns:w15="http://schemas.microsoft.com/office/word/2012/wordml" xmlns:w16cex="http://schemas.microsoft.com/office/word/2018/wordml/cex" xmlns:w16cid="http://schemas.microsoft.com/office/word/2016/wordml/cid" xmlns:w16="http://schemas.microsoft.com/office/word/2018/wordml" xmlns:w16sdtdh="http://schemas.microsoft.com/office/word/2020/wordml/sdtdatahash" xmlns:w16se="http://schemas.microsoft.com/office/word/2015/wordml/symex" xmlns:wpg="http://schemas.microsoft.com/office/word/2010/wordprocessingGroup" xmlns:wpi="http://schemas.microsoft.com/office/word/2010/wordprocessingInk" xmlns:wne="http://schemas.microsoft.com/office/word/2006/wordml" xmlns:wps="http://schemas.microsoft.com/office/word/2010/wordprocessingShape" mc:Ignorable="w14 w15 w16se w16cid w16 w16cex w16sdtdh wp14">
   <w:body>
     <w:p>
       <w:pPr>
@@ -8642,7 +8642,7 @@
           <w:lang w:val="es-419"/>
         </w:rPr>
         <w:drawing>
-          <wp:anchor distT="0" distB="0" distL="114300" distR="114300" simplePos="0" relativeHeight="251673600" behindDoc="0" locked="0" layoutInCell="1" allowOverlap="1" wp14:anchorId="0A3E3E09" wp14:editId="230087DC">
+          <wp:anchor distT="0" distB="0" distL="114300" distR="114300" simplePos="0" relativeHeight="251673600" behindDoc="0" locked="0" layoutInCell="1" allowOverlap="1" wp14:anchorId="0A3E3E09" wp14:editId="2D8FE718">
             <wp:simplePos x="0" y="0"/>
             <wp:positionH relativeFrom="margin">
               <wp:posOffset>1297172</wp:posOffset>
@@ -11622,15 +11622,7 @@
       </w:r>
       <w:proofErr w:type="spellEnd"/>
       <w:r>
-        <w:t xml:space="preserve">-up de 4.7 </w:t>
-      </w:r>
-      <w:proofErr w:type="spellStart"/>
-      <w:r>
-        <w:t>kΩ</w:t>
-      </w:r>
-      <w:proofErr w:type="spellEnd"/>
-      <w:r>
-        <w:t xml:space="preserve"> hacia 3.3 V, mientras que WAKE, RESET e INT se polarizan y enrutan de forma controlada. En los canales analógicos, las salidas de los sensores SEN0564 y SEN0574 pasan por una red RC de primer orden (R = 10 kΩ, C = 1.5 µF) y luego por un seguidor de voltaje con LMV321. Esta estrategia evita la carga directa del ADC, reduce ruido de alta frecuencia y permite una lectura más consistente.</w:t>
+        <w:t>-up de 4.7 kΩ hacia 3.3 V, mientras que WAKE, RESET e INT se polarizan y enrutan de forma controlada. En los canales analógicos, las salidas de los sensores SEN0564 y SEN0574 pasan por una red RC de primer orden (R = 10 kΩ, C = 1.5 µF) y luego por un seguidor de voltaje con LMV321. Esta estrategia evita la carga directa del ADC, reduce ruido de alta frecuencia y permite una lectura más consistente.</w:t>
       </w:r>
     </w:p>
     <w:p>
@@ -11949,15 +11941,7 @@
           </w:tcPr>
           <w:p>
             <w:r>
-              <w:t xml:space="preserve">R=10 </w:t>
-            </w:r>
-            <w:proofErr w:type="spellStart"/>
-            <w:r>
-              <w:t>kΩ</w:t>
-            </w:r>
-            <w:proofErr w:type="spellEnd"/>
-            <w:r>
-              <w:t>, C=1.5 µF</w:t>
+              <w:t>R=10 kΩ, C=1.5 µF</w:t>
             </w:r>
           </w:p>
         </w:tc>
@@ -12090,15 +12074,7 @@
           </w:tcPr>
           <w:p>
             <w:r>
-              <w:t xml:space="preserve">R=10 </w:t>
-            </w:r>
-            <w:proofErr w:type="spellStart"/>
-            <w:r>
-              <w:t>kΩ</w:t>
-            </w:r>
-            <w:proofErr w:type="spellEnd"/>
-            <w:r>
-              <w:t>, C=1.5 µF</w:t>
+              <w:t>R=10 kΩ, C=1.5 µF</w:t>
             </w:r>
           </w:p>
         </w:tc>
@@ -12210,15 +12186,7 @@
           </w:tcPr>
           <w:p>
             <w:r>
-              <w:t xml:space="preserve">R=4.7 </w:t>
-            </w:r>
-            <w:proofErr w:type="spellStart"/>
-            <w:r>
-              <w:t>kΩ</w:t>
-            </w:r>
-            <w:proofErr w:type="spellEnd"/>
-            <w:r>
-              <w:t>, V=3.3 V</w:t>
+              <w:t>R=4.7 kΩ, V=3.3 V</w:t>
             </w:r>
           </w:p>
         </w:tc>
@@ -13761,6 +13729,7 @@
           <w:color w:val="auto"/>
           <w:sz w:val="24"/>
           <w:szCs w:val="24"/>
+          <w:u w:val="single"/>
         </w:rPr>
       </w:pPr>
       <w:r>
@@ -13769,39 +13738,55 @@
           <w:sz w:val="24"/>
           <w:szCs w:val="24"/>
         </w:rPr>
-        <w:t>REFERENCIAS BIBLIOGRÁFICAS</w:t>
+        <w:t>1</w:t>
+      </w:r>
+      <w:r>
+        <w:rPr>
+          <w:color w:val="auto"/>
+          <w:sz w:val="24"/>
+          <w:szCs w:val="24"/>
+        </w:rPr>
+        <w:t>5</w:t>
+      </w:r>
+      <w:r>
+        <w:rPr>
+          <w:color w:val="auto"/>
+          <w:sz w:val="24"/>
+          <w:szCs w:val="24"/>
+        </w:rPr>
+        <w:t xml:space="preserve">. </w:t>
+      </w:r>
+      <w:r>
+        <w:rPr>
+          <w:color w:val="auto"/>
+          <w:sz w:val="24"/>
+          <w:szCs w:val="24"/>
+        </w:rPr>
+        <w:t>Diseño PCB</w:t>
       </w:r>
     </w:p>
     <w:p>
       <w:pPr>
         <w:spacing w:before="80" w:after="80"/>
         <w:jc w:val="both"/>
-        <w:rPr>
-          <w:lang w:val="en-AU"/>
-        </w:rPr>
-      </w:pPr>
-      <w:r>
-        <w:t xml:space="preserve">Borrego, C., Costa, A. M., Ginja, J., Amorim, M., Coutinho, M., Karatzas, K., ... </w:t>
-      </w:r>
-      <w:r>
-        <w:rPr>
-          <w:lang w:val="en-AU"/>
-        </w:rPr>
-        <w:t xml:space="preserve">&amp; Penza, M. (2016). Assessment of air quality microsensors versus reference methods: The </w:t>
-      </w:r>
-      <w:proofErr w:type="spellStart"/>
-      <w:r>
-        <w:rPr>
-          <w:lang w:val="en-AU"/>
-        </w:rPr>
-        <w:t>EuNetAir</w:t>
-      </w:r>
-      <w:proofErr w:type="spellEnd"/>
-      <w:r>
-        <w:rPr>
-          <w:lang w:val="en-AU"/>
-        </w:rPr>
-        <w:t xml:space="preserve"> joint exercise. Atmospheric Environment, 147, 246–263. https://doi.org/10.1016/j.atmosenv.2016.09.050</w:t>
+      </w:pPr>
+    </w:p>
+    <w:p>
+      <w:pPr>
+        <w:pStyle w:val="Ttulo1"/>
+        <w:rPr>
+          <w:color w:val="auto"/>
+          <w:sz w:val="24"/>
+          <w:szCs w:val="24"/>
+        </w:rPr>
+      </w:pPr>
+      <w:r>
+        <w:rPr>
+          <w:color w:val="auto"/>
+          <w:sz w:val="24"/>
+          <w:szCs w:val="24"/>
+        </w:rPr>
+        <w:t>REFERENCIAS BIBLIOGRÁFICAS</w:t>
       </w:r>
     </w:p>
     <w:p>
@@ -13813,52 +13798,27 @@
         </w:rPr>
       </w:pPr>
       <w:r>
+        <w:t xml:space="preserve">Borrego, C., Costa, A. M., Ginja, J., Amorim, M., Coutinho, M., Karatzas, K., ... </w:t>
+      </w:r>
+      <w:r>
         <w:rPr>
           <w:lang w:val="en-AU"/>
         </w:rPr>
-        <w:t xml:space="preserve">Kumar, P., Morawska, L., </w:t>
+        <w:t xml:space="preserve">&amp; Penza, M. (2016). Assessment of air quality microsensors versus reference methods: The </w:t>
       </w:r>
       <w:proofErr w:type="spellStart"/>
       <w:r>
         <w:rPr>
           <w:lang w:val="en-AU"/>
         </w:rPr>
-        <w:t>Martani</w:t>
+        <w:t>EuNetAir</w:t>
       </w:r>
       <w:proofErr w:type="spellEnd"/>
       <w:r>
         <w:rPr>
           <w:lang w:val="en-AU"/>
         </w:rPr>
-        <w:t xml:space="preserve">, C., </w:t>
-      </w:r>
-      <w:proofErr w:type="spellStart"/>
-      <w:r>
-        <w:rPr>
-          <w:lang w:val="en-AU"/>
-        </w:rPr>
-        <w:t>Biskos</w:t>
-      </w:r>
-      <w:proofErr w:type="spellEnd"/>
-      <w:r>
-        <w:rPr>
-          <w:lang w:val="en-AU"/>
-        </w:rPr>
-        <w:t xml:space="preserve">, G., Neophytou, M., Di Sabatino, S., ... &amp; </w:t>
-      </w:r>
-      <w:proofErr w:type="spellStart"/>
-      <w:r>
-        <w:rPr>
-          <w:lang w:val="en-AU"/>
-        </w:rPr>
-        <w:t>Britter</w:t>
-      </w:r>
-      <w:proofErr w:type="spellEnd"/>
-      <w:r>
-        <w:rPr>
-          <w:lang w:val="en-AU"/>
-        </w:rPr>
-        <w:t>, R. (2015). The rise of low-cost sensing for managing air pollution in cities. Environment International, 75, 199–205. https://doi.org/10.1016/j.envint.2014.11.019</w:t>
+        <w:t xml:space="preserve"> joint exercise. Atmospheric Environment, 147, 246–263. https://doi.org/10.1016/j.atmosenv.2016.09.050</w:t>
       </w:r>
     </w:p>
     <w:p>
@@ -13873,7 +13833,49 @@
         <w:rPr>
           <w:lang w:val="en-AU"/>
         </w:rPr>
-        <w:t>Lewis, A., &amp; Edwards, P. (2016). Validate personal air-pollution sensors. Nature, 535(7610), 29–31. https://doi.org/10.1038/535029a</w:t>
+        <w:t xml:space="preserve">Kumar, P., Morawska, L., </w:t>
+      </w:r>
+      <w:proofErr w:type="spellStart"/>
+      <w:r>
+        <w:rPr>
+          <w:lang w:val="en-AU"/>
+        </w:rPr>
+        <w:t>Martani</w:t>
+      </w:r>
+      <w:proofErr w:type="spellEnd"/>
+      <w:r>
+        <w:rPr>
+          <w:lang w:val="en-AU"/>
+        </w:rPr>
+        <w:t xml:space="preserve">, C., </w:t>
+      </w:r>
+      <w:proofErr w:type="spellStart"/>
+      <w:r>
+        <w:rPr>
+          <w:lang w:val="en-AU"/>
+        </w:rPr>
+        <w:t>Biskos</w:t>
+      </w:r>
+      <w:proofErr w:type="spellEnd"/>
+      <w:r>
+        <w:rPr>
+          <w:lang w:val="en-AU"/>
+        </w:rPr>
+        <w:t xml:space="preserve">, G., Neophytou, M., Di Sabatino, S., ... &amp; </w:t>
+      </w:r>
+      <w:proofErr w:type="spellStart"/>
+      <w:r>
+        <w:rPr>
+          <w:lang w:val="en-AU"/>
+        </w:rPr>
+        <w:t>Britter</w:t>
+      </w:r>
+      <w:proofErr w:type="spellEnd"/>
+      <w:r>
+        <w:rPr>
+          <w:lang w:val="en-AU"/>
+        </w:rPr>
+        <w:t>, R. (2015). The rise of low-cost sensing for managing air pollution in cities. Environment International, 75, 199–205. https://doi.org/10.1016/j.envint.2014.11.019</w:t>
       </w:r>
     </w:p>
     <w:p>
@@ -13888,7 +13890,7 @@
         <w:rPr>
           <w:lang w:val="en-AU"/>
         </w:rPr>
-        <w:t>Liu, X., Cheng, S., Liu, H., Hu, S., Zhang, D., &amp; Ning, H. (2012). A Survey on Gas Sensing Technology. Sensors, 12(7), 9635–9665. https://doi.org/10.3390/s120709635</w:t>
+        <w:t>Lewis, A., &amp; Edwards, P. (2016). Validate personal air-pollution sensors. Nature, 535(7610), 29–31. https://doi.org/10.1038/535029a</w:t>
       </w:r>
     </w:p>
     <w:p>
@@ -13903,21 +13905,7 @@
         <w:rPr>
           <w:lang w:val="en-AU"/>
         </w:rPr>
-        <w:t xml:space="preserve">Mead, M. I., Popoola, O. A. M., Stewart, G. B., </w:t>
-      </w:r>
-      <w:proofErr w:type="spellStart"/>
-      <w:r>
-        <w:rPr>
-          <w:lang w:val="en-AU"/>
-        </w:rPr>
-        <w:t>Landshoff</w:t>
-      </w:r>
-      <w:proofErr w:type="spellEnd"/>
-      <w:r>
-        <w:rPr>
-          <w:lang w:val="en-AU"/>
-        </w:rPr>
-        <w:t>, P., Calleja, M., Hayes, M., ... &amp; Jones, R. L. (2013). The use of electrochemical sensors for monitoring urban air quality in low-cost, high-density networks. Atmospheric Environment, 70, 186–203. https://doi.org/10.1016/j.atmosenv.2012.11.060</w:t>
+        <w:t>Liu, X., Cheng, S., Liu, H., Hu, S., Zhang, D., &amp; Ning, H. (2012). A Survey on Gas Sensing Technology. Sensors, 12(7), 9635–9665. https://doi.org/10.3390/s120709635</w:t>
       </w:r>
     </w:p>
     <w:p>
@@ -13932,35 +13920,21 @@
         <w:rPr>
           <w:lang w:val="en-AU"/>
         </w:rPr>
-        <w:t xml:space="preserve">Spinelle, L., </w:t>
+        <w:t xml:space="preserve">Mead, M. I., Popoola, O. A. M., Stewart, G. B., </w:t>
       </w:r>
       <w:proofErr w:type="spellStart"/>
       <w:r>
         <w:rPr>
           <w:lang w:val="en-AU"/>
         </w:rPr>
-        <w:t>Gerboles</w:t>
+        <w:t>Landshoff</w:t>
       </w:r>
       <w:proofErr w:type="spellEnd"/>
       <w:r>
         <w:rPr>
           <w:lang w:val="en-AU"/>
         </w:rPr>
-        <w:t xml:space="preserve">, M., Villani, M. G., Aleixandre, M., &amp; </w:t>
-      </w:r>
-      <w:proofErr w:type="spellStart"/>
-      <w:r>
-        <w:rPr>
-          <w:lang w:val="en-AU"/>
-        </w:rPr>
-        <w:t>Bonavitacola</w:t>
-      </w:r>
-      <w:proofErr w:type="spellEnd"/>
-      <w:r>
-        <w:rPr>
-          <w:lang w:val="en-AU"/>
-        </w:rPr>
-        <w:t>, F. (2015). Field calibration of a cluster of low-cost available sensors for air quality monitoring. Part A: Ozone and nitrogen dioxide. Sensors and Actuators B: Chemical, 215, 249–257. https://doi.org/10.1016/j.snb.2015.03.031</w:t>
+        <w:t>, P., Calleja, M., Hayes, M., ... &amp; Jones, R. L. (2013). The use of electrochemical sensors for monitoring urban air quality in low-cost, high-density networks. Atmospheric Environment, 70, 186–203. https://doi.org/10.1016/j.atmosenv.2012.11.060</w:t>
       </w:r>
     </w:p>
     <w:p>
@@ -13975,6 +13949,49 @@
         <w:rPr>
           <w:lang w:val="en-AU"/>
         </w:rPr>
+        <w:t xml:space="preserve">Spinelle, L., </w:t>
+      </w:r>
+      <w:proofErr w:type="spellStart"/>
+      <w:r>
+        <w:rPr>
+          <w:lang w:val="en-AU"/>
+        </w:rPr>
+        <w:t>Gerboles</w:t>
+      </w:r>
+      <w:proofErr w:type="spellEnd"/>
+      <w:r>
+        <w:rPr>
+          <w:lang w:val="en-AU"/>
+        </w:rPr>
+        <w:t xml:space="preserve">, M., Villani, M. G., Aleixandre, M., &amp; </w:t>
+      </w:r>
+      <w:proofErr w:type="spellStart"/>
+      <w:r>
+        <w:rPr>
+          <w:lang w:val="en-AU"/>
+        </w:rPr>
+        <w:t>Bonavitacola</w:t>
+      </w:r>
+      <w:proofErr w:type="spellEnd"/>
+      <w:r>
+        <w:rPr>
+          <w:lang w:val="en-AU"/>
+        </w:rPr>
+        <w:t>, F. (2015). Field calibration of a cluster of low-cost available sensors for air quality monitoring. Part A: Ozone and nitrogen dioxide. Sensors and Actuators B: Chemical, 215, 249–257. https://doi.org/10.1016/j.snb.2015.03.031</w:t>
+      </w:r>
+    </w:p>
+    <w:p>
+      <w:pPr>
+        <w:spacing w:before="80" w:after="80"/>
+        <w:jc w:val="both"/>
+        <w:rPr>
+          <w:lang w:val="en-AU"/>
+        </w:rPr>
+      </w:pPr>
+      <w:r>
+        <w:rPr>
+          <w:lang w:val="en-AU"/>
+        </w:rPr>
         <w:t xml:space="preserve">Zimmerman, N., Presto, A. A., Kumar, S. P. N., Gu, J., </w:t>
       </w:r>
       <w:proofErr w:type="spellStart"/>
@@ -14002,6 +14019,7 @@
         <w:rPr>
           <w:lang w:val="en-AU"/>
         </w:rPr>
+        <w:lastRenderedPageBreak/>
         <w:br w:type="page"/>
       </w:r>
     </w:p>
@@ -14323,7 +14341,7 @@
           <w:sz w:val="24"/>
           <w:szCs w:val="24"/>
         </w:rPr>
-        <w:t xml:space="preserve">A2. BOM Actualizada (Lista de Materiales v1 — Pedido Mouser </w:t>
+        <w:t xml:space="preserve">A2. BOM Actualizada (Lista de Materiales v1 — Pedido </w:t>
       </w:r>
       <w:proofErr w:type="spellStart"/>
       <w:r>
@@ -14332,7 +14350,7 @@
           <w:sz w:val="24"/>
           <w:szCs w:val="24"/>
         </w:rPr>
-        <w:t>N.°</w:t>
+        <w:t>Mouser</w:t>
       </w:r>
       <w:proofErr w:type="spellEnd"/>
       <w:r>
@@ -14341,6 +14359,24 @@
           <w:sz w:val="24"/>
           <w:szCs w:val="24"/>
         </w:rPr>
+        <w:t xml:space="preserve"> </w:t>
+      </w:r>
+      <w:proofErr w:type="spellStart"/>
+      <w:r>
+        <w:rPr>
+          <w:color w:val="auto"/>
+          <w:sz w:val="24"/>
+          <w:szCs w:val="24"/>
+        </w:rPr>
+        <w:t>N.°</w:t>
+      </w:r>
+      <w:proofErr w:type="spellEnd"/>
+      <w:r>
+        <w:rPr>
+          <w:color w:val="auto"/>
+          <w:sz w:val="24"/>
+          <w:szCs w:val="24"/>
+        </w:rPr>
         <w:t xml:space="preserve"> 279751168)</w:t>
       </w:r>
     </w:p>
@@ -14350,7 +14386,15 @@
         <w:jc w:val="both"/>
       </w:pPr>
       <w:r>
-        <w:t xml:space="preserve">La siguiente tabla refleja los componentes efectivamente adquiridos según la orden de compra Mouser </w:t>
+        <w:t xml:space="preserve">La siguiente tabla refleja los componentes efectivamente adquiridos según la orden de compra </w:t>
+      </w:r>
+      <w:proofErr w:type="spellStart"/>
+      <w:r>
+        <w:t>Mouser</w:t>
+      </w:r>
+      <w:proofErr w:type="spellEnd"/>
+      <w:r>
+        <w:t xml:space="preserve"> </w:t>
       </w:r>
       <w:proofErr w:type="spellStart"/>
       <w:r>
@@ -19254,7 +19298,7 @@
 </file>
 
 <file path=word/endnotes.xml><?xml version="1.0" encoding="utf-8"?>
-<w:endnotes xmlns:wpc="http://schemas.microsoft.com/office/word/2010/wordprocessingCanvas" xmlns:cx="http://schemas.microsoft.com/office/drawing/2014/chartex" xmlns:cx1="http://schemas.microsoft.com/office/drawing/2015/9/8/chartex" xmlns:cx2="http://schemas.microsoft.com/office/drawing/2015/10/21/chartex" xmlns:cx3="http://schemas.microsoft.com/office/drawing/2016/5/9/chartex" xmlns:cx4="http://schemas.microsoft.com/office/drawing/2016/5/10/chartex" xmlns:cx5="http://schemas.microsoft.com/office/drawing/2016/5/11/chartex" xmlns:cx6="http://schemas.microsoft.com/office/drawing/2016/5/12/chartex" xmlns:cx7="http://schemas.microsoft.com/office/drawing/2016/5/13/chartex" xmlns:cx8="http://schemas.microsoft.com/office/drawing/2016/5/14/chartex" xmlns:mc="http://schemas.openxmlformats.org/markup-compatibility/2006" xmlns:aink="http://schemas.microsoft.com/office/drawing/2016/ink" xmlns:am3d="http://schemas.microsoft.com/office/drawing/2017/model3d" xmlns:o="urn:schemas-microsoft-com:office:office" xmlns:oel="http://schemas.microsoft.com/office/2019/extlst" xmlns:r="http://schemas.openxmlformats.org/officeDocument/2006/relationships" xmlns:m="http://schemas.openxmlformats.org/officeDocument/2006/math" xmlns:v="urn:schemas-microsoft-com:vml" xmlns:wp14="http://schemas.microsoft.com/office/word/2010/wordprocessingDrawing" xmlns:wp="http://schemas.openxmlformats.org/drawingml/2006/wordprocessingDrawing" xmlns:w10="urn:schemas-microsoft-com:office:word" xmlns:w="http://schemas.openxmlformats.org/wordprocessingml/2006/main" xmlns:w14="http://schemas.microsoft.com/office/word/2010/wordml" xmlns:w15="http://schemas.microsoft.com/office/word/2012/wordml" xmlns:w16cex="http://schemas.microsoft.com/office/word/2018/wordml/cex" xmlns:w16cid="http://schemas.microsoft.com/office/word/2016/wordml/cid" xmlns:w16="http://schemas.microsoft.com/office/word/2018/wordml" xmlns:w16du="http://schemas.microsoft.com/office/word/2023/wordml/word16du" xmlns:w16sdtdh="http://schemas.microsoft.com/office/word/2020/wordml/sdtdatahash" xmlns:w16sdtfl="http://schemas.microsoft.com/office/word/2024/wordml/sdtformatlock" xmlns:w16se="http://schemas.microsoft.com/office/word/2015/wordml/symex" xmlns:wpg="http://schemas.microsoft.com/office/word/2010/wordprocessingGroup" xmlns:wpi="http://schemas.microsoft.com/office/word/2010/wordprocessingInk" xmlns:wne="http://schemas.microsoft.com/office/word/2006/wordml" xmlns:wps="http://schemas.microsoft.com/office/word/2010/wordprocessingShape" mc:Ignorable="w14 w15 w16se w16cid w16 w16cex w16sdtdh w16sdtfl w16du wp14">
+<w:endnotes xmlns:wpc="http://schemas.microsoft.com/office/word/2010/wordprocessingCanvas" xmlns:cx="http://schemas.microsoft.com/office/drawing/2014/chartex" xmlns:cx1="http://schemas.microsoft.com/office/drawing/2015/9/8/chartex" xmlns:cx2="http://schemas.microsoft.com/office/drawing/2015/10/21/chartex" xmlns:cx3="http://schemas.microsoft.com/office/drawing/2016/5/9/chartex" xmlns:cx4="http://schemas.microsoft.com/office/drawing/2016/5/10/chartex" xmlns:cx5="http://schemas.microsoft.com/office/drawing/2016/5/11/chartex" xmlns:cx6="http://schemas.microsoft.com/office/drawing/2016/5/12/chartex" xmlns:cx7="http://schemas.microsoft.com/office/drawing/2016/5/13/chartex" xmlns:cx8="http://schemas.microsoft.com/office/drawing/2016/5/14/chartex" xmlns:mc="http://schemas.openxmlformats.org/markup-compatibility/2006" xmlns:aink="http://schemas.microsoft.com/office/drawing/2016/ink" xmlns:am3d="http://schemas.microsoft.com/office/drawing/2017/model3d" xmlns:o="urn:schemas-microsoft-com:office:office" xmlns:oel="http://schemas.microsoft.com/office/2019/extlst" xmlns:r="http://schemas.openxmlformats.org/officeDocument/2006/relationships" xmlns:m="http://schemas.openxmlformats.org/officeDocument/2006/math" xmlns:v="urn:schemas-microsoft-com:vml" xmlns:wp14="http://schemas.microsoft.com/office/word/2010/wordprocessingDrawing" xmlns:wp="http://schemas.openxmlformats.org/drawingml/2006/wordprocessingDrawing" xmlns:w10="urn:schemas-microsoft-com:office:word" xmlns:w="http://schemas.openxmlformats.org/wordprocessingml/2006/main" xmlns:w14="http://schemas.microsoft.com/office/word/2010/wordml" xmlns:w15="http://schemas.microsoft.com/office/word/2012/wordml" xmlns:w16cex="http://schemas.microsoft.com/office/word/2018/wordml/cex" xmlns:w16cid="http://schemas.microsoft.com/office/word/2016/wordml/cid" xmlns:w16="http://schemas.microsoft.com/office/word/2018/wordml" xmlns:w16sdtdh="http://schemas.microsoft.com/office/word/2020/wordml/sdtdatahash" xmlns:w16se="http://schemas.microsoft.com/office/word/2015/wordml/symex" xmlns:wpg="http://schemas.microsoft.com/office/word/2010/wordprocessingGroup" xmlns:wpi="http://schemas.microsoft.com/office/word/2010/wordprocessingInk" xmlns:wne="http://schemas.microsoft.com/office/word/2006/wordml" xmlns:wps="http://schemas.microsoft.com/office/word/2010/wordprocessingShape" mc:Ignorable="w14 w15 w16se w16cid w16 w16cex w16sdtdh wp14">
   <w:endnote w:type="separator" w:id="-1">
     <w:p>
       <w:r>
@@ -19273,7 +19317,7 @@
 </file>
 
 <file path=word/footnotes.xml><?xml version="1.0" encoding="utf-8"?>
-<w:footnotes xmlns:wpc="http://schemas.microsoft.com/office/word/2010/wordprocessingCanvas" xmlns:cx="http://schemas.microsoft.com/office/drawing/2014/chartex" xmlns:cx1="http://schemas.microsoft.com/office/drawing/2015/9/8/chartex" xmlns:cx2="http://schemas.microsoft.com/office/drawing/2015/10/21/chartex" xmlns:cx3="http://schemas.microsoft.com/office/drawing/2016/5/9/chartex" xmlns:cx4="http://schemas.microsoft.com/office/drawing/2016/5/10/chartex" xmlns:cx5="http://schemas.microsoft.com/office/drawing/2016/5/11/chartex" xmlns:cx6="http://schemas.microsoft.com/office/drawing/2016/5/12/chartex" xmlns:cx7="http://schemas.microsoft.com/office/drawing/2016/5/13/chartex" xmlns:cx8="http://schemas.microsoft.com/office/drawing/2016/5/14/chartex" xmlns:mc="http://schemas.openxmlformats.org/markup-compatibility/2006" xmlns:aink="http://schemas.microsoft.com/office/drawing/2016/ink" xmlns:am3d="http://schemas.microsoft.com/office/drawing/2017/model3d" xmlns:o="urn:schemas-microsoft-com:office:office" xmlns:oel="http://schemas.microsoft.com/office/2019/extlst" xmlns:r="http://schemas.openxmlformats.org/officeDocument/2006/relationships" xmlns:m="http://schemas.openxmlformats.org/officeDocument/2006/math" xmlns:v="urn:schemas-microsoft-com:vml" xmlns:wp14="http://schemas.microsoft.com/office/word/2010/wordprocessingDrawing" xmlns:wp="http://schemas.openxmlformats.org/drawingml/2006/wordprocessingDrawing" xmlns:w10="urn:schemas-microsoft-com:office:word" xmlns:w="http://schemas.openxmlformats.org/wordprocessingml/2006/main" xmlns:w14="http://schemas.microsoft.com/office/word/2010/wordml" xmlns:w15="http://schemas.microsoft.com/office/word/2012/wordml" xmlns:w16cex="http://schemas.microsoft.com/office/word/2018/wordml/cex" xmlns:w16cid="http://schemas.microsoft.com/office/word/2016/wordml/cid" xmlns:w16="http://schemas.microsoft.com/office/word/2018/wordml" xmlns:w16du="http://schemas.microsoft.com/office/word/2023/wordml/word16du" xmlns:w16sdtdh="http://schemas.microsoft.com/office/word/2020/wordml/sdtdatahash" xmlns:w16sdtfl="http://schemas.microsoft.com/office/word/2024/wordml/sdtformatlock" xmlns:w16se="http://schemas.microsoft.com/office/word/2015/wordml/symex" xmlns:wpg="http://schemas.microsoft.com/office/word/2010/wordprocessingGroup" xmlns:wpi="http://schemas.microsoft.com/office/word/2010/wordprocessingInk" xmlns:wne="http://schemas.microsoft.com/office/word/2006/wordml" xmlns:wps="http://schemas.microsoft.com/office/word/2010/wordprocessingShape" mc:Ignorable="w14 w15 w16se w16cid w16 w16cex w16sdtdh w16sdtfl w16du wp14">
+<w:footnotes xmlns:wpc="http://schemas.microsoft.com/office/word/2010/wordprocessingCanvas" xmlns:cx="http://schemas.microsoft.com/office/drawing/2014/chartex" xmlns:cx1="http://schemas.microsoft.com/office/drawing/2015/9/8/chartex" xmlns:cx2="http://schemas.microsoft.com/office/drawing/2015/10/21/chartex" xmlns:cx3="http://schemas.microsoft.com/office/drawing/2016/5/9/chartex" xmlns:cx4="http://schemas.microsoft.com/office/drawing/2016/5/10/chartex" xmlns:cx5="http://schemas.microsoft.com/office/drawing/2016/5/11/chartex" xmlns:cx6="http://schemas.microsoft.com/office/drawing/2016/5/12/chartex" xmlns:cx7="http://schemas.microsoft.com/office/drawing/2016/5/13/chartex" xmlns:cx8="http://schemas.microsoft.com/office/drawing/2016/5/14/chartex" xmlns:mc="http://schemas.openxmlformats.org/markup-compatibility/2006" xmlns:aink="http://schemas.microsoft.com/office/drawing/2016/ink" xmlns:am3d="http://schemas.microsoft.com/office/drawing/2017/model3d" xmlns:o="urn:schemas-microsoft-com:office:office" xmlns:oel="http://schemas.microsoft.com/office/2019/extlst" xmlns:r="http://schemas.openxmlformats.org/officeDocument/2006/relationships" xmlns:m="http://schemas.openxmlformats.org/officeDocument/2006/math" xmlns:v="urn:schemas-microsoft-com:vml" xmlns:wp14="http://schemas.microsoft.com/office/word/2010/wordprocessingDrawing" xmlns:wp="http://schemas.openxmlformats.org/drawingml/2006/wordprocessingDrawing" xmlns:w10="urn:schemas-microsoft-com:office:word" xmlns:w="http://schemas.openxmlformats.org/wordprocessingml/2006/main" xmlns:w14="http://schemas.microsoft.com/office/word/2010/wordml" xmlns:w15="http://schemas.microsoft.com/office/word/2012/wordml" xmlns:w16cex="http://schemas.microsoft.com/office/word/2018/wordml/cex" xmlns:w16cid="http://schemas.microsoft.com/office/word/2016/wordml/cid" xmlns:w16="http://schemas.microsoft.com/office/word/2018/wordml" xmlns:w16sdtdh="http://schemas.microsoft.com/office/word/2020/wordml/sdtdatahash" xmlns:w16se="http://schemas.microsoft.com/office/word/2015/wordml/symex" xmlns:wpg="http://schemas.microsoft.com/office/word/2010/wordprocessingGroup" xmlns:wpi="http://schemas.microsoft.com/office/word/2010/wordprocessingInk" xmlns:wne="http://schemas.microsoft.com/office/word/2006/wordml" xmlns:wps="http://schemas.microsoft.com/office/word/2010/wordprocessingShape" mc:Ignorable="w14 w15 w16se w16cid w16 w16cex w16sdtdh wp14">
   <w:footnote w:type="separator" w:id="-1">
     <w:p>
       <w:r>
@@ -19292,7 +19336,7 @@
 </file>
 
 <file path=word/header1.xml><?xml version="1.0" encoding="utf-8"?>
-<w:hdr xmlns:wpc="http://schemas.microsoft.com/office/word/2010/wordprocessingCanvas" xmlns:cx="http://schemas.microsoft.com/office/drawing/2014/chartex" xmlns:cx1="http://schemas.microsoft.com/office/drawing/2015/9/8/chartex" xmlns:cx2="http://schemas.microsoft.com/office/drawing/2015/10/21/chartex" xmlns:cx3="http://schemas.microsoft.com/office/drawing/2016/5/9/chartex" xmlns:cx4="http://schemas.microsoft.com/office/drawing/2016/5/10/chartex" xmlns:cx5="http://schemas.microsoft.com/office/drawing/2016/5/11/chartex" xmlns:cx6="http://schemas.microsoft.com/office/drawing/2016/5/12/chartex" xmlns:cx7="http://schemas.microsoft.com/office/drawing/2016/5/13/chartex" xmlns:cx8="http://schemas.microsoft.com/office/drawing/2016/5/14/chartex" xmlns:mc="http://schemas.openxmlformats.org/markup-compatibility/2006" xmlns:aink="http://schemas.microsoft.com/office/drawing/2016/ink" xmlns:am3d="http://schemas.microsoft.com/office/drawing/2017/model3d" xmlns:o="urn:schemas-microsoft-com:office:office" xmlns:oel="http://schemas.microsoft.com/office/2019/extlst" xmlns:r="http://schemas.openxmlformats.org/officeDocument/2006/relationships" xmlns:m="http://schemas.openxmlformats.org/officeDocument/2006/math" xmlns:v="urn:schemas-microsoft-com:vml" xmlns:wp14="http://schemas.microsoft.com/office/word/2010/wordprocessingDrawing" xmlns:wp="http://schemas.openxmlformats.org/drawingml/2006/wordprocessingDrawing" xmlns:w10="urn:schemas-microsoft-com:office:word" xmlns:w="http://schemas.openxmlformats.org/wordprocessingml/2006/main" xmlns:w14="http://schemas.microsoft.com/office/word/2010/wordml" xmlns:w15="http://schemas.microsoft.com/office/word/2012/wordml" xmlns:w16cex="http://schemas.microsoft.com/office/word/2018/wordml/cex" xmlns:w16cid="http://schemas.microsoft.com/office/word/2016/wordml/cid" xmlns:w16="http://schemas.microsoft.com/office/word/2018/wordml" xmlns:w16du="http://schemas.microsoft.com/office/word/2023/wordml/word16du" xmlns:w16sdtdh="http://schemas.microsoft.com/office/word/2020/wordml/sdtdatahash" xmlns:w16sdtfl="http://schemas.microsoft.com/office/word/2024/wordml/sdtformatlock" xmlns:w16se="http://schemas.microsoft.com/office/word/2015/wordml/symex" xmlns:wpg="http://schemas.microsoft.com/office/word/2010/wordprocessingGroup" xmlns:wpi="http://schemas.microsoft.com/office/word/2010/wordprocessingInk" xmlns:wne="http://schemas.microsoft.com/office/word/2006/wordml" xmlns:wps="http://schemas.microsoft.com/office/word/2010/wordprocessingShape" mc:Ignorable="w14 w15 w16se w16cid w16 w16cex w16sdtdh w16sdtfl w16du wp14">
+<w:hdr xmlns:wpc="http://schemas.microsoft.com/office/word/2010/wordprocessingCanvas" xmlns:cx="http://schemas.microsoft.com/office/drawing/2014/chartex" xmlns:cx1="http://schemas.microsoft.com/office/drawing/2015/9/8/chartex" xmlns:cx2="http://schemas.microsoft.com/office/drawing/2015/10/21/chartex" xmlns:cx3="http://schemas.microsoft.com/office/drawing/2016/5/9/chartex" xmlns:cx4="http://schemas.microsoft.com/office/drawing/2016/5/10/chartex" xmlns:cx5="http://schemas.microsoft.com/office/drawing/2016/5/11/chartex" xmlns:cx6="http://schemas.microsoft.com/office/drawing/2016/5/12/chartex" xmlns:cx7="http://schemas.microsoft.com/office/drawing/2016/5/13/chartex" xmlns:cx8="http://schemas.microsoft.com/office/drawing/2016/5/14/chartex" xmlns:mc="http://schemas.openxmlformats.org/markup-compatibility/2006" xmlns:aink="http://schemas.microsoft.com/office/drawing/2016/ink" xmlns:am3d="http://schemas.microsoft.com/office/drawing/2017/model3d" xmlns:o="urn:schemas-microsoft-com:office:office" xmlns:oel="http://schemas.microsoft.com/office/2019/extlst" xmlns:r="http://schemas.openxmlformats.org/officeDocument/2006/relationships" xmlns:m="http://schemas.openxmlformats.org/officeDocument/2006/math" xmlns:v="urn:schemas-microsoft-com:vml" xmlns:wp14="http://schemas.microsoft.com/office/word/2010/wordprocessingDrawing" xmlns:wp="http://schemas.openxmlformats.org/drawingml/2006/wordprocessingDrawing" xmlns:w10="urn:schemas-microsoft-com:office:word" xmlns:w="http://schemas.openxmlformats.org/wordprocessingml/2006/main" xmlns:w14="http://schemas.microsoft.com/office/word/2010/wordml" xmlns:w15="http://schemas.microsoft.com/office/word/2012/wordml" xmlns:w16cex="http://schemas.microsoft.com/office/word/2018/wordml/cex" xmlns:w16cid="http://schemas.microsoft.com/office/word/2016/wordml/cid" xmlns:w16="http://schemas.microsoft.com/office/word/2018/wordml" xmlns:w16sdtdh="http://schemas.microsoft.com/office/word/2020/wordml/sdtdatahash" xmlns:w16se="http://schemas.microsoft.com/office/word/2015/wordml/symex" xmlns:wpg="http://schemas.microsoft.com/office/word/2010/wordprocessingGroup" xmlns:wpi="http://schemas.microsoft.com/office/word/2010/wordprocessingInk" xmlns:wne="http://schemas.microsoft.com/office/word/2006/wordml" xmlns:wps="http://schemas.microsoft.com/office/word/2010/wordprocessingShape" mc:Ignorable="w14 w15 w16se w16cid w16 w16cex w16sdtdh wp14">
   <w:sdt>
     <w:sdtPr>
       <w:id w:val="855009387"/>
@@ -19337,7 +19381,7 @@
 </file>
 
 <file path=word/numbering.xml><?xml version="1.0" encoding="utf-8"?>
-<w:numbering xmlns:wpc="http://schemas.microsoft.com/office/word/2010/wordprocessingCanvas" xmlns:cx="http://schemas.microsoft.com/office/drawing/2014/chartex" xmlns:cx1="http://schemas.microsoft.com/office/drawing/2015/9/8/chartex" xmlns:cx2="http://schemas.microsoft.com/office/drawing/2015/10/21/chartex" xmlns:cx3="http://schemas.microsoft.com/office/drawing/2016/5/9/chartex" xmlns:cx4="http://schemas.microsoft.com/office/drawing/2016/5/10/chartex" xmlns:cx5="http://schemas.microsoft.com/office/drawing/2016/5/11/chartex" xmlns:cx6="http://schemas.microsoft.com/office/drawing/2016/5/12/chartex" xmlns:cx7="http://schemas.microsoft.com/office/drawing/2016/5/13/chartex" xmlns:cx8="http://schemas.microsoft.com/office/drawing/2016/5/14/chartex" xmlns:mc="http://schemas.openxmlformats.org/markup-compatibility/2006" xmlns:aink="http://schemas.microsoft.com/office/drawing/2016/ink" xmlns:am3d="http://schemas.microsoft.com/office/drawing/2017/model3d" xmlns:o="urn:schemas-microsoft-com:office:office" xmlns:oel="http://schemas.microsoft.com/office/2019/extlst" xmlns:r="http://schemas.openxmlformats.org/officeDocument/2006/relationships" xmlns:m="http://schemas.openxmlformats.org/officeDocument/2006/math" xmlns:v="urn:schemas-microsoft-com:vml" xmlns:wp14="http://schemas.microsoft.com/office/word/2010/wordprocessingDrawing" xmlns:wp="http://schemas.openxmlformats.org/drawingml/2006/wordprocessingDrawing" xmlns:w10="urn:schemas-microsoft-com:office:word" xmlns:w="http://schemas.openxmlformats.org/wordprocessingml/2006/main" xmlns:w14="http://schemas.microsoft.com/office/word/2010/wordml" xmlns:w15="http://schemas.microsoft.com/office/word/2012/wordml" xmlns:w16cex="http://schemas.microsoft.com/office/word/2018/wordml/cex" xmlns:w16cid="http://schemas.microsoft.com/office/word/2016/wordml/cid" xmlns:w16="http://schemas.microsoft.com/office/word/2018/wordml" xmlns:w16du="http://schemas.microsoft.com/office/word/2023/wordml/word16du" xmlns:w16sdtdh="http://schemas.microsoft.com/office/word/2020/wordml/sdtdatahash" xmlns:w16sdtfl="http://schemas.microsoft.com/office/word/2024/wordml/sdtformatlock" xmlns:w16se="http://schemas.microsoft.com/office/word/2015/wordml/symex" xmlns:wpg="http://schemas.microsoft.com/office/word/2010/wordprocessingGroup" xmlns:wpi="http://schemas.microsoft.com/office/word/2010/wordprocessingInk" xmlns:wne="http://schemas.microsoft.com/office/word/2006/wordml" xmlns:wps="http://schemas.microsoft.com/office/word/2010/wordprocessingShape" mc:Ignorable="w14 w15 w16se w16cid w16 w16cex w16sdtdh w16sdtfl w16du wp14">
+<w:numbering xmlns:wpc="http://schemas.microsoft.com/office/word/2010/wordprocessingCanvas" xmlns:cx="http://schemas.microsoft.com/office/drawing/2014/chartex" xmlns:cx1="http://schemas.microsoft.com/office/drawing/2015/9/8/chartex" xmlns:cx2="http://schemas.microsoft.com/office/drawing/2015/10/21/chartex" xmlns:cx3="http://schemas.microsoft.com/office/drawing/2016/5/9/chartex" xmlns:cx4="http://schemas.microsoft.com/office/drawing/2016/5/10/chartex" xmlns:cx5="http://schemas.microsoft.com/office/drawing/2016/5/11/chartex" xmlns:cx6="http://schemas.microsoft.com/office/drawing/2016/5/12/chartex" xmlns:cx7="http://schemas.microsoft.com/office/drawing/2016/5/13/chartex" xmlns:cx8="http://schemas.microsoft.com/office/drawing/2016/5/14/chartex" xmlns:mc="http://schemas.openxmlformats.org/markup-compatibility/2006" xmlns:aink="http://schemas.microsoft.com/office/drawing/2016/ink" xmlns:am3d="http://schemas.microsoft.com/office/drawing/2017/model3d" xmlns:o="urn:schemas-microsoft-com:office:office" xmlns:oel="http://schemas.microsoft.com/office/2019/extlst" xmlns:r="http://schemas.openxmlformats.org/officeDocument/2006/relationships" xmlns:m="http://schemas.openxmlformats.org/officeDocument/2006/math" xmlns:v="urn:schemas-microsoft-com:vml" xmlns:wp14="http://schemas.microsoft.com/office/word/2010/wordprocessingDrawing" xmlns:wp="http://schemas.openxmlformats.org/drawingml/2006/wordprocessingDrawing" xmlns:w10="urn:schemas-microsoft-com:office:word" xmlns:w="http://schemas.openxmlformats.org/wordprocessingml/2006/main" xmlns:w14="http://schemas.microsoft.com/office/word/2010/wordml" xmlns:w15="http://schemas.microsoft.com/office/word/2012/wordml" xmlns:w16cex="http://schemas.microsoft.com/office/word/2018/wordml/cex" xmlns:w16cid="http://schemas.microsoft.com/office/word/2016/wordml/cid" xmlns:w16="http://schemas.microsoft.com/office/word/2018/wordml" xmlns:w16sdtdh="http://schemas.microsoft.com/office/word/2020/wordml/sdtdatahash" xmlns:w16se="http://schemas.microsoft.com/office/word/2015/wordml/symex" xmlns:wpg="http://schemas.microsoft.com/office/word/2010/wordprocessingGroup" xmlns:wpi="http://schemas.microsoft.com/office/word/2010/wordprocessingInk" xmlns:wne="http://schemas.microsoft.com/office/word/2006/wordml" xmlns:wps="http://schemas.microsoft.com/office/word/2010/wordprocessingShape" mc:Ignorable="w14 w15 w16se w16cid w16 w16cex w16sdtdh wp14">
   <w:abstractNum w:abstractNumId="0" w15:restartNumberingAfterBreak="0">
     <w:nsid w:val="04317FF2"/>
     <w:multiLevelType w:val="hybridMultilevel"/>
@@ -19494,7 +19538,7 @@
 </file>
 
 <file path=word/styles.xml><?xml version="1.0" encoding="utf-8"?>
-<w:styles xmlns:mc="http://schemas.openxmlformats.org/markup-compatibility/2006" xmlns:r="http://schemas.openxmlformats.org/officeDocument/2006/relationships" xmlns:w="http://schemas.openxmlformats.org/wordprocessingml/2006/main" xmlns:w14="http://schemas.microsoft.com/office/word/2010/wordml" xmlns:w15="http://schemas.microsoft.com/office/word/2012/wordml" xmlns:w16cex="http://schemas.microsoft.com/office/word/2018/wordml/cex" xmlns:w16cid="http://schemas.microsoft.com/office/word/2016/wordml/cid" xmlns:w16="http://schemas.microsoft.com/office/word/2018/wordml" xmlns:w16du="http://schemas.microsoft.com/office/word/2023/wordml/word16du" xmlns:w16sdtdh="http://schemas.microsoft.com/office/word/2020/wordml/sdtdatahash" xmlns:w16sdtfl="http://schemas.microsoft.com/office/word/2024/wordml/sdtformatlock" xmlns:w16se="http://schemas.microsoft.com/office/word/2015/wordml/symex" mc:Ignorable="w14 w15 w16se w16cid w16 w16cex w16sdtdh w16sdtfl w16du">
+<w:styles xmlns:mc="http://schemas.openxmlformats.org/markup-compatibility/2006" xmlns:r="http://schemas.openxmlformats.org/officeDocument/2006/relationships" xmlns:w="http://schemas.openxmlformats.org/wordprocessingml/2006/main" xmlns:w14="http://schemas.microsoft.com/office/word/2010/wordml" xmlns:w15="http://schemas.microsoft.com/office/word/2012/wordml" xmlns:w16cex="http://schemas.microsoft.com/office/word/2018/wordml/cex" xmlns:w16cid="http://schemas.microsoft.com/office/word/2016/wordml/cid" xmlns:w16="http://schemas.microsoft.com/office/word/2018/wordml" xmlns:w16sdtdh="http://schemas.microsoft.com/office/word/2020/wordml/sdtdatahash" xmlns:w16se="http://schemas.microsoft.com/office/word/2015/wordml/symex" mc:Ignorable="w14 w15 w16se w16cid w16 w16cex w16sdtdh">
   <w:docDefaults>
     <w:rPrDefault>
       <w:rPr>
@@ -19890,6 +19934,7 @@
   </w:style>
   <w:style w:type="paragraph" w:styleId="Ttulo1">
     <w:name w:val="heading 1"/>
+    <w:link w:val="Ttulo1Car"/>
     <w:uiPriority w:val="9"/>
     <w:qFormat/>
     <w:pPr>
@@ -19982,7 +20027,6 @@
   <w:style w:type="character" w:default="1" w:styleId="Fuentedeprrafopredeter">
     <w:name w:val="Default Paragraph Font"/>
     <w:uiPriority w:val="1"/>
-    <w:semiHidden/>
     <w:unhideWhenUsed/>
   </w:style>
   <w:style w:type="table" w:default="1" w:styleId="Tablanormal">
@@ -20158,6 +20202,20 @@
     <w:link w:val="Piedepgina"/>
     <w:uiPriority w:val="99"/>
     <w:rsid w:val="00CA04BC"/>
+  </w:style>
+  <w:style w:type="character" w:customStyle="1" w:styleId="Ttulo1Car">
+    <w:name w:val="Título 1 Car"/>
+    <w:basedOn w:val="Fuentedeprrafopredeter"/>
+    <w:link w:val="Ttulo1"/>
+    <w:uiPriority w:val="9"/>
+    <w:rsid w:val="007E7298"/>
+    <w:rPr>
+      <w:b/>
+      <w:bCs/>
+      <w:color w:val="1F5C99"/>
+      <w:sz w:val="32"/>
+      <w:szCs w:val="32"/>
+    </w:rPr>
   </w:style>
 </w:styles>
 </file>

--- a/ESTACION_AQ_ACTUALIZADO.docx
+++ b/ESTACION_AQ_ACTUALIZADO.docx
@@ -1,6 +1,6 @@
 
 <file path=word/document.xml><?xml version="1.0" encoding="utf-8"?>
-<w:document xmlns:wpc="http://schemas.microsoft.com/office/word/2010/wordprocessingCanvas" xmlns:cx="http://schemas.microsoft.com/office/drawing/2014/chartex" xmlns:cx1="http://schemas.microsoft.com/office/drawing/2015/9/8/chartex" xmlns:cx2="http://schemas.microsoft.com/office/drawing/2015/10/21/chartex" xmlns:cx3="http://schemas.microsoft.com/office/drawing/2016/5/9/chartex" xmlns:cx4="http://schemas.microsoft.com/office/drawing/2016/5/10/chartex" xmlns:cx5="http://schemas.microsoft.com/office/drawing/2016/5/11/chartex" xmlns:cx6="http://schemas.microsoft.com/office/drawing/2016/5/12/chartex" xmlns:cx7="http://schemas.microsoft.com/office/drawing/2016/5/13/chartex" xmlns:cx8="http://schemas.microsoft.com/office/drawing/2016/5/14/chartex" xmlns:mc="http://schemas.openxmlformats.org/markup-compatibility/2006" xmlns:aink="http://schemas.microsoft.com/office/drawing/2016/ink" xmlns:am3d="http://schemas.microsoft.com/office/drawing/2017/model3d" xmlns:o="urn:schemas-microsoft-com:office:office" xmlns:oel="http://schemas.microsoft.com/office/2019/extlst" xmlns:r="http://schemas.openxmlformats.org/officeDocument/2006/relationships" xmlns:m="http://schemas.openxmlformats.org/officeDocument/2006/math" xmlns:v="urn:schemas-microsoft-com:vml" xmlns:wp14="http://schemas.microsoft.com/office/word/2010/wordprocessingDrawing" xmlns:wp="http://schemas.openxmlformats.org/drawingml/2006/wordprocessingDrawing" xmlns:w10="urn:schemas-microsoft-com:office:word" xmlns:w="http://schemas.openxmlformats.org/wordprocessingml/2006/main" xmlns:w14="http://schemas.microsoft.com/office/word/2010/wordml" xmlns:w15="http://schemas.microsoft.com/office/word/2012/wordml" xmlns:w16cex="http://schemas.microsoft.com/office/word/2018/wordml/cex" xmlns:w16cid="http://schemas.microsoft.com/office/word/2016/wordml/cid" xmlns:w16="http://schemas.microsoft.com/office/word/2018/wordml" xmlns:w16sdtdh="http://schemas.microsoft.com/office/word/2020/wordml/sdtdatahash" xmlns:w16se="http://schemas.microsoft.com/office/word/2015/wordml/symex" xmlns:wpg="http://schemas.microsoft.com/office/word/2010/wordprocessingGroup" xmlns:wpi="http://schemas.microsoft.com/office/word/2010/wordprocessingInk" xmlns:wne="http://schemas.microsoft.com/office/word/2006/wordml" xmlns:wps="http://schemas.microsoft.com/office/word/2010/wordprocessingShape" mc:Ignorable="w14 w15 w16se w16cid w16 w16cex w16sdtdh wp14">
+<w:document xmlns:wpc="http://schemas.microsoft.com/office/word/2010/wordprocessingCanvas" xmlns:cx="http://schemas.microsoft.com/office/drawing/2014/chartex" xmlns:cx1="http://schemas.microsoft.com/office/drawing/2015/9/8/chartex" xmlns:cx2="http://schemas.microsoft.com/office/drawing/2015/10/21/chartex" xmlns:cx3="http://schemas.microsoft.com/office/drawing/2016/5/9/chartex" xmlns:cx4="http://schemas.microsoft.com/office/drawing/2016/5/10/chartex" xmlns:cx5="http://schemas.microsoft.com/office/drawing/2016/5/11/chartex" xmlns:cx6="http://schemas.microsoft.com/office/drawing/2016/5/12/chartex" xmlns:cx7="http://schemas.microsoft.com/office/drawing/2016/5/13/chartex" xmlns:cx8="http://schemas.microsoft.com/office/drawing/2016/5/14/chartex" xmlns:mc="http://schemas.openxmlformats.org/markup-compatibility/2006" xmlns:aink="http://schemas.microsoft.com/office/drawing/2016/ink" xmlns:am3d="http://schemas.microsoft.com/office/drawing/2017/model3d" xmlns:o="urn:schemas-microsoft-com:office:office" xmlns:oel="http://schemas.microsoft.com/office/2019/extlst" xmlns:r="http://schemas.openxmlformats.org/officeDocument/2006/relationships" xmlns:m="http://schemas.openxmlformats.org/officeDocument/2006/math" xmlns:v="urn:schemas-microsoft-com:vml" xmlns:wp14="http://schemas.microsoft.com/office/word/2010/wordprocessingDrawing" xmlns:wp="http://schemas.openxmlformats.org/drawingml/2006/wordprocessingDrawing" xmlns:w10="urn:schemas-microsoft-com:office:word" xmlns:w="http://schemas.openxmlformats.org/wordprocessingml/2006/main" xmlns:w14="http://schemas.microsoft.com/office/word/2010/wordml" xmlns:w15="http://schemas.microsoft.com/office/word/2012/wordml" xmlns:w16cex="http://schemas.microsoft.com/office/word/2018/wordml/cex" xmlns:w16cid="http://schemas.microsoft.com/office/word/2016/wordml/cid" xmlns:w16="http://schemas.microsoft.com/office/word/2018/wordml" xmlns:w16du="http://schemas.microsoft.com/office/word/2023/wordml/word16du" xmlns:w16sdtdh="http://schemas.microsoft.com/office/word/2020/wordml/sdtdatahash" xmlns:w16sdtfl="http://schemas.microsoft.com/office/word/2024/wordml/sdtformatlock" xmlns:w16se="http://schemas.microsoft.com/office/word/2015/wordml/symex" xmlns:wpg="http://schemas.microsoft.com/office/word/2010/wordprocessingGroup" xmlns:wpi="http://schemas.microsoft.com/office/word/2010/wordprocessingInk" xmlns:wne="http://schemas.microsoft.com/office/word/2006/wordml" xmlns:wps="http://schemas.microsoft.com/office/word/2010/wordprocessingShape" mc:Ignorable="w14 w15 w16se w16cid w16 w16cex w16sdtdh w16sdtfl w16du wp14">
   <w:body>
     <w:p>
       <w:pPr>
@@ -397,15 +397,7 @@
       </w:r>
       <w:proofErr w:type="spellEnd"/>
       <w:r>
-        <w:t xml:space="preserve">— generan señales de voltaje analógico compatibles con el ADC del ESP32-S3-WROOM-1U directamente. El circuito de acondicionamiento incluye filtros RC </w:t>
-      </w:r>
-      <w:proofErr w:type="spellStart"/>
-      <w:r>
-        <w:t>pasabajas</w:t>
-      </w:r>
-      <w:proofErr w:type="spellEnd"/>
-      <w:r>
-        <w:t xml:space="preserve"> y seguidores de voltaje (LMV321) para garantizar lecturas estables, mientras que la referencia REF2033A provee la tensión de referencia precisa necesaria para la adquisición. Los gases elegidos —CO y NO</w:t>
+        <w:t>— generan señales de voltaje analógico compatibles con el ADC del ESP32-S3-WROOM-1U directamente. El circuito de acondicionamiento incluye filtros RC pasabajas y seguidores de voltaje (LMV321) para garantizar lecturas estables. Los gases elegidos —CO y NO</w:t>
       </w:r>
       <w:r>
         <w:rPr>
@@ -634,23 +626,7 @@
         <w:spacing w:before="60" w:after="60"/>
       </w:pPr>
       <w:r>
-        <w:t xml:space="preserve">Implementar adquisición ADC, muestreo y procesamiento digital (promedios/ventanas, </w:t>
-      </w:r>
-      <w:proofErr w:type="spellStart"/>
-      <w:r>
-        <w:t>outliers</w:t>
-      </w:r>
-      <w:proofErr w:type="spellEnd"/>
-      <w:r>
-        <w:t xml:space="preserve">, </w:t>
-      </w:r>
-      <w:proofErr w:type="spellStart"/>
-      <w:r>
-        <w:t>baseline</w:t>
-      </w:r>
-      <w:proofErr w:type="spellEnd"/>
-      <w:r>
-        <w:t>).</w:t>
+        <w:t>Publicar datos mediante un esquema de comunicación IoT usando un formato estándar de mensajes JSON.</w:t>
       </w:r>
     </w:p>
     <w:p>
@@ -663,15 +639,23 @@
         <w:spacing w:before="60" w:after="60"/>
       </w:pPr>
       <w:r>
-        <w:t xml:space="preserve">Publicar datos mediante un esquema de comunicación </w:t>
+        <w:t>Integrar todos los módulos en un sistema común (</w:t>
       </w:r>
       <w:proofErr w:type="spellStart"/>
       <w:r>
-        <w:t>IoT</w:t>
+        <w:t>hub</w:t>
       </w:r>
       <w:proofErr w:type="spellEnd"/>
       <w:r>
-        <w:t xml:space="preserve"> usando un formato estándar de mensajes JSON.</w:t>
+        <w:t xml:space="preserve">) con almacenamiento, alertas y </w:t>
+      </w:r>
+      <w:proofErr w:type="spellStart"/>
+      <w:r>
+        <w:t>dashboard</w:t>
+      </w:r>
+      <w:proofErr w:type="spellEnd"/>
+      <w:r>
+        <w:t xml:space="preserve"> web.</w:t>
       </w:r>
     </w:p>
     <w:p>
@@ -684,35 +668,6 @@
         <w:spacing w:before="60" w:after="60"/>
       </w:pPr>
       <w:r>
-        <w:t>Integrar todos los módulos en un sistema común (</w:t>
-      </w:r>
-      <w:proofErr w:type="spellStart"/>
-      <w:r>
-        <w:t>hub</w:t>
-      </w:r>
-      <w:proofErr w:type="spellEnd"/>
-      <w:r>
-        <w:t xml:space="preserve">) con almacenamiento, alertas y </w:t>
-      </w:r>
-      <w:proofErr w:type="spellStart"/>
-      <w:r>
-        <w:t>dashboard</w:t>
-      </w:r>
-      <w:proofErr w:type="spellEnd"/>
-      <w:r>
-        <w:t xml:space="preserve"> web.</w:t>
-      </w:r>
-    </w:p>
-    <w:p>
-      <w:pPr>
-        <w:pStyle w:val="Prrafodelista"/>
-        <w:numPr>
-          <w:ilvl w:val="0"/>
-          <w:numId w:val="2"/>
-        </w:numPr>
-        <w:spacing w:before="60" w:after="60"/>
-      </w:pPr>
-      <w:r>
         <w:t>Realizar calibración mínima y reportar un presupuesto básico de error.</w:t>
       </w:r>
     </w:p>
@@ -837,8 +792,11 @@
         <w:jc w:val="both"/>
       </w:pPr>
       <w:r>
+        <w:t xml:space="preserve">Kumar et al. (2015) realizaron una revisión exhaustiva del estado del arte en sistemas de sensores de bajo costo para monitoreo de calidad del aire urbana. Analizaron comparativamente las tecnologías disponibles —electroquímica, MOX, fotoionización (PID) </w:t>
+      </w:r>
+      <w:r>
         <w:lastRenderedPageBreak/>
-        <w:t>Kumar et al. (2015) realizaron una revisión exhaustiva del estado del arte en sistemas de sensores de bajo costo para monitoreo de calidad del aire urbana. Analizaron comparativamente las tecnologías disponibles —electroquímica, MOX, fotoionización (PID) y NDIR— en términos de sensibilidad, deriva temporal, efecto de la humedad relativa, costo y complejidad de calibración. Sus conclusiones identifican que la principal barrera de adopción de sensores de bajo costo no es la sensibilidad inicial, sino la deriva de calibración a largo plazo y el efecto de la humedad relativa sobre la respuesta del sensor.</w:t>
+        <w:t>y NDIR— en términos de sensibilidad, deriva temporal, efecto de la humedad relativa, costo y complejidad de calibración. Sus conclusiones identifican que la principal barrera de adopción de sensores de bajo costo no es la sensibilidad inicial, sino la deriva de calibración a largo plazo y el efecto de la humedad relativa sobre la respuesta del sensor.</w:t>
       </w:r>
     </w:p>
     <w:p>
@@ -1500,7 +1458,6 @@
           </w:tcPr>
           <w:p>
             <w:r>
-              <w:lastRenderedPageBreak/>
               <w:t>Spinelle et al. (2015)</w:t>
             </w:r>
           </w:p>
@@ -1644,6 +1601,7 @@
           </w:tcPr>
           <w:p>
             <w:r>
+              <w:lastRenderedPageBreak/>
               <w:t>Zimmerman et al. (2018)</w:t>
             </w:r>
           </w:p>
@@ -2049,48 +2007,6 @@
       </w:pPr>
       <w:r>
         <w:t>Priorizar el canal de CO para validación inicial: los sensores de CO presentan el mejor desempeño relativo sin compensación ambiental.</w:t>
-      </w:r>
-    </w:p>
-    <w:p>
-      <w:pPr>
-        <w:pStyle w:val="Prrafodelista"/>
-        <w:numPr>
-          <w:ilvl w:val="0"/>
-          <w:numId w:val="2"/>
-        </w:numPr>
-        <w:spacing w:before="60" w:after="60"/>
-      </w:pPr>
-      <w:r>
-        <w:t>Reporte como índice relativo (</w:t>
-      </w:r>
-      <w:proofErr w:type="spellStart"/>
-      <w:r>
-        <w:t>ppm_est</w:t>
-      </w:r>
-      <w:proofErr w:type="spellEnd"/>
-      <w:r>
-        <w:t xml:space="preserve">): sin instrumento patrón disponible, los valores se reportarán como estimaciones relativas con </w:t>
-      </w:r>
-      <w:proofErr w:type="spellStart"/>
-      <w:r>
-        <w:t>baseline</w:t>
-      </w:r>
-      <w:proofErr w:type="spellEnd"/>
-      <w:r>
-        <w:t xml:space="preserve"> ajustado periódicamente.</w:t>
-      </w:r>
-    </w:p>
-    <w:p>
-      <w:pPr>
-        <w:pStyle w:val="Prrafodelista"/>
-        <w:numPr>
-          <w:ilvl w:val="0"/>
-          <w:numId w:val="2"/>
-        </w:numPr>
-        <w:spacing w:before="60" w:after="60"/>
-      </w:pPr>
-      <w:r>
-        <w:t>Diseño para calibración futura: recolectar y almacenar sistemáticamente T, HR y lecturas simultáneas facilitará la aplicación futura de modelos MLR o Random Forest.</w:t>
       </w:r>
     </w:p>
     <w:p>
@@ -2201,7 +2117,6 @@
                 <w:bCs/>
                 <w:color w:val="FFFFFF" w:themeColor="background1"/>
               </w:rPr>
-              <w:lastRenderedPageBreak/>
               <w:t>Gas</w:t>
             </w:r>
           </w:p>
@@ -2494,6 +2409,7 @@
           </w:tcPr>
           <w:p>
             <w:r>
+              <w:lastRenderedPageBreak/>
               <w:t>NO</w:t>
             </w:r>
             <w:r>
@@ -2811,7 +2727,19 @@
       </w:r>
       <w:proofErr w:type="spellEnd"/>
       <w:r>
-        <w:t>) con salida analógica de voltaje. Internamente emplea un elemento semiconductor calentado que varía su resistencia eléctrica en presencia de CO. A diferencia de los módulos MQ-7 tradicionales, el SEN0564 incorpora el circuito de acondicionamiento interno, entregando directamente una señal de voltaje proporcional a la concentración de CO en el rango de 5 a 5000 ppm. La salida opera entre 0.4 V (aire limpio) y 2.0 V (concentración máxima), compatible con la entrada del ADC del ESP32-S3-WROOM-1U sin necesidad de divisores resistivos externos.</w:t>
+        <w:t xml:space="preserve">) con salida analógica de voltaje. Internamente emplea un elemento semiconductor calentado que varía su resistencia eléctrica en presencia de CO. A diferencia de los módulos MQ-7 tradicionales, el SEN0564 incorpora el circuito de acondicionamiento interno, entregando directamente una señal de voltaje proporcional a la concentración de CO en el rango de 5 a 5000 ppm. La salida opera entre </w:t>
+      </w:r>
+      <w:r>
+        <w:t>1</w:t>
+      </w:r>
+      <w:r>
+        <w:t xml:space="preserve">V (aire limpio) y </w:t>
+      </w:r>
+      <w:r>
+        <w:t>3.5</w:t>
+      </w:r>
+      <w:r>
+        <w:t xml:space="preserve"> V (concentración máxima).</w:t>
       </w:r>
     </w:p>
     <w:p>
@@ -3016,7 +2944,6 @@
           <w:sz w:val="24"/>
           <w:szCs w:val="24"/>
         </w:rPr>
-        <w:lastRenderedPageBreak/>
         <w:t>4.3 Conceptos Base de Instrumentación del Módulo</w:t>
       </w:r>
     </w:p>
@@ -3026,16 +2953,11 @@
         <w:jc w:val="both"/>
       </w:pPr>
       <w:r>
-        <w:t>El seguidor de voltaje (buffer) implementado con el amplificador LMV321 cumple la función de adaptar la impedancia de salida de los sensores SEN0564 y SEN0574 a la impedancia de entrada del ADC del ESP32-S3-WROOM-1U. Sin este buffer, la carga capacitiva y resistiva del ADC puede alterar la lectura de los sensores, especialmente durante el proceso de muestreo del convertidor SAR. El LMV321 opera en configuración de seguidor unitario (ganancia 1), con rail-to-rail de salida, lo que lo hace adecuado para señales que cubren todo el rango de alimentación de 3.3 V.</w:t>
-      </w:r>
-    </w:p>
-    <w:p>
-      <w:pPr>
-        <w:spacing w:before="80" w:after="80"/>
-        <w:jc w:val="both"/>
-      </w:pPr>
-      <w:r>
-        <w:t>La referencia de voltaje REF2033A provee una tensión de referencia dual y estable de 3.3 V y 1.65 V, con baja deriva térmica, para alimentar la electrónica de acondicionamiento y servir como referencia del ADC. Su estabilidad es superior a la del regulador LP38692MP-3.3, que se usa para alimentación general del sistema.</w:t>
+        <w:t xml:space="preserve">El seguidor de voltaje (buffer) implementado con el amplificador LMV321 cumple la función de adaptar la impedancia de salida de los sensores SEN0564 y SEN0574 a la impedancia de entrada del ADC del ESP32-S3-WROOM-1U. Sin este buffer, la carga capacitiva y resistiva del ADC puede alterar la lectura de los sensores, especialmente durante el proceso </w:t>
+      </w:r>
+      <w:r>
+        <w:lastRenderedPageBreak/>
+        <w:t>de muestreo del convertidor SAR. El LMV321 opera en configuración de seguidor unitario (ganancia 1), con rail-to-rail de salida, lo que lo hace adecuado para señales que cubren todo el rango de alimentación de 3.3V.</w:t>
       </w:r>
     </w:p>
     <w:p>
@@ -3080,20 +3002,12 @@
         <w:jc w:val="both"/>
       </w:pPr>
       <w:r>
-        <w:t xml:space="preserve">Se implementa un filtro RC de primer orden pasivo a la salida de cada sensor, antes del buffer LMV321. Con R = 10 kΩ y C = 1.5 µF, la frecuencia de corte resulta </w:t>
-      </w:r>
-      <w:proofErr w:type="spellStart"/>
-      <w:r>
-        <w:t>fc</w:t>
-      </w:r>
-      <w:proofErr w:type="spellEnd"/>
-      <w:r>
-        <w:t xml:space="preserve"> ≈ 10.6 Hz. Esta topología conserva la dinámica lenta del gas y atenúa perturbaciones rápidas asociadas al ruido, siendo suficiente para una etapa de adquisición de baja velocidad como la de este módulo.</w:t>
-      </w:r>
-    </w:p>
-    <w:p>
-      <w:pPr>
-        <w:pStyle w:val="Ttulo2"/>
+        <w:t>Se implementa un filtro RC de primer orden pasivo a la salida de cada sensor, antes del buffer LMV321. Con R = 10 kΩ y C = 1.5 µF, la frecuencia de corte resulta fc ≈ 10.6 Hz. Esta topología conserva la dinámica lenta del gas y atenúa perturbaciones rápidas asociadas al ruido, siendo suficiente para una etapa de adquisición de baja velocidad como la de este módulo.</w:t>
+      </w:r>
+    </w:p>
+    <w:p>
+      <w:pPr>
+        <w:pStyle w:val="Ttulo1"/>
         <w:rPr>
           <w:color w:val="auto"/>
           <w:sz w:val="24"/>
@@ -3106,232 +3020,26 @@
           <w:sz w:val="24"/>
           <w:szCs w:val="24"/>
         </w:rPr>
-        <w:t>4.5 Muestreo y Nyquist (Relación Filtro–</w:t>
-      </w:r>
-      <w:proofErr w:type="spellStart"/>
-      <w:r>
+        <w:t>5. REQUISITOS Y CRITERIOS DE ACEPTACIÓN</w:t>
+      </w:r>
+    </w:p>
+    <w:p>
+      <w:pPr>
+        <w:pStyle w:val="Ttulo2"/>
         <w:rPr>
           <w:color w:val="auto"/>
           <w:sz w:val="24"/>
           <w:szCs w:val="24"/>
         </w:rPr>
-        <w:t>fs</w:t>
-      </w:r>
-      <w:proofErr w:type="spellEnd"/>
+      </w:pPr>
       <w:r>
         <w:rPr>
           <w:color w:val="auto"/>
           <w:sz w:val="24"/>
           <w:szCs w:val="24"/>
         </w:rPr>
-        <w:t>)</w:t>
-      </w:r>
-    </w:p>
-    <w:p>
-      <w:pPr>
-        <w:spacing w:before="80" w:after="80"/>
-        <w:jc w:val="both"/>
-      </w:pPr>
-      <w:r>
-        <w:t xml:space="preserve">El ADC SAR de 12 bits del ESP32-S3-WROOM-1U tiene rango de entrada 0–3.3 V, resolución teórica de 0.806 </w:t>
-      </w:r>
-      <w:proofErr w:type="spellStart"/>
-      <w:r>
-        <w:t>mV</w:t>
-      </w:r>
-      <w:proofErr w:type="spellEnd"/>
-      <w:r>
-        <w:t xml:space="preserve"> por bit, y tasa de muestreo máxima de 2 </w:t>
-      </w:r>
-      <w:proofErr w:type="spellStart"/>
-      <w:r>
-        <w:t>Msps</w:t>
-      </w:r>
-      <w:proofErr w:type="spellEnd"/>
-      <w:r>
-        <w:t xml:space="preserve">. Para mejorar la resolución efectiva se implementa la técnica de </w:t>
-      </w:r>
-      <w:proofErr w:type="spellStart"/>
-      <w:r>
-        <w:t>sobremuestreo</w:t>
-      </w:r>
-      <w:proofErr w:type="spellEnd"/>
-      <w:r>
-        <w:t xml:space="preserve"> y promediado: se adquieren N muestras a frecuencia </w:t>
-      </w:r>
-      <w:proofErr w:type="spellStart"/>
-      <w:r>
-        <w:t>fs</w:t>
-      </w:r>
-      <w:proofErr w:type="spellEnd"/>
-      <w:r>
-        <w:t xml:space="preserve"> y se promedian, obteniendo una ganancia en resolución de log</w:t>
-      </w:r>
-      <w:r>
-        <w:rPr>
-          <w:rFonts w:ascii="Cambria Math" w:hAnsi="Cambria Math" w:cs="Cambria Math"/>
-        </w:rPr>
-        <w:t>₂</w:t>
-      </w:r>
-      <w:r>
-        <w:t xml:space="preserve">(N)/2 bits adicionales. La frecuencia de corte del filtro </w:t>
-      </w:r>
-      <w:proofErr w:type="spellStart"/>
-      <w:r>
-        <w:t>anti-alias</w:t>
-      </w:r>
-      <w:proofErr w:type="spellEnd"/>
-      <w:r>
-        <w:t xml:space="preserve"> debe cumplir </w:t>
-      </w:r>
-      <w:proofErr w:type="spellStart"/>
-      <w:r>
-        <w:t>fc_AA</w:t>
-      </w:r>
-      <w:proofErr w:type="spellEnd"/>
-      <w:r>
-        <w:t xml:space="preserve"> ≤ </w:t>
-      </w:r>
-      <w:proofErr w:type="spellStart"/>
-      <w:r>
-        <w:t>fs</w:t>
-      </w:r>
-      <w:proofErr w:type="spellEnd"/>
-      <w:r>
-        <w:t xml:space="preserve">/2; con </w:t>
-      </w:r>
-      <w:proofErr w:type="spellStart"/>
-      <w:r>
-        <w:t>fc</w:t>
-      </w:r>
-      <w:proofErr w:type="spellEnd"/>
-      <w:r>
-        <w:t xml:space="preserve"> = 10.6 Hz del filtro RC, el muestreo a </w:t>
-      </w:r>
-      <w:proofErr w:type="spellStart"/>
-      <w:r>
-        <w:t>fs</w:t>
-      </w:r>
-      <w:proofErr w:type="spellEnd"/>
-      <w:r>
-        <w:t xml:space="preserve"> ≥ 50 Hz satisface esta condición.</w:t>
-      </w:r>
-    </w:p>
-    <w:p>
-      <w:pPr>
-        <w:pStyle w:val="Ttulo2"/>
-        <w:rPr>
-          <w:color w:val="auto"/>
-          <w:sz w:val="24"/>
-          <w:szCs w:val="24"/>
-        </w:rPr>
-      </w:pPr>
-      <w:r>
-        <w:rPr>
-          <w:color w:val="auto"/>
-          <w:sz w:val="24"/>
-          <w:szCs w:val="24"/>
-        </w:rPr>
-        <w:t>4.6 Procesamiento Digital Mínimo</w:t>
-      </w:r>
-    </w:p>
-    <w:p>
-      <w:pPr>
-        <w:spacing w:before="80" w:after="80"/>
-        <w:jc w:val="both"/>
-      </w:pPr>
-      <w:r>
-        <w:t xml:space="preserve">El firmware del ESP32-S3-WROOM-1U implementa ventanas deslizantes de 32–64 muestras para promediado, descarte de </w:t>
-      </w:r>
-      <w:proofErr w:type="spellStart"/>
-      <w:r>
-        <w:t>outliers</w:t>
-      </w:r>
-      <w:proofErr w:type="spellEnd"/>
-      <w:r>
-        <w:t xml:space="preserve"> por criterio de 3 desviaciones estándar, y ajuste de </w:t>
-      </w:r>
-      <w:proofErr w:type="spellStart"/>
-      <w:r>
-        <w:t>baseline</w:t>
-      </w:r>
-      <w:proofErr w:type="spellEnd"/>
-      <w:r>
-        <w:t xml:space="preserve"> en aire limpio. Los estados de calidad gestionados son: </w:t>
-      </w:r>
-      <w:proofErr w:type="spellStart"/>
-      <w:r>
-        <w:t>warmup</w:t>
-      </w:r>
-      <w:proofErr w:type="spellEnd"/>
-      <w:r>
-        <w:t xml:space="preserve">, ok, </w:t>
-      </w:r>
-      <w:proofErr w:type="spellStart"/>
-      <w:r>
-        <w:t>fault</w:t>
-      </w:r>
-      <w:proofErr w:type="spellEnd"/>
-      <w:r>
-        <w:t xml:space="preserve">, </w:t>
-      </w:r>
-      <w:proofErr w:type="spellStart"/>
-      <w:r>
-        <w:t>saturation</w:t>
-      </w:r>
-      <w:proofErr w:type="spellEnd"/>
-      <w:r>
-        <w:t xml:space="preserve"> y </w:t>
-      </w:r>
-      <w:proofErr w:type="spellStart"/>
-      <w:r>
-        <w:t>suspect</w:t>
-      </w:r>
-      <w:proofErr w:type="spellEnd"/>
-      <w:r>
-        <w:t>.</w:t>
-      </w:r>
-    </w:p>
-    <w:p>
-      <w:pPr>
-        <w:pStyle w:val="Ttulo1"/>
-        <w:rPr>
-          <w:color w:val="auto"/>
-          <w:sz w:val="24"/>
-          <w:szCs w:val="24"/>
-        </w:rPr>
-      </w:pPr>
-      <w:r>
-        <w:rPr>
-          <w:color w:val="auto"/>
-          <w:sz w:val="24"/>
-          <w:szCs w:val="24"/>
-        </w:rPr>
-        <w:t>5. REQUISITOS Y CRITERIOS DE ACEPTACIÓN</w:t>
-      </w:r>
-    </w:p>
-    <w:p>
-      <w:pPr>
-        <w:pStyle w:val="Ttulo2"/>
-        <w:rPr>
-          <w:color w:val="auto"/>
-          <w:sz w:val="24"/>
-          <w:szCs w:val="24"/>
-        </w:rPr>
-      </w:pPr>
-      <w:r>
-        <w:rPr>
-          <w:color w:val="auto"/>
-          <w:sz w:val="24"/>
-          <w:szCs w:val="24"/>
-        </w:rPr>
         <w:t>5.1 Requisitos Funcionales</w:t>
       </w:r>
-    </w:p>
-    <w:p>
-      <w:pPr>
-        <w:spacing w:before="60" w:after="60"/>
-      </w:pPr>
     </w:p>
     <w:tbl>
       <w:tblPr>
@@ -3361,7 +3069,7 @@
         </w:trPr>
         <w:tc>
           <w:tcPr>
-            <w:tcW w:w="800" w:type="dxa"/>
+            <w:tcW w:w="787" w:type="dxa"/>
             <w:tcBorders>
               <w:top w:val="single" w:sz="1" w:space="0" w:color="AAAAAA"/>
               <w:left w:val="single" w:sz="1" w:space="0" w:color="AAAAAA"/>
@@ -3389,14 +3097,13 @@
                 <w:bCs/>
                 <w:color w:val="FFFFFF" w:themeColor="background1"/>
               </w:rPr>
-              <w:lastRenderedPageBreak/>
               <w:t>ID</w:t>
             </w:r>
           </w:p>
         </w:tc>
         <w:tc>
           <w:tcPr>
-            <w:tcW w:w="6600" w:type="dxa"/>
+            <w:tcW w:w="6319" w:type="dxa"/>
             <w:tcBorders>
               <w:top w:val="single" w:sz="1" w:space="0" w:color="AAAAAA"/>
               <w:left w:val="single" w:sz="1" w:space="0" w:color="AAAAAA"/>
@@ -3430,7 +3137,7 @@
         </w:tc>
         <w:tc>
           <w:tcPr>
-            <w:tcW w:w="1000" w:type="dxa"/>
+            <w:tcW w:w="1294" w:type="dxa"/>
             <w:tcBorders>
               <w:top w:val="single" w:sz="1" w:space="0" w:color="AAAAAA"/>
               <w:left w:val="single" w:sz="1" w:space="0" w:color="AAAAAA"/>
@@ -3466,7 +3173,7 @@
       <w:tr>
         <w:tc>
           <w:tcPr>
-            <w:tcW w:w="800" w:type="dxa"/>
+            <w:tcW w:w="787" w:type="dxa"/>
             <w:tcBorders>
               <w:top w:val="single" w:sz="1" w:space="0" w:color="CCCCCC"/>
               <w:left w:val="single" w:sz="1" w:space="0" w:color="CCCCCC"/>
@@ -3489,7 +3196,7 @@
         </w:tc>
         <w:tc>
           <w:tcPr>
-            <w:tcW w:w="6600" w:type="dxa"/>
+            <w:tcW w:w="6319" w:type="dxa"/>
             <w:tcBorders>
               <w:top w:val="single" w:sz="1" w:space="0" w:color="CCCCCC"/>
               <w:left w:val="single" w:sz="1" w:space="0" w:color="CCCCCC"/>
@@ -3520,7 +3227,7 @@
         </w:tc>
         <w:tc>
           <w:tcPr>
-            <w:tcW w:w="1000" w:type="dxa"/>
+            <w:tcW w:w="1294" w:type="dxa"/>
             <w:tcBorders>
               <w:top w:val="single" w:sz="1" w:space="0" w:color="CCCCCC"/>
               <w:left w:val="single" w:sz="1" w:space="0" w:color="CCCCCC"/>
@@ -3545,7 +3252,7 @@
       <w:tr>
         <w:tc>
           <w:tcPr>
-            <w:tcW w:w="800" w:type="dxa"/>
+            <w:tcW w:w="787" w:type="dxa"/>
             <w:tcBorders>
               <w:top w:val="single" w:sz="1" w:space="0" w:color="CCCCCC"/>
               <w:left w:val="single" w:sz="1" w:space="0" w:color="CCCCCC"/>
@@ -3568,7 +3275,7 @@
         </w:tc>
         <w:tc>
           <w:tcPr>
-            <w:tcW w:w="6600" w:type="dxa"/>
+            <w:tcW w:w="6319" w:type="dxa"/>
             <w:tcBorders>
               <w:top w:val="single" w:sz="1" w:space="0" w:color="CCCCCC"/>
               <w:left w:val="single" w:sz="1" w:space="0" w:color="CCCCCC"/>
@@ -3608,7 +3315,7 @@
         </w:tc>
         <w:tc>
           <w:tcPr>
-            <w:tcW w:w="1000" w:type="dxa"/>
+            <w:tcW w:w="1294" w:type="dxa"/>
             <w:tcBorders>
               <w:top w:val="single" w:sz="1" w:space="0" w:color="CCCCCC"/>
               <w:left w:val="single" w:sz="1" w:space="0" w:color="CCCCCC"/>
@@ -3633,7 +3340,7 @@
       <w:tr>
         <w:tc>
           <w:tcPr>
-            <w:tcW w:w="800" w:type="dxa"/>
+            <w:tcW w:w="787" w:type="dxa"/>
             <w:tcBorders>
               <w:top w:val="single" w:sz="1" w:space="0" w:color="CCCCCC"/>
               <w:left w:val="single" w:sz="1" w:space="0" w:color="CCCCCC"/>
@@ -3656,7 +3363,7 @@
         </w:tc>
         <w:tc>
           <w:tcPr>
-            <w:tcW w:w="6600" w:type="dxa"/>
+            <w:tcW w:w="6319" w:type="dxa"/>
             <w:tcBorders>
               <w:top w:val="single" w:sz="1" w:space="0" w:color="CCCCCC"/>
               <w:left w:val="single" w:sz="1" w:space="0" w:color="CCCCCC"/>
@@ -3696,7 +3403,7 @@
         </w:tc>
         <w:tc>
           <w:tcPr>
-            <w:tcW w:w="1000" w:type="dxa"/>
+            <w:tcW w:w="1294" w:type="dxa"/>
             <w:tcBorders>
               <w:top w:val="single" w:sz="1" w:space="0" w:color="CCCCCC"/>
               <w:left w:val="single" w:sz="1" w:space="0" w:color="CCCCCC"/>
@@ -3721,7 +3428,7 @@
       <w:tr>
         <w:tc>
           <w:tcPr>
-            <w:tcW w:w="800" w:type="dxa"/>
+            <w:tcW w:w="787" w:type="dxa"/>
             <w:tcBorders>
               <w:top w:val="single" w:sz="1" w:space="0" w:color="CCCCCC"/>
               <w:left w:val="single" w:sz="1" w:space="0" w:color="CCCCCC"/>
@@ -3744,7 +3451,7 @@
         </w:tc>
         <w:tc>
           <w:tcPr>
-            <w:tcW w:w="6600" w:type="dxa"/>
+            <w:tcW w:w="6319" w:type="dxa"/>
             <w:tcBorders>
               <w:top w:val="single" w:sz="1" w:space="0" w:color="CCCCCC"/>
               <w:left w:val="single" w:sz="1" w:space="0" w:color="CCCCCC"/>
@@ -3761,13 +3468,19 @@
           </w:tcPr>
           <w:p>
             <w:r>
-              <w:t>El circuito de acondicionamiento garantizará que la señal de salida de todos los canales analógicos se encuentre en el rango 0.1–3.2 V para el ADC.</w:t>
-            </w:r>
-          </w:p>
-        </w:tc>
-        <w:tc>
-          <w:tcPr>
-            <w:tcW w:w="1000" w:type="dxa"/>
+              <w:t>El circuito de acondicionamiento garantizará que la señal de salida de todos los canales analógicos se encuentre en el rango 0.1–3.</w:t>
+            </w:r>
+            <w:r>
+              <w:t>3</w:t>
+            </w:r>
+            <w:r>
+              <w:t xml:space="preserve"> V para el ADC.</w:t>
+            </w:r>
+          </w:p>
+        </w:tc>
+        <w:tc>
+          <w:tcPr>
+            <w:tcW w:w="1294" w:type="dxa"/>
             <w:tcBorders>
               <w:top w:val="single" w:sz="1" w:space="0" w:color="CCCCCC"/>
               <w:left w:val="single" w:sz="1" w:space="0" w:color="CCCCCC"/>
@@ -3792,7 +3505,7 @@
       <w:tr>
         <w:tc>
           <w:tcPr>
-            <w:tcW w:w="800" w:type="dxa"/>
+            <w:tcW w:w="787" w:type="dxa"/>
             <w:tcBorders>
               <w:top w:val="single" w:sz="1" w:space="0" w:color="CCCCCC"/>
               <w:left w:val="single" w:sz="1" w:space="0" w:color="CCCCCC"/>
@@ -3815,46 +3528,30 @@
         </w:tc>
         <w:tc>
           <w:tcPr>
-            <w:tcW w:w="6600" w:type="dxa"/>
-            <w:tcBorders>
-              <w:top w:val="single" w:sz="1" w:space="0" w:color="CCCCCC"/>
-              <w:left w:val="single" w:sz="1" w:space="0" w:color="CCCCCC"/>
-              <w:bottom w:val="single" w:sz="1" w:space="0" w:color="CCCCCC"/>
-              <w:right w:val="single" w:sz="1" w:space="0" w:color="CCCCCC"/>
-            </w:tcBorders>
-            <w:shd w:val="clear" w:color="auto" w:fill="F2F7FB"/>
-            <w:tcMar>
-              <w:top w:w="60" w:type="dxa"/>
-              <w:left w:w="100" w:type="dxa"/>
-              <w:bottom w:w="60" w:type="dxa"/>
-              <w:right w:w="100" w:type="dxa"/>
-            </w:tcMar>
-          </w:tcPr>
-          <w:p>
-            <w:r>
-              <w:t xml:space="preserve">Cada canal analógico contará con un filtro RC </w:t>
-            </w:r>
-            <w:proofErr w:type="spellStart"/>
-            <w:r>
-              <w:t>pasabajas</w:t>
-            </w:r>
-            <w:proofErr w:type="spellEnd"/>
-            <w:r>
-              <w:t xml:space="preserve"> (</w:t>
-            </w:r>
-            <w:proofErr w:type="spellStart"/>
-            <w:r>
-              <w:t>fc</w:t>
-            </w:r>
-            <w:proofErr w:type="spellEnd"/>
-            <w:r>
-              <w:t xml:space="preserve"> ≈ 10.6 Hz) y buffer LMV321 antes de la entrada ADC.</w:t>
-            </w:r>
-          </w:p>
-        </w:tc>
-        <w:tc>
-          <w:tcPr>
-            <w:tcW w:w="1000" w:type="dxa"/>
+            <w:tcW w:w="6319" w:type="dxa"/>
+            <w:tcBorders>
+              <w:top w:val="single" w:sz="1" w:space="0" w:color="CCCCCC"/>
+              <w:left w:val="single" w:sz="1" w:space="0" w:color="CCCCCC"/>
+              <w:bottom w:val="single" w:sz="1" w:space="0" w:color="CCCCCC"/>
+              <w:right w:val="single" w:sz="1" w:space="0" w:color="CCCCCC"/>
+            </w:tcBorders>
+            <w:shd w:val="clear" w:color="auto" w:fill="F2F7FB"/>
+            <w:tcMar>
+              <w:top w:w="60" w:type="dxa"/>
+              <w:left w:w="100" w:type="dxa"/>
+              <w:bottom w:w="60" w:type="dxa"/>
+              <w:right w:w="100" w:type="dxa"/>
+            </w:tcMar>
+          </w:tcPr>
+          <w:p>
+            <w:r>
+              <w:t>Cada canal analógico contará con un filtro RC pasabajas (fc ≈ 10.6 Hz) y buffer LMV321 antes de la entrada ADC.</w:t>
+            </w:r>
+          </w:p>
+        </w:tc>
+        <w:tc>
+          <w:tcPr>
+            <w:tcW w:w="1294" w:type="dxa"/>
             <w:tcBorders>
               <w:top w:val="single" w:sz="1" w:space="0" w:color="CCCCCC"/>
               <w:left w:val="single" w:sz="1" w:space="0" w:color="CCCCCC"/>
@@ -3879,7 +3576,7 @@
       <w:tr>
         <w:tc>
           <w:tcPr>
-            <w:tcW w:w="800" w:type="dxa"/>
+            <w:tcW w:w="787" w:type="dxa"/>
             <w:tcBorders>
               <w:top w:val="single" w:sz="1" w:space="0" w:color="CCCCCC"/>
               <w:left w:val="single" w:sz="1" w:space="0" w:color="CCCCCC"/>
@@ -3902,7 +3599,7 @@
         </w:tc>
         <w:tc>
           <w:tcPr>
-            <w:tcW w:w="6600" w:type="dxa"/>
+            <w:tcW w:w="6319" w:type="dxa"/>
             <w:tcBorders>
               <w:top w:val="single" w:sz="1" w:space="0" w:color="CCCCCC"/>
               <w:left w:val="single" w:sz="1" w:space="0" w:color="CCCCCC"/>
@@ -3933,7 +3630,7 @@
         </w:tc>
         <w:tc>
           <w:tcPr>
-            <w:tcW w:w="1000" w:type="dxa"/>
+            <w:tcW w:w="1294" w:type="dxa"/>
             <w:tcBorders>
               <w:top w:val="single" w:sz="1" w:space="0" w:color="CCCCCC"/>
               <w:left w:val="single" w:sz="1" w:space="0" w:color="CCCCCC"/>
@@ -3958,78 +3655,86 @@
       <w:tr>
         <w:tc>
           <w:tcPr>
-            <w:tcW w:w="800" w:type="dxa"/>
-            <w:tcBorders>
-              <w:top w:val="single" w:sz="1" w:space="0" w:color="CCCCCC"/>
-              <w:left w:val="single" w:sz="1" w:space="0" w:color="CCCCCC"/>
-              <w:bottom w:val="single" w:sz="1" w:space="0" w:color="CCCCCC"/>
-              <w:right w:val="single" w:sz="1" w:space="0" w:color="CCCCCC"/>
-            </w:tcBorders>
-            <w:shd w:val="clear" w:color="auto" w:fill="F2F7FB"/>
-            <w:tcMar>
-              <w:top w:w="60" w:type="dxa"/>
-              <w:left w:w="100" w:type="dxa"/>
-              <w:bottom w:w="60" w:type="dxa"/>
-              <w:right w:w="100" w:type="dxa"/>
-            </w:tcMar>
-          </w:tcPr>
-          <w:p>
-            <w:r>
-              <w:t>RF-07</w:t>
-            </w:r>
-          </w:p>
-        </w:tc>
-        <w:tc>
-          <w:tcPr>
-            <w:tcW w:w="6600" w:type="dxa"/>
-            <w:tcBorders>
-              <w:top w:val="single" w:sz="1" w:space="0" w:color="CCCCCC"/>
-              <w:left w:val="single" w:sz="1" w:space="0" w:color="CCCCCC"/>
-              <w:bottom w:val="single" w:sz="1" w:space="0" w:color="CCCCCC"/>
-              <w:right w:val="single" w:sz="1" w:space="0" w:color="CCCCCC"/>
-            </w:tcBorders>
-            <w:shd w:val="clear" w:color="auto" w:fill="F2F7FB"/>
-            <w:tcMar>
-              <w:top w:w="60" w:type="dxa"/>
-              <w:left w:w="100" w:type="dxa"/>
-              <w:bottom w:w="60" w:type="dxa"/>
-              <w:right w:w="100" w:type="dxa"/>
-            </w:tcMar>
-          </w:tcPr>
-          <w:p>
-            <w:r>
-              <w:t xml:space="preserve">El firmware calculará promedios por ventana deslizante (N ≥ 32 muestras) y descartará </w:t>
+            <w:tcW w:w="787" w:type="dxa"/>
+            <w:tcBorders>
+              <w:top w:val="single" w:sz="1" w:space="0" w:color="CCCCCC"/>
+              <w:left w:val="single" w:sz="1" w:space="0" w:color="CCCCCC"/>
+              <w:bottom w:val="single" w:sz="1" w:space="0" w:color="CCCCCC"/>
+              <w:right w:val="single" w:sz="1" w:space="0" w:color="CCCCCC"/>
+            </w:tcBorders>
+            <w:shd w:val="clear" w:color="auto" w:fill="F2F7FB"/>
+            <w:tcMar>
+              <w:top w:w="60" w:type="dxa"/>
+              <w:left w:w="100" w:type="dxa"/>
+              <w:bottom w:w="60" w:type="dxa"/>
+              <w:right w:w="100" w:type="dxa"/>
+            </w:tcMar>
+          </w:tcPr>
+          <w:p>
+            <w:r>
+              <w:t>RF-09</w:t>
+            </w:r>
+          </w:p>
+        </w:tc>
+        <w:tc>
+          <w:tcPr>
+            <w:tcW w:w="6319" w:type="dxa"/>
+            <w:tcBorders>
+              <w:top w:val="single" w:sz="1" w:space="0" w:color="CCCCCC"/>
+              <w:left w:val="single" w:sz="1" w:space="0" w:color="CCCCCC"/>
+              <w:bottom w:val="single" w:sz="1" w:space="0" w:color="CCCCCC"/>
+              <w:right w:val="single" w:sz="1" w:space="0" w:color="CCCCCC"/>
+            </w:tcBorders>
+            <w:shd w:val="clear" w:color="auto" w:fill="F2F7FB"/>
+            <w:tcMar>
+              <w:top w:w="60" w:type="dxa"/>
+              <w:left w:w="100" w:type="dxa"/>
+              <w:bottom w:w="60" w:type="dxa"/>
+              <w:right w:w="100" w:type="dxa"/>
+            </w:tcMar>
+          </w:tcPr>
+          <w:p>
+            <w:r>
+              <w:t xml:space="preserve">El módulo operará en dos modos: </w:t>
             </w:r>
             <w:proofErr w:type="spellStart"/>
             <w:r>
-              <w:t>outliers</w:t>
+              <w:t>indoor</w:t>
             </w:r>
             <w:proofErr w:type="spellEnd"/>
             <w:r>
-              <w:t xml:space="preserve"> (±3σ) antes de publicar datos.</w:t>
-            </w:r>
-          </w:p>
-        </w:tc>
-        <w:tc>
-          <w:tcPr>
-            <w:tcW w:w="1000" w:type="dxa"/>
-            <w:tcBorders>
-              <w:top w:val="single" w:sz="1" w:space="0" w:color="CCCCCC"/>
-              <w:left w:val="single" w:sz="1" w:space="0" w:color="CCCCCC"/>
-              <w:bottom w:val="single" w:sz="1" w:space="0" w:color="CCCCCC"/>
-              <w:right w:val="single" w:sz="1" w:space="0" w:color="CCCCCC"/>
-            </w:tcBorders>
-            <w:shd w:val="clear" w:color="auto" w:fill="F2F7FB"/>
-            <w:tcMar>
-              <w:top w:w="60" w:type="dxa"/>
-              <w:left w:w="100" w:type="dxa"/>
-              <w:bottom w:w="60" w:type="dxa"/>
-              <w:right w:w="100" w:type="dxa"/>
-            </w:tcMar>
-          </w:tcPr>
-          <w:p>
-            <w:r>
-              <w:t>Alta</w:t>
+              <w:t xml:space="preserve"> (publicación cada 10–30 s) y </w:t>
+            </w:r>
+            <w:proofErr w:type="spellStart"/>
+            <w:r>
+              <w:t>outdoor</w:t>
+            </w:r>
+            <w:proofErr w:type="spellEnd"/>
+            <w:r>
+              <w:t xml:space="preserve"> (publicación cada 30–60 s).</w:t>
+            </w:r>
+          </w:p>
+        </w:tc>
+        <w:tc>
+          <w:tcPr>
+            <w:tcW w:w="1294" w:type="dxa"/>
+            <w:tcBorders>
+              <w:top w:val="single" w:sz="1" w:space="0" w:color="CCCCCC"/>
+              <w:left w:val="single" w:sz="1" w:space="0" w:color="CCCCCC"/>
+              <w:bottom w:val="single" w:sz="1" w:space="0" w:color="CCCCCC"/>
+              <w:right w:val="single" w:sz="1" w:space="0" w:color="CCCCCC"/>
+            </w:tcBorders>
+            <w:shd w:val="clear" w:color="auto" w:fill="F2F7FB"/>
+            <w:tcMar>
+              <w:top w:w="60" w:type="dxa"/>
+              <w:left w:w="100" w:type="dxa"/>
+              <w:bottom w:w="60" w:type="dxa"/>
+              <w:right w:w="100" w:type="dxa"/>
+            </w:tcMar>
+          </w:tcPr>
+          <w:p>
+            <w:r>
+              <w:t>Media</w:t>
             </w:r>
           </w:p>
         </w:tc>
@@ -4037,7 +3742,7 @@
       <w:tr>
         <w:tc>
           <w:tcPr>
-            <w:tcW w:w="800" w:type="dxa"/>
+            <w:tcW w:w="787" w:type="dxa"/>
             <w:tcBorders>
               <w:top w:val="single" w:sz="1" w:space="0" w:color="CCCCCC"/>
               <w:left w:val="single" w:sz="1" w:space="0" w:color="CCCCCC"/>
@@ -4054,13 +3759,14 @@
           </w:tcPr>
           <w:p>
             <w:r>
-              <w:t>RF-08</w:t>
-            </w:r>
-          </w:p>
-        </w:tc>
-        <w:tc>
-          <w:tcPr>
-            <w:tcW w:w="6600" w:type="dxa"/>
+              <w:lastRenderedPageBreak/>
+              <w:t>RF-10</w:t>
+            </w:r>
+          </w:p>
+        </w:tc>
+        <w:tc>
+          <w:tcPr>
+            <w:tcW w:w="6319" w:type="dxa"/>
             <w:tcBorders>
               <w:top w:val="single" w:sz="1" w:space="0" w:color="CCCCCC"/>
               <w:left w:val="single" w:sz="1" w:space="0" w:color="CCCCCC"/>
@@ -4077,19 +3783,19 @@
           </w:tcPr>
           <w:p>
             <w:r>
-              <w:t xml:space="preserve">El módulo publicará mensajes JSON al </w:t>
+              <w:t xml:space="preserve">El firmware gestionará los estados del sensor: </w:t>
             </w:r>
             <w:proofErr w:type="spellStart"/>
             <w:r>
-              <w:t>hub</w:t>
+              <w:t>warmup</w:t>
             </w:r>
             <w:proofErr w:type="spellEnd"/>
             <w:r>
-              <w:t xml:space="preserve"> con los campos mínimos: module, </w:t>
+              <w:t xml:space="preserve">, ok, </w:t>
             </w:r>
             <w:proofErr w:type="spellStart"/>
             <w:r>
-              <w:t>environment</w:t>
+              <w:t>fault</w:t>
             </w:r>
             <w:proofErr w:type="spellEnd"/>
             <w:r>
@@ -4097,7 +3803,7 @@
             </w:r>
             <w:proofErr w:type="spellStart"/>
             <w:r>
-              <w:t>location</w:t>
+              <w:t>saturation</w:t>
             </w:r>
             <w:proofErr w:type="spellEnd"/>
             <w:r>
@@ -4105,65 +3811,17 @@
             </w:r>
             <w:proofErr w:type="spellStart"/>
             <w:r>
-              <w:t>ts</w:t>
+              <w:t>suspect</w:t>
             </w:r>
             <w:proofErr w:type="spellEnd"/>
             <w:r>
-              <w:t xml:space="preserve">, </w:t>
-            </w:r>
-            <w:proofErr w:type="spellStart"/>
-            <w:r>
-              <w:t>metrics</w:t>
-            </w:r>
-            <w:proofErr w:type="spellEnd"/>
-            <w:r>
-              <w:t xml:space="preserve"> (</w:t>
-            </w:r>
-            <w:proofErr w:type="spellStart"/>
-            <w:r>
-              <w:t>value</w:t>
-            </w:r>
-            <w:proofErr w:type="spellEnd"/>
-            <w:r>
-              <w:t xml:space="preserve">, </w:t>
-            </w:r>
-            <w:proofErr w:type="spellStart"/>
-            <w:r>
-              <w:t>unit</w:t>
-            </w:r>
-            <w:proofErr w:type="spellEnd"/>
-            <w:r>
-              <w:t xml:space="preserve">, </w:t>
-            </w:r>
-            <w:proofErr w:type="spellStart"/>
-            <w:r>
-              <w:t>quality</w:t>
-            </w:r>
-            <w:proofErr w:type="spellEnd"/>
-            <w:r>
-              <w:t xml:space="preserve">, </w:t>
-            </w:r>
-            <w:proofErr w:type="spellStart"/>
-            <w:r>
-              <w:t>temp_comp</w:t>
-            </w:r>
-            <w:proofErr w:type="spellEnd"/>
-            <w:r>
-              <w:t xml:space="preserve">, </w:t>
-            </w:r>
-            <w:proofErr w:type="spellStart"/>
-            <w:r>
-              <w:t>rh_comp</w:t>
-            </w:r>
-            <w:proofErr w:type="spellEnd"/>
-            <w:r>
-              <w:t>).</w:t>
-            </w:r>
-          </w:p>
-        </w:tc>
-        <w:tc>
-          <w:tcPr>
-            <w:tcW w:w="1000" w:type="dxa"/>
+              <w:t>.</w:t>
+            </w:r>
+          </w:p>
+        </w:tc>
+        <w:tc>
+          <w:tcPr>
+            <w:tcW w:w="1294" w:type="dxa"/>
             <w:tcBorders>
               <w:top w:val="single" w:sz="1" w:space="0" w:color="CCCCCC"/>
               <w:left w:val="single" w:sz="1" w:space="0" w:color="CCCCCC"/>
@@ -4188,197 +3846,7 @@
       <w:tr>
         <w:tc>
           <w:tcPr>
-            <w:tcW w:w="800" w:type="dxa"/>
-            <w:tcBorders>
-              <w:top w:val="single" w:sz="1" w:space="0" w:color="CCCCCC"/>
-              <w:left w:val="single" w:sz="1" w:space="0" w:color="CCCCCC"/>
-              <w:bottom w:val="single" w:sz="1" w:space="0" w:color="CCCCCC"/>
-              <w:right w:val="single" w:sz="1" w:space="0" w:color="CCCCCC"/>
-            </w:tcBorders>
-            <w:shd w:val="clear" w:color="auto" w:fill="F2F7FB"/>
-            <w:tcMar>
-              <w:top w:w="60" w:type="dxa"/>
-              <w:left w:w="100" w:type="dxa"/>
-              <w:bottom w:w="60" w:type="dxa"/>
-              <w:right w:w="100" w:type="dxa"/>
-            </w:tcMar>
-          </w:tcPr>
-          <w:p>
-            <w:r>
-              <w:t>RF-09</w:t>
-            </w:r>
-          </w:p>
-        </w:tc>
-        <w:tc>
-          <w:tcPr>
-            <w:tcW w:w="6600" w:type="dxa"/>
-            <w:tcBorders>
-              <w:top w:val="single" w:sz="1" w:space="0" w:color="CCCCCC"/>
-              <w:left w:val="single" w:sz="1" w:space="0" w:color="CCCCCC"/>
-              <w:bottom w:val="single" w:sz="1" w:space="0" w:color="CCCCCC"/>
-              <w:right w:val="single" w:sz="1" w:space="0" w:color="CCCCCC"/>
-            </w:tcBorders>
-            <w:shd w:val="clear" w:color="auto" w:fill="F2F7FB"/>
-            <w:tcMar>
-              <w:top w:w="60" w:type="dxa"/>
-              <w:left w:w="100" w:type="dxa"/>
-              <w:bottom w:w="60" w:type="dxa"/>
-              <w:right w:w="100" w:type="dxa"/>
-            </w:tcMar>
-          </w:tcPr>
-          <w:p>
-            <w:r>
-              <w:t xml:space="preserve">El módulo operará en dos modos: </w:t>
-            </w:r>
-            <w:proofErr w:type="spellStart"/>
-            <w:r>
-              <w:t>indoor</w:t>
-            </w:r>
-            <w:proofErr w:type="spellEnd"/>
-            <w:r>
-              <w:t xml:space="preserve"> (publicación cada 10–30 s) y </w:t>
-            </w:r>
-            <w:proofErr w:type="spellStart"/>
-            <w:r>
-              <w:t>outdoor</w:t>
-            </w:r>
-            <w:proofErr w:type="spellEnd"/>
-            <w:r>
-              <w:t xml:space="preserve"> (publicación cada 30–60 s).</w:t>
-            </w:r>
-          </w:p>
-        </w:tc>
-        <w:tc>
-          <w:tcPr>
-            <w:tcW w:w="1000" w:type="dxa"/>
-            <w:tcBorders>
-              <w:top w:val="single" w:sz="1" w:space="0" w:color="CCCCCC"/>
-              <w:left w:val="single" w:sz="1" w:space="0" w:color="CCCCCC"/>
-              <w:bottom w:val="single" w:sz="1" w:space="0" w:color="CCCCCC"/>
-              <w:right w:val="single" w:sz="1" w:space="0" w:color="CCCCCC"/>
-            </w:tcBorders>
-            <w:shd w:val="clear" w:color="auto" w:fill="F2F7FB"/>
-            <w:tcMar>
-              <w:top w:w="60" w:type="dxa"/>
-              <w:left w:w="100" w:type="dxa"/>
-              <w:bottom w:w="60" w:type="dxa"/>
-              <w:right w:w="100" w:type="dxa"/>
-            </w:tcMar>
-          </w:tcPr>
-          <w:p>
-            <w:r>
-              <w:t>Media</w:t>
-            </w:r>
-          </w:p>
-        </w:tc>
-      </w:tr>
-      <w:tr>
-        <w:tc>
-          <w:tcPr>
-            <w:tcW w:w="800" w:type="dxa"/>
-            <w:tcBorders>
-              <w:top w:val="single" w:sz="1" w:space="0" w:color="CCCCCC"/>
-              <w:left w:val="single" w:sz="1" w:space="0" w:color="CCCCCC"/>
-              <w:bottom w:val="single" w:sz="1" w:space="0" w:color="CCCCCC"/>
-              <w:right w:val="single" w:sz="1" w:space="0" w:color="CCCCCC"/>
-            </w:tcBorders>
-            <w:shd w:val="clear" w:color="auto" w:fill="FFFFFF"/>
-            <w:tcMar>
-              <w:top w:w="60" w:type="dxa"/>
-              <w:left w:w="100" w:type="dxa"/>
-              <w:bottom w:w="60" w:type="dxa"/>
-              <w:right w:w="100" w:type="dxa"/>
-            </w:tcMar>
-          </w:tcPr>
-          <w:p>
-            <w:r>
-              <w:t>RF-10</w:t>
-            </w:r>
-          </w:p>
-        </w:tc>
-        <w:tc>
-          <w:tcPr>
-            <w:tcW w:w="6600" w:type="dxa"/>
-            <w:tcBorders>
-              <w:top w:val="single" w:sz="1" w:space="0" w:color="CCCCCC"/>
-              <w:left w:val="single" w:sz="1" w:space="0" w:color="CCCCCC"/>
-              <w:bottom w:val="single" w:sz="1" w:space="0" w:color="CCCCCC"/>
-              <w:right w:val="single" w:sz="1" w:space="0" w:color="CCCCCC"/>
-            </w:tcBorders>
-            <w:shd w:val="clear" w:color="auto" w:fill="FFFFFF"/>
-            <w:tcMar>
-              <w:top w:w="60" w:type="dxa"/>
-              <w:left w:w="100" w:type="dxa"/>
-              <w:bottom w:w="60" w:type="dxa"/>
-              <w:right w:w="100" w:type="dxa"/>
-            </w:tcMar>
-          </w:tcPr>
-          <w:p>
-            <w:r>
-              <w:t xml:space="preserve">El firmware gestionará los estados del sensor: </w:t>
-            </w:r>
-            <w:proofErr w:type="spellStart"/>
-            <w:r>
-              <w:t>warmup</w:t>
-            </w:r>
-            <w:proofErr w:type="spellEnd"/>
-            <w:r>
-              <w:t xml:space="preserve">, ok, </w:t>
-            </w:r>
-            <w:proofErr w:type="spellStart"/>
-            <w:r>
-              <w:t>fault</w:t>
-            </w:r>
-            <w:proofErr w:type="spellEnd"/>
-            <w:r>
-              <w:t xml:space="preserve">, </w:t>
-            </w:r>
-            <w:proofErr w:type="spellStart"/>
-            <w:r>
-              <w:t>saturation</w:t>
-            </w:r>
-            <w:proofErr w:type="spellEnd"/>
-            <w:r>
-              <w:t xml:space="preserve">, </w:t>
-            </w:r>
-            <w:proofErr w:type="spellStart"/>
-            <w:r>
-              <w:t>suspect</w:t>
-            </w:r>
-            <w:proofErr w:type="spellEnd"/>
-            <w:r>
-              <w:t>.</w:t>
-            </w:r>
-          </w:p>
-        </w:tc>
-        <w:tc>
-          <w:tcPr>
-            <w:tcW w:w="1000" w:type="dxa"/>
-            <w:tcBorders>
-              <w:top w:val="single" w:sz="1" w:space="0" w:color="CCCCCC"/>
-              <w:left w:val="single" w:sz="1" w:space="0" w:color="CCCCCC"/>
-              <w:bottom w:val="single" w:sz="1" w:space="0" w:color="CCCCCC"/>
-              <w:right w:val="single" w:sz="1" w:space="0" w:color="CCCCCC"/>
-            </w:tcBorders>
-            <w:shd w:val="clear" w:color="auto" w:fill="FFFFFF"/>
-            <w:tcMar>
-              <w:top w:w="60" w:type="dxa"/>
-              <w:left w:w="100" w:type="dxa"/>
-              <w:bottom w:w="60" w:type="dxa"/>
-              <w:right w:w="100" w:type="dxa"/>
-            </w:tcMar>
-          </w:tcPr>
-          <w:p>
-            <w:r>
-              <w:t>Alta</w:t>
-            </w:r>
-          </w:p>
-        </w:tc>
-      </w:tr>
-      <w:tr>
-        <w:tc>
-          <w:tcPr>
-            <w:tcW w:w="800" w:type="dxa"/>
+            <w:tcW w:w="787" w:type="dxa"/>
             <w:tcBorders>
               <w:top w:val="single" w:sz="1" w:space="0" w:color="CCCCCC"/>
               <w:left w:val="single" w:sz="1" w:space="0" w:color="CCCCCC"/>
@@ -4401,7 +3869,7 @@
         </w:tc>
         <w:tc>
           <w:tcPr>
-            <w:tcW w:w="6600" w:type="dxa"/>
+            <w:tcW w:w="6319" w:type="dxa"/>
             <w:tcBorders>
               <w:top w:val="single" w:sz="1" w:space="0" w:color="CCCCCC"/>
               <w:left w:val="single" w:sz="1" w:space="0" w:color="CCCCCC"/>
@@ -4424,7 +3892,7 @@
         </w:tc>
         <w:tc>
           <w:tcPr>
-            <w:tcW w:w="1000" w:type="dxa"/>
+            <w:tcW w:w="1294" w:type="dxa"/>
             <w:tcBorders>
               <w:top w:val="single" w:sz="1" w:space="0" w:color="CCCCCC"/>
               <w:left w:val="single" w:sz="1" w:space="0" w:color="CCCCCC"/>
@@ -4447,14 +3915,6 @@
         </w:tc>
       </w:tr>
     </w:tbl>
-    <w:p>
-      <w:pPr>
-        <w:rPr>
-          <w:b/>
-          <w:bCs/>
-        </w:rPr>
-      </w:pPr>
-    </w:p>
     <w:p>
       <w:pPr>
         <w:pStyle w:val="Ttulo2"/>
@@ -4472,11 +3932,6 @@
         </w:rPr>
         <w:t>5.2 Requisitos No Funcionales</w:t>
       </w:r>
-    </w:p>
-    <w:p>
-      <w:pPr>
-        <w:spacing w:before="60" w:after="60"/>
-      </w:pPr>
     </w:p>
     <w:tbl>
       <w:tblPr>
@@ -4703,7 +4158,6 @@
           </w:tcPr>
           <w:p>
             <w:r>
-              <w:lastRenderedPageBreak/>
               <w:t>RNF-02</w:t>
             </w:r>
           </w:p>
@@ -4834,7 +4288,13 @@
           </w:tcPr>
           <w:p>
             <w:r>
-              <w:t>&lt; 2 minutos desde el encendido</w:t>
+              <w:t xml:space="preserve">&lt; </w:t>
+            </w:r>
+            <w:r>
+              <w:t>5</w:t>
+            </w:r>
+            <w:r>
+              <w:t xml:space="preserve"> minutos desde el encendido</w:t>
             </w:r>
           </w:p>
         </w:tc>
@@ -4905,7 +4365,13 @@
           </w:tcPr>
           <w:p>
             <w:r>
-              <w:t>5 V entrada; 3.3 V regulado (LP38692MP-3.3) para ESP32-S3-WROOM-1U, LMV321 y sensores</w:t>
+              <w:t>5 V entrada</w:t>
+            </w:r>
+            <w:r>
+              <w:t xml:space="preserve"> y sensores</w:t>
+            </w:r>
+            <w:r>
+              <w:t>; 3.3 V regulado (LP38692MP-3.3) para ESP32-S3-WROOM-1U, LMV321</w:t>
             </w:r>
           </w:p>
         </w:tc>
@@ -5132,77 +4598,6 @@
           <w:p>
             <w:r>
               <w:t>Almacenamiento local y reenvío al reconectar</w:t>
-            </w:r>
-          </w:p>
-        </w:tc>
-      </w:tr>
-      <w:tr>
-        <w:tc>
-          <w:tcPr>
-            <w:tcW w:w="800" w:type="dxa"/>
-            <w:tcBorders>
-              <w:top w:val="single" w:sz="1" w:space="0" w:color="CCCCCC"/>
-              <w:left w:val="single" w:sz="1" w:space="0" w:color="CCCCCC"/>
-              <w:bottom w:val="single" w:sz="1" w:space="0" w:color="CCCCCC"/>
-              <w:right w:val="single" w:sz="1" w:space="0" w:color="CCCCCC"/>
-            </w:tcBorders>
-            <w:shd w:val="clear" w:color="auto" w:fill="FFFFFF"/>
-            <w:tcMar>
-              <w:top w:w="60" w:type="dxa"/>
-              <w:left w:w="100" w:type="dxa"/>
-              <w:bottom w:w="60" w:type="dxa"/>
-              <w:right w:w="100" w:type="dxa"/>
-            </w:tcMar>
-          </w:tcPr>
-          <w:p>
-            <w:r>
-              <w:t>RNF-08</w:t>
-            </w:r>
-          </w:p>
-        </w:tc>
-        <w:tc>
-          <w:tcPr>
-            <w:tcW w:w="4800" w:type="dxa"/>
-            <w:tcBorders>
-              <w:top w:val="single" w:sz="1" w:space="0" w:color="CCCCCC"/>
-              <w:left w:val="single" w:sz="1" w:space="0" w:color="CCCCCC"/>
-              <w:bottom w:val="single" w:sz="1" w:space="0" w:color="CCCCCC"/>
-              <w:right w:val="single" w:sz="1" w:space="0" w:color="CCCCCC"/>
-            </w:tcBorders>
-            <w:shd w:val="clear" w:color="auto" w:fill="FFFFFF"/>
-            <w:tcMar>
-              <w:top w:w="60" w:type="dxa"/>
-              <w:left w:w="100" w:type="dxa"/>
-              <w:bottom w:w="60" w:type="dxa"/>
-              <w:right w:w="100" w:type="dxa"/>
-            </w:tcMar>
-          </w:tcPr>
-          <w:p>
-            <w:r>
-              <w:t>Deriva máxima sin recalibración (24 horas)</w:t>
-            </w:r>
-          </w:p>
-        </w:tc>
-        <w:tc>
-          <w:tcPr>
-            <w:tcW w:w="2800" w:type="dxa"/>
-            <w:tcBorders>
-              <w:top w:val="single" w:sz="1" w:space="0" w:color="CCCCCC"/>
-              <w:left w:val="single" w:sz="1" w:space="0" w:color="CCCCCC"/>
-              <w:bottom w:val="single" w:sz="1" w:space="0" w:color="CCCCCC"/>
-              <w:right w:val="single" w:sz="1" w:space="0" w:color="CCCCCC"/>
-            </w:tcBorders>
-            <w:shd w:val="clear" w:color="auto" w:fill="FFFFFF"/>
-            <w:tcMar>
-              <w:top w:w="60" w:type="dxa"/>
-              <w:left w:w="100" w:type="dxa"/>
-              <w:bottom w:w="60" w:type="dxa"/>
-              <w:right w:w="100" w:type="dxa"/>
-            </w:tcMar>
-          </w:tcPr>
-          <w:p>
-            <w:r>
-              <w:t>&lt; 15% del fondo de escala</w:t>
             </w:r>
           </w:p>
         </w:tc>
@@ -5317,7 +4712,13 @@
         <w:spacing w:before="60" w:after="60"/>
       </w:pPr>
       <w:r>
-        <w:t>Acondicionamiento analógico: la señal de salida permanecerá entre 0.1 V y 3.2 V para todas las concentraciones de gas dentro del rango nominal del sensor.</w:t>
+        <w:t>Acondicionamiento analógico: la señal de salida permanecerá entre 0.1 V y 3.</w:t>
+      </w:r>
+      <w:r>
+        <w:t>3</w:t>
+      </w:r>
+      <w:r>
+        <w:t xml:space="preserve"> V para todas las concentraciones de gas dentro del rango nominal del sensor.</w:t>
       </w:r>
     </w:p>
     <w:p>
@@ -5330,15 +4731,7 @@
         <w:spacing w:before="60" w:after="60"/>
       </w:pPr>
       <w:r>
-        <w:t xml:space="preserve">Filtro analógico: se demostrará una atenuación ≥ 6 dB a una frecuencia 10 veces superior a la </w:t>
-      </w:r>
-      <w:proofErr w:type="spellStart"/>
-      <w:r>
-        <w:t>fc</w:t>
-      </w:r>
-      <w:proofErr w:type="spellEnd"/>
-      <w:r>
-        <w:t xml:space="preserve"> de diseño.</w:t>
+        <w:t>Filtro analógico: se demostrará una atenuación ≥ 6 dB a una frecuencia 10 veces superior a la fc de diseño.</w:t>
       </w:r>
     </w:p>
     <w:p>
@@ -5351,6 +4744,7 @@
         <w:spacing w:before="60" w:after="60"/>
       </w:pPr>
       <w:r>
+        <w:lastRenderedPageBreak/>
         <w:t xml:space="preserve">Publicación de mensajes: el módulo publicará al menos 5 mensajes JSON válidos al </w:t>
       </w:r>
       <w:proofErr w:type="spellStart"/>
@@ -5377,57 +4771,28 @@
     </w:p>
     <w:p>
       <w:pPr>
-        <w:pStyle w:val="Prrafodelista"/>
-        <w:numPr>
-          <w:ilvl w:val="0"/>
-          <w:numId w:val="2"/>
-        </w:numPr>
         <w:spacing w:before="60" w:after="60"/>
       </w:pPr>
-      <w:r>
-        <w:t xml:space="preserve">Detección de </w:t>
-      </w:r>
-      <w:proofErr w:type="spellStart"/>
-      <w:r>
-        <w:t>outliers</w:t>
-      </w:r>
-      <w:proofErr w:type="spellEnd"/>
-      <w:r>
-        <w:t>: el firmware descartará correctamente al menos el 90% de los pulsos de ruido impulsivo artificial.</w:t>
-      </w:r>
-    </w:p>
-    <w:p>
-      <w:pPr>
-        <w:pStyle w:val="Prrafodelista"/>
-        <w:numPr>
-          <w:ilvl w:val="0"/>
-          <w:numId w:val="2"/>
-        </w:numPr>
+    </w:p>
+    <w:p>
+      <w:pPr>
         <w:spacing w:before="60" w:after="60"/>
-      </w:pPr>
-      <w:r>
-        <w:t xml:space="preserve">Estados de calidad: el sistema reportará correctamente los estados </w:t>
-      </w:r>
-      <w:proofErr w:type="spellStart"/>
-      <w:r>
-        <w:t>fault</w:t>
-      </w:r>
-      <w:proofErr w:type="spellEnd"/>
-      <w:r>
-        <w:t xml:space="preserve"> y </w:t>
-      </w:r>
-      <w:proofErr w:type="spellStart"/>
-      <w:r>
-        <w:t>warmup</w:t>
-      </w:r>
-      <w:proofErr w:type="spellEnd"/>
-      <w:r>
-        <w:t>.</w:t>
-      </w:r>
-    </w:p>
-    <w:p>
-      <w:pPr>
-        <w:pStyle w:val="Ttulo1"/>
+        <w:rPr>
+          <w:b/>
+          <w:bCs/>
+        </w:rPr>
+      </w:pPr>
+      <w:r>
+        <w:rPr>
+          <w:b/>
+          <w:bCs/>
+        </w:rPr>
+        <w:t>6. SELECCIÓN Y CARACTERIZACIÓN DEL SENSOR</w:t>
+      </w:r>
+    </w:p>
+    <w:p>
+      <w:pPr>
+        <w:pStyle w:val="Ttulo2"/>
         <w:rPr>
           <w:color w:val="auto"/>
           <w:sz w:val="24"/>
@@ -5440,25 +4805,6 @@
           <w:sz w:val="24"/>
           <w:szCs w:val="24"/>
         </w:rPr>
-        <w:t>6. SELECCIÓN Y CARACTERIZACIÓN DEL SENSOR</w:t>
-      </w:r>
-    </w:p>
-    <w:p>
-      <w:pPr>
-        <w:pStyle w:val="Ttulo2"/>
-        <w:rPr>
-          <w:color w:val="auto"/>
-          <w:sz w:val="24"/>
-          <w:szCs w:val="24"/>
-        </w:rPr>
-      </w:pPr>
-      <w:r>
-        <w:rPr>
-          <w:color w:val="auto"/>
-          <w:sz w:val="24"/>
-          <w:szCs w:val="24"/>
-        </w:rPr>
-        <w:lastRenderedPageBreak/>
         <w:t>6.1 Principio de Medición</w:t>
       </w:r>
     </w:p>
@@ -6096,6 +5442,16 @@
           <w:szCs w:val="24"/>
         </w:rPr>
       </w:pPr>
+    </w:p>
+    <w:p>
+      <w:pPr>
+        <w:pStyle w:val="Ttulo2"/>
+        <w:rPr>
+          <w:color w:val="auto"/>
+          <w:sz w:val="24"/>
+          <w:szCs w:val="24"/>
+        </w:rPr>
+      </w:pPr>
       <w:r>
         <w:rPr>
           <w:color w:val="auto"/>
@@ -6139,7 +5495,7 @@
         </w:trPr>
         <w:tc>
           <w:tcPr>
-            <w:tcW w:w="2400" w:type="dxa"/>
+            <w:tcW w:w="2362" w:type="dxa"/>
             <w:tcBorders>
               <w:top w:val="single" w:sz="1" w:space="0" w:color="AAAAAA"/>
               <w:left w:val="single" w:sz="1" w:space="0" w:color="AAAAAA"/>
@@ -6167,13 +5523,14 @@
                 <w:bCs/>
                 <w:color w:val="FFFFFF" w:themeColor="background1"/>
               </w:rPr>
+              <w:lastRenderedPageBreak/>
               <w:t>Parámetro</w:t>
             </w:r>
           </w:p>
         </w:tc>
         <w:tc>
           <w:tcPr>
-            <w:tcW w:w="2100" w:type="dxa"/>
+            <w:tcW w:w="2085" w:type="dxa"/>
             <w:tcBorders>
               <w:top w:val="single" w:sz="1" w:space="0" w:color="AAAAAA"/>
               <w:left w:val="single" w:sz="1" w:space="0" w:color="AAAAAA"/>
@@ -6207,7 +5564,7 @@
         </w:tc>
         <w:tc>
           <w:tcPr>
-            <w:tcW w:w="2100" w:type="dxa"/>
+            <w:tcW w:w="2085" w:type="dxa"/>
             <w:tcBorders>
               <w:top w:val="single" w:sz="1" w:space="0" w:color="AAAAAA"/>
               <w:left w:val="single" w:sz="1" w:space="0" w:color="AAAAAA"/>
@@ -6258,7 +5615,7 @@
         </w:tc>
         <w:tc>
           <w:tcPr>
-            <w:tcW w:w="1760" w:type="dxa"/>
+            <w:tcW w:w="1828" w:type="dxa"/>
             <w:tcBorders>
               <w:top w:val="single" w:sz="1" w:space="0" w:color="AAAAAA"/>
               <w:left w:val="single" w:sz="1" w:space="0" w:color="AAAAAA"/>
@@ -6329,7 +5686,7 @@
       <w:tr>
         <w:tc>
           <w:tcPr>
-            <w:tcW w:w="2400" w:type="dxa"/>
+            <w:tcW w:w="2362" w:type="dxa"/>
             <w:tcBorders>
               <w:top w:val="single" w:sz="1" w:space="0" w:color="CCCCCC"/>
               <w:left w:val="single" w:sz="1" w:space="0" w:color="CCCCCC"/>
@@ -6352,7 +5709,7 @@
         </w:tc>
         <w:tc>
           <w:tcPr>
-            <w:tcW w:w="2100" w:type="dxa"/>
+            <w:tcW w:w="2085" w:type="dxa"/>
             <w:tcBorders>
               <w:top w:val="single" w:sz="1" w:space="0" w:color="CCCCCC"/>
               <w:left w:val="single" w:sz="1" w:space="0" w:color="CCCCCC"/>
@@ -6375,7 +5732,7 @@
         </w:tc>
         <w:tc>
           <w:tcPr>
-            <w:tcW w:w="2100" w:type="dxa"/>
+            <w:tcW w:w="2085" w:type="dxa"/>
             <w:tcBorders>
               <w:top w:val="single" w:sz="1" w:space="0" w:color="CCCCCC"/>
               <w:left w:val="single" w:sz="1" w:space="0" w:color="CCCCCC"/>
@@ -6404,7 +5761,7 @@
         </w:tc>
         <w:tc>
           <w:tcPr>
-            <w:tcW w:w="1760" w:type="dxa"/>
+            <w:tcW w:w="1828" w:type="dxa"/>
             <w:tcBorders>
               <w:top w:val="single" w:sz="1" w:space="0" w:color="CCCCCC"/>
               <w:left w:val="single" w:sz="1" w:space="0" w:color="CCCCCC"/>
@@ -6438,7 +5795,7 @@
       <w:tr>
         <w:tc>
           <w:tcPr>
-            <w:tcW w:w="2400" w:type="dxa"/>
+            <w:tcW w:w="2362" w:type="dxa"/>
             <w:tcBorders>
               <w:top w:val="single" w:sz="1" w:space="0" w:color="CCCCCC"/>
               <w:left w:val="single" w:sz="1" w:space="0" w:color="CCCCCC"/>
@@ -6461,7 +5818,7 @@
         </w:tc>
         <w:tc>
           <w:tcPr>
-            <w:tcW w:w="2100" w:type="dxa"/>
+            <w:tcW w:w="2085" w:type="dxa"/>
             <w:tcBorders>
               <w:top w:val="single" w:sz="1" w:space="0" w:color="CCCCCC"/>
               <w:left w:val="single" w:sz="1" w:space="0" w:color="CCCCCC"/>
@@ -6484,7 +5841,7 @@
         </w:tc>
         <w:tc>
           <w:tcPr>
-            <w:tcW w:w="2100" w:type="dxa"/>
+            <w:tcW w:w="2085" w:type="dxa"/>
             <w:tcBorders>
               <w:top w:val="single" w:sz="1" w:space="0" w:color="CCCCCC"/>
               <w:left w:val="single" w:sz="1" w:space="0" w:color="CCCCCC"/>
@@ -6507,7 +5864,7 @@
         </w:tc>
         <w:tc>
           <w:tcPr>
-            <w:tcW w:w="1760" w:type="dxa"/>
+            <w:tcW w:w="1828" w:type="dxa"/>
             <w:tcBorders>
               <w:top w:val="single" w:sz="1" w:space="0" w:color="CCCCCC"/>
               <w:left w:val="single" w:sz="1" w:space="0" w:color="CCCCCC"/>
@@ -6532,7 +5889,7 @@
       <w:tr>
         <w:tc>
           <w:tcPr>
-            <w:tcW w:w="2400" w:type="dxa"/>
+            <w:tcW w:w="2362" w:type="dxa"/>
             <w:tcBorders>
               <w:top w:val="single" w:sz="1" w:space="0" w:color="CCCCCC"/>
               <w:left w:val="single" w:sz="1" w:space="0" w:color="CCCCCC"/>
@@ -6555,7 +5912,7 @@
         </w:tc>
         <w:tc>
           <w:tcPr>
-            <w:tcW w:w="2100" w:type="dxa"/>
+            <w:tcW w:w="2085" w:type="dxa"/>
             <w:tcBorders>
               <w:top w:val="single" w:sz="1" w:space="0" w:color="CCCCCC"/>
               <w:left w:val="single" w:sz="1" w:space="0" w:color="CCCCCC"/>
@@ -6578,7 +5935,7 @@
         </w:tc>
         <w:tc>
           <w:tcPr>
-            <w:tcW w:w="2100" w:type="dxa"/>
+            <w:tcW w:w="2085" w:type="dxa"/>
             <w:tcBorders>
               <w:top w:val="single" w:sz="1" w:space="0" w:color="CCCCCC"/>
               <w:left w:val="single" w:sz="1" w:space="0" w:color="CCCCCC"/>
@@ -6610,7 +5967,7 @@
         </w:tc>
         <w:tc>
           <w:tcPr>
-            <w:tcW w:w="1760" w:type="dxa"/>
+            <w:tcW w:w="1828" w:type="dxa"/>
             <w:tcBorders>
               <w:top w:val="single" w:sz="1" w:space="0" w:color="CCCCCC"/>
               <w:left w:val="single" w:sz="1" w:space="0" w:color="CCCCCC"/>
@@ -6641,11 +5998,7 @@
               <w:t>₂</w:t>
             </w:r>
             <w:r>
-              <w:t>; 0–</w:t>
-            </w:r>
-            <w:r>
-              <w:lastRenderedPageBreak/>
-              <w:t xml:space="preserve">32768 </w:t>
+              <w:t xml:space="preserve">; 0–32768 </w:t>
             </w:r>
             <w:proofErr w:type="spellStart"/>
             <w:r>
@@ -6661,7 +6014,7 @@
       <w:tr>
         <w:tc>
           <w:tcPr>
-            <w:tcW w:w="2400" w:type="dxa"/>
+            <w:tcW w:w="2362" w:type="dxa"/>
             <w:tcBorders>
               <w:top w:val="single" w:sz="1" w:space="0" w:color="CCCCCC"/>
               <w:left w:val="single" w:sz="1" w:space="0" w:color="CCCCCC"/>
@@ -6678,14 +6031,13 @@
           </w:tcPr>
           <w:p>
             <w:r>
-              <w:lastRenderedPageBreak/>
               <w:t>Señal de salida</w:t>
             </w:r>
           </w:p>
         </w:tc>
         <w:tc>
           <w:tcPr>
-            <w:tcW w:w="2100" w:type="dxa"/>
+            <w:tcW w:w="2085" w:type="dxa"/>
             <w:tcBorders>
               <w:top w:val="single" w:sz="1" w:space="0" w:color="CCCCCC"/>
               <w:left w:val="single" w:sz="1" w:space="0" w:color="CCCCCC"/>
@@ -6702,13 +6054,37 @@
           </w:tcPr>
           <w:p>
             <w:r>
-              <w:t>Voltaje analógico 0.4–2.0 V</w:t>
-            </w:r>
-          </w:p>
-        </w:tc>
-        <w:tc>
-          <w:tcPr>
-            <w:tcW w:w="2100" w:type="dxa"/>
+              <w:t xml:space="preserve">Voltaje analógico </w:t>
+            </w:r>
+            <w:r>
+              <w:t>1</w:t>
+            </w:r>
+            <w:r>
+              <w:t>.</w:t>
+            </w:r>
+            <w:r>
+              <w:t>0</w:t>
+            </w:r>
+            <w:r>
+              <w:t>–</w:t>
+            </w:r>
+            <w:r>
+              <w:t>3</w:t>
+            </w:r>
+            <w:r>
+              <w:t>.</w:t>
+            </w:r>
+            <w:r>
+              <w:t>5</w:t>
+            </w:r>
+            <w:r>
+              <w:t xml:space="preserve"> V</w:t>
+            </w:r>
+          </w:p>
+        </w:tc>
+        <w:tc>
+          <w:tcPr>
+            <w:tcW w:w="2085" w:type="dxa"/>
             <w:tcBorders>
               <w:top w:val="single" w:sz="1" w:space="0" w:color="CCCCCC"/>
               <w:left w:val="single" w:sz="1" w:space="0" w:color="CCCCCC"/>
@@ -6731,7 +6107,7 @@
         </w:tc>
         <w:tc>
           <w:tcPr>
-            <w:tcW w:w="1760" w:type="dxa"/>
+            <w:tcW w:w="1828" w:type="dxa"/>
             <w:tcBorders>
               <w:top w:val="single" w:sz="1" w:space="0" w:color="CCCCCC"/>
               <w:left w:val="single" w:sz="1" w:space="0" w:color="CCCCCC"/>
@@ -6756,7 +6132,7 @@
       <w:tr>
         <w:tc>
           <w:tcPr>
-            <w:tcW w:w="2400" w:type="dxa"/>
+            <w:tcW w:w="2362" w:type="dxa"/>
             <w:tcBorders>
               <w:top w:val="single" w:sz="1" w:space="0" w:color="CCCCCC"/>
               <w:left w:val="single" w:sz="1" w:space="0" w:color="CCCCCC"/>
@@ -6779,53 +6155,53 @@
         </w:tc>
         <w:tc>
           <w:tcPr>
-            <w:tcW w:w="2100" w:type="dxa"/>
-            <w:tcBorders>
-              <w:top w:val="single" w:sz="1" w:space="0" w:color="CCCCCC"/>
-              <w:left w:val="single" w:sz="1" w:space="0" w:color="CCCCCC"/>
-              <w:bottom w:val="single" w:sz="1" w:space="0" w:color="CCCCCC"/>
-              <w:right w:val="single" w:sz="1" w:space="0" w:color="CCCCCC"/>
-            </w:tcBorders>
-            <w:shd w:val="clear" w:color="auto" w:fill="F2F7FB"/>
-            <w:tcMar>
-              <w:top w:w="60" w:type="dxa"/>
-              <w:left w:w="100" w:type="dxa"/>
-              <w:bottom w:w="60" w:type="dxa"/>
-              <w:right w:w="100" w:type="dxa"/>
-            </w:tcMar>
-          </w:tcPr>
-          <w:p>
-            <w:r>
-              <w:t>3.3–5 V</w:t>
-            </w:r>
-          </w:p>
-        </w:tc>
-        <w:tc>
-          <w:tcPr>
-            <w:tcW w:w="2100" w:type="dxa"/>
-            <w:tcBorders>
-              <w:top w:val="single" w:sz="1" w:space="0" w:color="CCCCCC"/>
-              <w:left w:val="single" w:sz="1" w:space="0" w:color="CCCCCC"/>
-              <w:bottom w:val="single" w:sz="1" w:space="0" w:color="CCCCCC"/>
-              <w:right w:val="single" w:sz="1" w:space="0" w:color="CCCCCC"/>
-            </w:tcBorders>
-            <w:shd w:val="clear" w:color="auto" w:fill="F2F7FB"/>
-            <w:tcMar>
-              <w:top w:w="60" w:type="dxa"/>
-              <w:left w:w="100" w:type="dxa"/>
-              <w:bottom w:w="60" w:type="dxa"/>
-              <w:right w:w="100" w:type="dxa"/>
-            </w:tcMar>
-          </w:tcPr>
-          <w:p>
-            <w:r>
-              <w:t>3.3–5 V</w:t>
-            </w:r>
-          </w:p>
-        </w:tc>
-        <w:tc>
-          <w:tcPr>
-            <w:tcW w:w="1760" w:type="dxa"/>
+            <w:tcW w:w="2085" w:type="dxa"/>
+            <w:tcBorders>
+              <w:top w:val="single" w:sz="1" w:space="0" w:color="CCCCCC"/>
+              <w:left w:val="single" w:sz="1" w:space="0" w:color="CCCCCC"/>
+              <w:bottom w:val="single" w:sz="1" w:space="0" w:color="CCCCCC"/>
+              <w:right w:val="single" w:sz="1" w:space="0" w:color="CCCCCC"/>
+            </w:tcBorders>
+            <w:shd w:val="clear" w:color="auto" w:fill="F2F7FB"/>
+            <w:tcMar>
+              <w:top w:w="60" w:type="dxa"/>
+              <w:left w:w="100" w:type="dxa"/>
+              <w:bottom w:w="60" w:type="dxa"/>
+              <w:right w:w="100" w:type="dxa"/>
+            </w:tcMar>
+          </w:tcPr>
+          <w:p>
+            <w:r>
+              <w:t>5 V</w:t>
+            </w:r>
+          </w:p>
+        </w:tc>
+        <w:tc>
+          <w:tcPr>
+            <w:tcW w:w="2085" w:type="dxa"/>
+            <w:tcBorders>
+              <w:top w:val="single" w:sz="1" w:space="0" w:color="CCCCCC"/>
+              <w:left w:val="single" w:sz="1" w:space="0" w:color="CCCCCC"/>
+              <w:bottom w:val="single" w:sz="1" w:space="0" w:color="CCCCCC"/>
+              <w:right w:val="single" w:sz="1" w:space="0" w:color="CCCCCC"/>
+            </w:tcBorders>
+            <w:shd w:val="clear" w:color="auto" w:fill="F2F7FB"/>
+            <w:tcMar>
+              <w:top w:w="60" w:type="dxa"/>
+              <w:left w:w="100" w:type="dxa"/>
+              <w:bottom w:w="60" w:type="dxa"/>
+              <w:right w:w="100" w:type="dxa"/>
+            </w:tcMar>
+          </w:tcPr>
+          <w:p>
+            <w:r>
+              <w:t>5 V</w:t>
+            </w:r>
+          </w:p>
+        </w:tc>
+        <w:tc>
+          <w:tcPr>
+            <w:tcW w:w="1828" w:type="dxa"/>
             <w:tcBorders>
               <w:top w:val="single" w:sz="1" w:space="0" w:color="CCCCCC"/>
               <w:left w:val="single" w:sz="1" w:space="0" w:color="CCCCCC"/>
@@ -6850,7 +6226,7 @@
       <w:tr>
         <w:tc>
           <w:tcPr>
-            <w:tcW w:w="2400" w:type="dxa"/>
+            <w:tcW w:w="2362" w:type="dxa"/>
             <w:tcBorders>
               <w:top w:val="single" w:sz="1" w:space="0" w:color="CCCCCC"/>
               <w:left w:val="single" w:sz="1" w:space="0" w:color="CCCCCC"/>
@@ -6873,7 +6249,7 @@
         </w:tc>
         <w:tc>
           <w:tcPr>
-            <w:tcW w:w="2100" w:type="dxa"/>
+            <w:tcW w:w="2085" w:type="dxa"/>
             <w:tcBorders>
               <w:top w:val="single" w:sz="1" w:space="0" w:color="CCCCCC"/>
               <w:left w:val="single" w:sz="1" w:space="0" w:color="CCCCCC"/>
@@ -6896,7 +6272,7 @@
         </w:tc>
         <w:tc>
           <w:tcPr>
-            <w:tcW w:w="2100" w:type="dxa"/>
+            <w:tcW w:w="2085" w:type="dxa"/>
             <w:tcBorders>
               <w:top w:val="single" w:sz="1" w:space="0" w:color="CCCCCC"/>
               <w:left w:val="single" w:sz="1" w:space="0" w:color="CCCCCC"/>
@@ -6919,7 +6295,7 @@
         </w:tc>
         <w:tc>
           <w:tcPr>
-            <w:tcW w:w="1760" w:type="dxa"/>
+            <w:tcW w:w="1828" w:type="dxa"/>
             <w:tcBorders>
               <w:top w:val="single" w:sz="1" w:space="0" w:color="CCCCCC"/>
               <w:left w:val="single" w:sz="1" w:space="0" w:color="CCCCCC"/>
@@ -6944,7 +6320,7 @@
       <w:tr>
         <w:tc>
           <w:tcPr>
-            <w:tcW w:w="2400" w:type="dxa"/>
+            <w:tcW w:w="2362" w:type="dxa"/>
             <w:tcBorders>
               <w:top w:val="single" w:sz="1" w:space="0" w:color="CCCCCC"/>
               <w:left w:val="single" w:sz="1" w:space="0" w:color="CCCCCC"/>
@@ -6967,7 +6343,7 @@
         </w:tc>
         <w:tc>
           <w:tcPr>
-            <w:tcW w:w="2100" w:type="dxa"/>
+            <w:tcW w:w="2085" w:type="dxa"/>
             <w:tcBorders>
               <w:top w:val="single" w:sz="1" w:space="0" w:color="CCCCCC"/>
               <w:left w:val="single" w:sz="1" w:space="0" w:color="CCCCCC"/>
@@ -6990,7 +6366,7 @@
         </w:tc>
         <w:tc>
           <w:tcPr>
-            <w:tcW w:w="2100" w:type="dxa"/>
+            <w:tcW w:w="2085" w:type="dxa"/>
             <w:tcBorders>
               <w:top w:val="single" w:sz="1" w:space="0" w:color="CCCCCC"/>
               <w:left w:val="single" w:sz="1" w:space="0" w:color="CCCCCC"/>
@@ -7013,7 +6389,7 @@
         </w:tc>
         <w:tc>
           <w:tcPr>
-            <w:tcW w:w="1760" w:type="dxa"/>
+            <w:tcW w:w="1828" w:type="dxa"/>
             <w:tcBorders>
               <w:top w:val="single" w:sz="1" w:space="0" w:color="CCCCCC"/>
               <w:left w:val="single" w:sz="1" w:space="0" w:color="CCCCCC"/>
@@ -7038,7 +6414,7 @@
       <w:tr>
         <w:tc>
           <w:tcPr>
-            <w:tcW w:w="2400" w:type="dxa"/>
+            <w:tcW w:w="2362" w:type="dxa"/>
             <w:tcBorders>
               <w:top w:val="single" w:sz="1" w:space="0" w:color="CCCCCC"/>
               <w:left w:val="single" w:sz="1" w:space="0" w:color="CCCCCC"/>
@@ -7069,7 +6445,7 @@
         </w:tc>
         <w:tc>
           <w:tcPr>
-            <w:tcW w:w="2100" w:type="dxa"/>
+            <w:tcW w:w="2085" w:type="dxa"/>
             <w:tcBorders>
               <w:top w:val="single" w:sz="1" w:space="0" w:color="CCCCCC"/>
               <w:left w:val="single" w:sz="1" w:space="0" w:color="CCCCCC"/>
@@ -7086,13 +6462,13 @@
           </w:tcPr>
           <w:p>
             <w:r>
-              <w:t>30–60 s</w:t>
-            </w:r>
-          </w:p>
-        </w:tc>
-        <w:tc>
-          <w:tcPr>
-            <w:tcW w:w="2100" w:type="dxa"/>
+              <w:t>5 min</w:t>
+            </w:r>
+          </w:p>
+        </w:tc>
+        <w:tc>
+          <w:tcPr>
+            <w:tcW w:w="2085" w:type="dxa"/>
             <w:tcBorders>
               <w:top w:val="single" w:sz="1" w:space="0" w:color="CCCCCC"/>
               <w:left w:val="single" w:sz="1" w:space="0" w:color="CCCCCC"/>
@@ -7109,13 +6485,13 @@
           </w:tcPr>
           <w:p>
             <w:r>
-              <w:t>30–60 s</w:t>
-            </w:r>
-          </w:p>
-        </w:tc>
-        <w:tc>
-          <w:tcPr>
-            <w:tcW w:w="1760" w:type="dxa"/>
+              <w:t>5 min</w:t>
+            </w:r>
+          </w:p>
+        </w:tc>
+        <w:tc>
+          <w:tcPr>
+            <w:tcW w:w="1828" w:type="dxa"/>
             <w:tcBorders>
               <w:top w:val="single" w:sz="1" w:space="0" w:color="CCCCCC"/>
               <w:left w:val="single" w:sz="1" w:space="0" w:color="CCCCCC"/>
@@ -7140,7 +6516,7 @@
       <w:tr>
         <w:tc>
           <w:tcPr>
-            <w:tcW w:w="2400" w:type="dxa"/>
+            <w:tcW w:w="2362" w:type="dxa"/>
             <w:tcBorders>
               <w:top w:val="single" w:sz="1" w:space="0" w:color="CCCCCC"/>
               <w:left w:val="single" w:sz="1" w:space="0" w:color="CCCCCC"/>
@@ -7163,7 +6539,7 @@
         </w:tc>
         <w:tc>
           <w:tcPr>
-            <w:tcW w:w="2100" w:type="dxa"/>
+            <w:tcW w:w="2085" w:type="dxa"/>
             <w:tcBorders>
               <w:top w:val="single" w:sz="1" w:space="0" w:color="CCCCCC"/>
               <w:left w:val="single" w:sz="1" w:space="0" w:color="CCCCCC"/>
@@ -7186,7 +6562,7 @@
         </w:tc>
         <w:tc>
           <w:tcPr>
-            <w:tcW w:w="2100" w:type="dxa"/>
+            <w:tcW w:w="2085" w:type="dxa"/>
             <w:tcBorders>
               <w:top w:val="single" w:sz="1" w:space="0" w:color="CCCCCC"/>
               <w:left w:val="single" w:sz="1" w:space="0" w:color="CCCCCC"/>
@@ -7227,7 +6603,7 @@
         </w:tc>
         <w:tc>
           <w:tcPr>
-            <w:tcW w:w="1760" w:type="dxa"/>
+            <w:tcW w:w="1828" w:type="dxa"/>
             <w:tcBorders>
               <w:top w:val="single" w:sz="1" w:space="0" w:color="CCCCCC"/>
               <w:left w:val="single" w:sz="1" w:space="0" w:color="CCCCCC"/>
@@ -7245,108 +6621,6 @@
           <w:p>
             <w:r>
               <w:t>Temperatura, humedad</w:t>
-            </w:r>
-          </w:p>
-        </w:tc>
-      </w:tr>
-      <w:tr>
-        <w:tc>
-          <w:tcPr>
-            <w:tcW w:w="2400" w:type="dxa"/>
-            <w:tcBorders>
-              <w:top w:val="single" w:sz="1" w:space="0" w:color="CCCCCC"/>
-              <w:left w:val="single" w:sz="1" w:space="0" w:color="CCCCCC"/>
-              <w:bottom w:val="single" w:sz="1" w:space="0" w:color="CCCCCC"/>
-              <w:right w:val="single" w:sz="1" w:space="0" w:color="CCCCCC"/>
-            </w:tcBorders>
-            <w:shd w:val="clear" w:color="auto" w:fill="FFFFFF"/>
-            <w:tcMar>
-              <w:top w:w="60" w:type="dxa"/>
-              <w:left w:w="100" w:type="dxa"/>
-              <w:bottom w:w="60" w:type="dxa"/>
-              <w:right w:w="100" w:type="dxa"/>
-            </w:tcMar>
-          </w:tcPr>
-          <w:p>
-            <w:r>
-              <w:t xml:space="preserve">Precio </w:t>
-            </w:r>
-            <w:proofErr w:type="spellStart"/>
-            <w:r>
-              <w:t>est</w:t>
-            </w:r>
-            <w:proofErr w:type="spellEnd"/>
-            <w:r>
-              <w:t>. (USD)</w:t>
-            </w:r>
-          </w:p>
-        </w:tc>
-        <w:tc>
-          <w:tcPr>
-            <w:tcW w:w="2100" w:type="dxa"/>
-            <w:tcBorders>
-              <w:top w:val="single" w:sz="1" w:space="0" w:color="CCCCCC"/>
-              <w:left w:val="single" w:sz="1" w:space="0" w:color="CCCCCC"/>
-              <w:bottom w:val="single" w:sz="1" w:space="0" w:color="CCCCCC"/>
-              <w:right w:val="single" w:sz="1" w:space="0" w:color="CCCCCC"/>
-            </w:tcBorders>
-            <w:shd w:val="clear" w:color="auto" w:fill="FFFFFF"/>
-            <w:tcMar>
-              <w:top w:w="60" w:type="dxa"/>
-              <w:left w:w="100" w:type="dxa"/>
-              <w:bottom w:w="60" w:type="dxa"/>
-              <w:right w:w="100" w:type="dxa"/>
-            </w:tcMar>
-          </w:tcPr>
-          <w:p>
-            <w:r>
-              <w:t>~4.90</w:t>
-            </w:r>
-          </w:p>
-        </w:tc>
-        <w:tc>
-          <w:tcPr>
-            <w:tcW w:w="2100" w:type="dxa"/>
-            <w:tcBorders>
-              <w:top w:val="single" w:sz="1" w:space="0" w:color="CCCCCC"/>
-              <w:left w:val="single" w:sz="1" w:space="0" w:color="CCCCCC"/>
-              <w:bottom w:val="single" w:sz="1" w:space="0" w:color="CCCCCC"/>
-              <w:right w:val="single" w:sz="1" w:space="0" w:color="CCCCCC"/>
-            </w:tcBorders>
-            <w:shd w:val="clear" w:color="auto" w:fill="FFFFFF"/>
-            <w:tcMar>
-              <w:top w:w="60" w:type="dxa"/>
-              <w:left w:w="100" w:type="dxa"/>
-              <w:bottom w:w="60" w:type="dxa"/>
-              <w:right w:w="100" w:type="dxa"/>
-            </w:tcMar>
-          </w:tcPr>
-          <w:p>
-            <w:r>
-              <w:t>~7.50</w:t>
-            </w:r>
-          </w:p>
-        </w:tc>
-        <w:tc>
-          <w:tcPr>
-            <w:tcW w:w="1760" w:type="dxa"/>
-            <w:tcBorders>
-              <w:top w:val="single" w:sz="1" w:space="0" w:color="CCCCCC"/>
-              <w:left w:val="single" w:sz="1" w:space="0" w:color="CCCCCC"/>
-              <w:bottom w:val="single" w:sz="1" w:space="0" w:color="CCCCCC"/>
-              <w:right w:val="single" w:sz="1" w:space="0" w:color="CCCCCC"/>
-            </w:tcBorders>
-            <w:shd w:val="clear" w:color="auto" w:fill="FFFFFF"/>
-            <w:tcMar>
-              <w:top w:w="60" w:type="dxa"/>
-              <w:left w:w="100" w:type="dxa"/>
-              <w:bottom w:w="60" w:type="dxa"/>
-              <w:right w:w="100" w:type="dxa"/>
-            </w:tcMar>
-          </w:tcPr>
-          <w:p>
-            <w:r>
-              <w:t>Incluido en BOM</w:t>
             </w:r>
           </w:p>
         </w:tc>
@@ -7354,7 +6628,12 @@
     </w:tbl>
     <w:p>
       <w:pPr>
-        <w:spacing w:before="60" w:after="60"/>
+        <w:pStyle w:val="Ttulo2"/>
+        <w:rPr>
+          <w:color w:val="auto"/>
+          <w:sz w:val="24"/>
+          <w:szCs w:val="24"/>
+        </w:rPr>
       </w:pPr>
     </w:p>
     <w:p>
@@ -7385,7 +6664,13 @@
         <w:spacing w:before="60" w:after="60"/>
       </w:pPr>
       <w:r>
-        <w:t>Temperatura y humedad (todos los sensores): la sensibilidad de los sensores MEMS varía con T y HR. Se implementará compensación mediante los datos del módulo meteorológico del sistema AQ.</w:t>
+        <w:t xml:space="preserve">Temperatura y humedad (todos los sensores): la sensibilidad de los sensores MEMS varía con </w:t>
+      </w:r>
+      <w:r>
+        <w:t>estas dos variables</w:t>
+      </w:r>
+      <w:r>
+        <w:t>. Se implementará compensación mediante los datos del módulo meteorológico del sistema AQ.</w:t>
       </w:r>
     </w:p>
     <w:p>
@@ -7425,7 +6710,7 @@
         <w:t>₂</w:t>
       </w:r>
       <w:r>
-        <w:t>S en concentraciones elevadas. Se documentará esta limitación en el reporte de calibración.</w:t>
+        <w:t>S en concentraciones elevadas.</w:t>
       </w:r>
     </w:p>
     <w:p>
@@ -7447,27 +6732,6 @@
       <w:proofErr w:type="spellEnd"/>
       <w:r>
         <w:t xml:space="preserve"> durante este periodo.</w:t>
-      </w:r>
-    </w:p>
-    <w:p>
-      <w:pPr>
-        <w:pStyle w:val="Prrafodelista"/>
-        <w:numPr>
-          <w:ilvl w:val="0"/>
-          <w:numId w:val="2"/>
-        </w:numPr>
-        <w:spacing w:before="60" w:after="60"/>
-      </w:pPr>
-      <w:r>
-        <w:t xml:space="preserve">Deriva a largo plazo: los sensores MEMS presentan deriva de sensibilidad con el envejecimiento. Se recomienda recalibración periódica del </w:t>
-      </w:r>
-      <w:proofErr w:type="spellStart"/>
-      <w:r>
-        <w:t>baseline</w:t>
-      </w:r>
-      <w:proofErr w:type="spellEnd"/>
-      <w:r>
-        <w:t>.</w:t>
       </w:r>
     </w:p>
     <w:p>
@@ -7572,6 +6836,7 @@
                 <w:bCs/>
                 <w:color w:val="FFFFFF" w:themeColor="background1"/>
               </w:rPr>
+              <w:lastRenderedPageBreak/>
               <w:t>Aspecto</w:t>
             </w:r>
           </w:p>
@@ -7762,7 +7027,6 @@
           <w:p>
             <w:proofErr w:type="spellStart"/>
             <w:r>
-              <w:lastRenderedPageBreak/>
               <w:t>Conc</w:t>
             </w:r>
             <w:proofErr w:type="spellEnd"/>
@@ -8635,6 +7899,15 @@
         </mc:AlternateContent>
       </w:r>
       <w:r>
+        <w:t>La arquitectura del módulo sigue la cadena de instrumentación completa: los sensores SEN0564 y SEN0574 generan señales analógicas de voltaje que pasan por un filtro RC pasabajas (R = 10 kΩ, C = 1.5 µF), luego por un buffer seguidor de voltaje (LMV321), y finalmente ingresan a los pines ADC del ESP32-S3-WROOM-1U. El sensor CCS811 se conecta directamente por I²C.</w:t>
+      </w:r>
+    </w:p>
+    <w:p>
+      <w:pPr>
+        <w:spacing w:before="80" w:after="80"/>
+        <w:jc w:val="both"/>
+      </w:pPr>
+      <w:r>
         <w:rPr>
           <w:b/>
           <w:bCs/>
@@ -8642,13 +7915,13 @@
           <w:lang w:val="es-419"/>
         </w:rPr>
         <w:drawing>
-          <wp:anchor distT="0" distB="0" distL="114300" distR="114300" simplePos="0" relativeHeight="251673600" behindDoc="0" locked="0" layoutInCell="1" allowOverlap="1" wp14:anchorId="0A3E3E09" wp14:editId="2D8FE718">
+          <wp:anchor distT="0" distB="0" distL="114300" distR="114300" simplePos="0" relativeHeight="251673600" behindDoc="0" locked="0" layoutInCell="1" allowOverlap="1" wp14:anchorId="0A3E3E09" wp14:editId="6098D6C5">
             <wp:simplePos x="0" y="0"/>
             <wp:positionH relativeFrom="margin">
-              <wp:posOffset>1297172</wp:posOffset>
+              <wp:posOffset>1289050</wp:posOffset>
             </wp:positionH>
             <wp:positionV relativeFrom="paragraph">
-              <wp:posOffset>1281031</wp:posOffset>
+              <wp:posOffset>193675</wp:posOffset>
             </wp:positionV>
             <wp:extent cx="3218180" cy="4826635"/>
             <wp:effectExtent l="0" t="0" r="1270" b="0"/>
@@ -8704,17 +7977,12 @@
           </wp:anchor>
         </w:drawing>
       </w:r>
-      <w:r>
-        <w:t xml:space="preserve">La arquitectura del módulo sigue la cadena de instrumentación completa: los sensores SEN0564 y SEN0574 generan señales analógicas de voltaje que pasan por un filtro RC </w:t>
-      </w:r>
-      <w:proofErr w:type="spellStart"/>
-      <w:r>
-        <w:t>pasabajas</w:t>
-      </w:r>
-      <w:proofErr w:type="spellEnd"/>
-      <w:r>
-        <w:t xml:space="preserve"> (R = 10 kΩ, C = 1.5 µF), luego por un buffer seguidor de voltaje (LMV321), y finalmente ingresan a los pines ADC del ESP32-S3-WROOM-1U. El sensor CCS811 se conecta directamente por I²C. La referencia REF2033A provee tensiones estables para el acondicionamiento. El LED RGB (con resistencias de limitación) indica visualmente el estado de calidad del aire, controlado por PWM desde el ESP32-S3-WROOM-1U.</w:t>
-      </w:r>
+    </w:p>
+    <w:p>
+      <w:pPr>
+        <w:spacing w:before="80" w:after="80"/>
+        <w:jc w:val="both"/>
+      </w:pPr>
     </w:p>
     <w:p>
       <w:pPr>
@@ -8996,10 +8264,12 @@
         <w:t xml:space="preserve">Los campos mínimos del mensaje JSON a enviar al </w:t>
       </w:r>
       <w:proofErr w:type="spellStart"/>
+      <w:proofErr w:type="gramStart"/>
       <w:r>
         <w:t>hub</w:t>
       </w:r>
       <w:proofErr w:type="spellEnd"/>
+      <w:proofErr w:type="gramEnd"/>
       <w:r>
         <w:t xml:space="preserve"> son: module (identificador del módulo), </w:t>
       </w:r>
@@ -9164,7 +8434,7 @@
         </w:trPr>
         <w:tc>
           <w:tcPr>
-            <w:tcW w:w="3200" w:type="dxa"/>
+            <w:tcW w:w="2943" w:type="dxa"/>
             <w:tcBorders>
               <w:top w:val="single" w:sz="1" w:space="0" w:color="AAAAAA"/>
               <w:left w:val="single" w:sz="1" w:space="0" w:color="AAAAAA"/>
@@ -9198,7 +8468,7 @@
         </w:tc>
         <w:tc>
           <w:tcPr>
-            <w:tcW w:w="3800" w:type="dxa"/>
+            <w:tcW w:w="3523" w:type="dxa"/>
             <w:tcBorders>
               <w:top w:val="single" w:sz="1" w:space="0" w:color="AAAAAA"/>
               <w:left w:val="single" w:sz="1" w:space="0" w:color="AAAAAA"/>
@@ -9232,7 +8502,7 @@
         </w:tc>
         <w:tc>
           <w:tcPr>
-            <w:tcW w:w="1360" w:type="dxa"/>
+            <w:tcW w:w="1894" w:type="dxa"/>
             <w:tcBorders>
               <w:top w:val="single" w:sz="1" w:space="0" w:color="AAAAAA"/>
               <w:left w:val="single" w:sz="1" w:space="0" w:color="AAAAAA"/>
@@ -9268,7 +8538,7 @@
       <w:tr>
         <w:tc>
           <w:tcPr>
-            <w:tcW w:w="3200" w:type="dxa"/>
+            <w:tcW w:w="2943" w:type="dxa"/>
             <w:tcBorders>
               <w:top w:val="single" w:sz="1" w:space="0" w:color="CCCCCC"/>
               <w:left w:val="single" w:sz="1" w:space="0" w:color="CCCCCC"/>
@@ -9291,7 +8561,7 @@
         </w:tc>
         <w:tc>
           <w:tcPr>
-            <w:tcW w:w="3800" w:type="dxa"/>
+            <w:tcW w:w="3523" w:type="dxa"/>
             <w:tcBorders>
               <w:top w:val="single" w:sz="1" w:space="0" w:color="CCCCCC"/>
               <w:left w:val="single" w:sz="1" w:space="0" w:color="CCCCCC"/>
@@ -9314,7 +8584,7 @@
         </w:tc>
         <w:tc>
           <w:tcPr>
-            <w:tcW w:w="1360" w:type="dxa"/>
+            <w:tcW w:w="1894" w:type="dxa"/>
             <w:tcBorders>
               <w:top w:val="single" w:sz="1" w:space="0" w:color="CCCCCC"/>
               <w:left w:val="single" w:sz="1" w:space="0" w:color="CCCCCC"/>
@@ -9339,60 +8609,60 @@
       <w:tr>
         <w:tc>
           <w:tcPr>
-            <w:tcW w:w="3200" w:type="dxa"/>
-            <w:tcBorders>
-              <w:top w:val="single" w:sz="1" w:space="0" w:color="CCCCCC"/>
-              <w:left w:val="single" w:sz="1" w:space="0" w:color="CCCCCC"/>
-              <w:bottom w:val="single" w:sz="1" w:space="0" w:color="CCCCCC"/>
-              <w:right w:val="single" w:sz="1" w:space="0" w:color="CCCCCC"/>
-            </w:tcBorders>
-            <w:shd w:val="clear" w:color="auto" w:fill="FFFFFF"/>
-            <w:tcMar>
-              <w:top w:w="60" w:type="dxa"/>
-              <w:left w:w="100" w:type="dxa"/>
-              <w:bottom w:w="60" w:type="dxa"/>
-              <w:right w:w="100" w:type="dxa"/>
-            </w:tcMar>
-          </w:tcPr>
-          <w:p>
-            <w:r>
-              <w:t>Osciloscopio digital 2 canales (≥ 20 MHz)</w:t>
-            </w:r>
-          </w:p>
-        </w:tc>
-        <w:tc>
-          <w:tcPr>
-            <w:tcW w:w="3800" w:type="dxa"/>
-            <w:tcBorders>
-              <w:top w:val="single" w:sz="1" w:space="0" w:color="CCCCCC"/>
-              <w:left w:val="single" w:sz="1" w:space="0" w:color="CCCCCC"/>
-              <w:bottom w:val="single" w:sz="1" w:space="0" w:color="CCCCCC"/>
-              <w:right w:val="single" w:sz="1" w:space="0" w:color="CCCCCC"/>
-            </w:tcBorders>
-            <w:shd w:val="clear" w:color="auto" w:fill="FFFFFF"/>
-            <w:tcMar>
-              <w:top w:w="60" w:type="dxa"/>
-              <w:left w:w="100" w:type="dxa"/>
-              <w:bottom w:w="60" w:type="dxa"/>
-              <w:right w:w="100" w:type="dxa"/>
-            </w:tcMar>
-          </w:tcPr>
-          <w:p>
-            <w:r>
-              <w:t>Visualización de señales analógicas, verificación de filtros</w:t>
-            </w:r>
-          </w:p>
-        </w:tc>
-        <w:tc>
-          <w:tcPr>
-            <w:tcW w:w="1360" w:type="dxa"/>
-            <w:tcBorders>
-              <w:top w:val="single" w:sz="1" w:space="0" w:color="CCCCCC"/>
-              <w:left w:val="single" w:sz="1" w:space="0" w:color="CCCCCC"/>
-              <w:bottom w:val="single" w:sz="1" w:space="0" w:color="CCCCCC"/>
-              <w:right w:val="single" w:sz="1" w:space="0" w:color="CCCCCC"/>
-            </w:tcBorders>
-            <w:shd w:val="clear" w:color="auto" w:fill="FFFFFF"/>
+            <w:tcW w:w="2943" w:type="dxa"/>
+            <w:tcBorders>
+              <w:top w:val="single" w:sz="1" w:space="0" w:color="CCCCCC"/>
+              <w:left w:val="single" w:sz="1" w:space="0" w:color="CCCCCC"/>
+              <w:bottom w:val="single" w:sz="1" w:space="0" w:color="CCCCCC"/>
+              <w:right w:val="single" w:sz="1" w:space="0" w:color="CCCCCC"/>
+            </w:tcBorders>
+            <w:shd w:val="clear" w:color="auto" w:fill="F2F7FB"/>
+            <w:tcMar>
+              <w:top w:w="60" w:type="dxa"/>
+              <w:left w:w="100" w:type="dxa"/>
+              <w:bottom w:w="60" w:type="dxa"/>
+              <w:right w:w="100" w:type="dxa"/>
+            </w:tcMar>
+          </w:tcPr>
+          <w:p>
+            <w:r>
+              <w:t>Fuente DC regulada (0–30 V, 3 A)</w:t>
+            </w:r>
+          </w:p>
+        </w:tc>
+        <w:tc>
+          <w:tcPr>
+            <w:tcW w:w="3523" w:type="dxa"/>
+            <w:tcBorders>
+              <w:top w:val="single" w:sz="1" w:space="0" w:color="CCCCCC"/>
+              <w:left w:val="single" w:sz="1" w:space="0" w:color="CCCCCC"/>
+              <w:bottom w:val="single" w:sz="1" w:space="0" w:color="CCCCCC"/>
+              <w:right w:val="single" w:sz="1" w:space="0" w:color="CCCCCC"/>
+            </w:tcBorders>
+            <w:shd w:val="clear" w:color="auto" w:fill="F2F7FB"/>
+            <w:tcMar>
+              <w:top w:w="60" w:type="dxa"/>
+              <w:left w:w="100" w:type="dxa"/>
+              <w:bottom w:w="60" w:type="dxa"/>
+              <w:right w:w="100" w:type="dxa"/>
+            </w:tcMar>
+          </w:tcPr>
+          <w:p>
+            <w:r>
+              <w:t>Alimentación del protoboard durante pruebas</w:t>
+            </w:r>
+          </w:p>
+        </w:tc>
+        <w:tc>
+          <w:tcPr>
+            <w:tcW w:w="1894" w:type="dxa"/>
+            <w:tcBorders>
+              <w:top w:val="single" w:sz="1" w:space="0" w:color="CCCCCC"/>
+              <w:left w:val="single" w:sz="1" w:space="0" w:color="CCCCCC"/>
+              <w:bottom w:val="single" w:sz="1" w:space="0" w:color="CCCCCC"/>
+              <w:right w:val="single" w:sz="1" w:space="0" w:color="CCCCCC"/>
+            </w:tcBorders>
+            <w:shd w:val="clear" w:color="auto" w:fill="F2F7FB"/>
             <w:tcMar>
               <w:top w:w="60" w:type="dxa"/>
               <w:left w:w="100" w:type="dxa"/>
@@ -9410,70 +8680,70 @@
       <w:tr>
         <w:tc>
           <w:tcPr>
-            <w:tcW w:w="3200" w:type="dxa"/>
-            <w:tcBorders>
-              <w:top w:val="single" w:sz="1" w:space="0" w:color="CCCCCC"/>
-              <w:left w:val="single" w:sz="1" w:space="0" w:color="CCCCCC"/>
-              <w:bottom w:val="single" w:sz="1" w:space="0" w:color="CCCCCC"/>
-              <w:right w:val="single" w:sz="1" w:space="0" w:color="CCCCCC"/>
-            </w:tcBorders>
-            <w:shd w:val="clear" w:color="auto" w:fill="F2F7FB"/>
-            <w:tcMar>
-              <w:top w:w="60" w:type="dxa"/>
-              <w:left w:w="100" w:type="dxa"/>
-              <w:bottom w:w="60" w:type="dxa"/>
-              <w:right w:w="100" w:type="dxa"/>
-            </w:tcMar>
-          </w:tcPr>
-          <w:p>
-            <w:r>
-              <w:t>Fuente DC regulada (0–30 V, 3 A)</w:t>
-            </w:r>
-          </w:p>
-        </w:tc>
-        <w:tc>
-          <w:tcPr>
-            <w:tcW w:w="3800" w:type="dxa"/>
-            <w:tcBorders>
-              <w:top w:val="single" w:sz="1" w:space="0" w:color="CCCCCC"/>
-              <w:left w:val="single" w:sz="1" w:space="0" w:color="CCCCCC"/>
-              <w:bottom w:val="single" w:sz="1" w:space="0" w:color="CCCCCC"/>
-              <w:right w:val="single" w:sz="1" w:space="0" w:color="CCCCCC"/>
-            </w:tcBorders>
-            <w:shd w:val="clear" w:color="auto" w:fill="F2F7FB"/>
-            <w:tcMar>
-              <w:top w:w="60" w:type="dxa"/>
-              <w:left w:w="100" w:type="dxa"/>
-              <w:bottom w:w="60" w:type="dxa"/>
-              <w:right w:w="100" w:type="dxa"/>
-            </w:tcMar>
-          </w:tcPr>
-          <w:p>
-            <w:r>
-              <w:t>Alimentación del protoboard durante pruebas</w:t>
-            </w:r>
-          </w:p>
-        </w:tc>
-        <w:tc>
-          <w:tcPr>
-            <w:tcW w:w="1360" w:type="dxa"/>
-            <w:tcBorders>
-              <w:top w:val="single" w:sz="1" w:space="0" w:color="CCCCCC"/>
-              <w:left w:val="single" w:sz="1" w:space="0" w:color="CCCCCC"/>
-              <w:bottom w:val="single" w:sz="1" w:space="0" w:color="CCCCCC"/>
-              <w:right w:val="single" w:sz="1" w:space="0" w:color="CCCCCC"/>
-            </w:tcBorders>
-            <w:shd w:val="clear" w:color="auto" w:fill="F2F7FB"/>
-            <w:tcMar>
-              <w:top w:w="60" w:type="dxa"/>
-              <w:left w:w="100" w:type="dxa"/>
-              <w:bottom w:w="60" w:type="dxa"/>
-              <w:right w:w="100" w:type="dxa"/>
-            </w:tcMar>
-          </w:tcPr>
-          <w:p>
-            <w:r>
-              <w:t>Laboratorio</w:t>
+            <w:tcW w:w="2943" w:type="dxa"/>
+            <w:tcBorders>
+              <w:top w:val="single" w:sz="1" w:space="0" w:color="CCCCCC"/>
+              <w:left w:val="single" w:sz="1" w:space="0" w:color="CCCCCC"/>
+              <w:bottom w:val="single" w:sz="1" w:space="0" w:color="CCCCCC"/>
+              <w:right w:val="single" w:sz="1" w:space="0" w:color="CCCCCC"/>
+            </w:tcBorders>
+            <w:shd w:val="clear" w:color="auto" w:fill="F2F7FB"/>
+            <w:tcMar>
+              <w:top w:w="60" w:type="dxa"/>
+              <w:left w:w="100" w:type="dxa"/>
+              <w:bottom w:w="60" w:type="dxa"/>
+              <w:right w:w="100" w:type="dxa"/>
+            </w:tcMar>
+          </w:tcPr>
+          <w:p>
+            <w:r>
+              <w:t>Encendedor de butano (fuente de CO)</w:t>
+            </w:r>
+          </w:p>
+        </w:tc>
+        <w:tc>
+          <w:tcPr>
+            <w:tcW w:w="3523" w:type="dxa"/>
+            <w:tcBorders>
+              <w:top w:val="single" w:sz="1" w:space="0" w:color="CCCCCC"/>
+              <w:left w:val="single" w:sz="1" w:space="0" w:color="CCCCCC"/>
+              <w:bottom w:val="single" w:sz="1" w:space="0" w:color="CCCCCC"/>
+              <w:right w:val="single" w:sz="1" w:space="0" w:color="CCCCCC"/>
+            </w:tcBorders>
+            <w:shd w:val="clear" w:color="auto" w:fill="F2F7FB"/>
+            <w:tcMar>
+              <w:top w:w="60" w:type="dxa"/>
+              <w:left w:w="100" w:type="dxa"/>
+              <w:bottom w:w="60" w:type="dxa"/>
+              <w:right w:w="100" w:type="dxa"/>
+            </w:tcMar>
+          </w:tcPr>
+          <w:p>
+            <w:r>
+              <w:t>Generación de CO para prueba de respuesta del SEN0564</w:t>
+            </w:r>
+          </w:p>
+        </w:tc>
+        <w:tc>
+          <w:tcPr>
+            <w:tcW w:w="1894" w:type="dxa"/>
+            <w:tcBorders>
+              <w:top w:val="single" w:sz="1" w:space="0" w:color="CCCCCC"/>
+              <w:left w:val="single" w:sz="1" w:space="0" w:color="CCCCCC"/>
+              <w:bottom w:val="single" w:sz="1" w:space="0" w:color="CCCCCC"/>
+              <w:right w:val="single" w:sz="1" w:space="0" w:color="CCCCCC"/>
+            </w:tcBorders>
+            <w:shd w:val="clear" w:color="auto" w:fill="F2F7FB"/>
+            <w:tcMar>
+              <w:top w:w="60" w:type="dxa"/>
+              <w:left w:w="100" w:type="dxa"/>
+              <w:bottom w:w="60" w:type="dxa"/>
+              <w:right w:w="100" w:type="dxa"/>
+            </w:tcMar>
+          </w:tcPr>
+          <w:p>
+            <w:r>
+              <w:t>Fácil adquisición</w:t>
             </w:r>
           </w:p>
         </w:tc>
@@ -9481,7 +8751,7 @@
       <w:tr>
         <w:tc>
           <w:tcPr>
-            <w:tcW w:w="3200" w:type="dxa"/>
+            <w:tcW w:w="2943" w:type="dxa"/>
             <w:tcBorders>
               <w:top w:val="single" w:sz="1" w:space="0" w:color="CCCCCC"/>
               <w:left w:val="single" w:sz="1" w:space="0" w:color="CCCCCC"/>
@@ -9498,13 +8768,13 @@
           </w:tcPr>
           <w:p>
             <w:r>
-              <w:t>Generador de señales (funciones)</w:t>
-            </w:r>
-          </w:p>
-        </w:tc>
-        <w:tc>
-          <w:tcPr>
-            <w:tcW w:w="3800" w:type="dxa"/>
+              <w:t>Monitor serial (Arduino IDE / PuTTY)</w:t>
+            </w:r>
+          </w:p>
+        </w:tc>
+        <w:tc>
+          <w:tcPr>
+            <w:tcW w:w="3523" w:type="dxa"/>
             <w:tcBorders>
               <w:top w:val="single" w:sz="1" w:space="0" w:color="CCCCCC"/>
               <w:left w:val="single" w:sz="1" w:space="0" w:color="CCCCCC"/>
@@ -9521,13 +8791,13 @@
           </w:tcPr>
           <w:p>
             <w:r>
-              <w:t>Inyección de señales de prueba para verificación de filtros</w:t>
-            </w:r>
-          </w:p>
-        </w:tc>
-        <w:tc>
-          <w:tcPr>
-            <w:tcW w:w="1360" w:type="dxa"/>
+              <w:t>Verificación de datos ADC y mensajes JSON en tiempo real</w:t>
+            </w:r>
+          </w:p>
+        </w:tc>
+        <w:tc>
+          <w:tcPr>
+            <w:tcW w:w="1894" w:type="dxa"/>
             <w:tcBorders>
               <w:top w:val="single" w:sz="1" w:space="0" w:color="CCCCCC"/>
               <w:left w:val="single" w:sz="1" w:space="0" w:color="CCCCCC"/>
@@ -9544,7 +8814,7 @@
           </w:tcPr>
           <w:p>
             <w:r>
-              <w:t>Laboratorio</w:t>
+              <w:t>PC laboratorio</w:t>
             </w:r>
           </w:p>
         </w:tc>
@@ -9552,149 +8822,7 @@
       <w:tr>
         <w:tc>
           <w:tcPr>
-            <w:tcW w:w="3200" w:type="dxa"/>
-            <w:tcBorders>
-              <w:top w:val="single" w:sz="1" w:space="0" w:color="CCCCCC"/>
-              <w:left w:val="single" w:sz="1" w:space="0" w:color="CCCCCC"/>
-              <w:bottom w:val="single" w:sz="1" w:space="0" w:color="CCCCCC"/>
-              <w:right w:val="single" w:sz="1" w:space="0" w:color="CCCCCC"/>
-            </w:tcBorders>
-            <w:shd w:val="clear" w:color="auto" w:fill="F2F7FB"/>
-            <w:tcMar>
-              <w:top w:w="60" w:type="dxa"/>
-              <w:left w:w="100" w:type="dxa"/>
-              <w:bottom w:w="60" w:type="dxa"/>
-              <w:right w:w="100" w:type="dxa"/>
-            </w:tcMar>
-          </w:tcPr>
-          <w:p>
-            <w:r>
-              <w:t>Encendedor de butano (fuente de CO)</w:t>
-            </w:r>
-          </w:p>
-        </w:tc>
-        <w:tc>
-          <w:tcPr>
-            <w:tcW w:w="3800" w:type="dxa"/>
-            <w:tcBorders>
-              <w:top w:val="single" w:sz="1" w:space="0" w:color="CCCCCC"/>
-              <w:left w:val="single" w:sz="1" w:space="0" w:color="CCCCCC"/>
-              <w:bottom w:val="single" w:sz="1" w:space="0" w:color="CCCCCC"/>
-              <w:right w:val="single" w:sz="1" w:space="0" w:color="CCCCCC"/>
-            </w:tcBorders>
-            <w:shd w:val="clear" w:color="auto" w:fill="F2F7FB"/>
-            <w:tcMar>
-              <w:top w:w="60" w:type="dxa"/>
-              <w:left w:w="100" w:type="dxa"/>
-              <w:bottom w:w="60" w:type="dxa"/>
-              <w:right w:w="100" w:type="dxa"/>
-            </w:tcMar>
-          </w:tcPr>
-          <w:p>
-            <w:r>
-              <w:t>Generación de CO para prueba de respuesta del SEN0564</w:t>
-            </w:r>
-          </w:p>
-        </w:tc>
-        <w:tc>
-          <w:tcPr>
-            <w:tcW w:w="1360" w:type="dxa"/>
-            <w:tcBorders>
-              <w:top w:val="single" w:sz="1" w:space="0" w:color="CCCCCC"/>
-              <w:left w:val="single" w:sz="1" w:space="0" w:color="CCCCCC"/>
-              <w:bottom w:val="single" w:sz="1" w:space="0" w:color="CCCCCC"/>
-              <w:right w:val="single" w:sz="1" w:space="0" w:color="CCCCCC"/>
-            </w:tcBorders>
-            <w:shd w:val="clear" w:color="auto" w:fill="F2F7FB"/>
-            <w:tcMar>
-              <w:top w:w="60" w:type="dxa"/>
-              <w:left w:w="100" w:type="dxa"/>
-              <w:bottom w:w="60" w:type="dxa"/>
-              <w:right w:w="100" w:type="dxa"/>
-            </w:tcMar>
-          </w:tcPr>
-          <w:p>
-            <w:r>
-              <w:t>Fácil adquisición</w:t>
-            </w:r>
-          </w:p>
-        </w:tc>
-      </w:tr>
-      <w:tr>
-        <w:tc>
-          <w:tcPr>
-            <w:tcW w:w="3200" w:type="dxa"/>
-            <w:tcBorders>
-              <w:top w:val="single" w:sz="1" w:space="0" w:color="CCCCCC"/>
-              <w:left w:val="single" w:sz="1" w:space="0" w:color="CCCCCC"/>
-              <w:bottom w:val="single" w:sz="1" w:space="0" w:color="CCCCCC"/>
-              <w:right w:val="single" w:sz="1" w:space="0" w:color="CCCCCC"/>
-            </w:tcBorders>
-            <w:shd w:val="clear" w:color="auto" w:fill="FFFFFF"/>
-            <w:tcMar>
-              <w:top w:w="60" w:type="dxa"/>
-              <w:left w:w="100" w:type="dxa"/>
-              <w:bottom w:w="60" w:type="dxa"/>
-              <w:right w:w="100" w:type="dxa"/>
-            </w:tcMar>
-          </w:tcPr>
-          <w:p>
-            <w:r>
-              <w:t>Monitor serial (Arduino IDE / PuTTY)</w:t>
-            </w:r>
-          </w:p>
-        </w:tc>
-        <w:tc>
-          <w:tcPr>
-            <w:tcW w:w="3800" w:type="dxa"/>
-            <w:tcBorders>
-              <w:top w:val="single" w:sz="1" w:space="0" w:color="CCCCCC"/>
-              <w:left w:val="single" w:sz="1" w:space="0" w:color="CCCCCC"/>
-              <w:bottom w:val="single" w:sz="1" w:space="0" w:color="CCCCCC"/>
-              <w:right w:val="single" w:sz="1" w:space="0" w:color="CCCCCC"/>
-            </w:tcBorders>
-            <w:shd w:val="clear" w:color="auto" w:fill="FFFFFF"/>
-            <w:tcMar>
-              <w:top w:w="60" w:type="dxa"/>
-              <w:left w:w="100" w:type="dxa"/>
-              <w:bottom w:w="60" w:type="dxa"/>
-              <w:right w:w="100" w:type="dxa"/>
-            </w:tcMar>
-          </w:tcPr>
-          <w:p>
-            <w:r>
-              <w:t>Verificación de datos ADC y mensajes JSON en tiempo real</w:t>
-            </w:r>
-          </w:p>
-        </w:tc>
-        <w:tc>
-          <w:tcPr>
-            <w:tcW w:w="1360" w:type="dxa"/>
-            <w:tcBorders>
-              <w:top w:val="single" w:sz="1" w:space="0" w:color="CCCCCC"/>
-              <w:left w:val="single" w:sz="1" w:space="0" w:color="CCCCCC"/>
-              <w:bottom w:val="single" w:sz="1" w:space="0" w:color="CCCCCC"/>
-              <w:right w:val="single" w:sz="1" w:space="0" w:color="CCCCCC"/>
-            </w:tcBorders>
-            <w:shd w:val="clear" w:color="auto" w:fill="FFFFFF"/>
-            <w:tcMar>
-              <w:top w:w="60" w:type="dxa"/>
-              <w:left w:w="100" w:type="dxa"/>
-              <w:bottom w:w="60" w:type="dxa"/>
-              <w:right w:w="100" w:type="dxa"/>
-            </w:tcMar>
-          </w:tcPr>
-          <w:p>
-            <w:r>
-              <w:t>PC laboratorio</w:t>
-            </w:r>
-          </w:p>
-        </w:tc>
-      </w:tr>
-      <w:tr>
-        <w:tc>
-          <w:tcPr>
-            <w:tcW w:w="3200" w:type="dxa"/>
+            <w:tcW w:w="2943" w:type="dxa"/>
             <w:tcBorders>
               <w:top w:val="single" w:sz="1" w:space="0" w:color="CCCCCC"/>
               <w:left w:val="single" w:sz="1" w:space="0" w:color="CCCCCC"/>
@@ -9717,7 +8845,7 @@
         </w:tc>
         <w:tc>
           <w:tcPr>
-            <w:tcW w:w="3800" w:type="dxa"/>
+            <w:tcW w:w="3523" w:type="dxa"/>
             <w:tcBorders>
               <w:top w:val="single" w:sz="1" w:space="0" w:color="CCCCCC"/>
               <w:left w:val="single" w:sz="1" w:space="0" w:color="CCCCCC"/>
@@ -9740,7 +8868,7 @@
         </w:tc>
         <w:tc>
           <w:tcPr>
-            <w:tcW w:w="1360" w:type="dxa"/>
+            <w:tcW w:w="1894" w:type="dxa"/>
             <w:tcBorders>
               <w:top w:val="single" w:sz="1" w:space="0" w:color="CCCCCC"/>
               <w:left w:val="single" w:sz="1" w:space="0" w:color="CCCCCC"/>
@@ -9810,7 +8938,7 @@
         </w:trPr>
         <w:tc>
           <w:tcPr>
-            <w:tcW w:w="600" w:type="dxa"/>
+            <w:tcW w:w="614" w:type="dxa"/>
             <w:tcBorders>
               <w:top w:val="single" w:sz="1" w:space="0" w:color="AAAAAA"/>
               <w:left w:val="single" w:sz="1" w:space="0" w:color="AAAAAA"/>
@@ -9844,7 +8972,7 @@
         </w:tc>
         <w:tc>
           <w:tcPr>
-            <w:tcW w:w="1800" w:type="dxa"/>
+            <w:tcW w:w="1798" w:type="dxa"/>
             <w:tcBorders>
               <w:top w:val="single" w:sz="1" w:space="0" w:color="AAAAAA"/>
               <w:left w:val="single" w:sz="1" w:space="0" w:color="AAAAAA"/>
@@ -9878,7 +9006,7 @@
         </w:tc>
         <w:tc>
           <w:tcPr>
-            <w:tcW w:w="2600" w:type="dxa"/>
+            <w:tcW w:w="2596" w:type="dxa"/>
             <w:tcBorders>
               <w:top w:val="single" w:sz="1" w:space="0" w:color="AAAAAA"/>
               <w:left w:val="single" w:sz="1" w:space="0" w:color="AAAAAA"/>
@@ -9912,7 +9040,7 @@
         </w:tc>
         <w:tc>
           <w:tcPr>
-            <w:tcW w:w="3360" w:type="dxa"/>
+            <w:tcW w:w="3352" w:type="dxa"/>
             <w:tcBorders>
               <w:top w:val="single" w:sz="1" w:space="0" w:color="AAAAAA"/>
               <w:left w:val="single" w:sz="1" w:space="0" w:color="AAAAAA"/>
@@ -9948,7 +9076,7 @@
       <w:tr>
         <w:tc>
           <w:tcPr>
-            <w:tcW w:w="600" w:type="dxa"/>
+            <w:tcW w:w="614" w:type="dxa"/>
             <w:tcBorders>
               <w:top w:val="single" w:sz="1" w:space="0" w:color="CCCCCC"/>
               <w:left w:val="single" w:sz="1" w:space="0" w:color="CCCCCC"/>
@@ -9971,7 +9099,7 @@
         </w:tc>
         <w:tc>
           <w:tcPr>
-            <w:tcW w:w="1800" w:type="dxa"/>
+            <w:tcW w:w="1798" w:type="dxa"/>
             <w:tcBorders>
               <w:top w:val="single" w:sz="1" w:space="0" w:color="CCCCCC"/>
               <w:left w:val="single" w:sz="1" w:space="0" w:color="CCCCCC"/>
@@ -9994,7 +9122,7 @@
         </w:tc>
         <w:tc>
           <w:tcPr>
-            <w:tcW w:w="2600" w:type="dxa"/>
+            <w:tcW w:w="2596" w:type="dxa"/>
             <w:tcBorders>
               <w:top w:val="single" w:sz="1" w:space="0" w:color="CCCCCC"/>
               <w:left w:val="single" w:sz="1" w:space="0" w:color="CCCCCC"/>
@@ -10025,7 +9153,7 @@
         </w:tc>
         <w:tc>
           <w:tcPr>
-            <w:tcW w:w="3360" w:type="dxa"/>
+            <w:tcW w:w="3352" w:type="dxa"/>
             <w:tcBorders>
               <w:top w:val="single" w:sz="1" w:space="0" w:color="CCCCCC"/>
               <w:left w:val="single" w:sz="1" w:space="0" w:color="CCCCCC"/>
@@ -10047,7 +9175,19 @@
             </w:r>
             <w:proofErr w:type="spellEnd"/>
             <w:r>
-              <w:t xml:space="preserve"> varía de forma monotónica en el rango 0.4–2.0 V.</w:t>
+              <w:t xml:space="preserve"> varía de forma monotónica en el rango </w:t>
+            </w:r>
+            <w:r>
+              <w:t>1V</w:t>
+            </w:r>
+            <w:r>
+              <w:t>–</w:t>
+            </w:r>
+            <w:r>
+              <w:t>3.5</w:t>
+            </w:r>
+            <w:r>
+              <w:t>V.</w:t>
             </w:r>
           </w:p>
         </w:tc>
@@ -10055,7 +9195,7 @@
       <w:tr>
         <w:tc>
           <w:tcPr>
-            <w:tcW w:w="600" w:type="dxa"/>
+            <w:tcW w:w="614" w:type="dxa"/>
             <w:tcBorders>
               <w:top w:val="single" w:sz="1" w:space="0" w:color="CCCCCC"/>
               <w:left w:val="single" w:sz="1" w:space="0" w:color="CCCCCC"/>
@@ -10078,7 +9218,7 @@
         </w:tc>
         <w:tc>
           <w:tcPr>
-            <w:tcW w:w="1800" w:type="dxa"/>
+            <w:tcW w:w="1798" w:type="dxa"/>
             <w:tcBorders>
               <w:top w:val="single" w:sz="1" w:space="0" w:color="CCCCCC"/>
               <w:left w:val="single" w:sz="1" w:space="0" w:color="CCCCCC"/>
@@ -10095,11 +9235,7 @@
           </w:tcPr>
           <w:p>
             <w:r>
-              <w:t xml:space="preserve">Rango de salida analógica </w:t>
-            </w:r>
-            <w:r>
-              <w:lastRenderedPageBreak/>
-              <w:t>(SEN0574 NO</w:t>
+              <w:t>Rango de salida analógica (SEN0574 NO</w:t>
             </w:r>
             <w:r>
               <w:rPr>
@@ -10114,7 +9250,7 @@
         </w:tc>
         <w:tc>
           <w:tcPr>
-            <w:tcW w:w="2600" w:type="dxa"/>
+            <w:tcW w:w="2596" w:type="dxa"/>
             <w:tcBorders>
               <w:top w:val="single" w:sz="1" w:space="0" w:color="CCCCCC"/>
               <w:left w:val="single" w:sz="1" w:space="0" w:color="CCCCCC"/>
@@ -10131,7 +9267,6 @@
           </w:tcPr>
           <w:p>
             <w:r>
-              <w:lastRenderedPageBreak/>
               <w:t>Exponer a fuente de NO</w:t>
             </w:r>
             <w:r>
@@ -10155,7 +9290,7 @@
         </w:tc>
         <w:tc>
           <w:tcPr>
-            <w:tcW w:w="3360" w:type="dxa"/>
+            <w:tcW w:w="3352" w:type="dxa"/>
             <w:tcBorders>
               <w:top w:val="single" w:sz="1" w:space="0" w:color="CCCCCC"/>
               <w:left w:val="single" w:sz="1" w:space="0" w:color="CCCCCC"/>
@@ -10185,7 +9320,7 @@
       <w:tr>
         <w:tc>
           <w:tcPr>
-            <w:tcW w:w="600" w:type="dxa"/>
+            <w:tcW w:w="614" w:type="dxa"/>
             <w:tcBorders>
               <w:top w:val="single" w:sz="1" w:space="0" w:color="CCCCCC"/>
               <w:left w:val="single" w:sz="1" w:space="0" w:color="CCCCCC"/>
@@ -10208,7 +9343,7 @@
         </w:tc>
         <w:tc>
           <w:tcPr>
-            <w:tcW w:w="1800" w:type="dxa"/>
+            <w:tcW w:w="1798" w:type="dxa"/>
             <w:tcBorders>
               <w:top w:val="single" w:sz="1" w:space="0" w:color="CCCCCC"/>
               <w:left w:val="single" w:sz="1" w:space="0" w:color="CCCCCC"/>
@@ -10231,7 +9366,7 @@
         </w:tc>
         <w:tc>
           <w:tcPr>
-            <w:tcW w:w="2600" w:type="dxa"/>
+            <w:tcW w:w="2596" w:type="dxa"/>
             <w:tcBorders>
               <w:top w:val="single" w:sz="1" w:space="0" w:color="CCCCCC"/>
               <w:left w:val="single" w:sz="1" w:space="0" w:color="CCCCCC"/>
@@ -10268,7 +9403,7 @@
         </w:tc>
         <w:tc>
           <w:tcPr>
-            <w:tcW w:w="3360" w:type="dxa"/>
+            <w:tcW w:w="3352" w:type="dxa"/>
             <w:tcBorders>
               <w:top w:val="single" w:sz="1" w:space="0" w:color="CCCCCC"/>
               <w:left w:val="single" w:sz="1" w:space="0" w:color="CCCCCC"/>
@@ -10307,7 +9442,7 @@
       <w:tr>
         <w:tc>
           <w:tcPr>
-            <w:tcW w:w="600" w:type="dxa"/>
+            <w:tcW w:w="614" w:type="dxa"/>
             <w:tcBorders>
               <w:top w:val="single" w:sz="1" w:space="0" w:color="CCCCCC"/>
               <w:left w:val="single" w:sz="1" w:space="0" w:color="CCCCCC"/>
@@ -10324,13 +9459,14 @@
           </w:tcPr>
           <w:p>
             <w:r>
+              <w:lastRenderedPageBreak/>
               <w:t>CP-04</w:t>
             </w:r>
           </w:p>
         </w:tc>
         <w:tc>
           <w:tcPr>
-            <w:tcW w:w="1800" w:type="dxa"/>
+            <w:tcW w:w="1798" w:type="dxa"/>
             <w:tcBorders>
               <w:top w:val="single" w:sz="1" w:space="0" w:color="CCCCCC"/>
               <w:left w:val="single" w:sz="1" w:space="0" w:color="CCCCCC"/>
@@ -10353,7 +9489,7 @@
         </w:tc>
         <w:tc>
           <w:tcPr>
-            <w:tcW w:w="2600" w:type="dxa"/>
+            <w:tcW w:w="2596" w:type="dxa"/>
             <w:tcBorders>
               <w:top w:val="single" w:sz="1" w:space="0" w:color="CCCCCC"/>
               <w:left w:val="single" w:sz="1" w:space="0" w:color="CCCCCC"/>
@@ -10370,21 +9506,13 @@
           </w:tcPr>
           <w:p>
             <w:r>
-              <w:t xml:space="preserve">Inyectar señal sinusoidal a </w:t>
-            </w:r>
-            <w:proofErr w:type="spellStart"/>
-            <w:r>
-              <w:t>fc</w:t>
-            </w:r>
-            <w:proofErr w:type="spellEnd"/>
-            <w:r>
-              <w:t xml:space="preserve"> y a 10·fc. Medir atenuación.</w:t>
-            </w:r>
-          </w:p>
-        </w:tc>
-        <w:tc>
-          <w:tcPr>
-            <w:tcW w:w="3360" w:type="dxa"/>
+              <w:t>Inyectar señal sinusoidal a fc y a 10·fc. Medir atenuación.</w:t>
+            </w:r>
+          </w:p>
+        </w:tc>
+        <w:tc>
+          <w:tcPr>
+            <w:tcW w:w="3352" w:type="dxa"/>
             <w:tcBorders>
               <w:top w:val="single" w:sz="1" w:space="0" w:color="CCCCCC"/>
               <w:left w:val="single" w:sz="1" w:space="0" w:color="CCCCCC"/>
@@ -10401,15 +9529,7 @@
           </w:tcPr>
           <w:p>
             <w:r>
-              <w:t xml:space="preserve">Atenuación a </w:t>
-            </w:r>
-            <w:proofErr w:type="spellStart"/>
-            <w:r>
-              <w:t>fc</w:t>
-            </w:r>
-            <w:proofErr w:type="spellEnd"/>
-            <w:r>
-              <w:t xml:space="preserve"> = −3 dB ± 1 dB. Atenuación a 10·fc ≥ −20 dB.</w:t>
+              <w:t>Atenuación a fc = −3 dB ± 1 dB. Atenuación a 10·fc ≥ −20 dB.</w:t>
             </w:r>
           </w:p>
         </w:tc>
@@ -10417,7 +9537,7 @@
       <w:tr>
         <w:tc>
           <w:tcPr>
-            <w:tcW w:w="600" w:type="dxa"/>
+            <w:tcW w:w="614" w:type="dxa"/>
             <w:tcBorders>
               <w:top w:val="single" w:sz="1" w:space="0" w:color="CCCCCC"/>
               <w:left w:val="single" w:sz="1" w:space="0" w:color="CCCCCC"/>
@@ -10440,7 +9560,7 @@
         </w:tc>
         <w:tc>
           <w:tcPr>
-            <w:tcW w:w="1800" w:type="dxa"/>
+            <w:tcW w:w="1798" w:type="dxa"/>
             <w:tcBorders>
               <w:top w:val="single" w:sz="1" w:space="0" w:color="CCCCCC"/>
               <w:left w:val="single" w:sz="1" w:space="0" w:color="CCCCCC"/>
@@ -10463,7 +9583,7 @@
         </w:tc>
         <w:tc>
           <w:tcPr>
-            <w:tcW w:w="2600" w:type="dxa"/>
+            <w:tcW w:w="2596" w:type="dxa"/>
             <w:tcBorders>
               <w:top w:val="single" w:sz="1" w:space="0" w:color="CCCCCC"/>
               <w:left w:val="single" w:sz="1" w:space="0" w:color="CCCCCC"/>
@@ -10486,7 +9606,7 @@
         </w:tc>
         <w:tc>
           <w:tcPr>
-            <w:tcW w:w="3360" w:type="dxa"/>
+            <w:tcW w:w="3352" w:type="dxa"/>
             <w:tcBorders>
               <w:top w:val="single" w:sz="1" w:space="0" w:color="CCCCCC"/>
               <w:left w:val="single" w:sz="1" w:space="0" w:color="CCCCCC"/>
@@ -10511,7 +9631,7 @@
       <w:tr>
         <w:tc>
           <w:tcPr>
-            <w:tcW w:w="600" w:type="dxa"/>
+            <w:tcW w:w="614" w:type="dxa"/>
             <w:tcBorders>
               <w:top w:val="single" w:sz="1" w:space="0" w:color="CCCCCC"/>
               <w:left w:val="single" w:sz="1" w:space="0" w:color="CCCCCC"/>
@@ -10534,7 +9654,7 @@
         </w:tc>
         <w:tc>
           <w:tcPr>
-            <w:tcW w:w="1800" w:type="dxa"/>
+            <w:tcW w:w="1798" w:type="dxa"/>
             <w:tcBorders>
               <w:top w:val="single" w:sz="1" w:space="0" w:color="CCCCCC"/>
               <w:left w:val="single" w:sz="1" w:space="0" w:color="CCCCCC"/>
@@ -10557,7 +9677,7 @@
         </w:tc>
         <w:tc>
           <w:tcPr>
-            <w:tcW w:w="2600" w:type="dxa"/>
+            <w:tcW w:w="2596" w:type="dxa"/>
             <w:tcBorders>
               <w:top w:val="single" w:sz="1" w:space="0" w:color="CCCCCC"/>
               <w:left w:val="single" w:sz="1" w:space="0" w:color="CCCCCC"/>
@@ -10580,7 +9700,7 @@
         </w:tc>
         <w:tc>
           <w:tcPr>
-            <w:tcW w:w="3360" w:type="dxa"/>
+            <w:tcW w:w="3352" w:type="dxa"/>
             <w:tcBorders>
               <w:top w:val="single" w:sz="1" w:space="0" w:color="CCCCCC"/>
               <w:left w:val="single" w:sz="1" w:space="0" w:color="CCCCCC"/>
@@ -10598,270 +9718,6 @@
           <w:p>
             <w:r>
               <w:t>≥ 5 mensajes JSON válidos en 5 minutos, todos los campos presentes.</w:t>
-            </w:r>
-          </w:p>
-        </w:tc>
-      </w:tr>
-      <w:tr>
-        <w:tc>
-          <w:tcPr>
-            <w:tcW w:w="600" w:type="dxa"/>
-            <w:tcBorders>
-              <w:top w:val="single" w:sz="1" w:space="0" w:color="CCCCCC"/>
-              <w:left w:val="single" w:sz="1" w:space="0" w:color="CCCCCC"/>
-              <w:bottom w:val="single" w:sz="1" w:space="0" w:color="CCCCCC"/>
-              <w:right w:val="single" w:sz="1" w:space="0" w:color="CCCCCC"/>
-            </w:tcBorders>
-            <w:shd w:val="clear" w:color="auto" w:fill="F2F7FB"/>
-            <w:tcMar>
-              <w:top w:w="60" w:type="dxa"/>
-              <w:left w:w="100" w:type="dxa"/>
-              <w:bottom w:w="60" w:type="dxa"/>
-              <w:right w:w="100" w:type="dxa"/>
-            </w:tcMar>
-          </w:tcPr>
-          <w:p>
-            <w:r>
-              <w:t>CP-07</w:t>
-            </w:r>
-          </w:p>
-        </w:tc>
-        <w:tc>
-          <w:tcPr>
-            <w:tcW w:w="1800" w:type="dxa"/>
-            <w:tcBorders>
-              <w:top w:val="single" w:sz="1" w:space="0" w:color="CCCCCC"/>
-              <w:left w:val="single" w:sz="1" w:space="0" w:color="CCCCCC"/>
-              <w:bottom w:val="single" w:sz="1" w:space="0" w:color="CCCCCC"/>
-              <w:right w:val="single" w:sz="1" w:space="0" w:color="CCCCCC"/>
-            </w:tcBorders>
-            <w:shd w:val="clear" w:color="auto" w:fill="F2F7FB"/>
-            <w:tcMar>
-              <w:top w:w="60" w:type="dxa"/>
-              <w:left w:w="100" w:type="dxa"/>
-              <w:bottom w:w="60" w:type="dxa"/>
-              <w:right w:w="100" w:type="dxa"/>
-            </w:tcMar>
-          </w:tcPr>
-          <w:p>
-            <w:r>
-              <w:t xml:space="preserve">Estado </w:t>
-            </w:r>
-            <w:proofErr w:type="spellStart"/>
-            <w:r>
-              <w:t>warmup</w:t>
-            </w:r>
-            <w:proofErr w:type="spellEnd"/>
-            <w:r>
-              <w:t xml:space="preserve"> al encender</w:t>
-            </w:r>
-          </w:p>
-        </w:tc>
-        <w:tc>
-          <w:tcPr>
-            <w:tcW w:w="2600" w:type="dxa"/>
-            <w:tcBorders>
-              <w:top w:val="single" w:sz="1" w:space="0" w:color="CCCCCC"/>
-              <w:left w:val="single" w:sz="1" w:space="0" w:color="CCCCCC"/>
-              <w:bottom w:val="single" w:sz="1" w:space="0" w:color="CCCCCC"/>
-              <w:right w:val="single" w:sz="1" w:space="0" w:color="CCCCCC"/>
-            </w:tcBorders>
-            <w:shd w:val="clear" w:color="auto" w:fill="F2F7FB"/>
-            <w:tcMar>
-              <w:top w:w="60" w:type="dxa"/>
-              <w:left w:w="100" w:type="dxa"/>
-              <w:bottom w:w="60" w:type="dxa"/>
-              <w:right w:w="100" w:type="dxa"/>
-            </w:tcMar>
-          </w:tcPr>
-          <w:p>
-            <w:r>
-              <w:t xml:space="preserve">Encender módulo y verificar el campo </w:t>
-            </w:r>
-            <w:proofErr w:type="spellStart"/>
-            <w:r>
-              <w:t>quality</w:t>
-            </w:r>
-            <w:proofErr w:type="spellEnd"/>
-            <w:r>
-              <w:t xml:space="preserve"> durante el calentamiento.</w:t>
-            </w:r>
-          </w:p>
-        </w:tc>
-        <w:tc>
-          <w:tcPr>
-            <w:tcW w:w="3360" w:type="dxa"/>
-            <w:tcBorders>
-              <w:top w:val="single" w:sz="1" w:space="0" w:color="CCCCCC"/>
-              <w:left w:val="single" w:sz="1" w:space="0" w:color="CCCCCC"/>
-              <w:bottom w:val="single" w:sz="1" w:space="0" w:color="CCCCCC"/>
-              <w:right w:val="single" w:sz="1" w:space="0" w:color="CCCCCC"/>
-            </w:tcBorders>
-            <w:shd w:val="clear" w:color="auto" w:fill="F2F7FB"/>
-            <w:tcMar>
-              <w:top w:w="60" w:type="dxa"/>
-              <w:left w:w="100" w:type="dxa"/>
-              <w:bottom w:w="60" w:type="dxa"/>
-              <w:right w:w="100" w:type="dxa"/>
-            </w:tcMar>
-          </w:tcPr>
-          <w:p>
-            <w:pPr>
-              <w:rPr>
-                <w:lang w:val="en-AU"/>
-              </w:rPr>
-            </w:pPr>
-            <w:r>
-              <w:rPr>
-                <w:lang w:val="en-AU"/>
-              </w:rPr>
-              <w:t xml:space="preserve">quality = warmup </w:t>
-            </w:r>
-            <w:proofErr w:type="spellStart"/>
-            <w:r>
-              <w:rPr>
-                <w:lang w:val="en-AU"/>
-              </w:rPr>
-              <w:t>durante</w:t>
-            </w:r>
-            <w:proofErr w:type="spellEnd"/>
-            <w:r>
-              <w:rPr>
-                <w:lang w:val="en-AU"/>
-              </w:rPr>
-              <w:t xml:space="preserve"> ≥ 60 s; quality = ok </w:t>
-            </w:r>
-            <w:proofErr w:type="spellStart"/>
-            <w:r>
-              <w:rPr>
-                <w:lang w:val="en-AU"/>
-              </w:rPr>
-              <w:t>después</w:t>
-            </w:r>
-            <w:proofErr w:type="spellEnd"/>
-            <w:r>
-              <w:rPr>
-                <w:lang w:val="en-AU"/>
-              </w:rPr>
-              <w:t>.</w:t>
-            </w:r>
-          </w:p>
-        </w:tc>
-      </w:tr>
-      <w:tr>
-        <w:tc>
-          <w:tcPr>
-            <w:tcW w:w="600" w:type="dxa"/>
-            <w:tcBorders>
-              <w:top w:val="single" w:sz="1" w:space="0" w:color="CCCCCC"/>
-              <w:left w:val="single" w:sz="1" w:space="0" w:color="CCCCCC"/>
-              <w:bottom w:val="single" w:sz="1" w:space="0" w:color="CCCCCC"/>
-              <w:right w:val="single" w:sz="1" w:space="0" w:color="CCCCCC"/>
-            </w:tcBorders>
-            <w:shd w:val="clear" w:color="auto" w:fill="FFFFFF"/>
-            <w:tcMar>
-              <w:top w:w="60" w:type="dxa"/>
-              <w:left w:w="100" w:type="dxa"/>
-              <w:bottom w:w="60" w:type="dxa"/>
-              <w:right w:w="100" w:type="dxa"/>
-            </w:tcMar>
-          </w:tcPr>
-          <w:p>
-            <w:r>
-              <w:t>CP-08</w:t>
-            </w:r>
-          </w:p>
-        </w:tc>
-        <w:tc>
-          <w:tcPr>
-            <w:tcW w:w="1800" w:type="dxa"/>
-            <w:tcBorders>
-              <w:top w:val="single" w:sz="1" w:space="0" w:color="CCCCCC"/>
-              <w:left w:val="single" w:sz="1" w:space="0" w:color="CCCCCC"/>
-              <w:bottom w:val="single" w:sz="1" w:space="0" w:color="CCCCCC"/>
-              <w:right w:val="single" w:sz="1" w:space="0" w:color="CCCCCC"/>
-            </w:tcBorders>
-            <w:shd w:val="clear" w:color="auto" w:fill="FFFFFF"/>
-            <w:tcMar>
-              <w:top w:w="60" w:type="dxa"/>
-              <w:left w:w="100" w:type="dxa"/>
-              <w:bottom w:w="60" w:type="dxa"/>
-              <w:right w:w="100" w:type="dxa"/>
-            </w:tcMar>
-          </w:tcPr>
-          <w:p>
-            <w:r>
-              <w:t xml:space="preserve">Estado </w:t>
-            </w:r>
-            <w:proofErr w:type="spellStart"/>
-            <w:r>
-              <w:t>fault</w:t>
-            </w:r>
-            <w:proofErr w:type="spellEnd"/>
-            <w:r>
-              <w:t xml:space="preserve"> ante desconexión</w:t>
-            </w:r>
-          </w:p>
-        </w:tc>
-        <w:tc>
-          <w:tcPr>
-            <w:tcW w:w="2600" w:type="dxa"/>
-            <w:tcBorders>
-              <w:top w:val="single" w:sz="1" w:space="0" w:color="CCCCCC"/>
-              <w:left w:val="single" w:sz="1" w:space="0" w:color="CCCCCC"/>
-              <w:bottom w:val="single" w:sz="1" w:space="0" w:color="CCCCCC"/>
-              <w:right w:val="single" w:sz="1" w:space="0" w:color="CCCCCC"/>
-            </w:tcBorders>
-            <w:shd w:val="clear" w:color="auto" w:fill="FFFFFF"/>
-            <w:tcMar>
-              <w:top w:w="60" w:type="dxa"/>
-              <w:left w:w="100" w:type="dxa"/>
-              <w:bottom w:w="60" w:type="dxa"/>
-              <w:right w:w="100" w:type="dxa"/>
-            </w:tcMar>
-          </w:tcPr>
-          <w:p>
-            <w:r>
-              <w:t>Desconectar sensor y verificar mensaje JSON.</w:t>
-            </w:r>
-          </w:p>
-        </w:tc>
-        <w:tc>
-          <w:tcPr>
-            <w:tcW w:w="3360" w:type="dxa"/>
-            <w:tcBorders>
-              <w:top w:val="single" w:sz="1" w:space="0" w:color="CCCCCC"/>
-              <w:left w:val="single" w:sz="1" w:space="0" w:color="CCCCCC"/>
-              <w:bottom w:val="single" w:sz="1" w:space="0" w:color="CCCCCC"/>
-              <w:right w:val="single" w:sz="1" w:space="0" w:color="CCCCCC"/>
-            </w:tcBorders>
-            <w:shd w:val="clear" w:color="auto" w:fill="FFFFFF"/>
-            <w:tcMar>
-              <w:top w:w="60" w:type="dxa"/>
-              <w:left w:w="100" w:type="dxa"/>
-              <w:bottom w:w="60" w:type="dxa"/>
-              <w:right w:w="100" w:type="dxa"/>
-            </w:tcMar>
-          </w:tcPr>
-          <w:p>
-            <w:r>
-              <w:t xml:space="preserve">El módulo reporta </w:t>
-            </w:r>
-            <w:proofErr w:type="spellStart"/>
-            <w:r>
-              <w:t>quality</w:t>
-            </w:r>
-            <w:proofErr w:type="spellEnd"/>
-            <w:r>
-              <w:t xml:space="preserve"> = </w:t>
-            </w:r>
-            <w:proofErr w:type="spellStart"/>
-            <w:r>
-              <w:t>fault</w:t>
-            </w:r>
-            <w:proofErr w:type="spellEnd"/>
-            <w:r>
-              <w:t xml:space="preserve"> en ≤ 3 ciclos de publicación.</w:t>
             </w:r>
           </w:p>
         </w:tc>
@@ -11267,7 +10123,6 @@
           </w:tcPr>
           <w:p>
             <w:r>
-              <w:lastRenderedPageBreak/>
               <w:t>Warm-up del CCS811 excesivo (20 min primer arranque)</w:t>
             </w:r>
           </w:p>
@@ -11554,48 +10409,59 @@
           <w:szCs w:val="24"/>
         </w:rPr>
       </w:pPr>
-      <w:r>
+    </w:p>
+    <w:p>
+      <w:pPr>
+        <w:pStyle w:val="Ttulo1"/>
         <w:rPr>
           <w:color w:val="auto"/>
           <w:sz w:val="24"/>
           <w:szCs w:val="24"/>
         </w:rPr>
-        <w:t>9. DISEÑO DEL ACONDICIONAMIENTO DE SEÑAL</w:t>
-      </w:r>
-    </w:p>
-    <w:p>
-      <w:pPr>
-        <w:spacing w:before="80" w:after="80"/>
-        <w:jc w:val="both"/>
-      </w:pPr>
-      <w:r>
-        <w:t>El presente avance consolida el diseño electrónico del módulo de gases a partir de los esquemáticos definidos. La arquitectura integra tres bloques: alimentación y regulación de 5 V a 3.3 V, adquisición digital del sensor CCS811 mediante I²C, y dos canales analógicos acondicionados para los sensores SEN0564 (CO) y SEN0574 (NO</w:t>
-      </w:r>
-      <w:r>
-        <w:rPr>
-          <w:rFonts w:ascii="Cambria Math" w:hAnsi="Cambria Math" w:cs="Cambria Math"/>
-        </w:rPr>
-        <w:t>₂</w:t>
-      </w:r>
-      <w:r>
-        <w:t>).</w:t>
-      </w:r>
-    </w:p>
-    <w:p>
-      <w:pPr>
-        <w:pStyle w:val="Ttulo2"/>
+      </w:pPr>
+      <w:r>
         <w:rPr>
           <w:color w:val="auto"/>
           <w:sz w:val="24"/>
           <w:szCs w:val="24"/>
         </w:rPr>
-      </w:pPr>
-      <w:r>
+        <w:lastRenderedPageBreak/>
+        <w:t>9. DISEÑO DEL ACONDICIONAMIENTO DE SEÑAL</w:t>
+      </w:r>
+    </w:p>
+    <w:p>
+      <w:pPr>
+        <w:spacing w:before="80" w:after="80"/>
+        <w:jc w:val="both"/>
+      </w:pPr>
+      <w:r>
+        <w:t>El presente avance consolida el diseño electrónico del módulo de gases a partir de los esquemáticos definidos. La arquitectura integra tres bloques: alimentación y regulación de 5 V a 3.3 V, adquisición digital del sensor CCS811 mediante I²C, y dos canales analógicos acondicionados para los sensores SEN0564 (CO) y SEN0574 (NO</w:t>
+      </w:r>
+      <w:r>
+        <w:rPr>
+          <w:rFonts w:ascii="Cambria Math" w:hAnsi="Cambria Math" w:cs="Cambria Math"/>
+        </w:rPr>
+        <w:t>₂</w:t>
+      </w:r>
+      <w:r>
+        <w:t>).</w:t>
+      </w:r>
+    </w:p>
+    <w:p>
+      <w:pPr>
+        <w:pStyle w:val="Ttulo2"/>
         <w:rPr>
           <w:color w:val="auto"/>
           <w:sz w:val="24"/>
           <w:szCs w:val="24"/>
         </w:rPr>
+      </w:pPr>
+      <w:r>
+        <w:rPr>
+          <w:color w:val="auto"/>
+          <w:sz w:val="24"/>
+          <w:szCs w:val="24"/>
+        </w:rPr>
         <w:t>9.1 Esquemático por Etapas</w:t>
       </w:r>
     </w:p>
@@ -11605,7 +10471,19 @@
         <w:jc w:val="both"/>
       </w:pPr>
       <w:r>
-        <w:t>La etapa de alimentación recibe 5 V desde la entrada principal, pasa por un interruptor general y luego por el regulador lineal LP38692MP-3.3, que entrega la línea regulada de 3.3 V. Se agregan capacitores de desacoplo cerámicos (22 µF y 0.47 µF) en la entrada y la salida para mejorar la estabilidad del regulador y reducir transitorios. La referencia de voltaje REF2033A provee 3.3 V y 1.65 V con baja deriva térmica para el acondicionamiento analógico.</w:t>
+        <w:t>La etapa de alimentación recibe 5 V desde la entrada principal, pasa por un regulador lineal LP38692MP-3.3, que</w:t>
+      </w:r>
+      <w:r>
+        <w:t xml:space="preserve"> entrega 3.3V para el resto del circuito</w:t>
+      </w:r>
+      <w:r>
+        <w:t>. Se agregan capacitores de desacoplo cerámicos (22 µF y 0.</w:t>
+      </w:r>
+      <w:r>
+        <w:t>1</w:t>
+      </w:r>
+      <w:r>
+        <w:t xml:space="preserve"> µF) en la entrada y la salida para mejorar la estabilidad del regulador y reducir transitorios.</w:t>
       </w:r>
     </w:p>
     <w:p>
@@ -11622,8 +10500,56 @@
       </w:r>
       <w:proofErr w:type="spellEnd"/>
       <w:r>
-        <w:t>-up de 4.7 kΩ hacia 3.3 V, mientras que WAKE, RESET e INT se polarizan y enrutan de forma controlada. En los canales analógicos, las salidas de los sensores SEN0564 y SEN0574 pasan por una red RC de primer orden (R = 10 kΩ, C = 1.5 µF) y luego por un seguidor de voltaje con LMV321. Esta estrategia evita la carga directa del ADC, reduce ruido de alta frecuencia y permite una lectura más consistente.</w:t>
-      </w:r>
+        <w:t xml:space="preserve">-up de 4.7 kΩ hacia 3.3 V </w:t>
+      </w:r>
+      <w:r>
+        <w:t xml:space="preserve">al igual que los pines RESET e INT, </w:t>
+      </w:r>
+      <w:r>
+        <w:t>mientras que WAKE</w:t>
+      </w:r>
+      <w:r>
+        <w:t xml:space="preserve"> </w:t>
+      </w:r>
+      <w:r>
+        <w:t>enruta de forma controlada. En los canales analógicos, las salidas de los sensores SEN0564 y SEN0574 pasan por un</w:t>
+      </w:r>
+      <w:r>
+        <w:t xml:space="preserve"> divisor de voltaje para escalar los voltajes máximos de los sensores a 3.3V para que no dañen en ADC de la ESP32, luego pasan por un seguidor de tensión para acople de impedancias y una</w:t>
+      </w:r>
+      <w:r>
+        <w:t xml:space="preserve"> red RC de primer orden</w:t>
+      </w:r>
+      <w:r>
+        <w:t xml:space="preserve"> </w:t>
+      </w:r>
+      <w:r>
+        <w:t xml:space="preserve">y </w:t>
+      </w:r>
+      <w:r>
+        <w:t>finalmente por otro</w:t>
+      </w:r>
+      <w:r>
+        <w:t xml:space="preserve"> seguidor de voltaje</w:t>
+      </w:r>
+      <w:r>
+        <w:t>, ambos seguidores se implementan con Op. Amps</w:t>
+      </w:r>
+      <w:r>
+        <w:t xml:space="preserve"> LMV321</w:t>
+      </w:r>
+      <w:r>
+        <w:t>IDCKT</w:t>
+      </w:r>
+      <w:r>
+        <w:t>. Esta estrategia evita la carga directa del ADC, reduce ruido de alta frecuencia y permite una lectura más consistente.</w:t>
+      </w:r>
+    </w:p>
+    <w:p>
+      <w:pPr>
+        <w:spacing w:before="80" w:after="80"/>
+        <w:jc w:val="both"/>
+      </w:pPr>
     </w:p>
     <w:p>
       <w:pPr>
@@ -11632,18 +10558,11 @@
         <w:jc w:val="both"/>
       </w:pPr>
       <w:r>
-        <w:rPr>
-          <w:b/>
-          <w:bCs/>
-          <w:noProof/>
-          <w:lang w:val="en-US"/>
-        </w:rPr>
-        <w:lastRenderedPageBreak/>
         <w:drawing>
-          <wp:inline distT="0" distB="0" distL="0" distR="0" wp14:anchorId="4115F39D" wp14:editId="022F92AC">
-            <wp:extent cx="5669280" cy="2387783"/>
-            <wp:effectExtent l="0" t="0" r="0" b="0"/>
-            <wp:docPr id="1691269481" name="Picture 1"/>
+          <wp:inline distT="0" distB="0" distL="0" distR="0" wp14:anchorId="6C2E5215" wp14:editId="71E9E6F8">
+            <wp:extent cx="6172200" cy="2049145"/>
+            <wp:effectExtent l="0" t="0" r="0" b="8255"/>
+            <wp:docPr id="512293550" name="Imagen 1"/>
             <wp:cNvGraphicFramePr>
               <a:graphicFrameLocks xmlns:a="http://schemas.openxmlformats.org/drawingml/2006/main" noChangeAspect="1"/>
             </wp:cNvGraphicFramePr>
@@ -11651,7 +10570,7 @@
               <a:graphicData uri="http://schemas.openxmlformats.org/drawingml/2006/picture">
                 <pic:pic xmlns:pic="http://schemas.openxmlformats.org/drawingml/2006/picture">
                   <pic:nvPicPr>
-                    <pic:cNvPr id="0" name="WhatsApp Image 2026-04-22 at 8.37.31 PM.jpeg"/>
+                    <pic:cNvPr id="512293550" name=""/>
                     <pic:cNvPicPr/>
                   </pic:nvPicPr>
                   <pic:blipFill>
@@ -11663,7 +10582,7 @@
                   <pic:spPr>
                     <a:xfrm>
                       <a:off x="0" y="0"/>
-                      <a:ext cx="5669280" cy="2387783"/>
+                      <a:ext cx="6172200" cy="2049145"/>
                     </a:xfrm>
                     <a:prstGeom prst="rect">
                       <a:avLst/>
@@ -11692,7 +10611,7 @@
           <w:sz w:val="24"/>
           <w:szCs w:val="24"/>
         </w:rPr>
-        <w:t>Ilustración 7 Etapa de alimentación y regulación de 5 V a 3.3 V con LP38692MP-3.3 y REF2033A.</w:t>
+        <w:t>Ilustración 7 Etapa de alimentación y regulación de 5 V a 3.3 V con LP38692MP-3</w:t>
       </w:r>
     </w:p>
     <w:p>
@@ -11918,7 +10837,38 @@
               <w:rPr>
                 <w:lang w:val="en-AU"/>
               </w:rPr>
-              <w:t xml:space="preserve"> RC — canal CO (SEN0564)</w:t>
+              <w:t xml:space="preserve"> RC — canal</w:t>
+            </w:r>
+            <w:r>
+              <w:rPr>
+                <w:lang w:val="en-AU"/>
+              </w:rPr>
+              <w:t>es</w:t>
+            </w:r>
+            <w:r>
+              <w:rPr>
+                <w:lang w:val="en-AU"/>
+              </w:rPr>
+              <w:t xml:space="preserve"> CO (SEN0564)</w:t>
+            </w:r>
+            <w:r>
+              <w:rPr>
+                <w:lang w:val="en-AU"/>
+              </w:rPr>
+              <w:t xml:space="preserve"> y NO</w:t>
+            </w:r>
+            <w:r>
+              <w:rPr>
+                <w:vertAlign w:val="subscript"/>
+                <w:lang w:val="en-AU"/>
+              </w:rPr>
+              <w:t>2</w:t>
+            </w:r>
+            <w:r>
+              <w:rPr>
+                <w:lang w:val="en-AU"/>
+              </w:rPr>
+              <w:t xml:space="preserve"> (SEN0574)</w:t>
             </w:r>
           </w:p>
         </w:tc>
@@ -11963,13 +10913,8 @@
             </w:tcMar>
           </w:tcPr>
           <w:p>
-            <w:proofErr w:type="spellStart"/>
-            <w:r>
-              <w:t>fc</w:t>
-            </w:r>
-            <w:proofErr w:type="spellEnd"/>
-            <w:r>
-              <w:t xml:space="preserve"> = 1/(2πRC)</w:t>
+            <w:r>
+              <w:t>fc = 1/(2πRC)</w:t>
             </w:r>
           </w:p>
         </w:tc>
@@ -11991,13 +10936,8 @@
             </w:tcMar>
           </w:tcPr>
           <w:p>
-            <w:proofErr w:type="spellStart"/>
-            <w:r>
-              <w:t>fc</w:t>
-            </w:r>
-            <w:proofErr w:type="spellEnd"/>
-            <w:r>
-              <w:t xml:space="preserve"> ≈ 10.6 Hz</w:t>
+            <w:r>
+              <w:t>fc ≈ 10.6 Hz</w:t>
             </w:r>
           </w:p>
         </w:tc>
@@ -12012,7 +10952,7 @@
               <w:bottom w:val="single" w:sz="1" w:space="0" w:color="CCCCCC"/>
               <w:right w:val="single" w:sz="1" w:space="0" w:color="CCCCCC"/>
             </w:tcBorders>
-            <w:shd w:val="clear" w:color="auto" w:fill="FFFFFF"/>
+            <w:shd w:val="clear" w:color="auto" w:fill="F2F7FB"/>
             <w:tcMar>
               <w:top w:w="60" w:type="dxa"/>
               <w:left w:w="100" w:type="dxa"/>
@@ -12026,32 +10966,11 @@
                 <w:lang w:val="en-AU"/>
               </w:rPr>
             </w:pPr>
-            <w:proofErr w:type="spellStart"/>
             <w:r>
               <w:rPr>
                 <w:lang w:val="en-AU"/>
               </w:rPr>
-              <w:t>Filtro</w:t>
-            </w:r>
-            <w:proofErr w:type="spellEnd"/>
-            <w:r>
-              <w:rPr>
-                <w:lang w:val="en-AU"/>
-              </w:rPr>
-              <w:t xml:space="preserve"> RC — canal NO</w:t>
-            </w:r>
-            <w:r>
-              <w:rPr>
-                <w:rFonts w:ascii="Cambria Math" w:hAnsi="Cambria Math" w:cs="Cambria Math"/>
-                <w:lang w:val="en-AU"/>
-              </w:rPr>
-              <w:t>₂</w:t>
-            </w:r>
-            <w:r>
-              <w:rPr>
-                <w:lang w:val="en-AU"/>
-              </w:rPr>
-              <w:t xml:space="preserve"> (SEN0574)</w:t>
+              <w:t>Pull-up I²C (CCS811)</w:t>
             </w:r>
           </w:p>
         </w:tc>
@@ -12064,17 +10983,17 @@
               <w:bottom w:val="single" w:sz="1" w:space="0" w:color="CCCCCC"/>
               <w:right w:val="single" w:sz="1" w:space="0" w:color="CCCCCC"/>
             </w:tcBorders>
-            <w:shd w:val="clear" w:color="auto" w:fill="FFFFFF"/>
-            <w:tcMar>
-              <w:top w:w="60" w:type="dxa"/>
-              <w:left w:w="100" w:type="dxa"/>
-              <w:bottom w:w="60" w:type="dxa"/>
-              <w:right w:w="100" w:type="dxa"/>
-            </w:tcMar>
-          </w:tcPr>
-          <w:p>
-            <w:r>
-              <w:t>R=10 kΩ, C=1.5 µF</w:t>
+            <w:shd w:val="clear" w:color="auto" w:fill="F2F7FB"/>
+            <w:tcMar>
+              <w:top w:w="60" w:type="dxa"/>
+              <w:left w:w="100" w:type="dxa"/>
+              <w:bottom w:w="60" w:type="dxa"/>
+              <w:right w:w="100" w:type="dxa"/>
+            </w:tcMar>
+          </w:tcPr>
+          <w:p>
+            <w:r>
+              <w:t>R=4.7 kΩ, V=3.3 V</w:t>
             </w:r>
           </w:p>
         </w:tc>
@@ -12087,22 +11006,17 @@
               <w:bottom w:val="single" w:sz="1" w:space="0" w:color="CCCCCC"/>
               <w:right w:val="single" w:sz="1" w:space="0" w:color="CCCCCC"/>
             </w:tcBorders>
-            <w:shd w:val="clear" w:color="auto" w:fill="FFFFFF"/>
-            <w:tcMar>
-              <w:top w:w="60" w:type="dxa"/>
-              <w:left w:w="100" w:type="dxa"/>
-              <w:bottom w:w="60" w:type="dxa"/>
-              <w:right w:w="100" w:type="dxa"/>
-            </w:tcMar>
-          </w:tcPr>
-          <w:p>
-            <w:proofErr w:type="spellStart"/>
-            <w:r>
-              <w:t>fc</w:t>
-            </w:r>
-            <w:proofErr w:type="spellEnd"/>
-            <w:r>
-              <w:t xml:space="preserve"> = 1/(2πRC)</w:t>
+            <w:shd w:val="clear" w:color="auto" w:fill="F2F7FB"/>
+            <w:tcMar>
+              <w:top w:w="60" w:type="dxa"/>
+              <w:left w:w="100" w:type="dxa"/>
+              <w:bottom w:w="60" w:type="dxa"/>
+              <w:right w:w="100" w:type="dxa"/>
+            </w:tcMar>
+          </w:tcPr>
+          <w:p>
+            <w:r>
+              <w:t>I = V/R</w:t>
             </w:r>
           </w:p>
         </w:tc>
@@ -12115,22 +11029,17 @@
               <w:bottom w:val="single" w:sz="1" w:space="0" w:color="CCCCCC"/>
               <w:right w:val="single" w:sz="1" w:space="0" w:color="CCCCCC"/>
             </w:tcBorders>
-            <w:shd w:val="clear" w:color="auto" w:fill="FFFFFF"/>
-            <w:tcMar>
-              <w:top w:w="60" w:type="dxa"/>
-              <w:left w:w="100" w:type="dxa"/>
-              <w:bottom w:w="60" w:type="dxa"/>
-              <w:right w:w="100" w:type="dxa"/>
-            </w:tcMar>
-          </w:tcPr>
-          <w:p>
-            <w:proofErr w:type="spellStart"/>
-            <w:r>
-              <w:t>fc</w:t>
-            </w:r>
-            <w:proofErr w:type="spellEnd"/>
-            <w:r>
-              <w:t xml:space="preserve"> ≈ 10.6 Hz</w:t>
+            <w:shd w:val="clear" w:color="auto" w:fill="F2F7FB"/>
+            <w:tcMar>
+              <w:top w:w="60" w:type="dxa"/>
+              <w:left w:w="100" w:type="dxa"/>
+              <w:bottom w:w="60" w:type="dxa"/>
+              <w:right w:w="100" w:type="dxa"/>
+            </w:tcMar>
+          </w:tcPr>
+          <w:p>
+            <w:r>
+              <w:t>I ≈ 0.70 mA</w:t>
             </w:r>
           </w:p>
         </w:tc>
@@ -12145,7 +11054,7 @@
               <w:bottom w:val="single" w:sz="1" w:space="0" w:color="CCCCCC"/>
               <w:right w:val="single" w:sz="1" w:space="0" w:color="CCCCCC"/>
             </w:tcBorders>
-            <w:shd w:val="clear" w:color="auto" w:fill="F2F7FB"/>
+            <w:shd w:val="clear" w:color="auto" w:fill="FFFFFF"/>
             <w:tcMar>
               <w:top w:w="60" w:type="dxa"/>
               <w:left w:w="100" w:type="dxa"/>
@@ -12163,108 +11072,7 @@
               <w:rPr>
                 <w:lang w:val="en-AU"/>
               </w:rPr>
-              <w:t>Pull-up I²C (CCS811)</w:t>
-            </w:r>
-          </w:p>
-        </w:tc>
-        <w:tc>
-          <w:tcPr>
-            <w:tcW w:w="2000" w:type="dxa"/>
-            <w:tcBorders>
-              <w:top w:val="single" w:sz="1" w:space="0" w:color="CCCCCC"/>
-              <w:left w:val="single" w:sz="1" w:space="0" w:color="CCCCCC"/>
-              <w:bottom w:val="single" w:sz="1" w:space="0" w:color="CCCCCC"/>
-              <w:right w:val="single" w:sz="1" w:space="0" w:color="CCCCCC"/>
-            </w:tcBorders>
-            <w:shd w:val="clear" w:color="auto" w:fill="F2F7FB"/>
-            <w:tcMar>
-              <w:top w:w="60" w:type="dxa"/>
-              <w:left w:w="100" w:type="dxa"/>
-              <w:bottom w:w="60" w:type="dxa"/>
-              <w:right w:w="100" w:type="dxa"/>
-            </w:tcMar>
-          </w:tcPr>
-          <w:p>
-            <w:r>
-              <w:t>R=4.7 kΩ, V=3.3 V</w:t>
-            </w:r>
-          </w:p>
-        </w:tc>
-        <w:tc>
-          <w:tcPr>
-            <w:tcW w:w="2000" w:type="dxa"/>
-            <w:tcBorders>
-              <w:top w:val="single" w:sz="1" w:space="0" w:color="CCCCCC"/>
-              <w:left w:val="single" w:sz="1" w:space="0" w:color="CCCCCC"/>
-              <w:bottom w:val="single" w:sz="1" w:space="0" w:color="CCCCCC"/>
-              <w:right w:val="single" w:sz="1" w:space="0" w:color="CCCCCC"/>
-            </w:tcBorders>
-            <w:shd w:val="clear" w:color="auto" w:fill="F2F7FB"/>
-            <w:tcMar>
-              <w:top w:w="60" w:type="dxa"/>
-              <w:left w:w="100" w:type="dxa"/>
-              <w:bottom w:w="60" w:type="dxa"/>
-              <w:right w:w="100" w:type="dxa"/>
-            </w:tcMar>
-          </w:tcPr>
-          <w:p>
-            <w:r>
-              <w:t>I = V/R</w:t>
-            </w:r>
-          </w:p>
-        </w:tc>
-        <w:tc>
-          <w:tcPr>
-            <w:tcW w:w="1960" w:type="dxa"/>
-            <w:tcBorders>
-              <w:top w:val="single" w:sz="1" w:space="0" w:color="CCCCCC"/>
-              <w:left w:val="single" w:sz="1" w:space="0" w:color="CCCCCC"/>
-              <w:bottom w:val="single" w:sz="1" w:space="0" w:color="CCCCCC"/>
-              <w:right w:val="single" w:sz="1" w:space="0" w:color="CCCCCC"/>
-            </w:tcBorders>
-            <w:shd w:val="clear" w:color="auto" w:fill="F2F7FB"/>
-            <w:tcMar>
-              <w:top w:w="60" w:type="dxa"/>
-              <w:left w:w="100" w:type="dxa"/>
-              <w:bottom w:w="60" w:type="dxa"/>
-              <w:right w:w="100" w:type="dxa"/>
-            </w:tcMar>
-          </w:tcPr>
-          <w:p>
-            <w:r>
-              <w:t>I ≈ 0.70 mA</w:t>
-            </w:r>
-          </w:p>
-        </w:tc>
-      </w:tr>
-      <w:tr>
-        <w:tc>
-          <w:tcPr>
-            <w:tcW w:w="2400" w:type="dxa"/>
-            <w:tcBorders>
-              <w:top w:val="single" w:sz="1" w:space="0" w:color="CCCCCC"/>
-              <w:left w:val="single" w:sz="1" w:space="0" w:color="CCCCCC"/>
-              <w:bottom w:val="single" w:sz="1" w:space="0" w:color="CCCCCC"/>
-              <w:right w:val="single" w:sz="1" w:space="0" w:color="CCCCCC"/>
-            </w:tcBorders>
-            <w:shd w:val="clear" w:color="auto" w:fill="FFFFFF"/>
-            <w:tcMar>
-              <w:top w:w="60" w:type="dxa"/>
-              <w:left w:w="100" w:type="dxa"/>
-              <w:bottom w:w="60" w:type="dxa"/>
-              <w:right w:w="100" w:type="dxa"/>
-            </w:tcMar>
-          </w:tcPr>
-          <w:p>
-            <w:pPr>
-              <w:rPr>
-                <w:lang w:val="en-AU"/>
-              </w:rPr>
-            </w:pPr>
-            <w:r>
-              <w:rPr>
-                <w:lang w:val="en-AU"/>
-              </w:rPr>
+              <w:lastRenderedPageBreak/>
               <w:t>ADC ESP32-S3-WROOM-1U</w:t>
             </w:r>
           </w:p>
@@ -12466,7 +11274,7 @@
         <w:jc w:val="both"/>
       </w:pPr>
       <w:r>
-        <w:t>El seguidor con LMV321 desacopla la salida del filtro de la impedancia del ADC y mejora la repetibilidad de la lectura. La regulación a 3.3 V con LP38692MP-3.3 unifica la electrónica digital y los sensores de baja potencia. La REF2033A garantiza una referencia de voltaje estable para el acondicionamiento analógico, mejorando la precisión de la conversión ADC frente al uso directo de la salida del regulador como referencia.</w:t>
+        <w:t>El seguidor con LMV321 desacopla la salida del filtro de la impedancia del ADC y mejora la repetibilidad de la lectura. La regulación a 3.3 V con LP38692MP-3.3 unifica la electrónica digital y los sensores de baja potencia.</w:t>
       </w:r>
     </w:p>
     <w:p>
@@ -12511,16 +11319,7 @@
         <w:jc w:val="both"/>
       </w:pPr>
       <w:r>
-        <w:lastRenderedPageBreak/>
-        <w:t xml:space="preserve">Se implementaron filtros </w:t>
-      </w:r>
-      <w:proofErr w:type="spellStart"/>
-      <w:r>
-        <w:t>pasabajas</w:t>
-      </w:r>
-      <w:proofErr w:type="spellEnd"/>
-      <w:r>
-        <w:t xml:space="preserve"> RC de primer orden con buffer en las rutas analógicas de CO y NO</w:t>
+        <w:t>Se implementaron filtros pasabajas RC de primer orden con buffer en las rutas analógicas de CO y NO</w:t>
       </w:r>
       <w:r>
         <w:rPr>
@@ -12554,57 +11353,96 @@
       <w:pPr>
         <w:spacing w:before="80" w:after="80"/>
         <w:jc w:val="both"/>
-      </w:pPr>
-      <w:r>
-        <w:t xml:space="preserve">Con </w:t>
-      </w:r>
-      <w:proofErr w:type="spellStart"/>
-      <w:r>
-        <w:t>fc</w:t>
-      </w:r>
-      <w:proofErr w:type="spellEnd"/>
-      <w:r>
-        <w:t xml:space="preserve"> ≈ 10.6 Hz, la señal útil de los sensores MEMS (cuya dinámica es de decenas de segundos) conserva su forma. El firmware puede aplicar </w:t>
-      </w:r>
-      <w:proofErr w:type="spellStart"/>
-      <w:r>
-        <w:t>sobremuestreo</w:t>
-      </w:r>
-      <w:proofErr w:type="spellEnd"/>
-      <w:r>
-        <w:t xml:space="preserve"> y promedio móvil sin comprometer la respuesta global del sistema. A frecuencias 10 veces superiores a </w:t>
-      </w:r>
-      <w:proofErr w:type="spellStart"/>
-      <w:r>
-        <w:t>fc</w:t>
-      </w:r>
-      <w:proofErr w:type="spellEnd"/>
-      <w:r>
-        <w:t xml:space="preserve"> (≈ 106 Hz), el filtro provee al menos −20 dB de atenuación, cumpliendo el criterio mínimo de diseño.</w:t>
-      </w:r>
-    </w:p>
-    <w:p>
-      <w:pPr>
-        <w:pStyle w:val="Ttulo2"/>
-        <w:rPr>
-          <w:color w:val="auto"/>
-          <w:sz w:val="24"/>
-          <w:szCs w:val="24"/>
-        </w:rPr>
-      </w:pPr>
-      <w:r>
-        <w:rPr>
-          <w:color w:val="auto"/>
-          <w:sz w:val="24"/>
-          <w:szCs w:val="24"/>
-        </w:rPr>
-        <w:t>10.3 Evidencia Preliminar</w:t>
+        <w:rPr>
+          <w:b/>
+          <w:bCs/>
+          <w:noProof/>
+          <w:lang w:val="en-US"/>
+        </w:rPr>
+      </w:pPr>
+      <w:r>
+        <w:rPr>
+          <w:b/>
+          <w:bCs/>
+          <w:noProof/>
+          <w:lang w:val="en-US"/>
+        </w:rPr>
+        <w:drawing>
+          <wp:anchor distT="0" distB="0" distL="114300" distR="114300" simplePos="0" relativeHeight="251685888" behindDoc="0" locked="0" layoutInCell="1" allowOverlap="1" wp14:anchorId="765C22A6" wp14:editId="17438D3C">
+            <wp:simplePos x="0" y="0"/>
+            <wp:positionH relativeFrom="margin">
+              <wp:align>right</wp:align>
+            </wp:positionH>
+            <wp:positionV relativeFrom="paragraph">
+              <wp:posOffset>705485</wp:posOffset>
+            </wp:positionV>
+            <wp:extent cx="6172200" cy="1573530"/>
+            <wp:effectExtent l="0" t="0" r="0" b="7620"/>
+            <wp:wrapSquare wrapText="bothSides"/>
+            <wp:docPr id="404099162" name="Imagen 1"/>
+            <wp:cNvGraphicFramePr>
+              <a:graphicFrameLocks xmlns:a="http://schemas.openxmlformats.org/drawingml/2006/main" noChangeAspect="1"/>
+            </wp:cNvGraphicFramePr>
+            <a:graphic xmlns:a="http://schemas.openxmlformats.org/drawingml/2006/main">
+              <a:graphicData uri="http://schemas.openxmlformats.org/drawingml/2006/picture">
+                <pic:pic xmlns:pic="http://schemas.openxmlformats.org/drawingml/2006/picture">
+                  <pic:nvPicPr>
+                    <pic:cNvPr id="404099162" name=""/>
+                    <pic:cNvPicPr/>
+                  </pic:nvPicPr>
+                  <pic:blipFill>
+                    <a:blip r:embed="rId14" cstate="print">
+                      <a:extLst>
+                        <a:ext uri="{28A0092B-C50C-407E-A947-70E740481C1C}">
+                          <a14:useLocalDpi xmlns:a14="http://schemas.microsoft.com/office/drawing/2010/main" val="0"/>
+                        </a:ext>
+                      </a:extLst>
+                    </a:blip>
+                    <a:stretch>
+                      <a:fillRect/>
+                    </a:stretch>
+                  </pic:blipFill>
+                  <pic:spPr>
+                    <a:xfrm>
+                      <a:off x="0" y="0"/>
+                      <a:ext cx="6172200" cy="1573530"/>
+                    </a:xfrm>
+                    <a:prstGeom prst="rect">
+                      <a:avLst/>
+                    </a:prstGeom>
+                  </pic:spPr>
+                </pic:pic>
+              </a:graphicData>
+            </a:graphic>
+          </wp:anchor>
+        </w:drawing>
+      </w:r>
+      <w:r>
+        <w:t>Con fc ≈ 10.6 Hz, la señal útil de los sensores MEMS (cuya dinámica es de decenas de segundos) conserva su forma. A frecuencias 10 veces superiores a fc (≈ 106 Hz), el filtro provee al menos −20 dB de atenuación, cumpliendo el criterio mínimo de diseño.</w:t>
       </w:r>
     </w:p>
     <w:p>
       <w:pPr>
         <w:spacing w:before="80" w:after="80"/>
         <w:jc w:val="both"/>
+        <w:rPr>
+          <w:b/>
+          <w:bCs/>
+          <w:noProof/>
+          <w:lang w:val="en-US"/>
+        </w:rPr>
+      </w:pPr>
+    </w:p>
+    <w:p>
+      <w:pPr>
+        <w:spacing w:before="80" w:after="80"/>
+        <w:jc w:val="both"/>
+        <w:rPr>
+          <w:b/>
+          <w:bCs/>
+          <w:noProof/>
+          <w:lang w:val="en-US"/>
+        </w:rPr>
       </w:pPr>
       <w:r>
         <w:rPr>
@@ -12613,13 +11451,13 @@
         <mc:AlternateContent>
           <mc:Choice Requires="wps">
             <w:drawing>
-              <wp:anchor distT="0" distB="0" distL="114300" distR="114300" simplePos="0" relativeHeight="251681792" behindDoc="0" locked="0" layoutInCell="1" allowOverlap="1" wp14:anchorId="086CC318" wp14:editId="1B1E9775">
+              <wp:anchor distT="0" distB="0" distL="114300" distR="114300" simplePos="0" relativeHeight="251681792" behindDoc="0" locked="0" layoutInCell="1" allowOverlap="1" wp14:anchorId="086CC318" wp14:editId="2672DC1A">
                 <wp:simplePos x="0" y="0"/>
                 <wp:positionH relativeFrom="column">
-                  <wp:posOffset>272802</wp:posOffset>
+                  <wp:posOffset>379095</wp:posOffset>
                 </wp:positionH>
                 <wp:positionV relativeFrom="paragraph">
-                  <wp:posOffset>2548227</wp:posOffset>
+                  <wp:posOffset>8890</wp:posOffset>
                 </wp:positionV>
                 <wp:extent cx="5034280" cy="635"/>
                 <wp:effectExtent l="0" t="0" r="0" b="5715"/>
@@ -12698,7 +11536,7 @@
           </mc:Choice>
           <mc:Fallback>
             <w:pict>
-              <v:shape w14:anchorId="086CC318" id="Cuadro de texto 11" o:spid="_x0000_s1032" type="#_x0000_t202" style="position:absolute;left:0;text-align:left;margin-left:21.5pt;margin-top:200.65pt;width:396.4pt;height:.05pt;z-index:251681792;visibility:visible;mso-wrap-style:square;mso-wrap-distance-left:9pt;mso-wrap-distance-top:0;mso-wrap-distance-right:9pt;mso-wrap-distance-bottom:0;mso-position-horizontal:absolute;mso-position-horizontal-relative:text;mso-position-vertical:absolute;mso-position-vertical-relative:text;v-text-anchor:top" o:gfxdata="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" stroked="f">
+              <v:shape w14:anchorId="086CC318" id="Cuadro de texto 11" o:spid="_x0000_s1032" type="#_x0000_t202" style="position:absolute;left:0;text-align:left;margin-left:29.85pt;margin-top:.7pt;width:396.4pt;height:.05pt;z-index:251681792;visibility:visible;mso-wrap-style:square;mso-wrap-distance-left:9pt;mso-wrap-distance-top:0;mso-wrap-distance-right:9pt;mso-wrap-distance-bottom:0;mso-position-horizontal:absolute;mso-position-horizontal-relative:text;mso-position-vertical:absolute;mso-position-vertical-relative:text;v-text-anchor:top" o:gfxdata="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" stroked="f">
                 <v:textbox style="mso-fit-shape-to-text:t" inset="0,0,0,0">
                   <w:txbxContent>
                     <w:p>
@@ -12743,26 +11581,86 @@
           </mc:Fallback>
         </mc:AlternateContent>
       </w:r>
-      <w:r>
+    </w:p>
+    <w:p>
+      <w:pPr>
+        <w:spacing w:before="80" w:after="80"/>
+        <w:jc w:val="both"/>
         <w:rPr>
           <w:b/>
           <w:bCs/>
           <w:noProof/>
           <w:lang w:val="en-US"/>
         </w:rPr>
+      </w:pPr>
+    </w:p>
+    <w:p>
+      <w:pPr>
+        <w:spacing w:before="80" w:after="80"/>
+        <w:jc w:val="both"/>
+        <w:rPr>
+          <w:b/>
+          <w:bCs/>
+          <w:noProof/>
+          <w:lang w:val="en-US"/>
+        </w:rPr>
+      </w:pPr>
+    </w:p>
+    <w:p>
+      <w:pPr>
+        <w:spacing w:before="80" w:after="80"/>
+        <w:jc w:val="both"/>
+        <w:rPr>
+          <w:b/>
+          <w:bCs/>
+          <w:noProof/>
+          <w:lang w:val="en-US"/>
+        </w:rPr>
+      </w:pPr>
+    </w:p>
+    <w:p>
+      <w:pPr>
+        <w:spacing w:before="80" w:after="80"/>
+        <w:jc w:val="both"/>
+        <w:rPr>
+          <w:b/>
+          <w:bCs/>
+          <w:noProof/>
+          <w:lang w:val="en-US"/>
+        </w:rPr>
+      </w:pPr>
+    </w:p>
+    <w:p>
+      <w:pPr>
+        <w:spacing w:before="80" w:after="80"/>
+        <w:jc w:val="both"/>
+        <w:rPr>
+          <w:b/>
+          <w:bCs/>
+          <w:noProof/>
+          <w:lang w:val="en-US"/>
+        </w:rPr>
+      </w:pPr>
+    </w:p>
+    <w:p>
+      <w:pPr>
+        <w:spacing w:before="80" w:after="80"/>
+        <w:jc w:val="both"/>
+      </w:pPr>
+    </w:p>
+    <w:p>
+      <w:pPr>
+        <w:keepNext/>
+        <w:spacing w:before="80" w:after="80"/>
+        <w:jc w:val="both"/>
+      </w:pPr>
+      <w:r>
+        <w:lastRenderedPageBreak/>
         <w:drawing>
-          <wp:anchor distT="0" distB="0" distL="114300" distR="114300" simplePos="0" relativeHeight="251679744" behindDoc="1" locked="0" layoutInCell="1" allowOverlap="1" wp14:anchorId="0C687AAB" wp14:editId="4E0EDAD0">
-            <wp:simplePos x="0" y="0"/>
-            <wp:positionH relativeFrom="column">
-              <wp:posOffset>256319</wp:posOffset>
-            </wp:positionH>
-            <wp:positionV relativeFrom="paragraph">
-              <wp:posOffset>687097</wp:posOffset>
-            </wp:positionV>
-            <wp:extent cx="5034280" cy="1891030"/>
+          <wp:inline distT="0" distB="0" distL="0" distR="0" wp14:anchorId="737F9728" wp14:editId="4D443E1D">
+            <wp:extent cx="6172200" cy="2689860"/>
             <wp:effectExtent l="0" t="0" r="0" b="0"/>
-            <wp:wrapTopAndBottom/>
-            <wp:docPr id="2" name="Picture 2"/>
+            <wp:docPr id="40514518" name="Imagen 1"/>
             <wp:cNvGraphicFramePr>
               <a:graphicFrameLocks xmlns:a="http://schemas.openxmlformats.org/drawingml/2006/main" noChangeAspect="1"/>
             </wp:cNvGraphicFramePr>
@@ -12770,72 +11668,7 @@
               <a:graphicData uri="http://schemas.openxmlformats.org/drawingml/2006/picture">
                 <pic:pic xmlns:pic="http://schemas.openxmlformats.org/drawingml/2006/picture">
                   <pic:nvPicPr>
-                    <pic:cNvPr id="0" name="WhatsApp Image 2026-04-22 at 8.37.49 PM.jpeg"/>
-                    <pic:cNvPicPr/>
-                  </pic:nvPicPr>
-                  <pic:blipFill>
-                    <a:blip r:embed="rId14">
-                      <a:extLst>
-                        <a:ext uri="{28A0092B-C50C-407E-A947-70E740481C1C}">
-                          <a14:useLocalDpi xmlns:a14="http://schemas.microsoft.com/office/drawing/2010/main" val="0"/>
-                        </a:ext>
-                      </a:extLst>
-                    </a:blip>
-                    <a:stretch>
-                      <a:fillRect/>
-                    </a:stretch>
-                  </pic:blipFill>
-                  <pic:spPr>
-                    <a:xfrm>
-                      <a:off x="0" y="0"/>
-                      <a:ext cx="5034280" cy="1891030"/>
-                    </a:xfrm>
-                    <a:prstGeom prst="rect">
-                      <a:avLst/>
-                    </a:prstGeom>
-                  </pic:spPr>
-                </pic:pic>
-              </a:graphicData>
-            </a:graphic>
-            <wp14:sizeRelH relativeFrom="margin">
-              <wp14:pctWidth>0</wp14:pctWidth>
-            </wp14:sizeRelH>
-            <wp14:sizeRelV relativeFrom="margin">
-              <wp14:pctHeight>0</wp14:pctHeight>
-            </wp14:sizeRelV>
-          </wp:anchor>
-        </w:drawing>
-      </w:r>
-      <w:r>
-        <w:t>El esquemático confirma que el filtrado se ubica antes del buffer LMV321 y antes de la entrada al ADC. Esta disposición es importante para estabilizar la señal y reducir variaciones debidas a acoplamientos o cambios de carga del convertidor SAR durante el muestreo.</w:t>
-      </w:r>
-    </w:p>
-    <w:p>
-      <w:pPr>
-        <w:keepNext/>
-        <w:spacing w:before="80" w:after="80"/>
-        <w:jc w:val="both"/>
-      </w:pPr>
-      <w:r>
-        <w:rPr>
-          <w:b/>
-          <w:bCs/>
-          <w:noProof/>
-          <w:lang w:val="en-US"/>
-        </w:rPr>
-        <w:drawing>
-          <wp:inline distT="0" distB="0" distL="0" distR="0" wp14:anchorId="341D1735" wp14:editId="5B102857">
-            <wp:extent cx="5669280" cy="2924155"/>
-            <wp:effectExtent l="0" t="0" r="0" b="0"/>
-            <wp:docPr id="12" name="Picture 3"/>
-            <wp:cNvGraphicFramePr>
-              <a:graphicFrameLocks xmlns:a="http://schemas.openxmlformats.org/drawingml/2006/main" noChangeAspect="1"/>
-            </wp:cNvGraphicFramePr>
-            <a:graphic xmlns:a="http://schemas.openxmlformats.org/drawingml/2006/main">
-              <a:graphicData uri="http://schemas.openxmlformats.org/drawingml/2006/picture">
-                <pic:pic xmlns:pic="http://schemas.openxmlformats.org/drawingml/2006/picture">
-                  <pic:nvPicPr>
-                    <pic:cNvPr id="0" name="WhatsApp Image 2026-04-22 at 8.38.04 PM.jpeg"/>
+                    <pic:cNvPr id="40514518" name=""/>
                     <pic:cNvPicPr/>
                   </pic:nvPicPr>
                   <pic:blipFill>
@@ -12847,7 +11680,7 @@
                   <pic:spPr>
                     <a:xfrm>
                       <a:off x="0" y="0"/>
-                      <a:ext cx="5669280" cy="2924155"/>
+                      <a:ext cx="6172200" cy="2689860"/>
                     </a:xfrm>
                     <a:prstGeom prst="rect">
                       <a:avLst/>
@@ -12894,7 +11727,6 @@
           <w:sz w:val="24"/>
           <w:szCs w:val="24"/>
         </w:rPr>
-        <w:lastRenderedPageBreak/>
         <w:t>11. IMPLEMENTACIÓN DEL PROTOTIPO</w:t>
       </w:r>
     </w:p>
@@ -12922,7 +11754,7 @@
         <w:jc w:val="both"/>
       </w:pPr>
       <w:r>
-        <w:t>El prototipo se implementó sobre protoboard de 830 puntos, con el ESP32-S3-WROOM-1U centrado en la placa como eje de conexión de todos los periféricos. Se separaron visualmente las rutas de alimentación (rieles de la protoboard) de las líneas de señal analógica, y se mantuvieron cortas las conexiones hacia los pines ADC para minimizar la captación de ruido.</w:t>
+        <w:t>El prototipo se implementó sobre protoboard con el ESP32-S3-WROOM-1U centrado en la placa como eje de conexión de todos los periféricos. Se separaron visualmente las rutas de alimentación (rieles de la protoboard) de las líneas de señal analógica, y se mantuvieron cortas las conexiones hacia los pines ADC para minimizar la captación de ruido.</w:t>
       </w:r>
     </w:p>
     <w:p>
@@ -12931,16 +11763,31 @@
         <w:jc w:val="both"/>
       </w:pPr>
       <w:r>
-        <w:t>Para la simulación del sensor de NO</w:t>
-      </w:r>
-      <w:r>
-        <w:rPr>
-          <w:rFonts w:ascii="Cambria Math" w:hAnsi="Cambria Math" w:cs="Cambria Math"/>
-        </w:rPr>
-        <w:t>₂</w:t>
-      </w:r>
-      <w:r>
-        <w:t xml:space="preserve"> en esta etapa de prototipado, se empleó un potenciómetro de 10 kΩ conectado al pin analógico GPIO1 del ESP32-S3-WROOM-1U. El cursor del potenciómetro entrega una tensión variable entre 0 y 3.3 V, representando el rango completo de respuesta del sensor SEN0574. Este enfoque permitió verificar el comportamiento del firmware y del sistema de indicación visual antes de integrar el sensor real.</w:t>
+        <w:t>Para la simulación de</w:t>
+      </w:r>
+      <w:r>
+        <w:t xml:space="preserve"> </w:t>
+      </w:r>
+      <w:r>
+        <w:t>l</w:t>
+      </w:r>
+      <w:r>
+        <w:t>os sensores analógicos se implementó el circuito en protoboard tal como se diseñó en Kicad</w:t>
+      </w:r>
+      <w:r>
+        <w:t>, con los sensores alimentados con 5V</w:t>
+      </w:r>
+      <w:r>
+        <w:t>.</w:t>
+      </w:r>
+      <w:r>
+        <w:t xml:space="preserve"> </w:t>
+      </w:r>
+      <w:r>
+        <w:t xml:space="preserve">La única diferencia es que se reemplazaron los Op. Amps del esquema por KIA358 alimentados a 5V y GND ya que no se podían conseguir operacionales rail-to-rail para protoboard, y usar un amplificador común a 3.3V no permitía ver los voltajes máximos de los sensores. </w:t>
+      </w:r>
+      <w:r>
+        <w:t>Este enfoque permitió verificar el comportamiento del firmware y del sistema de indicación visual antes de integrar el sensor real.</w:t>
       </w:r>
     </w:p>
     <w:p>
@@ -12949,32 +11796,16 @@
         <w:jc w:val="both"/>
       </w:pPr>
       <w:r>
-        <w:t>El LED RGB de cátodo común se conectó a los pines GPIO4 (rojo), GPIO5 (verde) y GPIO6 (azul), con resistencias de limitación en serie para cada color. El ESP32-S3-WROOM-1U controla la intensidad de cada canal mediante señales PWM (frecuencia de 5 kHz, resolución de 8 bits), lo que permite mezclar colores para indicar los distintos estados de calidad del aire.</w:t>
-      </w:r>
-    </w:p>
-    <w:p>
-      <w:pPr>
-        <w:spacing w:before="80" w:after="80"/>
-        <w:jc w:val="both"/>
-      </w:pPr>
-      <w:r>
-        <w:t>Un botón pulsador adicional de superficie plana (</w:t>
-      </w:r>
-      <w:proofErr w:type="spellStart"/>
-      <w:r>
-        <w:t>tactile</w:t>
-      </w:r>
-      <w:proofErr w:type="spellEnd"/>
-      <w:r>
-        <w:t xml:space="preserve"> switch) se incorporó al protoboard como control de usuario, conectado a un pin GPIO con resistencia </w:t>
-      </w:r>
-      <w:proofErr w:type="spellStart"/>
-      <w:r>
-        <w:t>pull</w:t>
-      </w:r>
-      <w:proofErr w:type="spellEnd"/>
-      <w:r>
-        <w:t>-up interna habilitada por firmware.</w:t>
+        <w:t>De</w:t>
+      </w:r>
+      <w:r>
+        <w:t xml:space="preserve">l </w:t>
+      </w:r>
+      <w:r>
+        <w:t>sensor digital CCS811</w:t>
+      </w:r>
+      <w:r>
+        <w:t xml:space="preserve"> solo usamos sus pines fundamentales para simplificar la programación (VCC, GND, SCL, SDA), y en cuanto al microcontrolador se dejó sin el montaje de los interruptores BOOT y RESET ya que venían integrados en la placa de la ESP32.</w:t>
       </w:r>
     </w:p>
     <w:p>
@@ -13010,7 +11841,11 @@
         <w:jc w:val="both"/>
       </w:pPr>
       <w:r>
-        <w:t>También se presentó una leve variación del color del LED RGB al cambiar rápidamente entre estados, debida a la inercia visual del ojo humano ante transiciones abruptas de PWM. Se consideró añadir un fundido suave en firmware entre colores, aunque para el prototipo actual la transición directa fue suficiente para la demostración funcional.</w:t>
+        <w:t xml:space="preserve">También se presentó una leve variación del color del LED RGB al cambiar rápidamente entre estados, debida a la inercia visual del ojo humano ante transiciones abruptas de PWM. Se </w:t>
+      </w:r>
+      <w:r>
+        <w:lastRenderedPageBreak/>
+        <w:t>consideró añadir un fundido suave en firmware entre colores, aunque para el prototipo actual la transición directa fue suficiente para la demostración funcional.</w:t>
       </w:r>
     </w:p>
     <w:p>
@@ -13040,7 +11875,6 @@
         <w:rPr>
           <w:noProof/>
         </w:rPr>
-        <w:lastRenderedPageBreak/>
         <mc:AlternateContent>
           <mc:Choice Requires="wps">
             <w:drawing>
@@ -13330,12 +12164,6 @@
     </w:p>
     <w:p>
       <w:pPr>
-        <w:spacing w:before="80" w:after="80"/>
-        <w:jc w:val="both"/>
-      </w:pPr>
-    </w:p>
-    <w:p>
-      <w:pPr>
         <w:pStyle w:val="Ttulo2"/>
         <w:rPr>
           <w:color w:val="auto"/>
@@ -13343,373 +12171,23 @@
           <w:szCs w:val="24"/>
         </w:rPr>
       </w:pPr>
-      <w:r>
+    </w:p>
+    <w:p>
+      <w:pPr>
+        <w:pStyle w:val="Ttulo2"/>
         <w:rPr>
           <w:color w:val="auto"/>
           <w:sz w:val="24"/>
           <w:szCs w:val="24"/>
         </w:rPr>
-        <w:t>12.2 Estrategia de Entrada 0–3.3 V y Referencias</w:t>
-      </w:r>
-    </w:p>
-    <w:p>
-      <w:pPr>
-        <w:spacing w:before="80" w:after="80"/>
-        <w:jc w:val="both"/>
-      </w:pPr>
-      <w:r>
-        <w:t xml:space="preserve">El acondicionamiento analógico con el filtro RC y el buffer LMV321 garantiza que la señal entregada al pin ADC esté siempre dentro del rango útil de 0 a 3.3 V, evitando saturación y aprovechando la resolución disponible. En el prototipo de simulación, el potenciómetro </w:t>
-      </w:r>
-      <w:r>
-        <w:lastRenderedPageBreak/>
-        <w:t>cumple directamente esta función, entregando una tensión variable en todo el rango del ADC.</w:t>
-      </w:r>
-    </w:p>
-    <w:p>
-      <w:pPr>
-        <w:spacing w:before="80" w:after="80"/>
-        <w:jc w:val="both"/>
-      </w:pPr>
-      <w:r>
-        <w:t xml:space="preserve">El mapeo de la lectura cruda del ADC (0–4095) a porcentaje de contaminación simulada (0–100%) se realiza en firmware con la función </w:t>
-      </w:r>
-      <w:proofErr w:type="spellStart"/>
-      <w:proofErr w:type="gramStart"/>
-      <w:r>
-        <w:t>map</w:t>
-      </w:r>
-      <w:proofErr w:type="spellEnd"/>
-      <w:r>
-        <w:t>(</w:t>
-      </w:r>
-      <w:proofErr w:type="gramEnd"/>
-      <w:r>
-        <w:t>), permitiendo establecer umbrales de color en escala porcentual para mayor claridad de la indicación visual.</w:t>
-      </w:r>
-    </w:p>
-    <w:p>
-      <w:pPr>
-        <w:pStyle w:val="Ttulo2"/>
+      </w:pPr>
+      <w:r>
         <w:rPr>
           <w:color w:val="auto"/>
           <w:sz w:val="24"/>
           <w:szCs w:val="24"/>
         </w:rPr>
-      </w:pPr>
-      <w:r>
-        <w:rPr>
-          <w:color w:val="auto"/>
-          <w:sz w:val="24"/>
-          <w:szCs w:val="24"/>
-        </w:rPr>
-        <w:t>12.3 Resultados de Captura</w:t>
-      </w:r>
-    </w:p>
-    <w:p>
-      <w:pPr>
-        <w:spacing w:before="80" w:after="80"/>
-        <w:jc w:val="both"/>
-      </w:pPr>
-      <w:r>
-        <w:t>Durante las pruebas del prototipo, el monitor serial confirmó que la lectura del ADC es estable en reposo (sin movimiento del potenciómetro) y sigue de forma suave y continua los cambios de posición. No se observaron saltos bruscos ni saturaciones. El sistema publicó correctamente los estados LIMPIO (verde), ADVERTENCIA (ámbar) y CRITICO (rojo) en correspondencia con los umbrales programados (40% y 70% de la escala).</w:t>
-      </w:r>
-    </w:p>
-    <w:p>
-      <w:pPr>
-        <w:pStyle w:val="Ttulo1"/>
-        <w:rPr>
-          <w:color w:val="auto"/>
-          <w:sz w:val="24"/>
-          <w:szCs w:val="24"/>
-        </w:rPr>
-      </w:pPr>
-      <w:r>
-        <w:rPr>
-          <w:color w:val="auto"/>
-          <w:sz w:val="24"/>
-          <w:szCs w:val="24"/>
-        </w:rPr>
-        <w:t>13. PROCESAMIENTO DIGITAL BASE</w:t>
-      </w:r>
-    </w:p>
-    <w:p>
-      <w:pPr>
-        <w:pStyle w:val="Ttulo2"/>
-        <w:rPr>
-          <w:color w:val="auto"/>
-          <w:sz w:val="24"/>
-          <w:szCs w:val="24"/>
-        </w:rPr>
-      </w:pPr>
-      <w:r>
-        <w:rPr>
-          <w:color w:val="auto"/>
-          <w:sz w:val="24"/>
-          <w:szCs w:val="24"/>
-        </w:rPr>
-        <w:t>13.1 Ventanas y Promedios</w:t>
-      </w:r>
-    </w:p>
-    <w:p>
-      <w:pPr>
-        <w:spacing w:before="80" w:after="80"/>
-        <w:jc w:val="both"/>
-      </w:pPr>
-      <w:r>
-        <w:t>La estrategia inicial de procesamiento digital consiste en una media móvil sobre 32 a 64 muestras consecutivas. Esta técnica suaviza la señal de salida del ADC sin afectar de manera crítica la respuesta ante variaciones lentas de concentración de gas, que son las que tiene relevancia física en este módulo.</w:t>
-      </w:r>
-    </w:p>
-    <w:p>
-      <w:pPr>
-        <w:pStyle w:val="Ttulo2"/>
-        <w:rPr>
-          <w:color w:val="auto"/>
-          <w:sz w:val="24"/>
-          <w:szCs w:val="24"/>
-        </w:rPr>
-      </w:pPr>
-      <w:r>
-        <w:rPr>
-          <w:color w:val="auto"/>
-          <w:sz w:val="24"/>
-          <w:szCs w:val="24"/>
-        </w:rPr>
-        <w:t xml:space="preserve">13.2 </w:t>
-      </w:r>
-      <w:proofErr w:type="spellStart"/>
-      <w:r>
-        <w:rPr>
-          <w:color w:val="auto"/>
-          <w:sz w:val="24"/>
-          <w:szCs w:val="24"/>
-        </w:rPr>
-        <w:t>Outliers</w:t>
-      </w:r>
-      <w:proofErr w:type="spellEnd"/>
-      <w:r>
-        <w:rPr>
-          <w:color w:val="auto"/>
-          <w:sz w:val="24"/>
-          <w:szCs w:val="24"/>
-        </w:rPr>
-        <w:t xml:space="preserve"> y </w:t>
-      </w:r>
-      <w:proofErr w:type="spellStart"/>
-      <w:r>
-        <w:rPr>
-          <w:color w:val="auto"/>
-          <w:sz w:val="24"/>
-          <w:szCs w:val="24"/>
-        </w:rPr>
-        <w:t>Baseline</w:t>
-      </w:r>
-      <w:proofErr w:type="spellEnd"/>
-    </w:p>
-    <w:p>
-      <w:pPr>
-        <w:spacing w:before="80" w:after="80"/>
-        <w:jc w:val="both"/>
-      </w:pPr>
-      <w:r>
-        <w:t xml:space="preserve">Los valores atípicos pueden descartarse con un criterio de tres desviaciones estándar sobre la ventana de muestras activa. Adicionalmente, el sistema calcula un </w:t>
-      </w:r>
-      <w:proofErr w:type="spellStart"/>
-      <w:r>
-        <w:t>baseline</w:t>
-      </w:r>
-      <w:proofErr w:type="spellEnd"/>
-      <w:r>
-        <w:t xml:space="preserve"> en aire limpio durante el periodo de </w:t>
-      </w:r>
-      <w:proofErr w:type="spellStart"/>
-      <w:r>
-        <w:t>warmup</w:t>
-      </w:r>
-      <w:proofErr w:type="spellEnd"/>
-      <w:r>
-        <w:t xml:space="preserve"> para corregir desplazamientos de cero en la señal analógica de cada sensor.</w:t>
-      </w:r>
-    </w:p>
-    <w:p>
-      <w:pPr>
-        <w:pStyle w:val="Ttulo2"/>
-        <w:rPr>
-          <w:color w:val="auto"/>
-          <w:sz w:val="24"/>
-          <w:szCs w:val="24"/>
-        </w:rPr>
-      </w:pPr>
-      <w:r>
-        <w:rPr>
-          <w:color w:val="auto"/>
-          <w:sz w:val="24"/>
-          <w:szCs w:val="24"/>
-        </w:rPr>
-        <w:t>13.3 Estados de Calidad</w:t>
-      </w:r>
-    </w:p>
-    <w:p>
-      <w:pPr>
-        <w:spacing w:before="80" w:after="80"/>
-        <w:jc w:val="both"/>
-      </w:pPr>
-      <w:r>
-        <w:t xml:space="preserve">El firmware gestiona los estados de calidad: </w:t>
-      </w:r>
-      <w:proofErr w:type="spellStart"/>
-      <w:r>
-        <w:t>warmup</w:t>
-      </w:r>
-      <w:proofErr w:type="spellEnd"/>
-      <w:r>
-        <w:t xml:space="preserve"> (durante el calentamiento inicial del sensor), ok (operación normal), </w:t>
-      </w:r>
-      <w:proofErr w:type="spellStart"/>
-      <w:r>
-        <w:t>fault</w:t>
-      </w:r>
-      <w:proofErr w:type="spellEnd"/>
-      <w:r>
-        <w:t xml:space="preserve"> (sensor desconectado o señal fuera de rango), </w:t>
-      </w:r>
-      <w:proofErr w:type="spellStart"/>
-      <w:r>
-        <w:t>saturation</w:t>
-      </w:r>
-      <w:proofErr w:type="spellEnd"/>
-      <w:r>
-        <w:t xml:space="preserve"> (señal en los extremos del rango ADC) y </w:t>
-      </w:r>
-      <w:proofErr w:type="spellStart"/>
-      <w:r>
-        <w:t>suspect</w:t>
-      </w:r>
-      <w:proofErr w:type="spellEnd"/>
-      <w:r>
-        <w:t xml:space="preserve"> (lecturas con alta variabilidad o inconsistentes). Estos estados se incluyen en el campo </w:t>
-      </w:r>
-      <w:proofErr w:type="spellStart"/>
-      <w:r>
-        <w:t>quality</w:t>
-      </w:r>
-      <w:proofErr w:type="spellEnd"/>
-      <w:r>
-        <w:t xml:space="preserve"> del mensaje JSON publicado al </w:t>
-      </w:r>
-      <w:proofErr w:type="spellStart"/>
-      <w:r>
-        <w:t>hub</w:t>
-      </w:r>
-      <w:proofErr w:type="spellEnd"/>
-      <w:r>
-        <w:t>.</w:t>
-      </w:r>
-    </w:p>
-    <w:p>
-      <w:pPr>
-        <w:pStyle w:val="Ttulo1"/>
-        <w:rPr>
-          <w:color w:val="auto"/>
-          <w:sz w:val="24"/>
-          <w:szCs w:val="24"/>
-        </w:rPr>
-      </w:pPr>
-      <w:r>
-        <w:rPr>
-          <w:color w:val="auto"/>
-          <w:sz w:val="24"/>
-          <w:szCs w:val="24"/>
-        </w:rPr>
-        <w:t>14. VALIDACIÓN PARCIAL</w:t>
-      </w:r>
-    </w:p>
-    <w:p>
-      <w:pPr>
-        <w:pStyle w:val="Ttulo2"/>
-        <w:rPr>
-          <w:color w:val="auto"/>
-          <w:sz w:val="24"/>
-          <w:szCs w:val="24"/>
-        </w:rPr>
-      </w:pPr>
-      <w:r>
-        <w:rPr>
-          <w:color w:val="auto"/>
-          <w:sz w:val="24"/>
-          <w:szCs w:val="24"/>
-        </w:rPr>
-        <w:t>14.1 Comparación Antes/Después del Filtrado</w:t>
-      </w:r>
-    </w:p>
-    <w:p>
-      <w:pPr>
-        <w:spacing w:before="80" w:after="80"/>
-        <w:jc w:val="both"/>
-      </w:pPr>
-      <w:r>
-        <w:t>Con el filtro RC y el buffer LMV321 en el circuito, la señal del sensor presenta menos oscilaciones de alta frecuencia y mayor consistencia entre lecturas consecutivas. En el prototipo de simulación con potenciómetro, las lecturas del ADC son estables con variaciones menores a ±2 LSB en reposo, confirmando que el acondicionamiento analógico cumple su función de estabilización.</w:t>
-      </w:r>
-      <w:r>
-        <w:br/>
-      </w:r>
-    </w:p>
-    <w:p>
-      <w:pPr>
-        <w:spacing w:before="80" w:after="80"/>
-        <w:jc w:val="both"/>
-      </w:pPr>
-    </w:p>
-    <w:p>
-      <w:pPr>
-        <w:pStyle w:val="Ttulo2"/>
-        <w:rPr>
-          <w:color w:val="auto"/>
-          <w:sz w:val="24"/>
-          <w:szCs w:val="24"/>
-        </w:rPr>
-      </w:pPr>
-      <w:r>
-        <w:rPr>
-          <w:color w:val="auto"/>
-          <w:sz w:val="24"/>
-          <w:szCs w:val="24"/>
-        </w:rPr>
         <w:lastRenderedPageBreak/>
-        <w:t>14.2 Criterios Alcanzados / Pendientes</w:t>
-      </w:r>
-    </w:p>
-    <w:p>
-      <w:pPr>
-        <w:spacing w:before="80" w:after="80"/>
-        <w:jc w:val="both"/>
-      </w:pPr>
-      <w:r>
-        <w:t xml:space="preserve">Con el diseño esquemático definido y el prototipo funcional de simulación se alcanzan: selección formal de componentes, cálculo de la frecuencia de corte del filtro, organización de entradas al microcontrolador, y demostración funcional del firmware con LED RGB. Queda pendiente la verificación física con los sensores SEN0564 y SEN0574 reales, la validación del canal I²C del CCS811, y la prueba de publicación de mensajes JSON al </w:t>
-      </w:r>
-      <w:proofErr w:type="spellStart"/>
-      <w:r>
-        <w:t>hub</w:t>
-      </w:r>
-      <w:proofErr w:type="spellEnd"/>
-      <w:r>
-        <w:t xml:space="preserve"> central.</w:t>
-      </w:r>
-    </w:p>
-    <w:p>
-      <w:pPr>
-        <w:pStyle w:val="Ttulo2"/>
-        <w:rPr>
-          <w:color w:val="auto"/>
-          <w:sz w:val="24"/>
-          <w:szCs w:val="24"/>
-        </w:rPr>
-      </w:pPr>
-      <w:r>
-        <w:rPr>
-          <w:color w:val="auto"/>
-          <w:sz w:val="24"/>
-          <w:szCs w:val="24"/>
-        </w:rPr>
         <w:t>14.3 Ajustes Planificados</w:t>
       </w:r>
     </w:p>
@@ -14006,41 +12484,41 @@
         <w:rPr>
           <w:lang w:val="en-AU"/>
         </w:rPr>
-        <w:t>, A., Robinson, E. S., &amp; Robinson, A. L. (2018). A machine learning calibration model using random forests to improve sensor performance for lower-cost air quality monitoring. Atmospheric Measurement Techniques, 11(1), 291–313. https://doi.org/10.5194/amt-11-291-2018</w:t>
-      </w:r>
-    </w:p>
-    <w:p>
-      <w:pPr>
+        <w:t xml:space="preserve">, A., Robinson, E. S., &amp; Robinson, A. L. (2018). A machine learning calibration model using random forests to improve sensor performance for lower-cost air quality monitoring. Atmospheric Measurement Techniques, 11(1), 291–313. </w:t>
+      </w:r>
+      <w:hyperlink r:id="rId17" w:history="1">
+        <w:r>
+          <w:rPr>
+            <w:rStyle w:val="Hipervnculo"/>
+            <w:lang w:val="en-AU"/>
+          </w:rPr>
+          <w:t>https://doi.org/10.5194/amt-11-291-2018</w:t>
+        </w:r>
+      </w:hyperlink>
+    </w:p>
+    <w:p>
+      <w:pPr>
+        <w:spacing w:before="80" w:after="80"/>
+        <w:jc w:val="both"/>
         <w:rPr>
           <w:lang w:val="en-AU"/>
         </w:rPr>
       </w:pPr>
-      <w:r>
-        <w:rPr>
+    </w:p>
+    <w:p>
+      <w:pPr>
+        <w:rPr>
+          <w:b/>
+          <w:bCs/>
           <w:lang w:val="en-AU"/>
         </w:rPr>
-        <w:lastRenderedPageBreak/>
-        <w:br w:type="page"/>
-      </w:r>
-    </w:p>
-    <w:p>
-      <w:pPr>
-        <w:pStyle w:val="Ttulo1"/>
-        <w:rPr>
-          <w:color w:val="auto"/>
-          <w:sz w:val="24"/>
-          <w:szCs w:val="24"/>
+      </w:pPr>
+      <w:r>
+        <w:rPr>
+          <w:b/>
+          <w:bCs/>
           <w:lang w:val="en-AU"/>
         </w:rPr>
-      </w:pPr>
-      <w:r>
-        <w:rPr>
-          <w:color w:val="auto"/>
-          <w:sz w:val="24"/>
-          <w:szCs w:val="24"/>
-          <w:lang w:val="en-AU"/>
-        </w:rPr>
-        <w:lastRenderedPageBreak/>
         <w:t>ANEXOS</w:t>
       </w:r>
     </w:p>
@@ -14153,6 +12631,7 @@
         <w:rPr>
           <w:lang w:val="en-AU"/>
         </w:rPr>
+        <w:lastRenderedPageBreak/>
         <w:t>SEN0574 (</w:t>
       </w:r>
       <w:proofErr w:type="spellStart"/>
@@ -14302,15 +12781,7 @@
         <w:spacing w:before="60" w:after="60"/>
       </w:pPr>
       <w:r>
-        <w:t xml:space="preserve">CCS811 Digital Gas Sensor </w:t>
-      </w:r>
-      <w:proofErr w:type="spellStart"/>
-      <w:r>
-        <w:t>Datasheet</w:t>
-      </w:r>
-      <w:proofErr w:type="spellEnd"/>
-      <w:r>
-        <w:t xml:space="preserve"> (</w:t>
+        <w:t>CCS811 Digital Gas Sensor Datasheet (</w:t>
       </w:r>
       <w:proofErr w:type="spellStart"/>
       <w:r>
@@ -14341,7 +12812,7 @@
           <w:sz w:val="24"/>
           <w:szCs w:val="24"/>
         </w:rPr>
-        <w:t xml:space="preserve">A2. BOM Actualizada (Lista de Materiales v1 — Pedido </w:t>
+        <w:t xml:space="preserve">A2. BOM Actualizada (Lista de Materiales v1 — Pedido Mouser </w:t>
       </w:r>
       <w:proofErr w:type="spellStart"/>
       <w:r>
@@ -14350,7 +12821,7 @@
           <w:sz w:val="24"/>
           <w:szCs w:val="24"/>
         </w:rPr>
-        <w:t>Mouser</w:t>
+        <w:t>N.°</w:t>
       </w:r>
       <w:proofErr w:type="spellEnd"/>
       <w:r>
@@ -14359,24 +12830,6 @@
           <w:sz w:val="24"/>
           <w:szCs w:val="24"/>
         </w:rPr>
-        <w:t xml:space="preserve"> </w:t>
-      </w:r>
-      <w:proofErr w:type="spellStart"/>
-      <w:r>
-        <w:rPr>
-          <w:color w:val="auto"/>
-          <w:sz w:val="24"/>
-          <w:szCs w:val="24"/>
-        </w:rPr>
-        <w:t>N.°</w:t>
-      </w:r>
-      <w:proofErr w:type="spellEnd"/>
-      <w:r>
-        <w:rPr>
-          <w:color w:val="auto"/>
-          <w:sz w:val="24"/>
-          <w:szCs w:val="24"/>
-        </w:rPr>
         <w:t xml:space="preserve"> 279751168)</w:t>
       </w:r>
     </w:p>
@@ -14386,15 +12839,7 @@
         <w:jc w:val="both"/>
       </w:pPr>
       <w:r>
-        <w:t xml:space="preserve">La siguiente tabla refleja los componentes efectivamente adquiridos según la orden de compra </w:t>
-      </w:r>
-      <w:proofErr w:type="spellStart"/>
-      <w:r>
-        <w:t>Mouser</w:t>
-      </w:r>
-      <w:proofErr w:type="spellEnd"/>
-      <w:r>
-        <w:t xml:space="preserve"> </w:t>
+        <w:t xml:space="preserve">La siguiente tabla refleja los componentes efectivamente adquiridos según la orden de compra Mouser </w:t>
       </w:r>
       <w:proofErr w:type="spellStart"/>
       <w:r>
@@ -15127,11 +13572,7 @@
           </w:tcPr>
           <w:p>
             <w:r>
-              <w:t xml:space="preserve">Regulador LDO 1A, 3.3 V, con pin </w:t>
-            </w:r>
-            <w:r>
-              <w:lastRenderedPageBreak/>
-              <w:t>ENABLE, SOT-223</w:t>
+              <w:t>Regulador LDO 1A, 3.3 V, con pin ENABLE, SOT-223</w:t>
             </w:r>
           </w:p>
         </w:tc>
@@ -15157,7 +13598,6 @@
               <w:jc w:val="center"/>
             </w:pPr>
             <w:r>
-              <w:lastRenderedPageBreak/>
               <w:t>2</w:t>
             </w:r>
           </w:p>
@@ -15195,169 +13635,6 @@
               <w:right w:val="single" w:sz="1" w:space="0" w:color="CCCCCC"/>
             </w:tcBorders>
             <w:shd w:val="clear" w:color="auto" w:fill="F2F7FB"/>
-            <w:tcMar>
-              <w:top w:w="60" w:type="dxa"/>
-              <w:left w:w="100" w:type="dxa"/>
-              <w:bottom w:w="60" w:type="dxa"/>
-              <w:right w:w="100" w:type="dxa"/>
-            </w:tcMar>
-          </w:tcPr>
-          <w:p>
-            <w:r>
-              <w:t>Enviado</w:t>
-            </w:r>
-          </w:p>
-        </w:tc>
-      </w:tr>
-      <w:tr>
-        <w:tc>
-          <w:tcPr>
-            <w:tcW w:w="850" w:type="dxa"/>
-            <w:tcBorders>
-              <w:top w:val="single" w:sz="1" w:space="0" w:color="CCCCCC"/>
-              <w:left w:val="single" w:sz="1" w:space="0" w:color="CCCCCC"/>
-              <w:bottom w:val="single" w:sz="1" w:space="0" w:color="CCCCCC"/>
-              <w:right w:val="single" w:sz="1" w:space="0" w:color="CCCCCC"/>
-            </w:tcBorders>
-            <w:shd w:val="clear" w:color="auto" w:fill="FFFFFF"/>
-            <w:tcMar>
-              <w:top w:w="60" w:type="dxa"/>
-              <w:left w:w="100" w:type="dxa"/>
-              <w:bottom w:w="60" w:type="dxa"/>
-              <w:right w:w="100" w:type="dxa"/>
-            </w:tcMar>
-          </w:tcPr>
-          <w:p>
-            <w:r>
-              <w:t>4</w:t>
-            </w:r>
-          </w:p>
-        </w:tc>
-        <w:tc>
-          <w:tcPr>
-            <w:tcW w:w="1983" w:type="dxa"/>
-            <w:tcBorders>
-              <w:top w:val="single" w:sz="1" w:space="0" w:color="CCCCCC"/>
-              <w:left w:val="single" w:sz="1" w:space="0" w:color="CCCCCC"/>
-              <w:bottom w:val="single" w:sz="1" w:space="0" w:color="CCCCCC"/>
-              <w:right w:val="single" w:sz="1" w:space="0" w:color="CCCCCC"/>
-            </w:tcBorders>
-            <w:shd w:val="clear" w:color="auto" w:fill="FFFFFF"/>
-            <w:tcMar>
-              <w:top w:w="60" w:type="dxa"/>
-              <w:left w:w="100" w:type="dxa"/>
-              <w:bottom w:w="60" w:type="dxa"/>
-              <w:right w:w="100" w:type="dxa"/>
-            </w:tcMar>
-          </w:tcPr>
-          <w:p>
-            <w:r>
-              <w:t>595-REF2033AIDDCT</w:t>
-            </w:r>
-          </w:p>
-        </w:tc>
-        <w:tc>
-          <w:tcPr>
-            <w:tcW w:w="2410" w:type="dxa"/>
-            <w:tcBorders>
-              <w:top w:val="single" w:sz="1" w:space="0" w:color="CCCCCC"/>
-              <w:left w:val="single" w:sz="1" w:space="0" w:color="CCCCCC"/>
-              <w:bottom w:val="single" w:sz="1" w:space="0" w:color="CCCCCC"/>
-              <w:right w:val="single" w:sz="1" w:space="0" w:color="CCCCCC"/>
-            </w:tcBorders>
-            <w:shd w:val="clear" w:color="auto" w:fill="FFFFFF"/>
-            <w:tcMar>
-              <w:top w:w="60" w:type="dxa"/>
-              <w:left w:w="100" w:type="dxa"/>
-              <w:bottom w:w="60" w:type="dxa"/>
-              <w:right w:w="100" w:type="dxa"/>
-            </w:tcMar>
-          </w:tcPr>
-          <w:p>
-            <w:r>
-              <w:t>REF2033AIDDCT</w:t>
-            </w:r>
-          </w:p>
-        </w:tc>
-        <w:tc>
-          <w:tcPr>
-            <w:tcW w:w="1701" w:type="dxa"/>
-            <w:tcBorders>
-              <w:top w:val="single" w:sz="1" w:space="0" w:color="CCCCCC"/>
-              <w:left w:val="single" w:sz="1" w:space="0" w:color="CCCCCC"/>
-              <w:bottom w:val="single" w:sz="1" w:space="0" w:color="CCCCCC"/>
-              <w:right w:val="single" w:sz="1" w:space="0" w:color="CCCCCC"/>
-            </w:tcBorders>
-            <w:shd w:val="clear" w:color="auto" w:fill="FFFFFF"/>
-            <w:tcMar>
-              <w:top w:w="60" w:type="dxa"/>
-              <w:left w:w="100" w:type="dxa"/>
-              <w:bottom w:w="60" w:type="dxa"/>
-              <w:right w:w="100" w:type="dxa"/>
-            </w:tcMar>
-          </w:tcPr>
-          <w:p>
-            <w:r>
-              <w:t>Referencia de voltaje dual 3.3/1.65 V, baja deriva, SOT-23-6</w:t>
-            </w:r>
-          </w:p>
-        </w:tc>
-        <w:tc>
-          <w:tcPr>
-            <w:tcW w:w="709" w:type="dxa"/>
-            <w:tcBorders>
-              <w:top w:val="single" w:sz="1" w:space="0" w:color="CCCCCC"/>
-              <w:left w:val="single" w:sz="1" w:space="0" w:color="CCCCCC"/>
-              <w:bottom w:val="single" w:sz="1" w:space="0" w:color="CCCCCC"/>
-              <w:right w:val="single" w:sz="1" w:space="0" w:color="CCCCCC"/>
-            </w:tcBorders>
-            <w:shd w:val="clear" w:color="auto" w:fill="FFFFFF"/>
-            <w:tcMar>
-              <w:top w:w="60" w:type="dxa"/>
-              <w:left w:w="100" w:type="dxa"/>
-              <w:bottom w:w="60" w:type="dxa"/>
-              <w:right w:w="100" w:type="dxa"/>
-            </w:tcMar>
-          </w:tcPr>
-          <w:p>
-            <w:r>
-              <w:t>2</w:t>
-            </w:r>
-          </w:p>
-        </w:tc>
-        <w:tc>
-          <w:tcPr>
-            <w:tcW w:w="993" w:type="dxa"/>
-            <w:tcBorders>
-              <w:top w:val="single" w:sz="1" w:space="0" w:color="CCCCCC"/>
-              <w:left w:val="single" w:sz="1" w:space="0" w:color="CCCCCC"/>
-              <w:bottom w:val="single" w:sz="1" w:space="0" w:color="CCCCCC"/>
-              <w:right w:val="single" w:sz="1" w:space="0" w:color="CCCCCC"/>
-            </w:tcBorders>
-            <w:shd w:val="clear" w:color="auto" w:fill="FFFFFF"/>
-            <w:tcMar>
-              <w:top w:w="60" w:type="dxa"/>
-              <w:left w:w="100" w:type="dxa"/>
-              <w:bottom w:w="60" w:type="dxa"/>
-              <w:right w:w="100" w:type="dxa"/>
-            </w:tcMar>
-          </w:tcPr>
-          <w:p>
-            <w:r>
-              <w:t>$4.57</w:t>
-            </w:r>
-          </w:p>
-        </w:tc>
-        <w:tc>
-          <w:tcPr>
-            <w:tcW w:w="1072" w:type="dxa"/>
-            <w:tcBorders>
-              <w:top w:val="single" w:sz="1" w:space="0" w:color="CCCCCC"/>
-              <w:left w:val="single" w:sz="1" w:space="0" w:color="CCCCCC"/>
-              <w:bottom w:val="single" w:sz="1" w:space="0" w:color="CCCCCC"/>
-              <w:right w:val="single" w:sz="1" w:space="0" w:color="CCCCCC"/>
-            </w:tcBorders>
-            <w:shd w:val="clear" w:color="auto" w:fill="FFFFFF"/>
             <w:tcMar>
               <w:top w:w="60" w:type="dxa"/>
               <w:left w:w="100" w:type="dxa"/>
@@ -15506,6 +13783,7 @@
               <w:rPr>
                 <w:lang w:val="en-AU"/>
               </w:rPr>
+              <w:lastRenderedPageBreak/>
               <w:t>conector</w:t>
             </w:r>
             <w:proofErr w:type="spellEnd"/>
@@ -15536,6 +13814,7 @@
           </w:tcPr>
           <w:p>
             <w:r>
+              <w:lastRenderedPageBreak/>
               <w:t>1</w:t>
             </w:r>
           </w:p>
@@ -15760,17 +14039,17 @@
               <w:bottom w:val="single" w:sz="1" w:space="0" w:color="CCCCCC"/>
               <w:right w:val="single" w:sz="1" w:space="0" w:color="CCCCCC"/>
             </w:tcBorders>
-            <w:shd w:val="clear" w:color="auto" w:fill="F2F7FB"/>
-            <w:tcMar>
-              <w:top w:w="60" w:type="dxa"/>
-              <w:left w:w="100" w:type="dxa"/>
-              <w:bottom w:w="60" w:type="dxa"/>
-              <w:right w:w="100" w:type="dxa"/>
-            </w:tcMar>
-          </w:tcPr>
-          <w:p>
-            <w:r>
-              <w:t>7</w:t>
+            <w:shd w:val="clear" w:color="auto" w:fill="FFFFFF"/>
+            <w:tcMar>
+              <w:top w:w="60" w:type="dxa"/>
+              <w:left w:w="100" w:type="dxa"/>
+              <w:bottom w:w="60" w:type="dxa"/>
+              <w:right w:w="100" w:type="dxa"/>
+            </w:tcMar>
+          </w:tcPr>
+          <w:p>
+            <w:r>
+              <w:t>8</w:t>
             </w:r>
           </w:p>
         </w:tc>
@@ -15783,17 +14062,17 @@
               <w:bottom w:val="single" w:sz="1" w:space="0" w:color="CCCCCC"/>
               <w:right w:val="single" w:sz="1" w:space="0" w:color="CCCCCC"/>
             </w:tcBorders>
-            <w:shd w:val="clear" w:color="auto" w:fill="F2F7FB"/>
-            <w:tcMar>
-              <w:top w:w="60" w:type="dxa"/>
-              <w:left w:w="100" w:type="dxa"/>
-              <w:bottom w:w="60" w:type="dxa"/>
-              <w:right w:w="100" w:type="dxa"/>
-            </w:tcMar>
-          </w:tcPr>
-          <w:p>
-            <w:r>
-              <w:t>81-GCJ21BR71C474KA1L</w:t>
+            <w:shd w:val="clear" w:color="auto" w:fill="FFFFFF"/>
+            <w:tcMar>
+              <w:top w:w="60" w:type="dxa"/>
+              <w:left w:w="100" w:type="dxa"/>
+              <w:bottom w:w="60" w:type="dxa"/>
+              <w:right w:w="100" w:type="dxa"/>
+            </w:tcMar>
+          </w:tcPr>
+          <w:p>
+            <w:r>
+              <w:t>810-C2012X5R1C105K-2</w:t>
             </w:r>
           </w:p>
         </w:tc>
@@ -15806,17 +14085,17 @@
               <w:bottom w:val="single" w:sz="1" w:space="0" w:color="CCCCCC"/>
               <w:right w:val="single" w:sz="1" w:space="0" w:color="CCCCCC"/>
             </w:tcBorders>
-            <w:shd w:val="clear" w:color="auto" w:fill="F2F7FB"/>
-            <w:tcMar>
-              <w:top w:w="60" w:type="dxa"/>
-              <w:left w:w="100" w:type="dxa"/>
-              <w:bottom w:w="60" w:type="dxa"/>
-              <w:right w:w="100" w:type="dxa"/>
-            </w:tcMar>
-          </w:tcPr>
-          <w:p>
-            <w:r>
-              <w:t>GCJ21BR71C474KA01L</w:t>
+            <w:shd w:val="clear" w:color="auto" w:fill="FFFFFF"/>
+            <w:tcMar>
+              <w:top w:w="60" w:type="dxa"/>
+              <w:left w:w="100" w:type="dxa"/>
+              <w:bottom w:w="60" w:type="dxa"/>
+              <w:right w:w="100" w:type="dxa"/>
+            </w:tcMar>
+          </w:tcPr>
+          <w:p>
+            <w:r>
+              <w:t>C2012X5R1C105K085AA</w:t>
             </w:r>
           </w:p>
         </w:tc>
@@ -15829,17 +14108,17 @@
               <w:bottom w:val="single" w:sz="1" w:space="0" w:color="CCCCCC"/>
               <w:right w:val="single" w:sz="1" w:space="0" w:color="CCCCCC"/>
             </w:tcBorders>
-            <w:shd w:val="clear" w:color="auto" w:fill="F2F7FB"/>
-            <w:tcMar>
-              <w:top w:w="60" w:type="dxa"/>
-              <w:left w:w="100" w:type="dxa"/>
-              <w:bottom w:w="60" w:type="dxa"/>
-              <w:right w:w="100" w:type="dxa"/>
-            </w:tcMar>
-          </w:tcPr>
-          <w:p>
-            <w:r>
-              <w:t>Capacitor MLCC 0.47 µF, 16V, X7R, AEC-Q200, 0805</w:t>
+            <w:shd w:val="clear" w:color="auto" w:fill="FFFFFF"/>
+            <w:tcMar>
+              <w:top w:w="60" w:type="dxa"/>
+              <w:left w:w="100" w:type="dxa"/>
+              <w:bottom w:w="60" w:type="dxa"/>
+              <w:right w:w="100" w:type="dxa"/>
+            </w:tcMar>
+          </w:tcPr>
+          <w:p>
+            <w:r>
+              <w:t>Capacitor MLCC 1.0 µF, 16V, X5R, 0805</w:t>
             </w:r>
           </w:p>
         </w:tc>
@@ -15852,17 +14131,17 @@
               <w:bottom w:val="single" w:sz="1" w:space="0" w:color="CCCCCC"/>
               <w:right w:val="single" w:sz="1" w:space="0" w:color="CCCCCC"/>
             </w:tcBorders>
-            <w:shd w:val="clear" w:color="auto" w:fill="F2F7FB"/>
-            <w:tcMar>
-              <w:top w:w="60" w:type="dxa"/>
-              <w:left w:w="100" w:type="dxa"/>
-              <w:bottom w:w="60" w:type="dxa"/>
-              <w:right w:w="100" w:type="dxa"/>
-            </w:tcMar>
-          </w:tcPr>
-          <w:p>
-            <w:r>
-              <w:t>5</w:t>
+            <w:shd w:val="clear" w:color="auto" w:fill="FFFFFF"/>
+            <w:tcMar>
+              <w:top w:w="60" w:type="dxa"/>
+              <w:left w:w="100" w:type="dxa"/>
+              <w:bottom w:w="60" w:type="dxa"/>
+              <w:right w:w="100" w:type="dxa"/>
+            </w:tcMar>
+          </w:tcPr>
+          <w:p>
+            <w:r>
+              <w:t>20</w:t>
             </w:r>
           </w:p>
         </w:tc>
@@ -15875,17 +14154,17 @@
               <w:bottom w:val="single" w:sz="1" w:space="0" w:color="CCCCCC"/>
               <w:right w:val="single" w:sz="1" w:space="0" w:color="CCCCCC"/>
             </w:tcBorders>
-            <w:shd w:val="clear" w:color="auto" w:fill="F2F7FB"/>
-            <w:tcMar>
-              <w:top w:w="60" w:type="dxa"/>
-              <w:left w:w="100" w:type="dxa"/>
-              <w:bottom w:w="60" w:type="dxa"/>
-              <w:right w:w="100" w:type="dxa"/>
-            </w:tcMar>
-          </w:tcPr>
-          <w:p>
-            <w:r>
-              <w:t>$0.25</w:t>
+            <w:shd w:val="clear" w:color="auto" w:fill="FFFFFF"/>
+            <w:tcMar>
+              <w:top w:w="60" w:type="dxa"/>
+              <w:left w:w="100" w:type="dxa"/>
+              <w:bottom w:w="60" w:type="dxa"/>
+              <w:right w:w="100" w:type="dxa"/>
+            </w:tcMar>
+          </w:tcPr>
+          <w:p>
+            <w:r>
+              <w:t>$0.005</w:t>
             </w:r>
           </w:p>
         </w:tc>
@@ -15898,7 +14177,7 @@
               <w:bottom w:val="single" w:sz="1" w:space="0" w:color="CCCCCC"/>
               <w:right w:val="single" w:sz="1" w:space="0" w:color="CCCCCC"/>
             </w:tcBorders>
-            <w:shd w:val="clear" w:color="auto" w:fill="F2F7FB"/>
+            <w:shd w:val="clear" w:color="auto" w:fill="FFFFFF"/>
             <w:tcMar>
               <w:top w:w="60" w:type="dxa"/>
               <w:left w:w="100" w:type="dxa"/>
@@ -15923,17 +14202,17 @@
               <w:bottom w:val="single" w:sz="1" w:space="0" w:color="CCCCCC"/>
               <w:right w:val="single" w:sz="1" w:space="0" w:color="CCCCCC"/>
             </w:tcBorders>
-            <w:shd w:val="clear" w:color="auto" w:fill="FFFFFF"/>
-            <w:tcMar>
-              <w:top w:w="60" w:type="dxa"/>
-              <w:left w:w="100" w:type="dxa"/>
-              <w:bottom w:w="60" w:type="dxa"/>
-              <w:right w:w="100" w:type="dxa"/>
-            </w:tcMar>
-          </w:tcPr>
-          <w:p>
-            <w:r>
-              <w:t>8</w:t>
+            <w:shd w:val="clear" w:color="auto" w:fill="F2F7FB"/>
+            <w:tcMar>
+              <w:top w:w="60" w:type="dxa"/>
+              <w:left w:w="100" w:type="dxa"/>
+              <w:bottom w:w="60" w:type="dxa"/>
+              <w:right w:w="100" w:type="dxa"/>
+            </w:tcMar>
+          </w:tcPr>
+          <w:p>
+            <w:r>
+              <w:t>15</w:t>
             </w:r>
           </w:p>
         </w:tc>
@@ -15946,17 +14225,17 @@
               <w:bottom w:val="single" w:sz="1" w:space="0" w:color="CCCCCC"/>
               <w:right w:val="single" w:sz="1" w:space="0" w:color="CCCCCC"/>
             </w:tcBorders>
-            <w:shd w:val="clear" w:color="auto" w:fill="FFFFFF"/>
-            <w:tcMar>
-              <w:top w:w="60" w:type="dxa"/>
-              <w:left w:w="100" w:type="dxa"/>
-              <w:bottom w:w="60" w:type="dxa"/>
-              <w:right w:w="100" w:type="dxa"/>
-            </w:tcMar>
-          </w:tcPr>
-          <w:p>
-            <w:r>
-              <w:t>810-C2012X5R1C105K-2</w:t>
+            <w:shd w:val="clear" w:color="auto" w:fill="F2F7FB"/>
+            <w:tcMar>
+              <w:top w:w="60" w:type="dxa"/>
+              <w:left w:w="100" w:type="dxa"/>
+              <w:bottom w:w="60" w:type="dxa"/>
+              <w:right w:w="100" w:type="dxa"/>
+            </w:tcMar>
+          </w:tcPr>
+          <w:p>
+            <w:r>
+              <w:t>667-ERA-6APB103V</w:t>
             </w:r>
           </w:p>
         </w:tc>
@@ -15969,17 +14248,17 @@
               <w:bottom w:val="single" w:sz="1" w:space="0" w:color="CCCCCC"/>
               <w:right w:val="single" w:sz="1" w:space="0" w:color="CCCCCC"/>
             </w:tcBorders>
-            <w:shd w:val="clear" w:color="auto" w:fill="FFFFFF"/>
-            <w:tcMar>
-              <w:top w:w="60" w:type="dxa"/>
-              <w:left w:w="100" w:type="dxa"/>
-              <w:bottom w:w="60" w:type="dxa"/>
-              <w:right w:w="100" w:type="dxa"/>
-            </w:tcMar>
-          </w:tcPr>
-          <w:p>
-            <w:r>
-              <w:t>C2012X5R1C105K085AA</w:t>
+            <w:shd w:val="clear" w:color="auto" w:fill="F2F7FB"/>
+            <w:tcMar>
+              <w:top w:w="60" w:type="dxa"/>
+              <w:left w:w="100" w:type="dxa"/>
+              <w:bottom w:w="60" w:type="dxa"/>
+              <w:right w:w="100" w:type="dxa"/>
+            </w:tcMar>
+          </w:tcPr>
+          <w:p>
+            <w:r>
+              <w:t>ERA-6APB103V</w:t>
             </w:r>
           </w:p>
         </w:tc>
@@ -15992,17 +14271,17 @@
               <w:bottom w:val="single" w:sz="1" w:space="0" w:color="CCCCCC"/>
               <w:right w:val="single" w:sz="1" w:space="0" w:color="CCCCCC"/>
             </w:tcBorders>
-            <w:shd w:val="clear" w:color="auto" w:fill="FFFFFF"/>
-            <w:tcMar>
-              <w:top w:w="60" w:type="dxa"/>
-              <w:left w:w="100" w:type="dxa"/>
-              <w:bottom w:w="60" w:type="dxa"/>
-              <w:right w:w="100" w:type="dxa"/>
-            </w:tcMar>
-          </w:tcPr>
-          <w:p>
-            <w:r>
-              <w:t>Capacitor MLCC 1.0 µF, 16V, X5R, 0805</w:t>
+            <w:shd w:val="clear" w:color="auto" w:fill="F2F7FB"/>
+            <w:tcMar>
+              <w:top w:w="60" w:type="dxa"/>
+              <w:left w:w="100" w:type="dxa"/>
+              <w:bottom w:w="60" w:type="dxa"/>
+              <w:right w:w="100" w:type="dxa"/>
+            </w:tcMar>
+          </w:tcPr>
+          <w:p>
+            <w:r>
+              <w:t>Resistor película fina 10 kΩ, 0.1%, 15 ppm, AEC-Q200, 0805</w:t>
             </w:r>
           </w:p>
         </w:tc>
@@ -16015,17 +14294,17 @@
               <w:bottom w:val="single" w:sz="1" w:space="0" w:color="CCCCCC"/>
               <w:right w:val="single" w:sz="1" w:space="0" w:color="CCCCCC"/>
             </w:tcBorders>
-            <w:shd w:val="clear" w:color="auto" w:fill="FFFFFF"/>
-            <w:tcMar>
-              <w:top w:w="60" w:type="dxa"/>
-              <w:left w:w="100" w:type="dxa"/>
-              <w:bottom w:w="60" w:type="dxa"/>
-              <w:right w:w="100" w:type="dxa"/>
-            </w:tcMar>
-          </w:tcPr>
-          <w:p>
-            <w:r>
-              <w:t>20</w:t>
+            <w:shd w:val="clear" w:color="auto" w:fill="F2F7FB"/>
+            <w:tcMar>
+              <w:top w:w="60" w:type="dxa"/>
+              <w:left w:w="100" w:type="dxa"/>
+              <w:bottom w:w="60" w:type="dxa"/>
+              <w:right w:w="100" w:type="dxa"/>
+            </w:tcMar>
+          </w:tcPr>
+          <w:p>
+            <w:r>
+              <w:t>12</w:t>
             </w:r>
           </w:p>
         </w:tc>
@@ -16038,17 +14317,17 @@
               <w:bottom w:val="single" w:sz="1" w:space="0" w:color="CCCCCC"/>
               <w:right w:val="single" w:sz="1" w:space="0" w:color="CCCCCC"/>
             </w:tcBorders>
-            <w:shd w:val="clear" w:color="auto" w:fill="FFFFFF"/>
-            <w:tcMar>
-              <w:top w:w="60" w:type="dxa"/>
-              <w:left w:w="100" w:type="dxa"/>
-              <w:bottom w:w="60" w:type="dxa"/>
-              <w:right w:w="100" w:type="dxa"/>
-            </w:tcMar>
-          </w:tcPr>
-          <w:p>
-            <w:r>
-              <w:t>$0.005</w:t>
+            <w:shd w:val="clear" w:color="auto" w:fill="F2F7FB"/>
+            <w:tcMar>
+              <w:top w:w="60" w:type="dxa"/>
+              <w:left w:w="100" w:type="dxa"/>
+              <w:bottom w:w="60" w:type="dxa"/>
+              <w:right w:w="100" w:type="dxa"/>
+            </w:tcMar>
+          </w:tcPr>
+          <w:p>
+            <w:r>
+              <w:t>$0.25</w:t>
             </w:r>
           </w:p>
         </w:tc>
@@ -16061,7 +14340,7 @@
               <w:bottom w:val="single" w:sz="1" w:space="0" w:color="CCCCCC"/>
               <w:right w:val="single" w:sz="1" w:space="0" w:color="CCCCCC"/>
             </w:tcBorders>
-            <w:shd w:val="clear" w:color="auto" w:fill="FFFFFF"/>
+            <w:shd w:val="clear" w:color="auto" w:fill="F2F7FB"/>
             <w:tcMar>
               <w:top w:w="60" w:type="dxa"/>
               <w:left w:w="100" w:type="dxa"/>
@@ -16096,7 +14375,7 @@
           </w:tcPr>
           <w:p>
             <w:r>
-              <w:t>9</w:t>
+              <w:t>17</w:t>
             </w:r>
           </w:p>
         </w:tc>
@@ -16119,7 +14398,7 @@
           </w:tcPr>
           <w:p>
             <w:r>
-              <w:t>667-ERA-6ARB223V</w:t>
+              <w:t>667-ERA-6AEB182V</w:t>
             </w:r>
           </w:p>
         </w:tc>
@@ -16142,7 +14421,7 @@
           </w:tcPr>
           <w:p>
             <w:r>
-              <w:t>ERA-6ARB223V</w:t>
+              <w:t>ERA-6AEB182V</w:t>
             </w:r>
           </w:p>
         </w:tc>
@@ -16165,7 +14444,7 @@
           </w:tcPr>
           <w:p>
             <w:r>
-              <w:t>Resistor película fina 22 kΩ, 0.1%, 10 ppm, 0805</w:t>
+              <w:t>Resistor película fina 1.8 kΩ, 0.1%, 25 ppm, 0805</w:t>
             </w:r>
           </w:p>
         </w:tc>
@@ -16188,7 +14467,7 @@
           </w:tcPr>
           <w:p>
             <w:r>
-              <w:t>3</w:t>
+              <w:t>10</w:t>
             </w:r>
           </w:p>
         </w:tc>
@@ -16211,7 +14490,7 @@
           </w:tcPr>
           <w:p>
             <w:r>
-              <w:t>$0.40</w:t>
+              <w:t>$0.054</w:t>
             </w:r>
           </w:p>
         </w:tc>
@@ -16259,7 +14538,7 @@
           </w:tcPr>
           <w:p>
             <w:r>
-              <w:t>10</w:t>
+              <w:t>18</w:t>
             </w:r>
           </w:p>
         </w:tc>
@@ -16282,7 +14561,7 @@
           </w:tcPr>
           <w:p>
             <w:r>
-              <w:t>667-ERA-6AEB564V</w:t>
+              <w:t>667-ERA-6AEB154V</w:t>
             </w:r>
           </w:p>
         </w:tc>
@@ -16305,7 +14584,7 @@
           </w:tcPr>
           <w:p>
             <w:r>
-              <w:t>ERA-6AEB564V</w:t>
+              <w:t>ERA-6AEB154V</w:t>
             </w:r>
           </w:p>
         </w:tc>
@@ -16328,7 +14607,7 @@
           </w:tcPr>
           <w:p>
             <w:r>
-              <w:t>Resistor película fina 560 kΩ, 0.1%, 1/8W, 0805</w:t>
+              <w:t>Resistor película fina 150 kΩ, 0.1%, 1/8W, 0805</w:t>
             </w:r>
           </w:p>
         </w:tc>
@@ -16422,7 +14701,7 @@
           </w:tcPr>
           <w:p>
             <w:r>
-              <w:t>11</w:t>
+              <w:t>19</w:t>
             </w:r>
           </w:p>
         </w:tc>
@@ -16445,7 +14724,7 @@
           </w:tcPr>
           <w:p>
             <w:r>
-              <w:t>667-ERA-6AEB563V</w:t>
+              <w:t>667-ERA-6AEB472V</w:t>
             </w:r>
           </w:p>
         </w:tc>
@@ -16468,7 +14747,7 @@
           </w:tcPr>
           <w:p>
             <w:r>
-              <w:t>ERA-6AEB563V</w:t>
+              <w:t>ERA-6AEB472V</w:t>
             </w:r>
           </w:p>
         </w:tc>
@@ -16491,11 +14770,7 @@
           </w:tcPr>
           <w:p>
             <w:r>
-              <w:t xml:space="preserve">Resistor película fina </w:t>
-            </w:r>
-            <w:r>
-              <w:lastRenderedPageBreak/>
-              <w:t>56 kΩ, 0.1%, 1/8W, 0805</w:t>
+              <w:t>Resistor película fina 4.7 kΩ, 0.1%, 1/8W, 0805</w:t>
             </w:r>
           </w:p>
         </w:tc>
@@ -16518,7 +14793,6 @@
           </w:tcPr>
           <w:p>
             <w:r>
-              <w:lastRenderedPageBreak/>
               <w:t>10</w:t>
             </w:r>
           </w:p>
@@ -16590,7 +14864,7 @@
           </w:tcPr>
           <w:p>
             <w:r>
-              <w:t>12</w:t>
+              <w:t>20</w:t>
             </w:r>
           </w:p>
         </w:tc>
@@ -16613,7 +14887,7 @@
           </w:tcPr>
           <w:p>
             <w:r>
-              <w:t>667-ERA-6AEB123V</w:t>
+              <w:t>810-CGA4J3X7R1C155K</w:t>
             </w:r>
           </w:p>
         </w:tc>
@@ -16636,7 +14910,7 @@
           </w:tcPr>
           <w:p>
             <w:r>
-              <w:t>ERA-6AEB123V</w:t>
+              <w:t>CGA4J3X7R1C155K125AB</w:t>
             </w:r>
           </w:p>
         </w:tc>
@@ -16659,7 +14933,7 @@
           </w:tcPr>
           <w:p>
             <w:r>
-              <w:t>Resistor película fina 12 kΩ, 0.1%, 1/8W, 0805</w:t>
+              <w:t>Capacitor MLCC 1.5 µF, 16V, X7R, AEC-Q200, 0805</w:t>
             </w:r>
           </w:p>
         </w:tc>
@@ -16705,7 +14979,7 @@
           </w:tcPr>
           <w:p>
             <w:r>
-              <w:t>$0.054</w:t>
+              <w:t>$0.007</w:t>
             </w:r>
           </w:p>
         </w:tc>
@@ -16753,7 +15027,7 @@
           </w:tcPr>
           <w:p>
             <w:r>
-              <w:t>13</w:t>
+              <w:t>21</w:t>
             </w:r>
           </w:p>
         </w:tc>
@@ -16776,7 +15050,7 @@
           </w:tcPr>
           <w:p>
             <w:r>
-              <w:t>667-ERA-6AEB681V</w:t>
+              <w:t>81-GRM21BZ71C106KE5L</w:t>
             </w:r>
           </w:p>
         </w:tc>
@@ -16799,7 +15073,7 @@
           </w:tcPr>
           <w:p>
             <w:r>
-              <w:t>ERA-6AEB681V</w:t>
+              <w:t>GRM21BZ71C106KE15L</w:t>
             </w:r>
           </w:p>
         </w:tc>
@@ -16822,7 +15096,7 @@
           </w:tcPr>
           <w:p>
             <w:r>
-              <w:t>Resistor película fina 680 Ω, 0.1%, 1/8W, 0805</w:t>
+              <w:t>Capacitor MLCC 10 µF, 16V, X7R, 0805</w:t>
             </w:r>
           </w:p>
         </w:tc>
@@ -16868,7 +15142,7 @@
           </w:tcPr>
           <w:p>
             <w:r>
-              <w:t>$0.054</w:t>
+              <w:t>$0.01</w:t>
             </w:r>
           </w:p>
         </w:tc>
@@ -16916,1311 +15190,7 @@
           </w:tcPr>
           <w:p>
             <w:r>
-              <w:t>14</w:t>
-            </w:r>
-          </w:p>
-        </w:tc>
-        <w:tc>
-          <w:tcPr>
-            <w:tcW w:w="1983" w:type="dxa"/>
-            <w:tcBorders>
-              <w:top w:val="single" w:sz="1" w:space="0" w:color="CCCCCC"/>
-              <w:left w:val="single" w:sz="1" w:space="0" w:color="CCCCCC"/>
-              <w:bottom w:val="single" w:sz="1" w:space="0" w:color="CCCCCC"/>
-              <w:right w:val="single" w:sz="1" w:space="0" w:color="CCCCCC"/>
-            </w:tcBorders>
-            <w:shd w:val="clear" w:color="auto" w:fill="FFFFFF"/>
-            <w:tcMar>
-              <w:top w:w="60" w:type="dxa"/>
-              <w:left w:w="100" w:type="dxa"/>
-              <w:bottom w:w="60" w:type="dxa"/>
-              <w:right w:w="100" w:type="dxa"/>
-            </w:tcMar>
-          </w:tcPr>
-          <w:p>
-            <w:r>
-              <w:t>667-ERA-6AEB153V</w:t>
-            </w:r>
-          </w:p>
-        </w:tc>
-        <w:tc>
-          <w:tcPr>
-            <w:tcW w:w="2410" w:type="dxa"/>
-            <w:tcBorders>
-              <w:top w:val="single" w:sz="1" w:space="0" w:color="CCCCCC"/>
-              <w:left w:val="single" w:sz="1" w:space="0" w:color="CCCCCC"/>
-              <w:bottom w:val="single" w:sz="1" w:space="0" w:color="CCCCCC"/>
-              <w:right w:val="single" w:sz="1" w:space="0" w:color="CCCCCC"/>
-            </w:tcBorders>
-            <w:shd w:val="clear" w:color="auto" w:fill="FFFFFF"/>
-            <w:tcMar>
-              <w:top w:w="60" w:type="dxa"/>
-              <w:left w:w="100" w:type="dxa"/>
-              <w:bottom w:w="60" w:type="dxa"/>
-              <w:right w:w="100" w:type="dxa"/>
-            </w:tcMar>
-          </w:tcPr>
-          <w:p>
-            <w:r>
-              <w:t>ERA-6AEB153V</w:t>
-            </w:r>
-          </w:p>
-        </w:tc>
-        <w:tc>
-          <w:tcPr>
-            <w:tcW w:w="1701" w:type="dxa"/>
-            <w:tcBorders>
-              <w:top w:val="single" w:sz="1" w:space="0" w:color="CCCCCC"/>
-              <w:left w:val="single" w:sz="1" w:space="0" w:color="CCCCCC"/>
-              <w:bottom w:val="single" w:sz="1" w:space="0" w:color="CCCCCC"/>
-              <w:right w:val="single" w:sz="1" w:space="0" w:color="CCCCCC"/>
-            </w:tcBorders>
-            <w:shd w:val="clear" w:color="auto" w:fill="FFFFFF"/>
-            <w:tcMar>
-              <w:top w:w="60" w:type="dxa"/>
-              <w:left w:w="100" w:type="dxa"/>
-              <w:bottom w:w="60" w:type="dxa"/>
-              <w:right w:w="100" w:type="dxa"/>
-            </w:tcMar>
-          </w:tcPr>
-          <w:p>
-            <w:r>
-              <w:t>Resistor película fina 15 kΩ, 0.1%, 25 ppm, 0805</w:t>
-            </w:r>
-          </w:p>
-        </w:tc>
-        <w:tc>
-          <w:tcPr>
-            <w:tcW w:w="709" w:type="dxa"/>
-            <w:tcBorders>
-              <w:top w:val="single" w:sz="1" w:space="0" w:color="CCCCCC"/>
-              <w:left w:val="single" w:sz="1" w:space="0" w:color="CCCCCC"/>
-              <w:bottom w:val="single" w:sz="1" w:space="0" w:color="CCCCCC"/>
-              <w:right w:val="single" w:sz="1" w:space="0" w:color="CCCCCC"/>
-            </w:tcBorders>
-            <w:shd w:val="clear" w:color="auto" w:fill="FFFFFF"/>
-            <w:tcMar>
-              <w:top w:w="60" w:type="dxa"/>
-              <w:left w:w="100" w:type="dxa"/>
-              <w:bottom w:w="60" w:type="dxa"/>
-              <w:right w:w="100" w:type="dxa"/>
-            </w:tcMar>
-          </w:tcPr>
-          <w:p>
-            <w:r>
-              <w:t>10</w:t>
-            </w:r>
-          </w:p>
-        </w:tc>
-        <w:tc>
-          <w:tcPr>
-            <w:tcW w:w="993" w:type="dxa"/>
-            <w:tcBorders>
-              <w:top w:val="single" w:sz="1" w:space="0" w:color="CCCCCC"/>
-              <w:left w:val="single" w:sz="1" w:space="0" w:color="CCCCCC"/>
-              <w:bottom w:val="single" w:sz="1" w:space="0" w:color="CCCCCC"/>
-              <w:right w:val="single" w:sz="1" w:space="0" w:color="CCCCCC"/>
-            </w:tcBorders>
-            <w:shd w:val="clear" w:color="auto" w:fill="FFFFFF"/>
-            <w:tcMar>
-              <w:top w:w="60" w:type="dxa"/>
-              <w:left w:w="100" w:type="dxa"/>
-              <w:bottom w:w="60" w:type="dxa"/>
-              <w:right w:w="100" w:type="dxa"/>
-            </w:tcMar>
-          </w:tcPr>
-          <w:p>
-            <w:r>
-              <w:t>$0.054</w:t>
-            </w:r>
-          </w:p>
-        </w:tc>
-        <w:tc>
-          <w:tcPr>
-            <w:tcW w:w="1072" w:type="dxa"/>
-            <w:tcBorders>
-              <w:top w:val="single" w:sz="1" w:space="0" w:color="CCCCCC"/>
-              <w:left w:val="single" w:sz="1" w:space="0" w:color="CCCCCC"/>
-              <w:bottom w:val="single" w:sz="1" w:space="0" w:color="CCCCCC"/>
-              <w:right w:val="single" w:sz="1" w:space="0" w:color="CCCCCC"/>
-            </w:tcBorders>
-            <w:shd w:val="clear" w:color="auto" w:fill="FFFFFF"/>
-            <w:tcMar>
-              <w:top w:w="60" w:type="dxa"/>
-              <w:left w:w="100" w:type="dxa"/>
-              <w:bottom w:w="60" w:type="dxa"/>
-              <w:right w:w="100" w:type="dxa"/>
-            </w:tcMar>
-          </w:tcPr>
-          <w:p>
-            <w:r>
-              <w:t>Enviado</w:t>
-            </w:r>
-          </w:p>
-        </w:tc>
-      </w:tr>
-      <w:tr>
-        <w:tc>
-          <w:tcPr>
-            <w:tcW w:w="850" w:type="dxa"/>
-            <w:tcBorders>
-              <w:top w:val="single" w:sz="1" w:space="0" w:color="CCCCCC"/>
-              <w:left w:val="single" w:sz="1" w:space="0" w:color="CCCCCC"/>
-              <w:bottom w:val="single" w:sz="1" w:space="0" w:color="CCCCCC"/>
-              <w:right w:val="single" w:sz="1" w:space="0" w:color="CCCCCC"/>
-            </w:tcBorders>
-            <w:shd w:val="clear" w:color="auto" w:fill="F2F7FB"/>
-            <w:tcMar>
-              <w:top w:w="60" w:type="dxa"/>
-              <w:left w:w="100" w:type="dxa"/>
-              <w:bottom w:w="60" w:type="dxa"/>
-              <w:right w:w="100" w:type="dxa"/>
-            </w:tcMar>
-          </w:tcPr>
-          <w:p>
-            <w:r>
-              <w:t>15</w:t>
-            </w:r>
-          </w:p>
-        </w:tc>
-        <w:tc>
-          <w:tcPr>
-            <w:tcW w:w="1983" w:type="dxa"/>
-            <w:tcBorders>
-              <w:top w:val="single" w:sz="1" w:space="0" w:color="CCCCCC"/>
-              <w:left w:val="single" w:sz="1" w:space="0" w:color="CCCCCC"/>
-              <w:bottom w:val="single" w:sz="1" w:space="0" w:color="CCCCCC"/>
-              <w:right w:val="single" w:sz="1" w:space="0" w:color="CCCCCC"/>
-            </w:tcBorders>
-            <w:shd w:val="clear" w:color="auto" w:fill="F2F7FB"/>
-            <w:tcMar>
-              <w:top w:w="60" w:type="dxa"/>
-              <w:left w:w="100" w:type="dxa"/>
-              <w:bottom w:w="60" w:type="dxa"/>
-              <w:right w:w="100" w:type="dxa"/>
-            </w:tcMar>
-          </w:tcPr>
-          <w:p>
-            <w:r>
-              <w:t>667-ERA-6APB103V</w:t>
-            </w:r>
-          </w:p>
-        </w:tc>
-        <w:tc>
-          <w:tcPr>
-            <w:tcW w:w="2410" w:type="dxa"/>
-            <w:tcBorders>
-              <w:top w:val="single" w:sz="1" w:space="0" w:color="CCCCCC"/>
-              <w:left w:val="single" w:sz="1" w:space="0" w:color="CCCCCC"/>
-              <w:bottom w:val="single" w:sz="1" w:space="0" w:color="CCCCCC"/>
-              <w:right w:val="single" w:sz="1" w:space="0" w:color="CCCCCC"/>
-            </w:tcBorders>
-            <w:shd w:val="clear" w:color="auto" w:fill="F2F7FB"/>
-            <w:tcMar>
-              <w:top w:w="60" w:type="dxa"/>
-              <w:left w:w="100" w:type="dxa"/>
-              <w:bottom w:w="60" w:type="dxa"/>
-              <w:right w:w="100" w:type="dxa"/>
-            </w:tcMar>
-          </w:tcPr>
-          <w:p>
-            <w:r>
-              <w:t>ERA-6APB103V</w:t>
-            </w:r>
-          </w:p>
-        </w:tc>
-        <w:tc>
-          <w:tcPr>
-            <w:tcW w:w="1701" w:type="dxa"/>
-            <w:tcBorders>
-              <w:top w:val="single" w:sz="1" w:space="0" w:color="CCCCCC"/>
-              <w:left w:val="single" w:sz="1" w:space="0" w:color="CCCCCC"/>
-              <w:bottom w:val="single" w:sz="1" w:space="0" w:color="CCCCCC"/>
-              <w:right w:val="single" w:sz="1" w:space="0" w:color="CCCCCC"/>
-            </w:tcBorders>
-            <w:shd w:val="clear" w:color="auto" w:fill="F2F7FB"/>
-            <w:tcMar>
-              <w:top w:w="60" w:type="dxa"/>
-              <w:left w:w="100" w:type="dxa"/>
-              <w:bottom w:w="60" w:type="dxa"/>
-              <w:right w:w="100" w:type="dxa"/>
-            </w:tcMar>
-          </w:tcPr>
-          <w:p>
-            <w:r>
-              <w:t>Resistor película fina 10 kΩ, 0.1%, 15 ppm, AEC-Q200, 0805</w:t>
-            </w:r>
-          </w:p>
-        </w:tc>
-        <w:tc>
-          <w:tcPr>
-            <w:tcW w:w="709" w:type="dxa"/>
-            <w:tcBorders>
-              <w:top w:val="single" w:sz="1" w:space="0" w:color="CCCCCC"/>
-              <w:left w:val="single" w:sz="1" w:space="0" w:color="CCCCCC"/>
-              <w:bottom w:val="single" w:sz="1" w:space="0" w:color="CCCCCC"/>
-              <w:right w:val="single" w:sz="1" w:space="0" w:color="CCCCCC"/>
-            </w:tcBorders>
-            <w:shd w:val="clear" w:color="auto" w:fill="F2F7FB"/>
-            <w:tcMar>
-              <w:top w:w="60" w:type="dxa"/>
-              <w:left w:w="100" w:type="dxa"/>
-              <w:bottom w:w="60" w:type="dxa"/>
-              <w:right w:w="100" w:type="dxa"/>
-            </w:tcMar>
-          </w:tcPr>
-          <w:p>
-            <w:r>
-              <w:t>12</w:t>
-            </w:r>
-          </w:p>
-        </w:tc>
-        <w:tc>
-          <w:tcPr>
-            <w:tcW w:w="993" w:type="dxa"/>
-            <w:tcBorders>
-              <w:top w:val="single" w:sz="1" w:space="0" w:color="CCCCCC"/>
-              <w:left w:val="single" w:sz="1" w:space="0" w:color="CCCCCC"/>
-              <w:bottom w:val="single" w:sz="1" w:space="0" w:color="CCCCCC"/>
-              <w:right w:val="single" w:sz="1" w:space="0" w:color="CCCCCC"/>
-            </w:tcBorders>
-            <w:shd w:val="clear" w:color="auto" w:fill="F2F7FB"/>
-            <w:tcMar>
-              <w:top w:w="60" w:type="dxa"/>
-              <w:left w:w="100" w:type="dxa"/>
-              <w:bottom w:w="60" w:type="dxa"/>
-              <w:right w:w="100" w:type="dxa"/>
-            </w:tcMar>
-          </w:tcPr>
-          <w:p>
-            <w:r>
-              <w:t>$0.25</w:t>
-            </w:r>
-          </w:p>
-        </w:tc>
-        <w:tc>
-          <w:tcPr>
-            <w:tcW w:w="1072" w:type="dxa"/>
-            <w:tcBorders>
-              <w:top w:val="single" w:sz="1" w:space="0" w:color="CCCCCC"/>
-              <w:left w:val="single" w:sz="1" w:space="0" w:color="CCCCCC"/>
-              <w:bottom w:val="single" w:sz="1" w:space="0" w:color="CCCCCC"/>
-              <w:right w:val="single" w:sz="1" w:space="0" w:color="CCCCCC"/>
-            </w:tcBorders>
-            <w:shd w:val="clear" w:color="auto" w:fill="F2F7FB"/>
-            <w:tcMar>
-              <w:top w:w="60" w:type="dxa"/>
-              <w:left w:w="100" w:type="dxa"/>
-              <w:bottom w:w="60" w:type="dxa"/>
-              <w:right w:w="100" w:type="dxa"/>
-            </w:tcMar>
-          </w:tcPr>
-          <w:p>
-            <w:r>
-              <w:t>Enviado</w:t>
-            </w:r>
-          </w:p>
-        </w:tc>
-      </w:tr>
-      <w:tr>
-        <w:tc>
-          <w:tcPr>
-            <w:tcW w:w="850" w:type="dxa"/>
-            <w:tcBorders>
-              <w:top w:val="single" w:sz="1" w:space="0" w:color="CCCCCC"/>
-              <w:left w:val="single" w:sz="1" w:space="0" w:color="CCCCCC"/>
-              <w:bottom w:val="single" w:sz="1" w:space="0" w:color="CCCCCC"/>
-              <w:right w:val="single" w:sz="1" w:space="0" w:color="CCCCCC"/>
-            </w:tcBorders>
-            <w:shd w:val="clear" w:color="auto" w:fill="FFFFFF"/>
-            <w:tcMar>
-              <w:top w:w="60" w:type="dxa"/>
-              <w:left w:w="100" w:type="dxa"/>
-              <w:bottom w:w="60" w:type="dxa"/>
-              <w:right w:w="100" w:type="dxa"/>
-            </w:tcMar>
-          </w:tcPr>
-          <w:p>
-            <w:r>
-              <w:t>16</w:t>
-            </w:r>
-          </w:p>
-        </w:tc>
-        <w:tc>
-          <w:tcPr>
-            <w:tcW w:w="1983" w:type="dxa"/>
-            <w:tcBorders>
-              <w:top w:val="single" w:sz="1" w:space="0" w:color="CCCCCC"/>
-              <w:left w:val="single" w:sz="1" w:space="0" w:color="CCCCCC"/>
-              <w:bottom w:val="single" w:sz="1" w:space="0" w:color="CCCCCC"/>
-              <w:right w:val="single" w:sz="1" w:space="0" w:color="CCCCCC"/>
-            </w:tcBorders>
-            <w:shd w:val="clear" w:color="auto" w:fill="FFFFFF"/>
-            <w:tcMar>
-              <w:top w:w="60" w:type="dxa"/>
-              <w:left w:w="100" w:type="dxa"/>
-              <w:bottom w:w="60" w:type="dxa"/>
-              <w:right w:w="100" w:type="dxa"/>
-            </w:tcMar>
-          </w:tcPr>
-          <w:p>
-            <w:r>
-              <w:t>667-ERA-6AEB562V</w:t>
-            </w:r>
-          </w:p>
-        </w:tc>
-        <w:tc>
-          <w:tcPr>
-            <w:tcW w:w="2410" w:type="dxa"/>
-            <w:tcBorders>
-              <w:top w:val="single" w:sz="1" w:space="0" w:color="CCCCCC"/>
-              <w:left w:val="single" w:sz="1" w:space="0" w:color="CCCCCC"/>
-              <w:bottom w:val="single" w:sz="1" w:space="0" w:color="CCCCCC"/>
-              <w:right w:val="single" w:sz="1" w:space="0" w:color="CCCCCC"/>
-            </w:tcBorders>
-            <w:shd w:val="clear" w:color="auto" w:fill="FFFFFF"/>
-            <w:tcMar>
-              <w:top w:w="60" w:type="dxa"/>
-              <w:left w:w="100" w:type="dxa"/>
-              <w:bottom w:w="60" w:type="dxa"/>
-              <w:right w:w="100" w:type="dxa"/>
-            </w:tcMar>
-          </w:tcPr>
-          <w:p>
-            <w:r>
-              <w:t>ERA-6AEB562V</w:t>
-            </w:r>
-          </w:p>
-        </w:tc>
-        <w:tc>
-          <w:tcPr>
-            <w:tcW w:w="1701" w:type="dxa"/>
-            <w:tcBorders>
-              <w:top w:val="single" w:sz="1" w:space="0" w:color="CCCCCC"/>
-              <w:left w:val="single" w:sz="1" w:space="0" w:color="CCCCCC"/>
-              <w:bottom w:val="single" w:sz="1" w:space="0" w:color="CCCCCC"/>
-              <w:right w:val="single" w:sz="1" w:space="0" w:color="CCCCCC"/>
-            </w:tcBorders>
-            <w:shd w:val="clear" w:color="auto" w:fill="FFFFFF"/>
-            <w:tcMar>
-              <w:top w:w="60" w:type="dxa"/>
-              <w:left w:w="100" w:type="dxa"/>
-              <w:bottom w:w="60" w:type="dxa"/>
-              <w:right w:w="100" w:type="dxa"/>
-            </w:tcMar>
-          </w:tcPr>
-          <w:p>
-            <w:r>
-              <w:t>Resistor película fina 5.6 kΩ, 0.1%, 1/8W, 0805</w:t>
-            </w:r>
-          </w:p>
-        </w:tc>
-        <w:tc>
-          <w:tcPr>
-            <w:tcW w:w="709" w:type="dxa"/>
-            <w:tcBorders>
-              <w:top w:val="single" w:sz="1" w:space="0" w:color="CCCCCC"/>
-              <w:left w:val="single" w:sz="1" w:space="0" w:color="CCCCCC"/>
-              <w:bottom w:val="single" w:sz="1" w:space="0" w:color="CCCCCC"/>
-              <w:right w:val="single" w:sz="1" w:space="0" w:color="CCCCCC"/>
-            </w:tcBorders>
-            <w:shd w:val="clear" w:color="auto" w:fill="FFFFFF"/>
-            <w:tcMar>
-              <w:top w:w="60" w:type="dxa"/>
-              <w:left w:w="100" w:type="dxa"/>
-              <w:bottom w:w="60" w:type="dxa"/>
-              <w:right w:w="100" w:type="dxa"/>
-            </w:tcMar>
-          </w:tcPr>
-          <w:p>
-            <w:r>
-              <w:t>10</w:t>
-            </w:r>
-          </w:p>
-        </w:tc>
-        <w:tc>
-          <w:tcPr>
-            <w:tcW w:w="993" w:type="dxa"/>
-            <w:tcBorders>
-              <w:top w:val="single" w:sz="1" w:space="0" w:color="CCCCCC"/>
-              <w:left w:val="single" w:sz="1" w:space="0" w:color="CCCCCC"/>
-              <w:bottom w:val="single" w:sz="1" w:space="0" w:color="CCCCCC"/>
-              <w:right w:val="single" w:sz="1" w:space="0" w:color="CCCCCC"/>
-            </w:tcBorders>
-            <w:shd w:val="clear" w:color="auto" w:fill="FFFFFF"/>
-            <w:tcMar>
-              <w:top w:w="60" w:type="dxa"/>
-              <w:left w:w="100" w:type="dxa"/>
-              <w:bottom w:w="60" w:type="dxa"/>
-              <w:right w:w="100" w:type="dxa"/>
-            </w:tcMar>
-          </w:tcPr>
-          <w:p>
-            <w:r>
-              <w:t>$0.054</w:t>
-            </w:r>
-          </w:p>
-        </w:tc>
-        <w:tc>
-          <w:tcPr>
-            <w:tcW w:w="1072" w:type="dxa"/>
-            <w:tcBorders>
-              <w:top w:val="single" w:sz="1" w:space="0" w:color="CCCCCC"/>
-              <w:left w:val="single" w:sz="1" w:space="0" w:color="CCCCCC"/>
-              <w:bottom w:val="single" w:sz="1" w:space="0" w:color="CCCCCC"/>
-              <w:right w:val="single" w:sz="1" w:space="0" w:color="CCCCCC"/>
-            </w:tcBorders>
-            <w:shd w:val="clear" w:color="auto" w:fill="FFFFFF"/>
-            <w:tcMar>
-              <w:top w:w="60" w:type="dxa"/>
-              <w:left w:w="100" w:type="dxa"/>
-              <w:bottom w:w="60" w:type="dxa"/>
-              <w:right w:w="100" w:type="dxa"/>
-            </w:tcMar>
-          </w:tcPr>
-          <w:p>
-            <w:r>
-              <w:t>Enviado</w:t>
-            </w:r>
-          </w:p>
-        </w:tc>
-      </w:tr>
-      <w:tr>
-        <w:tc>
-          <w:tcPr>
-            <w:tcW w:w="850" w:type="dxa"/>
-            <w:tcBorders>
-              <w:top w:val="single" w:sz="1" w:space="0" w:color="CCCCCC"/>
-              <w:left w:val="single" w:sz="1" w:space="0" w:color="CCCCCC"/>
-              <w:bottom w:val="single" w:sz="1" w:space="0" w:color="CCCCCC"/>
-              <w:right w:val="single" w:sz="1" w:space="0" w:color="CCCCCC"/>
-            </w:tcBorders>
-            <w:shd w:val="clear" w:color="auto" w:fill="F2F7FB"/>
-            <w:tcMar>
-              <w:top w:w="60" w:type="dxa"/>
-              <w:left w:w="100" w:type="dxa"/>
-              <w:bottom w:w="60" w:type="dxa"/>
-              <w:right w:w="100" w:type="dxa"/>
-            </w:tcMar>
-          </w:tcPr>
-          <w:p>
-            <w:r>
-              <w:t>17</w:t>
-            </w:r>
-          </w:p>
-        </w:tc>
-        <w:tc>
-          <w:tcPr>
-            <w:tcW w:w="1983" w:type="dxa"/>
-            <w:tcBorders>
-              <w:top w:val="single" w:sz="1" w:space="0" w:color="CCCCCC"/>
-              <w:left w:val="single" w:sz="1" w:space="0" w:color="CCCCCC"/>
-              <w:bottom w:val="single" w:sz="1" w:space="0" w:color="CCCCCC"/>
-              <w:right w:val="single" w:sz="1" w:space="0" w:color="CCCCCC"/>
-            </w:tcBorders>
-            <w:shd w:val="clear" w:color="auto" w:fill="F2F7FB"/>
-            <w:tcMar>
-              <w:top w:w="60" w:type="dxa"/>
-              <w:left w:w="100" w:type="dxa"/>
-              <w:bottom w:w="60" w:type="dxa"/>
-              <w:right w:w="100" w:type="dxa"/>
-            </w:tcMar>
-          </w:tcPr>
-          <w:p>
-            <w:r>
-              <w:t>667-ERA-6AEB182V</w:t>
-            </w:r>
-          </w:p>
-        </w:tc>
-        <w:tc>
-          <w:tcPr>
-            <w:tcW w:w="2410" w:type="dxa"/>
-            <w:tcBorders>
-              <w:top w:val="single" w:sz="1" w:space="0" w:color="CCCCCC"/>
-              <w:left w:val="single" w:sz="1" w:space="0" w:color="CCCCCC"/>
-              <w:bottom w:val="single" w:sz="1" w:space="0" w:color="CCCCCC"/>
-              <w:right w:val="single" w:sz="1" w:space="0" w:color="CCCCCC"/>
-            </w:tcBorders>
-            <w:shd w:val="clear" w:color="auto" w:fill="F2F7FB"/>
-            <w:tcMar>
-              <w:top w:w="60" w:type="dxa"/>
-              <w:left w:w="100" w:type="dxa"/>
-              <w:bottom w:w="60" w:type="dxa"/>
-              <w:right w:w="100" w:type="dxa"/>
-            </w:tcMar>
-          </w:tcPr>
-          <w:p>
-            <w:r>
-              <w:t>ERA-6AEB182V</w:t>
-            </w:r>
-          </w:p>
-        </w:tc>
-        <w:tc>
-          <w:tcPr>
-            <w:tcW w:w="1701" w:type="dxa"/>
-            <w:tcBorders>
-              <w:top w:val="single" w:sz="1" w:space="0" w:color="CCCCCC"/>
-              <w:left w:val="single" w:sz="1" w:space="0" w:color="CCCCCC"/>
-              <w:bottom w:val="single" w:sz="1" w:space="0" w:color="CCCCCC"/>
-              <w:right w:val="single" w:sz="1" w:space="0" w:color="CCCCCC"/>
-            </w:tcBorders>
-            <w:shd w:val="clear" w:color="auto" w:fill="F2F7FB"/>
-            <w:tcMar>
-              <w:top w:w="60" w:type="dxa"/>
-              <w:left w:w="100" w:type="dxa"/>
-              <w:bottom w:w="60" w:type="dxa"/>
-              <w:right w:w="100" w:type="dxa"/>
-            </w:tcMar>
-          </w:tcPr>
-          <w:p>
-            <w:r>
-              <w:t>Resistor película fina 1.8 kΩ, 0.1%, 25 ppm, 0805</w:t>
-            </w:r>
-          </w:p>
-        </w:tc>
-        <w:tc>
-          <w:tcPr>
-            <w:tcW w:w="709" w:type="dxa"/>
-            <w:tcBorders>
-              <w:top w:val="single" w:sz="1" w:space="0" w:color="CCCCCC"/>
-              <w:left w:val="single" w:sz="1" w:space="0" w:color="CCCCCC"/>
-              <w:bottom w:val="single" w:sz="1" w:space="0" w:color="CCCCCC"/>
-              <w:right w:val="single" w:sz="1" w:space="0" w:color="CCCCCC"/>
-            </w:tcBorders>
-            <w:shd w:val="clear" w:color="auto" w:fill="F2F7FB"/>
-            <w:tcMar>
-              <w:top w:w="60" w:type="dxa"/>
-              <w:left w:w="100" w:type="dxa"/>
-              <w:bottom w:w="60" w:type="dxa"/>
-              <w:right w:w="100" w:type="dxa"/>
-            </w:tcMar>
-          </w:tcPr>
-          <w:p>
-            <w:r>
-              <w:t>10</w:t>
-            </w:r>
-          </w:p>
-        </w:tc>
-        <w:tc>
-          <w:tcPr>
-            <w:tcW w:w="993" w:type="dxa"/>
-            <w:tcBorders>
-              <w:top w:val="single" w:sz="1" w:space="0" w:color="CCCCCC"/>
-              <w:left w:val="single" w:sz="1" w:space="0" w:color="CCCCCC"/>
-              <w:bottom w:val="single" w:sz="1" w:space="0" w:color="CCCCCC"/>
-              <w:right w:val="single" w:sz="1" w:space="0" w:color="CCCCCC"/>
-            </w:tcBorders>
-            <w:shd w:val="clear" w:color="auto" w:fill="F2F7FB"/>
-            <w:tcMar>
-              <w:top w:w="60" w:type="dxa"/>
-              <w:left w:w="100" w:type="dxa"/>
-              <w:bottom w:w="60" w:type="dxa"/>
-              <w:right w:w="100" w:type="dxa"/>
-            </w:tcMar>
-          </w:tcPr>
-          <w:p>
-            <w:r>
-              <w:t>$0.054</w:t>
-            </w:r>
-          </w:p>
-        </w:tc>
-        <w:tc>
-          <w:tcPr>
-            <w:tcW w:w="1072" w:type="dxa"/>
-            <w:tcBorders>
-              <w:top w:val="single" w:sz="1" w:space="0" w:color="CCCCCC"/>
-              <w:left w:val="single" w:sz="1" w:space="0" w:color="CCCCCC"/>
-              <w:bottom w:val="single" w:sz="1" w:space="0" w:color="CCCCCC"/>
-              <w:right w:val="single" w:sz="1" w:space="0" w:color="CCCCCC"/>
-            </w:tcBorders>
-            <w:shd w:val="clear" w:color="auto" w:fill="F2F7FB"/>
-            <w:tcMar>
-              <w:top w:w="60" w:type="dxa"/>
-              <w:left w:w="100" w:type="dxa"/>
-              <w:bottom w:w="60" w:type="dxa"/>
-              <w:right w:w="100" w:type="dxa"/>
-            </w:tcMar>
-          </w:tcPr>
-          <w:p>
-            <w:r>
-              <w:t>Enviado</w:t>
-            </w:r>
-          </w:p>
-        </w:tc>
-      </w:tr>
-      <w:tr>
-        <w:tc>
-          <w:tcPr>
-            <w:tcW w:w="850" w:type="dxa"/>
-            <w:tcBorders>
-              <w:top w:val="single" w:sz="1" w:space="0" w:color="CCCCCC"/>
-              <w:left w:val="single" w:sz="1" w:space="0" w:color="CCCCCC"/>
-              <w:bottom w:val="single" w:sz="1" w:space="0" w:color="CCCCCC"/>
-              <w:right w:val="single" w:sz="1" w:space="0" w:color="CCCCCC"/>
-            </w:tcBorders>
-            <w:shd w:val="clear" w:color="auto" w:fill="FFFFFF"/>
-            <w:tcMar>
-              <w:top w:w="60" w:type="dxa"/>
-              <w:left w:w="100" w:type="dxa"/>
-              <w:bottom w:w="60" w:type="dxa"/>
-              <w:right w:w="100" w:type="dxa"/>
-            </w:tcMar>
-          </w:tcPr>
-          <w:p>
-            <w:r>
-              <w:t>18</w:t>
-            </w:r>
-          </w:p>
-        </w:tc>
-        <w:tc>
-          <w:tcPr>
-            <w:tcW w:w="1983" w:type="dxa"/>
-            <w:tcBorders>
-              <w:top w:val="single" w:sz="1" w:space="0" w:color="CCCCCC"/>
-              <w:left w:val="single" w:sz="1" w:space="0" w:color="CCCCCC"/>
-              <w:bottom w:val="single" w:sz="1" w:space="0" w:color="CCCCCC"/>
-              <w:right w:val="single" w:sz="1" w:space="0" w:color="CCCCCC"/>
-            </w:tcBorders>
-            <w:shd w:val="clear" w:color="auto" w:fill="FFFFFF"/>
-            <w:tcMar>
-              <w:top w:w="60" w:type="dxa"/>
-              <w:left w:w="100" w:type="dxa"/>
-              <w:bottom w:w="60" w:type="dxa"/>
-              <w:right w:w="100" w:type="dxa"/>
-            </w:tcMar>
-          </w:tcPr>
-          <w:p>
-            <w:r>
-              <w:t>667-ERA-6AEB154V</w:t>
-            </w:r>
-          </w:p>
-        </w:tc>
-        <w:tc>
-          <w:tcPr>
-            <w:tcW w:w="2410" w:type="dxa"/>
-            <w:tcBorders>
-              <w:top w:val="single" w:sz="1" w:space="0" w:color="CCCCCC"/>
-              <w:left w:val="single" w:sz="1" w:space="0" w:color="CCCCCC"/>
-              <w:bottom w:val="single" w:sz="1" w:space="0" w:color="CCCCCC"/>
-              <w:right w:val="single" w:sz="1" w:space="0" w:color="CCCCCC"/>
-            </w:tcBorders>
-            <w:shd w:val="clear" w:color="auto" w:fill="FFFFFF"/>
-            <w:tcMar>
-              <w:top w:w="60" w:type="dxa"/>
-              <w:left w:w="100" w:type="dxa"/>
-              <w:bottom w:w="60" w:type="dxa"/>
-              <w:right w:w="100" w:type="dxa"/>
-            </w:tcMar>
-          </w:tcPr>
-          <w:p>
-            <w:r>
-              <w:t>ERA-6AEB154V</w:t>
-            </w:r>
-          </w:p>
-        </w:tc>
-        <w:tc>
-          <w:tcPr>
-            <w:tcW w:w="1701" w:type="dxa"/>
-            <w:tcBorders>
-              <w:top w:val="single" w:sz="1" w:space="0" w:color="CCCCCC"/>
-              <w:left w:val="single" w:sz="1" w:space="0" w:color="CCCCCC"/>
-              <w:bottom w:val="single" w:sz="1" w:space="0" w:color="CCCCCC"/>
-              <w:right w:val="single" w:sz="1" w:space="0" w:color="CCCCCC"/>
-            </w:tcBorders>
-            <w:shd w:val="clear" w:color="auto" w:fill="FFFFFF"/>
-            <w:tcMar>
-              <w:top w:w="60" w:type="dxa"/>
-              <w:left w:w="100" w:type="dxa"/>
-              <w:bottom w:w="60" w:type="dxa"/>
-              <w:right w:w="100" w:type="dxa"/>
-            </w:tcMar>
-          </w:tcPr>
-          <w:p>
-            <w:r>
-              <w:t>Resistor película fina 150 kΩ, 0.1%, 1/8W, 0805</w:t>
-            </w:r>
-          </w:p>
-        </w:tc>
-        <w:tc>
-          <w:tcPr>
-            <w:tcW w:w="709" w:type="dxa"/>
-            <w:tcBorders>
-              <w:top w:val="single" w:sz="1" w:space="0" w:color="CCCCCC"/>
-              <w:left w:val="single" w:sz="1" w:space="0" w:color="CCCCCC"/>
-              <w:bottom w:val="single" w:sz="1" w:space="0" w:color="CCCCCC"/>
-              <w:right w:val="single" w:sz="1" w:space="0" w:color="CCCCCC"/>
-            </w:tcBorders>
-            <w:shd w:val="clear" w:color="auto" w:fill="FFFFFF"/>
-            <w:tcMar>
-              <w:top w:w="60" w:type="dxa"/>
-              <w:left w:w="100" w:type="dxa"/>
-              <w:bottom w:w="60" w:type="dxa"/>
-              <w:right w:w="100" w:type="dxa"/>
-            </w:tcMar>
-          </w:tcPr>
-          <w:p>
-            <w:r>
-              <w:t>10</w:t>
-            </w:r>
-          </w:p>
-        </w:tc>
-        <w:tc>
-          <w:tcPr>
-            <w:tcW w:w="993" w:type="dxa"/>
-            <w:tcBorders>
-              <w:top w:val="single" w:sz="1" w:space="0" w:color="CCCCCC"/>
-              <w:left w:val="single" w:sz="1" w:space="0" w:color="CCCCCC"/>
-              <w:bottom w:val="single" w:sz="1" w:space="0" w:color="CCCCCC"/>
-              <w:right w:val="single" w:sz="1" w:space="0" w:color="CCCCCC"/>
-            </w:tcBorders>
-            <w:shd w:val="clear" w:color="auto" w:fill="FFFFFF"/>
-            <w:tcMar>
-              <w:top w:w="60" w:type="dxa"/>
-              <w:left w:w="100" w:type="dxa"/>
-              <w:bottom w:w="60" w:type="dxa"/>
-              <w:right w:w="100" w:type="dxa"/>
-            </w:tcMar>
-          </w:tcPr>
-          <w:p>
-            <w:r>
-              <w:t>$0.054</w:t>
-            </w:r>
-          </w:p>
-        </w:tc>
-        <w:tc>
-          <w:tcPr>
-            <w:tcW w:w="1072" w:type="dxa"/>
-            <w:tcBorders>
-              <w:top w:val="single" w:sz="1" w:space="0" w:color="CCCCCC"/>
-              <w:left w:val="single" w:sz="1" w:space="0" w:color="CCCCCC"/>
-              <w:bottom w:val="single" w:sz="1" w:space="0" w:color="CCCCCC"/>
-              <w:right w:val="single" w:sz="1" w:space="0" w:color="CCCCCC"/>
-            </w:tcBorders>
-            <w:shd w:val="clear" w:color="auto" w:fill="FFFFFF"/>
-            <w:tcMar>
-              <w:top w:w="60" w:type="dxa"/>
-              <w:left w:w="100" w:type="dxa"/>
-              <w:bottom w:w="60" w:type="dxa"/>
-              <w:right w:w="100" w:type="dxa"/>
-            </w:tcMar>
-          </w:tcPr>
-          <w:p>
-            <w:r>
-              <w:t>Enviado</w:t>
-            </w:r>
-          </w:p>
-        </w:tc>
-      </w:tr>
-      <w:tr>
-        <w:tc>
-          <w:tcPr>
-            <w:tcW w:w="850" w:type="dxa"/>
-            <w:tcBorders>
-              <w:top w:val="single" w:sz="1" w:space="0" w:color="CCCCCC"/>
-              <w:left w:val="single" w:sz="1" w:space="0" w:color="CCCCCC"/>
-              <w:bottom w:val="single" w:sz="1" w:space="0" w:color="CCCCCC"/>
-              <w:right w:val="single" w:sz="1" w:space="0" w:color="CCCCCC"/>
-            </w:tcBorders>
-            <w:shd w:val="clear" w:color="auto" w:fill="F2F7FB"/>
-            <w:tcMar>
-              <w:top w:w="60" w:type="dxa"/>
-              <w:left w:w="100" w:type="dxa"/>
-              <w:bottom w:w="60" w:type="dxa"/>
-              <w:right w:w="100" w:type="dxa"/>
-            </w:tcMar>
-          </w:tcPr>
-          <w:p>
-            <w:r>
-              <w:t>19</w:t>
-            </w:r>
-          </w:p>
-        </w:tc>
-        <w:tc>
-          <w:tcPr>
-            <w:tcW w:w="1983" w:type="dxa"/>
-            <w:tcBorders>
-              <w:top w:val="single" w:sz="1" w:space="0" w:color="CCCCCC"/>
-              <w:left w:val="single" w:sz="1" w:space="0" w:color="CCCCCC"/>
-              <w:bottom w:val="single" w:sz="1" w:space="0" w:color="CCCCCC"/>
-              <w:right w:val="single" w:sz="1" w:space="0" w:color="CCCCCC"/>
-            </w:tcBorders>
-            <w:shd w:val="clear" w:color="auto" w:fill="F2F7FB"/>
-            <w:tcMar>
-              <w:top w:w="60" w:type="dxa"/>
-              <w:left w:w="100" w:type="dxa"/>
-              <w:bottom w:w="60" w:type="dxa"/>
-              <w:right w:w="100" w:type="dxa"/>
-            </w:tcMar>
-          </w:tcPr>
-          <w:p>
-            <w:r>
-              <w:t>667-ERA-6AEB472V</w:t>
-            </w:r>
-          </w:p>
-        </w:tc>
-        <w:tc>
-          <w:tcPr>
-            <w:tcW w:w="2410" w:type="dxa"/>
-            <w:tcBorders>
-              <w:top w:val="single" w:sz="1" w:space="0" w:color="CCCCCC"/>
-              <w:left w:val="single" w:sz="1" w:space="0" w:color="CCCCCC"/>
-              <w:bottom w:val="single" w:sz="1" w:space="0" w:color="CCCCCC"/>
-              <w:right w:val="single" w:sz="1" w:space="0" w:color="CCCCCC"/>
-            </w:tcBorders>
-            <w:shd w:val="clear" w:color="auto" w:fill="F2F7FB"/>
-            <w:tcMar>
-              <w:top w:w="60" w:type="dxa"/>
-              <w:left w:w="100" w:type="dxa"/>
-              <w:bottom w:w="60" w:type="dxa"/>
-              <w:right w:w="100" w:type="dxa"/>
-            </w:tcMar>
-          </w:tcPr>
-          <w:p>
-            <w:r>
-              <w:t>ERA-6AEB472V</w:t>
-            </w:r>
-          </w:p>
-        </w:tc>
-        <w:tc>
-          <w:tcPr>
-            <w:tcW w:w="1701" w:type="dxa"/>
-            <w:tcBorders>
-              <w:top w:val="single" w:sz="1" w:space="0" w:color="CCCCCC"/>
-              <w:left w:val="single" w:sz="1" w:space="0" w:color="CCCCCC"/>
-              <w:bottom w:val="single" w:sz="1" w:space="0" w:color="CCCCCC"/>
-              <w:right w:val="single" w:sz="1" w:space="0" w:color="CCCCCC"/>
-            </w:tcBorders>
-            <w:shd w:val="clear" w:color="auto" w:fill="F2F7FB"/>
-            <w:tcMar>
-              <w:top w:w="60" w:type="dxa"/>
-              <w:left w:w="100" w:type="dxa"/>
-              <w:bottom w:w="60" w:type="dxa"/>
-              <w:right w:w="100" w:type="dxa"/>
-            </w:tcMar>
-          </w:tcPr>
-          <w:p>
-            <w:r>
-              <w:t>Resistor película fina 4.7 kΩ, 0.1%, 1/8W, 0805</w:t>
-            </w:r>
-          </w:p>
-        </w:tc>
-        <w:tc>
-          <w:tcPr>
-            <w:tcW w:w="709" w:type="dxa"/>
-            <w:tcBorders>
-              <w:top w:val="single" w:sz="1" w:space="0" w:color="CCCCCC"/>
-              <w:left w:val="single" w:sz="1" w:space="0" w:color="CCCCCC"/>
-              <w:bottom w:val="single" w:sz="1" w:space="0" w:color="CCCCCC"/>
-              <w:right w:val="single" w:sz="1" w:space="0" w:color="CCCCCC"/>
-            </w:tcBorders>
-            <w:shd w:val="clear" w:color="auto" w:fill="F2F7FB"/>
-            <w:tcMar>
-              <w:top w:w="60" w:type="dxa"/>
-              <w:left w:w="100" w:type="dxa"/>
-              <w:bottom w:w="60" w:type="dxa"/>
-              <w:right w:w="100" w:type="dxa"/>
-            </w:tcMar>
-          </w:tcPr>
-          <w:p>
-            <w:r>
-              <w:t>10</w:t>
-            </w:r>
-          </w:p>
-        </w:tc>
-        <w:tc>
-          <w:tcPr>
-            <w:tcW w:w="993" w:type="dxa"/>
-            <w:tcBorders>
-              <w:top w:val="single" w:sz="1" w:space="0" w:color="CCCCCC"/>
-              <w:left w:val="single" w:sz="1" w:space="0" w:color="CCCCCC"/>
-              <w:bottom w:val="single" w:sz="1" w:space="0" w:color="CCCCCC"/>
-              <w:right w:val="single" w:sz="1" w:space="0" w:color="CCCCCC"/>
-            </w:tcBorders>
-            <w:shd w:val="clear" w:color="auto" w:fill="F2F7FB"/>
-            <w:tcMar>
-              <w:top w:w="60" w:type="dxa"/>
-              <w:left w:w="100" w:type="dxa"/>
-              <w:bottom w:w="60" w:type="dxa"/>
-              <w:right w:w="100" w:type="dxa"/>
-            </w:tcMar>
-          </w:tcPr>
-          <w:p>
-            <w:r>
-              <w:t>$0.054</w:t>
-            </w:r>
-          </w:p>
-        </w:tc>
-        <w:tc>
-          <w:tcPr>
-            <w:tcW w:w="1072" w:type="dxa"/>
-            <w:tcBorders>
-              <w:top w:val="single" w:sz="1" w:space="0" w:color="CCCCCC"/>
-              <w:left w:val="single" w:sz="1" w:space="0" w:color="CCCCCC"/>
-              <w:bottom w:val="single" w:sz="1" w:space="0" w:color="CCCCCC"/>
-              <w:right w:val="single" w:sz="1" w:space="0" w:color="CCCCCC"/>
-            </w:tcBorders>
-            <w:shd w:val="clear" w:color="auto" w:fill="F2F7FB"/>
-            <w:tcMar>
-              <w:top w:w="60" w:type="dxa"/>
-              <w:left w:w="100" w:type="dxa"/>
-              <w:bottom w:w="60" w:type="dxa"/>
-              <w:right w:w="100" w:type="dxa"/>
-            </w:tcMar>
-          </w:tcPr>
-          <w:p>
-            <w:r>
-              <w:t>Enviado</w:t>
-            </w:r>
-          </w:p>
-        </w:tc>
-      </w:tr>
-      <w:tr>
-        <w:tc>
-          <w:tcPr>
-            <w:tcW w:w="850" w:type="dxa"/>
-            <w:tcBorders>
-              <w:top w:val="single" w:sz="1" w:space="0" w:color="CCCCCC"/>
-              <w:left w:val="single" w:sz="1" w:space="0" w:color="CCCCCC"/>
-              <w:bottom w:val="single" w:sz="1" w:space="0" w:color="CCCCCC"/>
-              <w:right w:val="single" w:sz="1" w:space="0" w:color="CCCCCC"/>
-            </w:tcBorders>
-            <w:shd w:val="clear" w:color="auto" w:fill="FFFFFF"/>
-            <w:tcMar>
-              <w:top w:w="60" w:type="dxa"/>
-              <w:left w:w="100" w:type="dxa"/>
-              <w:bottom w:w="60" w:type="dxa"/>
-              <w:right w:w="100" w:type="dxa"/>
-            </w:tcMar>
-          </w:tcPr>
-          <w:p>
-            <w:r>
               <w:lastRenderedPageBreak/>
-              <w:t>20</w:t>
-            </w:r>
-          </w:p>
-        </w:tc>
-        <w:tc>
-          <w:tcPr>
-            <w:tcW w:w="1983" w:type="dxa"/>
-            <w:tcBorders>
-              <w:top w:val="single" w:sz="1" w:space="0" w:color="CCCCCC"/>
-              <w:left w:val="single" w:sz="1" w:space="0" w:color="CCCCCC"/>
-              <w:bottom w:val="single" w:sz="1" w:space="0" w:color="CCCCCC"/>
-              <w:right w:val="single" w:sz="1" w:space="0" w:color="CCCCCC"/>
-            </w:tcBorders>
-            <w:shd w:val="clear" w:color="auto" w:fill="FFFFFF"/>
-            <w:tcMar>
-              <w:top w:w="60" w:type="dxa"/>
-              <w:left w:w="100" w:type="dxa"/>
-              <w:bottom w:w="60" w:type="dxa"/>
-              <w:right w:w="100" w:type="dxa"/>
-            </w:tcMar>
-          </w:tcPr>
-          <w:p>
-            <w:r>
-              <w:t>810-CGA4J3X7R1C155K</w:t>
-            </w:r>
-          </w:p>
-        </w:tc>
-        <w:tc>
-          <w:tcPr>
-            <w:tcW w:w="2410" w:type="dxa"/>
-            <w:tcBorders>
-              <w:top w:val="single" w:sz="1" w:space="0" w:color="CCCCCC"/>
-              <w:left w:val="single" w:sz="1" w:space="0" w:color="CCCCCC"/>
-              <w:bottom w:val="single" w:sz="1" w:space="0" w:color="CCCCCC"/>
-              <w:right w:val="single" w:sz="1" w:space="0" w:color="CCCCCC"/>
-            </w:tcBorders>
-            <w:shd w:val="clear" w:color="auto" w:fill="FFFFFF"/>
-            <w:tcMar>
-              <w:top w:w="60" w:type="dxa"/>
-              <w:left w:w="100" w:type="dxa"/>
-              <w:bottom w:w="60" w:type="dxa"/>
-              <w:right w:w="100" w:type="dxa"/>
-            </w:tcMar>
-          </w:tcPr>
-          <w:p>
-            <w:r>
-              <w:t>CGA4J3X7R1C155K125AB</w:t>
-            </w:r>
-          </w:p>
-        </w:tc>
-        <w:tc>
-          <w:tcPr>
-            <w:tcW w:w="1701" w:type="dxa"/>
-            <w:tcBorders>
-              <w:top w:val="single" w:sz="1" w:space="0" w:color="CCCCCC"/>
-              <w:left w:val="single" w:sz="1" w:space="0" w:color="CCCCCC"/>
-              <w:bottom w:val="single" w:sz="1" w:space="0" w:color="CCCCCC"/>
-              <w:right w:val="single" w:sz="1" w:space="0" w:color="CCCCCC"/>
-            </w:tcBorders>
-            <w:shd w:val="clear" w:color="auto" w:fill="FFFFFF"/>
-            <w:tcMar>
-              <w:top w:w="60" w:type="dxa"/>
-              <w:left w:w="100" w:type="dxa"/>
-              <w:bottom w:w="60" w:type="dxa"/>
-              <w:right w:w="100" w:type="dxa"/>
-            </w:tcMar>
-          </w:tcPr>
-          <w:p>
-            <w:r>
-              <w:t>Capacitor MLCC 1.5 µF, 16V, X7R, AEC-Q200, 0805</w:t>
-            </w:r>
-          </w:p>
-        </w:tc>
-        <w:tc>
-          <w:tcPr>
-            <w:tcW w:w="709" w:type="dxa"/>
-            <w:tcBorders>
-              <w:top w:val="single" w:sz="1" w:space="0" w:color="CCCCCC"/>
-              <w:left w:val="single" w:sz="1" w:space="0" w:color="CCCCCC"/>
-              <w:bottom w:val="single" w:sz="1" w:space="0" w:color="CCCCCC"/>
-              <w:right w:val="single" w:sz="1" w:space="0" w:color="CCCCCC"/>
-            </w:tcBorders>
-            <w:shd w:val="clear" w:color="auto" w:fill="FFFFFF"/>
-            <w:tcMar>
-              <w:top w:w="60" w:type="dxa"/>
-              <w:left w:w="100" w:type="dxa"/>
-              <w:bottom w:w="60" w:type="dxa"/>
-              <w:right w:w="100" w:type="dxa"/>
-            </w:tcMar>
-          </w:tcPr>
-          <w:p>
-            <w:r>
-              <w:t>10</w:t>
-            </w:r>
-          </w:p>
-        </w:tc>
-        <w:tc>
-          <w:tcPr>
-            <w:tcW w:w="993" w:type="dxa"/>
-            <w:tcBorders>
-              <w:top w:val="single" w:sz="1" w:space="0" w:color="CCCCCC"/>
-              <w:left w:val="single" w:sz="1" w:space="0" w:color="CCCCCC"/>
-              <w:bottom w:val="single" w:sz="1" w:space="0" w:color="CCCCCC"/>
-              <w:right w:val="single" w:sz="1" w:space="0" w:color="CCCCCC"/>
-            </w:tcBorders>
-            <w:shd w:val="clear" w:color="auto" w:fill="FFFFFF"/>
-            <w:tcMar>
-              <w:top w:w="60" w:type="dxa"/>
-              <w:left w:w="100" w:type="dxa"/>
-              <w:bottom w:w="60" w:type="dxa"/>
-              <w:right w:w="100" w:type="dxa"/>
-            </w:tcMar>
-          </w:tcPr>
-          <w:p>
-            <w:r>
-              <w:t>$0.007</w:t>
-            </w:r>
-          </w:p>
-        </w:tc>
-        <w:tc>
-          <w:tcPr>
-            <w:tcW w:w="1072" w:type="dxa"/>
-            <w:tcBorders>
-              <w:top w:val="single" w:sz="1" w:space="0" w:color="CCCCCC"/>
-              <w:left w:val="single" w:sz="1" w:space="0" w:color="CCCCCC"/>
-              <w:bottom w:val="single" w:sz="1" w:space="0" w:color="CCCCCC"/>
-              <w:right w:val="single" w:sz="1" w:space="0" w:color="CCCCCC"/>
-            </w:tcBorders>
-            <w:shd w:val="clear" w:color="auto" w:fill="FFFFFF"/>
-            <w:tcMar>
-              <w:top w:w="60" w:type="dxa"/>
-              <w:left w:w="100" w:type="dxa"/>
-              <w:bottom w:w="60" w:type="dxa"/>
-              <w:right w:w="100" w:type="dxa"/>
-            </w:tcMar>
-          </w:tcPr>
-          <w:p>
-            <w:r>
-              <w:t>Enviado</w:t>
-            </w:r>
-          </w:p>
-        </w:tc>
-      </w:tr>
-      <w:tr>
-        <w:tc>
-          <w:tcPr>
-            <w:tcW w:w="850" w:type="dxa"/>
-            <w:tcBorders>
-              <w:top w:val="single" w:sz="1" w:space="0" w:color="CCCCCC"/>
-              <w:left w:val="single" w:sz="1" w:space="0" w:color="CCCCCC"/>
-              <w:bottom w:val="single" w:sz="1" w:space="0" w:color="CCCCCC"/>
-              <w:right w:val="single" w:sz="1" w:space="0" w:color="CCCCCC"/>
-            </w:tcBorders>
-            <w:shd w:val="clear" w:color="auto" w:fill="F2F7FB"/>
-            <w:tcMar>
-              <w:top w:w="60" w:type="dxa"/>
-              <w:left w:w="100" w:type="dxa"/>
-              <w:bottom w:w="60" w:type="dxa"/>
-              <w:right w:w="100" w:type="dxa"/>
-            </w:tcMar>
-          </w:tcPr>
-          <w:p>
-            <w:r>
-              <w:t>21</w:t>
-            </w:r>
-          </w:p>
-        </w:tc>
-        <w:tc>
-          <w:tcPr>
-            <w:tcW w:w="1983" w:type="dxa"/>
-            <w:tcBorders>
-              <w:top w:val="single" w:sz="1" w:space="0" w:color="CCCCCC"/>
-              <w:left w:val="single" w:sz="1" w:space="0" w:color="CCCCCC"/>
-              <w:bottom w:val="single" w:sz="1" w:space="0" w:color="CCCCCC"/>
-              <w:right w:val="single" w:sz="1" w:space="0" w:color="CCCCCC"/>
-            </w:tcBorders>
-            <w:shd w:val="clear" w:color="auto" w:fill="F2F7FB"/>
-            <w:tcMar>
-              <w:top w:w="60" w:type="dxa"/>
-              <w:left w:w="100" w:type="dxa"/>
-              <w:bottom w:w="60" w:type="dxa"/>
-              <w:right w:w="100" w:type="dxa"/>
-            </w:tcMar>
-          </w:tcPr>
-          <w:p>
-            <w:r>
-              <w:t>81-GRM21BZ71C106KE5L</w:t>
-            </w:r>
-          </w:p>
-        </w:tc>
-        <w:tc>
-          <w:tcPr>
-            <w:tcW w:w="2410" w:type="dxa"/>
-            <w:tcBorders>
-              <w:top w:val="single" w:sz="1" w:space="0" w:color="CCCCCC"/>
-              <w:left w:val="single" w:sz="1" w:space="0" w:color="CCCCCC"/>
-              <w:bottom w:val="single" w:sz="1" w:space="0" w:color="CCCCCC"/>
-              <w:right w:val="single" w:sz="1" w:space="0" w:color="CCCCCC"/>
-            </w:tcBorders>
-            <w:shd w:val="clear" w:color="auto" w:fill="F2F7FB"/>
-            <w:tcMar>
-              <w:top w:w="60" w:type="dxa"/>
-              <w:left w:w="100" w:type="dxa"/>
-              <w:bottom w:w="60" w:type="dxa"/>
-              <w:right w:w="100" w:type="dxa"/>
-            </w:tcMar>
-          </w:tcPr>
-          <w:p>
-            <w:r>
-              <w:t>GRM21BZ71C106KE15L</w:t>
-            </w:r>
-          </w:p>
-        </w:tc>
-        <w:tc>
-          <w:tcPr>
-            <w:tcW w:w="1701" w:type="dxa"/>
-            <w:tcBorders>
-              <w:top w:val="single" w:sz="1" w:space="0" w:color="CCCCCC"/>
-              <w:left w:val="single" w:sz="1" w:space="0" w:color="CCCCCC"/>
-              <w:bottom w:val="single" w:sz="1" w:space="0" w:color="CCCCCC"/>
-              <w:right w:val="single" w:sz="1" w:space="0" w:color="CCCCCC"/>
-            </w:tcBorders>
-            <w:shd w:val="clear" w:color="auto" w:fill="F2F7FB"/>
-            <w:tcMar>
-              <w:top w:w="60" w:type="dxa"/>
-              <w:left w:w="100" w:type="dxa"/>
-              <w:bottom w:w="60" w:type="dxa"/>
-              <w:right w:w="100" w:type="dxa"/>
-            </w:tcMar>
-          </w:tcPr>
-          <w:p>
-            <w:r>
-              <w:t>Capacitor MLCC 10 µF, 16V, X7R, 0805</w:t>
-            </w:r>
-          </w:p>
-        </w:tc>
-        <w:tc>
-          <w:tcPr>
-            <w:tcW w:w="709" w:type="dxa"/>
-            <w:tcBorders>
-              <w:top w:val="single" w:sz="1" w:space="0" w:color="CCCCCC"/>
-              <w:left w:val="single" w:sz="1" w:space="0" w:color="CCCCCC"/>
-              <w:bottom w:val="single" w:sz="1" w:space="0" w:color="CCCCCC"/>
-              <w:right w:val="single" w:sz="1" w:space="0" w:color="CCCCCC"/>
-            </w:tcBorders>
-            <w:shd w:val="clear" w:color="auto" w:fill="F2F7FB"/>
-            <w:tcMar>
-              <w:top w:w="60" w:type="dxa"/>
-              <w:left w:w="100" w:type="dxa"/>
-              <w:bottom w:w="60" w:type="dxa"/>
-              <w:right w:w="100" w:type="dxa"/>
-            </w:tcMar>
-          </w:tcPr>
-          <w:p>
-            <w:r>
-              <w:t>10</w:t>
-            </w:r>
-          </w:p>
-        </w:tc>
-        <w:tc>
-          <w:tcPr>
-            <w:tcW w:w="993" w:type="dxa"/>
-            <w:tcBorders>
-              <w:top w:val="single" w:sz="1" w:space="0" w:color="CCCCCC"/>
-              <w:left w:val="single" w:sz="1" w:space="0" w:color="CCCCCC"/>
-              <w:bottom w:val="single" w:sz="1" w:space="0" w:color="CCCCCC"/>
-              <w:right w:val="single" w:sz="1" w:space="0" w:color="CCCCCC"/>
-            </w:tcBorders>
-            <w:shd w:val="clear" w:color="auto" w:fill="F2F7FB"/>
-            <w:tcMar>
-              <w:top w:w="60" w:type="dxa"/>
-              <w:left w:w="100" w:type="dxa"/>
-              <w:bottom w:w="60" w:type="dxa"/>
-              <w:right w:w="100" w:type="dxa"/>
-            </w:tcMar>
-          </w:tcPr>
-          <w:p>
-            <w:r>
-              <w:t>$0.01</w:t>
-            </w:r>
-          </w:p>
-        </w:tc>
-        <w:tc>
-          <w:tcPr>
-            <w:tcW w:w="1072" w:type="dxa"/>
-            <w:tcBorders>
-              <w:top w:val="single" w:sz="1" w:space="0" w:color="CCCCCC"/>
-              <w:left w:val="single" w:sz="1" w:space="0" w:color="CCCCCC"/>
-              <w:bottom w:val="single" w:sz="1" w:space="0" w:color="CCCCCC"/>
-              <w:right w:val="single" w:sz="1" w:space="0" w:color="CCCCCC"/>
-            </w:tcBorders>
-            <w:shd w:val="clear" w:color="auto" w:fill="F2F7FB"/>
-            <w:tcMar>
-              <w:top w:w="60" w:type="dxa"/>
-              <w:left w:w="100" w:type="dxa"/>
-              <w:bottom w:w="60" w:type="dxa"/>
-              <w:right w:w="100" w:type="dxa"/>
-            </w:tcMar>
-          </w:tcPr>
-          <w:p>
-            <w:r>
-              <w:t>Enviado</w:t>
-            </w:r>
-          </w:p>
-        </w:tc>
-      </w:tr>
-      <w:tr>
-        <w:tc>
-          <w:tcPr>
-            <w:tcW w:w="850" w:type="dxa"/>
-            <w:tcBorders>
-              <w:top w:val="single" w:sz="1" w:space="0" w:color="CCCCCC"/>
-              <w:left w:val="single" w:sz="1" w:space="0" w:color="CCCCCC"/>
-              <w:bottom w:val="single" w:sz="1" w:space="0" w:color="CCCCCC"/>
-              <w:right w:val="single" w:sz="1" w:space="0" w:color="CCCCCC"/>
-            </w:tcBorders>
-            <w:shd w:val="clear" w:color="auto" w:fill="FFFFFF"/>
-            <w:tcMar>
-              <w:top w:w="60" w:type="dxa"/>
-              <w:left w:w="100" w:type="dxa"/>
-              <w:bottom w:w="60" w:type="dxa"/>
-              <w:right w:w="100" w:type="dxa"/>
-            </w:tcMar>
-          </w:tcPr>
-          <w:p>
-            <w:r>
               <w:t>22</w:t>
             </w:r>
           </w:p>
@@ -19287,7 +16257,7 @@
       </w:r>
     </w:p>
     <w:sectPr>
-      <w:headerReference w:type="default" r:id="rId17"/>
+      <w:headerReference w:type="default" r:id="rId18"/>
       <w:pgSz w:w="12240" w:h="15840"/>
       <w:pgMar w:top="1440" w:right="1260" w:bottom="1440" w:left="1260" w:header="708" w:footer="708" w:gutter="0"/>
       <w:cols w:space="720"/>
@@ -19298,7 +16268,7 @@
 </file>
 
 <file path=word/endnotes.xml><?xml version="1.0" encoding="utf-8"?>
-<w:endnotes xmlns:wpc="http://schemas.microsoft.com/office/word/2010/wordprocessingCanvas" xmlns:cx="http://schemas.microsoft.com/office/drawing/2014/chartex" xmlns:cx1="http://schemas.microsoft.com/office/drawing/2015/9/8/chartex" xmlns:cx2="http://schemas.microsoft.com/office/drawing/2015/10/21/chartex" xmlns:cx3="http://schemas.microsoft.com/office/drawing/2016/5/9/chartex" xmlns:cx4="http://schemas.microsoft.com/office/drawing/2016/5/10/chartex" xmlns:cx5="http://schemas.microsoft.com/office/drawing/2016/5/11/chartex" xmlns:cx6="http://schemas.microsoft.com/office/drawing/2016/5/12/chartex" xmlns:cx7="http://schemas.microsoft.com/office/drawing/2016/5/13/chartex" xmlns:cx8="http://schemas.microsoft.com/office/drawing/2016/5/14/chartex" xmlns:mc="http://schemas.openxmlformats.org/markup-compatibility/2006" xmlns:aink="http://schemas.microsoft.com/office/drawing/2016/ink" xmlns:am3d="http://schemas.microsoft.com/office/drawing/2017/model3d" xmlns:o="urn:schemas-microsoft-com:office:office" xmlns:oel="http://schemas.microsoft.com/office/2019/extlst" xmlns:r="http://schemas.openxmlformats.org/officeDocument/2006/relationships" xmlns:m="http://schemas.openxmlformats.org/officeDocument/2006/math" xmlns:v="urn:schemas-microsoft-com:vml" xmlns:wp14="http://schemas.microsoft.com/office/word/2010/wordprocessingDrawing" xmlns:wp="http://schemas.openxmlformats.org/drawingml/2006/wordprocessingDrawing" xmlns:w10="urn:schemas-microsoft-com:office:word" xmlns:w="http://schemas.openxmlformats.org/wordprocessingml/2006/main" xmlns:w14="http://schemas.microsoft.com/office/word/2010/wordml" xmlns:w15="http://schemas.microsoft.com/office/word/2012/wordml" xmlns:w16cex="http://schemas.microsoft.com/office/word/2018/wordml/cex" xmlns:w16cid="http://schemas.microsoft.com/office/word/2016/wordml/cid" xmlns:w16="http://schemas.microsoft.com/office/word/2018/wordml" xmlns:w16sdtdh="http://schemas.microsoft.com/office/word/2020/wordml/sdtdatahash" xmlns:w16se="http://schemas.microsoft.com/office/word/2015/wordml/symex" xmlns:wpg="http://schemas.microsoft.com/office/word/2010/wordprocessingGroup" xmlns:wpi="http://schemas.microsoft.com/office/word/2010/wordprocessingInk" xmlns:wne="http://schemas.microsoft.com/office/word/2006/wordml" xmlns:wps="http://schemas.microsoft.com/office/word/2010/wordprocessingShape" mc:Ignorable="w14 w15 w16se w16cid w16 w16cex w16sdtdh wp14">
+<w:endnotes xmlns:wpc="http://schemas.microsoft.com/office/word/2010/wordprocessingCanvas" xmlns:cx="http://schemas.microsoft.com/office/drawing/2014/chartex" xmlns:cx1="http://schemas.microsoft.com/office/drawing/2015/9/8/chartex" xmlns:cx2="http://schemas.microsoft.com/office/drawing/2015/10/21/chartex" xmlns:cx3="http://schemas.microsoft.com/office/drawing/2016/5/9/chartex" xmlns:cx4="http://schemas.microsoft.com/office/drawing/2016/5/10/chartex" xmlns:cx5="http://schemas.microsoft.com/office/drawing/2016/5/11/chartex" xmlns:cx6="http://schemas.microsoft.com/office/drawing/2016/5/12/chartex" xmlns:cx7="http://schemas.microsoft.com/office/drawing/2016/5/13/chartex" xmlns:cx8="http://schemas.microsoft.com/office/drawing/2016/5/14/chartex" xmlns:mc="http://schemas.openxmlformats.org/markup-compatibility/2006" xmlns:aink="http://schemas.microsoft.com/office/drawing/2016/ink" xmlns:am3d="http://schemas.microsoft.com/office/drawing/2017/model3d" xmlns:o="urn:schemas-microsoft-com:office:office" xmlns:oel="http://schemas.microsoft.com/office/2019/extlst" xmlns:r="http://schemas.openxmlformats.org/officeDocument/2006/relationships" xmlns:m="http://schemas.openxmlformats.org/officeDocument/2006/math" xmlns:v="urn:schemas-microsoft-com:vml" xmlns:wp14="http://schemas.microsoft.com/office/word/2010/wordprocessingDrawing" xmlns:wp="http://schemas.openxmlformats.org/drawingml/2006/wordprocessingDrawing" xmlns:w10="urn:schemas-microsoft-com:office:word" xmlns:w="http://schemas.openxmlformats.org/wordprocessingml/2006/main" xmlns:w14="http://schemas.microsoft.com/office/word/2010/wordml" xmlns:w15="http://schemas.microsoft.com/office/word/2012/wordml" xmlns:w16cex="http://schemas.microsoft.com/office/word/2018/wordml/cex" xmlns:w16cid="http://schemas.microsoft.com/office/word/2016/wordml/cid" xmlns:w16="http://schemas.microsoft.com/office/word/2018/wordml" xmlns:w16du="http://schemas.microsoft.com/office/word/2023/wordml/word16du" xmlns:w16sdtdh="http://schemas.microsoft.com/office/word/2020/wordml/sdtdatahash" xmlns:w16sdtfl="http://schemas.microsoft.com/office/word/2024/wordml/sdtformatlock" xmlns:w16se="http://schemas.microsoft.com/office/word/2015/wordml/symex" xmlns:wpg="http://schemas.microsoft.com/office/word/2010/wordprocessingGroup" xmlns:wpi="http://schemas.microsoft.com/office/word/2010/wordprocessingInk" xmlns:wne="http://schemas.microsoft.com/office/word/2006/wordml" xmlns:wps="http://schemas.microsoft.com/office/word/2010/wordprocessingShape" mc:Ignorable="w14 w15 w16se w16cid w16 w16cex w16sdtdh w16sdtfl w16du wp14">
   <w:endnote w:type="separator" w:id="-1">
     <w:p>
       <w:r>
@@ -19317,7 +16287,7 @@
 </file>
 
 <file path=word/footnotes.xml><?xml version="1.0" encoding="utf-8"?>
-<w:footnotes xmlns:wpc="http://schemas.microsoft.com/office/word/2010/wordprocessingCanvas" xmlns:cx="http://schemas.microsoft.com/office/drawing/2014/chartex" xmlns:cx1="http://schemas.microsoft.com/office/drawing/2015/9/8/chartex" xmlns:cx2="http://schemas.microsoft.com/office/drawing/2015/10/21/chartex" xmlns:cx3="http://schemas.microsoft.com/office/drawing/2016/5/9/chartex" xmlns:cx4="http://schemas.microsoft.com/office/drawing/2016/5/10/chartex" xmlns:cx5="http://schemas.microsoft.com/office/drawing/2016/5/11/chartex" xmlns:cx6="http://schemas.microsoft.com/office/drawing/2016/5/12/chartex" xmlns:cx7="http://schemas.microsoft.com/office/drawing/2016/5/13/chartex" xmlns:cx8="http://schemas.microsoft.com/office/drawing/2016/5/14/chartex" xmlns:mc="http://schemas.openxmlformats.org/markup-compatibility/2006" xmlns:aink="http://schemas.microsoft.com/office/drawing/2016/ink" xmlns:am3d="http://schemas.microsoft.com/office/drawing/2017/model3d" xmlns:o="urn:schemas-microsoft-com:office:office" xmlns:oel="http://schemas.microsoft.com/office/2019/extlst" xmlns:r="http://schemas.openxmlformats.org/officeDocument/2006/relationships" xmlns:m="http://schemas.openxmlformats.org/officeDocument/2006/math" xmlns:v="urn:schemas-microsoft-com:vml" xmlns:wp14="http://schemas.microsoft.com/office/word/2010/wordprocessingDrawing" xmlns:wp="http://schemas.openxmlformats.org/drawingml/2006/wordprocessingDrawing" xmlns:w10="urn:schemas-microsoft-com:office:word" xmlns:w="http://schemas.openxmlformats.org/wordprocessingml/2006/main" xmlns:w14="http://schemas.microsoft.com/office/word/2010/wordml" xmlns:w15="http://schemas.microsoft.com/office/word/2012/wordml" xmlns:w16cex="http://schemas.microsoft.com/office/word/2018/wordml/cex" xmlns:w16cid="http://schemas.microsoft.com/office/word/2016/wordml/cid" xmlns:w16="http://schemas.microsoft.com/office/word/2018/wordml" xmlns:w16sdtdh="http://schemas.microsoft.com/office/word/2020/wordml/sdtdatahash" xmlns:w16se="http://schemas.microsoft.com/office/word/2015/wordml/symex" xmlns:wpg="http://schemas.microsoft.com/office/word/2010/wordprocessingGroup" xmlns:wpi="http://schemas.microsoft.com/office/word/2010/wordprocessingInk" xmlns:wne="http://schemas.microsoft.com/office/word/2006/wordml" xmlns:wps="http://schemas.microsoft.com/office/word/2010/wordprocessingShape" mc:Ignorable="w14 w15 w16se w16cid w16 w16cex w16sdtdh wp14">
+<w:footnotes xmlns:wpc="http://schemas.microsoft.com/office/word/2010/wordprocessingCanvas" xmlns:cx="http://schemas.microsoft.com/office/drawing/2014/chartex" xmlns:cx1="http://schemas.microsoft.com/office/drawing/2015/9/8/chartex" xmlns:cx2="http://schemas.microsoft.com/office/drawing/2015/10/21/chartex" xmlns:cx3="http://schemas.microsoft.com/office/drawing/2016/5/9/chartex" xmlns:cx4="http://schemas.microsoft.com/office/drawing/2016/5/10/chartex" xmlns:cx5="http://schemas.microsoft.com/office/drawing/2016/5/11/chartex" xmlns:cx6="http://schemas.microsoft.com/office/drawing/2016/5/12/chartex" xmlns:cx7="http://schemas.microsoft.com/office/drawing/2016/5/13/chartex" xmlns:cx8="http://schemas.microsoft.com/office/drawing/2016/5/14/chartex" xmlns:mc="http://schemas.openxmlformats.org/markup-compatibility/2006" xmlns:aink="http://schemas.microsoft.com/office/drawing/2016/ink" xmlns:am3d="http://schemas.microsoft.com/office/drawing/2017/model3d" xmlns:o="urn:schemas-microsoft-com:office:office" xmlns:oel="http://schemas.microsoft.com/office/2019/extlst" xmlns:r="http://schemas.openxmlformats.org/officeDocument/2006/relationships" xmlns:m="http://schemas.openxmlformats.org/officeDocument/2006/math" xmlns:v="urn:schemas-microsoft-com:vml" xmlns:wp14="http://schemas.microsoft.com/office/word/2010/wordprocessingDrawing" xmlns:wp="http://schemas.openxmlformats.org/drawingml/2006/wordprocessingDrawing" xmlns:w10="urn:schemas-microsoft-com:office:word" xmlns:w="http://schemas.openxmlformats.org/wordprocessingml/2006/main" xmlns:w14="http://schemas.microsoft.com/office/word/2010/wordml" xmlns:w15="http://schemas.microsoft.com/office/word/2012/wordml" xmlns:w16cex="http://schemas.microsoft.com/office/word/2018/wordml/cex" xmlns:w16cid="http://schemas.microsoft.com/office/word/2016/wordml/cid" xmlns:w16="http://schemas.microsoft.com/office/word/2018/wordml" xmlns:w16du="http://schemas.microsoft.com/office/word/2023/wordml/word16du" xmlns:w16sdtdh="http://schemas.microsoft.com/office/word/2020/wordml/sdtdatahash" xmlns:w16sdtfl="http://schemas.microsoft.com/office/word/2024/wordml/sdtformatlock" xmlns:w16se="http://schemas.microsoft.com/office/word/2015/wordml/symex" xmlns:wpg="http://schemas.microsoft.com/office/word/2010/wordprocessingGroup" xmlns:wpi="http://schemas.microsoft.com/office/word/2010/wordprocessingInk" xmlns:wne="http://schemas.microsoft.com/office/word/2006/wordml" xmlns:wps="http://schemas.microsoft.com/office/word/2010/wordprocessingShape" mc:Ignorable="w14 w15 w16se w16cid w16 w16cex w16sdtdh w16sdtfl w16du wp14">
   <w:footnote w:type="separator" w:id="-1">
     <w:p>
       <w:r>
@@ -19336,7 +16306,7 @@
 </file>
 
 <file path=word/header1.xml><?xml version="1.0" encoding="utf-8"?>
-<w:hdr xmlns:wpc="http://schemas.microsoft.com/office/word/2010/wordprocessingCanvas" xmlns:cx="http://schemas.microsoft.com/office/drawing/2014/chartex" xmlns:cx1="http://schemas.microsoft.com/office/drawing/2015/9/8/chartex" xmlns:cx2="http://schemas.microsoft.com/office/drawing/2015/10/21/chartex" xmlns:cx3="http://schemas.microsoft.com/office/drawing/2016/5/9/chartex" xmlns:cx4="http://schemas.microsoft.com/office/drawing/2016/5/10/chartex" xmlns:cx5="http://schemas.microsoft.com/office/drawing/2016/5/11/chartex" xmlns:cx6="http://schemas.microsoft.com/office/drawing/2016/5/12/chartex" xmlns:cx7="http://schemas.microsoft.com/office/drawing/2016/5/13/chartex" xmlns:cx8="http://schemas.microsoft.com/office/drawing/2016/5/14/chartex" xmlns:mc="http://schemas.openxmlformats.org/markup-compatibility/2006" xmlns:aink="http://schemas.microsoft.com/office/drawing/2016/ink" xmlns:am3d="http://schemas.microsoft.com/office/drawing/2017/model3d" xmlns:o="urn:schemas-microsoft-com:office:office" xmlns:oel="http://schemas.microsoft.com/office/2019/extlst" xmlns:r="http://schemas.openxmlformats.org/officeDocument/2006/relationships" xmlns:m="http://schemas.openxmlformats.org/officeDocument/2006/math" xmlns:v="urn:schemas-microsoft-com:vml" xmlns:wp14="http://schemas.microsoft.com/office/word/2010/wordprocessingDrawing" xmlns:wp="http://schemas.openxmlformats.org/drawingml/2006/wordprocessingDrawing" xmlns:w10="urn:schemas-microsoft-com:office:word" xmlns:w="http://schemas.openxmlformats.org/wordprocessingml/2006/main" xmlns:w14="http://schemas.microsoft.com/office/word/2010/wordml" xmlns:w15="http://schemas.microsoft.com/office/word/2012/wordml" xmlns:w16cex="http://schemas.microsoft.com/office/word/2018/wordml/cex" xmlns:w16cid="http://schemas.microsoft.com/office/word/2016/wordml/cid" xmlns:w16="http://schemas.microsoft.com/office/word/2018/wordml" xmlns:w16sdtdh="http://schemas.microsoft.com/office/word/2020/wordml/sdtdatahash" xmlns:w16se="http://schemas.microsoft.com/office/word/2015/wordml/symex" xmlns:wpg="http://schemas.microsoft.com/office/word/2010/wordprocessingGroup" xmlns:wpi="http://schemas.microsoft.com/office/word/2010/wordprocessingInk" xmlns:wne="http://schemas.microsoft.com/office/word/2006/wordml" xmlns:wps="http://schemas.microsoft.com/office/word/2010/wordprocessingShape" mc:Ignorable="w14 w15 w16se w16cid w16 w16cex w16sdtdh wp14">
+<w:hdr xmlns:wpc="http://schemas.microsoft.com/office/word/2010/wordprocessingCanvas" xmlns:cx="http://schemas.microsoft.com/office/drawing/2014/chartex" xmlns:cx1="http://schemas.microsoft.com/office/drawing/2015/9/8/chartex" xmlns:cx2="http://schemas.microsoft.com/office/drawing/2015/10/21/chartex" xmlns:cx3="http://schemas.microsoft.com/office/drawing/2016/5/9/chartex" xmlns:cx4="http://schemas.microsoft.com/office/drawing/2016/5/10/chartex" xmlns:cx5="http://schemas.microsoft.com/office/drawing/2016/5/11/chartex" xmlns:cx6="http://schemas.microsoft.com/office/drawing/2016/5/12/chartex" xmlns:cx7="http://schemas.microsoft.com/office/drawing/2016/5/13/chartex" xmlns:cx8="http://schemas.microsoft.com/office/drawing/2016/5/14/chartex" xmlns:mc="http://schemas.openxmlformats.org/markup-compatibility/2006" xmlns:aink="http://schemas.microsoft.com/office/drawing/2016/ink" xmlns:am3d="http://schemas.microsoft.com/office/drawing/2017/model3d" xmlns:o="urn:schemas-microsoft-com:office:office" xmlns:oel="http://schemas.microsoft.com/office/2019/extlst" xmlns:r="http://schemas.openxmlformats.org/officeDocument/2006/relationships" xmlns:m="http://schemas.openxmlformats.org/officeDocument/2006/math" xmlns:v="urn:schemas-microsoft-com:vml" xmlns:wp14="http://schemas.microsoft.com/office/word/2010/wordprocessingDrawing" xmlns:wp="http://schemas.openxmlformats.org/drawingml/2006/wordprocessingDrawing" xmlns:w10="urn:schemas-microsoft-com:office:word" xmlns:w="http://schemas.openxmlformats.org/wordprocessingml/2006/main" xmlns:w14="http://schemas.microsoft.com/office/word/2010/wordml" xmlns:w15="http://schemas.microsoft.com/office/word/2012/wordml" xmlns:w16cex="http://schemas.microsoft.com/office/word/2018/wordml/cex" xmlns:w16cid="http://schemas.microsoft.com/office/word/2016/wordml/cid" xmlns:w16="http://schemas.microsoft.com/office/word/2018/wordml" xmlns:w16du="http://schemas.microsoft.com/office/word/2023/wordml/word16du" xmlns:w16sdtdh="http://schemas.microsoft.com/office/word/2020/wordml/sdtdatahash" xmlns:w16sdtfl="http://schemas.microsoft.com/office/word/2024/wordml/sdtformatlock" xmlns:w16se="http://schemas.microsoft.com/office/word/2015/wordml/symex" xmlns:wpg="http://schemas.microsoft.com/office/word/2010/wordprocessingGroup" xmlns:wpi="http://schemas.microsoft.com/office/word/2010/wordprocessingInk" xmlns:wne="http://schemas.microsoft.com/office/word/2006/wordml" xmlns:wps="http://schemas.microsoft.com/office/word/2010/wordprocessingShape" mc:Ignorable="w14 w15 w16se w16cid w16 w16cex w16sdtdh w16sdtfl w16du wp14">
   <w:sdt>
     <w:sdtPr>
       <w:id w:val="855009387"/>
@@ -19381,7 +16351,7 @@
 </file>
 
 <file path=word/numbering.xml><?xml version="1.0" encoding="utf-8"?>
-<w:numbering xmlns:wpc="http://schemas.microsoft.com/office/word/2010/wordprocessingCanvas" xmlns:cx="http://schemas.microsoft.com/office/drawing/2014/chartex" xmlns:cx1="http://schemas.microsoft.com/office/drawing/2015/9/8/chartex" xmlns:cx2="http://schemas.microsoft.com/office/drawing/2015/10/21/chartex" xmlns:cx3="http://schemas.microsoft.com/office/drawing/2016/5/9/chartex" xmlns:cx4="http://schemas.microsoft.com/office/drawing/2016/5/10/chartex" xmlns:cx5="http://schemas.microsoft.com/office/drawing/2016/5/11/chartex" xmlns:cx6="http://schemas.microsoft.com/office/drawing/2016/5/12/chartex" xmlns:cx7="http://schemas.microsoft.com/office/drawing/2016/5/13/chartex" xmlns:cx8="http://schemas.microsoft.com/office/drawing/2016/5/14/chartex" xmlns:mc="http://schemas.openxmlformats.org/markup-compatibility/2006" xmlns:aink="http://schemas.microsoft.com/office/drawing/2016/ink" xmlns:am3d="http://schemas.microsoft.com/office/drawing/2017/model3d" xmlns:o="urn:schemas-microsoft-com:office:office" xmlns:oel="http://schemas.microsoft.com/office/2019/extlst" xmlns:r="http://schemas.openxmlformats.org/officeDocument/2006/relationships" xmlns:m="http://schemas.openxmlformats.org/officeDocument/2006/math" xmlns:v="urn:schemas-microsoft-com:vml" xmlns:wp14="http://schemas.microsoft.com/office/word/2010/wordprocessingDrawing" xmlns:wp="http://schemas.openxmlformats.org/drawingml/2006/wordprocessingDrawing" xmlns:w10="urn:schemas-microsoft-com:office:word" xmlns:w="http://schemas.openxmlformats.org/wordprocessingml/2006/main" xmlns:w14="http://schemas.microsoft.com/office/word/2010/wordml" xmlns:w15="http://schemas.microsoft.com/office/word/2012/wordml" xmlns:w16cex="http://schemas.microsoft.com/office/word/2018/wordml/cex" xmlns:w16cid="http://schemas.microsoft.com/office/word/2016/wordml/cid" xmlns:w16="http://schemas.microsoft.com/office/word/2018/wordml" xmlns:w16sdtdh="http://schemas.microsoft.com/office/word/2020/wordml/sdtdatahash" xmlns:w16se="http://schemas.microsoft.com/office/word/2015/wordml/symex" xmlns:wpg="http://schemas.microsoft.com/office/word/2010/wordprocessingGroup" xmlns:wpi="http://schemas.microsoft.com/office/word/2010/wordprocessingInk" xmlns:wne="http://schemas.microsoft.com/office/word/2006/wordml" xmlns:wps="http://schemas.microsoft.com/office/word/2010/wordprocessingShape" mc:Ignorable="w14 w15 w16se w16cid w16 w16cex w16sdtdh wp14">
+<w:numbering xmlns:wpc="http://schemas.microsoft.com/office/word/2010/wordprocessingCanvas" xmlns:cx="http://schemas.microsoft.com/office/drawing/2014/chartex" xmlns:cx1="http://schemas.microsoft.com/office/drawing/2015/9/8/chartex" xmlns:cx2="http://schemas.microsoft.com/office/drawing/2015/10/21/chartex" xmlns:cx3="http://schemas.microsoft.com/office/drawing/2016/5/9/chartex" xmlns:cx4="http://schemas.microsoft.com/office/drawing/2016/5/10/chartex" xmlns:cx5="http://schemas.microsoft.com/office/drawing/2016/5/11/chartex" xmlns:cx6="http://schemas.microsoft.com/office/drawing/2016/5/12/chartex" xmlns:cx7="http://schemas.microsoft.com/office/drawing/2016/5/13/chartex" xmlns:cx8="http://schemas.microsoft.com/office/drawing/2016/5/14/chartex" xmlns:mc="http://schemas.openxmlformats.org/markup-compatibility/2006" xmlns:aink="http://schemas.microsoft.com/office/drawing/2016/ink" xmlns:am3d="http://schemas.microsoft.com/office/drawing/2017/model3d" xmlns:o="urn:schemas-microsoft-com:office:office" xmlns:oel="http://schemas.microsoft.com/office/2019/extlst" xmlns:r="http://schemas.openxmlformats.org/officeDocument/2006/relationships" xmlns:m="http://schemas.openxmlformats.org/officeDocument/2006/math" xmlns:v="urn:schemas-microsoft-com:vml" xmlns:wp14="http://schemas.microsoft.com/office/word/2010/wordprocessingDrawing" xmlns:wp="http://schemas.openxmlformats.org/drawingml/2006/wordprocessingDrawing" xmlns:w10="urn:schemas-microsoft-com:office:word" xmlns:w="http://schemas.openxmlformats.org/wordprocessingml/2006/main" xmlns:w14="http://schemas.microsoft.com/office/word/2010/wordml" xmlns:w15="http://schemas.microsoft.com/office/word/2012/wordml" xmlns:w16cex="http://schemas.microsoft.com/office/word/2018/wordml/cex" xmlns:w16cid="http://schemas.microsoft.com/office/word/2016/wordml/cid" xmlns:w16="http://schemas.microsoft.com/office/word/2018/wordml" xmlns:w16du="http://schemas.microsoft.com/office/word/2023/wordml/word16du" xmlns:w16sdtdh="http://schemas.microsoft.com/office/word/2020/wordml/sdtdatahash" xmlns:w16sdtfl="http://schemas.microsoft.com/office/word/2024/wordml/sdtformatlock" xmlns:w16se="http://schemas.microsoft.com/office/word/2015/wordml/symex" xmlns:wpg="http://schemas.microsoft.com/office/word/2010/wordprocessingGroup" xmlns:wpi="http://schemas.microsoft.com/office/word/2010/wordprocessingInk" xmlns:wne="http://schemas.microsoft.com/office/word/2006/wordml" xmlns:wps="http://schemas.microsoft.com/office/word/2010/wordprocessingShape" mc:Ignorable="w14 w15 w16se w16cid w16 w16cex w16sdtdh w16sdtfl w16du wp14">
   <w:abstractNum w:abstractNumId="0" w15:restartNumberingAfterBreak="0">
     <w:nsid w:val="04317FF2"/>
     <w:multiLevelType w:val="hybridMultilevel"/>
@@ -19538,7 +16508,7 @@
 </file>
 
 <file path=word/styles.xml><?xml version="1.0" encoding="utf-8"?>
-<w:styles xmlns:mc="http://schemas.openxmlformats.org/markup-compatibility/2006" xmlns:r="http://schemas.openxmlformats.org/officeDocument/2006/relationships" xmlns:w="http://schemas.openxmlformats.org/wordprocessingml/2006/main" xmlns:w14="http://schemas.microsoft.com/office/word/2010/wordml" xmlns:w15="http://schemas.microsoft.com/office/word/2012/wordml" xmlns:w16cex="http://schemas.microsoft.com/office/word/2018/wordml/cex" xmlns:w16cid="http://schemas.microsoft.com/office/word/2016/wordml/cid" xmlns:w16="http://schemas.microsoft.com/office/word/2018/wordml" xmlns:w16sdtdh="http://schemas.microsoft.com/office/word/2020/wordml/sdtdatahash" xmlns:w16se="http://schemas.microsoft.com/office/word/2015/wordml/symex" mc:Ignorable="w14 w15 w16se w16cid w16 w16cex w16sdtdh">
+<w:styles xmlns:mc="http://schemas.openxmlformats.org/markup-compatibility/2006" xmlns:r="http://schemas.openxmlformats.org/officeDocument/2006/relationships" xmlns:w="http://schemas.openxmlformats.org/wordprocessingml/2006/main" xmlns:w14="http://schemas.microsoft.com/office/word/2010/wordml" xmlns:w15="http://schemas.microsoft.com/office/word/2012/wordml" xmlns:w16cex="http://schemas.microsoft.com/office/word/2018/wordml/cex" xmlns:w16cid="http://schemas.microsoft.com/office/word/2016/wordml/cid" xmlns:w16="http://schemas.microsoft.com/office/word/2018/wordml" xmlns:w16du="http://schemas.microsoft.com/office/word/2023/wordml/word16du" xmlns:w16sdtdh="http://schemas.microsoft.com/office/word/2020/wordml/sdtdatahash" xmlns:w16sdtfl="http://schemas.microsoft.com/office/word/2024/wordml/sdtformatlock" xmlns:w16se="http://schemas.microsoft.com/office/word/2015/wordml/symex" mc:Ignorable="w14 w15 w16se w16cid w16 w16cex w16sdtdh w16sdtfl w16du">
   <w:docDefaults>
     <w:rPrDefault>
       <w:rPr>
@@ -20027,6 +16997,7 @@
   <w:style w:type="character" w:default="1" w:styleId="Fuentedeprrafopredeter">
     <w:name w:val="Default Paragraph Font"/>
     <w:uiPriority w:val="1"/>
+    <w:semiHidden/>
     <w:unhideWhenUsed/>
   </w:style>
   <w:style w:type="table" w:default="1" w:styleId="Tablanormal">
@@ -20215,6 +17186,18 @@
       <w:color w:val="1F5C99"/>
       <w:sz w:val="32"/>
       <w:szCs w:val="32"/>
+    </w:rPr>
+  </w:style>
+  <w:style w:type="character" w:styleId="Mencinsinresolver">
+    <w:name w:val="Unresolved Mention"/>
+    <w:basedOn w:val="Fuentedeprrafopredeter"/>
+    <w:uiPriority w:val="99"/>
+    <w:semiHidden/>
+    <w:unhideWhenUsed/>
+    <w:rsid w:val="00167F15"/>
+    <w:rPr>
+      <w:color w:val="605E5C"/>
+      <w:shd w:val="clear" w:color="auto" w:fill="E1DFDD"/>
     </w:rPr>
   </w:style>
 </w:styles>

--- a/ESTACION_AQ_ACTUALIZADO.docx
+++ b/ESTACION_AQ_ACTUALIZADO.docx
@@ -1,6 +1,6 @@
 
 <file path=word/document.xml><?xml version="1.0" encoding="utf-8"?>
-<w:document xmlns:wpc="http://schemas.microsoft.com/office/word/2010/wordprocessingCanvas" xmlns:cx="http://schemas.microsoft.com/office/drawing/2014/chartex" xmlns:cx1="http://schemas.microsoft.com/office/drawing/2015/9/8/chartex" xmlns:cx2="http://schemas.microsoft.com/office/drawing/2015/10/21/chartex" xmlns:cx3="http://schemas.microsoft.com/office/drawing/2016/5/9/chartex" xmlns:cx4="http://schemas.microsoft.com/office/drawing/2016/5/10/chartex" xmlns:cx5="http://schemas.microsoft.com/office/drawing/2016/5/11/chartex" xmlns:cx6="http://schemas.microsoft.com/office/drawing/2016/5/12/chartex" xmlns:cx7="http://schemas.microsoft.com/office/drawing/2016/5/13/chartex" xmlns:cx8="http://schemas.microsoft.com/office/drawing/2016/5/14/chartex" xmlns:mc="http://schemas.openxmlformats.org/markup-compatibility/2006" xmlns:aink="http://schemas.microsoft.com/office/drawing/2016/ink" xmlns:am3d="http://schemas.microsoft.com/office/drawing/2017/model3d" xmlns:o="urn:schemas-microsoft-com:office:office" xmlns:oel="http://schemas.microsoft.com/office/2019/extlst" xmlns:r="http://schemas.openxmlformats.org/officeDocument/2006/relationships" xmlns:m="http://schemas.openxmlformats.org/officeDocument/2006/math" xmlns:v="urn:schemas-microsoft-com:vml" xmlns:wp14="http://schemas.microsoft.com/office/word/2010/wordprocessingDrawing" xmlns:wp="http://schemas.openxmlformats.org/drawingml/2006/wordprocessingDrawing" xmlns:w10="urn:schemas-microsoft-com:office:word" xmlns:w="http://schemas.openxmlformats.org/wordprocessingml/2006/main" xmlns:w14="http://schemas.microsoft.com/office/word/2010/wordml" xmlns:w15="http://schemas.microsoft.com/office/word/2012/wordml" xmlns:w16cex="http://schemas.microsoft.com/office/word/2018/wordml/cex" xmlns:w16cid="http://schemas.microsoft.com/office/word/2016/wordml/cid" xmlns:w16="http://schemas.microsoft.com/office/word/2018/wordml" xmlns:w16sdtdh="http://schemas.microsoft.com/office/word/2020/wordml/sdtdatahash" xmlns:w16se="http://schemas.microsoft.com/office/word/2015/wordml/symex" xmlns:wpg="http://schemas.microsoft.com/office/word/2010/wordprocessingGroup" xmlns:wpi="http://schemas.microsoft.com/office/word/2010/wordprocessingInk" xmlns:wne="http://schemas.microsoft.com/office/word/2006/wordml" xmlns:wps="http://schemas.microsoft.com/office/word/2010/wordprocessingShape" mc:Ignorable="w14 w15 w16se w16cid w16 w16cex w16sdtdh wp14">
+<w:document xmlns:wpc="http://schemas.microsoft.com/office/word/2010/wordprocessingCanvas" xmlns:cx="http://schemas.microsoft.com/office/drawing/2014/chartex" xmlns:cx1="http://schemas.microsoft.com/office/drawing/2015/9/8/chartex" xmlns:cx2="http://schemas.microsoft.com/office/drawing/2015/10/21/chartex" xmlns:cx3="http://schemas.microsoft.com/office/drawing/2016/5/9/chartex" xmlns:cx4="http://schemas.microsoft.com/office/drawing/2016/5/10/chartex" xmlns:cx5="http://schemas.microsoft.com/office/drawing/2016/5/11/chartex" xmlns:cx6="http://schemas.microsoft.com/office/drawing/2016/5/12/chartex" xmlns:cx7="http://schemas.microsoft.com/office/drawing/2016/5/13/chartex" xmlns:cx8="http://schemas.microsoft.com/office/drawing/2016/5/14/chartex" xmlns:mc="http://schemas.openxmlformats.org/markup-compatibility/2006" xmlns:aink="http://schemas.microsoft.com/office/drawing/2016/ink" xmlns:am3d="http://schemas.microsoft.com/office/drawing/2017/model3d" xmlns:o="urn:schemas-microsoft-com:office:office" xmlns:oel="http://schemas.microsoft.com/office/2019/extlst" xmlns:r="http://schemas.openxmlformats.org/officeDocument/2006/relationships" xmlns:m="http://schemas.openxmlformats.org/officeDocument/2006/math" xmlns:v="urn:schemas-microsoft-com:vml" xmlns:wp14="http://schemas.microsoft.com/office/word/2010/wordprocessingDrawing" xmlns:wp="http://schemas.openxmlformats.org/drawingml/2006/wordprocessingDrawing" xmlns:w10="urn:schemas-microsoft-com:office:word" xmlns:w="http://schemas.openxmlformats.org/wordprocessingml/2006/main" xmlns:w14="http://schemas.microsoft.com/office/word/2010/wordml" xmlns:w15="http://schemas.microsoft.com/office/word/2012/wordml" xmlns:w16cex="http://schemas.microsoft.com/office/word/2018/wordml/cex" xmlns:w16cid="http://schemas.microsoft.com/office/word/2016/wordml/cid" xmlns:w16="http://schemas.microsoft.com/office/word/2018/wordml" xmlns:w16du="http://schemas.microsoft.com/office/word/2023/wordml/word16du" xmlns:w16sdtdh="http://schemas.microsoft.com/office/word/2020/wordml/sdtdatahash" xmlns:w16sdtfl="http://schemas.microsoft.com/office/word/2024/wordml/sdtformatlock" xmlns:w16se="http://schemas.microsoft.com/office/word/2015/wordml/symex" xmlns:wpg="http://schemas.microsoft.com/office/word/2010/wordprocessingGroup" xmlns:wpi="http://schemas.microsoft.com/office/word/2010/wordprocessingInk" xmlns:wne="http://schemas.microsoft.com/office/word/2006/wordml" xmlns:wps="http://schemas.microsoft.com/office/word/2010/wordprocessingShape" mc:Ignorable="w14 w15 w16se w16cid w16 w16cex w16sdtdh w16sdtfl w16du wp14">
   <w:body>
     <w:p>
       <w:pPr>
@@ -10720,7 +10720,7 @@
           <w:lang w:val="es-419"/>
         </w:rPr>
         <w:drawing>
-          <wp:anchor distT="0" distB="0" distL="114300" distR="114300" simplePos="0" relativeHeight="251673600" behindDoc="0" locked="0" layoutInCell="1" allowOverlap="1" wp14:anchorId="0A3E3E09" wp14:editId="1FDE5339">
+          <wp:anchor distT="0" distB="0" distL="114300" distR="114300" simplePos="0" relativeHeight="251673600" behindDoc="0" locked="0" layoutInCell="1" allowOverlap="1" wp14:anchorId="0A3E3E09" wp14:editId="783AAF72">
             <wp:simplePos x="0" y="0"/>
             <wp:positionH relativeFrom="margin">
               <wp:posOffset>1289050</wp:posOffset>
@@ -14266,7 +14266,23 @@
           <w:sz w:val="22"/>
           <w:szCs w:val="22"/>
         </w:rPr>
-        <w:t xml:space="preserve">-up de 4.7 kΩ hacia 3.3 V </w:t>
+        <w:t xml:space="preserve">-up de 4.7 </w:t>
+      </w:r>
+      <w:proofErr w:type="spellStart"/>
+      <w:r>
+        <w:rPr>
+          <w:sz w:val="22"/>
+          <w:szCs w:val="22"/>
+        </w:rPr>
+        <w:t>kΩ</w:t>
+      </w:r>
+      <w:proofErr w:type="spellEnd"/>
+      <w:r>
+        <w:rPr>
+          <w:sz w:val="22"/>
+          <w:szCs w:val="22"/>
+        </w:rPr>
+        <w:t xml:space="preserve"> hacia 3.3 V </w:t>
       </w:r>
       <w:r>
         <w:rPr>
@@ -15398,7 +15414,7 @@
           <w:noProof/>
           <w:sz w:val="22"/>
           <w:szCs w:val="22"/>
-          <w:lang w:val="en-US"/>
+          <w:lang w:val="es-419"/>
         </w:rPr>
       </w:pPr>
       <w:r>
@@ -15412,7 +15428,7 @@
         </w:rPr>
         <w:lastRenderedPageBreak/>
         <w:drawing>
-          <wp:anchor distT="0" distB="0" distL="114300" distR="114300" simplePos="0" relativeHeight="251685888" behindDoc="0" locked="0" layoutInCell="1" allowOverlap="1" wp14:anchorId="765C22A6" wp14:editId="33C82273">
+          <wp:anchor distT="0" distB="0" distL="114300" distR="114300" simplePos="0" relativeHeight="251685888" behindDoc="0" locked="0" layoutInCell="1" allowOverlap="1" wp14:anchorId="765C22A6" wp14:editId="055A6754">
             <wp:simplePos x="0" y="0"/>
             <wp:positionH relativeFrom="margin">
               <wp:align>right</wp:align>
@@ -15479,7 +15495,7 @@
           <w:noProof/>
           <w:sz w:val="22"/>
           <w:szCs w:val="22"/>
-          <w:lang w:val="en-US"/>
+          <w:lang w:val="es-419"/>
         </w:rPr>
       </w:pPr>
     </w:p>
@@ -15493,7 +15509,7 @@
           <w:noProof/>
           <w:sz w:val="22"/>
           <w:szCs w:val="22"/>
-          <w:lang w:val="en-US"/>
+          <w:lang w:val="es-419"/>
         </w:rPr>
       </w:pPr>
       <w:r>
@@ -15646,7 +15662,7 @@
           <w:noProof/>
           <w:sz w:val="22"/>
           <w:szCs w:val="22"/>
-          <w:lang w:val="en-US"/>
+          <w:lang w:val="es-419"/>
         </w:rPr>
       </w:pPr>
     </w:p>
@@ -15660,7 +15676,7 @@
           <w:noProof/>
           <w:sz w:val="22"/>
           <w:szCs w:val="22"/>
-          <w:lang w:val="en-US"/>
+          <w:lang w:val="es-419"/>
         </w:rPr>
       </w:pPr>
     </w:p>
@@ -15674,7 +15690,7 @@
           <w:noProof/>
           <w:sz w:val="22"/>
           <w:szCs w:val="22"/>
-          <w:lang w:val="en-US"/>
+          <w:lang w:val="es-419"/>
         </w:rPr>
       </w:pPr>
     </w:p>
@@ -15688,7 +15704,7 @@
           <w:noProof/>
           <w:sz w:val="22"/>
           <w:szCs w:val="22"/>
-          <w:lang w:val="en-US"/>
+          <w:lang w:val="es-419"/>
         </w:rPr>
       </w:pPr>
     </w:p>
@@ -15702,7 +15718,7 @@
           <w:noProof/>
           <w:sz w:val="22"/>
           <w:szCs w:val="22"/>
-          <w:lang w:val="en-US"/>
+          <w:lang w:val="es-419"/>
         </w:rPr>
       </w:pPr>
     </w:p>
@@ -16027,6 +16043,261 @@
       </w:pPr>
       <w:r>
         <w:rPr>
+          <w:sz w:val="22"/>
+          <w:szCs w:val="22"/>
+        </w:rPr>
+        <w:drawing>
+          <wp:anchor distT="0" distB="0" distL="114300" distR="114300" simplePos="0" relativeHeight="251688960" behindDoc="0" locked="0" layoutInCell="1" allowOverlap="1" wp14:anchorId="4EC6823E" wp14:editId="3327ED9E">
+            <wp:simplePos x="0" y="0"/>
+            <wp:positionH relativeFrom="column">
+              <wp:posOffset>1878965</wp:posOffset>
+            </wp:positionH>
+            <wp:positionV relativeFrom="paragraph">
+              <wp:posOffset>379730</wp:posOffset>
+            </wp:positionV>
+            <wp:extent cx="2169795" cy="3288030"/>
+            <wp:effectExtent l="0" t="6667" r="0" b="0"/>
+            <wp:wrapSquare wrapText="bothSides"/>
+            <wp:docPr id="1928117198" name="Imagen 1"/>
+            <wp:cNvGraphicFramePr>
+              <a:graphicFrameLocks xmlns:a="http://schemas.openxmlformats.org/drawingml/2006/main" noChangeAspect="1"/>
+            </wp:cNvGraphicFramePr>
+            <a:graphic xmlns:a="http://schemas.openxmlformats.org/drawingml/2006/main">
+              <a:graphicData uri="http://schemas.openxmlformats.org/drawingml/2006/picture">
+                <pic:pic xmlns:pic="http://schemas.openxmlformats.org/drawingml/2006/picture">
+                  <pic:nvPicPr>
+                    <pic:cNvPr id="1928117198" name=""/>
+                    <pic:cNvPicPr/>
+                  </pic:nvPicPr>
+                  <pic:blipFill rotWithShape="1">
+                    <a:blip r:embed="rId16">
+                      <a:extLst>
+                        <a:ext uri="{28A0092B-C50C-407E-A947-70E740481C1C}">
+                          <a14:useLocalDpi xmlns:a14="http://schemas.microsoft.com/office/drawing/2010/main" val="0"/>
+                        </a:ext>
+                      </a:extLst>
+                    </a:blip>
+                    <a:srcRect l="8459" t="3605" r="6224"/>
+                    <a:stretch>
+                      <a:fillRect/>
+                    </a:stretch>
+                  </pic:blipFill>
+                  <pic:spPr bwMode="auto">
+                    <a:xfrm rot="16200000">
+                      <a:off x="0" y="0"/>
+                      <a:ext cx="2169795" cy="3288030"/>
+                    </a:xfrm>
+                    <a:prstGeom prst="rect">
+                      <a:avLst/>
+                    </a:prstGeom>
+                    <a:ln>
+                      <a:noFill/>
+                    </a:ln>
+                    <a:extLst>
+                      <a:ext uri="{53640926-AAD7-44D8-BBD7-CCE9431645EC}">
+                        <a14:shadowObscured xmlns:a14="http://schemas.microsoft.com/office/drawing/2010/main"/>
+                      </a:ext>
+                    </a:extLst>
+                  </pic:spPr>
+                </pic:pic>
+              </a:graphicData>
+            </a:graphic>
+            <wp14:sizeRelH relativeFrom="margin">
+              <wp14:pctWidth>0</wp14:pctWidth>
+            </wp14:sizeRelH>
+            <wp14:sizeRelV relativeFrom="margin">
+              <wp14:pctHeight>0</wp14:pctHeight>
+            </wp14:sizeRelV>
+          </wp:anchor>
+        </w:drawing>
+      </w:r>
+      <w:r>
+        <w:rPr>
+          <w:sz w:val="22"/>
+          <w:szCs w:val="22"/>
+        </w:rPr>
+        <w:t>La Figura 5 muestra el estado actual del prototipo sobre protoboard: el ESP32-S3-WROOM-1U</w:t>
+      </w:r>
+      <w:r>
+        <w:rPr>
+          <w:sz w:val="22"/>
+          <w:szCs w:val="22"/>
+        </w:rPr>
+        <w:t>-N16R8</w:t>
+      </w:r>
+      <w:r>
+        <w:rPr>
+          <w:sz w:val="22"/>
+          <w:szCs w:val="22"/>
+        </w:rPr>
+        <w:t>, con antena IPEX externa está montad</w:t>
+      </w:r>
+      <w:r>
+        <w:rPr>
+          <w:sz w:val="22"/>
+          <w:szCs w:val="22"/>
+        </w:rPr>
+        <w:t>a en la parte superior derecha de la protoboard</w:t>
+      </w:r>
+      <w:r>
+        <w:rPr>
+          <w:sz w:val="22"/>
+          <w:szCs w:val="22"/>
+        </w:rPr>
+        <w:t xml:space="preserve">, </w:t>
+      </w:r>
+      <w:r>
+        <w:rPr>
+          <w:sz w:val="22"/>
+          <w:szCs w:val="22"/>
+        </w:rPr>
+        <w:t xml:space="preserve">el sensor CCS811 está ubicado en la esquina superior izquierda junto a sus resistencias de </w:t>
+      </w:r>
+      <w:proofErr w:type="spellStart"/>
+      <w:r>
+        <w:rPr>
+          <w:sz w:val="22"/>
+          <w:szCs w:val="22"/>
+        </w:rPr>
+        <w:t>pull</w:t>
+      </w:r>
+      <w:proofErr w:type="spellEnd"/>
+      <w:r>
+        <w:rPr>
+          <w:sz w:val="22"/>
+          <w:szCs w:val="22"/>
+        </w:rPr>
+        <w:t xml:space="preserve">-up </w:t>
+      </w:r>
+      <w:r>
+        <w:rPr>
+          <w:sz w:val="22"/>
+          <w:szCs w:val="22"/>
+        </w:rPr>
+        <w:t>el LED RGB en la zona derecha, y el botón pulsador integrado en la misma protoboard. Las conexiones de alimentación (3.3 V y GND) se distribuyeron por los rieles laterales de la placa.</w:t>
+      </w:r>
+    </w:p>
+    <w:p>
+      <w:pPr>
+        <w:spacing w:before="80" w:after="80"/>
+        <w:jc w:val="both"/>
+        <w:rPr>
+          <w:sz w:val="22"/>
+          <w:szCs w:val="22"/>
+        </w:rPr>
+      </w:pPr>
+    </w:p>
+    <w:p>
+      <w:pPr>
+        <w:spacing w:before="80" w:after="80"/>
+        <w:jc w:val="both"/>
+        <w:rPr>
+          <w:sz w:val="22"/>
+          <w:szCs w:val="22"/>
+        </w:rPr>
+      </w:pPr>
+    </w:p>
+    <w:p>
+      <w:pPr>
+        <w:spacing w:before="80" w:after="80"/>
+        <w:jc w:val="both"/>
+        <w:rPr>
+          <w:sz w:val="22"/>
+          <w:szCs w:val="22"/>
+        </w:rPr>
+      </w:pPr>
+    </w:p>
+    <w:p>
+      <w:pPr>
+        <w:spacing w:before="80" w:after="80"/>
+        <w:jc w:val="both"/>
+        <w:rPr>
+          <w:sz w:val="22"/>
+          <w:szCs w:val="22"/>
+        </w:rPr>
+      </w:pPr>
+    </w:p>
+    <w:p>
+      <w:pPr>
+        <w:spacing w:before="80" w:after="80"/>
+        <w:jc w:val="both"/>
+        <w:rPr>
+          <w:sz w:val="22"/>
+          <w:szCs w:val="22"/>
+        </w:rPr>
+      </w:pPr>
+    </w:p>
+    <w:p>
+      <w:pPr>
+        <w:spacing w:before="80" w:after="80"/>
+        <w:jc w:val="both"/>
+        <w:rPr>
+          <w:sz w:val="22"/>
+          <w:szCs w:val="22"/>
+        </w:rPr>
+      </w:pPr>
+    </w:p>
+    <w:p>
+      <w:pPr>
+        <w:spacing w:before="80" w:after="80"/>
+        <w:jc w:val="both"/>
+        <w:rPr>
+          <w:sz w:val="22"/>
+          <w:szCs w:val="22"/>
+        </w:rPr>
+      </w:pPr>
+    </w:p>
+    <w:p>
+      <w:pPr>
+        <w:spacing w:before="80" w:after="80"/>
+        <w:jc w:val="both"/>
+        <w:rPr>
+          <w:sz w:val="22"/>
+          <w:szCs w:val="22"/>
+        </w:rPr>
+      </w:pPr>
+    </w:p>
+    <w:p>
+      <w:pPr>
+        <w:spacing w:before="80" w:after="80"/>
+        <w:jc w:val="both"/>
+        <w:rPr>
+          <w:sz w:val="22"/>
+          <w:szCs w:val="22"/>
+        </w:rPr>
+      </w:pPr>
+    </w:p>
+    <w:p>
+      <w:pPr>
+        <w:spacing w:before="80" w:after="80"/>
+        <w:jc w:val="both"/>
+        <w:rPr>
+          <w:sz w:val="22"/>
+          <w:szCs w:val="22"/>
+        </w:rPr>
+      </w:pPr>
+    </w:p>
+    <w:p>
+      <w:pPr>
+        <w:spacing w:before="80" w:after="80"/>
+        <w:jc w:val="both"/>
+        <w:rPr>
+          <w:sz w:val="22"/>
+          <w:szCs w:val="22"/>
+        </w:rPr>
+      </w:pPr>
+    </w:p>
+    <w:p>
+      <w:pPr>
+        <w:spacing w:before="80" w:after="80"/>
+        <w:jc w:val="both"/>
+        <w:rPr>
+          <w:sz w:val="22"/>
+          <w:szCs w:val="22"/>
+        </w:rPr>
+      </w:pPr>
+      <w:r>
+        <w:rPr>
           <w:noProof/>
           <w:sz w:val="22"/>
           <w:szCs w:val="22"/>
@@ -16034,13 +16305,13 @@
         <mc:AlternateContent>
           <mc:Choice Requires="wps">
             <w:drawing>
-              <wp:anchor distT="0" distB="0" distL="114300" distR="114300" simplePos="0" relativeHeight="251684864" behindDoc="0" locked="0" layoutInCell="1" allowOverlap="1" wp14:anchorId="11EF21F9" wp14:editId="0FA5AA8F">
+              <wp:anchor distT="0" distB="0" distL="114300" distR="114300" simplePos="0" relativeHeight="251684864" behindDoc="0" locked="0" layoutInCell="1" allowOverlap="1" wp14:anchorId="11EF21F9" wp14:editId="63EE610A">
                 <wp:simplePos x="0" y="0"/>
                 <wp:positionH relativeFrom="column">
-                  <wp:posOffset>1506220</wp:posOffset>
+                  <wp:posOffset>1376680</wp:posOffset>
                 </wp:positionH>
                 <wp:positionV relativeFrom="paragraph">
-                  <wp:posOffset>3434715</wp:posOffset>
+                  <wp:posOffset>249555</wp:posOffset>
                 </wp:positionV>
                 <wp:extent cx="3162935" cy="635"/>
                 <wp:effectExtent l="0" t="0" r="0" b="0"/>
@@ -16115,7 +16386,11 @@
           </mc:Choice>
           <mc:Fallback>
             <w:pict>
-              <v:shape w14:anchorId="11EF21F9" id="Cuadro de texto 14" o:spid="_x0000_s1033" type="#_x0000_t202" style="position:absolute;left:0;text-align:left;margin-left:118.6pt;margin-top:270.45pt;width:249.05pt;height:.05pt;z-index:251684864;visibility:visible;mso-wrap-style:square;mso-wrap-distance-left:9pt;mso-wrap-distance-top:0;mso-wrap-distance-right:9pt;mso-wrap-distance-bottom:0;mso-position-horizontal:absolute;mso-position-horizontal-relative:text;mso-position-vertical:absolute;mso-position-vertical-relative:text;v-text-anchor:top" o:gfxdata="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" stroked="f">
+              <v:shapetype w14:anchorId="11EF21F9" id="_x0000_t202" coordsize="21600,21600" o:spt="202" path="m,l,21600r21600,l21600,xe">
+                <v:stroke joinstyle="miter"/>
+                <v:path gradientshapeok="t" o:connecttype="rect"/>
+              </v:shapetype>
+              <v:shape id="Cuadro de texto 14" o:spid="_x0000_s1033" type="#_x0000_t202" style="position:absolute;left:0;text-align:left;margin-left:108.4pt;margin-top:19.65pt;width:249.05pt;height:.05pt;z-index:251684864;visibility:visible;mso-wrap-style:square;mso-wrap-distance-left:9pt;mso-wrap-distance-top:0;mso-wrap-distance-right:9pt;mso-wrap-distance-bottom:0;mso-position-horizontal:absolute;mso-position-horizontal-relative:text;mso-position-vertical:absolute;mso-position-vertical-relative:text;v-text-anchor:top" o:gfxdata="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" stroked="f">
                 <v:textbox style="mso-fit-shape-to-text:t" inset="0,0,0,0">
                   <w:txbxContent>
                     <w:p>
@@ -16157,87 +16432,334 @@
           </mc:Fallback>
         </mc:AlternateContent>
       </w:r>
-      <w:r>
-        <w:rPr>
-          <w:noProof/>
-          <w:sz w:val="22"/>
-          <w:szCs w:val="22"/>
-        </w:rPr>
-        <w:drawing>
-          <wp:anchor distT="0" distB="0" distL="114300" distR="114300" simplePos="0" relativeHeight="251682816" behindDoc="0" locked="0" layoutInCell="1" allowOverlap="1" wp14:anchorId="2CB0AA03" wp14:editId="0D3F6F22">
-            <wp:simplePos x="0" y="0"/>
-            <wp:positionH relativeFrom="margin">
-              <wp:align>center</wp:align>
-            </wp:positionH>
-            <wp:positionV relativeFrom="paragraph">
-              <wp:posOffset>610870</wp:posOffset>
-            </wp:positionV>
-            <wp:extent cx="2371090" cy="3162935"/>
-            <wp:effectExtent l="4127" t="0" r="0" b="0"/>
-            <wp:wrapTopAndBottom/>
-            <wp:docPr id="13" name="Imagen 13"/>
-            <wp:cNvGraphicFramePr>
-              <a:graphicFrameLocks xmlns:a="http://schemas.openxmlformats.org/drawingml/2006/main" noChangeAspect="1"/>
-            </wp:cNvGraphicFramePr>
-            <a:graphic xmlns:a="http://schemas.openxmlformats.org/drawingml/2006/main">
-              <a:graphicData uri="http://schemas.openxmlformats.org/drawingml/2006/picture">
-                <pic:pic xmlns:pic="http://schemas.openxmlformats.org/drawingml/2006/picture">
-                  <pic:nvPicPr>
-                    <pic:cNvPr id="0" name="Picture 9"/>
-                    <pic:cNvPicPr>
-                      <a:picLocks noChangeAspect="1" noChangeArrowheads="1"/>
-                    </pic:cNvPicPr>
-                  </pic:nvPicPr>
-                  <pic:blipFill>
-                    <a:blip r:embed="rId16" cstate="print">
-                      <a:extLst>
-                        <a:ext uri="{28A0092B-C50C-407E-A947-70E740481C1C}">
-                          <a14:useLocalDpi xmlns:a14="http://schemas.microsoft.com/office/drawing/2010/main" val="0"/>
-                        </a:ext>
-                      </a:extLst>
-                    </a:blip>
-                    <a:srcRect/>
-                    <a:stretch>
-                      <a:fillRect/>
-                    </a:stretch>
-                  </pic:blipFill>
-                  <pic:spPr bwMode="auto">
-                    <a:xfrm rot="16200000">
-                      <a:off x="0" y="0"/>
-                      <a:ext cx="2371090" cy="3162935"/>
-                    </a:xfrm>
-                    <a:prstGeom prst="rect">
-                      <a:avLst/>
-                    </a:prstGeom>
-                    <a:noFill/>
-                    <a:ln>
-                      <a:noFill/>
-                    </a:ln>
-                  </pic:spPr>
-                </pic:pic>
-              </a:graphicData>
-            </a:graphic>
-            <wp14:sizeRelH relativeFrom="page">
-              <wp14:pctWidth>0</wp14:pctWidth>
-            </wp14:sizeRelH>
-            <wp14:sizeRelV relativeFrom="page">
-              <wp14:pctHeight>0</wp14:pctHeight>
-            </wp14:sizeRelV>
-          </wp:anchor>
-        </w:drawing>
-      </w:r>
-      <w:r>
-        <w:rPr>
-          <w:sz w:val="22"/>
-          <w:szCs w:val="22"/>
-        </w:rPr>
-        <w:t>La Figura 5 muestra el estado actual del prototipo sobre protoboard: el ESP32-S3-WROOM-1U (módulo ESP32-S3-WROOM-1U-N16R8, con antena IPEX externa) está montado centralmente, con el potenciómetro de simulación conectado en la zona superior izquierda, el LED RGB en la zona derecha, y el botón pulsador integrado en la misma protoboard. Las conexiones de alimentación (3.3 V y GND) se distribuyeron por los rieles laterales de la placa.</w:t>
-      </w:r>
     </w:p>
     <w:p>
       <w:pPr>
         <w:spacing w:before="80" w:after="80"/>
         <w:jc w:val="both"/>
+        <w:rPr>
+          <w:sz w:val="22"/>
+          <w:szCs w:val="22"/>
+        </w:rPr>
+      </w:pPr>
+      <w:r>
+        <w:rPr>
+          <w:sz w:val="22"/>
+          <w:szCs w:val="22"/>
+        </w:rPr>
+        <w:lastRenderedPageBreak/>
+        <w:t>El monitor serial del IDE de Arduino muestra en tiempo real el porcentaje de contaminación simulada y el estado correspondiente (LIMPIO, ADVERTENCIA o CRITICO), confirmando el correcto funcionamiento del firmware y la cadena de lectura ADC → procesamiento → indicación visual.</w:t>
+      </w:r>
+    </w:p>
+    <w:p>
+      <w:pPr>
+        <w:pStyle w:val="Ttulo1"/>
+        <w:rPr>
+          <w:color w:val="auto"/>
+          <w:sz w:val="22"/>
+          <w:szCs w:val="22"/>
+        </w:rPr>
+      </w:pPr>
+      <w:r>
+        <w:rPr>
+          <w:color w:val="auto"/>
+          <w:sz w:val="22"/>
+          <w:szCs w:val="22"/>
+        </w:rPr>
+        <w:t>12. ADQUISICIÓN CON ESP32-S3-WROOM-1U</w:t>
+      </w:r>
+    </w:p>
+    <w:p>
+      <w:pPr>
+        <w:pStyle w:val="Ttulo2"/>
+        <w:rPr>
+          <w:color w:val="auto"/>
+          <w:sz w:val="22"/>
+          <w:szCs w:val="22"/>
+        </w:rPr>
+      </w:pPr>
+      <w:r>
+        <w:rPr>
+          <w:color w:val="auto"/>
+          <w:sz w:val="22"/>
+          <w:szCs w:val="22"/>
+        </w:rPr>
+        <w:t>12.1 Configuración del ADC</w:t>
+      </w:r>
+    </w:p>
+    <w:p>
+      <w:pPr>
+        <w:spacing w:before="80" w:after="80"/>
+        <w:jc w:val="both"/>
+        <w:rPr>
+          <w:sz w:val="22"/>
+          <w:szCs w:val="22"/>
+        </w:rPr>
+      </w:pPr>
+      <w:r>
+        <w:rPr>
+          <w:sz w:val="22"/>
+          <w:szCs w:val="22"/>
+        </w:rPr>
+        <w:t>El ESP32-S3-WROOM-1U lee la señal del potenciómetro (simulando el sensor SEN0574 de NO</w:t>
+      </w:r>
+      <w:r>
+        <w:rPr>
+          <w:rFonts w:ascii="Cambria Math" w:hAnsi="Cambria Math" w:cs="Cambria Math"/>
+          <w:sz w:val="22"/>
+          <w:szCs w:val="22"/>
+        </w:rPr>
+        <w:t>₂</w:t>
+      </w:r>
+      <w:r>
+        <w:rPr>
+          <w:sz w:val="22"/>
+          <w:szCs w:val="22"/>
+        </w:rPr>
+        <w:t xml:space="preserve">) mediante su ADC interno de 12 bits en el pin GPIO1. La resolución del ADC proporciona 4096 niveles de cuantización en el rango de 0 a 3.3 V. El firmware realiza la lectura mediante la función </w:t>
+      </w:r>
+      <w:proofErr w:type="spellStart"/>
+      <w:proofErr w:type="gramStart"/>
+      <w:r>
+        <w:rPr>
+          <w:sz w:val="22"/>
+          <w:szCs w:val="22"/>
+        </w:rPr>
+        <w:t>analogRead</w:t>
+      </w:r>
+      <w:proofErr w:type="spellEnd"/>
+      <w:r>
+        <w:rPr>
+          <w:sz w:val="22"/>
+          <w:szCs w:val="22"/>
+        </w:rPr>
+        <w:t>(</w:t>
+      </w:r>
+      <w:proofErr w:type="gramEnd"/>
+      <w:r>
+        <w:rPr>
+          <w:sz w:val="22"/>
+          <w:szCs w:val="22"/>
+        </w:rPr>
+        <w:t xml:space="preserve">) en cada ciclo del </w:t>
+      </w:r>
+      <w:proofErr w:type="spellStart"/>
+      <w:r>
+        <w:rPr>
+          <w:sz w:val="22"/>
+          <w:szCs w:val="22"/>
+        </w:rPr>
+        <w:t>loop</w:t>
+      </w:r>
+      <w:proofErr w:type="spellEnd"/>
+      <w:r>
+        <w:rPr>
+          <w:sz w:val="22"/>
+          <w:szCs w:val="22"/>
+        </w:rPr>
+        <w:t>, con una cadencia de 500 ms entre lecturas para el prototipo de simulación.</w:t>
+      </w:r>
+    </w:p>
+    <w:p>
+      <w:pPr>
+        <w:pStyle w:val="Ttulo1"/>
+        <w:rPr>
+          <w:color w:val="auto"/>
+          <w:sz w:val="22"/>
+          <w:szCs w:val="22"/>
+        </w:rPr>
+      </w:pPr>
+      <w:r>
+        <w:rPr>
+          <w:color w:val="auto"/>
+          <w:sz w:val="22"/>
+          <w:szCs w:val="22"/>
+        </w:rPr>
+        <w:t>15. Diseño PCB</w:t>
+      </w:r>
+    </w:p>
+    <w:p>
+      <w:pPr>
+        <w:pStyle w:val="Ttulo1"/>
+        <w:rPr>
+          <w:color w:val="auto"/>
+          <w:sz w:val="22"/>
+          <w:szCs w:val="22"/>
+        </w:rPr>
+      </w:pPr>
+      <w:r>
+        <w:rPr>
+          <w:color w:val="auto"/>
+          <w:sz w:val="22"/>
+          <w:szCs w:val="22"/>
+        </w:rPr>
+        <w:t>16. Comunicación e integración</w:t>
+      </w:r>
+    </w:p>
+    <w:p>
+      <w:pPr>
+        <w:pStyle w:val="Ttulo1"/>
+        <w:rPr>
+          <w:color w:val="auto"/>
+          <w:sz w:val="22"/>
+          <w:szCs w:val="22"/>
+        </w:rPr>
+      </w:pPr>
+      <w:r>
+        <w:rPr>
+          <w:color w:val="auto"/>
+          <w:sz w:val="22"/>
+          <w:szCs w:val="22"/>
+        </w:rPr>
+        <w:t xml:space="preserve">16.1 Esquema de comunicación (Nodo </w:t>
+      </w:r>
+      <w:r>
+        <w:rPr>
+          <w:color w:val="auto"/>
+          <w:sz w:val="22"/>
+          <w:szCs w:val="22"/>
+        </w:rPr>
+        <w:sym w:font="Wingdings" w:char="F0E0"/>
+      </w:r>
+      <w:r>
+        <w:rPr>
+          <w:color w:val="auto"/>
+          <w:sz w:val="22"/>
+          <w:szCs w:val="22"/>
+        </w:rPr>
+        <w:t xml:space="preserve"> Hub)</w:t>
+      </w:r>
+    </w:p>
+    <w:p>
+      <w:pPr>
+        <w:rPr>
+          <w:sz w:val="22"/>
+          <w:szCs w:val="22"/>
+        </w:rPr>
+      </w:pPr>
+      <w:r>
+        <w:rPr>
+          <w:sz w:val="22"/>
+          <w:szCs w:val="22"/>
+        </w:rPr>
+        <w:t xml:space="preserve">El módulo de calidad del aire opera como un nodo </w:t>
+      </w:r>
+      <w:proofErr w:type="spellStart"/>
+      <w:r>
+        <w:rPr>
+          <w:sz w:val="22"/>
+          <w:szCs w:val="22"/>
+        </w:rPr>
+        <w:t>IoT</w:t>
+      </w:r>
+      <w:proofErr w:type="spellEnd"/>
+      <w:r>
+        <w:rPr>
+          <w:sz w:val="22"/>
+          <w:szCs w:val="22"/>
+        </w:rPr>
+        <w:t xml:space="preserve"> autónomo basado en el microcontrolador ESP32-S3-WROOM-1U. Los sensores SEN0564 (CO), SEN0574 (NO</w:t>
+      </w:r>
+      <w:r>
+        <w:rPr>
+          <w:rFonts w:ascii="Cambria Math" w:hAnsi="Cambria Math" w:cs="Cambria Math"/>
+          <w:sz w:val="22"/>
+          <w:szCs w:val="22"/>
+        </w:rPr>
+        <w:t>₂</w:t>
+      </w:r>
+      <w:r>
+        <w:rPr>
+          <w:sz w:val="22"/>
+          <w:szCs w:val="22"/>
+        </w:rPr>
+        <w:t>) y CCS811 (CO</w:t>
+      </w:r>
+      <w:r>
+        <w:rPr>
+          <w:rFonts w:ascii="Cambria Math" w:hAnsi="Cambria Math" w:cs="Cambria Math"/>
+          <w:sz w:val="22"/>
+          <w:szCs w:val="22"/>
+        </w:rPr>
+        <w:t>₂</w:t>
+      </w:r>
+      <w:r>
+        <w:rPr>
+          <w:sz w:val="22"/>
+          <w:szCs w:val="22"/>
+        </w:rPr>
+        <w:t xml:space="preserve"> </w:t>
+      </w:r>
+      <w:r>
+        <w:rPr>
+          <w:sz w:val="22"/>
+          <w:szCs w:val="22"/>
+        </w:rPr>
+        <w:t>y TVOC) generan los datos ambientales que son procesados localmente por el firmware</w:t>
+      </w:r>
+      <w:r>
+        <w:rPr>
+          <w:sz w:val="22"/>
+          <w:szCs w:val="22"/>
+        </w:rPr>
+        <w:t>, p</w:t>
+      </w:r>
+      <w:r>
+        <w:rPr>
+          <w:sz w:val="22"/>
+          <w:szCs w:val="22"/>
+        </w:rPr>
+        <w:t xml:space="preserve">osteriormente, el ESP32 establece una conexión </w:t>
+      </w:r>
+      <w:proofErr w:type="spellStart"/>
+      <w:r>
+        <w:rPr>
+          <w:sz w:val="22"/>
+          <w:szCs w:val="22"/>
+        </w:rPr>
+        <w:t>WiFi</w:t>
+      </w:r>
+      <w:proofErr w:type="spellEnd"/>
+      <w:r>
+        <w:rPr>
+          <w:sz w:val="22"/>
+          <w:szCs w:val="22"/>
+        </w:rPr>
+        <w:t xml:space="preserve"> con la red local y publica los datos mediante peticiones HTTP al </w:t>
+      </w:r>
+      <w:proofErr w:type="spellStart"/>
+      <w:r>
+        <w:rPr>
+          <w:sz w:val="22"/>
+          <w:szCs w:val="22"/>
+        </w:rPr>
+        <w:t>hub</w:t>
+      </w:r>
+      <w:proofErr w:type="spellEnd"/>
+      <w:r>
+        <w:rPr>
+          <w:sz w:val="22"/>
+          <w:szCs w:val="22"/>
+        </w:rPr>
+        <w:t xml:space="preserve"> central</w:t>
+      </w:r>
+      <w:r>
+        <w:rPr>
+          <w:sz w:val="22"/>
+          <w:szCs w:val="22"/>
+        </w:rPr>
+        <w:t>, l</w:t>
+      </w:r>
+      <w:r>
+        <w:rPr>
+          <w:sz w:val="22"/>
+          <w:szCs w:val="22"/>
+        </w:rPr>
+        <w:t>a arquitectura permite desacoplar la adquisición de datos de la visualización, facilitando futuras ampliaciones del sistema mediante la incorporación de nuevos nodos de monitoreo.</w:t>
+      </w:r>
+    </w:p>
+    <w:p>
+      <w:pPr>
         <w:rPr>
           <w:sz w:val="22"/>
           <w:szCs w:val="22"/>
@@ -16249,53 +16771,20 @@
         <w:spacing w:before="80" w:after="80"/>
         <w:jc w:val="both"/>
         <w:rPr>
+          <w:b/>
+          <w:bCs/>
           <w:sz w:val="22"/>
           <w:szCs w:val="22"/>
         </w:rPr>
       </w:pPr>
       <w:r>
         <w:rPr>
-          <w:sz w:val="22"/>
-          <w:szCs w:val="22"/>
-        </w:rPr>
-        <w:lastRenderedPageBreak/>
-        <w:t>El monitor serial del IDE de Arduino muestra en tiempo real el porcentaje de contaminación simulada y el estado correspondiente (LIMPIO, ADVERTENCIA o CRITICO), confirmando el correcto funcionamiento del firmware y la cadena de lectura ADC → procesamiento → indicación visual.</w:t>
-      </w:r>
-    </w:p>
-    <w:p>
-      <w:pPr>
-        <w:pStyle w:val="Ttulo1"/>
-        <w:rPr>
-          <w:color w:val="auto"/>
-          <w:sz w:val="22"/>
-          <w:szCs w:val="22"/>
-        </w:rPr>
-      </w:pPr>
-      <w:r>
-        <w:rPr>
-          <w:color w:val="auto"/>
-          <w:sz w:val="22"/>
-          <w:szCs w:val="22"/>
-        </w:rPr>
-        <w:t>12. ADQUISICIÓN CON ESP32-S3-WROOM-1U</w:t>
-      </w:r>
-    </w:p>
-    <w:p>
-      <w:pPr>
-        <w:pStyle w:val="Ttulo2"/>
-        <w:rPr>
-          <w:color w:val="auto"/>
-          <w:sz w:val="22"/>
-          <w:szCs w:val="22"/>
-        </w:rPr>
-      </w:pPr>
-      <w:r>
-        <w:rPr>
-          <w:color w:val="auto"/>
-          <w:sz w:val="22"/>
-          <w:szCs w:val="22"/>
-        </w:rPr>
-        <w:t>12.1 Configuración del ADC</w:t>
+          <w:b/>
+          <w:bCs/>
+          <w:sz w:val="22"/>
+          <w:szCs w:val="22"/>
+        </w:rPr>
+        <w:t>16.2 Mensaje final (JSON) con ejemplos reales</w:t>
       </w:r>
     </w:p>
     <w:p>
@@ -16309,375 +16798,7 @@
       </w:pPr>
       <w:r>
         <w:rPr>
-          <w:sz w:val="22"/>
-          <w:szCs w:val="22"/>
-        </w:rPr>
-        <w:t>El ESP32-S3-WROOM-1U lee la señal del potenciómetro (simulando el sensor SEN0574 de NO</w:t>
-      </w:r>
-      <w:r>
-        <w:rPr>
-          <w:rFonts w:ascii="Cambria Math" w:hAnsi="Cambria Math" w:cs="Cambria Math"/>
-          <w:sz w:val="22"/>
-          <w:szCs w:val="22"/>
-        </w:rPr>
-        <w:t>₂</w:t>
-      </w:r>
-      <w:r>
-        <w:rPr>
-          <w:sz w:val="22"/>
-          <w:szCs w:val="22"/>
-        </w:rPr>
-        <w:t xml:space="preserve">) mediante su ADC interno de 12 bits en el pin GPIO1. La resolución del ADC proporciona 4096 niveles de cuantización en el rango de 0 a 3.3 V. El firmware realiza la lectura mediante la función </w:t>
-      </w:r>
-      <w:proofErr w:type="spellStart"/>
-      <w:proofErr w:type="gramStart"/>
-      <w:r>
-        <w:rPr>
-          <w:sz w:val="22"/>
-          <w:szCs w:val="22"/>
-        </w:rPr>
-        <w:t>analogRead</w:t>
-      </w:r>
-      <w:proofErr w:type="spellEnd"/>
-      <w:r>
-        <w:rPr>
-          <w:sz w:val="22"/>
-          <w:szCs w:val="22"/>
-        </w:rPr>
-        <w:t>(</w:t>
-      </w:r>
-      <w:proofErr w:type="gramEnd"/>
-      <w:r>
-        <w:rPr>
-          <w:sz w:val="22"/>
-          <w:szCs w:val="22"/>
-        </w:rPr>
-        <w:t xml:space="preserve">) en cada ciclo del </w:t>
-      </w:r>
-      <w:proofErr w:type="spellStart"/>
-      <w:r>
-        <w:rPr>
-          <w:sz w:val="22"/>
-          <w:szCs w:val="22"/>
-        </w:rPr>
-        <w:t>loop</w:t>
-      </w:r>
-      <w:proofErr w:type="spellEnd"/>
-      <w:r>
-        <w:rPr>
-          <w:sz w:val="22"/>
-          <w:szCs w:val="22"/>
-        </w:rPr>
-        <w:t>, con una cadencia de 500 ms entre lecturas para el prototipo de simulación.</w:t>
-      </w:r>
-    </w:p>
-    <w:p>
-      <w:pPr>
-        <w:pStyle w:val="Ttulo2"/>
-        <w:rPr>
-          <w:color w:val="auto"/>
-          <w:sz w:val="22"/>
-          <w:szCs w:val="22"/>
-        </w:rPr>
-      </w:pPr>
-    </w:p>
-    <w:p>
-      <w:pPr>
-        <w:pStyle w:val="Ttulo2"/>
-        <w:rPr>
-          <w:color w:val="auto"/>
-          <w:sz w:val="22"/>
-          <w:szCs w:val="22"/>
-        </w:rPr>
-      </w:pPr>
-      <w:r>
-        <w:rPr>
-          <w:color w:val="auto"/>
-          <w:sz w:val="22"/>
-          <w:szCs w:val="22"/>
-        </w:rPr>
-        <w:t>14.3 Ajustes Planificados</w:t>
-      </w:r>
-    </w:p>
-    <w:p>
-      <w:pPr>
-        <w:spacing w:before="80" w:after="80"/>
-        <w:jc w:val="both"/>
-        <w:rPr>
-          <w:sz w:val="22"/>
-          <w:szCs w:val="22"/>
-        </w:rPr>
-      </w:pPr>
-      <w:r>
-        <w:rPr>
-          <w:sz w:val="22"/>
-          <w:szCs w:val="22"/>
-        </w:rPr>
-        <w:t>Los ajustes futuros incluyen: verificar el valor del condensador de filtrado (C = 1.5 µF) con los sensores reales para confirmar que la respuesta no resulta demasiado lenta, evaluar un segundo orden de filtrado si el ruido continúa elevado en campo, confirmar la respuesta real del ADC con la señal de los sensores MEMS, e integrar la lectura I²C del CCS811 al firmware de producción.</w:t>
-      </w:r>
-    </w:p>
-    <w:p>
-      <w:pPr>
-        <w:pStyle w:val="Ttulo1"/>
-        <w:rPr>
-          <w:color w:val="auto"/>
-          <w:sz w:val="22"/>
-          <w:szCs w:val="22"/>
-        </w:rPr>
-      </w:pPr>
-      <w:r>
-        <w:rPr>
-          <w:color w:val="auto"/>
-          <w:sz w:val="22"/>
-          <w:szCs w:val="22"/>
-        </w:rPr>
-        <w:t>15. Diseño PCB</w:t>
-      </w:r>
-    </w:p>
-    <w:p>
-      <w:pPr>
-        <w:pStyle w:val="Ttulo1"/>
-        <w:rPr>
-          <w:color w:val="auto"/>
-          <w:sz w:val="22"/>
-          <w:szCs w:val="22"/>
-        </w:rPr>
-      </w:pPr>
-      <w:r>
-        <w:rPr>
-          <w:color w:val="auto"/>
-          <w:sz w:val="22"/>
-          <w:szCs w:val="22"/>
-        </w:rPr>
-        <w:t>1</w:t>
-      </w:r>
-      <w:r>
-        <w:rPr>
-          <w:color w:val="auto"/>
-          <w:sz w:val="22"/>
-          <w:szCs w:val="22"/>
-        </w:rPr>
-        <w:t>6</w:t>
-      </w:r>
-      <w:r>
-        <w:rPr>
-          <w:color w:val="auto"/>
-          <w:sz w:val="22"/>
-          <w:szCs w:val="22"/>
-        </w:rPr>
-        <w:t xml:space="preserve">. </w:t>
-      </w:r>
-      <w:r>
-        <w:rPr>
-          <w:color w:val="auto"/>
-          <w:sz w:val="22"/>
-          <w:szCs w:val="22"/>
-        </w:rPr>
-        <w:t>Comunicación e integración</w:t>
-      </w:r>
-    </w:p>
-    <w:p>
-      <w:pPr>
-        <w:pStyle w:val="Ttulo1"/>
-        <w:rPr>
-          <w:color w:val="auto"/>
-          <w:sz w:val="22"/>
-          <w:szCs w:val="22"/>
-        </w:rPr>
-      </w:pPr>
-      <w:r>
-        <w:rPr>
-          <w:color w:val="auto"/>
-          <w:sz w:val="22"/>
-          <w:szCs w:val="22"/>
-        </w:rPr>
-        <w:t xml:space="preserve">16.1 Esquema de comunicación (Nodo </w:t>
-      </w:r>
-      <w:r>
-        <w:rPr>
-          <w:color w:val="auto"/>
-          <w:sz w:val="22"/>
-          <w:szCs w:val="22"/>
-        </w:rPr>
-        <w:sym w:font="Wingdings" w:char="F0E0"/>
-      </w:r>
-      <w:r>
-        <w:rPr>
-          <w:color w:val="auto"/>
-          <w:sz w:val="22"/>
-          <w:szCs w:val="22"/>
-        </w:rPr>
-        <w:t xml:space="preserve"> Hub)</w:t>
-      </w:r>
-    </w:p>
-    <w:p>
-      <w:pPr>
-        <w:rPr>
-          <w:sz w:val="22"/>
-          <w:szCs w:val="22"/>
-        </w:rPr>
-      </w:pPr>
-      <w:r>
-        <w:rPr>
-          <w:sz w:val="22"/>
-          <w:szCs w:val="22"/>
-        </w:rPr>
-        <w:t xml:space="preserve">El módulo de calidad del aire opera como un nodo </w:t>
-      </w:r>
-      <w:proofErr w:type="spellStart"/>
-      <w:r>
-        <w:rPr>
-          <w:sz w:val="22"/>
-          <w:szCs w:val="22"/>
-        </w:rPr>
-        <w:t>IoT</w:t>
-      </w:r>
-      <w:proofErr w:type="spellEnd"/>
-      <w:r>
-        <w:rPr>
-          <w:sz w:val="22"/>
-          <w:szCs w:val="22"/>
-        </w:rPr>
-        <w:t xml:space="preserve"> autónomo basado en el microcontrolador ESP32-S3-WROOM-1U. Los sensores SEN0564 (CO), SEN0574 (NO</w:t>
-      </w:r>
-      <w:r>
-        <w:rPr>
-          <w:rFonts w:ascii="Cambria Math" w:hAnsi="Cambria Math" w:cs="Cambria Math"/>
-          <w:sz w:val="22"/>
-          <w:szCs w:val="22"/>
-        </w:rPr>
-        <w:t>₂</w:t>
-      </w:r>
-      <w:r>
-        <w:rPr>
-          <w:sz w:val="22"/>
-          <w:szCs w:val="22"/>
-        </w:rPr>
-        <w:t>) y CCS811 (CO</w:t>
-      </w:r>
-      <w:r>
-        <w:rPr>
-          <w:rFonts w:ascii="Cambria Math" w:hAnsi="Cambria Math" w:cs="Cambria Math"/>
-          <w:sz w:val="22"/>
-          <w:szCs w:val="22"/>
-        </w:rPr>
-        <w:t>₂</w:t>
-      </w:r>
-      <w:r>
-        <w:rPr>
-          <w:sz w:val="22"/>
-          <w:szCs w:val="22"/>
-        </w:rPr>
-        <w:t xml:space="preserve"> </w:t>
-      </w:r>
-      <w:r>
-        <w:rPr>
-          <w:sz w:val="22"/>
-          <w:szCs w:val="22"/>
-        </w:rPr>
-        <w:t>y TVOC) generan los datos ambientales que son procesados localmente por el firmware</w:t>
-      </w:r>
-      <w:r>
-        <w:rPr>
-          <w:sz w:val="22"/>
-          <w:szCs w:val="22"/>
-        </w:rPr>
-        <w:t>, p</w:t>
-      </w:r>
-      <w:r>
-        <w:rPr>
-          <w:sz w:val="22"/>
-          <w:szCs w:val="22"/>
-        </w:rPr>
-        <w:t xml:space="preserve">osteriormente, el ESP32 establece una conexión </w:t>
-      </w:r>
-      <w:proofErr w:type="spellStart"/>
-      <w:r>
-        <w:rPr>
-          <w:sz w:val="22"/>
-          <w:szCs w:val="22"/>
-        </w:rPr>
-        <w:t>WiFi</w:t>
-      </w:r>
-      <w:proofErr w:type="spellEnd"/>
-      <w:r>
-        <w:rPr>
-          <w:sz w:val="22"/>
-          <w:szCs w:val="22"/>
-        </w:rPr>
-        <w:t xml:space="preserve"> con la red local y publica los datos mediante peticiones HTTP al </w:t>
-      </w:r>
-      <w:proofErr w:type="spellStart"/>
-      <w:r>
-        <w:rPr>
-          <w:sz w:val="22"/>
-          <w:szCs w:val="22"/>
-        </w:rPr>
-        <w:t>hub</w:t>
-      </w:r>
-      <w:proofErr w:type="spellEnd"/>
-      <w:r>
-        <w:rPr>
-          <w:sz w:val="22"/>
-          <w:szCs w:val="22"/>
-        </w:rPr>
-        <w:t xml:space="preserve"> central</w:t>
-      </w:r>
-      <w:r>
-        <w:rPr>
-          <w:sz w:val="22"/>
-          <w:szCs w:val="22"/>
-        </w:rPr>
-        <w:t>, l</w:t>
-      </w:r>
-      <w:r>
-        <w:rPr>
-          <w:sz w:val="22"/>
-          <w:szCs w:val="22"/>
-        </w:rPr>
-        <w:t>a arquitectura permite desacoplar la adquisición de datos de la visualización, facilitando futuras ampliaciones del sistema mediante la incorporación de nuevos nodos de monitoreo.</w:t>
-      </w:r>
-    </w:p>
-    <w:p>
-      <w:pPr>
-        <w:rPr>
-          <w:sz w:val="22"/>
-          <w:szCs w:val="22"/>
-        </w:rPr>
-      </w:pPr>
-    </w:p>
-    <w:p>
-      <w:pPr>
-        <w:spacing w:before="80" w:after="80"/>
-        <w:jc w:val="both"/>
-        <w:rPr>
-          <w:b/>
-          <w:bCs/>
-          <w:sz w:val="22"/>
-          <w:szCs w:val="22"/>
-        </w:rPr>
-      </w:pPr>
-      <w:r>
-        <w:rPr>
-          <w:b/>
-          <w:bCs/>
-          <w:sz w:val="22"/>
-          <w:szCs w:val="22"/>
-        </w:rPr>
-        <w:t>16.2 Mensaje final (JSON) con ejemplos reales</w:t>
-      </w:r>
-    </w:p>
-    <w:p>
-      <w:pPr>
-        <w:spacing w:before="80" w:after="80"/>
-        <w:jc w:val="both"/>
-        <w:rPr>
-          <w:sz w:val="22"/>
-          <w:szCs w:val="22"/>
-        </w:rPr>
-      </w:pPr>
-      <w:r>
-        <w:rPr>
+          <w:noProof/>
           <w:sz w:val="22"/>
           <w:szCs w:val="22"/>
         </w:rPr>
@@ -16773,7 +16894,55 @@
           <w:sz w:val="22"/>
           <w:szCs w:val="22"/>
         </w:rPr>
-        <w:t>2:13.159,CO2:415.0,VOC:0.0,EST:ALARMA</w:t>
+        <w:t>2:13.</w:t>
+      </w:r>
+      <w:proofErr w:type="gramStart"/>
+      <w:r>
+        <w:rPr>
+          <w:sz w:val="22"/>
+          <w:szCs w:val="22"/>
+        </w:rPr>
+        <w:t>159,CO2</w:t>
+      </w:r>
+      <w:proofErr w:type="gramEnd"/>
+      <w:r>
+        <w:rPr>
+          <w:sz w:val="22"/>
+          <w:szCs w:val="22"/>
+        </w:rPr>
+        <w:t>:415.</w:t>
+      </w:r>
+      <w:proofErr w:type="gramStart"/>
+      <w:r>
+        <w:rPr>
+          <w:sz w:val="22"/>
+          <w:szCs w:val="22"/>
+        </w:rPr>
+        <w:t>0,VOC</w:t>
+      </w:r>
+      <w:proofErr w:type="gramEnd"/>
+      <w:r>
+        <w:rPr>
+          <w:sz w:val="22"/>
+          <w:szCs w:val="22"/>
+        </w:rPr>
+        <w:t>:0.</w:t>
+      </w:r>
+      <w:proofErr w:type="gramStart"/>
+      <w:r>
+        <w:rPr>
+          <w:sz w:val="22"/>
+          <w:szCs w:val="22"/>
+        </w:rPr>
+        <w:t>0,EST</w:t>
+      </w:r>
+      <w:proofErr w:type="gramEnd"/>
+      <w:r>
+        <w:rPr>
+          <w:sz w:val="22"/>
+          <w:szCs w:val="22"/>
+        </w:rPr>
+        <w:t>:ALARMA</w:t>
       </w:r>
       <w:r>
         <w:rPr>
@@ -16794,10 +16963,10 @@
       </w:pPr>
       <w:r>
         <w:rPr>
-          <w:sz w:val="22"/>
-          <w:szCs w:val="22"/>
-        </w:rPr>
-        <w:lastRenderedPageBreak/>
+          <w:noProof/>
+          <w:sz w:val="22"/>
+          <w:szCs w:val="22"/>
+        </w:rPr>
         <w:drawing>
           <wp:anchor distT="0" distB="0" distL="114300" distR="114300" simplePos="0" relativeHeight="251687936" behindDoc="0" locked="0" layoutInCell="1" allowOverlap="1" wp14:anchorId="637B248C" wp14:editId="4BF63196">
             <wp:simplePos x="0" y="0"/>
@@ -16899,6 +17068,7 @@
           <w:sz w:val="22"/>
           <w:szCs w:val="22"/>
         </w:rPr>
+        <w:lastRenderedPageBreak/>
         <w:t xml:space="preserve">Borrego, C., Costa, A. M., Ginja, J., Amorim, M., Coutinho, M., Karatzas, K., ... </w:t>
       </w:r>
       <w:r>
@@ -17439,7 +17609,6 @@
           <w:szCs w:val="22"/>
           <w:lang w:val="en-AU"/>
         </w:rPr>
-        <w:lastRenderedPageBreak/>
         <w:t>ESP32-S3 Technical Reference Manual: https://documentation.espressif.com/esp32-s3_technical_reference_manual_en.pdf</w:t>
       </w:r>
     </w:p>
@@ -17589,25 +17758,7 @@
           <w:sz w:val="22"/>
           <w:szCs w:val="22"/>
         </w:rPr>
-        <w:t xml:space="preserve">A2. BOM Actualizada (Lista de Materiales v1 — Pedido </w:t>
-      </w:r>
-      <w:proofErr w:type="spellStart"/>
-      <w:r>
-        <w:rPr>
-          <w:color w:val="auto"/>
-          <w:sz w:val="22"/>
-          <w:szCs w:val="22"/>
-        </w:rPr>
-        <w:t>Mouser</w:t>
-      </w:r>
-      <w:proofErr w:type="spellEnd"/>
-      <w:r>
-        <w:rPr>
-          <w:color w:val="auto"/>
-          <w:sz w:val="22"/>
-          <w:szCs w:val="22"/>
-        </w:rPr>
-        <w:t xml:space="preserve"> </w:t>
+        <w:t xml:space="preserve">A2. BOM Actualizada (Lista de Materiales v1 — Pedido Mouser </w:t>
       </w:r>
       <w:proofErr w:type="spellStart"/>
       <w:r>
@@ -17642,23 +17793,7 @@
           <w:sz w:val="22"/>
           <w:szCs w:val="22"/>
         </w:rPr>
-        <w:t xml:space="preserve">La siguiente tabla refleja los componentes efectivamente adquiridos según la orden de compra </w:t>
-      </w:r>
-      <w:proofErr w:type="spellStart"/>
-      <w:r>
-        <w:rPr>
-          <w:sz w:val="22"/>
-          <w:szCs w:val="22"/>
-        </w:rPr>
-        <w:t>Mouser</w:t>
-      </w:r>
-      <w:proofErr w:type="spellEnd"/>
-      <w:r>
-        <w:rPr>
-          <w:sz w:val="22"/>
-          <w:szCs w:val="22"/>
-        </w:rPr>
-        <w:t xml:space="preserve"> </w:t>
+        <w:t xml:space="preserve">La siguiente tabla refleja los componentes efectivamente adquiridos según la orden de compra Mouser </w:t>
       </w:r>
       <w:proofErr w:type="spellStart"/>
       <w:r>
@@ -17751,6 +17886,7 @@
                 <w:sz w:val="22"/>
                 <w:szCs w:val="22"/>
               </w:rPr>
+              <w:lastRenderedPageBreak/>
               <w:t>Ítem</w:t>
             </w:r>
           </w:p>
@@ -19503,7 +19639,6 @@
                 <w:sz w:val="22"/>
                 <w:szCs w:val="22"/>
               </w:rPr>
-              <w:lastRenderedPageBreak/>
               <w:t>15</w:t>
             </w:r>
           </w:p>
@@ -20302,7 +20437,15 @@
                 <w:sz w:val="22"/>
                 <w:szCs w:val="22"/>
               </w:rPr>
-              <w:t>Resistor película fina 4.7 kΩ, 0.1%, 1/8W, 0805</w:t>
+              <w:t xml:space="preserve">Resistor película fina </w:t>
+            </w:r>
+            <w:r>
+              <w:rPr>
+                <w:sz w:val="22"/>
+                <w:szCs w:val="22"/>
+              </w:rPr>
+              <w:lastRenderedPageBreak/>
+              <w:t>4.7 kΩ, 0.1%, 1/8W, 0805</w:t>
             </w:r>
           </w:p>
         </w:tc>
@@ -20335,6 +20478,7 @@
                 <w:sz w:val="22"/>
                 <w:szCs w:val="22"/>
               </w:rPr>
+              <w:lastRenderedPageBreak/>
               <w:t>10</w:t>
             </w:r>
           </w:p>
@@ -21907,7 +22051,6 @@
                 <w:sz w:val="22"/>
                 <w:szCs w:val="22"/>
               </w:rPr>
-              <w:lastRenderedPageBreak/>
               <w:t>26</w:t>
             </w:r>
           </w:p>
@@ -22417,7 +22560,7 @@
 </file>
 
 <file path=word/endnotes.xml><?xml version="1.0" encoding="utf-8"?>
-<w:endnotes xmlns:wpc="http://schemas.microsoft.com/office/word/2010/wordprocessingCanvas" xmlns:cx="http://schemas.microsoft.com/office/drawing/2014/chartex" xmlns:cx1="http://schemas.microsoft.com/office/drawing/2015/9/8/chartex" xmlns:cx2="http://schemas.microsoft.com/office/drawing/2015/10/21/chartex" xmlns:cx3="http://schemas.microsoft.com/office/drawing/2016/5/9/chartex" xmlns:cx4="http://schemas.microsoft.com/office/drawing/2016/5/10/chartex" xmlns:cx5="http://schemas.microsoft.com/office/drawing/2016/5/11/chartex" xmlns:cx6="http://schemas.microsoft.com/office/drawing/2016/5/12/chartex" xmlns:cx7="http://schemas.microsoft.com/office/drawing/2016/5/13/chartex" xmlns:cx8="http://schemas.microsoft.com/office/drawing/2016/5/14/chartex" xmlns:mc="http://schemas.openxmlformats.org/markup-compatibility/2006" xmlns:aink="http://schemas.microsoft.com/office/drawing/2016/ink" xmlns:am3d="http://schemas.microsoft.com/office/drawing/2017/model3d" xmlns:o="urn:schemas-microsoft-com:office:office" xmlns:oel="http://schemas.microsoft.com/office/2019/extlst" xmlns:r="http://schemas.openxmlformats.org/officeDocument/2006/relationships" xmlns:m="http://schemas.openxmlformats.org/officeDocument/2006/math" xmlns:v="urn:schemas-microsoft-com:vml" xmlns:wp14="http://schemas.microsoft.com/office/word/2010/wordprocessingDrawing" xmlns:wp="http://schemas.openxmlformats.org/drawingml/2006/wordprocessingDrawing" xmlns:w10="urn:schemas-microsoft-com:office:word" xmlns:w="http://schemas.openxmlformats.org/wordprocessingml/2006/main" xmlns:w14="http://schemas.microsoft.com/office/word/2010/wordml" xmlns:w15="http://schemas.microsoft.com/office/word/2012/wordml" xmlns:w16cex="http://schemas.microsoft.com/office/word/2018/wordml/cex" xmlns:w16cid="http://schemas.microsoft.com/office/word/2016/wordml/cid" xmlns:w16="http://schemas.microsoft.com/office/word/2018/wordml" xmlns:w16sdtdh="http://schemas.microsoft.com/office/word/2020/wordml/sdtdatahash" xmlns:w16se="http://schemas.microsoft.com/office/word/2015/wordml/symex" xmlns:wpg="http://schemas.microsoft.com/office/word/2010/wordprocessingGroup" xmlns:wpi="http://schemas.microsoft.com/office/word/2010/wordprocessingInk" xmlns:wne="http://schemas.microsoft.com/office/word/2006/wordml" xmlns:wps="http://schemas.microsoft.com/office/word/2010/wordprocessingShape" mc:Ignorable="w14 w15 w16se w16cid w16 w16cex w16sdtdh wp14">
+<w:endnotes xmlns:wpc="http://schemas.microsoft.com/office/word/2010/wordprocessingCanvas" xmlns:cx="http://schemas.microsoft.com/office/drawing/2014/chartex" xmlns:cx1="http://schemas.microsoft.com/office/drawing/2015/9/8/chartex" xmlns:cx2="http://schemas.microsoft.com/office/drawing/2015/10/21/chartex" xmlns:cx3="http://schemas.microsoft.com/office/drawing/2016/5/9/chartex" xmlns:cx4="http://schemas.microsoft.com/office/drawing/2016/5/10/chartex" xmlns:cx5="http://schemas.microsoft.com/office/drawing/2016/5/11/chartex" xmlns:cx6="http://schemas.microsoft.com/office/drawing/2016/5/12/chartex" xmlns:cx7="http://schemas.microsoft.com/office/drawing/2016/5/13/chartex" xmlns:cx8="http://schemas.microsoft.com/office/drawing/2016/5/14/chartex" xmlns:mc="http://schemas.openxmlformats.org/markup-compatibility/2006" xmlns:aink="http://schemas.microsoft.com/office/drawing/2016/ink" xmlns:am3d="http://schemas.microsoft.com/office/drawing/2017/model3d" xmlns:o="urn:schemas-microsoft-com:office:office" xmlns:oel="http://schemas.microsoft.com/office/2019/extlst" xmlns:r="http://schemas.openxmlformats.org/officeDocument/2006/relationships" xmlns:m="http://schemas.openxmlformats.org/officeDocument/2006/math" xmlns:v="urn:schemas-microsoft-com:vml" xmlns:wp14="http://schemas.microsoft.com/office/word/2010/wordprocessingDrawing" xmlns:wp="http://schemas.openxmlformats.org/drawingml/2006/wordprocessingDrawing" xmlns:w10="urn:schemas-microsoft-com:office:word" xmlns:w="http://schemas.openxmlformats.org/wordprocessingml/2006/main" xmlns:w14="http://schemas.microsoft.com/office/word/2010/wordml" xmlns:w15="http://schemas.microsoft.com/office/word/2012/wordml" xmlns:w16cex="http://schemas.microsoft.com/office/word/2018/wordml/cex" xmlns:w16cid="http://schemas.microsoft.com/office/word/2016/wordml/cid" xmlns:w16="http://schemas.microsoft.com/office/word/2018/wordml" xmlns:w16du="http://schemas.microsoft.com/office/word/2023/wordml/word16du" xmlns:w16sdtdh="http://schemas.microsoft.com/office/word/2020/wordml/sdtdatahash" xmlns:w16sdtfl="http://schemas.microsoft.com/office/word/2024/wordml/sdtformatlock" xmlns:w16se="http://schemas.microsoft.com/office/word/2015/wordml/symex" xmlns:wpg="http://schemas.microsoft.com/office/word/2010/wordprocessingGroup" xmlns:wpi="http://schemas.microsoft.com/office/word/2010/wordprocessingInk" xmlns:wne="http://schemas.microsoft.com/office/word/2006/wordml" xmlns:wps="http://schemas.microsoft.com/office/word/2010/wordprocessingShape" mc:Ignorable="w14 w15 w16se w16cid w16 w16cex w16sdtdh w16sdtfl w16du wp14">
   <w:endnote w:type="separator" w:id="-1">
     <w:p>
       <w:r>
@@ -22436,7 +22579,7 @@
 </file>
 
 <file path=word/footnotes.xml><?xml version="1.0" encoding="utf-8"?>
-<w:footnotes xmlns:wpc="http://schemas.microsoft.com/office/word/2010/wordprocessingCanvas" xmlns:cx="http://schemas.microsoft.com/office/drawing/2014/chartex" xmlns:cx1="http://schemas.microsoft.com/office/drawing/2015/9/8/chartex" xmlns:cx2="http://schemas.microsoft.com/office/drawing/2015/10/21/chartex" xmlns:cx3="http://schemas.microsoft.com/office/drawing/2016/5/9/chartex" xmlns:cx4="http://schemas.microsoft.com/office/drawing/2016/5/10/chartex" xmlns:cx5="http://schemas.microsoft.com/office/drawing/2016/5/11/chartex" xmlns:cx6="http://schemas.microsoft.com/office/drawing/2016/5/12/chartex" xmlns:cx7="http://schemas.microsoft.com/office/drawing/2016/5/13/chartex" xmlns:cx8="http://schemas.microsoft.com/office/drawing/2016/5/14/chartex" xmlns:mc="http://schemas.openxmlformats.org/markup-compatibility/2006" xmlns:aink="http://schemas.microsoft.com/office/drawing/2016/ink" xmlns:am3d="http://schemas.microsoft.com/office/drawing/2017/model3d" xmlns:o="urn:schemas-microsoft-com:office:office" xmlns:oel="http://schemas.microsoft.com/office/2019/extlst" xmlns:r="http://schemas.openxmlformats.org/officeDocument/2006/relationships" xmlns:m="http://schemas.openxmlformats.org/officeDocument/2006/math" xmlns:v="urn:schemas-microsoft-com:vml" xmlns:wp14="http://schemas.microsoft.com/office/word/2010/wordprocessingDrawing" xmlns:wp="http://schemas.openxmlformats.org/drawingml/2006/wordprocessingDrawing" xmlns:w10="urn:schemas-microsoft-com:office:word" xmlns:w="http://schemas.openxmlformats.org/wordprocessingml/2006/main" xmlns:w14="http://schemas.microsoft.com/office/word/2010/wordml" xmlns:w15="http://schemas.microsoft.com/office/word/2012/wordml" xmlns:w16cex="http://schemas.microsoft.com/office/word/2018/wordml/cex" xmlns:w16cid="http://schemas.microsoft.com/office/word/2016/wordml/cid" xmlns:w16="http://schemas.microsoft.com/office/word/2018/wordml" xmlns:w16sdtdh="http://schemas.microsoft.com/office/word/2020/wordml/sdtdatahash" xmlns:w16se="http://schemas.microsoft.com/office/word/2015/wordml/symex" xmlns:wpg="http://schemas.microsoft.com/office/word/2010/wordprocessingGroup" xmlns:wpi="http://schemas.microsoft.com/office/word/2010/wordprocessingInk" xmlns:wne="http://schemas.microsoft.com/office/word/2006/wordml" xmlns:wps="http://schemas.microsoft.com/office/word/2010/wordprocessingShape" mc:Ignorable="w14 w15 w16se w16cid w16 w16cex w16sdtdh wp14">
+<w:footnotes xmlns:wpc="http://schemas.microsoft.com/office/word/2010/wordprocessingCanvas" xmlns:cx="http://schemas.microsoft.com/office/drawing/2014/chartex" xmlns:cx1="http://schemas.microsoft.com/office/drawing/2015/9/8/chartex" xmlns:cx2="http://schemas.microsoft.com/office/drawing/2015/10/21/chartex" xmlns:cx3="http://schemas.microsoft.com/office/drawing/2016/5/9/chartex" xmlns:cx4="http://schemas.microsoft.com/office/drawing/2016/5/10/chartex" xmlns:cx5="http://schemas.microsoft.com/office/drawing/2016/5/11/chartex" xmlns:cx6="http://schemas.microsoft.com/office/drawing/2016/5/12/chartex" xmlns:cx7="http://schemas.microsoft.com/office/drawing/2016/5/13/chartex" xmlns:cx8="http://schemas.microsoft.com/office/drawing/2016/5/14/chartex" xmlns:mc="http://schemas.openxmlformats.org/markup-compatibility/2006" xmlns:aink="http://schemas.microsoft.com/office/drawing/2016/ink" xmlns:am3d="http://schemas.microsoft.com/office/drawing/2017/model3d" xmlns:o="urn:schemas-microsoft-com:office:office" xmlns:oel="http://schemas.microsoft.com/office/2019/extlst" xmlns:r="http://schemas.openxmlformats.org/officeDocument/2006/relationships" xmlns:m="http://schemas.openxmlformats.org/officeDocument/2006/math" xmlns:v="urn:schemas-microsoft-com:vml" xmlns:wp14="http://schemas.microsoft.com/office/word/2010/wordprocessingDrawing" xmlns:wp="http://schemas.openxmlformats.org/drawingml/2006/wordprocessingDrawing" xmlns:w10="urn:schemas-microsoft-com:office:word" xmlns:w="http://schemas.openxmlformats.org/wordprocessingml/2006/main" xmlns:w14="http://schemas.microsoft.com/office/word/2010/wordml" xmlns:w15="http://schemas.microsoft.com/office/word/2012/wordml" xmlns:w16cex="http://schemas.microsoft.com/office/word/2018/wordml/cex" xmlns:w16cid="http://schemas.microsoft.com/office/word/2016/wordml/cid" xmlns:w16="http://schemas.microsoft.com/office/word/2018/wordml" xmlns:w16du="http://schemas.microsoft.com/office/word/2023/wordml/word16du" xmlns:w16sdtdh="http://schemas.microsoft.com/office/word/2020/wordml/sdtdatahash" xmlns:w16sdtfl="http://schemas.microsoft.com/office/word/2024/wordml/sdtformatlock" xmlns:w16se="http://schemas.microsoft.com/office/word/2015/wordml/symex" xmlns:wpg="http://schemas.microsoft.com/office/word/2010/wordprocessingGroup" xmlns:wpi="http://schemas.microsoft.com/office/word/2010/wordprocessingInk" xmlns:wne="http://schemas.microsoft.com/office/word/2006/wordml" xmlns:wps="http://schemas.microsoft.com/office/word/2010/wordprocessingShape" mc:Ignorable="w14 w15 w16se w16cid w16 w16cex w16sdtdh w16sdtfl w16du wp14">
   <w:footnote w:type="separator" w:id="-1">
     <w:p>
       <w:r>
@@ -22455,7 +22598,7 @@
 </file>
 
 <file path=word/header1.xml><?xml version="1.0" encoding="utf-8"?>
-<w:hdr xmlns:wpc="http://schemas.microsoft.com/office/word/2010/wordprocessingCanvas" xmlns:cx="http://schemas.microsoft.com/office/drawing/2014/chartex" xmlns:cx1="http://schemas.microsoft.com/office/drawing/2015/9/8/chartex" xmlns:cx2="http://schemas.microsoft.com/office/drawing/2015/10/21/chartex" xmlns:cx3="http://schemas.microsoft.com/office/drawing/2016/5/9/chartex" xmlns:cx4="http://schemas.microsoft.com/office/drawing/2016/5/10/chartex" xmlns:cx5="http://schemas.microsoft.com/office/drawing/2016/5/11/chartex" xmlns:cx6="http://schemas.microsoft.com/office/drawing/2016/5/12/chartex" xmlns:cx7="http://schemas.microsoft.com/office/drawing/2016/5/13/chartex" xmlns:cx8="http://schemas.microsoft.com/office/drawing/2016/5/14/chartex" xmlns:mc="http://schemas.openxmlformats.org/markup-compatibility/2006" xmlns:aink="http://schemas.microsoft.com/office/drawing/2016/ink" xmlns:am3d="http://schemas.microsoft.com/office/drawing/2017/model3d" xmlns:o="urn:schemas-microsoft-com:office:office" xmlns:oel="http://schemas.microsoft.com/office/2019/extlst" xmlns:r="http://schemas.openxmlformats.org/officeDocument/2006/relationships" xmlns:m="http://schemas.openxmlformats.org/officeDocument/2006/math" xmlns:v="urn:schemas-microsoft-com:vml" xmlns:wp14="http://schemas.microsoft.com/office/word/2010/wordprocessingDrawing" xmlns:wp="http://schemas.openxmlformats.org/drawingml/2006/wordprocessingDrawing" xmlns:w10="urn:schemas-microsoft-com:office:word" xmlns:w="http://schemas.openxmlformats.org/wordprocessingml/2006/main" xmlns:w14="http://schemas.microsoft.com/office/word/2010/wordml" xmlns:w15="http://schemas.microsoft.com/office/word/2012/wordml" xmlns:w16cex="http://schemas.microsoft.com/office/word/2018/wordml/cex" xmlns:w16cid="http://schemas.microsoft.com/office/word/2016/wordml/cid" xmlns:w16="http://schemas.microsoft.com/office/word/2018/wordml" xmlns:w16sdtdh="http://schemas.microsoft.com/office/word/2020/wordml/sdtdatahash" xmlns:w16se="http://schemas.microsoft.com/office/word/2015/wordml/symex" xmlns:wpg="http://schemas.microsoft.com/office/word/2010/wordprocessingGroup" xmlns:wpi="http://schemas.microsoft.com/office/word/2010/wordprocessingInk" xmlns:wne="http://schemas.microsoft.com/office/word/2006/wordml" xmlns:wps="http://schemas.microsoft.com/office/word/2010/wordprocessingShape" mc:Ignorable="w14 w15 w16se w16cid w16 w16cex w16sdtdh wp14">
+<w:hdr xmlns:wpc="http://schemas.microsoft.com/office/word/2010/wordprocessingCanvas" xmlns:cx="http://schemas.microsoft.com/office/drawing/2014/chartex" xmlns:cx1="http://schemas.microsoft.com/office/drawing/2015/9/8/chartex" xmlns:cx2="http://schemas.microsoft.com/office/drawing/2015/10/21/chartex" xmlns:cx3="http://schemas.microsoft.com/office/drawing/2016/5/9/chartex" xmlns:cx4="http://schemas.microsoft.com/office/drawing/2016/5/10/chartex" xmlns:cx5="http://schemas.microsoft.com/office/drawing/2016/5/11/chartex" xmlns:cx6="http://schemas.microsoft.com/office/drawing/2016/5/12/chartex" xmlns:cx7="http://schemas.microsoft.com/office/drawing/2016/5/13/chartex" xmlns:cx8="http://schemas.microsoft.com/office/drawing/2016/5/14/chartex" xmlns:mc="http://schemas.openxmlformats.org/markup-compatibility/2006" xmlns:aink="http://schemas.microsoft.com/office/drawing/2016/ink" xmlns:am3d="http://schemas.microsoft.com/office/drawing/2017/model3d" xmlns:o="urn:schemas-microsoft-com:office:office" xmlns:oel="http://schemas.microsoft.com/office/2019/extlst" xmlns:r="http://schemas.openxmlformats.org/officeDocument/2006/relationships" xmlns:m="http://schemas.openxmlformats.org/officeDocument/2006/math" xmlns:v="urn:schemas-microsoft-com:vml" xmlns:wp14="http://schemas.microsoft.com/office/word/2010/wordprocessingDrawing" xmlns:wp="http://schemas.openxmlformats.org/drawingml/2006/wordprocessingDrawing" xmlns:w10="urn:schemas-microsoft-com:office:word" xmlns:w="http://schemas.openxmlformats.org/wordprocessingml/2006/main" xmlns:w14="http://schemas.microsoft.com/office/word/2010/wordml" xmlns:w15="http://schemas.microsoft.com/office/word/2012/wordml" xmlns:w16cex="http://schemas.microsoft.com/office/word/2018/wordml/cex" xmlns:w16cid="http://schemas.microsoft.com/office/word/2016/wordml/cid" xmlns:w16="http://schemas.microsoft.com/office/word/2018/wordml" xmlns:w16du="http://schemas.microsoft.com/office/word/2023/wordml/word16du" xmlns:w16sdtdh="http://schemas.microsoft.com/office/word/2020/wordml/sdtdatahash" xmlns:w16sdtfl="http://schemas.microsoft.com/office/word/2024/wordml/sdtformatlock" xmlns:w16se="http://schemas.microsoft.com/office/word/2015/wordml/symex" xmlns:wpg="http://schemas.microsoft.com/office/word/2010/wordprocessingGroup" xmlns:wpi="http://schemas.microsoft.com/office/word/2010/wordprocessingInk" xmlns:wne="http://schemas.microsoft.com/office/word/2006/wordml" xmlns:wps="http://schemas.microsoft.com/office/word/2010/wordprocessingShape" mc:Ignorable="w14 w15 w16se w16cid w16 w16cex w16sdtdh w16sdtfl w16du wp14">
   <w:sdt>
     <w:sdtPr>
       <w:id w:val="855009387"/>
@@ -22500,7 +22643,7 @@
 </file>
 
 <file path=word/numbering.xml><?xml version="1.0" encoding="utf-8"?>
-<w:numbering xmlns:wpc="http://schemas.microsoft.com/office/word/2010/wordprocessingCanvas" xmlns:cx="http://schemas.microsoft.com/office/drawing/2014/chartex" xmlns:cx1="http://schemas.microsoft.com/office/drawing/2015/9/8/chartex" xmlns:cx2="http://schemas.microsoft.com/office/drawing/2015/10/21/chartex" xmlns:cx3="http://schemas.microsoft.com/office/drawing/2016/5/9/chartex" xmlns:cx4="http://schemas.microsoft.com/office/drawing/2016/5/10/chartex" xmlns:cx5="http://schemas.microsoft.com/office/drawing/2016/5/11/chartex" xmlns:cx6="http://schemas.microsoft.com/office/drawing/2016/5/12/chartex" xmlns:cx7="http://schemas.microsoft.com/office/drawing/2016/5/13/chartex" xmlns:cx8="http://schemas.microsoft.com/office/drawing/2016/5/14/chartex" xmlns:mc="http://schemas.openxmlformats.org/markup-compatibility/2006" xmlns:aink="http://schemas.microsoft.com/office/drawing/2016/ink" xmlns:am3d="http://schemas.microsoft.com/office/drawing/2017/model3d" xmlns:o="urn:schemas-microsoft-com:office:office" xmlns:oel="http://schemas.microsoft.com/office/2019/extlst" xmlns:r="http://schemas.openxmlformats.org/officeDocument/2006/relationships" xmlns:m="http://schemas.openxmlformats.org/officeDocument/2006/math" xmlns:v="urn:schemas-microsoft-com:vml" xmlns:wp14="http://schemas.microsoft.com/office/word/2010/wordprocessingDrawing" xmlns:wp="http://schemas.openxmlformats.org/drawingml/2006/wordprocessingDrawing" xmlns:w10="urn:schemas-microsoft-com:office:word" xmlns:w="http://schemas.openxmlformats.org/wordprocessingml/2006/main" xmlns:w14="http://schemas.microsoft.com/office/word/2010/wordml" xmlns:w15="http://schemas.microsoft.com/office/word/2012/wordml" xmlns:w16cex="http://schemas.microsoft.com/office/word/2018/wordml/cex" xmlns:w16cid="http://schemas.microsoft.com/office/word/2016/wordml/cid" xmlns:w16="http://schemas.microsoft.com/office/word/2018/wordml" xmlns:w16sdtdh="http://schemas.microsoft.com/office/word/2020/wordml/sdtdatahash" xmlns:w16se="http://schemas.microsoft.com/office/word/2015/wordml/symex" xmlns:wpg="http://schemas.microsoft.com/office/word/2010/wordprocessingGroup" xmlns:wpi="http://schemas.microsoft.com/office/word/2010/wordprocessingInk" xmlns:wne="http://schemas.microsoft.com/office/word/2006/wordml" xmlns:wps="http://schemas.microsoft.com/office/word/2010/wordprocessingShape" mc:Ignorable="w14 w15 w16se w16cid w16 w16cex w16sdtdh wp14">
+<w:numbering xmlns:wpc="http://schemas.microsoft.com/office/word/2010/wordprocessingCanvas" xmlns:cx="http://schemas.microsoft.com/office/drawing/2014/chartex" xmlns:cx1="http://schemas.microsoft.com/office/drawing/2015/9/8/chartex" xmlns:cx2="http://schemas.microsoft.com/office/drawing/2015/10/21/chartex" xmlns:cx3="http://schemas.microsoft.com/office/drawing/2016/5/9/chartex" xmlns:cx4="http://schemas.microsoft.com/office/drawing/2016/5/10/chartex" xmlns:cx5="http://schemas.microsoft.com/office/drawing/2016/5/11/chartex" xmlns:cx6="http://schemas.microsoft.com/office/drawing/2016/5/12/chartex" xmlns:cx7="http://schemas.microsoft.com/office/drawing/2016/5/13/chartex" xmlns:cx8="http://schemas.microsoft.com/office/drawing/2016/5/14/chartex" xmlns:mc="http://schemas.openxmlformats.org/markup-compatibility/2006" xmlns:aink="http://schemas.microsoft.com/office/drawing/2016/ink" xmlns:am3d="http://schemas.microsoft.com/office/drawing/2017/model3d" xmlns:o="urn:schemas-microsoft-com:office:office" xmlns:oel="http://schemas.microsoft.com/office/2019/extlst" xmlns:r="http://schemas.openxmlformats.org/officeDocument/2006/relationships" xmlns:m="http://schemas.openxmlformats.org/officeDocument/2006/math" xmlns:v="urn:schemas-microsoft-com:vml" xmlns:wp14="http://schemas.microsoft.com/office/word/2010/wordprocessingDrawing" xmlns:wp="http://schemas.openxmlformats.org/drawingml/2006/wordprocessingDrawing" xmlns:w10="urn:schemas-microsoft-com:office:word" xmlns:w="http://schemas.openxmlformats.org/wordprocessingml/2006/main" xmlns:w14="http://schemas.microsoft.com/office/word/2010/wordml" xmlns:w15="http://schemas.microsoft.com/office/word/2012/wordml" xmlns:w16cex="http://schemas.microsoft.com/office/word/2018/wordml/cex" xmlns:w16cid="http://schemas.microsoft.com/office/word/2016/wordml/cid" xmlns:w16="http://schemas.microsoft.com/office/word/2018/wordml" xmlns:w16du="http://schemas.microsoft.com/office/word/2023/wordml/word16du" xmlns:w16sdtdh="http://schemas.microsoft.com/office/word/2020/wordml/sdtdatahash" xmlns:w16sdtfl="http://schemas.microsoft.com/office/word/2024/wordml/sdtformatlock" xmlns:w16se="http://schemas.microsoft.com/office/word/2015/wordml/symex" xmlns:wpg="http://schemas.microsoft.com/office/word/2010/wordprocessingGroup" xmlns:wpi="http://schemas.microsoft.com/office/word/2010/wordprocessingInk" xmlns:wne="http://schemas.microsoft.com/office/word/2006/wordml" xmlns:wps="http://schemas.microsoft.com/office/word/2010/wordprocessingShape" mc:Ignorable="w14 w15 w16se w16cid w16 w16cex w16sdtdh w16sdtfl w16du wp14">
   <w:abstractNum w:abstractNumId="0" w15:restartNumberingAfterBreak="0">
     <w:nsid w:val="04317FF2"/>
     <w:multiLevelType w:val="hybridMultilevel"/>
@@ -22657,7 +22800,7 @@
 </file>
 
 <file path=word/styles.xml><?xml version="1.0" encoding="utf-8"?>
-<w:styles xmlns:mc="http://schemas.openxmlformats.org/markup-compatibility/2006" xmlns:r="http://schemas.openxmlformats.org/officeDocument/2006/relationships" xmlns:w="http://schemas.openxmlformats.org/wordprocessingml/2006/main" xmlns:w14="http://schemas.microsoft.com/office/word/2010/wordml" xmlns:w15="http://schemas.microsoft.com/office/word/2012/wordml" xmlns:w16cex="http://schemas.microsoft.com/office/word/2018/wordml/cex" xmlns:w16cid="http://schemas.microsoft.com/office/word/2016/wordml/cid" xmlns:w16="http://schemas.microsoft.com/office/word/2018/wordml" xmlns:w16sdtdh="http://schemas.microsoft.com/office/word/2020/wordml/sdtdatahash" xmlns:w16se="http://schemas.microsoft.com/office/word/2015/wordml/symex" mc:Ignorable="w14 w15 w16se w16cid w16 w16cex w16sdtdh">
+<w:styles xmlns:mc="http://schemas.openxmlformats.org/markup-compatibility/2006" xmlns:r="http://schemas.openxmlformats.org/officeDocument/2006/relationships" xmlns:w="http://schemas.openxmlformats.org/wordprocessingml/2006/main" xmlns:w14="http://schemas.microsoft.com/office/word/2010/wordml" xmlns:w15="http://schemas.microsoft.com/office/word/2012/wordml" xmlns:w16cex="http://schemas.microsoft.com/office/word/2018/wordml/cex" xmlns:w16cid="http://schemas.microsoft.com/office/word/2016/wordml/cid" xmlns:w16="http://schemas.microsoft.com/office/word/2018/wordml" xmlns:w16du="http://schemas.microsoft.com/office/word/2023/wordml/word16du" xmlns:w16sdtdh="http://schemas.microsoft.com/office/word/2020/wordml/sdtdatahash" xmlns:w16sdtfl="http://schemas.microsoft.com/office/word/2024/wordml/sdtformatlock" xmlns:w16se="http://schemas.microsoft.com/office/word/2015/wordml/symex" mc:Ignorable="w14 w15 w16se w16cid w16 w16cex w16sdtdh w16sdtfl w16du">
   <w:docDefaults>
     <w:rPrDefault>
       <w:rPr>
@@ -23146,6 +23289,7 @@
   <w:style w:type="character" w:default="1" w:styleId="Fuentedeprrafopredeter">
     <w:name w:val="Default Paragraph Font"/>
     <w:uiPriority w:val="1"/>
+    <w:semiHidden/>
     <w:unhideWhenUsed/>
   </w:style>
   <w:style w:type="table" w:default="1" w:styleId="Tablanormal">

--- a/ESTACION_AQ_ACTUALIZADO.docx
+++ b/ESTACION_AQ_ACTUALIZADO.docx
@@ -1,6 +1,6 @@
 
 <file path=word/document.xml><?xml version="1.0" encoding="utf-8"?>
-<w:document xmlns:wpc="http://schemas.microsoft.com/office/word/2010/wordprocessingCanvas" xmlns:cx="http://schemas.microsoft.com/office/drawing/2014/chartex" xmlns:cx1="http://schemas.microsoft.com/office/drawing/2015/9/8/chartex" xmlns:cx2="http://schemas.microsoft.com/office/drawing/2015/10/21/chartex" xmlns:cx3="http://schemas.microsoft.com/office/drawing/2016/5/9/chartex" xmlns:cx4="http://schemas.microsoft.com/office/drawing/2016/5/10/chartex" xmlns:cx5="http://schemas.microsoft.com/office/drawing/2016/5/11/chartex" xmlns:cx6="http://schemas.microsoft.com/office/drawing/2016/5/12/chartex" xmlns:cx7="http://schemas.microsoft.com/office/drawing/2016/5/13/chartex" xmlns:cx8="http://schemas.microsoft.com/office/drawing/2016/5/14/chartex" xmlns:mc="http://schemas.openxmlformats.org/markup-compatibility/2006" xmlns:aink="http://schemas.microsoft.com/office/drawing/2016/ink" xmlns:am3d="http://schemas.microsoft.com/office/drawing/2017/model3d" xmlns:o="urn:schemas-microsoft-com:office:office" xmlns:oel="http://schemas.microsoft.com/office/2019/extlst" xmlns:r="http://schemas.openxmlformats.org/officeDocument/2006/relationships" xmlns:m="http://schemas.openxmlformats.org/officeDocument/2006/math" xmlns:v="urn:schemas-microsoft-com:vml" xmlns:wp14="http://schemas.microsoft.com/office/word/2010/wordprocessingDrawing" xmlns:wp="http://schemas.openxmlformats.org/drawingml/2006/wordprocessingDrawing" xmlns:w10="urn:schemas-microsoft-com:office:word" xmlns:w="http://schemas.openxmlformats.org/wordprocessingml/2006/main" xmlns:w14="http://schemas.microsoft.com/office/word/2010/wordml" xmlns:w15="http://schemas.microsoft.com/office/word/2012/wordml" xmlns:w16cex="http://schemas.microsoft.com/office/word/2018/wordml/cex" xmlns:w16cid="http://schemas.microsoft.com/office/word/2016/wordml/cid" xmlns:w16="http://schemas.microsoft.com/office/word/2018/wordml" xmlns:w16du="http://schemas.microsoft.com/office/word/2023/wordml/word16du" xmlns:w16sdtdh="http://schemas.microsoft.com/office/word/2020/wordml/sdtdatahash" xmlns:w16sdtfl="http://schemas.microsoft.com/office/word/2024/wordml/sdtformatlock" xmlns:w16se="http://schemas.microsoft.com/office/word/2015/wordml/symex" xmlns:wpg="http://schemas.microsoft.com/office/word/2010/wordprocessingGroup" xmlns:wpi="http://schemas.microsoft.com/office/word/2010/wordprocessingInk" xmlns:wne="http://schemas.microsoft.com/office/word/2006/wordml" xmlns:wps="http://schemas.microsoft.com/office/word/2010/wordprocessingShape" mc:Ignorable="w14 w15 w16se w16cid w16 w16cex w16sdtdh w16sdtfl w16du wp14">
+<w:document xmlns:wpc="http://schemas.microsoft.com/office/word/2010/wordprocessingCanvas" xmlns:cx="http://schemas.microsoft.com/office/drawing/2014/chartex" xmlns:cx1="http://schemas.microsoft.com/office/drawing/2015/9/8/chartex" xmlns:cx2="http://schemas.microsoft.com/office/drawing/2015/10/21/chartex" xmlns:cx3="http://schemas.microsoft.com/office/drawing/2016/5/9/chartex" xmlns:cx4="http://schemas.microsoft.com/office/drawing/2016/5/10/chartex" xmlns:cx5="http://schemas.microsoft.com/office/drawing/2016/5/11/chartex" xmlns:cx6="http://schemas.microsoft.com/office/drawing/2016/5/12/chartex" xmlns:cx7="http://schemas.microsoft.com/office/drawing/2016/5/13/chartex" xmlns:cx8="http://schemas.microsoft.com/office/drawing/2016/5/14/chartex" xmlns:mc="http://schemas.openxmlformats.org/markup-compatibility/2006" xmlns:aink="http://schemas.microsoft.com/office/drawing/2016/ink" xmlns:am3d="http://schemas.microsoft.com/office/drawing/2017/model3d" xmlns:o="urn:schemas-microsoft-com:office:office" xmlns:oel="http://schemas.microsoft.com/office/2019/extlst" xmlns:r="http://schemas.openxmlformats.org/officeDocument/2006/relationships" xmlns:m="http://schemas.openxmlformats.org/officeDocument/2006/math" xmlns:v="urn:schemas-microsoft-com:vml" xmlns:wp14="http://schemas.microsoft.com/office/word/2010/wordprocessingDrawing" xmlns:wp="http://schemas.openxmlformats.org/drawingml/2006/wordprocessingDrawing" xmlns:w10="urn:schemas-microsoft-com:office:word" xmlns:w="http://schemas.openxmlformats.org/wordprocessingml/2006/main" xmlns:w14="http://schemas.microsoft.com/office/word/2010/wordml" xmlns:w15="http://schemas.microsoft.com/office/word/2012/wordml" xmlns:w16cex="http://schemas.microsoft.com/office/word/2018/wordml/cex" xmlns:w16cid="http://schemas.microsoft.com/office/word/2016/wordml/cid" xmlns:w16="http://schemas.microsoft.com/office/word/2018/wordml" xmlns:w16sdtdh="http://schemas.microsoft.com/office/word/2020/wordml/sdtdatahash" xmlns:w16se="http://schemas.microsoft.com/office/word/2015/wordml/symex" xmlns:wpg="http://schemas.microsoft.com/office/word/2010/wordprocessingGroup" xmlns:wpi="http://schemas.microsoft.com/office/word/2010/wordprocessingInk" xmlns:wne="http://schemas.microsoft.com/office/word/2006/wordml" xmlns:wps="http://schemas.microsoft.com/office/word/2010/wordprocessingShape" mc:Ignorable="w14 w15 w16se w16cid w16 w16cex w16sdtdh wp14">
   <w:body>
     <w:p>
       <w:pPr>
@@ -2179,23 +2179,7 @@
                 <w:sz w:val="22"/>
                 <w:szCs w:val="22"/>
               </w:rPr>
-              <w:t>Buffer + MLR (</w:t>
-            </w:r>
-            <w:proofErr w:type="gramStart"/>
-            <w:r>
-              <w:rPr>
-                <w:sz w:val="22"/>
-                <w:szCs w:val="22"/>
-              </w:rPr>
-              <w:t>T,HR</w:t>
-            </w:r>
-            <w:proofErr w:type="gramEnd"/>
-            <w:r>
-              <w:rPr>
-                <w:sz w:val="22"/>
-                <w:szCs w:val="22"/>
-              </w:rPr>
-              <w:t>)</w:t>
+              <w:t>Buffer + MLR (T,HR)</w:t>
             </w:r>
           </w:p>
         </w:tc>
@@ -6867,7 +6851,7 @@
               </wp:anchor>
             </w:drawing>
           </mc:Choice>
-          <mc:Fallback>
+          <mc:Fallback xmlns:w16sdtfl="http://schemas.microsoft.com/office/word/2024/wordml/sdtformatlock" xmlns:w16du="http://schemas.microsoft.com/office/word/2023/wordml/word16du">
             <w:pict>
               <v:shapetype w14:anchorId="5B69DF8C" id="_x0000_t202" coordsize="21600,21600" o:spt="202" path="m,l,21600r21600,l21600,xe">
                 <v:stroke joinstyle="miter"/>
@@ -7043,7 +7027,7 @@
               </wp:anchor>
             </w:drawing>
           </mc:Choice>
-          <mc:Fallback>
+          <mc:Fallback xmlns:w16sdtfl="http://schemas.microsoft.com/office/word/2024/wordml/sdtformatlock" xmlns:w16du="http://schemas.microsoft.com/office/word/2023/wordml/word16du">
             <w:pict>
               <v:shape w14:anchorId="62C6565C" id="Cuadro de texto 5" o:spid="_x0000_s1027" type="#_x0000_t202" style="position:absolute;left:0;text-align:left;margin-left:233.35pt;margin-top:170.65pt;width:196.6pt;height:.05pt;z-index:251665408;visibility:visible;mso-wrap-style:square;mso-wrap-distance-left:9pt;mso-wrap-distance-top:0;mso-wrap-distance-right:9pt;mso-wrap-distance-bottom:0;mso-position-horizontal:absolute;mso-position-horizontal-relative:text;mso-position-vertical:absolute;mso-position-vertical-relative:text;v-text-anchor:top" o:gfxdata="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" stroked="f">
                 <v:textbox style="mso-fit-shape-to-text:t" inset="0,0,0,0">
@@ -7262,7 +7246,7 @@
               </wp:anchor>
             </w:drawing>
           </mc:Choice>
-          <mc:Fallback>
+          <mc:Fallback xmlns:w16sdtfl="http://schemas.microsoft.com/office/word/2024/wordml/sdtformatlock" xmlns:w16du="http://schemas.microsoft.com/office/word/2023/wordml/word16du">
             <w:pict>
               <v:shape w14:anchorId="01517300" id="Cuadro de texto 1" o:spid="_x0000_s1028" type="#_x0000_t202" style="position:absolute;left:0;text-align:left;margin-left:12.3pt;margin-top:173.8pt;width:196.6pt;height:.05pt;z-index:251661312;visibility:visible;mso-wrap-style:square;mso-wrap-distance-left:9pt;mso-wrap-distance-top:0;mso-wrap-distance-right:9pt;mso-wrap-distance-bottom:0;mso-position-horizontal:absolute;mso-position-horizontal-relative:text;mso-position-vertical:absolute;mso-position-vertical-relative:text;v-text-anchor:top" o:gfxdata="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" stroked="f">
                 <v:textbox style="mso-fit-shape-to-text:t" inset="0,0,0,0">
@@ -10358,7 +10342,7 @@
               </wp:anchor>
             </w:drawing>
           </mc:Choice>
-          <mc:Fallback>
+          <mc:Fallback xmlns:w16sdtfl="http://schemas.microsoft.com/office/word/2024/wordml/sdtformatlock" xmlns:w16du="http://schemas.microsoft.com/office/word/2023/wordml/word16du">
             <w:pict>
               <v:shape w14:anchorId="07263C34" id="Cuadro de texto 8" o:spid="_x0000_s1029" type="#_x0000_t202" style="position:absolute;margin-left:103.6pt;margin-top:172.95pt;width:229.35pt;height:.05pt;z-index:251671552;visibility:visible;mso-wrap-style:square;mso-width-percent:0;mso-wrap-distance-left:9pt;mso-wrap-distance-top:0;mso-wrap-distance-right:9pt;mso-wrap-distance-bottom:0;mso-position-horizontal:absolute;mso-position-horizontal-relative:text;mso-position-vertical:absolute;mso-position-vertical-relative:text;mso-width-percent:0;mso-width-relative:margin;v-text-anchor:top" o:gfxdata="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" stroked="f">
                 <v:textbox style="mso-fit-shape-to-text:t" inset="0,0,0,0">
@@ -10644,7 +10628,7 @@
               </wp:anchor>
             </w:drawing>
           </mc:Choice>
-          <mc:Fallback>
+          <mc:Fallback xmlns:w16sdtfl="http://schemas.microsoft.com/office/word/2024/wordml/sdtformatlock" xmlns:w16du="http://schemas.microsoft.com/office/word/2023/wordml/word16du">
             <w:pict>
               <v:shape w14:anchorId="276E7C3C" id="Cuadro de texto 9" o:spid="_x0000_s1030" type="#_x0000_t202" style="position:absolute;left:0;text-align:left;margin-left:64.7pt;margin-top:485.3pt;width:339.3pt;height:.05pt;z-index:251675648;visibility:visible;mso-wrap-style:square;mso-width-percent:0;mso-wrap-distance-left:9pt;mso-wrap-distance-top:0;mso-wrap-distance-right:9pt;mso-wrap-distance-bottom:0;mso-position-horizontal:absolute;mso-position-horizontal-relative:text;mso-position-vertical:absolute;mso-position-vertical-relative:text;mso-width-percent:0;mso-width-relative:margin;v-text-anchor:top" o:gfxdata="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" stroked="f">
                 <v:textbox style="mso-fit-shape-to-text:t" inset="0,0,0,0">
@@ -10720,7 +10704,7 @@
           <w:lang w:val="es-419"/>
         </w:rPr>
         <w:drawing>
-          <wp:anchor distT="0" distB="0" distL="114300" distR="114300" simplePos="0" relativeHeight="251673600" behindDoc="0" locked="0" layoutInCell="1" allowOverlap="1" wp14:anchorId="0A3E3E09" wp14:editId="783AAF72">
+          <wp:anchor distT="0" distB="0" distL="114300" distR="114300" simplePos="0" relativeHeight="251673600" behindDoc="0" locked="0" layoutInCell="1" allowOverlap="1" wp14:anchorId="0A3E3E09" wp14:editId="641AF222">
             <wp:simplePos x="0" y="0"/>
             <wp:positionH relativeFrom="margin">
               <wp:posOffset>1289050</wp:posOffset>
@@ -10928,7 +10912,7 @@
               </wp:anchor>
             </w:drawing>
           </mc:Choice>
-          <mc:Fallback>
+          <mc:Fallback xmlns:w16sdtfl="http://schemas.microsoft.com/office/word/2024/wordml/sdtformatlock" xmlns:w16du="http://schemas.microsoft.com/office/word/2023/wordml/word16du">
             <w:pict>
               <v:shape w14:anchorId="6289A000" id="Cuadro de texto 10" o:spid="_x0000_s1031" type="#_x0000_t202" style="position:absolute;left:0;text-align:left;margin-left:56.25pt;margin-top:589.25pt;width:373.15pt;height:.05pt;z-index:251678720;visibility:visible;mso-wrap-style:square;mso-wrap-distance-left:9pt;mso-wrap-distance-top:0;mso-wrap-distance-right:9pt;mso-wrap-distance-bottom:0;mso-position-horizontal:absolute;mso-position-horizontal-relative:text;mso-position-vertical:absolute;mso-position-vertical-relative:text;v-text-anchor:top" o:gfxdata="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" stroked="f">
                 <v:textbox style="mso-fit-shape-to-text:t" inset="0,0,0,0">
@@ -14266,23 +14250,7 @@
           <w:sz w:val="22"/>
           <w:szCs w:val="22"/>
         </w:rPr>
-        <w:t xml:space="preserve">-up de 4.7 </w:t>
-      </w:r>
-      <w:proofErr w:type="spellStart"/>
-      <w:r>
-        <w:rPr>
-          <w:sz w:val="22"/>
-          <w:szCs w:val="22"/>
-        </w:rPr>
-        <w:t>kΩ</w:t>
-      </w:r>
-      <w:proofErr w:type="spellEnd"/>
-      <w:r>
-        <w:rPr>
-          <w:sz w:val="22"/>
-          <w:szCs w:val="22"/>
-        </w:rPr>
-        <w:t xml:space="preserve"> hacia 3.3 V </w:t>
+        <w:t xml:space="preserve">-up de 4.7 kΩ hacia 3.3 V </w:t>
       </w:r>
       <w:r>
         <w:rPr>
@@ -15428,7 +15396,7 @@
         </w:rPr>
         <w:lastRenderedPageBreak/>
         <w:drawing>
-          <wp:anchor distT="0" distB="0" distL="114300" distR="114300" simplePos="0" relativeHeight="251685888" behindDoc="0" locked="0" layoutInCell="1" allowOverlap="1" wp14:anchorId="765C22A6" wp14:editId="055A6754">
+          <wp:anchor distT="0" distB="0" distL="114300" distR="114300" simplePos="0" relativeHeight="251685888" behindDoc="0" locked="0" layoutInCell="1" allowOverlap="1" wp14:anchorId="765C22A6" wp14:editId="0A7FCE53">
             <wp:simplePos x="0" y="0"/>
             <wp:positionH relativeFrom="margin">
               <wp:align>right</wp:align>
@@ -15604,7 +15572,7 @@
               </wp:anchor>
             </w:drawing>
           </mc:Choice>
-          <mc:Fallback>
+          <mc:Fallback xmlns:w16sdtfl="http://schemas.microsoft.com/office/word/2024/wordml/sdtformatlock" xmlns:w16du="http://schemas.microsoft.com/office/word/2023/wordml/word16du">
             <w:pict>
               <v:shape w14:anchorId="086CC318" id="Cuadro de texto 11" o:spid="_x0000_s1032" type="#_x0000_t202" style="position:absolute;left:0;text-align:left;margin-left:29.85pt;margin-top:.7pt;width:396.4pt;height:.05pt;z-index:251681792;visibility:visible;mso-wrap-style:square;mso-wrap-distance-left:9pt;mso-wrap-distance-top:0;mso-wrap-distance-right:9pt;mso-wrap-distance-bottom:0;mso-position-horizontal:absolute;mso-position-horizontal-relative:text;mso-position-vertical:absolute;mso-position-vertical-relative:text;v-text-anchor:top" o:gfxdata="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" stroked="f">
                 <v:textbox style="mso-fit-shape-to-text:t" inset="0,0,0,0">
@@ -16043,6 +16011,7 @@
       </w:pPr>
       <w:r>
         <w:rPr>
+          <w:noProof/>
           <w:sz w:val="22"/>
           <w:szCs w:val="22"/>
         </w:rPr>
@@ -16384,7 +16353,7 @@
               </wp:anchor>
             </w:drawing>
           </mc:Choice>
-          <mc:Fallback>
+          <mc:Fallback xmlns:w16sdtfl="http://schemas.microsoft.com/office/word/2024/wordml/sdtformatlock" xmlns:w16du="http://schemas.microsoft.com/office/word/2023/wordml/word16du">
             <w:pict>
               <v:shapetype w14:anchorId="11EF21F9" id="_x0000_t202" coordsize="21600,21600" o:spt="202" path="m,l,21600r21600,l21600,xe">
                 <v:stroke joinstyle="miter"/>
@@ -16519,7 +16488,6 @@
         <w:t xml:space="preserve">) mediante su ADC interno de 12 bits en el pin GPIO1. La resolución del ADC proporciona 4096 niveles de cuantización en el rango de 0 a 3.3 V. El firmware realiza la lectura mediante la función </w:t>
       </w:r>
       <w:proofErr w:type="spellStart"/>
-      <w:proofErr w:type="gramStart"/>
       <w:r>
         <w:rPr>
           <w:sz w:val="22"/>
@@ -16533,15 +16501,7 @@
           <w:sz w:val="22"/>
           <w:szCs w:val="22"/>
         </w:rPr>
-        <w:t>(</w:t>
-      </w:r>
-      <w:proofErr w:type="gramEnd"/>
-      <w:r>
-        <w:rPr>
-          <w:sz w:val="22"/>
-          <w:szCs w:val="22"/>
-        </w:rPr>
-        <w:t xml:space="preserve">) en cada ciclo del </w:t>
+        <w:t xml:space="preserve">() en cada ciclo del </w:t>
       </w:r>
       <w:proofErr w:type="spellStart"/>
       <w:r>
@@ -16798,21 +16758,66 @@
       </w:pPr>
       <w:r>
         <w:rPr>
+          <w:sz w:val="22"/>
+          <w:szCs w:val="22"/>
+        </w:rPr>
+        <w:t>El intercambio de información se realiza mediante mensajes JSON debido a su simplicidad, compatibilidad y bajo consumo de ancho de banda</w:t>
+      </w:r>
+      <w:r>
+        <w:rPr>
+          <w:sz w:val="22"/>
+          <w:szCs w:val="22"/>
+        </w:rPr>
+        <w:t>, la ESP32 envía un mensaje de</w:t>
+      </w:r>
+      <w:r>
+        <w:rPr>
+          <w:sz w:val="22"/>
+          <w:szCs w:val="22"/>
+        </w:rPr>
+        <w:t xml:space="preserve"> “</w:t>
+      </w:r>
+      <w:r>
+        <w:rPr>
+          <w:sz w:val="22"/>
+          <w:szCs w:val="22"/>
+        </w:rPr>
+        <w:t>CO:40.37,NO2:13.159,CO2:415.0,VOC:0.0,EST:ALARMA</w:t>
+      </w:r>
+      <w:r>
+        <w:rPr>
+          <w:sz w:val="22"/>
+          <w:szCs w:val="22"/>
+        </w:rPr>
+        <w:t>”, pero lo empaqueta de la siguiente manera.</w:t>
+      </w:r>
+    </w:p>
+    <w:p>
+      <w:pPr>
+        <w:spacing w:before="80" w:after="80"/>
+        <w:jc w:val="both"/>
+        <w:rPr>
+          <w:sz w:val="22"/>
+          <w:szCs w:val="22"/>
+        </w:rPr>
+      </w:pPr>
+      <w:r>
+        <w:rPr>
           <w:noProof/>
           <w:sz w:val="22"/>
           <w:szCs w:val="22"/>
         </w:rPr>
         <w:drawing>
-          <wp:anchor distT="0" distB="0" distL="114300" distR="114300" simplePos="0" relativeHeight="251686912" behindDoc="0" locked="0" layoutInCell="1" allowOverlap="1" wp14:anchorId="352E1B6F" wp14:editId="3B333E0D">
+          <wp:anchor distT="0" distB="0" distL="114300" distR="114300" simplePos="0" relativeHeight="251686912" behindDoc="0" locked="0" layoutInCell="1" allowOverlap="1" wp14:anchorId="352E1B6F" wp14:editId="4907AB2B">
             <wp:simplePos x="0" y="0"/>
-            <wp:positionH relativeFrom="column">
-              <wp:posOffset>1189202</wp:posOffset>
+            <wp:positionH relativeFrom="margin">
+              <wp:align>center</wp:align>
             </wp:positionH>
             <wp:positionV relativeFrom="paragraph">
-              <wp:posOffset>803783</wp:posOffset>
+              <wp:posOffset>255524</wp:posOffset>
             </wp:positionV>
-            <wp:extent cx="3474720" cy="1225493"/>
-            <wp:effectExtent l="0" t="0" r="0" b="0"/>
+            <wp:extent cx="4791075" cy="1689735"/>
+            <wp:effectExtent l="0" t="0" r="9525" b="5715"/>
             <wp:wrapTopAndBottom/>
             <wp:docPr id="2" name="Imagen 2"/>
             <wp:cNvGraphicFramePr>
@@ -16840,7 +16845,7 @@
                   <pic:spPr>
                     <a:xfrm>
                       <a:off x="0" y="0"/>
-                      <a:ext cx="3474720" cy="1225493"/>
+                      <a:ext cx="4791075" cy="1689735"/>
                     </a:xfrm>
                     <a:prstGeom prst="rect">
                       <a:avLst/>
@@ -16849,107 +16854,14 @@
                 </pic:pic>
               </a:graphicData>
             </a:graphic>
+            <wp14:sizeRelH relativeFrom="margin">
+              <wp14:pctWidth>0</wp14:pctWidth>
+            </wp14:sizeRelH>
+            <wp14:sizeRelV relativeFrom="margin">
+              <wp14:pctHeight>0</wp14:pctHeight>
+            </wp14:sizeRelV>
           </wp:anchor>
         </w:drawing>
-      </w:r>
-      <w:r>
-        <w:rPr>
-          <w:sz w:val="22"/>
-          <w:szCs w:val="22"/>
-        </w:rPr>
-        <w:t>El intercambio de información se realiza mediante mensajes JSON debido a su simplicidad, compatibilidad y bajo consumo de ancho de banda</w:t>
-      </w:r>
-      <w:r>
-        <w:rPr>
-          <w:sz w:val="22"/>
-          <w:szCs w:val="22"/>
-        </w:rPr>
-        <w:t>, la ESP32 envía un mensaje de</w:t>
-      </w:r>
-      <w:r>
-        <w:rPr>
-          <w:sz w:val="22"/>
-          <w:szCs w:val="22"/>
-        </w:rPr>
-        <w:t xml:space="preserve"> “</w:t>
-      </w:r>
-      <w:r>
-        <w:rPr>
-          <w:sz w:val="22"/>
-          <w:szCs w:val="22"/>
-        </w:rPr>
-        <w:t>CO:40.</w:t>
-      </w:r>
-      <w:proofErr w:type="gramStart"/>
-      <w:r>
-        <w:rPr>
-          <w:sz w:val="22"/>
-          <w:szCs w:val="22"/>
-        </w:rPr>
-        <w:t>37,NO</w:t>
-      </w:r>
-      <w:proofErr w:type="gramEnd"/>
-      <w:r>
-        <w:rPr>
-          <w:sz w:val="22"/>
-          <w:szCs w:val="22"/>
-        </w:rPr>
-        <w:t>2:13.</w:t>
-      </w:r>
-      <w:proofErr w:type="gramStart"/>
-      <w:r>
-        <w:rPr>
-          <w:sz w:val="22"/>
-          <w:szCs w:val="22"/>
-        </w:rPr>
-        <w:t>159,CO2</w:t>
-      </w:r>
-      <w:proofErr w:type="gramEnd"/>
-      <w:r>
-        <w:rPr>
-          <w:sz w:val="22"/>
-          <w:szCs w:val="22"/>
-        </w:rPr>
-        <w:t>:415.</w:t>
-      </w:r>
-      <w:proofErr w:type="gramStart"/>
-      <w:r>
-        <w:rPr>
-          <w:sz w:val="22"/>
-          <w:szCs w:val="22"/>
-        </w:rPr>
-        <w:t>0,VOC</w:t>
-      </w:r>
-      <w:proofErr w:type="gramEnd"/>
-      <w:r>
-        <w:rPr>
-          <w:sz w:val="22"/>
-          <w:szCs w:val="22"/>
-        </w:rPr>
-        <w:t>:0.</w:t>
-      </w:r>
-      <w:proofErr w:type="gramStart"/>
-      <w:r>
-        <w:rPr>
-          <w:sz w:val="22"/>
-          <w:szCs w:val="22"/>
-        </w:rPr>
-        <w:t>0,EST</w:t>
-      </w:r>
-      <w:proofErr w:type="gramEnd"/>
-      <w:r>
-        <w:rPr>
-          <w:sz w:val="22"/>
-          <w:szCs w:val="22"/>
-        </w:rPr>
-        <w:t>:ALARMA</w:t>
-      </w:r>
-      <w:r>
-        <w:rPr>
-          <w:sz w:val="22"/>
-          <w:szCs w:val="22"/>
-        </w:rPr>
-        <w:t>”, pero lo empaqueta de la siguiente manera.</w:t>
       </w:r>
     </w:p>
     <w:p>
@@ -16961,6 +16873,64 @@
           <w:szCs w:val="22"/>
         </w:rPr>
       </w:pPr>
+    </w:p>
+    <w:p>
+      <w:pPr>
+        <w:spacing w:before="80" w:after="80"/>
+        <w:jc w:val="both"/>
+        <w:rPr>
+          <w:sz w:val="22"/>
+          <w:szCs w:val="22"/>
+        </w:rPr>
+      </w:pPr>
+    </w:p>
+    <w:p>
+      <w:pPr>
+        <w:spacing w:before="80" w:after="80"/>
+        <w:jc w:val="both"/>
+        <w:rPr>
+          <w:sz w:val="22"/>
+          <w:szCs w:val="22"/>
+        </w:rPr>
+      </w:pPr>
+    </w:p>
+    <w:p>
+      <w:pPr>
+        <w:spacing w:before="80" w:after="80"/>
+        <w:jc w:val="both"/>
+        <w:rPr>
+          <w:sz w:val="22"/>
+          <w:szCs w:val="22"/>
+        </w:rPr>
+      </w:pPr>
+    </w:p>
+    <w:p>
+      <w:pPr>
+        <w:spacing w:before="80" w:after="80"/>
+        <w:jc w:val="both"/>
+        <w:rPr>
+          <w:sz w:val="22"/>
+          <w:szCs w:val="22"/>
+        </w:rPr>
+      </w:pPr>
+      <w:r>
+        <w:rPr>
+          <w:sz w:val="22"/>
+          <w:szCs w:val="22"/>
+        </w:rPr>
+        <w:lastRenderedPageBreak/>
+        <w:t>El cual se vería como el siguiente ejemplo:</w:t>
+      </w:r>
+    </w:p>
+    <w:p>
+      <w:pPr>
+        <w:spacing w:before="80" w:after="80"/>
+        <w:jc w:val="both"/>
+        <w:rPr>
+          <w:sz w:val="22"/>
+          <w:szCs w:val="22"/>
+        </w:rPr>
+      </w:pPr>
       <w:r>
         <w:rPr>
           <w:noProof/>
@@ -16968,13 +16938,13 @@
           <w:szCs w:val="22"/>
         </w:rPr>
         <w:drawing>
-          <wp:anchor distT="0" distB="0" distL="114300" distR="114300" simplePos="0" relativeHeight="251687936" behindDoc="0" locked="0" layoutInCell="1" allowOverlap="1" wp14:anchorId="637B248C" wp14:editId="4BF63196">
+          <wp:anchor distT="0" distB="0" distL="114300" distR="114300" simplePos="0" relativeHeight="251687936" behindDoc="0" locked="0" layoutInCell="1" allowOverlap="1" wp14:anchorId="637B248C" wp14:editId="20207998">
             <wp:simplePos x="0" y="0"/>
             <wp:positionH relativeFrom="column">
-              <wp:posOffset>1759788</wp:posOffset>
+              <wp:posOffset>1919783</wp:posOffset>
             </wp:positionH>
             <wp:positionV relativeFrom="paragraph">
-              <wp:posOffset>248590</wp:posOffset>
+              <wp:posOffset>170129</wp:posOffset>
             </wp:positionV>
             <wp:extent cx="2057687" cy="1619476"/>
             <wp:effectExtent l="0" t="0" r="0" b="0"/>
@@ -17017,12 +16987,23 @@
           </wp:anchor>
         </w:drawing>
       </w:r>
-      <w:r>
-        <w:rPr>
-          <w:sz w:val="22"/>
-          <w:szCs w:val="22"/>
-        </w:rPr>
-        <w:t>El cual se vería como el siguiente ejemplo:</w:t>
+    </w:p>
+    <w:p>
+      <w:pPr>
+        <w:pStyle w:val="Ttulo1"/>
+        <w:rPr>
+          <w:color w:val="auto"/>
+          <w:sz w:val="22"/>
+          <w:szCs w:val="22"/>
+        </w:rPr>
+      </w:pPr>
+      <w:r>
+        <w:rPr>
+          <w:color w:val="auto"/>
+          <w:sz w:val="22"/>
+          <w:szCs w:val="22"/>
+        </w:rPr>
+        <w:t>REFERENCIAS BIBLIOGRÁFICAS</w:t>
       </w:r>
     </w:p>
     <w:p>
@@ -17032,43 +17013,14 @@
         <w:rPr>
           <w:sz w:val="22"/>
           <w:szCs w:val="22"/>
+          <w:lang w:val="en-AU"/>
         </w:rPr>
       </w:pPr>
-    </w:p>
-    <w:p>
-      <w:pPr>
-        <w:pStyle w:val="Ttulo1"/>
-        <w:rPr>
-          <w:color w:val="auto"/>
-          <w:sz w:val="22"/>
-          <w:szCs w:val="22"/>
-        </w:rPr>
-      </w:pPr>
-      <w:r>
-        <w:rPr>
-          <w:color w:val="auto"/>
-          <w:sz w:val="22"/>
-          <w:szCs w:val="22"/>
-        </w:rPr>
-        <w:t>REFERENCIAS BIBLIOGRÁFICAS</w:t>
-      </w:r>
-    </w:p>
-    <w:p>
-      <w:pPr>
-        <w:spacing w:before="80" w:after="80"/>
-        <w:jc w:val="both"/>
-        <w:rPr>
-          <w:sz w:val="22"/>
-          <w:szCs w:val="22"/>
-          <w:lang w:val="en-AU"/>
-        </w:rPr>
-      </w:pPr>
-      <w:r>
-        <w:rPr>
-          <w:sz w:val="22"/>
-          <w:szCs w:val="22"/>
-        </w:rPr>
-        <w:lastRenderedPageBreak/>
+      <w:r>
+        <w:rPr>
+          <w:sz w:val="22"/>
+          <w:szCs w:val="22"/>
+        </w:rPr>
         <w:t xml:space="preserve">Borrego, C., Costa, A. M., Ginja, J., Amorim, M., Coutinho, M., Karatzas, K., ... </w:t>
       </w:r>
       <w:r>
@@ -17609,6 +17561,7 @@
           <w:szCs w:val="22"/>
           <w:lang w:val="en-AU"/>
         </w:rPr>
+        <w:lastRenderedPageBreak/>
         <w:t>ESP32-S3 Technical Reference Manual: https://documentation.espressif.com/esp32-s3_technical_reference_manual_en.pdf</w:t>
       </w:r>
     </w:p>
@@ -17758,7 +17711,25 @@
           <w:sz w:val="22"/>
           <w:szCs w:val="22"/>
         </w:rPr>
-        <w:t xml:space="preserve">A2. BOM Actualizada (Lista de Materiales v1 — Pedido Mouser </w:t>
+        <w:t xml:space="preserve">A2. BOM Actualizada (Lista de Materiales v1 — Pedido </w:t>
+      </w:r>
+      <w:proofErr w:type="spellStart"/>
+      <w:r>
+        <w:rPr>
+          <w:color w:val="auto"/>
+          <w:sz w:val="22"/>
+          <w:szCs w:val="22"/>
+        </w:rPr>
+        <w:t>Mouser</w:t>
+      </w:r>
+      <w:proofErr w:type="spellEnd"/>
+      <w:r>
+        <w:rPr>
+          <w:color w:val="auto"/>
+          <w:sz w:val="22"/>
+          <w:szCs w:val="22"/>
+        </w:rPr>
+        <w:t xml:space="preserve"> </w:t>
       </w:r>
       <w:proofErr w:type="spellStart"/>
       <w:r>
@@ -17793,7 +17764,23 @@
           <w:sz w:val="22"/>
           <w:szCs w:val="22"/>
         </w:rPr>
-        <w:t xml:space="preserve">La siguiente tabla refleja los componentes efectivamente adquiridos según la orden de compra Mouser </w:t>
+        <w:t xml:space="preserve">La siguiente tabla refleja los componentes efectivamente adquiridos según la orden de compra </w:t>
+      </w:r>
+      <w:proofErr w:type="spellStart"/>
+      <w:r>
+        <w:rPr>
+          <w:sz w:val="22"/>
+          <w:szCs w:val="22"/>
+        </w:rPr>
+        <w:t>Mouser</w:t>
+      </w:r>
+      <w:proofErr w:type="spellEnd"/>
+      <w:r>
+        <w:rPr>
+          <w:sz w:val="22"/>
+          <w:szCs w:val="22"/>
+        </w:rPr>
+        <w:t xml:space="preserve"> </w:t>
       </w:r>
       <w:proofErr w:type="spellStart"/>
       <w:r>
@@ -17886,7 +17873,6 @@
                 <w:sz w:val="22"/>
                 <w:szCs w:val="22"/>
               </w:rPr>
-              <w:lastRenderedPageBreak/>
               <w:t>Ítem</w:t>
             </w:r>
           </w:p>
@@ -19639,6 +19625,7 @@
                 <w:sz w:val="22"/>
                 <w:szCs w:val="22"/>
               </w:rPr>
+              <w:lastRenderedPageBreak/>
               <w:t>15</w:t>
             </w:r>
           </w:p>
@@ -20437,15 +20424,7 @@
                 <w:sz w:val="22"/>
                 <w:szCs w:val="22"/>
               </w:rPr>
-              <w:t xml:space="preserve">Resistor película fina </w:t>
-            </w:r>
-            <w:r>
-              <w:rPr>
-                <w:sz w:val="22"/>
-                <w:szCs w:val="22"/>
-              </w:rPr>
-              <w:lastRenderedPageBreak/>
-              <w:t>4.7 kΩ, 0.1%, 1/8W, 0805</w:t>
+              <w:t>Resistor película fina 4.7 kΩ, 0.1%, 1/8W, 0805</w:t>
             </w:r>
           </w:p>
         </w:tc>
@@ -20478,7 +20457,6 @@
                 <w:sz w:val="22"/>
                 <w:szCs w:val="22"/>
               </w:rPr>
-              <w:lastRenderedPageBreak/>
               <w:t>10</w:t>
             </w:r>
           </w:p>
@@ -22051,6 +22029,7 @@
                 <w:sz w:val="22"/>
                 <w:szCs w:val="22"/>
               </w:rPr>
+              <w:lastRenderedPageBreak/>
               <w:t>26</w:t>
             </w:r>
           </w:p>
@@ -22560,7 +22539,7 @@
 </file>
 
 <file path=word/endnotes.xml><?xml version="1.0" encoding="utf-8"?>
-<w:endnotes xmlns:wpc="http://schemas.microsoft.com/office/word/2010/wordprocessingCanvas" xmlns:cx="http://schemas.microsoft.com/office/drawing/2014/chartex" xmlns:cx1="http://schemas.microsoft.com/office/drawing/2015/9/8/chartex" xmlns:cx2="http://schemas.microsoft.com/office/drawing/2015/10/21/chartex" xmlns:cx3="http://schemas.microsoft.com/office/drawing/2016/5/9/chartex" xmlns:cx4="http://schemas.microsoft.com/office/drawing/2016/5/10/chartex" xmlns:cx5="http://schemas.microsoft.com/office/drawing/2016/5/11/chartex" xmlns:cx6="http://schemas.microsoft.com/office/drawing/2016/5/12/chartex" xmlns:cx7="http://schemas.microsoft.com/office/drawing/2016/5/13/chartex" xmlns:cx8="http://schemas.microsoft.com/office/drawing/2016/5/14/chartex" xmlns:mc="http://schemas.openxmlformats.org/markup-compatibility/2006" xmlns:aink="http://schemas.microsoft.com/office/drawing/2016/ink" xmlns:am3d="http://schemas.microsoft.com/office/drawing/2017/model3d" xmlns:o="urn:schemas-microsoft-com:office:office" xmlns:oel="http://schemas.microsoft.com/office/2019/extlst" xmlns:r="http://schemas.openxmlformats.org/officeDocument/2006/relationships" xmlns:m="http://schemas.openxmlformats.org/officeDocument/2006/math" xmlns:v="urn:schemas-microsoft-com:vml" xmlns:wp14="http://schemas.microsoft.com/office/word/2010/wordprocessingDrawing" xmlns:wp="http://schemas.openxmlformats.org/drawingml/2006/wordprocessingDrawing" xmlns:w10="urn:schemas-microsoft-com:office:word" xmlns:w="http://schemas.openxmlformats.org/wordprocessingml/2006/main" xmlns:w14="http://schemas.microsoft.com/office/word/2010/wordml" xmlns:w15="http://schemas.microsoft.com/office/word/2012/wordml" xmlns:w16cex="http://schemas.microsoft.com/office/word/2018/wordml/cex" xmlns:w16cid="http://schemas.microsoft.com/office/word/2016/wordml/cid" xmlns:w16="http://schemas.microsoft.com/office/word/2018/wordml" xmlns:w16du="http://schemas.microsoft.com/office/word/2023/wordml/word16du" xmlns:w16sdtdh="http://schemas.microsoft.com/office/word/2020/wordml/sdtdatahash" xmlns:w16sdtfl="http://schemas.microsoft.com/office/word/2024/wordml/sdtformatlock" xmlns:w16se="http://schemas.microsoft.com/office/word/2015/wordml/symex" xmlns:wpg="http://schemas.microsoft.com/office/word/2010/wordprocessingGroup" xmlns:wpi="http://schemas.microsoft.com/office/word/2010/wordprocessingInk" xmlns:wne="http://schemas.microsoft.com/office/word/2006/wordml" xmlns:wps="http://schemas.microsoft.com/office/word/2010/wordprocessingShape" mc:Ignorable="w14 w15 w16se w16cid w16 w16cex w16sdtdh w16sdtfl w16du wp14">
+<w:endnotes xmlns:wpc="http://schemas.microsoft.com/office/word/2010/wordprocessingCanvas" xmlns:cx="http://schemas.microsoft.com/office/drawing/2014/chartex" xmlns:cx1="http://schemas.microsoft.com/office/drawing/2015/9/8/chartex" xmlns:cx2="http://schemas.microsoft.com/office/drawing/2015/10/21/chartex" xmlns:cx3="http://schemas.microsoft.com/office/drawing/2016/5/9/chartex" xmlns:cx4="http://schemas.microsoft.com/office/drawing/2016/5/10/chartex" xmlns:cx5="http://schemas.microsoft.com/office/drawing/2016/5/11/chartex" xmlns:cx6="http://schemas.microsoft.com/office/drawing/2016/5/12/chartex" xmlns:cx7="http://schemas.microsoft.com/office/drawing/2016/5/13/chartex" xmlns:cx8="http://schemas.microsoft.com/office/drawing/2016/5/14/chartex" xmlns:mc="http://schemas.openxmlformats.org/markup-compatibility/2006" xmlns:aink="http://schemas.microsoft.com/office/drawing/2016/ink" xmlns:am3d="http://schemas.microsoft.com/office/drawing/2017/model3d" xmlns:o="urn:schemas-microsoft-com:office:office" xmlns:oel="http://schemas.microsoft.com/office/2019/extlst" xmlns:r="http://schemas.openxmlformats.org/officeDocument/2006/relationships" xmlns:m="http://schemas.openxmlformats.org/officeDocument/2006/math" xmlns:v="urn:schemas-microsoft-com:vml" xmlns:wp14="http://schemas.microsoft.com/office/word/2010/wordprocessingDrawing" xmlns:wp="http://schemas.openxmlformats.org/drawingml/2006/wordprocessingDrawing" xmlns:w10="urn:schemas-microsoft-com:office:word" xmlns:w="http://schemas.openxmlformats.org/wordprocessingml/2006/main" xmlns:w14="http://schemas.microsoft.com/office/word/2010/wordml" xmlns:w15="http://schemas.microsoft.com/office/word/2012/wordml" xmlns:w16cex="http://schemas.microsoft.com/office/word/2018/wordml/cex" xmlns:w16cid="http://schemas.microsoft.com/office/word/2016/wordml/cid" xmlns:w16="http://schemas.microsoft.com/office/word/2018/wordml" xmlns:w16sdtdh="http://schemas.microsoft.com/office/word/2020/wordml/sdtdatahash" xmlns:w16se="http://schemas.microsoft.com/office/word/2015/wordml/symex" xmlns:wpg="http://schemas.microsoft.com/office/word/2010/wordprocessingGroup" xmlns:wpi="http://schemas.microsoft.com/office/word/2010/wordprocessingInk" xmlns:wne="http://schemas.microsoft.com/office/word/2006/wordml" xmlns:wps="http://schemas.microsoft.com/office/word/2010/wordprocessingShape" mc:Ignorable="w14 w15 w16se w16cid w16 w16cex w16sdtdh wp14">
   <w:endnote w:type="separator" w:id="-1">
     <w:p>
       <w:r>
@@ -22579,7 +22558,7 @@
 </file>
 
 <file path=word/footnotes.xml><?xml version="1.0" encoding="utf-8"?>
-<w:footnotes xmlns:wpc="http://schemas.microsoft.com/office/word/2010/wordprocessingCanvas" xmlns:cx="http://schemas.microsoft.com/office/drawing/2014/chartex" xmlns:cx1="http://schemas.microsoft.com/office/drawing/2015/9/8/chartex" xmlns:cx2="http://schemas.microsoft.com/office/drawing/2015/10/21/chartex" xmlns:cx3="http://schemas.microsoft.com/office/drawing/2016/5/9/chartex" xmlns:cx4="http://schemas.microsoft.com/office/drawing/2016/5/10/chartex" xmlns:cx5="http://schemas.microsoft.com/office/drawing/2016/5/11/chartex" xmlns:cx6="http://schemas.microsoft.com/office/drawing/2016/5/12/chartex" xmlns:cx7="http://schemas.microsoft.com/office/drawing/2016/5/13/chartex" xmlns:cx8="http://schemas.microsoft.com/office/drawing/2016/5/14/chartex" xmlns:mc="http://schemas.openxmlformats.org/markup-compatibility/2006" xmlns:aink="http://schemas.microsoft.com/office/drawing/2016/ink" xmlns:am3d="http://schemas.microsoft.com/office/drawing/2017/model3d" xmlns:o="urn:schemas-microsoft-com:office:office" xmlns:oel="http://schemas.microsoft.com/office/2019/extlst" xmlns:r="http://schemas.openxmlformats.org/officeDocument/2006/relationships" xmlns:m="http://schemas.openxmlformats.org/officeDocument/2006/math" xmlns:v="urn:schemas-microsoft-com:vml" xmlns:wp14="http://schemas.microsoft.com/office/word/2010/wordprocessingDrawing" xmlns:wp="http://schemas.openxmlformats.org/drawingml/2006/wordprocessingDrawing" xmlns:w10="urn:schemas-microsoft-com:office:word" xmlns:w="http://schemas.openxmlformats.org/wordprocessingml/2006/main" xmlns:w14="http://schemas.microsoft.com/office/word/2010/wordml" xmlns:w15="http://schemas.microsoft.com/office/word/2012/wordml" xmlns:w16cex="http://schemas.microsoft.com/office/word/2018/wordml/cex" xmlns:w16cid="http://schemas.microsoft.com/office/word/2016/wordml/cid" xmlns:w16="http://schemas.microsoft.com/office/word/2018/wordml" xmlns:w16du="http://schemas.microsoft.com/office/word/2023/wordml/word16du" xmlns:w16sdtdh="http://schemas.microsoft.com/office/word/2020/wordml/sdtdatahash" xmlns:w16sdtfl="http://schemas.microsoft.com/office/word/2024/wordml/sdtformatlock" xmlns:w16se="http://schemas.microsoft.com/office/word/2015/wordml/symex" xmlns:wpg="http://schemas.microsoft.com/office/word/2010/wordprocessingGroup" xmlns:wpi="http://schemas.microsoft.com/office/word/2010/wordprocessingInk" xmlns:wne="http://schemas.microsoft.com/office/word/2006/wordml" xmlns:wps="http://schemas.microsoft.com/office/word/2010/wordprocessingShape" mc:Ignorable="w14 w15 w16se w16cid w16 w16cex w16sdtdh w16sdtfl w16du wp14">
+<w:footnotes xmlns:wpc="http://schemas.microsoft.com/office/word/2010/wordprocessingCanvas" xmlns:cx="http://schemas.microsoft.com/office/drawing/2014/chartex" xmlns:cx1="http://schemas.microsoft.com/office/drawing/2015/9/8/chartex" xmlns:cx2="http://schemas.microsoft.com/office/drawing/2015/10/21/chartex" xmlns:cx3="http://schemas.microsoft.com/office/drawing/2016/5/9/chartex" xmlns:cx4="http://schemas.microsoft.com/office/drawing/2016/5/10/chartex" xmlns:cx5="http://schemas.microsoft.com/office/drawing/2016/5/11/chartex" xmlns:cx6="http://schemas.microsoft.com/office/drawing/2016/5/12/chartex" xmlns:cx7="http://schemas.microsoft.com/office/drawing/2016/5/13/chartex" xmlns:cx8="http://schemas.microsoft.com/office/drawing/2016/5/14/chartex" xmlns:mc="http://schemas.openxmlformats.org/markup-compatibility/2006" xmlns:aink="http://schemas.microsoft.com/office/drawing/2016/ink" xmlns:am3d="http://schemas.microsoft.com/office/drawing/2017/model3d" xmlns:o="urn:schemas-microsoft-com:office:office" xmlns:oel="http://schemas.microsoft.com/office/2019/extlst" xmlns:r="http://schemas.openxmlformats.org/officeDocument/2006/relationships" xmlns:m="http://schemas.openxmlformats.org/officeDocument/2006/math" xmlns:v="urn:schemas-microsoft-com:vml" xmlns:wp14="http://schemas.microsoft.com/office/word/2010/wordprocessingDrawing" xmlns:wp="http://schemas.openxmlformats.org/drawingml/2006/wordprocessingDrawing" xmlns:w10="urn:schemas-microsoft-com:office:word" xmlns:w="http://schemas.openxmlformats.org/wordprocessingml/2006/main" xmlns:w14="http://schemas.microsoft.com/office/word/2010/wordml" xmlns:w15="http://schemas.microsoft.com/office/word/2012/wordml" xmlns:w16cex="http://schemas.microsoft.com/office/word/2018/wordml/cex" xmlns:w16cid="http://schemas.microsoft.com/office/word/2016/wordml/cid" xmlns:w16="http://schemas.microsoft.com/office/word/2018/wordml" xmlns:w16sdtdh="http://schemas.microsoft.com/office/word/2020/wordml/sdtdatahash" xmlns:w16se="http://schemas.microsoft.com/office/word/2015/wordml/symex" xmlns:wpg="http://schemas.microsoft.com/office/word/2010/wordprocessingGroup" xmlns:wpi="http://schemas.microsoft.com/office/word/2010/wordprocessingInk" xmlns:wne="http://schemas.microsoft.com/office/word/2006/wordml" xmlns:wps="http://schemas.microsoft.com/office/word/2010/wordprocessingShape" mc:Ignorable="w14 w15 w16se w16cid w16 w16cex w16sdtdh wp14">
   <w:footnote w:type="separator" w:id="-1">
     <w:p>
       <w:r>
@@ -22598,7 +22577,7 @@
 </file>
 
 <file path=word/header1.xml><?xml version="1.0" encoding="utf-8"?>
-<w:hdr xmlns:wpc="http://schemas.microsoft.com/office/word/2010/wordprocessingCanvas" xmlns:cx="http://schemas.microsoft.com/office/drawing/2014/chartex" xmlns:cx1="http://schemas.microsoft.com/office/drawing/2015/9/8/chartex" xmlns:cx2="http://schemas.microsoft.com/office/drawing/2015/10/21/chartex" xmlns:cx3="http://schemas.microsoft.com/office/drawing/2016/5/9/chartex" xmlns:cx4="http://schemas.microsoft.com/office/drawing/2016/5/10/chartex" xmlns:cx5="http://schemas.microsoft.com/office/drawing/2016/5/11/chartex" xmlns:cx6="http://schemas.microsoft.com/office/drawing/2016/5/12/chartex" xmlns:cx7="http://schemas.microsoft.com/office/drawing/2016/5/13/chartex" xmlns:cx8="http://schemas.microsoft.com/office/drawing/2016/5/14/chartex" xmlns:mc="http://schemas.openxmlformats.org/markup-compatibility/2006" xmlns:aink="http://schemas.microsoft.com/office/drawing/2016/ink" xmlns:am3d="http://schemas.microsoft.com/office/drawing/2017/model3d" xmlns:o="urn:schemas-microsoft-com:office:office" xmlns:oel="http://schemas.microsoft.com/office/2019/extlst" xmlns:r="http://schemas.openxmlformats.org/officeDocument/2006/relationships" xmlns:m="http://schemas.openxmlformats.org/officeDocument/2006/math" xmlns:v="urn:schemas-microsoft-com:vml" xmlns:wp14="http://schemas.microsoft.com/office/word/2010/wordprocessingDrawing" xmlns:wp="http://schemas.openxmlformats.org/drawingml/2006/wordprocessingDrawing" xmlns:w10="urn:schemas-microsoft-com:office:word" xmlns:w="http://schemas.openxmlformats.org/wordprocessingml/2006/main" xmlns:w14="http://schemas.microsoft.com/office/word/2010/wordml" xmlns:w15="http://schemas.microsoft.com/office/word/2012/wordml" xmlns:w16cex="http://schemas.microsoft.com/office/word/2018/wordml/cex" xmlns:w16cid="http://schemas.microsoft.com/office/word/2016/wordml/cid" xmlns:w16="http://schemas.microsoft.com/office/word/2018/wordml" xmlns:w16du="http://schemas.microsoft.com/office/word/2023/wordml/word16du" xmlns:w16sdtdh="http://schemas.microsoft.com/office/word/2020/wordml/sdtdatahash" xmlns:w16sdtfl="http://schemas.microsoft.com/office/word/2024/wordml/sdtformatlock" xmlns:w16se="http://schemas.microsoft.com/office/word/2015/wordml/symex" xmlns:wpg="http://schemas.microsoft.com/office/word/2010/wordprocessingGroup" xmlns:wpi="http://schemas.microsoft.com/office/word/2010/wordprocessingInk" xmlns:wne="http://schemas.microsoft.com/office/word/2006/wordml" xmlns:wps="http://schemas.microsoft.com/office/word/2010/wordprocessingShape" mc:Ignorable="w14 w15 w16se w16cid w16 w16cex w16sdtdh w16sdtfl w16du wp14">
+<w:hdr xmlns:wpc="http://schemas.microsoft.com/office/word/2010/wordprocessingCanvas" xmlns:cx="http://schemas.microsoft.com/office/drawing/2014/chartex" xmlns:cx1="http://schemas.microsoft.com/office/drawing/2015/9/8/chartex" xmlns:cx2="http://schemas.microsoft.com/office/drawing/2015/10/21/chartex" xmlns:cx3="http://schemas.microsoft.com/office/drawing/2016/5/9/chartex" xmlns:cx4="http://schemas.microsoft.com/office/drawing/2016/5/10/chartex" xmlns:cx5="http://schemas.microsoft.com/office/drawing/2016/5/11/chartex" xmlns:cx6="http://schemas.microsoft.com/office/drawing/2016/5/12/chartex" xmlns:cx7="http://schemas.microsoft.com/office/drawing/2016/5/13/chartex" xmlns:cx8="http://schemas.microsoft.com/office/drawing/2016/5/14/chartex" xmlns:mc="http://schemas.openxmlformats.org/markup-compatibility/2006" xmlns:aink="http://schemas.microsoft.com/office/drawing/2016/ink" xmlns:am3d="http://schemas.microsoft.com/office/drawing/2017/model3d" xmlns:o="urn:schemas-microsoft-com:office:office" xmlns:oel="http://schemas.microsoft.com/office/2019/extlst" xmlns:r="http://schemas.openxmlformats.org/officeDocument/2006/relationships" xmlns:m="http://schemas.openxmlformats.org/officeDocument/2006/math" xmlns:v="urn:schemas-microsoft-com:vml" xmlns:wp14="http://schemas.microsoft.com/office/word/2010/wordprocessingDrawing" xmlns:wp="http://schemas.openxmlformats.org/drawingml/2006/wordprocessingDrawing" xmlns:w10="urn:schemas-microsoft-com:office:word" xmlns:w="http://schemas.openxmlformats.org/wordprocessingml/2006/main" xmlns:w14="http://schemas.microsoft.com/office/word/2010/wordml" xmlns:w15="http://schemas.microsoft.com/office/word/2012/wordml" xmlns:w16cex="http://schemas.microsoft.com/office/word/2018/wordml/cex" xmlns:w16cid="http://schemas.microsoft.com/office/word/2016/wordml/cid" xmlns:w16="http://schemas.microsoft.com/office/word/2018/wordml" xmlns:w16sdtdh="http://schemas.microsoft.com/office/word/2020/wordml/sdtdatahash" xmlns:w16se="http://schemas.microsoft.com/office/word/2015/wordml/symex" xmlns:wpg="http://schemas.microsoft.com/office/word/2010/wordprocessingGroup" xmlns:wpi="http://schemas.microsoft.com/office/word/2010/wordprocessingInk" xmlns:wne="http://schemas.microsoft.com/office/word/2006/wordml" xmlns:wps="http://schemas.microsoft.com/office/word/2010/wordprocessingShape" mc:Ignorable="w14 w15 w16se w16cid w16 w16cex w16sdtdh wp14">
   <w:sdt>
     <w:sdtPr>
       <w:id w:val="855009387"/>
@@ -22643,7 +22622,7 @@
 </file>
 
 <file path=word/numbering.xml><?xml version="1.0" encoding="utf-8"?>
-<w:numbering xmlns:wpc="http://schemas.microsoft.com/office/word/2010/wordprocessingCanvas" xmlns:cx="http://schemas.microsoft.com/office/drawing/2014/chartex" xmlns:cx1="http://schemas.microsoft.com/office/drawing/2015/9/8/chartex" xmlns:cx2="http://schemas.microsoft.com/office/drawing/2015/10/21/chartex" xmlns:cx3="http://schemas.microsoft.com/office/drawing/2016/5/9/chartex" xmlns:cx4="http://schemas.microsoft.com/office/drawing/2016/5/10/chartex" xmlns:cx5="http://schemas.microsoft.com/office/drawing/2016/5/11/chartex" xmlns:cx6="http://schemas.microsoft.com/office/drawing/2016/5/12/chartex" xmlns:cx7="http://schemas.microsoft.com/office/drawing/2016/5/13/chartex" xmlns:cx8="http://schemas.microsoft.com/office/drawing/2016/5/14/chartex" xmlns:mc="http://schemas.openxmlformats.org/markup-compatibility/2006" xmlns:aink="http://schemas.microsoft.com/office/drawing/2016/ink" xmlns:am3d="http://schemas.microsoft.com/office/drawing/2017/model3d" xmlns:o="urn:schemas-microsoft-com:office:office" xmlns:oel="http://schemas.microsoft.com/office/2019/extlst" xmlns:r="http://schemas.openxmlformats.org/officeDocument/2006/relationships" xmlns:m="http://schemas.openxmlformats.org/officeDocument/2006/math" xmlns:v="urn:schemas-microsoft-com:vml" xmlns:wp14="http://schemas.microsoft.com/office/word/2010/wordprocessingDrawing" xmlns:wp="http://schemas.openxmlformats.org/drawingml/2006/wordprocessingDrawing" xmlns:w10="urn:schemas-microsoft-com:office:word" xmlns:w="http://schemas.openxmlformats.org/wordprocessingml/2006/main" xmlns:w14="http://schemas.microsoft.com/office/word/2010/wordml" xmlns:w15="http://schemas.microsoft.com/office/word/2012/wordml" xmlns:w16cex="http://schemas.microsoft.com/office/word/2018/wordml/cex" xmlns:w16cid="http://schemas.microsoft.com/office/word/2016/wordml/cid" xmlns:w16="http://schemas.microsoft.com/office/word/2018/wordml" xmlns:w16du="http://schemas.microsoft.com/office/word/2023/wordml/word16du" xmlns:w16sdtdh="http://schemas.microsoft.com/office/word/2020/wordml/sdtdatahash" xmlns:w16sdtfl="http://schemas.microsoft.com/office/word/2024/wordml/sdtformatlock" xmlns:w16se="http://schemas.microsoft.com/office/word/2015/wordml/symex" xmlns:wpg="http://schemas.microsoft.com/office/word/2010/wordprocessingGroup" xmlns:wpi="http://schemas.microsoft.com/office/word/2010/wordprocessingInk" xmlns:wne="http://schemas.microsoft.com/office/word/2006/wordml" xmlns:wps="http://schemas.microsoft.com/office/word/2010/wordprocessingShape" mc:Ignorable="w14 w15 w16se w16cid w16 w16cex w16sdtdh w16sdtfl w16du wp14">
+<w:numbering xmlns:wpc="http://schemas.microsoft.com/office/word/2010/wordprocessingCanvas" xmlns:cx="http://schemas.microsoft.com/office/drawing/2014/chartex" xmlns:cx1="http://schemas.microsoft.com/office/drawing/2015/9/8/chartex" xmlns:cx2="http://schemas.microsoft.com/office/drawing/2015/10/21/chartex" xmlns:cx3="http://schemas.microsoft.com/office/drawing/2016/5/9/chartex" xmlns:cx4="http://schemas.microsoft.com/office/drawing/2016/5/10/chartex" xmlns:cx5="http://schemas.microsoft.com/office/drawing/2016/5/11/chartex" xmlns:cx6="http://schemas.microsoft.com/office/drawing/2016/5/12/chartex" xmlns:cx7="http://schemas.microsoft.com/office/drawing/2016/5/13/chartex" xmlns:cx8="http://schemas.microsoft.com/office/drawing/2016/5/14/chartex" xmlns:mc="http://schemas.openxmlformats.org/markup-compatibility/2006" xmlns:aink="http://schemas.microsoft.com/office/drawing/2016/ink" xmlns:am3d="http://schemas.microsoft.com/office/drawing/2017/model3d" xmlns:o="urn:schemas-microsoft-com:office:office" xmlns:oel="http://schemas.microsoft.com/office/2019/extlst" xmlns:r="http://schemas.openxmlformats.org/officeDocument/2006/relationships" xmlns:m="http://schemas.openxmlformats.org/officeDocument/2006/math" xmlns:v="urn:schemas-microsoft-com:vml" xmlns:wp14="http://schemas.microsoft.com/office/word/2010/wordprocessingDrawing" xmlns:wp="http://schemas.openxmlformats.org/drawingml/2006/wordprocessingDrawing" xmlns:w10="urn:schemas-microsoft-com:office:word" xmlns:w="http://schemas.openxmlformats.org/wordprocessingml/2006/main" xmlns:w14="http://schemas.microsoft.com/office/word/2010/wordml" xmlns:w15="http://schemas.microsoft.com/office/word/2012/wordml" xmlns:w16cex="http://schemas.microsoft.com/office/word/2018/wordml/cex" xmlns:w16cid="http://schemas.microsoft.com/office/word/2016/wordml/cid" xmlns:w16="http://schemas.microsoft.com/office/word/2018/wordml" xmlns:w16sdtdh="http://schemas.microsoft.com/office/word/2020/wordml/sdtdatahash" xmlns:w16se="http://schemas.microsoft.com/office/word/2015/wordml/symex" xmlns:wpg="http://schemas.microsoft.com/office/word/2010/wordprocessingGroup" xmlns:wpi="http://schemas.microsoft.com/office/word/2010/wordprocessingInk" xmlns:wne="http://schemas.microsoft.com/office/word/2006/wordml" xmlns:wps="http://schemas.microsoft.com/office/word/2010/wordprocessingShape" mc:Ignorable="w14 w15 w16se w16cid w16 w16cex w16sdtdh wp14">
   <w:abstractNum w:abstractNumId="0" w15:restartNumberingAfterBreak="0">
     <w:nsid w:val="04317FF2"/>
     <w:multiLevelType w:val="hybridMultilevel"/>
@@ -22800,7 +22779,7 @@
 </file>
 
 <file path=word/styles.xml><?xml version="1.0" encoding="utf-8"?>
-<w:styles xmlns:mc="http://schemas.openxmlformats.org/markup-compatibility/2006" xmlns:r="http://schemas.openxmlformats.org/officeDocument/2006/relationships" xmlns:w="http://schemas.openxmlformats.org/wordprocessingml/2006/main" xmlns:w14="http://schemas.microsoft.com/office/word/2010/wordml" xmlns:w15="http://schemas.microsoft.com/office/word/2012/wordml" xmlns:w16cex="http://schemas.microsoft.com/office/word/2018/wordml/cex" xmlns:w16cid="http://schemas.microsoft.com/office/word/2016/wordml/cid" xmlns:w16="http://schemas.microsoft.com/office/word/2018/wordml" xmlns:w16du="http://schemas.microsoft.com/office/word/2023/wordml/word16du" xmlns:w16sdtdh="http://schemas.microsoft.com/office/word/2020/wordml/sdtdatahash" xmlns:w16sdtfl="http://schemas.microsoft.com/office/word/2024/wordml/sdtformatlock" xmlns:w16se="http://schemas.microsoft.com/office/word/2015/wordml/symex" mc:Ignorable="w14 w15 w16se w16cid w16 w16cex w16sdtdh w16sdtfl w16du">
+<w:styles xmlns:mc="http://schemas.openxmlformats.org/markup-compatibility/2006" xmlns:r="http://schemas.openxmlformats.org/officeDocument/2006/relationships" xmlns:w="http://schemas.openxmlformats.org/wordprocessingml/2006/main" xmlns:w14="http://schemas.microsoft.com/office/word/2010/wordml" xmlns:w15="http://schemas.microsoft.com/office/word/2012/wordml" xmlns:w16cex="http://schemas.microsoft.com/office/word/2018/wordml/cex" xmlns:w16cid="http://schemas.microsoft.com/office/word/2016/wordml/cid" xmlns:w16="http://schemas.microsoft.com/office/word/2018/wordml" xmlns:w16sdtdh="http://schemas.microsoft.com/office/word/2020/wordml/sdtdatahash" xmlns:w16se="http://schemas.microsoft.com/office/word/2015/wordml/symex" mc:Ignorable="w14 w15 w16se w16cid w16 w16cex w16sdtdh">
   <w:docDefaults>
     <w:rPrDefault>
       <w:rPr>

--- a/ESTACION_AQ_ACTUALIZADO.docx
+++ b/ESTACION_AQ_ACTUALIZADO.docx
@@ -1,6 +1,6 @@
 
 <file path=word/document.xml><?xml version="1.0" encoding="utf-8"?>
-<w:document xmlns:wpc="http://schemas.microsoft.com/office/word/2010/wordprocessingCanvas" xmlns:cx="http://schemas.microsoft.com/office/drawing/2014/chartex" xmlns:cx1="http://schemas.microsoft.com/office/drawing/2015/9/8/chartex" xmlns:cx2="http://schemas.microsoft.com/office/drawing/2015/10/21/chartex" xmlns:cx3="http://schemas.microsoft.com/office/drawing/2016/5/9/chartex" xmlns:cx4="http://schemas.microsoft.com/office/drawing/2016/5/10/chartex" xmlns:cx5="http://schemas.microsoft.com/office/drawing/2016/5/11/chartex" xmlns:cx6="http://schemas.microsoft.com/office/drawing/2016/5/12/chartex" xmlns:cx7="http://schemas.microsoft.com/office/drawing/2016/5/13/chartex" xmlns:cx8="http://schemas.microsoft.com/office/drawing/2016/5/14/chartex" xmlns:mc="http://schemas.openxmlformats.org/markup-compatibility/2006" xmlns:aink="http://schemas.microsoft.com/office/drawing/2016/ink" xmlns:am3d="http://schemas.microsoft.com/office/drawing/2017/model3d" xmlns:o="urn:schemas-microsoft-com:office:office" xmlns:oel="http://schemas.microsoft.com/office/2019/extlst" xmlns:r="http://schemas.openxmlformats.org/officeDocument/2006/relationships" xmlns:m="http://schemas.openxmlformats.org/officeDocument/2006/math" xmlns:v="urn:schemas-microsoft-com:vml" xmlns:wp14="http://schemas.microsoft.com/office/word/2010/wordprocessingDrawing" xmlns:wp="http://schemas.openxmlformats.org/drawingml/2006/wordprocessingDrawing" xmlns:w10="urn:schemas-microsoft-com:office:word" xmlns:w="http://schemas.openxmlformats.org/wordprocessingml/2006/main" xmlns:w14="http://schemas.microsoft.com/office/word/2010/wordml" xmlns:w15="http://schemas.microsoft.com/office/word/2012/wordml" xmlns:w16cex="http://schemas.microsoft.com/office/word/2018/wordml/cex" xmlns:w16cid="http://schemas.microsoft.com/office/word/2016/wordml/cid" xmlns:w16="http://schemas.microsoft.com/office/word/2018/wordml" xmlns:w16sdtdh="http://schemas.microsoft.com/office/word/2020/wordml/sdtdatahash" xmlns:w16se="http://schemas.microsoft.com/office/word/2015/wordml/symex" xmlns:wpg="http://schemas.microsoft.com/office/word/2010/wordprocessingGroup" xmlns:wpi="http://schemas.microsoft.com/office/word/2010/wordprocessingInk" xmlns:wne="http://schemas.microsoft.com/office/word/2006/wordml" xmlns:wps="http://schemas.microsoft.com/office/word/2010/wordprocessingShape" mc:Ignorable="w14 w15 w16se w16cid w16 w16cex w16sdtdh wp14">
+<w:document xmlns:wpc="http://schemas.microsoft.com/office/word/2010/wordprocessingCanvas" xmlns:cx="http://schemas.microsoft.com/office/drawing/2014/chartex" xmlns:cx1="http://schemas.microsoft.com/office/drawing/2015/9/8/chartex" xmlns:cx2="http://schemas.microsoft.com/office/drawing/2015/10/21/chartex" xmlns:cx3="http://schemas.microsoft.com/office/drawing/2016/5/9/chartex" xmlns:cx4="http://schemas.microsoft.com/office/drawing/2016/5/10/chartex" xmlns:cx5="http://schemas.microsoft.com/office/drawing/2016/5/11/chartex" xmlns:cx6="http://schemas.microsoft.com/office/drawing/2016/5/12/chartex" xmlns:cx7="http://schemas.microsoft.com/office/drawing/2016/5/13/chartex" xmlns:cx8="http://schemas.microsoft.com/office/drawing/2016/5/14/chartex" xmlns:mc="http://schemas.openxmlformats.org/markup-compatibility/2006" xmlns:aink="http://schemas.microsoft.com/office/drawing/2016/ink" xmlns:am3d="http://schemas.microsoft.com/office/drawing/2017/model3d" xmlns:o="urn:schemas-microsoft-com:office:office" xmlns:oel="http://schemas.microsoft.com/office/2019/extlst" xmlns:r="http://schemas.openxmlformats.org/officeDocument/2006/relationships" xmlns:m="http://schemas.openxmlformats.org/officeDocument/2006/math" xmlns:v="urn:schemas-microsoft-com:vml" xmlns:wp14="http://schemas.microsoft.com/office/word/2010/wordprocessingDrawing" xmlns:wp="http://schemas.openxmlformats.org/drawingml/2006/wordprocessingDrawing" xmlns:w10="urn:schemas-microsoft-com:office:word" xmlns:w="http://schemas.openxmlformats.org/wordprocessingml/2006/main" xmlns:w14="http://schemas.microsoft.com/office/word/2010/wordml" xmlns:w15="http://schemas.microsoft.com/office/word/2012/wordml" xmlns:w16cex="http://schemas.microsoft.com/office/word/2018/wordml/cex" xmlns:w16cid="http://schemas.microsoft.com/office/word/2016/wordml/cid" xmlns:w16="http://schemas.microsoft.com/office/word/2018/wordml" xmlns:w16du="http://schemas.microsoft.com/office/word/2023/wordml/word16du" xmlns:w16sdtdh="http://schemas.microsoft.com/office/word/2020/wordml/sdtdatahash" xmlns:w16sdtfl="http://schemas.microsoft.com/office/word/2024/wordml/sdtformatlock" xmlns:w16se="http://schemas.microsoft.com/office/word/2015/wordml/symex" xmlns:wpg="http://schemas.microsoft.com/office/word/2010/wordprocessingGroup" xmlns:wpi="http://schemas.microsoft.com/office/word/2010/wordprocessingInk" xmlns:wne="http://schemas.microsoft.com/office/word/2006/wordml" xmlns:wps="http://schemas.microsoft.com/office/word/2010/wordprocessingShape" mc:Ignorable="w14 w15 w16se w16cid w16 w16cex w16sdtdh w16sdtfl w16du wp14">
   <w:body>
     <w:p>
       <w:pPr>
@@ -751,6 +751,7 @@
         <w:t xml:space="preserve">El reto técnico central de este módulo es integrar los sensores MEMS SEN0564 y SEN0574 con el microcontrolador ESP32-S3-WROOM-1U, garantizando un acondicionamiento analógico adecuado (filtrado, buffer de impedancia), adquisición confiable por ADC de 12 bits, y comunicación inalámbrica de datos hacia el </w:t>
       </w:r>
       <w:proofErr w:type="spellStart"/>
+      <w:proofErr w:type="gramStart"/>
       <w:r>
         <w:rPr>
           <w:sz w:val="22"/>
@@ -759,6 +760,7 @@
         <w:t>hub</w:t>
       </w:r>
       <w:proofErr w:type="spellEnd"/>
+      <w:proofErr w:type="gramEnd"/>
       <w:r>
         <w:rPr>
           <w:sz w:val="22"/>
@@ -982,6 +984,7 @@
         <w:t>Integrar todos los módulos en un sistema común (</w:t>
       </w:r>
       <w:proofErr w:type="spellStart"/>
+      <w:proofErr w:type="gramStart"/>
       <w:r>
         <w:rPr>
           <w:sz w:val="22"/>
@@ -990,6 +993,7 @@
         <w:t>hub</w:t>
       </w:r>
       <w:proofErr w:type="spellEnd"/>
+      <w:proofErr w:type="gramEnd"/>
       <w:r>
         <w:rPr>
           <w:sz w:val="22"/>
@@ -2179,7 +2183,23 @@
                 <w:sz w:val="22"/>
                 <w:szCs w:val="22"/>
               </w:rPr>
-              <w:t>Buffer + MLR (T,HR)</w:t>
+              <w:t>Buffer + MLR (</w:t>
+            </w:r>
+            <w:proofErr w:type="gramStart"/>
+            <w:r>
+              <w:rPr>
+                <w:sz w:val="22"/>
+                <w:szCs w:val="22"/>
+              </w:rPr>
+              <w:t>T,HR</w:t>
+            </w:r>
+            <w:proofErr w:type="gramEnd"/>
+            <w:r>
+              <w:rPr>
+                <w:sz w:val="22"/>
+                <w:szCs w:val="22"/>
+              </w:rPr>
+              <w:t>)</w:t>
             </w:r>
           </w:p>
         </w:tc>
@@ -6650,6 +6670,7 @@
         <w:t xml:space="preserve">Publicación de mensajes: el módulo publicará al menos 5 mensajes JSON válidos al </w:t>
       </w:r>
       <w:proofErr w:type="spellStart"/>
+      <w:proofErr w:type="gramStart"/>
       <w:r>
         <w:rPr>
           <w:sz w:val="22"/>
@@ -6658,6 +6679,7 @@
         <w:t>hub</w:t>
       </w:r>
       <w:proofErr w:type="spellEnd"/>
+      <w:proofErr w:type="gramEnd"/>
       <w:r>
         <w:rPr>
           <w:sz w:val="22"/>
@@ -6851,7 +6873,7 @@
               </wp:anchor>
             </w:drawing>
           </mc:Choice>
-          <mc:Fallback xmlns:w16sdtfl="http://schemas.microsoft.com/office/word/2024/wordml/sdtformatlock" xmlns:w16du="http://schemas.microsoft.com/office/word/2023/wordml/word16du">
+          <mc:Fallback>
             <w:pict>
               <v:shapetype w14:anchorId="5B69DF8C" id="_x0000_t202" coordsize="21600,21600" o:spt="202" path="m,l,21600r21600,l21600,xe">
                 <v:stroke joinstyle="miter"/>
@@ -7027,7 +7049,7 @@
               </wp:anchor>
             </w:drawing>
           </mc:Choice>
-          <mc:Fallback xmlns:w16sdtfl="http://schemas.microsoft.com/office/word/2024/wordml/sdtformatlock" xmlns:w16du="http://schemas.microsoft.com/office/word/2023/wordml/word16du">
+          <mc:Fallback>
             <w:pict>
               <v:shape w14:anchorId="62C6565C" id="Cuadro de texto 5" o:spid="_x0000_s1027" type="#_x0000_t202" style="position:absolute;left:0;text-align:left;margin-left:233.35pt;margin-top:170.65pt;width:196.6pt;height:.05pt;z-index:251665408;visibility:visible;mso-wrap-style:square;mso-wrap-distance-left:9pt;mso-wrap-distance-top:0;mso-wrap-distance-right:9pt;mso-wrap-distance-bottom:0;mso-position-horizontal:absolute;mso-position-horizontal-relative:text;mso-position-vertical:absolute;mso-position-vertical-relative:text;v-text-anchor:top" o:gfxdata="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" stroked="f">
                 <v:textbox style="mso-fit-shape-to-text:t" inset="0,0,0,0">
@@ -7246,7 +7268,7 @@
               </wp:anchor>
             </w:drawing>
           </mc:Choice>
-          <mc:Fallback xmlns:w16sdtfl="http://schemas.microsoft.com/office/word/2024/wordml/sdtformatlock" xmlns:w16du="http://schemas.microsoft.com/office/word/2023/wordml/word16du">
+          <mc:Fallback>
             <w:pict>
               <v:shape w14:anchorId="01517300" id="Cuadro de texto 1" o:spid="_x0000_s1028" type="#_x0000_t202" style="position:absolute;left:0;text-align:left;margin-left:12.3pt;margin-top:173.8pt;width:196.6pt;height:.05pt;z-index:251661312;visibility:visible;mso-wrap-style:square;mso-wrap-distance-left:9pt;mso-wrap-distance-top:0;mso-wrap-distance-right:9pt;mso-wrap-distance-bottom:0;mso-position-horizontal:absolute;mso-position-horizontal-relative:text;mso-position-vertical:absolute;mso-position-vertical-relative:text;v-text-anchor:top" o:gfxdata="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" stroked="f">
                 <v:textbox style="mso-fit-shape-to-text:t" inset="0,0,0,0">
@@ -10342,7 +10364,7 @@
               </wp:anchor>
             </w:drawing>
           </mc:Choice>
-          <mc:Fallback xmlns:w16sdtfl="http://schemas.microsoft.com/office/word/2024/wordml/sdtformatlock" xmlns:w16du="http://schemas.microsoft.com/office/word/2023/wordml/word16du">
+          <mc:Fallback>
             <w:pict>
               <v:shape w14:anchorId="07263C34" id="Cuadro de texto 8" o:spid="_x0000_s1029" type="#_x0000_t202" style="position:absolute;margin-left:103.6pt;margin-top:172.95pt;width:229.35pt;height:.05pt;z-index:251671552;visibility:visible;mso-wrap-style:square;mso-width-percent:0;mso-wrap-distance-left:9pt;mso-wrap-distance-top:0;mso-wrap-distance-right:9pt;mso-wrap-distance-bottom:0;mso-position-horizontal:absolute;mso-position-horizontal-relative:text;mso-position-vertical:absolute;mso-position-vertical-relative:text;mso-width-percent:0;mso-width-relative:margin;v-text-anchor:top" o:gfxdata="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" stroked="f">
                 <v:textbox style="mso-fit-shape-to-text:t" inset="0,0,0,0">
@@ -10608,8 +10630,17 @@
                                 <w:sz w:val="22"/>
                                 <w:szCs w:val="22"/>
                               </w:rPr>
-                              <w:t xml:space="preserve"> → Hub</w:t>
+                              <w:t xml:space="preserve"> → </w:t>
                             </w:r>
+                            <w:proofErr w:type="gramStart"/>
+                            <w:r>
+                              <w:rPr>
+                                <w:sz w:val="22"/>
+                                <w:szCs w:val="22"/>
+                              </w:rPr>
+                              <w:t>Hub</w:t>
+                            </w:r>
+                            <w:proofErr w:type="gramEnd"/>
                           </w:p>
                         </w:txbxContent>
                       </wps:txbx>
@@ -10628,7 +10659,7 @@
               </wp:anchor>
             </w:drawing>
           </mc:Choice>
-          <mc:Fallback xmlns:w16sdtfl="http://schemas.microsoft.com/office/word/2024/wordml/sdtformatlock" xmlns:w16du="http://schemas.microsoft.com/office/word/2023/wordml/word16du">
+          <mc:Fallback>
             <w:pict>
               <v:shape w14:anchorId="276E7C3C" id="Cuadro de texto 9" o:spid="_x0000_s1030" type="#_x0000_t202" style="position:absolute;left:0;text-align:left;margin-left:64.7pt;margin-top:485.3pt;width:339.3pt;height:.05pt;z-index:251675648;visibility:visible;mso-wrap-style:square;mso-width-percent:0;mso-wrap-distance-left:9pt;mso-wrap-distance-top:0;mso-wrap-distance-right:9pt;mso-wrap-distance-bottom:0;mso-position-horizontal:absolute;mso-position-horizontal-relative:text;mso-position-vertical:absolute;mso-position-vertical-relative:text;mso-width-percent:0;mso-width-relative:margin;v-text-anchor:top" o:gfxdata="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" stroked="f">
                 <v:textbox style="mso-fit-shape-to-text:t" inset="0,0,0,0">
@@ -10666,8 +10697,17 @@
                           <w:sz w:val="22"/>
                           <w:szCs w:val="22"/>
                         </w:rPr>
-                        <w:t xml:space="preserve"> → Hub</w:t>
+                        <w:t xml:space="preserve"> → </w:t>
                       </w:r>
+                      <w:proofErr w:type="gramStart"/>
+                      <w:r>
+                        <w:rPr>
+                          <w:sz w:val="22"/>
+                          <w:szCs w:val="22"/>
+                        </w:rPr>
+                        <w:t>Hub</w:t>
+                      </w:r>
+                      <w:proofErr w:type="gramEnd"/>
                     </w:p>
                   </w:txbxContent>
                 </v:textbox>
@@ -10704,7 +10744,7 @@
           <w:lang w:val="es-419"/>
         </w:rPr>
         <w:drawing>
-          <wp:anchor distT="0" distB="0" distL="114300" distR="114300" simplePos="0" relativeHeight="251673600" behindDoc="0" locked="0" layoutInCell="1" allowOverlap="1" wp14:anchorId="0A3E3E09" wp14:editId="641AF222">
+          <wp:anchor distT="0" distB="0" distL="114300" distR="114300" simplePos="0" relativeHeight="251673600" behindDoc="0" locked="0" layoutInCell="1" allowOverlap="1" wp14:anchorId="0A3E3E09" wp14:editId="3AF5CD29">
             <wp:simplePos x="0" y="0"/>
             <wp:positionH relativeFrom="margin">
               <wp:posOffset>1289050</wp:posOffset>
@@ -10912,7 +10952,7 @@
               </wp:anchor>
             </w:drawing>
           </mc:Choice>
-          <mc:Fallback xmlns:w16sdtfl="http://schemas.microsoft.com/office/word/2024/wordml/sdtformatlock" xmlns:w16du="http://schemas.microsoft.com/office/word/2023/wordml/word16du">
+          <mc:Fallback>
             <w:pict>
               <v:shape w14:anchorId="6289A000" id="Cuadro de texto 10" o:spid="_x0000_s1031" type="#_x0000_t202" style="position:absolute;left:0;text-align:left;margin-left:56.25pt;margin-top:589.25pt;width:373.15pt;height:.05pt;z-index:251678720;visibility:visible;mso-wrap-style:square;mso-wrap-distance-left:9pt;mso-wrap-distance-top:0;mso-wrap-distance-right:9pt;mso-wrap-distance-bottom:0;mso-position-horizontal:absolute;mso-position-horizontal-relative:text;mso-position-vertical:absolute;mso-position-vertical-relative:text;v-text-anchor:top" o:gfxdata="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" stroked="f">
                 <v:textbox style="mso-fit-shape-to-text:t" inset="0,0,0,0">
@@ -11021,6 +11061,7 @@
         <w:t xml:space="preserve">El módulo opera como un nodo de medición autónomo que se conecta al </w:t>
       </w:r>
       <w:proofErr w:type="spellStart"/>
+      <w:proofErr w:type="gramStart"/>
       <w:r>
         <w:rPr>
           <w:sz w:val="22"/>
@@ -11029,6 +11070,7 @@
         <w:t>hub</w:t>
       </w:r>
       <w:proofErr w:type="spellEnd"/>
+      <w:proofErr w:type="gramEnd"/>
       <w:r>
         <w:rPr>
           <w:sz w:val="22"/>
@@ -11053,6 +11095,7 @@
         <w:t xml:space="preserve">. El </w:t>
       </w:r>
       <w:proofErr w:type="spellStart"/>
+      <w:proofErr w:type="gramStart"/>
       <w:r>
         <w:rPr>
           <w:sz w:val="22"/>
@@ -11061,6 +11104,7 @@
         <w:t>hub</w:t>
       </w:r>
       <w:proofErr w:type="spellEnd"/>
+      <w:proofErr w:type="gramEnd"/>
       <w:r>
         <w:rPr>
           <w:sz w:val="22"/>
@@ -11121,6 +11165,7 @@
         <w:t xml:space="preserve">Los campos mínimos del mensaje JSON a enviar al </w:t>
       </w:r>
       <w:proofErr w:type="spellStart"/>
+      <w:proofErr w:type="gramStart"/>
       <w:r>
         <w:rPr>
           <w:sz w:val="22"/>
@@ -11129,6 +11174,7 @@
         <w:t>hub</w:t>
       </w:r>
       <w:proofErr w:type="spellEnd"/>
+      <w:proofErr w:type="gramEnd"/>
       <w:r>
         <w:rPr>
           <w:sz w:val="22"/>
@@ -15363,12 +15409,33 @@
           <w:szCs w:val="22"/>
         </w:rPr>
       </w:pPr>
-      <w:r>
+    </w:p>
+    <w:p>
+      <w:pPr>
+        <w:pStyle w:val="Ttulo2"/>
         <w:rPr>
           <w:color w:val="auto"/>
           <w:sz w:val="22"/>
           <w:szCs w:val="22"/>
         </w:rPr>
+      </w:pPr>
+    </w:p>
+    <w:p>
+      <w:pPr>
+        <w:pStyle w:val="Ttulo2"/>
+        <w:rPr>
+          <w:color w:val="auto"/>
+          <w:sz w:val="22"/>
+          <w:szCs w:val="22"/>
+        </w:rPr>
+      </w:pPr>
+      <w:r>
+        <w:rPr>
+          <w:color w:val="auto"/>
+          <w:sz w:val="22"/>
+          <w:szCs w:val="22"/>
+        </w:rPr>
+        <w:lastRenderedPageBreak/>
         <w:t>10.2 Frecuencia de Corte y Justificación</w:t>
       </w:r>
     </w:p>
@@ -15394,9 +15461,8 @@
           <w:szCs w:val="22"/>
           <w:lang w:val="en-US"/>
         </w:rPr>
-        <w:lastRenderedPageBreak/>
         <w:drawing>
-          <wp:anchor distT="0" distB="0" distL="114300" distR="114300" simplePos="0" relativeHeight="251685888" behindDoc="0" locked="0" layoutInCell="1" allowOverlap="1" wp14:anchorId="765C22A6" wp14:editId="0A7FCE53">
+          <wp:anchor distT="0" distB="0" distL="114300" distR="114300" simplePos="0" relativeHeight="251685888" behindDoc="0" locked="0" layoutInCell="1" allowOverlap="1" wp14:anchorId="765C22A6" wp14:editId="059B897A">
             <wp:simplePos x="0" y="0"/>
             <wp:positionH relativeFrom="margin">
               <wp:align>right</wp:align>
@@ -15572,7 +15638,7 @@
               </wp:anchor>
             </w:drawing>
           </mc:Choice>
-          <mc:Fallback xmlns:w16sdtfl="http://schemas.microsoft.com/office/word/2024/wordml/sdtformatlock" xmlns:w16du="http://schemas.microsoft.com/office/word/2023/wordml/word16du">
+          <mc:Fallback>
             <w:pict>
               <v:shape w14:anchorId="086CC318" id="Cuadro de texto 11" o:spid="_x0000_s1032" type="#_x0000_t202" style="position:absolute;left:0;text-align:left;margin-left:29.85pt;margin-top:.7pt;width:396.4pt;height:.05pt;z-index:251681792;visibility:visible;mso-wrap-style:square;mso-wrap-distance-left:9pt;mso-wrap-distance-top:0;mso-wrap-distance-right:9pt;mso-wrap-distance-bottom:0;mso-position-horizontal:absolute;mso-position-horizontal-relative:text;mso-position-vertical:absolute;mso-position-vertical-relative:text;v-text-anchor:top" o:gfxdata="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" stroked="f">
                 <v:textbox style="mso-fit-shape-to-text:t" inset="0,0,0,0">
@@ -15625,76 +15691,6 @@
         <w:spacing w:before="80" w:after="80"/>
         <w:jc w:val="both"/>
         <w:rPr>
-          <w:b/>
-          <w:bCs/>
-          <w:noProof/>
-          <w:sz w:val="22"/>
-          <w:szCs w:val="22"/>
-          <w:lang w:val="es-419"/>
-        </w:rPr>
-      </w:pPr>
-    </w:p>
-    <w:p>
-      <w:pPr>
-        <w:spacing w:before="80" w:after="80"/>
-        <w:jc w:val="both"/>
-        <w:rPr>
-          <w:b/>
-          <w:bCs/>
-          <w:noProof/>
-          <w:sz w:val="22"/>
-          <w:szCs w:val="22"/>
-          <w:lang w:val="es-419"/>
-        </w:rPr>
-      </w:pPr>
-    </w:p>
-    <w:p>
-      <w:pPr>
-        <w:spacing w:before="80" w:after="80"/>
-        <w:jc w:val="both"/>
-        <w:rPr>
-          <w:b/>
-          <w:bCs/>
-          <w:noProof/>
-          <w:sz w:val="22"/>
-          <w:szCs w:val="22"/>
-          <w:lang w:val="es-419"/>
-        </w:rPr>
-      </w:pPr>
-    </w:p>
-    <w:p>
-      <w:pPr>
-        <w:spacing w:before="80" w:after="80"/>
-        <w:jc w:val="both"/>
-        <w:rPr>
-          <w:b/>
-          <w:bCs/>
-          <w:noProof/>
-          <w:sz w:val="22"/>
-          <w:szCs w:val="22"/>
-          <w:lang w:val="es-419"/>
-        </w:rPr>
-      </w:pPr>
-    </w:p>
-    <w:p>
-      <w:pPr>
-        <w:spacing w:before="80" w:after="80"/>
-        <w:jc w:val="both"/>
-        <w:rPr>
-          <w:b/>
-          <w:bCs/>
-          <w:noProof/>
-          <w:sz w:val="22"/>
-          <w:szCs w:val="22"/>
-          <w:lang w:val="es-419"/>
-        </w:rPr>
-      </w:pPr>
-    </w:p>
-    <w:p>
-      <w:pPr>
-        <w:spacing w:before="80" w:after="80"/>
-        <w:jc w:val="both"/>
-        <w:rPr>
           <w:sz w:val="22"/>
           <w:szCs w:val="22"/>
         </w:rPr>
@@ -15839,57 +15835,64 @@
           <w:sz w:val="22"/>
           <w:szCs w:val="22"/>
         </w:rPr>
+        <w:t>Para la simulación de</w:t>
+      </w:r>
+      <w:r>
+        <w:rPr>
+          <w:sz w:val="22"/>
+          <w:szCs w:val="22"/>
+        </w:rPr>
+        <w:t xml:space="preserve"> </w:t>
+      </w:r>
+      <w:r>
+        <w:rPr>
+          <w:sz w:val="22"/>
+          <w:szCs w:val="22"/>
+        </w:rPr>
+        <w:t>l</w:t>
+      </w:r>
+      <w:r>
+        <w:rPr>
+          <w:sz w:val="22"/>
+          <w:szCs w:val="22"/>
+        </w:rPr>
+        <w:t>os sensores analógicos se implementó el circuito en protoboard tal como se diseñó en Kicad</w:t>
+      </w:r>
+      <w:r>
+        <w:rPr>
+          <w:sz w:val="22"/>
+          <w:szCs w:val="22"/>
+        </w:rPr>
+        <w:t>, con los sensores alimentados con 5V</w:t>
+      </w:r>
+      <w:r>
+        <w:rPr>
+          <w:sz w:val="22"/>
+          <w:szCs w:val="22"/>
+        </w:rPr>
+        <w:t>.</w:t>
+      </w:r>
+      <w:r>
+        <w:rPr>
+          <w:sz w:val="22"/>
+          <w:szCs w:val="22"/>
+        </w:rPr>
+        <w:t xml:space="preserve"> </w:t>
+      </w:r>
+      <w:r>
+        <w:rPr>
+          <w:sz w:val="22"/>
+          <w:szCs w:val="22"/>
+        </w:rPr>
+        <w:t xml:space="preserve">La única diferencia es que se reemplazaron los Op. Amps del esquema por KIA358 alimentados a 5V y GND ya que no se podían conseguir operacionales rail-to-rail para protoboard, y usar un amplificador común a 3.3V no permitía ver los </w:t>
+      </w:r>
+      <w:r>
+        <w:rPr>
+          <w:sz w:val="22"/>
+          <w:szCs w:val="22"/>
+        </w:rPr>
         <w:lastRenderedPageBreak/>
-        <w:t>Para la simulación de</w:t>
-      </w:r>
-      <w:r>
-        <w:rPr>
-          <w:sz w:val="22"/>
-          <w:szCs w:val="22"/>
-        </w:rPr>
-        <w:t xml:space="preserve"> </w:t>
-      </w:r>
-      <w:r>
-        <w:rPr>
-          <w:sz w:val="22"/>
-          <w:szCs w:val="22"/>
-        </w:rPr>
-        <w:t>l</w:t>
-      </w:r>
-      <w:r>
-        <w:rPr>
-          <w:sz w:val="22"/>
-          <w:szCs w:val="22"/>
-        </w:rPr>
-        <w:t>os sensores analógicos se implementó el circuito en protoboard tal como se diseñó en Kicad</w:t>
-      </w:r>
-      <w:r>
-        <w:rPr>
-          <w:sz w:val="22"/>
-          <w:szCs w:val="22"/>
-        </w:rPr>
-        <w:t>, con los sensores alimentados con 5V</w:t>
-      </w:r>
-      <w:r>
-        <w:rPr>
-          <w:sz w:val="22"/>
-          <w:szCs w:val="22"/>
-        </w:rPr>
-        <w:t>.</w:t>
-      </w:r>
-      <w:r>
-        <w:rPr>
-          <w:sz w:val="22"/>
-          <w:szCs w:val="22"/>
-        </w:rPr>
-        <w:t xml:space="preserve"> </w:t>
-      </w:r>
-      <w:r>
-        <w:rPr>
-          <w:sz w:val="22"/>
-          <w:szCs w:val="22"/>
-        </w:rPr>
-        <w:t xml:space="preserve">La única diferencia es que se reemplazaron los Op. Amps del esquema por KIA358 alimentados a 5V y GND ya que no se podían conseguir operacionales rail-to-rail para protoboard, y usar un amplificador común a 3.3V no permitía ver los voltajes máximos de los sensores. </w:t>
+        <w:t xml:space="preserve">voltajes máximos de los sensores. </w:t>
       </w:r>
       <w:r>
         <w:rPr>
@@ -16353,13 +16356,9 @@
               </wp:anchor>
             </w:drawing>
           </mc:Choice>
-          <mc:Fallback xmlns:w16sdtfl="http://schemas.microsoft.com/office/word/2024/wordml/sdtformatlock" xmlns:w16du="http://schemas.microsoft.com/office/word/2023/wordml/word16du">
+          <mc:Fallback>
             <w:pict>
-              <v:shapetype w14:anchorId="11EF21F9" id="_x0000_t202" coordsize="21600,21600" o:spt="202" path="m,l,21600r21600,l21600,xe">
-                <v:stroke joinstyle="miter"/>
-                <v:path gradientshapeok="t" o:connecttype="rect"/>
-              </v:shapetype>
-              <v:shape id="Cuadro de texto 14" o:spid="_x0000_s1033" type="#_x0000_t202" style="position:absolute;left:0;text-align:left;margin-left:108.4pt;margin-top:19.65pt;width:249.05pt;height:.05pt;z-index:251684864;visibility:visible;mso-wrap-style:square;mso-wrap-distance-left:9pt;mso-wrap-distance-top:0;mso-wrap-distance-right:9pt;mso-wrap-distance-bottom:0;mso-position-horizontal:absolute;mso-position-horizontal-relative:text;mso-position-vertical:absolute;mso-position-vertical-relative:text;v-text-anchor:top" o:gfxdata="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" stroked="f">
+              <v:shape w14:anchorId="11EF21F9" id="Cuadro de texto 14" o:spid="_x0000_s1033" type="#_x0000_t202" style="position:absolute;left:0;text-align:left;margin-left:108.4pt;margin-top:19.65pt;width:249.05pt;height:.05pt;z-index:251684864;visibility:visible;mso-wrap-style:square;mso-wrap-distance-left:9pt;mso-wrap-distance-top:0;mso-wrap-distance-right:9pt;mso-wrap-distance-bottom:0;mso-position-horizontal:absolute;mso-position-horizontal-relative:text;mso-position-vertical:absolute;mso-position-vertical-relative:text;v-text-anchor:top" o:gfxdata="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" stroked="f">
                 <v:textbox style="mso-fit-shape-to-text:t" inset="0,0,0,0">
                   <w:txbxContent>
                     <w:p>
@@ -16416,31 +16415,42 @@
           <w:sz w:val="22"/>
           <w:szCs w:val="22"/>
         </w:rPr>
+        <w:t>El monitor serial del IDE de Arduino muestra en tiempo real el porcentaje de contaminación simulada y el estado correspondiente (LIMPIO, ADVERTENCIA o CRITICO), confirmando el correcto funcionamiento del firmware y la cadena de lectura ADC → procesamiento → indicación visual.</w:t>
+      </w:r>
+    </w:p>
+    <w:p>
+      <w:pPr>
+        <w:pStyle w:val="Ttulo1"/>
+        <w:rPr>
+          <w:color w:val="auto"/>
+          <w:sz w:val="22"/>
+          <w:szCs w:val="22"/>
+        </w:rPr>
+      </w:pPr>
+    </w:p>
+    <w:p>
+      <w:pPr>
+        <w:pStyle w:val="Ttulo1"/>
+        <w:rPr>
+          <w:color w:val="auto"/>
+          <w:sz w:val="22"/>
+          <w:szCs w:val="22"/>
+        </w:rPr>
+      </w:pPr>
+      <w:r>
+        <w:rPr>
+          <w:color w:val="auto"/>
+          <w:sz w:val="22"/>
+          <w:szCs w:val="22"/>
+        </w:rPr>
         <w:lastRenderedPageBreak/>
-        <w:t>El monitor serial del IDE de Arduino muestra en tiempo real el porcentaje de contaminación simulada y el estado correspondiente (LIMPIO, ADVERTENCIA o CRITICO), confirmando el correcto funcionamiento del firmware y la cadena de lectura ADC → procesamiento → indicación visual.</w:t>
-      </w:r>
-    </w:p>
-    <w:p>
-      <w:pPr>
-        <w:pStyle w:val="Ttulo1"/>
-        <w:rPr>
-          <w:color w:val="auto"/>
-          <w:sz w:val="22"/>
-          <w:szCs w:val="22"/>
-        </w:rPr>
-      </w:pPr>
-      <w:r>
-        <w:rPr>
-          <w:color w:val="auto"/>
-          <w:sz w:val="22"/>
-          <w:szCs w:val="22"/>
-        </w:rPr>
         <w:t>12. ADQUISICIÓN CON ESP32-S3-WROOM-1U</w:t>
       </w:r>
     </w:p>
     <w:p>
       <w:pPr>
         <w:pStyle w:val="Ttulo2"/>
+        <w:jc w:val="both"/>
         <w:rPr>
           <w:color w:val="auto"/>
           <w:sz w:val="22"/>
@@ -16488,6 +16498,7 @@
         <w:t xml:space="preserve">) mediante su ADC interno de 12 bits en el pin GPIO1. La resolución del ADC proporciona 4096 niveles de cuantización en el rango de 0 a 3.3 V. El firmware realiza la lectura mediante la función </w:t>
       </w:r>
       <w:proofErr w:type="spellStart"/>
+      <w:proofErr w:type="gramStart"/>
       <w:r>
         <w:rPr>
           <w:sz w:val="22"/>
@@ -16501,7 +16512,15 @@
           <w:sz w:val="22"/>
           <w:szCs w:val="22"/>
         </w:rPr>
-        <w:t xml:space="preserve">() en cada ciclo del </w:t>
+        <w:t>(</w:t>
+      </w:r>
+      <w:proofErr w:type="gramEnd"/>
+      <w:r>
+        <w:rPr>
+          <w:sz w:val="22"/>
+          <w:szCs w:val="22"/>
+        </w:rPr>
+        <w:t xml:space="preserve">) en cada ciclo del </w:t>
       </w:r>
       <w:proofErr w:type="spellStart"/>
       <w:r>
@@ -16523,6 +16542,7 @@
     <w:p>
       <w:pPr>
         <w:pStyle w:val="Ttulo1"/>
+        <w:jc w:val="both"/>
         <w:rPr>
           <w:color w:val="auto"/>
           <w:sz w:val="22"/>
@@ -16541,7 +16561,10 @@
     <w:p>
       <w:pPr>
         <w:pStyle w:val="Ttulo1"/>
-        <w:rPr>
+        <w:jc w:val="both"/>
+        <w:rPr>
+          <w:b w:val="0"/>
+          <w:bCs w:val="0"/>
           <w:color w:val="auto"/>
           <w:sz w:val="22"/>
           <w:szCs w:val="22"/>
@@ -16549,16 +16572,886 @@
       </w:pPr>
       <w:r>
         <w:rPr>
+          <w:b w:val="0"/>
+          <w:bCs w:val="0"/>
           <w:color w:val="auto"/>
           <w:sz w:val="22"/>
           <w:szCs w:val="22"/>
         </w:rPr>
+        <w:t>En la siguiente imagen</w:t>
+      </w:r>
+      <w:r>
+        <w:rPr>
+          <w:b w:val="0"/>
+          <w:bCs w:val="0"/>
+          <w:color w:val="auto"/>
+          <w:sz w:val="22"/>
+          <w:szCs w:val="22"/>
+        </w:rPr>
+        <w:t xml:space="preserve"> se muestra la PCB diseñada e implementada por el equipo de trabajo, en el cuadrante central superior se halla el conector de 5V que alimenta a los sensores y el regulador, justo en frente vemos dicho regulador de 3.3V el cual reparte ese potencial en todas direcciones, para proveer de potencia a los circuitos de acondicionamiento analógico</w:t>
+      </w:r>
+      <w:r>
+        <w:rPr>
+          <w:b w:val="0"/>
+          <w:bCs w:val="0"/>
+          <w:color w:val="auto"/>
+          <w:sz w:val="22"/>
+          <w:szCs w:val="22"/>
+        </w:rPr>
+        <w:t xml:space="preserve"> (Op. Amps)</w:t>
+      </w:r>
+      <w:r>
+        <w:rPr>
+          <w:b w:val="0"/>
+          <w:bCs w:val="0"/>
+          <w:color w:val="auto"/>
+          <w:sz w:val="22"/>
+          <w:szCs w:val="22"/>
+        </w:rPr>
+        <w:t>, el sensor digital CCS811 y el microcontrolador</w:t>
+      </w:r>
+      <w:r>
+        <w:rPr>
+          <w:b w:val="0"/>
+          <w:bCs w:val="0"/>
+          <w:color w:val="auto"/>
+          <w:sz w:val="22"/>
+          <w:szCs w:val="22"/>
+        </w:rPr>
+        <w:t xml:space="preserve">. </w:t>
+      </w:r>
+    </w:p>
+    <w:p>
+      <w:pPr>
+        <w:pStyle w:val="Ttulo1"/>
+        <w:jc w:val="both"/>
+        <w:rPr>
+          <w:b w:val="0"/>
+          <w:bCs w:val="0"/>
+          <w:color w:val="auto"/>
+          <w:sz w:val="22"/>
+          <w:szCs w:val="22"/>
+        </w:rPr>
+      </w:pPr>
+      <w:r>
+        <w:rPr>
+          <w:b w:val="0"/>
+          <w:bCs w:val="0"/>
+          <w:color w:val="auto"/>
+          <w:sz w:val="22"/>
+          <w:szCs w:val="22"/>
+        </w:rPr>
+        <w:t>A los costados de la PCB se halla el acondicionamiento junto a los conectores donde irían los sensores SEN0564 y SEN0574</w:t>
+      </w:r>
+      <w:r>
+        <w:rPr>
+          <w:b w:val="0"/>
+          <w:bCs w:val="0"/>
+          <w:color w:val="auto"/>
+          <w:sz w:val="22"/>
+          <w:szCs w:val="22"/>
+        </w:rPr>
+        <w:t xml:space="preserve"> en la parte inferior están los interruptores de Boot y Reset, junto a la ESP32-S3 y los conectores del CCS811.</w:t>
+      </w:r>
+    </w:p>
+    <w:p>
+      <w:pPr>
+        <w:pStyle w:val="Ttulo1"/>
+        <w:jc w:val="both"/>
+        <w:rPr>
+          <w:b w:val="0"/>
+          <w:bCs w:val="0"/>
+          <w:color w:val="auto"/>
+          <w:sz w:val="22"/>
+          <w:szCs w:val="22"/>
+        </w:rPr>
+      </w:pPr>
+      <w:r>
+        <w:rPr>
+          <w:b w:val="0"/>
+          <w:bCs w:val="0"/>
+          <w:color w:val="auto"/>
+          <w:sz w:val="22"/>
+          <w:szCs w:val="22"/>
+        </w:rPr>
+        <w:t xml:space="preserve">El proceso de diseño ocurrió dentro de los parámetros, tuvimos cuidado de que no </w:t>
+      </w:r>
+      <w:r>
+        <w:rPr>
+          <w:b w:val="0"/>
+          <w:bCs w:val="0"/>
+          <w:color w:val="auto"/>
+          <w:sz w:val="22"/>
+          <w:szCs w:val="22"/>
+        </w:rPr>
+        <w:t>hubiese</w:t>
+      </w:r>
+      <w:r>
+        <w:rPr>
+          <w:b w:val="0"/>
+          <w:bCs w:val="0"/>
+          <w:color w:val="auto"/>
+          <w:sz w:val="22"/>
+          <w:szCs w:val="22"/>
+        </w:rPr>
+        <w:t xml:space="preserve"> cortos en el layout, procuramos tener unos buenos planos de tierra separados por etapas, pistas y vías con el ancho indicado, junto a otros detalles de diseño como el uso de capacitores de desacoplo junto a cada integrado, en la capa inferior hubo pocos trazos y todos los componentes se ubicaron en la capa frontal.</w:t>
+      </w:r>
+    </w:p>
+    <w:p>
+      <w:pPr>
+        <w:pStyle w:val="Ttulo1"/>
+        <w:jc w:val="both"/>
+        <w:rPr>
+          <w:b w:val="0"/>
+          <w:bCs w:val="0"/>
+          <w:color w:val="auto"/>
+          <w:sz w:val="22"/>
+          <w:szCs w:val="22"/>
+        </w:rPr>
+      </w:pPr>
+      <w:r>
+        <w:rPr>
+          <w:b w:val="0"/>
+          <w:bCs w:val="0"/>
+          <w:color w:val="auto"/>
+          <w:sz w:val="22"/>
+          <w:szCs w:val="22"/>
+        </w:rPr>
+        <w:drawing>
+          <wp:anchor distT="0" distB="0" distL="114300" distR="114300" simplePos="0" relativeHeight="251689984" behindDoc="0" locked="0" layoutInCell="1" allowOverlap="1" wp14:anchorId="160B1243" wp14:editId="70218A48">
+            <wp:simplePos x="0" y="0"/>
+            <wp:positionH relativeFrom="margin">
+              <wp:posOffset>1631061</wp:posOffset>
+            </wp:positionH>
+            <wp:positionV relativeFrom="paragraph">
+              <wp:posOffset>104521</wp:posOffset>
+            </wp:positionV>
+            <wp:extent cx="2596515" cy="2781300"/>
+            <wp:effectExtent l="0" t="0" r="0" b="0"/>
+            <wp:wrapSquare wrapText="bothSides"/>
+            <wp:docPr id="1671727878" name="Imagen 1"/>
+            <wp:cNvGraphicFramePr>
+              <a:graphicFrameLocks xmlns:a="http://schemas.openxmlformats.org/drawingml/2006/main" noChangeAspect="1"/>
+            </wp:cNvGraphicFramePr>
+            <a:graphic xmlns:a="http://schemas.openxmlformats.org/drawingml/2006/main">
+              <a:graphicData uri="http://schemas.openxmlformats.org/drawingml/2006/picture">
+                <pic:pic xmlns:pic="http://schemas.openxmlformats.org/drawingml/2006/picture">
+                  <pic:nvPicPr>
+                    <pic:cNvPr id="1671727878" name=""/>
+                    <pic:cNvPicPr/>
+                  </pic:nvPicPr>
+                  <pic:blipFill>
+                    <a:blip r:embed="rId17" cstate="print">
+                      <a:extLst>
+                        <a:ext uri="{28A0092B-C50C-407E-A947-70E740481C1C}">
+                          <a14:useLocalDpi xmlns:a14="http://schemas.microsoft.com/office/drawing/2010/main" val="0"/>
+                        </a:ext>
+                      </a:extLst>
+                    </a:blip>
+                    <a:stretch>
+                      <a:fillRect/>
+                    </a:stretch>
+                  </pic:blipFill>
+                  <pic:spPr>
+                    <a:xfrm>
+                      <a:off x="0" y="0"/>
+                      <a:ext cx="2596515" cy="2781300"/>
+                    </a:xfrm>
+                    <a:prstGeom prst="rect">
+                      <a:avLst/>
+                    </a:prstGeom>
+                  </pic:spPr>
+                </pic:pic>
+              </a:graphicData>
+            </a:graphic>
+            <wp14:sizeRelH relativeFrom="margin">
+              <wp14:pctWidth>0</wp14:pctWidth>
+            </wp14:sizeRelH>
+            <wp14:sizeRelV relativeFrom="margin">
+              <wp14:pctHeight>0</wp14:pctHeight>
+            </wp14:sizeRelV>
+          </wp:anchor>
+        </w:drawing>
+      </w:r>
+    </w:p>
+    <w:p>
+      <w:pPr>
+        <w:pStyle w:val="Ttulo1"/>
+        <w:jc w:val="both"/>
+        <w:rPr>
+          <w:b w:val="0"/>
+          <w:bCs w:val="0"/>
+          <w:color w:val="auto"/>
+          <w:sz w:val="22"/>
+          <w:szCs w:val="22"/>
+        </w:rPr>
+      </w:pPr>
+    </w:p>
+    <w:p>
+      <w:pPr>
+        <w:pStyle w:val="Ttulo1"/>
+        <w:jc w:val="both"/>
+        <w:rPr>
+          <w:b w:val="0"/>
+          <w:bCs w:val="0"/>
+          <w:color w:val="auto"/>
+          <w:sz w:val="22"/>
+          <w:szCs w:val="22"/>
+        </w:rPr>
+      </w:pPr>
+    </w:p>
+    <w:p>
+      <w:pPr>
+        <w:pStyle w:val="Ttulo1"/>
+        <w:jc w:val="both"/>
+        <w:rPr>
+          <w:b w:val="0"/>
+          <w:bCs w:val="0"/>
+          <w:color w:val="auto"/>
+          <w:sz w:val="22"/>
+          <w:szCs w:val="22"/>
+        </w:rPr>
+      </w:pPr>
+    </w:p>
+    <w:p>
+      <w:pPr>
+        <w:pStyle w:val="Ttulo1"/>
+        <w:jc w:val="both"/>
+        <w:rPr>
+          <w:b w:val="0"/>
+          <w:bCs w:val="0"/>
+          <w:color w:val="auto"/>
+          <w:sz w:val="22"/>
+          <w:szCs w:val="22"/>
+        </w:rPr>
+      </w:pPr>
+    </w:p>
+    <w:p>
+      <w:pPr>
+        <w:pStyle w:val="Ttulo1"/>
+        <w:jc w:val="both"/>
+        <w:rPr>
+          <w:b w:val="0"/>
+          <w:bCs w:val="0"/>
+          <w:color w:val="auto"/>
+          <w:sz w:val="22"/>
+          <w:szCs w:val="22"/>
+        </w:rPr>
+      </w:pPr>
+    </w:p>
+    <w:p>
+      <w:pPr>
+        <w:pStyle w:val="Ttulo1"/>
+        <w:jc w:val="both"/>
+        <w:rPr>
+          <w:b w:val="0"/>
+          <w:bCs w:val="0"/>
+          <w:color w:val="auto"/>
+          <w:sz w:val="22"/>
+          <w:szCs w:val="22"/>
+        </w:rPr>
+      </w:pPr>
+    </w:p>
+    <w:p>
+      <w:pPr>
+        <w:pStyle w:val="Ttulo1"/>
+        <w:jc w:val="both"/>
+        <w:rPr>
+          <w:b w:val="0"/>
+          <w:bCs w:val="0"/>
+          <w:color w:val="auto"/>
+          <w:sz w:val="22"/>
+          <w:szCs w:val="22"/>
+        </w:rPr>
+      </w:pPr>
+    </w:p>
+    <w:p>
+      <w:pPr>
+        <w:pStyle w:val="Ttulo1"/>
+        <w:jc w:val="both"/>
+        <w:rPr>
+          <w:b w:val="0"/>
+          <w:bCs w:val="0"/>
+          <w:color w:val="auto"/>
+          <w:sz w:val="22"/>
+          <w:szCs w:val="22"/>
+        </w:rPr>
+      </w:pPr>
+    </w:p>
+    <w:p>
+      <w:pPr>
+        <w:pStyle w:val="Ttulo1"/>
+        <w:jc w:val="both"/>
+        <w:rPr>
+          <w:b w:val="0"/>
+          <w:bCs w:val="0"/>
+          <w:color w:val="auto"/>
+          <w:sz w:val="22"/>
+          <w:szCs w:val="22"/>
+        </w:rPr>
+      </w:pPr>
+      <w:r>
+        <w:rPr>
+          <w:b w:val="0"/>
+          <w:bCs w:val="0"/>
+          <w:color w:val="auto"/>
+          <w:sz w:val="22"/>
+          <w:szCs w:val="22"/>
+        </w:rPr>
+        <w:t>La etapa más difícil fue el proceso de soldadura, una vez tuvimos el stencil y las PCB nos aseguramos de medir continuidad en cada pista, observar que no hubiesen manchas de cobre donde no debía</w:t>
+      </w:r>
+      <w:r>
+        <w:rPr>
+          <w:b w:val="0"/>
+          <w:bCs w:val="0"/>
+          <w:color w:val="auto"/>
+          <w:sz w:val="22"/>
+          <w:szCs w:val="22"/>
+        </w:rPr>
+        <w:t>n</w:t>
+      </w:r>
+      <w:r>
+        <w:rPr>
+          <w:b w:val="0"/>
+          <w:bCs w:val="0"/>
+          <w:color w:val="auto"/>
+          <w:sz w:val="22"/>
+          <w:szCs w:val="22"/>
+        </w:rPr>
+        <w:t xml:space="preserve">, que estuviese la serigrafía y espacio para cada cosa, </w:t>
+      </w:r>
+      <w:r>
+        <w:rPr>
+          <w:b w:val="0"/>
+          <w:bCs w:val="0"/>
+          <w:color w:val="auto"/>
+          <w:sz w:val="22"/>
+          <w:szCs w:val="22"/>
+        </w:rPr>
+        <w:t xml:space="preserve">tras esto, procedimos a colocar el </w:t>
+      </w:r>
+      <w:r>
+        <w:rPr>
+          <w:b w:val="0"/>
+          <w:bCs w:val="0"/>
+          <w:color w:val="auto"/>
+          <w:sz w:val="22"/>
+          <w:szCs w:val="22"/>
+        </w:rPr>
+        <w:lastRenderedPageBreak/>
+        <w:t>stencil sobre la placa, untar la pasta de soldar, y quitar el stencil para poner cada componente en su sitio en un proceso que tomó bastante tiempo, pulso, y paciencia, para finalmente someter la tarjeta a la alta temperatura del horno.</w:t>
+      </w:r>
+    </w:p>
+    <w:p>
+      <w:pPr>
+        <w:pStyle w:val="Ttulo1"/>
+        <w:jc w:val="both"/>
+        <w:rPr>
+          <w:b w:val="0"/>
+          <w:bCs w:val="0"/>
+          <w:color w:val="auto"/>
+          <w:sz w:val="22"/>
+          <w:szCs w:val="22"/>
+        </w:rPr>
+      </w:pPr>
+      <w:r>
+        <w:rPr>
+          <w:b w:val="0"/>
+          <w:bCs w:val="0"/>
+          <w:color w:val="auto"/>
+          <w:sz w:val="22"/>
+          <w:szCs w:val="22"/>
+        </w:rPr>
+        <w:t>L</w:t>
+      </w:r>
+      <w:r>
+        <w:rPr>
+          <w:b w:val="0"/>
+          <w:bCs w:val="0"/>
+          <w:color w:val="auto"/>
+          <w:sz w:val="22"/>
+          <w:szCs w:val="22"/>
+        </w:rPr>
+        <w:t xml:space="preserve">a </w:t>
+      </w:r>
+      <w:r>
+        <w:rPr>
+          <w:b w:val="0"/>
+          <w:bCs w:val="0"/>
+          <w:color w:val="auto"/>
+          <w:sz w:val="22"/>
+          <w:szCs w:val="22"/>
+        </w:rPr>
+        <w:t xml:space="preserve">única situación problemática que hubo fue después de soldar, cuando la placa salió del horno y la conectamos, no funcionó como debía, ya que al conectarla a un PC </w:t>
+      </w:r>
+      <w:r>
+        <w:rPr>
+          <w:b w:val="0"/>
+          <w:bCs w:val="0"/>
+          <w:color w:val="auto"/>
+          <w:sz w:val="22"/>
+          <w:szCs w:val="22"/>
+        </w:rPr>
+        <w:t xml:space="preserve">este </w:t>
+      </w:r>
+      <w:r>
+        <w:rPr>
+          <w:b w:val="0"/>
+          <w:bCs w:val="0"/>
+          <w:color w:val="auto"/>
+          <w:sz w:val="22"/>
+          <w:szCs w:val="22"/>
+        </w:rPr>
+        <w:t xml:space="preserve">no reconocía al dispositivo, y después de </w:t>
+      </w:r>
+      <w:r>
+        <w:rPr>
+          <w:b w:val="0"/>
+          <w:bCs w:val="0"/>
+          <w:color w:val="auto"/>
+          <w:sz w:val="22"/>
+          <w:szCs w:val="22"/>
+        </w:rPr>
+        <w:t xml:space="preserve">tomar en cuenta aspectos como alimentación, microcontrolador dañado y observar las pistas, nos dimos cuenta que el problema era que las pistas de datos (D+ y D-) que salían del cargador y llegaban hasta la ESP estaban en corto, debido a la gran cantidad de estaño suministrada antes de hornear la tarjeta. Por lo que debimos desoldar el módulo conector, limpiar el exceso de pasta, verificar que dichos trazos estuviesen separados y finalmente volver a pegar el cargador, tras esto, volvimos a conectar la PCB a un PC y efectivamente, el IDE ya reconocía a nuestro prototipo y permitía la carga de código, estaba lista para usar. </w:t>
+      </w:r>
+    </w:p>
+    <w:p>
+      <w:pPr>
+        <w:pStyle w:val="Ttulo1"/>
+        <w:jc w:val="both"/>
+        <w:rPr>
+          <w:b w:val="0"/>
+          <w:bCs w:val="0"/>
+          <w:color w:val="auto"/>
+          <w:sz w:val="22"/>
+          <w:szCs w:val="22"/>
+        </w:rPr>
+      </w:pPr>
+      <w:r>
+        <w:rPr>
+          <w:b w:val="0"/>
+          <w:bCs w:val="0"/>
+          <w:color w:val="auto"/>
+          <w:sz w:val="22"/>
+          <w:szCs w:val="22"/>
+        </w:rPr>
+        <w:drawing>
+          <wp:anchor distT="0" distB="0" distL="114300" distR="114300" simplePos="0" relativeHeight="251691008" behindDoc="0" locked="0" layoutInCell="1" allowOverlap="1" wp14:anchorId="33401E5A" wp14:editId="713B2910">
+            <wp:simplePos x="0" y="0"/>
+            <wp:positionH relativeFrom="margin">
+              <wp:posOffset>2026793</wp:posOffset>
+            </wp:positionH>
+            <wp:positionV relativeFrom="paragraph">
+              <wp:posOffset>102489</wp:posOffset>
+            </wp:positionV>
+            <wp:extent cx="2439035" cy="2245360"/>
+            <wp:effectExtent l="0" t="0" r="0" b="2540"/>
+            <wp:wrapSquare wrapText="bothSides"/>
+            <wp:docPr id="736739946" name="Imagen 1"/>
+            <wp:cNvGraphicFramePr>
+              <a:graphicFrameLocks xmlns:a="http://schemas.openxmlformats.org/drawingml/2006/main" noChangeAspect="1"/>
+            </wp:cNvGraphicFramePr>
+            <a:graphic xmlns:a="http://schemas.openxmlformats.org/drawingml/2006/main">
+              <a:graphicData uri="http://schemas.openxmlformats.org/drawingml/2006/picture">
+                <pic:pic xmlns:pic="http://schemas.openxmlformats.org/drawingml/2006/picture">
+                  <pic:nvPicPr>
+                    <pic:cNvPr id="736739946" name=""/>
+                    <pic:cNvPicPr/>
+                  </pic:nvPicPr>
+                  <pic:blipFill>
+                    <a:blip r:embed="rId18">
+                      <a:extLst>
+                        <a:ext uri="{28A0092B-C50C-407E-A947-70E740481C1C}">
+                          <a14:useLocalDpi xmlns:a14="http://schemas.microsoft.com/office/drawing/2010/main" val="0"/>
+                        </a:ext>
+                      </a:extLst>
+                    </a:blip>
+                    <a:stretch>
+                      <a:fillRect/>
+                    </a:stretch>
+                  </pic:blipFill>
+                  <pic:spPr>
+                    <a:xfrm>
+                      <a:off x="0" y="0"/>
+                      <a:ext cx="2439035" cy="2245360"/>
+                    </a:xfrm>
+                    <a:prstGeom prst="rect">
+                      <a:avLst/>
+                    </a:prstGeom>
+                  </pic:spPr>
+                </pic:pic>
+              </a:graphicData>
+            </a:graphic>
+            <wp14:sizeRelH relativeFrom="margin">
+              <wp14:pctWidth>0</wp14:pctWidth>
+            </wp14:sizeRelH>
+            <wp14:sizeRelV relativeFrom="margin">
+              <wp14:pctHeight>0</wp14:pctHeight>
+            </wp14:sizeRelV>
+          </wp:anchor>
+        </w:drawing>
+      </w:r>
+    </w:p>
+    <w:p>
+      <w:pPr>
+        <w:pStyle w:val="Ttulo1"/>
+        <w:jc w:val="both"/>
+        <w:rPr>
+          <w:b w:val="0"/>
+          <w:bCs w:val="0"/>
+          <w:color w:val="auto"/>
+          <w:sz w:val="22"/>
+          <w:szCs w:val="22"/>
+        </w:rPr>
+      </w:pPr>
+    </w:p>
+    <w:p>
+      <w:pPr>
+        <w:pStyle w:val="Ttulo1"/>
+        <w:jc w:val="both"/>
+        <w:rPr>
+          <w:b w:val="0"/>
+          <w:bCs w:val="0"/>
+          <w:color w:val="auto"/>
+          <w:sz w:val="22"/>
+          <w:szCs w:val="22"/>
+        </w:rPr>
+      </w:pPr>
+    </w:p>
+    <w:p>
+      <w:pPr>
+        <w:pStyle w:val="Ttulo1"/>
+        <w:jc w:val="both"/>
+        <w:rPr>
+          <w:b w:val="0"/>
+          <w:bCs w:val="0"/>
+          <w:color w:val="auto"/>
+          <w:sz w:val="22"/>
+          <w:szCs w:val="22"/>
+        </w:rPr>
+      </w:pPr>
+    </w:p>
+    <w:p>
+      <w:pPr>
+        <w:pStyle w:val="Ttulo1"/>
+        <w:jc w:val="both"/>
+        <w:rPr>
+          <w:b w:val="0"/>
+          <w:bCs w:val="0"/>
+          <w:color w:val="auto"/>
+          <w:sz w:val="22"/>
+          <w:szCs w:val="22"/>
+        </w:rPr>
+      </w:pPr>
+    </w:p>
+    <w:p>
+      <w:pPr>
+        <w:pStyle w:val="Ttulo1"/>
+        <w:jc w:val="both"/>
+        <w:rPr>
+          <w:b w:val="0"/>
+          <w:bCs w:val="0"/>
+          <w:color w:val="auto"/>
+          <w:sz w:val="22"/>
+          <w:szCs w:val="22"/>
+        </w:rPr>
+      </w:pPr>
+    </w:p>
+    <w:p>
+      <w:pPr>
+        <w:pStyle w:val="Ttulo1"/>
+        <w:jc w:val="both"/>
+        <w:rPr>
+          <w:b w:val="0"/>
+          <w:bCs w:val="0"/>
+          <w:color w:val="auto"/>
+          <w:sz w:val="22"/>
+          <w:szCs w:val="22"/>
+        </w:rPr>
+      </w:pPr>
+    </w:p>
+    <w:p>
+      <w:pPr>
+        <w:pStyle w:val="Ttulo1"/>
+        <w:jc w:val="both"/>
+        <w:rPr>
+          <w:b w:val="0"/>
+          <w:bCs w:val="0"/>
+          <w:color w:val="auto"/>
+          <w:sz w:val="22"/>
+          <w:szCs w:val="22"/>
+        </w:rPr>
+      </w:pPr>
+      <w:r>
+        <w:rPr>
+          <w:b w:val="0"/>
+          <w:bCs w:val="0"/>
+          <w:color w:val="auto"/>
+          <w:sz w:val="22"/>
+          <w:szCs w:val="22"/>
+        </w:rPr>
+        <w:t xml:space="preserve">Obviamente hay algunas cosas </w:t>
+      </w:r>
+      <w:proofErr w:type="gramStart"/>
+      <w:r>
+        <w:rPr>
+          <w:b w:val="0"/>
+          <w:bCs w:val="0"/>
+          <w:color w:val="auto"/>
+          <w:sz w:val="22"/>
+          <w:szCs w:val="22"/>
+        </w:rPr>
+        <w:t>a</w:t>
+      </w:r>
+      <w:proofErr w:type="gramEnd"/>
+      <w:r>
+        <w:rPr>
+          <w:b w:val="0"/>
+          <w:bCs w:val="0"/>
+          <w:color w:val="auto"/>
+          <w:sz w:val="22"/>
+          <w:szCs w:val="22"/>
+        </w:rPr>
+        <w:t xml:space="preserve"> tener en cuenta en el proceso de diseño, para más adelante, como poner </w:t>
+      </w:r>
+      <w:r>
+        <w:rPr>
+          <w:b w:val="0"/>
+          <w:bCs w:val="0"/>
+          <w:color w:val="auto"/>
+          <w:sz w:val="22"/>
+          <w:szCs w:val="22"/>
+        </w:rPr>
+        <w:t>leds</w:t>
+      </w:r>
+      <w:r>
+        <w:rPr>
+          <w:b w:val="0"/>
+          <w:bCs w:val="0"/>
+          <w:color w:val="auto"/>
+          <w:sz w:val="22"/>
+          <w:szCs w:val="22"/>
+        </w:rPr>
+        <w:t xml:space="preserve"> indicadores para hacer </w:t>
+      </w:r>
+      <w:r>
+        <w:rPr>
+          <w:b w:val="0"/>
+          <w:bCs w:val="0"/>
+          <w:color w:val="auto"/>
+          <w:sz w:val="22"/>
+          <w:szCs w:val="22"/>
+        </w:rPr>
+        <w:t>diagnósticos más fáciles</w:t>
+      </w:r>
+      <w:r>
+        <w:rPr>
+          <w:b w:val="0"/>
+          <w:bCs w:val="0"/>
+          <w:color w:val="auto"/>
+          <w:sz w:val="22"/>
+          <w:szCs w:val="22"/>
+        </w:rPr>
+        <w:t xml:space="preserve"> y verificar el funcionamiento correcto del sistema, que habilitásemos más puertos al microcontrolador para conexiones futuras de periféricos</w:t>
+      </w:r>
+    </w:p>
+    <w:p>
+      <w:pPr>
+        <w:pStyle w:val="Ttulo1"/>
+        <w:jc w:val="both"/>
+        <w:rPr>
+          <w:b w:val="0"/>
+          <w:bCs w:val="0"/>
+          <w:color w:val="auto"/>
+          <w:sz w:val="22"/>
+          <w:szCs w:val="22"/>
+        </w:rPr>
+      </w:pPr>
+      <w:r>
+        <w:rPr>
+          <w:b w:val="0"/>
+          <w:bCs w:val="0"/>
+          <w:color w:val="auto"/>
+          <w:sz w:val="22"/>
+          <w:szCs w:val="22"/>
+        </w:rPr>
+        <w:drawing>
+          <wp:anchor distT="0" distB="0" distL="114300" distR="114300" simplePos="0" relativeHeight="251692032" behindDoc="0" locked="0" layoutInCell="1" allowOverlap="1" wp14:anchorId="5576A248" wp14:editId="7F1C04AA">
+            <wp:simplePos x="0" y="0"/>
+            <wp:positionH relativeFrom="column">
+              <wp:posOffset>1824228</wp:posOffset>
+            </wp:positionH>
+            <wp:positionV relativeFrom="paragraph">
+              <wp:posOffset>170434</wp:posOffset>
+            </wp:positionV>
+            <wp:extent cx="2139315" cy="1910715"/>
+            <wp:effectExtent l="0" t="0" r="0" b="0"/>
+            <wp:wrapSquare wrapText="bothSides"/>
+            <wp:docPr id="1651685582" name="Imagen 1"/>
+            <wp:cNvGraphicFramePr>
+              <a:graphicFrameLocks xmlns:a="http://schemas.openxmlformats.org/drawingml/2006/main" noChangeAspect="1"/>
+            </wp:cNvGraphicFramePr>
+            <a:graphic xmlns:a="http://schemas.openxmlformats.org/drawingml/2006/main">
+              <a:graphicData uri="http://schemas.openxmlformats.org/drawingml/2006/picture">
+                <pic:pic xmlns:pic="http://schemas.openxmlformats.org/drawingml/2006/picture">
+                  <pic:nvPicPr>
+                    <pic:cNvPr id="1651685582" name=""/>
+                    <pic:cNvPicPr/>
+                  </pic:nvPicPr>
+                  <pic:blipFill rotWithShape="1">
+                    <a:blip r:embed="rId19">
+                      <a:extLst>
+                        <a:ext uri="{28A0092B-C50C-407E-A947-70E740481C1C}">
+                          <a14:useLocalDpi xmlns:a14="http://schemas.microsoft.com/office/drawing/2010/main" val="0"/>
+                        </a:ext>
+                      </a:extLst>
+                    </a:blip>
+                    <a:srcRect t="15589"/>
+                    <a:stretch>
+                      <a:fillRect/>
+                    </a:stretch>
+                  </pic:blipFill>
+                  <pic:spPr bwMode="auto">
+                    <a:xfrm>
+                      <a:off x="0" y="0"/>
+                      <a:ext cx="2139315" cy="1910715"/>
+                    </a:xfrm>
+                    <a:prstGeom prst="rect">
+                      <a:avLst/>
+                    </a:prstGeom>
+                    <a:ln>
+                      <a:noFill/>
+                    </a:ln>
+                    <a:extLst>
+                      <a:ext uri="{53640926-AAD7-44D8-BBD7-CCE9431645EC}">
+                        <a14:shadowObscured xmlns:a14="http://schemas.microsoft.com/office/drawing/2010/main"/>
+                      </a:ext>
+                    </a:extLst>
+                  </pic:spPr>
+                </pic:pic>
+              </a:graphicData>
+            </a:graphic>
+            <wp14:sizeRelH relativeFrom="margin">
+              <wp14:pctWidth>0</wp14:pctWidth>
+            </wp14:sizeRelH>
+            <wp14:sizeRelV relativeFrom="margin">
+              <wp14:pctHeight>0</wp14:pctHeight>
+            </wp14:sizeRelV>
+          </wp:anchor>
+        </w:drawing>
+      </w:r>
+    </w:p>
+    <w:p>
+      <w:pPr>
+        <w:pStyle w:val="Ttulo1"/>
+        <w:jc w:val="both"/>
+        <w:rPr>
+          <w:b w:val="0"/>
+          <w:bCs w:val="0"/>
+          <w:color w:val="auto"/>
+          <w:sz w:val="22"/>
+          <w:szCs w:val="22"/>
+        </w:rPr>
+      </w:pPr>
+    </w:p>
+    <w:p>
+      <w:pPr>
+        <w:pStyle w:val="Ttulo1"/>
+        <w:jc w:val="both"/>
+        <w:rPr>
+          <w:b w:val="0"/>
+          <w:bCs w:val="0"/>
+          <w:color w:val="auto"/>
+          <w:sz w:val="22"/>
+          <w:szCs w:val="22"/>
+        </w:rPr>
+      </w:pPr>
+    </w:p>
+    <w:p>
+      <w:pPr>
+        <w:pStyle w:val="Ttulo1"/>
+        <w:jc w:val="both"/>
+        <w:rPr>
+          <w:b w:val="0"/>
+          <w:bCs w:val="0"/>
+          <w:color w:val="auto"/>
+          <w:sz w:val="22"/>
+          <w:szCs w:val="22"/>
+        </w:rPr>
+      </w:pPr>
+    </w:p>
+    <w:p>
+      <w:pPr>
+        <w:pStyle w:val="Ttulo1"/>
+        <w:jc w:val="both"/>
+        <w:rPr>
+          <w:b w:val="0"/>
+          <w:bCs w:val="0"/>
+          <w:color w:val="auto"/>
+          <w:sz w:val="22"/>
+          <w:szCs w:val="22"/>
+        </w:rPr>
+      </w:pPr>
+    </w:p>
+    <w:p>
+      <w:pPr>
+        <w:pStyle w:val="Ttulo1"/>
+        <w:jc w:val="both"/>
+        <w:rPr>
+          <w:b w:val="0"/>
+          <w:bCs w:val="0"/>
+          <w:color w:val="auto"/>
+          <w:sz w:val="22"/>
+          <w:szCs w:val="22"/>
+        </w:rPr>
+      </w:pPr>
+    </w:p>
+    <w:p>
+      <w:pPr>
+        <w:pStyle w:val="Ttulo1"/>
+        <w:jc w:val="both"/>
+        <w:rPr>
+          <w:color w:val="auto"/>
+          <w:sz w:val="22"/>
+          <w:szCs w:val="22"/>
+        </w:rPr>
+      </w:pPr>
+    </w:p>
+    <w:p>
+      <w:pPr>
+        <w:pStyle w:val="Ttulo1"/>
+        <w:jc w:val="both"/>
+        <w:rPr>
+          <w:color w:val="auto"/>
+          <w:sz w:val="22"/>
+          <w:szCs w:val="22"/>
+        </w:rPr>
+      </w:pPr>
+    </w:p>
+    <w:p>
+      <w:pPr>
+        <w:pStyle w:val="Ttulo1"/>
+        <w:jc w:val="both"/>
+        <w:rPr>
+          <w:color w:val="auto"/>
+          <w:sz w:val="22"/>
+          <w:szCs w:val="22"/>
+        </w:rPr>
+      </w:pPr>
+      <w:r>
+        <w:rPr>
+          <w:color w:val="auto"/>
+          <w:sz w:val="22"/>
+          <w:szCs w:val="22"/>
+        </w:rPr>
+        <w:lastRenderedPageBreak/>
         <w:t>16. Comunicación e integración</w:t>
       </w:r>
     </w:p>
     <w:p>
       <w:pPr>
         <w:pStyle w:val="Ttulo1"/>
+        <w:jc w:val="both"/>
         <w:rPr>
           <w:color w:val="auto"/>
           <w:sz w:val="22"/>
@@ -16587,22 +17480,92 @@
           <w:sz w:val="22"/>
           <w:szCs w:val="22"/>
         </w:rPr>
-        <w:t xml:space="preserve"> Hub)</w:t>
-      </w:r>
-    </w:p>
-    <w:p>
-      <w:pPr>
-        <w:rPr>
-          <w:sz w:val="22"/>
-          <w:szCs w:val="22"/>
-        </w:rPr>
-      </w:pPr>
-      <w:r>
-        <w:rPr>
-          <w:sz w:val="22"/>
-          <w:szCs w:val="22"/>
-        </w:rPr>
-        <w:t xml:space="preserve">El módulo de calidad del aire opera como un nodo </w:t>
+        <w:t xml:space="preserve"> </w:t>
+      </w:r>
+      <w:proofErr w:type="gramStart"/>
+      <w:r>
+        <w:rPr>
+          <w:color w:val="auto"/>
+          <w:sz w:val="22"/>
+          <w:szCs w:val="22"/>
+        </w:rPr>
+        <w:t>Hub</w:t>
+      </w:r>
+      <w:proofErr w:type="gramEnd"/>
+      <w:r>
+        <w:rPr>
+          <w:color w:val="auto"/>
+          <w:sz w:val="22"/>
+          <w:szCs w:val="22"/>
+        </w:rPr>
+        <w:t>)</w:t>
+      </w:r>
+    </w:p>
+    <w:p>
+      <w:pPr>
+        <w:jc w:val="both"/>
+        <w:rPr>
+          <w:sz w:val="22"/>
+          <w:szCs w:val="22"/>
+        </w:rPr>
+      </w:pPr>
+      <w:r>
+        <w:rPr>
+          <w:sz w:val="22"/>
+          <w:szCs w:val="22"/>
+        </w:rPr>
+        <w:t>El módulo de calidad del aire opera como un nodo IoT autónomo basado en el microcontrolador ESP32-S3-WROOM-1U. Los sensores SEN0564 (CO), SEN0574 (NO</w:t>
+      </w:r>
+      <w:r>
+        <w:rPr>
+          <w:rFonts w:ascii="Cambria Math" w:hAnsi="Cambria Math" w:cs="Cambria Math"/>
+          <w:sz w:val="22"/>
+          <w:szCs w:val="22"/>
+        </w:rPr>
+        <w:t>₂</w:t>
+      </w:r>
+      <w:r>
+        <w:rPr>
+          <w:sz w:val="22"/>
+          <w:szCs w:val="22"/>
+        </w:rPr>
+        <w:t>) y CCS811 (CO</w:t>
+      </w:r>
+      <w:r>
+        <w:rPr>
+          <w:rFonts w:ascii="Cambria Math" w:hAnsi="Cambria Math" w:cs="Cambria Math"/>
+          <w:sz w:val="22"/>
+          <w:szCs w:val="22"/>
+        </w:rPr>
+        <w:t>₂</w:t>
+      </w:r>
+      <w:r>
+        <w:rPr>
+          <w:sz w:val="22"/>
+          <w:szCs w:val="22"/>
+        </w:rPr>
+        <w:t xml:space="preserve"> </w:t>
+      </w:r>
+      <w:r>
+        <w:rPr>
+          <w:sz w:val="22"/>
+          <w:szCs w:val="22"/>
+        </w:rPr>
+        <w:t>y TVOC) generan los datos ambientales que son procesados localmente por el firmware</w:t>
+      </w:r>
+      <w:r>
+        <w:rPr>
+          <w:sz w:val="22"/>
+          <w:szCs w:val="22"/>
+        </w:rPr>
+        <w:t>, p</w:t>
+      </w:r>
+      <w:r>
+        <w:rPr>
+          <w:sz w:val="22"/>
+          <w:szCs w:val="22"/>
+        </w:rPr>
+        <w:t xml:space="preserve">osteriormente, el ESP32 establece una conexión </w:t>
       </w:r>
       <w:proofErr w:type="spellStart"/>
       <w:r>
@@ -16610,7 +17573,7 @@
           <w:sz w:val="22"/>
           <w:szCs w:val="22"/>
         </w:rPr>
-        <w:t>IoT</w:t>
+        <w:t>WiFi</w:t>
       </w:r>
       <w:proofErr w:type="spellEnd"/>
       <w:r>
@@ -16618,84 +17581,19 @@
           <w:sz w:val="22"/>
           <w:szCs w:val="22"/>
         </w:rPr>
-        <w:t xml:space="preserve"> autónomo basado en el microcontrolador ESP32-S3-WROOM-1U. Los sensores SEN0564 (CO), SEN0574 (NO</w:t>
-      </w:r>
-      <w:r>
-        <w:rPr>
-          <w:rFonts w:ascii="Cambria Math" w:hAnsi="Cambria Math" w:cs="Cambria Math"/>
-          <w:sz w:val="22"/>
-          <w:szCs w:val="22"/>
-        </w:rPr>
-        <w:t>₂</w:t>
-      </w:r>
-      <w:r>
-        <w:rPr>
-          <w:sz w:val="22"/>
-          <w:szCs w:val="22"/>
-        </w:rPr>
-        <w:t>) y CCS811 (CO</w:t>
-      </w:r>
-      <w:r>
-        <w:rPr>
-          <w:rFonts w:ascii="Cambria Math" w:hAnsi="Cambria Math" w:cs="Cambria Math"/>
-          <w:sz w:val="22"/>
-          <w:szCs w:val="22"/>
-        </w:rPr>
-        <w:t>₂</w:t>
-      </w:r>
-      <w:r>
-        <w:rPr>
-          <w:sz w:val="22"/>
-          <w:szCs w:val="22"/>
-        </w:rPr>
-        <w:t xml:space="preserve"> </w:t>
-      </w:r>
-      <w:r>
-        <w:rPr>
-          <w:sz w:val="22"/>
-          <w:szCs w:val="22"/>
-        </w:rPr>
-        <w:t>y TVOC) generan los datos ambientales que son procesados localmente por el firmware</w:t>
-      </w:r>
-      <w:r>
-        <w:rPr>
-          <w:sz w:val="22"/>
-          <w:szCs w:val="22"/>
-        </w:rPr>
-        <w:t>, p</w:t>
-      </w:r>
-      <w:r>
-        <w:rPr>
-          <w:sz w:val="22"/>
-          <w:szCs w:val="22"/>
-        </w:rPr>
-        <w:t xml:space="preserve">osteriormente, el ESP32 establece una conexión </w:t>
+        <w:t xml:space="preserve"> con la red local y publica los datos mediante peticiones HTTP al </w:t>
       </w:r>
       <w:proofErr w:type="spellStart"/>
-      <w:r>
-        <w:rPr>
-          <w:sz w:val="22"/>
-          <w:szCs w:val="22"/>
-        </w:rPr>
-        <w:t>WiFi</w:t>
+      <w:proofErr w:type="gramStart"/>
+      <w:r>
+        <w:rPr>
+          <w:sz w:val="22"/>
+          <w:szCs w:val="22"/>
+        </w:rPr>
+        <w:t>hub</w:t>
       </w:r>
       <w:proofErr w:type="spellEnd"/>
-      <w:r>
-        <w:rPr>
-          <w:sz w:val="22"/>
-          <w:szCs w:val="22"/>
-        </w:rPr>
-        <w:t xml:space="preserve"> con la red local y publica los datos mediante peticiones HTTP al </w:t>
-      </w:r>
-      <w:proofErr w:type="spellStart"/>
-      <w:r>
-        <w:rPr>
-          <w:sz w:val="22"/>
-          <w:szCs w:val="22"/>
-        </w:rPr>
-        <w:t>hub</w:t>
-      </w:r>
-      <w:proofErr w:type="spellEnd"/>
+      <w:proofErr w:type="gramEnd"/>
       <w:r>
         <w:rPr>
           <w:sz w:val="22"/>
@@ -16720,6 +17618,7 @@
     </w:p>
     <w:p>
       <w:pPr>
+        <w:jc w:val="both"/>
         <w:rPr>
           <w:sz w:val="22"/>
           <w:szCs w:val="22"/>
@@ -16782,7 +17681,71 @@
           <w:sz w:val="22"/>
           <w:szCs w:val="22"/>
         </w:rPr>
-        <w:t>CO:40.37,NO2:13.159,CO2:415.0,VOC:0.0,EST:ALARMA</w:t>
+        <w:t>CO:40.</w:t>
+      </w:r>
+      <w:proofErr w:type="gramStart"/>
+      <w:r>
+        <w:rPr>
+          <w:sz w:val="22"/>
+          <w:szCs w:val="22"/>
+        </w:rPr>
+        <w:t>37,NO</w:t>
+      </w:r>
+      <w:proofErr w:type="gramEnd"/>
+      <w:r>
+        <w:rPr>
+          <w:sz w:val="22"/>
+          <w:szCs w:val="22"/>
+        </w:rPr>
+        <w:t>2:13.</w:t>
+      </w:r>
+      <w:proofErr w:type="gramStart"/>
+      <w:r>
+        <w:rPr>
+          <w:sz w:val="22"/>
+          <w:szCs w:val="22"/>
+        </w:rPr>
+        <w:t>159,CO2</w:t>
+      </w:r>
+      <w:proofErr w:type="gramEnd"/>
+      <w:r>
+        <w:rPr>
+          <w:sz w:val="22"/>
+          <w:szCs w:val="22"/>
+        </w:rPr>
+        <w:t>:415.</w:t>
+      </w:r>
+      <w:proofErr w:type="gramStart"/>
+      <w:r>
+        <w:rPr>
+          <w:sz w:val="22"/>
+          <w:szCs w:val="22"/>
+        </w:rPr>
+        <w:t>0,VOC</w:t>
+      </w:r>
+      <w:proofErr w:type="gramEnd"/>
+      <w:r>
+        <w:rPr>
+          <w:sz w:val="22"/>
+          <w:szCs w:val="22"/>
+        </w:rPr>
+        <w:t>:0.</w:t>
+      </w:r>
+      <w:proofErr w:type="gramStart"/>
+      <w:r>
+        <w:rPr>
+          <w:sz w:val="22"/>
+          <w:szCs w:val="22"/>
+        </w:rPr>
+        <w:t>0,EST</w:t>
+      </w:r>
+      <w:proofErr w:type="gramEnd"/>
+      <w:r>
+        <w:rPr>
+          <w:sz w:val="22"/>
+          <w:szCs w:val="22"/>
+        </w:rPr>
+        <w:t>:ALARMA</w:t>
       </w:r>
       <w:r>
         <w:rPr>
@@ -16831,7 +17794,7 @@
                     <pic:cNvPicPr/>
                   </pic:nvPicPr>
                   <pic:blipFill>
-                    <a:blip r:embed="rId17">
+                    <a:blip r:embed="rId20">
                       <a:extLst>
                         <a:ext uri="{28A0092B-C50C-407E-A947-70E740481C1C}">
                           <a14:useLocalDpi xmlns:a14="http://schemas.microsoft.com/office/drawing/2010/main" val="0"/>
@@ -16883,42 +17846,11 @@
           <w:szCs w:val="22"/>
         </w:rPr>
       </w:pPr>
-    </w:p>
-    <w:p>
-      <w:pPr>
-        <w:spacing w:before="80" w:after="80"/>
-        <w:jc w:val="both"/>
-        <w:rPr>
-          <w:sz w:val="22"/>
-          <w:szCs w:val="22"/>
-        </w:rPr>
-      </w:pPr>
-    </w:p>
-    <w:p>
-      <w:pPr>
-        <w:spacing w:before="80" w:after="80"/>
-        <w:jc w:val="both"/>
-        <w:rPr>
-          <w:sz w:val="22"/>
-          <w:szCs w:val="22"/>
-        </w:rPr>
-      </w:pPr>
-    </w:p>
-    <w:p>
-      <w:pPr>
-        <w:spacing w:before="80" w:after="80"/>
-        <w:jc w:val="both"/>
-        <w:rPr>
-          <w:sz w:val="22"/>
-          <w:szCs w:val="22"/>
-        </w:rPr>
-      </w:pPr>
-      <w:r>
-        <w:rPr>
-          <w:sz w:val="22"/>
-          <w:szCs w:val="22"/>
-        </w:rPr>
-        <w:lastRenderedPageBreak/>
+      <w:r>
+        <w:rPr>
+          <w:sz w:val="22"/>
+          <w:szCs w:val="22"/>
+        </w:rPr>
         <w:t>El cual se vería como el siguiente ejemplo:</w:t>
       </w:r>
     </w:p>
@@ -16961,7 +17893,7 @@
                     <pic:cNvPicPr/>
                   </pic:nvPicPr>
                   <pic:blipFill>
-                    <a:blip r:embed="rId18">
+                    <a:blip r:embed="rId21">
                       <a:extLst>
                         <a:ext uri="{28A0092B-C50C-407E-A947-70E740481C1C}">
                           <a14:useLocalDpi xmlns:a14="http://schemas.microsoft.com/office/drawing/2010/main" val="0"/>
@@ -16991,6 +17923,7 @@
     <w:p>
       <w:pPr>
         <w:pStyle w:val="Ttulo1"/>
+        <w:jc w:val="both"/>
         <w:rPr>
           <w:color w:val="auto"/>
           <w:sz w:val="22"/>
@@ -17066,6 +17999,7 @@
           <w:szCs w:val="22"/>
           <w:lang w:val="en-AU"/>
         </w:rPr>
+        <w:lastRenderedPageBreak/>
         <w:t xml:space="preserve">Kumar, P., Morawska, L., </w:t>
       </w:r>
       <w:proofErr w:type="spellStart"/>
@@ -17289,7 +18223,7 @@
         </w:rPr>
         <w:t xml:space="preserve">, A., Robinson, E. S., &amp; Robinson, A. L. (2018). A machine learning calibration model using random forests to improve sensor performance for lower-cost air quality monitoring. Atmospheric Measurement Techniques, 11(1), 291–313. </w:t>
       </w:r>
-      <w:hyperlink r:id="rId19" w:history="1">
+      <w:hyperlink r:id="rId22" w:history="1">
         <w:r>
           <w:rPr>
             <w:rStyle w:val="Hipervnculo"/>
@@ -17561,7 +18495,6 @@
           <w:szCs w:val="22"/>
           <w:lang w:val="en-AU"/>
         </w:rPr>
-        <w:lastRenderedPageBreak/>
         <w:t>ESP32-S3 Technical Reference Manual: https://documentation.espressif.com/esp32-s3_technical_reference_manual_en.pdf</w:t>
       </w:r>
     </w:p>
@@ -17652,7 +18585,7 @@
           <w:sz w:val="22"/>
           <w:szCs w:val="22"/>
         </w:rPr>
-        <w:t xml:space="preserve">CCS811 Digital Gas Sensor </w:t>
+        <w:t>CCS811 Digital Gas Sensor Datasheet (</w:t>
       </w:r>
       <w:proofErr w:type="spellStart"/>
       <w:r>
@@ -17660,7 +18593,7 @@
           <w:sz w:val="22"/>
           <w:szCs w:val="22"/>
         </w:rPr>
-        <w:t>Datasheet</w:t>
+        <w:t>ScioSense</w:t>
       </w:r>
       <w:proofErr w:type="spellEnd"/>
       <w:r>
@@ -17668,22 +18601,6 @@
           <w:sz w:val="22"/>
           <w:szCs w:val="22"/>
         </w:rPr>
-        <w:t xml:space="preserve"> (</w:t>
-      </w:r>
-      <w:proofErr w:type="spellStart"/>
-      <w:r>
-        <w:rPr>
-          <w:sz w:val="22"/>
-          <w:szCs w:val="22"/>
-        </w:rPr>
-        <w:t>ScioSense</w:t>
-      </w:r>
-      <w:proofErr w:type="spellEnd"/>
-      <w:r>
-        <w:rPr>
-          <w:sz w:val="22"/>
-          <w:szCs w:val="22"/>
-        </w:rPr>
         <w:t>): https://www.sciosense.com/products/environmental-sensors/ccs811-datasheet/</w:t>
       </w:r>
     </w:p>
@@ -17711,25 +18628,7 @@
           <w:sz w:val="22"/>
           <w:szCs w:val="22"/>
         </w:rPr>
-        <w:t xml:space="preserve">A2. BOM Actualizada (Lista de Materiales v1 — Pedido </w:t>
-      </w:r>
-      <w:proofErr w:type="spellStart"/>
-      <w:r>
-        <w:rPr>
-          <w:color w:val="auto"/>
-          <w:sz w:val="22"/>
-          <w:szCs w:val="22"/>
-        </w:rPr>
-        <w:t>Mouser</w:t>
-      </w:r>
-      <w:proofErr w:type="spellEnd"/>
-      <w:r>
-        <w:rPr>
-          <w:color w:val="auto"/>
-          <w:sz w:val="22"/>
-          <w:szCs w:val="22"/>
-        </w:rPr>
-        <w:t xml:space="preserve"> </w:t>
+        <w:t xml:space="preserve">A2. BOM Actualizada (Lista de Materiales v1 — Pedido Mouser </w:t>
       </w:r>
       <w:proofErr w:type="spellStart"/>
       <w:r>
@@ -17764,23 +18663,7 @@
           <w:sz w:val="22"/>
           <w:szCs w:val="22"/>
         </w:rPr>
-        <w:t xml:space="preserve">La siguiente tabla refleja los componentes efectivamente adquiridos según la orden de compra </w:t>
-      </w:r>
-      <w:proofErr w:type="spellStart"/>
-      <w:r>
-        <w:rPr>
-          <w:sz w:val="22"/>
-          <w:szCs w:val="22"/>
-        </w:rPr>
-        <w:t>Mouser</w:t>
-      </w:r>
-      <w:proofErr w:type="spellEnd"/>
-      <w:r>
-        <w:rPr>
-          <w:sz w:val="22"/>
-          <w:szCs w:val="22"/>
-        </w:rPr>
-        <w:t xml:space="preserve"> </w:t>
+        <w:t xml:space="preserve">La siguiente tabla refleja los componentes efectivamente adquiridos según la orden de compra Mouser </w:t>
       </w:r>
       <w:proofErr w:type="spellStart"/>
       <w:r>
@@ -17873,6 +18756,7 @@
                 <w:sz w:val="22"/>
                 <w:szCs w:val="22"/>
               </w:rPr>
+              <w:lastRenderedPageBreak/>
               <w:t>Ítem</w:t>
             </w:r>
           </w:p>
@@ -19625,7 +20509,6 @@
                 <w:sz w:val="22"/>
                 <w:szCs w:val="22"/>
               </w:rPr>
-              <w:lastRenderedPageBreak/>
               <w:t>15</w:t>
             </w:r>
           </w:p>
@@ -20424,7 +21307,15 @@
                 <w:sz w:val="22"/>
                 <w:szCs w:val="22"/>
               </w:rPr>
-              <w:t>Resistor película fina 4.7 kΩ, 0.1%, 1/8W, 0805</w:t>
+              <w:t xml:space="preserve">Resistor película fina </w:t>
+            </w:r>
+            <w:r>
+              <w:rPr>
+                <w:sz w:val="22"/>
+                <w:szCs w:val="22"/>
+              </w:rPr>
+              <w:lastRenderedPageBreak/>
+              <w:t>4.7 kΩ, 0.1%, 1/8W, 0805</w:t>
             </w:r>
           </w:p>
         </w:tc>
@@ -20457,6 +21348,7 @@
                 <w:sz w:val="22"/>
                 <w:szCs w:val="22"/>
               </w:rPr>
+              <w:lastRenderedPageBreak/>
               <w:t>10</w:t>
             </w:r>
           </w:p>
@@ -22029,7 +22921,6 @@
                 <w:sz w:val="22"/>
                 <w:szCs w:val="22"/>
               </w:rPr>
-              <w:lastRenderedPageBreak/>
               <w:t>26</w:t>
             </w:r>
           </w:p>
@@ -22528,7 +23419,7 @@
       </w:r>
     </w:p>
     <w:sectPr>
-      <w:headerReference w:type="default" r:id="rId20"/>
+      <w:headerReference w:type="default" r:id="rId23"/>
       <w:pgSz w:w="12240" w:h="15840"/>
       <w:pgMar w:top="1440" w:right="1260" w:bottom="1440" w:left="1260" w:header="708" w:footer="708" w:gutter="0"/>
       <w:cols w:space="720"/>
@@ -22539,7 +23430,7 @@
 </file>
 
 <file path=word/endnotes.xml><?xml version="1.0" encoding="utf-8"?>
-<w:endnotes xmlns:wpc="http://schemas.microsoft.com/office/word/2010/wordprocessingCanvas" xmlns:cx="http://schemas.microsoft.com/office/drawing/2014/chartex" xmlns:cx1="http://schemas.microsoft.com/office/drawing/2015/9/8/chartex" xmlns:cx2="http://schemas.microsoft.com/office/drawing/2015/10/21/chartex" xmlns:cx3="http://schemas.microsoft.com/office/drawing/2016/5/9/chartex" xmlns:cx4="http://schemas.microsoft.com/office/drawing/2016/5/10/chartex" xmlns:cx5="http://schemas.microsoft.com/office/drawing/2016/5/11/chartex" xmlns:cx6="http://schemas.microsoft.com/office/drawing/2016/5/12/chartex" xmlns:cx7="http://schemas.microsoft.com/office/drawing/2016/5/13/chartex" xmlns:cx8="http://schemas.microsoft.com/office/drawing/2016/5/14/chartex" xmlns:mc="http://schemas.openxmlformats.org/markup-compatibility/2006" xmlns:aink="http://schemas.microsoft.com/office/drawing/2016/ink" xmlns:am3d="http://schemas.microsoft.com/office/drawing/2017/model3d" xmlns:o="urn:schemas-microsoft-com:office:office" xmlns:oel="http://schemas.microsoft.com/office/2019/extlst" xmlns:r="http://schemas.openxmlformats.org/officeDocument/2006/relationships" xmlns:m="http://schemas.openxmlformats.org/officeDocument/2006/math" xmlns:v="urn:schemas-microsoft-com:vml" xmlns:wp14="http://schemas.microsoft.com/office/word/2010/wordprocessingDrawing" xmlns:wp="http://schemas.openxmlformats.org/drawingml/2006/wordprocessingDrawing" xmlns:w10="urn:schemas-microsoft-com:office:word" xmlns:w="http://schemas.openxmlformats.org/wordprocessingml/2006/main" xmlns:w14="http://schemas.microsoft.com/office/word/2010/wordml" xmlns:w15="http://schemas.microsoft.com/office/word/2012/wordml" xmlns:w16cex="http://schemas.microsoft.com/office/word/2018/wordml/cex" xmlns:w16cid="http://schemas.microsoft.com/office/word/2016/wordml/cid" xmlns:w16="http://schemas.microsoft.com/office/word/2018/wordml" xmlns:w16sdtdh="http://schemas.microsoft.com/office/word/2020/wordml/sdtdatahash" xmlns:w16se="http://schemas.microsoft.com/office/word/2015/wordml/symex" xmlns:wpg="http://schemas.microsoft.com/office/word/2010/wordprocessingGroup" xmlns:wpi="http://schemas.microsoft.com/office/word/2010/wordprocessingInk" xmlns:wne="http://schemas.microsoft.com/office/word/2006/wordml" xmlns:wps="http://schemas.microsoft.com/office/word/2010/wordprocessingShape" mc:Ignorable="w14 w15 w16se w16cid w16 w16cex w16sdtdh wp14">
+<w:endnotes xmlns:wpc="http://schemas.microsoft.com/office/word/2010/wordprocessingCanvas" xmlns:cx="http://schemas.microsoft.com/office/drawing/2014/chartex" xmlns:cx1="http://schemas.microsoft.com/office/drawing/2015/9/8/chartex" xmlns:cx2="http://schemas.microsoft.com/office/drawing/2015/10/21/chartex" xmlns:cx3="http://schemas.microsoft.com/office/drawing/2016/5/9/chartex" xmlns:cx4="http://schemas.microsoft.com/office/drawing/2016/5/10/chartex" xmlns:cx5="http://schemas.microsoft.com/office/drawing/2016/5/11/chartex" xmlns:cx6="http://schemas.microsoft.com/office/drawing/2016/5/12/chartex" xmlns:cx7="http://schemas.microsoft.com/office/drawing/2016/5/13/chartex" xmlns:cx8="http://schemas.microsoft.com/office/drawing/2016/5/14/chartex" xmlns:mc="http://schemas.openxmlformats.org/markup-compatibility/2006" xmlns:aink="http://schemas.microsoft.com/office/drawing/2016/ink" xmlns:am3d="http://schemas.microsoft.com/office/drawing/2017/model3d" xmlns:o="urn:schemas-microsoft-com:office:office" xmlns:oel="http://schemas.microsoft.com/office/2019/extlst" xmlns:r="http://schemas.openxmlformats.org/officeDocument/2006/relationships" xmlns:m="http://schemas.openxmlformats.org/officeDocument/2006/math" xmlns:v="urn:schemas-microsoft-com:vml" xmlns:wp14="http://schemas.microsoft.com/office/word/2010/wordprocessingDrawing" xmlns:wp="http://schemas.openxmlformats.org/drawingml/2006/wordprocessingDrawing" xmlns:w10="urn:schemas-microsoft-com:office:word" xmlns:w="http://schemas.openxmlformats.org/wordprocessingml/2006/main" xmlns:w14="http://schemas.microsoft.com/office/word/2010/wordml" xmlns:w15="http://schemas.microsoft.com/office/word/2012/wordml" xmlns:w16cex="http://schemas.microsoft.com/office/word/2018/wordml/cex" xmlns:w16cid="http://schemas.microsoft.com/office/word/2016/wordml/cid" xmlns:w16="http://schemas.microsoft.com/office/word/2018/wordml" xmlns:w16du="http://schemas.microsoft.com/office/word/2023/wordml/word16du" xmlns:w16sdtdh="http://schemas.microsoft.com/office/word/2020/wordml/sdtdatahash" xmlns:w16sdtfl="http://schemas.microsoft.com/office/word/2024/wordml/sdtformatlock" xmlns:w16se="http://schemas.microsoft.com/office/word/2015/wordml/symex" xmlns:wpg="http://schemas.microsoft.com/office/word/2010/wordprocessingGroup" xmlns:wpi="http://schemas.microsoft.com/office/word/2010/wordprocessingInk" xmlns:wne="http://schemas.microsoft.com/office/word/2006/wordml" xmlns:wps="http://schemas.microsoft.com/office/word/2010/wordprocessingShape" mc:Ignorable="w14 w15 w16se w16cid w16 w16cex w16sdtdh w16sdtfl w16du wp14">
   <w:endnote w:type="separator" w:id="-1">
     <w:p>
       <w:r>
@@ -22558,7 +23449,7 @@
 </file>
 
 <file path=word/footnotes.xml><?xml version="1.0" encoding="utf-8"?>
-<w:footnotes xmlns:wpc="http://schemas.microsoft.com/office/word/2010/wordprocessingCanvas" xmlns:cx="http://schemas.microsoft.com/office/drawing/2014/chartex" xmlns:cx1="http://schemas.microsoft.com/office/drawing/2015/9/8/chartex" xmlns:cx2="http://schemas.microsoft.com/office/drawing/2015/10/21/chartex" xmlns:cx3="http://schemas.microsoft.com/office/drawing/2016/5/9/chartex" xmlns:cx4="http://schemas.microsoft.com/office/drawing/2016/5/10/chartex" xmlns:cx5="http://schemas.microsoft.com/office/drawing/2016/5/11/chartex" xmlns:cx6="http://schemas.microsoft.com/office/drawing/2016/5/12/chartex" xmlns:cx7="http://schemas.microsoft.com/office/drawing/2016/5/13/chartex" xmlns:cx8="http://schemas.microsoft.com/office/drawing/2016/5/14/chartex" xmlns:mc="http://schemas.openxmlformats.org/markup-compatibility/2006" xmlns:aink="http://schemas.microsoft.com/office/drawing/2016/ink" xmlns:am3d="http://schemas.microsoft.com/office/drawing/2017/model3d" xmlns:o="urn:schemas-microsoft-com:office:office" xmlns:oel="http://schemas.microsoft.com/office/2019/extlst" xmlns:r="http://schemas.openxmlformats.org/officeDocument/2006/relationships" xmlns:m="http://schemas.openxmlformats.org/officeDocument/2006/math" xmlns:v="urn:schemas-microsoft-com:vml" xmlns:wp14="http://schemas.microsoft.com/office/word/2010/wordprocessingDrawing" xmlns:wp="http://schemas.openxmlformats.org/drawingml/2006/wordprocessingDrawing" xmlns:w10="urn:schemas-microsoft-com:office:word" xmlns:w="http://schemas.openxmlformats.org/wordprocessingml/2006/main" xmlns:w14="http://schemas.microsoft.com/office/word/2010/wordml" xmlns:w15="http://schemas.microsoft.com/office/word/2012/wordml" xmlns:w16cex="http://schemas.microsoft.com/office/word/2018/wordml/cex" xmlns:w16cid="http://schemas.microsoft.com/office/word/2016/wordml/cid" xmlns:w16="http://schemas.microsoft.com/office/word/2018/wordml" xmlns:w16sdtdh="http://schemas.microsoft.com/office/word/2020/wordml/sdtdatahash" xmlns:w16se="http://schemas.microsoft.com/office/word/2015/wordml/symex" xmlns:wpg="http://schemas.microsoft.com/office/word/2010/wordprocessingGroup" xmlns:wpi="http://schemas.microsoft.com/office/word/2010/wordprocessingInk" xmlns:wne="http://schemas.microsoft.com/office/word/2006/wordml" xmlns:wps="http://schemas.microsoft.com/office/word/2010/wordprocessingShape" mc:Ignorable="w14 w15 w16se w16cid w16 w16cex w16sdtdh wp14">
+<w:footnotes xmlns:wpc="http://schemas.microsoft.com/office/word/2010/wordprocessingCanvas" xmlns:cx="http://schemas.microsoft.com/office/drawing/2014/chartex" xmlns:cx1="http://schemas.microsoft.com/office/drawing/2015/9/8/chartex" xmlns:cx2="http://schemas.microsoft.com/office/drawing/2015/10/21/chartex" xmlns:cx3="http://schemas.microsoft.com/office/drawing/2016/5/9/chartex" xmlns:cx4="http://schemas.microsoft.com/office/drawing/2016/5/10/chartex" xmlns:cx5="http://schemas.microsoft.com/office/drawing/2016/5/11/chartex" xmlns:cx6="http://schemas.microsoft.com/office/drawing/2016/5/12/chartex" xmlns:cx7="http://schemas.microsoft.com/office/drawing/2016/5/13/chartex" xmlns:cx8="http://schemas.microsoft.com/office/drawing/2016/5/14/chartex" xmlns:mc="http://schemas.openxmlformats.org/markup-compatibility/2006" xmlns:aink="http://schemas.microsoft.com/office/drawing/2016/ink" xmlns:am3d="http://schemas.microsoft.com/office/drawing/2017/model3d" xmlns:o="urn:schemas-microsoft-com:office:office" xmlns:oel="http://schemas.microsoft.com/office/2019/extlst" xmlns:r="http://schemas.openxmlformats.org/officeDocument/2006/relationships" xmlns:m="http://schemas.openxmlformats.org/officeDocument/2006/math" xmlns:v="urn:schemas-microsoft-com:vml" xmlns:wp14="http://schemas.microsoft.com/office/word/2010/wordprocessingDrawing" xmlns:wp="http://schemas.openxmlformats.org/drawingml/2006/wordprocessingDrawing" xmlns:w10="urn:schemas-microsoft-com:office:word" xmlns:w="http://schemas.openxmlformats.org/wordprocessingml/2006/main" xmlns:w14="http://schemas.microsoft.com/office/word/2010/wordml" xmlns:w15="http://schemas.microsoft.com/office/word/2012/wordml" xmlns:w16cex="http://schemas.microsoft.com/office/word/2018/wordml/cex" xmlns:w16cid="http://schemas.microsoft.com/office/word/2016/wordml/cid" xmlns:w16="http://schemas.microsoft.com/office/word/2018/wordml" xmlns:w16du="http://schemas.microsoft.com/office/word/2023/wordml/word16du" xmlns:w16sdtdh="http://schemas.microsoft.com/office/word/2020/wordml/sdtdatahash" xmlns:w16sdtfl="http://schemas.microsoft.com/office/word/2024/wordml/sdtformatlock" xmlns:w16se="http://schemas.microsoft.com/office/word/2015/wordml/symex" xmlns:wpg="http://schemas.microsoft.com/office/word/2010/wordprocessingGroup" xmlns:wpi="http://schemas.microsoft.com/office/word/2010/wordprocessingInk" xmlns:wne="http://schemas.microsoft.com/office/word/2006/wordml" xmlns:wps="http://schemas.microsoft.com/office/word/2010/wordprocessingShape" mc:Ignorable="w14 w15 w16se w16cid w16 w16cex w16sdtdh w16sdtfl w16du wp14">
   <w:footnote w:type="separator" w:id="-1">
     <w:p>
       <w:r>
@@ -22577,7 +23468,7 @@
 </file>
 
 <file path=word/header1.xml><?xml version="1.0" encoding="utf-8"?>
-<w:hdr xmlns:wpc="http://schemas.microsoft.com/office/word/2010/wordprocessingCanvas" xmlns:cx="http://schemas.microsoft.com/office/drawing/2014/chartex" xmlns:cx1="http://schemas.microsoft.com/office/drawing/2015/9/8/chartex" xmlns:cx2="http://schemas.microsoft.com/office/drawing/2015/10/21/chartex" xmlns:cx3="http://schemas.microsoft.com/office/drawing/2016/5/9/chartex" xmlns:cx4="http://schemas.microsoft.com/office/drawing/2016/5/10/chartex" xmlns:cx5="http://schemas.microsoft.com/office/drawing/2016/5/11/chartex" xmlns:cx6="http://schemas.microsoft.com/office/drawing/2016/5/12/chartex" xmlns:cx7="http://schemas.microsoft.com/office/drawing/2016/5/13/chartex" xmlns:cx8="http://schemas.microsoft.com/office/drawing/2016/5/14/chartex" xmlns:mc="http://schemas.openxmlformats.org/markup-compatibility/2006" xmlns:aink="http://schemas.microsoft.com/office/drawing/2016/ink" xmlns:am3d="http://schemas.microsoft.com/office/drawing/2017/model3d" xmlns:o="urn:schemas-microsoft-com:office:office" xmlns:oel="http://schemas.microsoft.com/office/2019/extlst" xmlns:r="http://schemas.openxmlformats.org/officeDocument/2006/relationships" xmlns:m="http://schemas.openxmlformats.org/officeDocument/2006/math" xmlns:v="urn:schemas-microsoft-com:vml" xmlns:wp14="http://schemas.microsoft.com/office/word/2010/wordprocessingDrawing" xmlns:wp="http://schemas.openxmlformats.org/drawingml/2006/wordprocessingDrawing" xmlns:w10="urn:schemas-microsoft-com:office:word" xmlns:w="http://schemas.openxmlformats.org/wordprocessingml/2006/main" xmlns:w14="http://schemas.microsoft.com/office/word/2010/wordml" xmlns:w15="http://schemas.microsoft.com/office/word/2012/wordml" xmlns:w16cex="http://schemas.microsoft.com/office/word/2018/wordml/cex" xmlns:w16cid="http://schemas.microsoft.com/office/word/2016/wordml/cid" xmlns:w16="http://schemas.microsoft.com/office/word/2018/wordml" xmlns:w16sdtdh="http://schemas.microsoft.com/office/word/2020/wordml/sdtdatahash" xmlns:w16se="http://schemas.microsoft.com/office/word/2015/wordml/symex" xmlns:wpg="http://schemas.microsoft.com/office/word/2010/wordprocessingGroup" xmlns:wpi="http://schemas.microsoft.com/office/word/2010/wordprocessingInk" xmlns:wne="http://schemas.microsoft.com/office/word/2006/wordml" xmlns:wps="http://schemas.microsoft.com/office/word/2010/wordprocessingShape" mc:Ignorable="w14 w15 w16se w16cid w16 w16cex w16sdtdh wp14">
+<w:hdr xmlns:wpc="http://schemas.microsoft.com/office/word/2010/wordprocessingCanvas" xmlns:cx="http://schemas.microsoft.com/office/drawing/2014/chartex" xmlns:cx1="http://schemas.microsoft.com/office/drawing/2015/9/8/chartex" xmlns:cx2="http://schemas.microsoft.com/office/drawing/2015/10/21/chartex" xmlns:cx3="http://schemas.microsoft.com/office/drawing/2016/5/9/chartex" xmlns:cx4="http://schemas.microsoft.com/office/drawing/2016/5/10/chartex" xmlns:cx5="http://schemas.microsoft.com/office/drawing/2016/5/11/chartex" xmlns:cx6="http://schemas.microsoft.com/office/drawing/2016/5/12/chartex" xmlns:cx7="http://schemas.microsoft.com/office/drawing/2016/5/13/chartex" xmlns:cx8="http://schemas.microsoft.com/office/drawing/2016/5/14/chartex" xmlns:mc="http://schemas.openxmlformats.org/markup-compatibility/2006" xmlns:aink="http://schemas.microsoft.com/office/drawing/2016/ink" xmlns:am3d="http://schemas.microsoft.com/office/drawing/2017/model3d" xmlns:o="urn:schemas-microsoft-com:office:office" xmlns:oel="http://schemas.microsoft.com/office/2019/extlst" xmlns:r="http://schemas.openxmlformats.org/officeDocument/2006/relationships" xmlns:m="http://schemas.openxmlformats.org/officeDocument/2006/math" xmlns:v="urn:schemas-microsoft-com:vml" xmlns:wp14="http://schemas.microsoft.com/office/word/2010/wordprocessingDrawing" xmlns:wp="http://schemas.openxmlformats.org/drawingml/2006/wordprocessingDrawing" xmlns:w10="urn:schemas-microsoft-com:office:word" xmlns:w="http://schemas.openxmlformats.org/wordprocessingml/2006/main" xmlns:w14="http://schemas.microsoft.com/office/word/2010/wordml" xmlns:w15="http://schemas.microsoft.com/office/word/2012/wordml" xmlns:w16cex="http://schemas.microsoft.com/office/word/2018/wordml/cex" xmlns:w16cid="http://schemas.microsoft.com/office/word/2016/wordml/cid" xmlns:w16="http://schemas.microsoft.com/office/word/2018/wordml" xmlns:w16du="http://schemas.microsoft.com/office/word/2023/wordml/word16du" xmlns:w16sdtdh="http://schemas.microsoft.com/office/word/2020/wordml/sdtdatahash" xmlns:w16sdtfl="http://schemas.microsoft.com/office/word/2024/wordml/sdtformatlock" xmlns:w16se="http://schemas.microsoft.com/office/word/2015/wordml/symex" xmlns:wpg="http://schemas.microsoft.com/office/word/2010/wordprocessingGroup" xmlns:wpi="http://schemas.microsoft.com/office/word/2010/wordprocessingInk" xmlns:wne="http://schemas.microsoft.com/office/word/2006/wordml" xmlns:wps="http://schemas.microsoft.com/office/word/2010/wordprocessingShape" mc:Ignorable="w14 w15 w16se w16cid w16 w16cex w16sdtdh w16sdtfl w16du wp14">
   <w:sdt>
     <w:sdtPr>
       <w:id w:val="855009387"/>
@@ -22622,7 +23513,7 @@
 </file>
 
 <file path=word/numbering.xml><?xml version="1.0" encoding="utf-8"?>
-<w:numbering xmlns:wpc="http://schemas.microsoft.com/office/word/2010/wordprocessingCanvas" xmlns:cx="http://schemas.microsoft.com/office/drawing/2014/chartex" xmlns:cx1="http://schemas.microsoft.com/office/drawing/2015/9/8/chartex" xmlns:cx2="http://schemas.microsoft.com/office/drawing/2015/10/21/chartex" xmlns:cx3="http://schemas.microsoft.com/office/drawing/2016/5/9/chartex" xmlns:cx4="http://schemas.microsoft.com/office/drawing/2016/5/10/chartex" xmlns:cx5="http://schemas.microsoft.com/office/drawing/2016/5/11/chartex" xmlns:cx6="http://schemas.microsoft.com/office/drawing/2016/5/12/chartex" xmlns:cx7="http://schemas.microsoft.com/office/drawing/2016/5/13/chartex" xmlns:cx8="http://schemas.microsoft.com/office/drawing/2016/5/14/chartex" xmlns:mc="http://schemas.openxmlformats.org/markup-compatibility/2006" xmlns:aink="http://schemas.microsoft.com/office/drawing/2016/ink" xmlns:am3d="http://schemas.microsoft.com/office/drawing/2017/model3d" xmlns:o="urn:schemas-microsoft-com:office:office" xmlns:oel="http://schemas.microsoft.com/office/2019/extlst" xmlns:r="http://schemas.openxmlformats.org/officeDocument/2006/relationships" xmlns:m="http://schemas.openxmlformats.org/officeDocument/2006/math" xmlns:v="urn:schemas-microsoft-com:vml" xmlns:wp14="http://schemas.microsoft.com/office/word/2010/wordprocessingDrawing" xmlns:wp="http://schemas.openxmlformats.org/drawingml/2006/wordprocessingDrawing" xmlns:w10="urn:schemas-microsoft-com:office:word" xmlns:w="http://schemas.openxmlformats.org/wordprocessingml/2006/main" xmlns:w14="http://schemas.microsoft.com/office/word/2010/wordml" xmlns:w15="http://schemas.microsoft.com/office/word/2012/wordml" xmlns:w16cex="http://schemas.microsoft.com/office/word/2018/wordml/cex" xmlns:w16cid="http://schemas.microsoft.com/office/word/2016/wordml/cid" xmlns:w16="http://schemas.microsoft.com/office/word/2018/wordml" xmlns:w16sdtdh="http://schemas.microsoft.com/office/word/2020/wordml/sdtdatahash" xmlns:w16se="http://schemas.microsoft.com/office/word/2015/wordml/symex" xmlns:wpg="http://schemas.microsoft.com/office/word/2010/wordprocessingGroup" xmlns:wpi="http://schemas.microsoft.com/office/word/2010/wordprocessingInk" xmlns:wne="http://schemas.microsoft.com/office/word/2006/wordml" xmlns:wps="http://schemas.microsoft.com/office/word/2010/wordprocessingShape" mc:Ignorable="w14 w15 w16se w16cid w16 w16cex w16sdtdh wp14">
+<w:numbering xmlns:wpc="http://schemas.microsoft.com/office/word/2010/wordprocessingCanvas" xmlns:cx="http://schemas.microsoft.com/office/drawing/2014/chartex" xmlns:cx1="http://schemas.microsoft.com/office/drawing/2015/9/8/chartex" xmlns:cx2="http://schemas.microsoft.com/office/drawing/2015/10/21/chartex" xmlns:cx3="http://schemas.microsoft.com/office/drawing/2016/5/9/chartex" xmlns:cx4="http://schemas.microsoft.com/office/drawing/2016/5/10/chartex" xmlns:cx5="http://schemas.microsoft.com/office/drawing/2016/5/11/chartex" xmlns:cx6="http://schemas.microsoft.com/office/drawing/2016/5/12/chartex" xmlns:cx7="http://schemas.microsoft.com/office/drawing/2016/5/13/chartex" xmlns:cx8="http://schemas.microsoft.com/office/drawing/2016/5/14/chartex" xmlns:mc="http://schemas.openxmlformats.org/markup-compatibility/2006" xmlns:aink="http://schemas.microsoft.com/office/drawing/2016/ink" xmlns:am3d="http://schemas.microsoft.com/office/drawing/2017/model3d" xmlns:o="urn:schemas-microsoft-com:office:office" xmlns:oel="http://schemas.microsoft.com/office/2019/extlst" xmlns:r="http://schemas.openxmlformats.org/officeDocument/2006/relationships" xmlns:m="http://schemas.openxmlformats.org/officeDocument/2006/math" xmlns:v="urn:schemas-microsoft-com:vml" xmlns:wp14="http://schemas.microsoft.com/office/word/2010/wordprocessingDrawing" xmlns:wp="http://schemas.openxmlformats.org/drawingml/2006/wordprocessingDrawing" xmlns:w10="urn:schemas-microsoft-com:office:word" xmlns:w="http://schemas.openxmlformats.org/wordprocessingml/2006/main" xmlns:w14="http://schemas.microsoft.com/office/word/2010/wordml" xmlns:w15="http://schemas.microsoft.com/office/word/2012/wordml" xmlns:w16cex="http://schemas.microsoft.com/office/word/2018/wordml/cex" xmlns:w16cid="http://schemas.microsoft.com/office/word/2016/wordml/cid" xmlns:w16="http://schemas.microsoft.com/office/word/2018/wordml" xmlns:w16du="http://schemas.microsoft.com/office/word/2023/wordml/word16du" xmlns:w16sdtdh="http://schemas.microsoft.com/office/word/2020/wordml/sdtdatahash" xmlns:w16sdtfl="http://schemas.microsoft.com/office/word/2024/wordml/sdtformatlock" xmlns:w16se="http://schemas.microsoft.com/office/word/2015/wordml/symex" xmlns:wpg="http://schemas.microsoft.com/office/word/2010/wordprocessingGroup" xmlns:wpi="http://schemas.microsoft.com/office/word/2010/wordprocessingInk" xmlns:wne="http://schemas.microsoft.com/office/word/2006/wordml" xmlns:wps="http://schemas.microsoft.com/office/word/2010/wordprocessingShape" mc:Ignorable="w14 w15 w16se w16cid w16 w16cex w16sdtdh w16sdtfl w16du wp14">
   <w:abstractNum w:abstractNumId="0" w15:restartNumberingAfterBreak="0">
     <w:nsid w:val="04317FF2"/>
     <w:multiLevelType w:val="hybridMultilevel"/>
@@ -22779,7 +23670,7 @@
 </file>
 
 <file path=word/styles.xml><?xml version="1.0" encoding="utf-8"?>
-<w:styles xmlns:mc="http://schemas.openxmlformats.org/markup-compatibility/2006" xmlns:r="http://schemas.openxmlformats.org/officeDocument/2006/relationships" xmlns:w="http://schemas.openxmlformats.org/wordprocessingml/2006/main" xmlns:w14="http://schemas.microsoft.com/office/word/2010/wordml" xmlns:w15="http://schemas.microsoft.com/office/word/2012/wordml" xmlns:w16cex="http://schemas.microsoft.com/office/word/2018/wordml/cex" xmlns:w16cid="http://schemas.microsoft.com/office/word/2016/wordml/cid" xmlns:w16="http://schemas.microsoft.com/office/word/2018/wordml" xmlns:w16sdtdh="http://schemas.microsoft.com/office/word/2020/wordml/sdtdatahash" xmlns:w16se="http://schemas.microsoft.com/office/word/2015/wordml/symex" mc:Ignorable="w14 w15 w16se w16cid w16 w16cex w16sdtdh">
+<w:styles xmlns:mc="http://schemas.openxmlformats.org/markup-compatibility/2006" xmlns:r="http://schemas.openxmlformats.org/officeDocument/2006/relationships" xmlns:w="http://schemas.openxmlformats.org/wordprocessingml/2006/main" xmlns:w14="http://schemas.microsoft.com/office/word/2010/wordml" xmlns:w15="http://schemas.microsoft.com/office/word/2012/wordml" xmlns:w16cex="http://schemas.microsoft.com/office/word/2018/wordml/cex" xmlns:w16cid="http://schemas.microsoft.com/office/word/2016/wordml/cid" xmlns:w16="http://schemas.microsoft.com/office/word/2018/wordml" xmlns:w16du="http://schemas.microsoft.com/office/word/2023/wordml/word16du" xmlns:w16sdtdh="http://schemas.microsoft.com/office/word/2020/wordml/sdtdatahash" xmlns:w16sdtfl="http://schemas.microsoft.com/office/word/2024/wordml/sdtformatlock" xmlns:w16se="http://schemas.microsoft.com/office/word/2015/wordml/symex" mc:Ignorable="w14 w15 w16se w16cid w16 w16cex w16sdtdh w16sdtfl w16du">
   <w:docDefaults>
     <w:rPrDefault>
       <w:rPr>

--- a/ESTACION_AQ_ACTUALIZADO.docx
+++ b/ESTACION_AQ_ACTUALIZADO.docx
@@ -448,43 +448,7 @@
           <w:sz w:val="22"/>
           <w:szCs w:val="22"/>
         </w:rPr>
-        <w:t xml:space="preserve">1.1 Contexto del Problema (Calidad del Aire </w:t>
-      </w:r>
-      <w:proofErr w:type="spellStart"/>
-      <w:r>
-        <w:rPr>
-          <w:color w:val="auto"/>
-          <w:sz w:val="22"/>
-          <w:szCs w:val="22"/>
-        </w:rPr>
-        <w:t>Indoor</w:t>
-      </w:r>
-      <w:proofErr w:type="spellEnd"/>
-      <w:r>
-        <w:rPr>
-          <w:color w:val="auto"/>
-          <w:sz w:val="22"/>
-          <w:szCs w:val="22"/>
-        </w:rPr>
-        <w:t>/</w:t>
-      </w:r>
-      <w:proofErr w:type="spellStart"/>
-      <w:r>
-        <w:rPr>
-          <w:color w:val="auto"/>
-          <w:sz w:val="22"/>
-          <w:szCs w:val="22"/>
-        </w:rPr>
-        <w:t>Outdoor</w:t>
-      </w:r>
-      <w:proofErr w:type="spellEnd"/>
-      <w:r>
-        <w:rPr>
-          <w:color w:val="auto"/>
-          <w:sz w:val="22"/>
-          <w:szCs w:val="22"/>
-        </w:rPr>
-        <w:t>)</w:t>
+        <w:t>1.1 Contexto del Problema (Calidad del Aire Indoor/Outdoor)</w:t>
       </w:r>
     </w:p>
     <w:p>
@@ -600,23 +564,7 @@
           <w:sz w:val="22"/>
           <w:szCs w:val="22"/>
         </w:rPr>
-        <w:t xml:space="preserve">, ambos con tecnología MEMS de </w:t>
-      </w:r>
-      <w:proofErr w:type="spellStart"/>
-      <w:r>
-        <w:rPr>
-          <w:sz w:val="22"/>
-          <w:szCs w:val="22"/>
-        </w:rPr>
-        <w:t>DFRobot</w:t>
-      </w:r>
-      <w:proofErr w:type="spellEnd"/>
-      <w:r>
-        <w:rPr>
-          <w:sz w:val="22"/>
-          <w:szCs w:val="22"/>
-        </w:rPr>
-        <w:t>— generan señales de voltaje analógico compatibles con el ADC del ESP32-S3-WROOM-1U directamente. El circuito de acondicionamiento incluye filtros RC pasabajas y seguidores de voltaje (LMV321) para garantizar lecturas estables. Los gases elegidos —CO y NO</w:t>
+        <w:t>, ambos con tecnología MEMS de DFRobot— generan señales de voltaje analógico compatibles con el ADC del ESP32-S3-WROOM-1U directamente. El circuito de acondicionamiento incluye filtros RC pasabajas y seguidores de voltaje (LMV321) para garantizar lecturas estables. Los gases elegidos —CO y NO</w:t>
       </w:r>
       <w:r>
         <w:rPr>
@@ -748,23 +696,7 @@
           <w:sz w:val="22"/>
           <w:szCs w:val="22"/>
         </w:rPr>
-        <w:t xml:space="preserve">El reto técnico central de este módulo es integrar los sensores MEMS SEN0564 y SEN0574 con el microcontrolador ESP32-S3-WROOM-1U, garantizando un acondicionamiento analógico adecuado (filtrado, buffer de impedancia), adquisición confiable por ADC de 12 bits, y comunicación inalámbrica de datos hacia el </w:t>
-      </w:r>
-      <w:proofErr w:type="spellStart"/>
-      <w:r>
-        <w:rPr>
-          <w:sz w:val="22"/>
-          <w:szCs w:val="22"/>
-        </w:rPr>
-        <w:t>hub</w:t>
-      </w:r>
-      <w:proofErr w:type="spellEnd"/>
-      <w:r>
-        <w:rPr>
-          <w:sz w:val="22"/>
-          <w:szCs w:val="22"/>
-        </w:rPr>
-        <w:t xml:space="preserve"> central del sistema AQ.</w:t>
+        <w:t>El reto técnico central de este módulo es integrar los sensores MEMS SEN0564 y SEN0574 con el microcontrolador ESP32-S3-WROOM-1U, garantizando un acondicionamiento analógico adecuado (filtrado, buffer de impedancia), adquisición confiable por ADC de 12 bits, y comunicación inalámbrica de datos hacia el hub central del sistema AQ.</w:t>
       </w:r>
     </w:p>
     <w:p>
@@ -815,23 +747,7 @@
           <w:sz w:val="22"/>
           <w:szCs w:val="22"/>
         </w:rPr>
-        <w:t xml:space="preserve">), procesarlas digitalmente y publicarlas en un </w:t>
-      </w:r>
-      <w:proofErr w:type="spellStart"/>
-      <w:r>
-        <w:rPr>
-          <w:sz w:val="22"/>
-          <w:szCs w:val="22"/>
-        </w:rPr>
-        <w:t>dashboard</w:t>
-      </w:r>
-      <w:proofErr w:type="spellEnd"/>
-      <w:r>
-        <w:rPr>
-          <w:sz w:val="22"/>
-          <w:szCs w:val="22"/>
-        </w:rPr>
-        <w:t xml:space="preserve"> web con histórico y alertas, demostrando criterios de diseño de instrumentación (rango, resolución, filtrado, calibración y manejo de error), operando en interior y exterior.</w:t>
+        <w:t>), procesarlas digitalmente y publicarlas en un dashboard web con histórico y alertas, demostrando criterios de diseño de instrumentación (rango, resolución, filtrado, calibración y manejo de error), operando en interior y exterior.</w:t>
       </w:r>
     </w:p>
     <w:p>
@@ -885,15 +801,7 @@
           <w:sz w:val="22"/>
           <w:szCs w:val="22"/>
         </w:rPr>
-        <w:t>) y CCS811 (</w:t>
-      </w:r>
-      <w:proofErr w:type="spellStart"/>
-      <w:r>
-        <w:rPr>
-          <w:sz w:val="22"/>
-          <w:szCs w:val="22"/>
-        </w:rPr>
-        <w:t>CO</w:t>
+        <w:t>) y CCS811 (CO</w:t>
       </w:r>
       <w:r>
         <w:rPr>
@@ -908,15 +816,7 @@
           <w:sz w:val="22"/>
           <w:szCs w:val="22"/>
         </w:rPr>
-        <w:t>eq</w:t>
-      </w:r>
-      <w:proofErr w:type="spellEnd"/>
-      <w:r>
-        <w:rPr>
-          <w:sz w:val="22"/>
-          <w:szCs w:val="22"/>
-        </w:rPr>
-        <w:t>/COV) para calidad del aire.</w:t>
+        <w:t>eq/COV) para calidad del aire.</w:t>
       </w:r>
     </w:p>
     <w:p>
@@ -979,39 +879,7 @@
           <w:sz w:val="22"/>
           <w:szCs w:val="22"/>
         </w:rPr>
-        <w:t>Integrar todos los módulos en un sistema común (</w:t>
-      </w:r>
-      <w:proofErr w:type="spellStart"/>
-      <w:r>
-        <w:rPr>
-          <w:sz w:val="22"/>
-          <w:szCs w:val="22"/>
-        </w:rPr>
-        <w:t>hub</w:t>
-      </w:r>
-      <w:proofErr w:type="spellEnd"/>
-      <w:r>
-        <w:rPr>
-          <w:sz w:val="22"/>
-          <w:szCs w:val="22"/>
-        </w:rPr>
-        <w:t xml:space="preserve">) con almacenamiento, alertas y </w:t>
-      </w:r>
-      <w:proofErr w:type="spellStart"/>
-      <w:r>
-        <w:rPr>
-          <w:sz w:val="22"/>
-          <w:szCs w:val="22"/>
-        </w:rPr>
-        <w:t>dashboard</w:t>
-      </w:r>
-      <w:proofErr w:type="spellEnd"/>
-      <w:r>
-        <w:rPr>
-          <w:sz w:val="22"/>
-          <w:szCs w:val="22"/>
-        </w:rPr>
-        <w:t xml:space="preserve"> web.</w:t>
+        <w:t>Integrar todos los módulos en un sistema común (hub) con almacenamiento, alertas y dashboard web.</w:t>
       </w:r>
     </w:p>
     <w:p>
@@ -1103,39 +971,7 @@
           <w:sz w:val="22"/>
           <w:szCs w:val="22"/>
         </w:rPr>
-        <w:t xml:space="preserve">El trabajo de Mead et al. (2013), publicado en </w:t>
-      </w:r>
-      <w:proofErr w:type="spellStart"/>
-      <w:r>
-        <w:rPr>
-          <w:sz w:val="22"/>
-          <w:szCs w:val="22"/>
-        </w:rPr>
-        <w:t>Atmospheric</w:t>
-      </w:r>
-      <w:proofErr w:type="spellEnd"/>
-      <w:r>
-        <w:rPr>
-          <w:sz w:val="22"/>
-          <w:szCs w:val="22"/>
-        </w:rPr>
-        <w:t xml:space="preserve"> </w:t>
-      </w:r>
-      <w:proofErr w:type="spellStart"/>
-      <w:r>
-        <w:rPr>
-          <w:sz w:val="22"/>
-          <w:szCs w:val="22"/>
-        </w:rPr>
-        <w:t>Environment</w:t>
-      </w:r>
-      <w:proofErr w:type="spellEnd"/>
-      <w:r>
-        <w:rPr>
-          <w:sz w:val="22"/>
-          <w:szCs w:val="22"/>
-        </w:rPr>
-        <w:t>, es uno de los estudios fundacionales del monitoreo urbano de bajo costo. El equipo de la Universidad de Cambridge desplegó 14 nodos equipados con sensores electroquímicos para CO, NO</w:t>
+        <w:t>El trabajo de Mead et al. (2013), publicado en Atmospheric Environment, es uno de los estudios fundacionales del monitoreo urbano de bajo costo. El equipo de la Universidad de Cambridge desplegó 14 nodos equipados con sensores electroquímicos para CO, NO</w:t>
       </w:r>
       <w:r>
         <w:rPr>
@@ -1349,25 +1185,7 @@
           <w:sz w:val="22"/>
           <w:szCs w:val="22"/>
         </w:rPr>
-        <w:t xml:space="preserve">Comparación de microsensores con métodos de referencia — </w:t>
-      </w:r>
-      <w:proofErr w:type="spellStart"/>
-      <w:r>
-        <w:rPr>
-          <w:color w:val="auto"/>
-          <w:sz w:val="22"/>
-          <w:szCs w:val="22"/>
-        </w:rPr>
-        <w:t>EuNetAir</w:t>
-      </w:r>
-      <w:proofErr w:type="spellEnd"/>
-      <w:r>
-        <w:rPr>
-          <w:color w:val="auto"/>
-          <w:sz w:val="22"/>
-          <w:szCs w:val="22"/>
-        </w:rPr>
-        <w:t xml:space="preserve"> (Borrego et al., 2016)</w:t>
+        <w:t>Comparación de microsensores con métodos de referencia — EuNetAir (Borrego et al., 2016)</w:t>
       </w:r>
     </w:p>
     <w:p>
@@ -1384,23 +1202,7 @@
           <w:sz w:val="22"/>
           <w:szCs w:val="22"/>
         </w:rPr>
-        <w:t xml:space="preserve">Borrego et al. (2016) presentaron el ejercicio comparativo europeo </w:t>
-      </w:r>
-      <w:proofErr w:type="spellStart"/>
-      <w:r>
-        <w:rPr>
-          <w:sz w:val="22"/>
-          <w:szCs w:val="22"/>
-        </w:rPr>
-        <w:t>EuNetAir</w:t>
-      </w:r>
-      <w:proofErr w:type="spellEnd"/>
-      <w:r>
-        <w:rPr>
-          <w:sz w:val="22"/>
-          <w:szCs w:val="22"/>
-        </w:rPr>
-        <w:t>, donde sensores de bajo costo fueron evaluados simultáneamente contra instrumentos de referencia certificados en múltiples sitios de Europa. Los resultados confirmaron que los sensores de CO presentan el mejor desempeño relativo sin compensación ambiental, mientras que NO</w:t>
+        <w:t>Borrego et al. (2016) presentaron el ejercicio comparativo europeo EuNetAir, donde sensores de bajo costo fueron evaluados simultáneamente contra instrumentos de referencia certificados en múltiples sitios de Europa. Los resultados confirmaron que los sensores de CO presentan el mejor desempeño relativo sin compensación ambiental, mientras que NO</w:t>
       </w:r>
       <w:r>
         <w:rPr>
@@ -1856,23 +1658,7 @@
                 <w:sz w:val="22"/>
                 <w:szCs w:val="22"/>
               </w:rPr>
-              <w:t xml:space="preserve">R² = 0.70–0.85 (con </w:t>
-            </w:r>
-            <w:proofErr w:type="spellStart"/>
-            <w:r>
-              <w:rPr>
-                <w:sz w:val="22"/>
-                <w:szCs w:val="22"/>
-              </w:rPr>
-              <w:t>comp.</w:t>
-            </w:r>
-            <w:proofErr w:type="spellEnd"/>
-            <w:r>
-              <w:rPr>
-                <w:sz w:val="22"/>
-                <w:szCs w:val="22"/>
-              </w:rPr>
-              <w:t xml:space="preserve"> T/HR)</w:t>
+              <w:t>R² = 0.70–0.85 (con comp. T/HR)</w:t>
             </w:r>
           </w:p>
         </w:tc>
@@ -2001,21 +1787,12 @@
                 <w:szCs w:val="22"/>
               </w:rPr>
             </w:pPr>
-            <w:proofErr w:type="spellStart"/>
-            <w:r>
-              <w:rPr>
-                <w:sz w:val="22"/>
-                <w:szCs w:val="22"/>
-              </w:rPr>
-              <w:t>WiFi</w:t>
-            </w:r>
-            <w:proofErr w:type="spellEnd"/>
-            <w:r>
-              <w:rPr>
-                <w:sz w:val="22"/>
-                <w:szCs w:val="22"/>
-              </w:rPr>
-              <w:t>/GSM</w:t>
+            <w:r>
+              <w:rPr>
+                <w:sz w:val="22"/>
+                <w:szCs w:val="22"/>
+              </w:rPr>
+              <w:t>WiFi/GSM</w:t>
             </w:r>
           </w:p>
         </w:tc>
@@ -2179,23 +1956,7 @@
                 <w:sz w:val="22"/>
                 <w:szCs w:val="22"/>
               </w:rPr>
-              <w:t>Buffer + MLR (</w:t>
-            </w:r>
-            <w:proofErr w:type="gramStart"/>
-            <w:r>
-              <w:rPr>
-                <w:sz w:val="22"/>
-                <w:szCs w:val="22"/>
-              </w:rPr>
-              <w:t>T,HR</w:t>
-            </w:r>
-            <w:proofErr w:type="gramEnd"/>
-            <w:r>
-              <w:rPr>
-                <w:sz w:val="22"/>
-                <w:szCs w:val="22"/>
-              </w:rPr>
-              <w:t>)</w:t>
+              <w:t>Buffer + MLR (T,HR)</w:t>
             </w:r>
           </w:p>
         </w:tc>
@@ -2595,17 +2356,8 @@
                 <w:sz w:val="22"/>
                 <w:szCs w:val="22"/>
               </w:rPr>
-              <w:t xml:space="preserve">CO mejor desempeño sin </w:t>
-            </w:r>
-            <w:proofErr w:type="spellStart"/>
-            <w:r>
-              <w:rPr>
-                <w:sz w:val="22"/>
-                <w:szCs w:val="22"/>
-              </w:rPr>
-              <w:t>comp.</w:t>
-            </w:r>
-            <w:proofErr w:type="spellEnd"/>
+              <w:t>CO mejor desempeño sin comp.</w:t>
+            </w:r>
           </w:p>
         </w:tc>
       </w:tr>
@@ -2822,23 +2574,7 @@
           <w:sz w:val="22"/>
           <w:szCs w:val="22"/>
         </w:rPr>
-        <w:t xml:space="preserve">Compensación de temperatura y humedad es indispensable: todos los referentes señalan que T y HR afectan significativamente las lecturas. El módulo solicitará estos valores al módulo meteorológico del sistema y los incluirá en el campo </w:t>
-      </w:r>
-      <w:proofErr w:type="spellStart"/>
-      <w:r>
-        <w:rPr>
-          <w:sz w:val="22"/>
-          <w:szCs w:val="22"/>
-        </w:rPr>
-        <w:t>metrics</w:t>
-      </w:r>
-      <w:proofErr w:type="spellEnd"/>
-      <w:r>
-        <w:rPr>
-          <w:sz w:val="22"/>
-          <w:szCs w:val="22"/>
-        </w:rPr>
-        <w:t xml:space="preserve"> del mensaje JSON.</w:t>
+        <w:t>Compensación de temperatura y humedad es indispensable: todos los referentes señalan que T y HR afectan significativamente las lecturas. El módulo solicitará estos valores al módulo meteorológico del sistema y los incluirá en el campo metrics del mensaje JSON.</w:t>
       </w:r>
     </w:p>
     <w:p>
@@ -3327,23 +3063,7 @@
                 <w:sz w:val="22"/>
                 <w:szCs w:val="22"/>
               </w:rPr>
-              <w:t xml:space="preserve">Forma </w:t>
-            </w:r>
-            <w:proofErr w:type="spellStart"/>
-            <w:r>
-              <w:rPr>
-                <w:sz w:val="22"/>
-                <w:szCs w:val="22"/>
-              </w:rPr>
-              <w:t>COHb</w:t>
-            </w:r>
-            <w:proofErr w:type="spellEnd"/>
-            <w:r>
-              <w:rPr>
-                <w:sz w:val="22"/>
-                <w:szCs w:val="22"/>
-              </w:rPr>
-              <w:t>; reduce transporte O</w:t>
+              <w:t>Forma COHb; reduce transporte O</w:t>
             </w:r>
             <w:r>
               <w:rPr>
@@ -3564,7 +3284,6 @@
                 <w:szCs w:val="22"/>
               </w:rPr>
             </w:pPr>
-            <w:proofErr w:type="spellStart"/>
             <w:r>
               <w:rPr>
                 <w:sz w:val="22"/>
@@ -3585,15 +3304,7 @@
                 <w:sz w:val="22"/>
                 <w:szCs w:val="22"/>
               </w:rPr>
-              <w:t>eq</w:t>
-            </w:r>
-            <w:proofErr w:type="spellEnd"/>
-            <w:r>
-              <w:rPr>
-                <w:sz w:val="22"/>
-                <w:szCs w:val="22"/>
-              </w:rPr>
-              <w:t>/COV</w:t>
+              <w:t>eq/COV</w:t>
             </w:r>
           </w:p>
         </w:tc>
@@ -3764,25 +3475,7 @@
           <w:sz w:val="22"/>
           <w:szCs w:val="22"/>
         </w:rPr>
-        <w:t>SEN0564 — Sensor CO (</w:t>
-      </w:r>
-      <w:proofErr w:type="spellStart"/>
-      <w:r>
-        <w:rPr>
-          <w:color w:val="auto"/>
-          <w:sz w:val="22"/>
-          <w:szCs w:val="22"/>
-        </w:rPr>
-        <w:t>DFRobot</w:t>
-      </w:r>
-      <w:proofErr w:type="spellEnd"/>
-      <w:r>
-        <w:rPr>
-          <w:color w:val="auto"/>
-          <w:sz w:val="22"/>
-          <w:szCs w:val="22"/>
-        </w:rPr>
-        <w:t>, tecnología MEMS)</w:t>
+        <w:t>SEN0564 — Sensor CO (DFRobot, tecnología MEMS)</w:t>
       </w:r>
     </w:p>
     <w:p>
@@ -3799,39 +3492,7 @@
           <w:sz w:val="22"/>
           <w:szCs w:val="22"/>
         </w:rPr>
-        <w:t>El SEN0564 es un sensor de monóxido de carbono basado en tecnología MEMS (Micro-Electro-</w:t>
-      </w:r>
-      <w:proofErr w:type="spellStart"/>
-      <w:r>
-        <w:rPr>
-          <w:sz w:val="22"/>
-          <w:szCs w:val="22"/>
-        </w:rPr>
-        <w:t>Mechanical</w:t>
-      </w:r>
-      <w:proofErr w:type="spellEnd"/>
-      <w:r>
-        <w:rPr>
-          <w:sz w:val="22"/>
-          <w:szCs w:val="22"/>
-        </w:rPr>
-        <w:t xml:space="preserve"> </w:t>
-      </w:r>
-      <w:proofErr w:type="spellStart"/>
-      <w:r>
-        <w:rPr>
-          <w:sz w:val="22"/>
-          <w:szCs w:val="22"/>
-        </w:rPr>
-        <w:t>Systems</w:t>
-      </w:r>
-      <w:proofErr w:type="spellEnd"/>
-      <w:r>
-        <w:rPr>
-          <w:sz w:val="22"/>
-          <w:szCs w:val="22"/>
-        </w:rPr>
-        <w:t xml:space="preserve">) con salida analógica de voltaje. Internamente emplea un elemento semiconductor calentado que varía su resistencia eléctrica en presencia de CO. A diferencia de los módulos MQ-7 tradicionales, el SEN0564 incorpora el circuito de acondicionamiento interno, entregando directamente una señal de voltaje proporcional a la concentración de CO en el rango de 5 a 5000 ppm. La salida opera entre </w:t>
+        <w:t xml:space="preserve">El SEN0564 es un sensor de monóxido de carbono basado en tecnología MEMS (Micro-Electro-Mechanical Systems) con salida analógica de voltaje. Internamente emplea un elemento semiconductor calentado que varía su resistencia eléctrica en presencia de CO. A diferencia de los módulos MQ-7 tradicionales, el SEN0564 incorpora el circuito de acondicionamiento interno, entregando directamente una señal de voltaje proporcional a la concentración de CO en el rango de 5 a 5000 ppm. La salida opera entre </w:t>
       </w:r>
       <w:r>
         <w:rPr>
@@ -3894,25 +3555,7 @@
           <w:sz w:val="22"/>
           <w:szCs w:val="22"/>
         </w:rPr>
-        <w:t xml:space="preserve"> (</w:t>
-      </w:r>
-      <w:proofErr w:type="spellStart"/>
-      <w:r>
-        <w:rPr>
-          <w:color w:val="auto"/>
-          <w:sz w:val="22"/>
-          <w:szCs w:val="22"/>
-        </w:rPr>
-        <w:t>DFRobot</w:t>
-      </w:r>
-      <w:proofErr w:type="spellEnd"/>
-      <w:r>
-        <w:rPr>
-          <w:color w:val="auto"/>
-          <w:sz w:val="22"/>
-          <w:szCs w:val="22"/>
-        </w:rPr>
-        <w:t>, tecnología MEMS)</w:t>
+        <w:t xml:space="preserve"> (DFRobot, tecnología MEMS)</w:t>
       </w:r>
     </w:p>
     <w:p>
@@ -3977,16 +3620,7 @@
           <w:sz w:val="22"/>
           <w:szCs w:val="22"/>
         </w:rPr>
-        <w:t xml:space="preserve">CCS811 — Sensor digital </w:t>
-      </w:r>
-      <w:proofErr w:type="spellStart"/>
-      <w:r>
-        <w:rPr>
-          <w:color w:val="auto"/>
-          <w:sz w:val="22"/>
-          <w:szCs w:val="22"/>
-        </w:rPr>
-        <w:t>CO</w:t>
+        <w:t>CCS811 — Sensor digital CO</w:t>
       </w:r>
       <w:r>
         <w:rPr>
@@ -4003,16 +3637,7 @@
           <w:sz w:val="22"/>
           <w:szCs w:val="22"/>
         </w:rPr>
-        <w:t>eq</w:t>
-      </w:r>
-      <w:proofErr w:type="spellEnd"/>
-      <w:r>
-        <w:rPr>
-          <w:color w:val="auto"/>
-          <w:sz w:val="22"/>
-          <w:szCs w:val="22"/>
-        </w:rPr>
-        <w:t>/COV</w:t>
+        <w:t>eq/COV</w:t>
       </w:r>
     </w:p>
     <w:p>
@@ -4045,17 +3670,8 @@
           <w:sz w:val="22"/>
           <w:szCs w:val="22"/>
         </w:rPr>
-        <w:t xml:space="preserve"> equivalente (</w:t>
-      </w:r>
-      <w:proofErr w:type="spellStart"/>
-      <w:r>
-        <w:rPr>
-          <w:sz w:val="22"/>
-          <w:szCs w:val="22"/>
-        </w:rPr>
-        <w:t>eCO</w:t>
-      </w:r>
-      <w:proofErr w:type="spellEnd"/>
+        <w:t xml:space="preserve"> equivalente (eCO</w:t>
+      </w:r>
       <w:r>
         <w:rPr>
           <w:rFonts w:ascii="Cambria Math" w:hAnsi="Cambria Math" w:cs="Cambria Math"/>
@@ -4069,17 +3685,8 @@
           <w:sz w:val="22"/>
           <w:szCs w:val="22"/>
         </w:rPr>
-        <w:t xml:space="preserve">) y Compuestos Orgánicos Volátiles (COV o TVOC). Se comunica con el ESP32-S3-WROOM-1U mediante bus I²C, simplificando la integración al no requerir conversión analógico-digital ni circuito de acondicionamiento externo. Incorpora un microcontrolador interno que ejecuta el procesamiento de señal y entrega directamente los valores en ppm de </w:t>
-      </w:r>
-      <w:proofErr w:type="spellStart"/>
-      <w:r>
-        <w:rPr>
-          <w:sz w:val="22"/>
-          <w:szCs w:val="22"/>
-        </w:rPr>
-        <w:t>eCO</w:t>
-      </w:r>
-      <w:proofErr w:type="spellEnd"/>
+        <w:t>) y Compuestos Orgánicos Volátiles (COV o TVOC). Se comunica con el ESP32-S3-WROOM-1U mediante bus I²C, simplificando la integración al no requerir conversión analógico-digital ni circuito de acondicionamiento externo. Incorpora un microcontrolador interno que ejecuta el procesamiento de señal y entrega directamente los valores en ppm de eCO</w:t>
+      </w:r>
       <w:r>
         <w:rPr>
           <w:rFonts w:ascii="Cambria Math" w:hAnsi="Cambria Math" w:cs="Cambria Math"/>
@@ -4093,23 +3700,7 @@
           <w:sz w:val="22"/>
           <w:szCs w:val="22"/>
         </w:rPr>
-        <w:t xml:space="preserve"> y </w:t>
-      </w:r>
-      <w:proofErr w:type="spellStart"/>
-      <w:r>
-        <w:rPr>
-          <w:sz w:val="22"/>
-          <w:szCs w:val="22"/>
-        </w:rPr>
-        <w:t>ppb</w:t>
-      </w:r>
-      <w:proofErr w:type="spellEnd"/>
-      <w:r>
-        <w:rPr>
-          <w:sz w:val="22"/>
-          <w:szCs w:val="22"/>
-        </w:rPr>
-        <w:t xml:space="preserve"> de TVOC.</w:t>
+        <w:t xml:space="preserve"> y ppb de TVOC.</w:t>
       </w:r>
     </w:p>
     <w:p>
@@ -4454,23 +4045,7 @@
                 <w:sz w:val="22"/>
                 <w:szCs w:val="22"/>
               </w:rPr>
-              <w:t>El módulo medirá CO con el sensor SEN0564 (</w:t>
-            </w:r>
-            <w:proofErr w:type="spellStart"/>
-            <w:r>
-              <w:rPr>
-                <w:sz w:val="22"/>
-                <w:szCs w:val="22"/>
-              </w:rPr>
-              <w:t>DFRobot</w:t>
-            </w:r>
-            <w:proofErr w:type="spellEnd"/>
-            <w:r>
-              <w:rPr>
-                <w:sz w:val="22"/>
-                <w:szCs w:val="22"/>
-              </w:rPr>
-              <w:t xml:space="preserve"> MEMS) en el rango 5–5000 ppm mediante señal analógica de voltaje y ADC de 12 bits del ESP32-S3-WROOM-1U.</w:t>
+              <w:t>El módulo medirá CO con el sensor SEN0564 (DFRobot MEMS) en el rango 5–5000 ppm mediante señal analógica de voltaje y ADC de 12 bits del ESP32-S3-WROOM-1U.</w:t>
             </w:r>
           </w:p>
         </w:tc>
@@ -4586,23 +4161,7 @@
                 <w:sz w:val="22"/>
                 <w:szCs w:val="22"/>
               </w:rPr>
-              <w:t xml:space="preserve"> con el sensor SEN0574 (</w:t>
-            </w:r>
-            <w:proofErr w:type="spellStart"/>
-            <w:r>
-              <w:rPr>
-                <w:sz w:val="22"/>
-                <w:szCs w:val="22"/>
-              </w:rPr>
-              <w:t>DFRobot</w:t>
-            </w:r>
-            <w:proofErr w:type="spellEnd"/>
-            <w:r>
-              <w:rPr>
-                <w:sz w:val="22"/>
-                <w:szCs w:val="22"/>
-              </w:rPr>
-              <w:t xml:space="preserve"> MEMS) en el rango 0.1–10 ppm mediante señal analógica de voltaje y ADC.</w:t>
+              <w:t xml:space="preserve"> con el sensor SEN0574 (DFRobot MEMS) en el rango 0.1–10 ppm mediante señal analógica de voltaje y ADC.</w:t>
             </w:r>
           </w:p>
         </w:tc>
@@ -4703,15 +4262,7 @@
                 <w:sz w:val="22"/>
                 <w:szCs w:val="22"/>
               </w:rPr>
-              <w:t xml:space="preserve">El módulo leerá </w:t>
-            </w:r>
-            <w:proofErr w:type="spellStart"/>
-            <w:r>
-              <w:rPr>
-                <w:sz w:val="22"/>
-                <w:szCs w:val="22"/>
-              </w:rPr>
-              <w:t>CO</w:t>
+              <w:t>El módulo leerá CO</w:t>
             </w:r>
             <w:r>
               <w:rPr>
@@ -4726,15 +4277,7 @@
                 <w:sz w:val="22"/>
                 <w:szCs w:val="22"/>
               </w:rPr>
-              <w:t>eq</w:t>
-            </w:r>
-            <w:proofErr w:type="spellEnd"/>
-            <w:r>
-              <w:rPr>
-                <w:sz w:val="22"/>
-                <w:szCs w:val="22"/>
-              </w:rPr>
-              <w:t xml:space="preserve"> y TVOC del sensor digital CCS811 mediante bus I²C con el ESP32-S3-WROOM-1U.</w:t>
+              <w:t>eq y TVOC del sensor digital CCS811 mediante bus I²C con el ESP32-S3-WROOM-1U.</w:t>
             </w:r>
           </w:p>
         </w:tc>
@@ -5051,23 +4594,7 @@
                 <w:sz w:val="22"/>
                 <w:szCs w:val="22"/>
               </w:rPr>
-              <w:t xml:space="preserve">El ADC del ESP32-S3-WROOM-1U adquirirá señales a una tasa de muestreo </w:t>
-            </w:r>
-            <w:proofErr w:type="spellStart"/>
-            <w:r>
-              <w:rPr>
-                <w:sz w:val="22"/>
-                <w:szCs w:val="22"/>
-              </w:rPr>
-              <w:t>fs</w:t>
-            </w:r>
-            <w:proofErr w:type="spellEnd"/>
-            <w:r>
-              <w:rPr>
-                <w:sz w:val="22"/>
-                <w:szCs w:val="22"/>
-              </w:rPr>
-              <w:t xml:space="preserve"> ≥ 10 Hz con resolución de 12 bits.</w:t>
+              <w:t>El ADC del ESP32-S3-WROOM-1U adquirirá señales a una tasa de muestreo fs ≥ 10 Hz con resolución de 12 bits.</w:t>
             </w:r>
           </w:p>
         </w:tc>
@@ -5169,39 +4696,7 @@
                 <w:sz w:val="22"/>
                 <w:szCs w:val="22"/>
               </w:rPr>
-              <w:t xml:space="preserve">El módulo operará en dos modos: </w:t>
-            </w:r>
-            <w:proofErr w:type="spellStart"/>
-            <w:r>
-              <w:rPr>
-                <w:sz w:val="22"/>
-                <w:szCs w:val="22"/>
-              </w:rPr>
-              <w:t>indoor</w:t>
-            </w:r>
-            <w:proofErr w:type="spellEnd"/>
-            <w:r>
-              <w:rPr>
-                <w:sz w:val="22"/>
-                <w:szCs w:val="22"/>
-              </w:rPr>
-              <w:t xml:space="preserve"> (publicación cada 10–30 s) y </w:t>
-            </w:r>
-            <w:proofErr w:type="spellStart"/>
-            <w:r>
-              <w:rPr>
-                <w:sz w:val="22"/>
-                <w:szCs w:val="22"/>
-              </w:rPr>
-              <w:t>outdoor</w:t>
-            </w:r>
-            <w:proofErr w:type="spellEnd"/>
-            <w:r>
-              <w:rPr>
-                <w:sz w:val="22"/>
-                <w:szCs w:val="22"/>
-              </w:rPr>
-              <w:t xml:space="preserve"> (publicación cada 30–60 s).</w:t>
+              <w:t>El módulo operará en dos modos: indoor (publicación cada 10–30 s) y outdoor (publicación cada 30–60 s).</w:t>
             </w:r>
           </w:p>
         </w:tc>
@@ -5302,71 +4797,7 @@
                 <w:sz w:val="22"/>
                 <w:szCs w:val="22"/>
               </w:rPr>
-              <w:t xml:space="preserve">El firmware gestionará los estados del sensor: </w:t>
-            </w:r>
-            <w:proofErr w:type="spellStart"/>
-            <w:r>
-              <w:rPr>
-                <w:sz w:val="22"/>
-                <w:szCs w:val="22"/>
-              </w:rPr>
-              <w:t>warmup</w:t>
-            </w:r>
-            <w:proofErr w:type="spellEnd"/>
-            <w:r>
-              <w:rPr>
-                <w:sz w:val="22"/>
-                <w:szCs w:val="22"/>
-              </w:rPr>
-              <w:t xml:space="preserve">, ok, </w:t>
-            </w:r>
-            <w:proofErr w:type="spellStart"/>
-            <w:r>
-              <w:rPr>
-                <w:sz w:val="22"/>
-                <w:szCs w:val="22"/>
-              </w:rPr>
-              <w:t>fault</w:t>
-            </w:r>
-            <w:proofErr w:type="spellEnd"/>
-            <w:r>
-              <w:rPr>
-                <w:sz w:val="22"/>
-                <w:szCs w:val="22"/>
-              </w:rPr>
-              <w:t xml:space="preserve">, </w:t>
-            </w:r>
-            <w:proofErr w:type="spellStart"/>
-            <w:r>
-              <w:rPr>
-                <w:sz w:val="22"/>
-                <w:szCs w:val="22"/>
-              </w:rPr>
-              <w:t>saturation</w:t>
-            </w:r>
-            <w:proofErr w:type="spellEnd"/>
-            <w:r>
-              <w:rPr>
-                <w:sz w:val="22"/>
-                <w:szCs w:val="22"/>
-              </w:rPr>
-              <w:t xml:space="preserve">, </w:t>
-            </w:r>
-            <w:proofErr w:type="spellStart"/>
-            <w:r>
-              <w:rPr>
-                <w:sz w:val="22"/>
-                <w:szCs w:val="22"/>
-              </w:rPr>
-              <w:t>suspect</w:t>
-            </w:r>
-            <w:proofErr w:type="spellEnd"/>
-            <w:r>
-              <w:rPr>
-                <w:sz w:val="22"/>
-                <w:szCs w:val="22"/>
-              </w:rPr>
-              <w:t>.</w:t>
+              <w:t>El firmware gestionará los estados del sensor: warmup, ok, fault, saturation, suspect.</w:t>
             </w:r>
           </w:p>
         </w:tc>
@@ -5728,17 +5159,8 @@
                 <w:sz w:val="22"/>
                 <w:szCs w:val="22"/>
               </w:rPr>
-              <w:t xml:space="preserve">Frecuencia de publicación — </w:t>
-            </w:r>
-            <w:proofErr w:type="spellStart"/>
-            <w:r>
-              <w:rPr>
-                <w:sz w:val="22"/>
-                <w:szCs w:val="22"/>
-              </w:rPr>
-              <w:t>indoor</w:t>
-            </w:r>
-            <w:proofErr w:type="spellEnd"/>
+              <w:t>Frecuencia de publicación — indoor</w:t>
+            </w:r>
           </w:p>
         </w:tc>
         <w:tc>
@@ -5838,17 +5260,8 @@
                 <w:sz w:val="22"/>
                 <w:szCs w:val="22"/>
               </w:rPr>
-              <w:t xml:space="preserve">Frecuencia de publicación — </w:t>
-            </w:r>
-            <w:proofErr w:type="spellStart"/>
-            <w:r>
-              <w:rPr>
-                <w:sz w:val="22"/>
-                <w:szCs w:val="22"/>
-              </w:rPr>
-              <w:t>outdoor</w:t>
-            </w:r>
-            <w:proofErr w:type="spellEnd"/>
+              <w:t>Frecuencia de publicación — outdoor</w:t>
+            </w:r>
           </w:p>
         </w:tc>
         <w:tc>
@@ -5948,23 +5361,7 @@
                 <w:sz w:val="22"/>
                 <w:szCs w:val="22"/>
               </w:rPr>
-              <w:t xml:space="preserve">Tiempo de </w:t>
-            </w:r>
-            <w:proofErr w:type="spellStart"/>
-            <w:r>
-              <w:rPr>
-                <w:sz w:val="22"/>
-                <w:szCs w:val="22"/>
-              </w:rPr>
-              <w:t>warm</w:t>
-            </w:r>
-            <w:proofErr w:type="spellEnd"/>
-            <w:r>
-              <w:rPr>
-                <w:sz w:val="22"/>
-                <w:szCs w:val="22"/>
-              </w:rPr>
-              <w:t>-up hasta primer dato ok</w:t>
+              <w:t>Tiempo de warm-up hasta primer dato ok</w:t>
             </w:r>
           </w:p>
         </w:tc>
@@ -6194,17 +5591,8 @@
                 <w:sz w:val="22"/>
                 <w:szCs w:val="22"/>
               </w:rPr>
-              <w:t xml:space="preserve">Rango de temperatura de operación </w:t>
-            </w:r>
-            <w:proofErr w:type="spellStart"/>
-            <w:r>
-              <w:rPr>
-                <w:sz w:val="22"/>
-                <w:szCs w:val="22"/>
-              </w:rPr>
-              <w:t>outdoor</w:t>
-            </w:r>
-            <w:proofErr w:type="spellEnd"/>
+              <w:t>Rango de temperatura de operación outdoor</w:t>
+            </w:r>
           </w:p>
         </w:tc>
         <w:tc>
@@ -6337,23 +5725,7 @@
                 <w:sz w:val="22"/>
                 <w:szCs w:val="22"/>
               </w:rPr>
-              <w:t xml:space="preserve">≥ 11 bits (N = 64 muestras, </w:t>
-            </w:r>
-            <w:proofErr w:type="spellStart"/>
-            <w:r>
-              <w:rPr>
-                <w:sz w:val="22"/>
-                <w:szCs w:val="22"/>
-              </w:rPr>
-              <w:t>oversampling</w:t>
-            </w:r>
-            <w:proofErr w:type="spellEnd"/>
-            <w:r>
-              <w:rPr>
-                <w:sz w:val="22"/>
-                <w:szCs w:val="22"/>
-              </w:rPr>
-              <w:t>)</w:t>
+              <w:t>≥ 11 bits (N = 64 muestras, oversampling)</w:t>
             </w:r>
           </w:p>
         </w:tc>
@@ -6663,23 +6035,7 @@
           <w:sz w:val="22"/>
           <w:szCs w:val="22"/>
         </w:rPr>
-        <w:t xml:space="preserve">Publicación de mensajes: el módulo publicará al menos 5 mensajes JSON válidos al </w:t>
-      </w:r>
-      <w:proofErr w:type="spellStart"/>
-      <w:r>
-        <w:rPr>
-          <w:sz w:val="22"/>
-          <w:szCs w:val="22"/>
-        </w:rPr>
-        <w:t>hub</w:t>
-      </w:r>
-      <w:proofErr w:type="spellEnd"/>
-      <w:r>
-        <w:rPr>
-          <w:sz w:val="22"/>
-          <w:szCs w:val="22"/>
-        </w:rPr>
-        <w:t xml:space="preserve"> durante una sesión de prueba de 5 minutos.</w:t>
+        <w:t>Publicación de mensajes: el módulo publicará al menos 5 mensajes JSON válidos al hub durante una sesión de prueba de 5 minutos.</w:t>
       </w:r>
     </w:p>
     <w:p>
@@ -6765,23 +6121,7 @@
           <w:sz w:val="22"/>
           <w:szCs w:val="22"/>
         </w:rPr>
-        <w:t>El módulo de gases emplea tres sensores con principios de medición complementarios. El SEN0564 y SEN0574 (</w:t>
-      </w:r>
-      <w:proofErr w:type="spellStart"/>
-      <w:r>
-        <w:rPr>
-          <w:sz w:val="22"/>
-          <w:szCs w:val="22"/>
-        </w:rPr>
-        <w:t>DFRobot</w:t>
-      </w:r>
-      <w:proofErr w:type="spellEnd"/>
-      <w:r>
-        <w:rPr>
-          <w:sz w:val="22"/>
-          <w:szCs w:val="22"/>
-        </w:rPr>
-        <w:t>) utilizan tecnología MEMS con salida analógica de voltaje, mientras que el CCS811 emplea tecnología digital con interfaz I²C.</w:t>
+        <w:t>El módulo de gases emplea tres sensores con principios de medición complementarios. El SEN0564 y SEN0574 (DFRobot) utilizan tecnología MEMS con salida analógica de voltaje, mientras que el CCS811 emplea tecnología digital con interfaz I²C.</w:t>
       </w:r>
     </w:p>
     <w:p>
@@ -7641,18 +6981,7 @@
                 <w:sz w:val="22"/>
                 <w:szCs w:val="22"/>
               </w:rPr>
-              <w:t>CCS811 (</w:t>
-            </w:r>
-            <w:proofErr w:type="spellStart"/>
-            <w:r>
-              <w:rPr>
-                <w:b/>
-                <w:bCs/>
-                <w:color w:val="FFFFFF" w:themeColor="background1"/>
-                <w:sz w:val="22"/>
-                <w:szCs w:val="22"/>
-              </w:rPr>
-              <w:t>CO</w:t>
+              <w:t>CCS811 (CO</w:t>
             </w:r>
             <w:r>
               <w:rPr>
@@ -7673,18 +7002,7 @@
                 <w:sz w:val="22"/>
                 <w:szCs w:val="22"/>
               </w:rPr>
-              <w:t>eq</w:t>
-            </w:r>
-            <w:proofErr w:type="spellEnd"/>
-            <w:r>
-              <w:rPr>
-                <w:b/>
-                <w:bCs/>
-                <w:color w:val="FFFFFF" w:themeColor="background1"/>
-                <w:sz w:val="22"/>
-                <w:szCs w:val="22"/>
-              </w:rPr>
-              <w:t>/COV — digital)</w:t>
+              <w:t>eq/COV — digital)</w:t>
             </w:r>
           </w:p>
         </w:tc>
@@ -8125,17 +7443,8 @@
                 <w:sz w:val="22"/>
                 <w:szCs w:val="22"/>
               </w:rPr>
-              <w:t xml:space="preserve">400–29206 ppm </w:t>
-            </w:r>
-            <w:proofErr w:type="spellStart"/>
-            <w:r>
-              <w:rPr>
-                <w:sz w:val="22"/>
-                <w:szCs w:val="22"/>
-              </w:rPr>
-              <w:t>eCO</w:t>
-            </w:r>
-            <w:proofErr w:type="spellEnd"/>
+              <w:t>400–29206 ppm eCO</w:t>
+            </w:r>
             <w:r>
               <w:rPr>
                 <w:rFonts w:ascii="Cambria Math" w:hAnsi="Cambria Math" w:cs="Cambria Math"/>
@@ -8149,23 +7458,7 @@
                 <w:sz w:val="22"/>
                 <w:szCs w:val="22"/>
               </w:rPr>
-              <w:t xml:space="preserve">; 0–32768 </w:t>
-            </w:r>
-            <w:proofErr w:type="spellStart"/>
-            <w:r>
-              <w:rPr>
-                <w:sz w:val="22"/>
-                <w:szCs w:val="22"/>
-              </w:rPr>
-              <w:t>ppb</w:t>
-            </w:r>
-            <w:proofErr w:type="spellEnd"/>
-            <w:r>
-              <w:rPr>
-                <w:sz w:val="22"/>
-                <w:szCs w:val="22"/>
-              </w:rPr>
-              <w:t xml:space="preserve"> TVOC</w:t>
+              <w:t>; 0–32768 ppb TVOC</w:t>
             </w:r>
           </w:p>
         </w:tc>
@@ -8792,23 +8085,7 @@
                 <w:sz w:val="22"/>
                 <w:szCs w:val="22"/>
               </w:rPr>
-              <w:t xml:space="preserve">Tiempo de </w:t>
-            </w:r>
-            <w:proofErr w:type="spellStart"/>
-            <w:r>
-              <w:rPr>
-                <w:sz w:val="22"/>
-                <w:szCs w:val="22"/>
-              </w:rPr>
-              <w:t>warm</w:t>
-            </w:r>
-            <w:proofErr w:type="spellEnd"/>
-            <w:r>
-              <w:rPr>
-                <w:sz w:val="22"/>
-                <w:szCs w:val="22"/>
-              </w:rPr>
-              <w:t>-up</w:t>
+              <w:t>Tiempo de warm-up</w:t>
             </w:r>
           </w:p>
         </w:tc>
@@ -9224,23 +8501,7 @@
           <w:sz w:val="22"/>
           <w:szCs w:val="22"/>
         </w:rPr>
-        <w:t xml:space="preserve">Warm-up del CCS811: el sensor requiere un tiempo de calentamiento de 20 minutos en el primer arranque para estabilizar su respuesta. El firmware reportará estado </w:t>
-      </w:r>
-      <w:proofErr w:type="spellStart"/>
-      <w:r>
-        <w:rPr>
-          <w:sz w:val="22"/>
-          <w:szCs w:val="22"/>
-        </w:rPr>
-        <w:t>warmup</w:t>
-      </w:r>
-      <w:proofErr w:type="spellEnd"/>
-      <w:r>
-        <w:rPr>
-          <w:sz w:val="22"/>
-          <w:szCs w:val="22"/>
-        </w:rPr>
-        <w:t xml:space="preserve"> durante este periodo.</w:t>
+        <w:t>Warm-up del CCS811: el sensor requiere un tiempo de calentamiento de 20 minutos en el primer arranque para estabilizar su respuesta. El firmware reportará estado warmup durante este periodo.</w:t>
       </w:r>
     </w:p>
     <w:p>
@@ -9258,36 +8519,8 @@
           <w:sz w:val="22"/>
           <w:szCs w:val="22"/>
         </w:rPr>
-        <w:t xml:space="preserve">6.4 Consideraciones </w:t>
-      </w:r>
-      <w:proofErr w:type="spellStart"/>
-      <w:r>
-        <w:rPr>
-          <w:color w:val="auto"/>
-          <w:sz w:val="22"/>
-          <w:szCs w:val="22"/>
-        </w:rPr>
-        <w:t>Indoor</w:t>
-      </w:r>
-      <w:proofErr w:type="spellEnd"/>
-      <w:r>
-        <w:rPr>
-          <w:color w:val="auto"/>
-          <w:sz w:val="22"/>
-          <w:szCs w:val="22"/>
-        </w:rPr>
-        <w:t xml:space="preserve"> vs </w:t>
-      </w:r>
-      <w:proofErr w:type="spellStart"/>
-      <w:r>
-        <w:rPr>
-          <w:color w:val="auto"/>
-          <w:sz w:val="22"/>
-          <w:szCs w:val="22"/>
-        </w:rPr>
-        <w:t>Outdoor</w:t>
-      </w:r>
-      <w:proofErr w:type="spellEnd"/>
+        <w:t>6.4 Consideraciones Indoor vs Outdoor</w:t>
+      </w:r>
     </w:p>
     <w:tbl>
       <w:tblPr>
@@ -9379,7 +8612,6 @@
                 <w:szCs w:val="22"/>
               </w:rPr>
             </w:pPr>
-            <w:proofErr w:type="spellStart"/>
             <w:r>
               <w:rPr>
                 <w:b/>
@@ -9388,18 +8620,7 @@
                 <w:sz w:val="22"/>
                 <w:szCs w:val="22"/>
               </w:rPr>
-              <w:t>Indoor</w:t>
-            </w:r>
-            <w:proofErr w:type="spellEnd"/>
-            <w:r>
-              <w:rPr>
-                <w:b/>
-                <w:bCs/>
-                <w:color w:val="FFFFFF" w:themeColor="background1"/>
-                <w:sz w:val="22"/>
-                <w:szCs w:val="22"/>
-              </w:rPr>
-              <w:t xml:space="preserve"> (Interior)</w:t>
+              <w:t>Indoor (Interior)</w:t>
             </w:r>
           </w:p>
         </w:tc>
@@ -9429,7 +8650,6 @@
                 <w:szCs w:val="22"/>
               </w:rPr>
             </w:pPr>
-            <w:proofErr w:type="spellStart"/>
             <w:r>
               <w:rPr>
                 <w:b/>
@@ -9438,18 +8658,7 @@
                 <w:sz w:val="22"/>
                 <w:szCs w:val="22"/>
               </w:rPr>
-              <w:t>Outdoor</w:t>
-            </w:r>
-            <w:proofErr w:type="spellEnd"/>
-            <w:r>
-              <w:rPr>
-                <w:b/>
-                <w:bCs/>
-                <w:color w:val="FFFFFF" w:themeColor="background1"/>
-                <w:sz w:val="22"/>
-                <w:szCs w:val="22"/>
-              </w:rPr>
-              <w:t xml:space="preserve"> (Exterior)</w:t>
+              <w:t>Outdoor (Exterior)</w:t>
             </w:r>
           </w:p>
         </w:tc>
@@ -9479,21 +8688,12 @@
                 <w:szCs w:val="22"/>
               </w:rPr>
             </w:pPr>
-            <w:proofErr w:type="spellStart"/>
-            <w:r>
-              <w:rPr>
-                <w:sz w:val="22"/>
-                <w:szCs w:val="22"/>
-              </w:rPr>
-              <w:t>Conc</w:t>
-            </w:r>
-            <w:proofErr w:type="spellEnd"/>
-            <w:r>
-              <w:rPr>
-                <w:sz w:val="22"/>
-                <w:szCs w:val="22"/>
-              </w:rPr>
-              <w:t>. típicas CO</w:t>
+            <w:r>
+              <w:rPr>
+                <w:sz w:val="22"/>
+                <w:szCs w:val="22"/>
+              </w:rPr>
+              <w:t>Conc. típicas CO</w:t>
             </w:r>
           </w:p>
         </w:tc>
@@ -9589,21 +8789,12 @@
                 <w:szCs w:val="22"/>
               </w:rPr>
             </w:pPr>
-            <w:proofErr w:type="spellStart"/>
-            <w:r>
-              <w:rPr>
-                <w:sz w:val="22"/>
-                <w:szCs w:val="22"/>
-              </w:rPr>
-              <w:t>Conc</w:t>
-            </w:r>
-            <w:proofErr w:type="spellEnd"/>
-            <w:r>
-              <w:rPr>
-                <w:sz w:val="22"/>
-                <w:szCs w:val="22"/>
-              </w:rPr>
-              <w:t>. típicas NO</w:t>
+            <w:r>
+              <w:rPr>
+                <w:sz w:val="22"/>
+                <w:szCs w:val="22"/>
+              </w:rPr>
+              <w:t>Conc. típicas NO</w:t>
             </w:r>
             <w:r>
               <w:rPr>
@@ -9981,23 +9172,7 @@
                 <w:sz w:val="22"/>
                 <w:szCs w:val="22"/>
               </w:rPr>
-              <w:t xml:space="preserve">Umbrales según normativa </w:t>
-            </w:r>
-            <w:proofErr w:type="spellStart"/>
-            <w:r>
-              <w:rPr>
-                <w:sz w:val="22"/>
-                <w:szCs w:val="22"/>
-              </w:rPr>
-              <w:t>outdoor</w:t>
-            </w:r>
-            <w:proofErr w:type="spellEnd"/>
-            <w:r>
-              <w:rPr>
-                <w:sz w:val="22"/>
-                <w:szCs w:val="22"/>
-              </w:rPr>
-              <w:t xml:space="preserve"> (OMS/EPA)</w:t>
+              <w:t>Umbrales según normativa outdoor (OMS/EPA)</w:t>
             </w:r>
           </w:p>
         </w:tc>
@@ -10133,17 +9308,8 @@
                 <w:sz w:val="22"/>
                 <w:szCs w:val="22"/>
               </w:rPr>
-              <w:t xml:space="preserve">Acciones </w:t>
-            </w:r>
-            <w:proofErr w:type="spellStart"/>
-            <w:r>
-              <w:rPr>
-                <w:sz w:val="22"/>
-                <w:szCs w:val="22"/>
-              </w:rPr>
-              <w:t>outdoor</w:t>
-            </w:r>
-            <w:proofErr w:type="spellEnd"/>
+              <w:t>Acciones outdoor</w:t>
+            </w:r>
           </w:p>
         </w:tc>
         <w:tc>
@@ -10208,39 +9374,7 @@
                 <w:sz w:val="22"/>
                 <w:szCs w:val="22"/>
               </w:rPr>
-              <w:t xml:space="preserve">Caja con protección IP54; rejillas </w:t>
-            </w:r>
-            <w:proofErr w:type="spellStart"/>
-            <w:r>
-              <w:rPr>
-                <w:sz w:val="22"/>
-                <w:szCs w:val="22"/>
-              </w:rPr>
-              <w:t>anti-insectos</w:t>
-            </w:r>
-            <w:proofErr w:type="spellEnd"/>
-            <w:r>
-              <w:rPr>
-                <w:sz w:val="22"/>
-                <w:szCs w:val="22"/>
-              </w:rPr>
-              <w:t xml:space="preserve">; </w:t>
-            </w:r>
-            <w:proofErr w:type="spellStart"/>
-            <w:r>
-              <w:rPr>
-                <w:sz w:val="22"/>
-                <w:szCs w:val="22"/>
-              </w:rPr>
-              <w:t>shield</w:t>
-            </w:r>
-            <w:proofErr w:type="spellEnd"/>
-            <w:r>
-              <w:rPr>
-                <w:sz w:val="22"/>
-                <w:szCs w:val="22"/>
-              </w:rPr>
-              <w:t xml:space="preserve"> solar</w:t>
+              <w:t>Caja con protección IP54; rejillas anti-insectos; shield solar</w:t>
             </w:r>
           </w:p>
         </w:tc>
@@ -10313,33 +9447,8 @@
                                 <w:sz w:val="22"/>
                                 <w:szCs w:val="22"/>
                               </w:rPr>
-                              <w:t xml:space="preserve">Ilustración 4 ESP32-S3 - Microcontrolador del módulo. Incluye ADC de 12 bits, </w:t>
+                              <w:t>Ilustración 4 ESP32-S3 - Microcontrolador del módulo. Incluye ADC de 12 bits, WiFi, Bluetooth y soporte para FreeRTOS</w:t>
                             </w:r>
-                            <w:proofErr w:type="spellStart"/>
-                            <w:r>
-                              <w:rPr>
-                                <w:sz w:val="22"/>
-                                <w:szCs w:val="22"/>
-                              </w:rPr>
-                              <w:t>WiFi</w:t>
-                            </w:r>
-                            <w:proofErr w:type="spellEnd"/>
-                            <w:r>
-                              <w:rPr>
-                                <w:sz w:val="22"/>
-                                <w:szCs w:val="22"/>
-                              </w:rPr>
-                              <w:t xml:space="preserve">, Bluetooth y soporte para </w:t>
-                            </w:r>
-                            <w:proofErr w:type="spellStart"/>
-                            <w:r>
-                              <w:rPr>
-                                <w:sz w:val="22"/>
-                                <w:szCs w:val="22"/>
-                              </w:rPr>
-                              <w:t>FreeRTOS</w:t>
-                            </w:r>
-                            <w:proofErr w:type="spellEnd"/>
                           </w:p>
                         </w:txbxContent>
                       </wps:txbx>
@@ -10380,33 +9489,8 @@
                           <w:sz w:val="22"/>
                           <w:szCs w:val="22"/>
                         </w:rPr>
-                        <w:t xml:space="preserve">Ilustración 4 ESP32-S3 - Microcontrolador del módulo. Incluye ADC de 12 bits, </w:t>
+                        <w:t>Ilustración 4 ESP32-S3 - Microcontrolador del módulo. Incluye ADC de 12 bits, WiFi, Bluetooth y soporte para FreeRTOS</w:t>
                       </w:r>
-                      <w:proofErr w:type="spellStart"/>
-                      <w:r>
-                        <w:rPr>
-                          <w:sz w:val="22"/>
-                          <w:szCs w:val="22"/>
-                        </w:rPr>
-                        <w:t>WiFi</w:t>
-                      </w:r>
-                      <w:proofErr w:type="spellEnd"/>
-                      <w:r>
-                        <w:rPr>
-                          <w:sz w:val="22"/>
-                          <w:szCs w:val="22"/>
-                        </w:rPr>
-                        <w:t xml:space="preserve">, Bluetooth y soporte para </w:t>
-                      </w:r>
-                      <w:proofErr w:type="spellStart"/>
-                      <w:r>
-                        <w:rPr>
-                          <w:sz w:val="22"/>
-                          <w:szCs w:val="22"/>
-                        </w:rPr>
-                        <w:t>FreeRTOS</w:t>
-                      </w:r>
-                      <w:proofErr w:type="spellEnd"/>
                     </w:p>
                   </w:txbxContent>
                 </v:textbox>
@@ -10608,23 +9692,7 @@
                                 <w:sz w:val="22"/>
                                 <w:szCs w:val="22"/>
                               </w:rPr>
-                              <w:t xml:space="preserve">Ilustración 5 Diagrama de bloques del módulo de gases — Sensor → Filtro RC → Buffer LMV321 → ADC ESP32-S3-WROOM-1U → Procesamiento → </w:t>
-                            </w:r>
-                            <w:proofErr w:type="spellStart"/>
-                            <w:r>
-                              <w:rPr>
-                                <w:sz w:val="22"/>
-                                <w:szCs w:val="22"/>
-                              </w:rPr>
-                              <w:t>WiFi</w:t>
-                            </w:r>
-                            <w:proofErr w:type="spellEnd"/>
-                            <w:r>
-                              <w:rPr>
-                                <w:sz w:val="22"/>
-                                <w:szCs w:val="22"/>
-                              </w:rPr>
-                              <w:t xml:space="preserve"> → Hub</w:t>
+                              <w:t>Ilustración 5 Diagrama de bloques del módulo de gases — Sensor → Filtro RC → Buffer LMV321 → ADC ESP32-S3-WROOM-1U → Procesamiento → WiFi → Hub</w:t>
                             </w:r>
                           </w:p>
                         </w:txbxContent>
@@ -10666,23 +9734,7 @@
                           <w:sz w:val="22"/>
                           <w:szCs w:val="22"/>
                         </w:rPr>
-                        <w:t xml:space="preserve">Ilustración 5 Diagrama de bloques del módulo de gases — Sensor → Filtro RC → Buffer LMV321 → ADC ESP32-S3-WROOM-1U → Procesamiento → </w:t>
-                      </w:r>
-                      <w:proofErr w:type="spellStart"/>
-                      <w:r>
-                        <w:rPr>
-                          <w:sz w:val="22"/>
-                          <w:szCs w:val="22"/>
-                        </w:rPr>
-                        <w:t>WiFi</w:t>
-                      </w:r>
-                      <w:proofErr w:type="spellEnd"/>
-                      <w:r>
-                        <w:rPr>
-                          <w:sz w:val="22"/>
-                          <w:szCs w:val="22"/>
-                        </w:rPr>
-                        <w:t xml:space="preserve"> → Hub</w:t>
+                        <w:t>Ilustración 5 Diagrama de bloques del módulo de gases — Sensor → Filtro RC → Buffer LMV321 → ADC ESP32-S3-WROOM-1U → Procesamiento → WiFi → Hub</w:t>
                       </w:r>
                     </w:p>
                   </w:txbxContent>
@@ -10720,7 +9772,7 @@
           <w:lang w:val="es-419"/>
         </w:rPr>
         <w:drawing>
-          <wp:anchor distT="0" distB="0" distL="114300" distR="114300" simplePos="0" relativeHeight="251673600" behindDoc="0" locked="0" layoutInCell="1" allowOverlap="1" wp14:anchorId="0A3E3E09" wp14:editId="3AFFD38B">
+          <wp:anchor distT="0" distB="0" distL="114300" distR="114300" simplePos="0" relativeHeight="251673600" behindDoc="0" locked="0" layoutInCell="1" allowOverlap="1" wp14:anchorId="0A3E3E09" wp14:editId="0F47D91E">
             <wp:simplePos x="0" y="0"/>
             <wp:positionH relativeFrom="margin">
               <wp:posOffset>1289050</wp:posOffset>
@@ -11033,71 +10085,7 @@
           <w:sz w:val="22"/>
           <w:szCs w:val="22"/>
         </w:rPr>
-        <w:t xml:space="preserve">El módulo opera como un nodo de medición autónomo que se conecta al </w:t>
-      </w:r>
-      <w:proofErr w:type="spellStart"/>
-      <w:r>
-        <w:rPr>
-          <w:sz w:val="22"/>
-          <w:szCs w:val="22"/>
-        </w:rPr>
-        <w:t>hub</w:t>
-      </w:r>
-      <w:proofErr w:type="spellEnd"/>
-      <w:r>
-        <w:rPr>
-          <w:sz w:val="22"/>
-          <w:szCs w:val="22"/>
-        </w:rPr>
-        <w:t xml:space="preserve"> central mediante </w:t>
-      </w:r>
-      <w:proofErr w:type="spellStart"/>
-      <w:r>
-        <w:rPr>
-          <w:sz w:val="22"/>
-          <w:szCs w:val="22"/>
-        </w:rPr>
-        <w:t>WiFi</w:t>
-      </w:r>
-      <w:proofErr w:type="spellEnd"/>
-      <w:r>
-        <w:rPr>
-          <w:sz w:val="22"/>
-          <w:szCs w:val="22"/>
-        </w:rPr>
-        <w:t xml:space="preserve">. El </w:t>
-      </w:r>
-      <w:proofErr w:type="spellStart"/>
-      <w:r>
-        <w:rPr>
-          <w:sz w:val="22"/>
-          <w:szCs w:val="22"/>
-        </w:rPr>
-        <w:t>hub</w:t>
-      </w:r>
-      <w:proofErr w:type="spellEnd"/>
-      <w:r>
-        <w:rPr>
-          <w:sz w:val="22"/>
-          <w:szCs w:val="22"/>
-        </w:rPr>
-        <w:t xml:space="preserve"> recibe los mensajes JSON, los almacena en la base de datos y los envía al </w:t>
-      </w:r>
-      <w:proofErr w:type="spellStart"/>
-      <w:r>
-        <w:rPr>
-          <w:sz w:val="22"/>
-          <w:szCs w:val="22"/>
-        </w:rPr>
-        <w:t>dashboard</w:t>
-      </w:r>
-      <w:proofErr w:type="spellEnd"/>
-      <w:r>
-        <w:rPr>
-          <w:sz w:val="22"/>
-          <w:szCs w:val="22"/>
-        </w:rPr>
-        <w:t xml:space="preserve"> web para visualización en tiempo real e histórico.</w:t>
+        <w:t>El módulo opera como un nodo de medición autónomo que se conecta al hub central mediante WiFi. El hub recibe los mensajes JSON, los almacena en la base de datos y los envía al dashboard web para visualización en tiempo real e histórico.</w:t>
       </w:r>
     </w:p>
     <w:p>
@@ -11162,215 +10150,7 @@
           <w:sz w:val="22"/>
           <w:szCs w:val="22"/>
         </w:rPr>
-        <w:t xml:space="preserve">Los campos mínimos del mensaje JSON a enviar al </w:t>
-      </w:r>
-      <w:proofErr w:type="spellStart"/>
-      <w:r>
-        <w:rPr>
-          <w:sz w:val="22"/>
-          <w:szCs w:val="22"/>
-        </w:rPr>
-        <w:t>hub</w:t>
-      </w:r>
-      <w:proofErr w:type="spellEnd"/>
-      <w:r>
-        <w:rPr>
-          <w:sz w:val="22"/>
-          <w:szCs w:val="22"/>
-        </w:rPr>
-        <w:t xml:space="preserve"> son: module (identificador del módulo), </w:t>
-      </w:r>
-      <w:proofErr w:type="spellStart"/>
-      <w:r>
-        <w:rPr>
-          <w:sz w:val="22"/>
-          <w:szCs w:val="22"/>
-        </w:rPr>
-        <w:t>environment</w:t>
-      </w:r>
-      <w:proofErr w:type="spellEnd"/>
-      <w:r>
-        <w:rPr>
-          <w:sz w:val="22"/>
-          <w:szCs w:val="22"/>
-        </w:rPr>
-        <w:t xml:space="preserve"> (</w:t>
-      </w:r>
-      <w:proofErr w:type="spellStart"/>
-      <w:r>
-        <w:rPr>
-          <w:sz w:val="22"/>
-          <w:szCs w:val="22"/>
-        </w:rPr>
-        <w:t>indoor</w:t>
-      </w:r>
-      <w:proofErr w:type="spellEnd"/>
-      <w:r>
-        <w:rPr>
-          <w:sz w:val="22"/>
-          <w:szCs w:val="22"/>
-        </w:rPr>
-        <w:t>/</w:t>
-      </w:r>
-      <w:proofErr w:type="spellStart"/>
-      <w:r>
-        <w:rPr>
-          <w:sz w:val="22"/>
-          <w:szCs w:val="22"/>
-        </w:rPr>
-        <w:t>outdoor</w:t>
-      </w:r>
-      <w:proofErr w:type="spellEnd"/>
-      <w:r>
-        <w:rPr>
-          <w:sz w:val="22"/>
-          <w:szCs w:val="22"/>
-        </w:rPr>
-        <w:t xml:space="preserve">), </w:t>
-      </w:r>
-      <w:proofErr w:type="spellStart"/>
-      <w:r>
-        <w:rPr>
-          <w:sz w:val="22"/>
-          <w:szCs w:val="22"/>
-        </w:rPr>
-        <w:t>location</w:t>
-      </w:r>
-      <w:proofErr w:type="spellEnd"/>
-      <w:r>
-        <w:rPr>
-          <w:sz w:val="22"/>
-          <w:szCs w:val="22"/>
-        </w:rPr>
-        <w:t xml:space="preserve"> (coordenadas o nombre), </w:t>
-      </w:r>
-      <w:proofErr w:type="spellStart"/>
-      <w:r>
-        <w:rPr>
-          <w:sz w:val="22"/>
-          <w:szCs w:val="22"/>
-        </w:rPr>
-        <w:t>ts</w:t>
-      </w:r>
-      <w:proofErr w:type="spellEnd"/>
-      <w:r>
-        <w:rPr>
-          <w:sz w:val="22"/>
-          <w:szCs w:val="22"/>
-        </w:rPr>
-        <w:t xml:space="preserve"> (</w:t>
-      </w:r>
-      <w:proofErr w:type="spellStart"/>
-      <w:r>
-        <w:rPr>
-          <w:sz w:val="22"/>
-          <w:szCs w:val="22"/>
-        </w:rPr>
-        <w:t>timestamp</w:t>
-      </w:r>
-      <w:proofErr w:type="spellEnd"/>
-      <w:r>
-        <w:rPr>
-          <w:sz w:val="22"/>
-          <w:szCs w:val="22"/>
-        </w:rPr>
-        <w:t xml:space="preserve"> Unix), y </w:t>
-      </w:r>
-      <w:proofErr w:type="spellStart"/>
-      <w:r>
-        <w:rPr>
-          <w:sz w:val="22"/>
-          <w:szCs w:val="22"/>
-        </w:rPr>
-        <w:t>metrics</w:t>
-      </w:r>
-      <w:proofErr w:type="spellEnd"/>
-      <w:r>
-        <w:rPr>
-          <w:sz w:val="22"/>
-          <w:szCs w:val="22"/>
-        </w:rPr>
-        <w:t xml:space="preserve"> con los campos: </w:t>
-      </w:r>
-      <w:proofErr w:type="spellStart"/>
-      <w:r>
-        <w:rPr>
-          <w:sz w:val="22"/>
-          <w:szCs w:val="22"/>
-        </w:rPr>
-        <w:t>co_ppm</w:t>
-      </w:r>
-      <w:proofErr w:type="spellEnd"/>
-      <w:r>
-        <w:rPr>
-          <w:sz w:val="22"/>
-          <w:szCs w:val="22"/>
-        </w:rPr>
-        <w:t xml:space="preserve">, no2_ppm, eco2_ppm, </w:t>
-      </w:r>
-      <w:proofErr w:type="spellStart"/>
-      <w:r>
-        <w:rPr>
-          <w:sz w:val="22"/>
-          <w:szCs w:val="22"/>
-        </w:rPr>
-        <w:t>tvoc_ppb</w:t>
-      </w:r>
-      <w:proofErr w:type="spellEnd"/>
-      <w:r>
-        <w:rPr>
-          <w:sz w:val="22"/>
-          <w:szCs w:val="22"/>
-        </w:rPr>
-        <w:t xml:space="preserve">, </w:t>
-      </w:r>
-      <w:proofErr w:type="spellStart"/>
-      <w:r>
-        <w:rPr>
-          <w:sz w:val="22"/>
-          <w:szCs w:val="22"/>
-        </w:rPr>
-        <w:t>quality</w:t>
-      </w:r>
-      <w:proofErr w:type="spellEnd"/>
-      <w:r>
-        <w:rPr>
-          <w:sz w:val="22"/>
-          <w:szCs w:val="22"/>
-        </w:rPr>
-        <w:t xml:space="preserve">, </w:t>
-      </w:r>
-      <w:proofErr w:type="spellStart"/>
-      <w:r>
-        <w:rPr>
-          <w:sz w:val="22"/>
-          <w:szCs w:val="22"/>
-        </w:rPr>
-        <w:t>temp_comp</w:t>
-      </w:r>
-      <w:proofErr w:type="spellEnd"/>
-      <w:r>
-        <w:rPr>
-          <w:sz w:val="22"/>
-          <w:szCs w:val="22"/>
-        </w:rPr>
-        <w:t xml:space="preserve">, </w:t>
-      </w:r>
-      <w:proofErr w:type="spellStart"/>
-      <w:r>
-        <w:rPr>
-          <w:sz w:val="22"/>
-          <w:szCs w:val="22"/>
-        </w:rPr>
-        <w:t>rh_comp</w:t>
-      </w:r>
-      <w:proofErr w:type="spellEnd"/>
-      <w:r>
-        <w:rPr>
-          <w:sz w:val="22"/>
-          <w:szCs w:val="22"/>
-        </w:rPr>
-        <w:t>.</w:t>
+        <w:t>Los campos mínimos del mensaje JSON a enviar al hub son: module (identificador del módulo), environment (indoor/outdoor), location (coordenadas o nombre), ts (timestamp Unix), y metrics con los campos: co_ppm, no2_ppm, eco2_ppm, tvoc_ppb, quality, temp_comp, rh_comp.</w:t>
       </w:r>
     </w:p>
     <w:p>
@@ -12351,23 +11131,7 @@
                 <w:sz w:val="22"/>
                 <w:szCs w:val="22"/>
               </w:rPr>
-              <w:t xml:space="preserve">Acercar fuente de CO y medir </w:t>
-            </w:r>
-            <w:proofErr w:type="spellStart"/>
-            <w:r>
-              <w:rPr>
-                <w:sz w:val="22"/>
-                <w:szCs w:val="22"/>
-              </w:rPr>
-              <w:t>V_out</w:t>
-            </w:r>
-            <w:proofErr w:type="spellEnd"/>
-            <w:r>
-              <w:rPr>
-                <w:sz w:val="22"/>
-                <w:szCs w:val="22"/>
-              </w:rPr>
-              <w:t xml:space="preserve"> con multímetro.</w:t>
+              <w:t>Acercar fuente de CO y medir V_out con multímetro.</w:t>
             </w:r>
           </w:p>
         </w:tc>
@@ -12395,21 +11159,12 @@
                 <w:szCs w:val="22"/>
               </w:rPr>
             </w:pPr>
-            <w:proofErr w:type="spellStart"/>
-            <w:r>
-              <w:rPr>
-                <w:sz w:val="22"/>
-                <w:szCs w:val="22"/>
-              </w:rPr>
-              <w:t>V_out</w:t>
-            </w:r>
-            <w:proofErr w:type="spellEnd"/>
-            <w:r>
-              <w:rPr>
-                <w:sz w:val="22"/>
-                <w:szCs w:val="22"/>
-              </w:rPr>
-              <w:t xml:space="preserve"> varía de forma monotónica en el rango </w:t>
+            <w:r>
+              <w:rPr>
+                <w:sz w:val="22"/>
+                <w:szCs w:val="22"/>
+              </w:rPr>
+              <w:t xml:space="preserve">V_out varía de forma monotónica en el rango </w:t>
             </w:r>
             <w:r>
               <w:rPr>
@@ -12568,23 +11323,7 @@
                 <w:sz w:val="22"/>
                 <w:szCs w:val="22"/>
               </w:rPr>
-              <w:t xml:space="preserve"> y medir </w:t>
-            </w:r>
-            <w:proofErr w:type="spellStart"/>
-            <w:r>
-              <w:rPr>
-                <w:sz w:val="22"/>
-                <w:szCs w:val="22"/>
-              </w:rPr>
-              <w:t>V_out</w:t>
-            </w:r>
-            <w:proofErr w:type="spellEnd"/>
-            <w:r>
-              <w:rPr>
-                <w:sz w:val="22"/>
-                <w:szCs w:val="22"/>
-              </w:rPr>
-              <w:t>.</w:t>
+              <w:t xml:space="preserve"> y medir V_out.</w:t>
             </w:r>
           </w:p>
         </w:tc>
@@ -12612,21 +11351,12 @@
                 <w:szCs w:val="22"/>
               </w:rPr>
             </w:pPr>
-            <w:proofErr w:type="spellStart"/>
-            <w:r>
-              <w:rPr>
-                <w:sz w:val="22"/>
-                <w:szCs w:val="22"/>
-              </w:rPr>
-              <w:t>V_out</w:t>
-            </w:r>
-            <w:proofErr w:type="spellEnd"/>
-            <w:r>
-              <w:rPr>
-                <w:sz w:val="22"/>
-                <w:szCs w:val="22"/>
-              </w:rPr>
-              <w:t xml:space="preserve"> varía en correspondencia con la concentración esperada.</w:t>
+            <w:r>
+              <w:rPr>
+                <w:sz w:val="22"/>
+                <w:szCs w:val="22"/>
+              </w:rPr>
+              <w:t>V_out varía en correspondencia con la concentración esperada.</w:t>
             </w:r>
           </w:p>
         </w:tc>
@@ -12727,17 +11457,8 @@
                 <w:sz w:val="22"/>
                 <w:szCs w:val="22"/>
               </w:rPr>
-              <w:t xml:space="preserve">Ejecutar firmware y verificar en monitor serial los valores de </w:t>
-            </w:r>
-            <w:proofErr w:type="spellStart"/>
-            <w:r>
-              <w:rPr>
-                <w:sz w:val="22"/>
-                <w:szCs w:val="22"/>
-              </w:rPr>
-              <w:t>eCO</w:t>
-            </w:r>
-            <w:proofErr w:type="spellEnd"/>
+              <w:t>Ejecutar firmware y verificar en monitor serial los valores de eCO</w:t>
+            </w:r>
             <w:r>
               <w:rPr>
                 <w:rFonts w:ascii="Cambria Math" w:hAnsi="Cambria Math" w:cs="Cambria Math"/>
@@ -12784,17 +11505,8 @@
                 <w:sz w:val="22"/>
                 <w:szCs w:val="22"/>
               </w:rPr>
-              <w:t xml:space="preserve">Valores plausibles de </w:t>
-            </w:r>
-            <w:proofErr w:type="spellStart"/>
-            <w:r>
-              <w:rPr>
-                <w:sz w:val="22"/>
-                <w:szCs w:val="22"/>
-              </w:rPr>
-              <w:t>eCO</w:t>
-            </w:r>
-            <w:proofErr w:type="spellEnd"/>
+              <w:t>Valores plausibles de eCO</w:t>
+            </w:r>
             <w:r>
               <w:rPr>
                 <w:rFonts w:ascii="Cambria Math" w:hAnsi="Cambria Math" w:cs="Cambria Math"/>
@@ -13835,23 +12547,7 @@
                 <w:sz w:val="22"/>
                 <w:szCs w:val="22"/>
               </w:rPr>
-              <w:t xml:space="preserve">Reportar estado </w:t>
-            </w:r>
-            <w:proofErr w:type="spellStart"/>
-            <w:r>
-              <w:rPr>
-                <w:sz w:val="22"/>
-                <w:szCs w:val="22"/>
-              </w:rPr>
-              <w:t>warmup</w:t>
-            </w:r>
-            <w:proofErr w:type="spellEnd"/>
-            <w:r>
-              <w:rPr>
-                <w:sz w:val="22"/>
-                <w:szCs w:val="22"/>
-              </w:rPr>
-              <w:t xml:space="preserve"> en la interfaz. Mantener módulo energizado en operación continua.</w:t>
+              <w:t>Reportar estado warmup en la interfaz. Mantener módulo energizado en operación continua.</w:t>
             </w:r>
           </w:p>
         </w:tc>
@@ -14020,17 +12716,8 @@
                 <w:sz w:val="22"/>
                 <w:szCs w:val="22"/>
               </w:rPr>
-              <w:t xml:space="preserve">Pérdida de conectividad </w:t>
-            </w:r>
-            <w:proofErr w:type="spellStart"/>
-            <w:r>
-              <w:rPr>
-                <w:sz w:val="22"/>
-                <w:szCs w:val="22"/>
-              </w:rPr>
-              <w:t>WiFi</w:t>
-            </w:r>
-            <w:proofErr w:type="spellEnd"/>
+              <w:t>Pérdida de conectividad WiFi</w:t>
+            </w:r>
           </w:p>
         </w:tc>
         <w:tc>
@@ -14279,23 +12966,7 @@
           <w:sz w:val="22"/>
           <w:szCs w:val="22"/>
         </w:rPr>
-        <w:t xml:space="preserve">En la parte digital, el sensor CCS811 se conecta al ESP32-S3-WROOM-1U por I²C. Las líneas SDA y SCL poseen resistencias </w:t>
-      </w:r>
-      <w:proofErr w:type="spellStart"/>
-      <w:r>
-        <w:rPr>
-          <w:sz w:val="22"/>
-          <w:szCs w:val="22"/>
-        </w:rPr>
-        <w:t>pull</w:t>
-      </w:r>
-      <w:proofErr w:type="spellEnd"/>
-      <w:r>
-        <w:rPr>
-          <w:sz w:val="22"/>
-          <w:szCs w:val="22"/>
-        </w:rPr>
-        <w:t xml:space="preserve">-up de 4.7 kΩ hacia 3.3 V </w:t>
+        <w:t xml:space="preserve">En la parte digital, el sensor CCS811 se conecta al ESP32-S3-WROOM-1U por I²C. Las líneas SDA y SCL poseen resistencias pull-up de 4.7 kΩ hacia 3.3 V </w:t>
       </w:r>
       <w:r>
         <w:rPr>
@@ -14712,23 +13383,13 @@
                 <w:lang w:val="en-AU"/>
               </w:rPr>
             </w:pPr>
-            <w:proofErr w:type="spellStart"/>
             <w:r>
               <w:rPr>
                 <w:sz w:val="22"/>
                 <w:szCs w:val="22"/>
                 <w:lang w:val="en-AU"/>
               </w:rPr>
-              <w:t>Filtro</w:t>
-            </w:r>
-            <w:proofErr w:type="spellEnd"/>
-            <w:r>
-              <w:rPr>
-                <w:sz w:val="22"/>
-                <w:szCs w:val="22"/>
-                <w:lang w:val="en-AU"/>
-              </w:rPr>
-              <w:t xml:space="preserve"> RC — canal</w:t>
+              <w:t>Filtro RC — canal</w:t>
             </w:r>
             <w:r>
               <w:rPr>
@@ -15140,23 +13801,7 @@
                 <w:sz w:val="22"/>
                 <w:szCs w:val="22"/>
               </w:rPr>
-              <w:t xml:space="preserve">≈ 0.806 </w:t>
-            </w:r>
-            <w:proofErr w:type="spellStart"/>
-            <w:r>
-              <w:rPr>
-                <w:sz w:val="22"/>
-                <w:szCs w:val="22"/>
-              </w:rPr>
-              <w:t>mV</w:t>
-            </w:r>
-            <w:proofErr w:type="spellEnd"/>
-            <w:r>
-              <w:rPr>
-                <w:sz w:val="22"/>
-                <w:szCs w:val="22"/>
-              </w:rPr>
-              <w:t>/bit</w:t>
+              <w:t>≈ 0.806 mV/bit</w:t>
             </w:r>
           </w:p>
         </w:tc>
@@ -15461,7 +14106,7 @@
           <w:lang w:val="en-US"/>
         </w:rPr>
         <w:drawing>
-          <wp:anchor distT="0" distB="0" distL="114300" distR="114300" simplePos="0" relativeHeight="251685888" behindDoc="0" locked="0" layoutInCell="1" allowOverlap="1" wp14:anchorId="765C22A6" wp14:editId="0DBA313E">
+          <wp:anchor distT="0" distB="0" distL="114300" distR="114300" simplePos="0" relativeHeight="251685888" behindDoc="0" locked="0" layoutInCell="1" allowOverlap="1" wp14:anchorId="765C22A6" wp14:editId="06A55202">
             <wp:simplePos x="0" y="0"/>
             <wp:positionH relativeFrom="margin">
               <wp:align>right</wp:align>
@@ -16122,23 +14767,7 @@
           <w:sz w:val="22"/>
           <w:szCs w:val="22"/>
         </w:rPr>
-        <w:t xml:space="preserve">el sensor CCS811 está ubicado en la esquina superior izquierda junto a sus resistencias de </w:t>
-      </w:r>
-      <w:proofErr w:type="spellStart"/>
-      <w:r>
-        <w:rPr>
-          <w:sz w:val="22"/>
-          <w:szCs w:val="22"/>
-        </w:rPr>
-        <w:t>pull</w:t>
-      </w:r>
-      <w:proofErr w:type="spellEnd"/>
-      <w:r>
-        <w:rPr>
-          <w:sz w:val="22"/>
-          <w:szCs w:val="22"/>
-        </w:rPr>
-        <w:t xml:space="preserve">-up </w:t>
+        <w:t xml:space="preserve">el sensor CCS811 está ubicado en la esquina superior izquierda junto a sus resistencias de pull-up </w:t>
       </w:r>
       <w:r>
         <w:rPr>
@@ -16494,48 +15123,7 @@
           <w:sz w:val="22"/>
           <w:szCs w:val="22"/>
         </w:rPr>
-        <w:t xml:space="preserve">) mediante su ADC interno de 12 bits en el pin GPIO1. La resolución del ADC proporciona 4096 niveles de cuantización en el rango de 0 a 3.3 V. El firmware realiza la lectura mediante la función </w:t>
-      </w:r>
-      <w:proofErr w:type="spellStart"/>
-      <w:proofErr w:type="gramStart"/>
-      <w:r>
-        <w:rPr>
-          <w:sz w:val="22"/>
-          <w:szCs w:val="22"/>
-        </w:rPr>
-        <w:t>analogRead</w:t>
-      </w:r>
-      <w:proofErr w:type="spellEnd"/>
-      <w:r>
-        <w:rPr>
-          <w:sz w:val="22"/>
-          <w:szCs w:val="22"/>
-        </w:rPr>
-        <w:t>(</w:t>
-      </w:r>
-      <w:proofErr w:type="gramEnd"/>
-      <w:r>
-        <w:rPr>
-          <w:sz w:val="22"/>
-          <w:szCs w:val="22"/>
-        </w:rPr>
-        <w:t xml:space="preserve">) en cada ciclo del </w:t>
-      </w:r>
-      <w:proofErr w:type="spellStart"/>
-      <w:r>
-        <w:rPr>
-          <w:sz w:val="22"/>
-          <w:szCs w:val="22"/>
-        </w:rPr>
-        <w:t>loop</w:t>
-      </w:r>
-      <w:proofErr w:type="spellEnd"/>
-      <w:r>
-        <w:rPr>
-          <w:sz w:val="22"/>
-          <w:szCs w:val="22"/>
-        </w:rPr>
-        <w:t>, con una cadencia de 500 ms entre lecturas para el prototipo de simulación.</w:t>
+        <w:t>) mediante su ADC interno de 12 bits en el pin GPIO1. La resolución del ADC proporciona 4096 niveles de cuantización en el rango de 0 a 3.3 V. El firmware realiza la lectura mediante la función analogRead() en cada ciclo del loop, con una cadencia de 500 ms entre lecturas para el prototipo de simulación.</w:t>
       </w:r>
     </w:p>
     <w:p>
@@ -16708,7 +15296,7 @@
           <w:szCs w:val="22"/>
         </w:rPr>
         <w:drawing>
-          <wp:anchor distT="0" distB="0" distL="114300" distR="114300" simplePos="0" relativeHeight="251689984" behindDoc="0" locked="0" layoutInCell="1" allowOverlap="1" wp14:anchorId="160B1243" wp14:editId="688692CA">
+          <wp:anchor distT="0" distB="0" distL="114300" distR="114300" simplePos="0" relativeHeight="251689984" behindDoc="0" locked="0" layoutInCell="1" allowOverlap="1" wp14:anchorId="160B1243" wp14:editId="220721B8">
             <wp:simplePos x="0" y="0"/>
             <wp:positionH relativeFrom="margin">
               <wp:posOffset>1631061</wp:posOffset>
@@ -17431,55 +16019,7 @@
           <w:sz w:val="22"/>
           <w:szCs w:val="22"/>
         </w:rPr>
-        <w:t xml:space="preserve">El sistema </w:t>
-      </w:r>
-      <w:proofErr w:type="gramStart"/>
-      <w:r>
-        <w:rPr>
-          <w:sz w:val="22"/>
-          <w:szCs w:val="22"/>
-        </w:rPr>
-        <w:t>P.I</w:t>
-      </w:r>
-      <w:proofErr w:type="gramEnd"/>
-      <w:r>
-        <w:rPr>
-          <w:sz w:val="22"/>
-          <w:szCs w:val="22"/>
-        </w:rPr>
-        <w:t xml:space="preserve">6Def implementa una arquitectura cliente-servidor en red local </w:t>
-      </w:r>
-      <w:proofErr w:type="spellStart"/>
-      <w:r>
-        <w:rPr>
-          <w:sz w:val="22"/>
-          <w:szCs w:val="22"/>
-        </w:rPr>
-        <w:t>WiFi</w:t>
-      </w:r>
-      <w:proofErr w:type="spellEnd"/>
-      <w:r>
-        <w:rPr>
-          <w:sz w:val="22"/>
-          <w:szCs w:val="22"/>
-        </w:rPr>
-        <w:t xml:space="preserve">. El nodo sensor (ESP32-S3) actúa como servidor HTTP embebido y los </w:t>
-      </w:r>
-      <w:proofErr w:type="spellStart"/>
-      <w:r>
-        <w:rPr>
-          <w:sz w:val="22"/>
-          <w:szCs w:val="22"/>
-        </w:rPr>
-        <w:t>hubs</w:t>
-      </w:r>
-      <w:proofErr w:type="spellEnd"/>
-      <w:r>
-        <w:rPr>
-          <w:sz w:val="22"/>
-          <w:szCs w:val="22"/>
-        </w:rPr>
-        <w:t xml:space="preserve"> (GUI de escritorio y app Android) actúan como clientes que realizan peticiones periódicas.</w:t>
+        <w:t>El sistema P.I6Def implementa una arquitectura cliente-servidor en red local WiFi. El nodo sensor (ESP32-S3) actúa como servidor HTTP embebido y los hubs (GUI de escritorio y app Android) actúan como clientes que realizan peticiones periódicas.</w:t>
       </w:r>
     </w:p>
     <w:p>
@@ -17941,21 +16481,12 @@
                 <w:szCs w:val="22"/>
               </w:rPr>
             </w:pPr>
-            <w:proofErr w:type="spellStart"/>
-            <w:r>
-              <w:rPr>
-                <w:sz w:val="22"/>
-                <w:szCs w:val="22"/>
-              </w:rPr>
-              <w:t>WiFi</w:t>
-            </w:r>
-            <w:proofErr w:type="spellEnd"/>
-            <w:r>
-              <w:rPr>
-                <w:sz w:val="22"/>
-                <w:szCs w:val="22"/>
-              </w:rPr>
-              <w:t xml:space="preserve"> 802.11n</w:t>
+            <w:r>
+              <w:rPr>
+                <w:sz w:val="22"/>
+                <w:szCs w:val="22"/>
+              </w:rPr>
+              <w:t>WiFi 802.11n</w:t>
             </w:r>
           </w:p>
         </w:tc>
@@ -18348,17 +16879,8 @@
           <w:sz w:val="22"/>
           <w:szCs w:val="22"/>
         </w:rPr>
-        <w:t xml:space="preserve">El sensor CCS811 se comunica con el ESP32-S3 por I2C (SDA→GPIO39, SCL→GPIO38) a dirección 0x5A, entregando </w:t>
-      </w:r>
-      <w:proofErr w:type="spellStart"/>
-      <w:r>
-        <w:rPr>
-          <w:sz w:val="22"/>
-          <w:szCs w:val="22"/>
-        </w:rPr>
-        <w:t>eCO</w:t>
-      </w:r>
-      <w:proofErr w:type="spellEnd"/>
+        <w:t>El sensor CCS811 se comunica con el ESP32-S3 por I2C (SDA→GPIO39, SCL→GPIO38) a dirección 0x5A, entregando eCO</w:t>
+      </w:r>
       <w:r>
         <w:rPr>
           <w:rFonts w:ascii="Cambria Math" w:hAnsi="Cambria Math" w:cs="Cambria Math"/>
@@ -18392,23 +16914,7 @@
           <w:sz w:val="22"/>
           <w:szCs w:val="22"/>
         </w:rPr>
-        <w:t xml:space="preserve">El ESP32-S3 procesa las lecturas, aplica el diagrama de estados y publica los resultados en el </w:t>
-      </w:r>
-      <w:proofErr w:type="spellStart"/>
-      <w:r>
-        <w:rPr>
-          <w:sz w:val="22"/>
-          <w:szCs w:val="22"/>
-        </w:rPr>
-        <w:t>endpoint</w:t>
-      </w:r>
-      <w:proofErr w:type="spellEnd"/>
-      <w:r>
-        <w:rPr>
-          <w:sz w:val="22"/>
-          <w:szCs w:val="22"/>
-        </w:rPr>
-        <w:t xml:space="preserve"> HTTP GET /datos como JSON.</w:t>
+        <w:t>El ESP32-S3 procesa las lecturas, aplica el diagrama de estados y publica los resultados en el endpoint HTTP GET /datos como JSON.</w:t>
       </w:r>
     </w:p>
     <w:p>
@@ -18428,39 +16934,7 @@
           <w:sz w:val="22"/>
           <w:szCs w:val="22"/>
         </w:rPr>
-        <w:t xml:space="preserve">Los clientes (GUI Java y app Android) realizan </w:t>
-      </w:r>
-      <w:proofErr w:type="spellStart"/>
-      <w:r>
-        <w:rPr>
-          <w:sz w:val="22"/>
-          <w:szCs w:val="22"/>
-        </w:rPr>
-        <w:t>polling</w:t>
-      </w:r>
-      <w:proofErr w:type="spellEnd"/>
-      <w:r>
-        <w:rPr>
-          <w:sz w:val="22"/>
-          <w:szCs w:val="22"/>
-        </w:rPr>
-        <w:t xml:space="preserve"> HTTP cada 500 ms–1 s en la misma red </w:t>
-      </w:r>
-      <w:proofErr w:type="spellStart"/>
-      <w:r>
-        <w:rPr>
-          <w:sz w:val="22"/>
-          <w:szCs w:val="22"/>
-        </w:rPr>
-        <w:t>WiFi</w:t>
-      </w:r>
-      <w:proofErr w:type="spellEnd"/>
-      <w:r>
-        <w:rPr>
-          <w:sz w:val="22"/>
-          <w:szCs w:val="22"/>
-        </w:rPr>
-        <w:t xml:space="preserve"> local, sin necesidad de internet.</w:t>
+        <w:t>Los clientes (GUI Java y app Android) realizan polling HTTP cada 500 ms–1 s en la misma red WiFi local, sin necesidad de internet.</w:t>
       </w:r>
     </w:p>
     <w:p>
@@ -18507,39 +16981,7 @@
           <w:sz w:val="22"/>
           <w:szCs w:val="22"/>
         </w:rPr>
-        <w:t xml:space="preserve">Red local </w:t>
-      </w:r>
-      <w:proofErr w:type="spellStart"/>
-      <w:r>
-        <w:rPr>
-          <w:sz w:val="22"/>
-          <w:szCs w:val="22"/>
-        </w:rPr>
-        <w:t>WiFi</w:t>
-      </w:r>
-      <w:proofErr w:type="spellEnd"/>
-      <w:r>
-        <w:rPr>
-          <w:sz w:val="22"/>
-          <w:szCs w:val="22"/>
-        </w:rPr>
-        <w:t xml:space="preserve"> 2.4 GHz 802.11n → </w:t>
-      </w:r>
-      <w:proofErr w:type="spellStart"/>
-      <w:r>
-        <w:rPr>
-          <w:sz w:val="22"/>
-          <w:szCs w:val="22"/>
-        </w:rPr>
-        <w:t>Router</w:t>
-      </w:r>
-      <w:proofErr w:type="spellEnd"/>
-      <w:r>
-        <w:rPr>
-          <w:sz w:val="22"/>
-          <w:szCs w:val="22"/>
-        </w:rPr>
-        <w:t>/AP → ESP32-S3 (IP fija asignada por DHCP) → PC/Celular en la misma subred.</w:t>
+        <w:t>Red local WiFi 2.4 GHz 802.11n → Router/AP → ESP32-S3 (IP fija asignada por DHCP) → PC/Celular en la misma subred.</w:t>
       </w:r>
     </w:p>
     <w:p>
@@ -18586,23 +17028,7 @@
           <w:sz w:val="22"/>
           <w:szCs w:val="22"/>
         </w:rPr>
-        <w:t xml:space="preserve">El </w:t>
-      </w:r>
-      <w:proofErr w:type="spellStart"/>
-      <w:r>
-        <w:rPr>
-          <w:sz w:val="22"/>
-          <w:szCs w:val="22"/>
-        </w:rPr>
-        <w:t>endpoint</w:t>
-      </w:r>
-      <w:proofErr w:type="spellEnd"/>
-      <w:r>
-        <w:rPr>
-          <w:sz w:val="22"/>
-          <w:szCs w:val="22"/>
-        </w:rPr>
-        <w:t xml:space="preserve"> GET http://&lt;IP_ESP32&gt;/datos retorna un objeto JSON con la siguiente estructura:</w:t>
+        <w:t>El endpoint GET http://&lt;IP_ESP32&gt;/datos retorna un objeto JSON con la siguiente estructura:</w:t>
       </w:r>
     </w:p>
     <w:p>
@@ -18835,23 +17261,7 @@
                 <w:sz w:val="22"/>
                 <w:szCs w:val="22"/>
               </w:rPr>
-              <w:t>"</w:t>
-            </w:r>
-            <w:proofErr w:type="spellStart"/>
-            <w:r>
-              <w:rPr>
-                <w:sz w:val="22"/>
-                <w:szCs w:val="22"/>
-              </w:rPr>
-              <w:t>co</w:t>
-            </w:r>
-            <w:proofErr w:type="spellEnd"/>
-            <w:r>
-              <w:rPr>
-                <w:sz w:val="22"/>
-                <w:szCs w:val="22"/>
-              </w:rPr>
-              <w:t>"</w:t>
+              <w:t>"co"</w:t>
             </w:r>
           </w:p>
         </w:tc>
@@ -18882,7 +17292,6 @@
                 <w:szCs w:val="22"/>
               </w:rPr>
             </w:pPr>
-            <w:proofErr w:type="spellStart"/>
             <w:r>
               <w:rPr>
                 <w:sz w:val="22"/>
@@ -18890,7 +17299,6 @@
               </w:rPr>
               <w:t>float</w:t>
             </w:r>
-            <w:proofErr w:type="spellEnd"/>
           </w:p>
         </w:tc>
         <w:tc>
@@ -19030,7 +17438,6 @@
                 <w:szCs w:val="22"/>
               </w:rPr>
             </w:pPr>
-            <w:proofErr w:type="spellStart"/>
             <w:r>
               <w:rPr>
                 <w:sz w:val="22"/>
@@ -19038,7 +17445,6 @@
               </w:rPr>
               <w:t>float</w:t>
             </w:r>
-            <w:proofErr w:type="spellEnd"/>
           </w:p>
         </w:tc>
         <w:tc>
@@ -19193,7 +17599,6 @@
                 <w:szCs w:val="22"/>
               </w:rPr>
             </w:pPr>
-            <w:proofErr w:type="spellStart"/>
             <w:r>
               <w:rPr>
                 <w:sz w:val="22"/>
@@ -19201,7 +17606,6 @@
               </w:rPr>
               <w:t>float</w:t>
             </w:r>
-            <w:proofErr w:type="spellEnd"/>
           </w:p>
         </w:tc>
         <w:tc>
@@ -19325,23 +17729,7 @@
                 <w:sz w:val="22"/>
                 <w:szCs w:val="22"/>
               </w:rPr>
-              <w:t>"</w:t>
-            </w:r>
-            <w:proofErr w:type="spellStart"/>
-            <w:r>
-              <w:rPr>
-                <w:sz w:val="22"/>
-                <w:szCs w:val="22"/>
-              </w:rPr>
-              <w:t>voc</w:t>
-            </w:r>
-            <w:proofErr w:type="spellEnd"/>
-            <w:r>
-              <w:rPr>
-                <w:sz w:val="22"/>
-                <w:szCs w:val="22"/>
-              </w:rPr>
-              <w:t>"</w:t>
+              <w:t>"voc"</w:t>
             </w:r>
           </w:p>
         </w:tc>
@@ -19372,7 +17760,6 @@
                 <w:szCs w:val="22"/>
               </w:rPr>
             </w:pPr>
-            <w:proofErr w:type="spellStart"/>
             <w:r>
               <w:rPr>
                 <w:sz w:val="22"/>
@@ -19380,7 +17767,6 @@
               </w:rPr>
               <w:t>float</w:t>
             </w:r>
-            <w:proofErr w:type="spellEnd"/>
           </w:p>
         </w:tc>
         <w:tc>
@@ -19451,23 +17837,7 @@
                 <w:sz w:val="22"/>
                 <w:szCs w:val="22"/>
               </w:rPr>
-              <w:t xml:space="preserve">TVOC en </w:t>
-            </w:r>
-            <w:proofErr w:type="spellStart"/>
-            <w:r>
-              <w:rPr>
-                <w:sz w:val="22"/>
-                <w:szCs w:val="22"/>
-              </w:rPr>
-              <w:t>ppb</w:t>
-            </w:r>
-            <w:proofErr w:type="spellEnd"/>
-            <w:r>
-              <w:rPr>
-                <w:sz w:val="22"/>
-                <w:szCs w:val="22"/>
-              </w:rPr>
-              <w:t xml:space="preserve"> (CCS811)</w:t>
+              <w:t>TVOC en ppb (CCS811)</w:t>
             </w:r>
           </w:p>
         </w:tc>
@@ -19537,7 +17907,6 @@
                 <w:szCs w:val="22"/>
               </w:rPr>
             </w:pPr>
-            <w:proofErr w:type="spellStart"/>
             <w:r>
               <w:rPr>
                 <w:sz w:val="22"/>
@@ -19545,7 +17914,6 @@
               </w:rPr>
               <w:t>string</w:t>
             </w:r>
-            <w:proofErr w:type="spellEnd"/>
           </w:p>
         </w:tc>
         <w:tc>
@@ -19685,7 +18053,6 @@
                 <w:szCs w:val="22"/>
               </w:rPr>
             </w:pPr>
-            <w:proofErr w:type="spellStart"/>
             <w:r>
               <w:rPr>
                 <w:sz w:val="22"/>
@@ -19693,7 +18060,6 @@
               </w:rPr>
               <w:t>long</w:t>
             </w:r>
-            <w:proofErr w:type="spellEnd"/>
           </w:p>
         </w:tc>
         <w:tc>
@@ -19759,46 +18125,12 @@
                 <w:szCs w:val="22"/>
               </w:rPr>
             </w:pPr>
-            <w:proofErr w:type="spellStart"/>
-            <w:r>
-              <w:rPr>
-                <w:sz w:val="22"/>
-                <w:szCs w:val="22"/>
-              </w:rPr>
-              <w:t>Timestamp</w:t>
-            </w:r>
-            <w:proofErr w:type="spellEnd"/>
-            <w:r>
-              <w:rPr>
-                <w:sz w:val="22"/>
-                <w:szCs w:val="22"/>
-              </w:rPr>
-              <w:t xml:space="preserve"> en milisegundos desde arranque (</w:t>
-            </w:r>
-            <w:proofErr w:type="spellStart"/>
-            <w:proofErr w:type="gramStart"/>
-            <w:r>
-              <w:rPr>
-                <w:sz w:val="22"/>
-                <w:szCs w:val="22"/>
-              </w:rPr>
-              <w:t>millis</w:t>
-            </w:r>
-            <w:proofErr w:type="spellEnd"/>
-            <w:r>
-              <w:rPr>
-                <w:sz w:val="22"/>
-                <w:szCs w:val="22"/>
-              </w:rPr>
-              <w:t>(</w:t>
-            </w:r>
-            <w:proofErr w:type="gramEnd"/>
-            <w:r>
-              <w:rPr>
-                <w:sz w:val="22"/>
-                <w:szCs w:val="22"/>
-              </w:rPr>
-              <w:t>))</w:t>
+            <w:r>
+              <w:rPr>
+                <w:sz w:val="22"/>
+                <w:szCs w:val="22"/>
+              </w:rPr>
+              <w:t>Timestamp en milisegundos desde arranque (millis())</w:t>
             </w:r>
           </w:p>
         </w:tc>
@@ -19844,23 +18176,7 @@
           <w:sz w:val="22"/>
           <w:szCs w:val="22"/>
         </w:rPr>
-        <w:t xml:space="preserve"> “CO:40.</w:t>
-      </w:r>
-      <w:proofErr w:type="gramStart"/>
-      <w:r>
-        <w:rPr>
-          <w:sz w:val="22"/>
-          <w:szCs w:val="22"/>
-        </w:rPr>
-        <w:t>37,NO</w:t>
-      </w:r>
-      <w:proofErr w:type="gramEnd"/>
-      <w:r>
-        <w:rPr>
-          <w:sz w:val="22"/>
-          <w:szCs w:val="22"/>
-        </w:rPr>
-        <w:t>2:13.159,CO2:415.0,VOC:0.0,EST:ALARMA”, pero lo empaqueta de la siguiente manera.</w:t>
+        <w:t xml:space="preserve"> “CO:40.37,NO2:13.159,CO2:415.0,VOC:0.0,EST:ALARMA”, pero lo empaqueta de la siguiente manera.</w:t>
       </w:r>
     </w:p>
     <w:p>
@@ -20060,21 +18376,12 @@
           <w:szCs w:val="22"/>
         </w:rPr>
       </w:pPr>
-      <w:proofErr w:type="spellStart"/>
-      <w:r>
-        <w:rPr>
-          <w:sz w:val="22"/>
-          <w:szCs w:val="22"/>
-        </w:rPr>
-        <w:t>co</w:t>
-      </w:r>
-      <w:proofErr w:type="spellEnd"/>
-      <w:r>
-        <w:rPr>
-          <w:sz w:val="22"/>
-          <w:szCs w:val="22"/>
-        </w:rPr>
-        <w:t xml:space="preserve"> y no2 usan 2–3 decimales para preservar la resolución del ADC de 12 bits.</w:t>
+      <w:r>
+        <w:rPr>
+          <w:sz w:val="22"/>
+          <w:szCs w:val="22"/>
+        </w:rPr>
+        <w:t>co y no2 usan 2–3 decimales para preservar la resolución del ADC de 12 bits.</w:t>
       </w:r>
     </w:p>
     <w:p>
@@ -20095,23 +18402,7 @@
           <w:sz w:val="22"/>
           <w:szCs w:val="22"/>
         </w:rPr>
-        <w:t xml:space="preserve">co2 y </w:t>
-      </w:r>
-      <w:proofErr w:type="spellStart"/>
-      <w:r>
-        <w:rPr>
-          <w:sz w:val="22"/>
-          <w:szCs w:val="22"/>
-        </w:rPr>
-        <w:t>voc</w:t>
-      </w:r>
-      <w:proofErr w:type="spellEnd"/>
-      <w:r>
-        <w:rPr>
-          <w:sz w:val="22"/>
-          <w:szCs w:val="22"/>
-        </w:rPr>
-        <w:t xml:space="preserve"> usan 1 decimal; el CCS811 entrega valores enteros internamente.</w:t>
+        <w:t>co2 y voc usan 1 decimal; el CCS811 entrega valores enteros internamente.</w:t>
       </w:r>
     </w:p>
     <w:p>
@@ -20191,43 +18482,7 @@
           <w:sz w:val="22"/>
           <w:szCs w:val="22"/>
         </w:rPr>
-        <w:t>16.3 Frecuencia de envío y justificación (</w:t>
-      </w:r>
-      <w:proofErr w:type="spellStart"/>
-      <w:r>
-        <w:rPr>
-          <w:color w:val="000000" w:themeColor="text1"/>
-          <w:sz w:val="22"/>
-          <w:szCs w:val="22"/>
-        </w:rPr>
-        <w:t>indoor</w:t>
-      </w:r>
-      <w:proofErr w:type="spellEnd"/>
-      <w:r>
-        <w:rPr>
-          <w:color w:val="000000" w:themeColor="text1"/>
-          <w:sz w:val="22"/>
-          <w:szCs w:val="22"/>
-        </w:rPr>
-        <w:t>/</w:t>
-      </w:r>
-      <w:proofErr w:type="spellStart"/>
-      <w:r>
-        <w:rPr>
-          <w:color w:val="000000" w:themeColor="text1"/>
-          <w:sz w:val="22"/>
-          <w:szCs w:val="22"/>
-        </w:rPr>
-        <w:t>outdoor</w:t>
-      </w:r>
-      <w:proofErr w:type="spellEnd"/>
-      <w:r>
-        <w:rPr>
-          <w:color w:val="000000" w:themeColor="text1"/>
-          <w:sz w:val="22"/>
-          <w:szCs w:val="22"/>
-        </w:rPr>
-        <w:t>)</w:t>
+        <w:t>16.3 Frecuencia de envío y justificación (indoor/outdoor)</w:t>
       </w:r>
     </w:p>
     <w:p>
@@ -20246,25 +18501,7 @@
           <w:szCs w:val="22"/>
         </w:rPr>
         <w:lastRenderedPageBreak/>
-        <w:t xml:space="preserve">La frecuencia de muestreo y publicación se definió en 1 segundo (INTERVALO_MS = 1000) con </w:t>
-      </w:r>
-      <w:proofErr w:type="spellStart"/>
-      <w:r>
-        <w:rPr>
-          <w:color w:val="000000" w:themeColor="text1"/>
-          <w:sz w:val="22"/>
-          <w:szCs w:val="22"/>
-        </w:rPr>
-        <w:t>polling</w:t>
-      </w:r>
-      <w:proofErr w:type="spellEnd"/>
-      <w:r>
-        <w:rPr>
-          <w:color w:val="000000" w:themeColor="text1"/>
-          <w:sz w:val="22"/>
-          <w:szCs w:val="22"/>
-        </w:rPr>
-        <w:t xml:space="preserve"> del cliente cada 500 ms, por las siguientes razones:</w:t>
+        <w:t>La frecuencia de muestreo y publicación se definió en 1 segundo (INTERVALO_MS = 1000) con polling del cliente cada 500 ms, por las siguientes razones:</w:t>
       </w:r>
     </w:p>
     <w:p>
@@ -20294,29 +18531,7 @@
           <w:sz w:val="22"/>
           <w:szCs w:val="22"/>
         </w:rPr>
-        <w:t xml:space="preserve">Aplicación </w:t>
-      </w:r>
-      <w:proofErr w:type="spellStart"/>
-      <w:r>
-        <w:rPr>
-          <w:b/>
-          <w:bCs/>
-          <w:color w:val="000000" w:themeColor="text1"/>
-          <w:sz w:val="22"/>
-          <w:szCs w:val="22"/>
-        </w:rPr>
-        <w:t>indoor</w:t>
-      </w:r>
-      <w:proofErr w:type="spellEnd"/>
-      <w:r>
-        <w:rPr>
-          <w:b/>
-          <w:bCs/>
-          <w:color w:val="000000" w:themeColor="text1"/>
-          <w:sz w:val="22"/>
-          <w:szCs w:val="22"/>
-        </w:rPr>
-        <w:t xml:space="preserve"> (ambiente controlado — laboratorio UCEVA):</w:t>
+        <w:t>Aplicación indoor (ambiente controlado — laboratorio UCEVA):</w:t>
       </w:r>
     </w:p>
     <w:p>
@@ -20432,29 +18647,7 @@
           <w:sz w:val="22"/>
           <w:szCs w:val="22"/>
         </w:rPr>
-        <w:t xml:space="preserve">Consideraciones para aplicación </w:t>
-      </w:r>
-      <w:proofErr w:type="spellStart"/>
-      <w:r>
-        <w:rPr>
-          <w:b/>
-          <w:bCs/>
-          <w:color w:val="000000" w:themeColor="text1"/>
-          <w:sz w:val="22"/>
-          <w:szCs w:val="22"/>
-        </w:rPr>
-        <w:t>outdoor</w:t>
-      </w:r>
-      <w:proofErr w:type="spellEnd"/>
-      <w:r>
-        <w:rPr>
-          <w:b/>
-          <w:bCs/>
-          <w:color w:val="000000" w:themeColor="text1"/>
-          <w:sz w:val="22"/>
-          <w:szCs w:val="22"/>
-        </w:rPr>
-        <w:t xml:space="preserve"> (si se extiende el proyecto):</w:t>
+        <w:t>Consideraciones para aplicación outdoor (si se extiende el proyecto):</w:t>
       </w:r>
     </w:p>
     <w:p>
@@ -20517,43 +18710,7 @@
           <w:sz w:val="22"/>
           <w:szCs w:val="22"/>
         </w:rPr>
-        <w:t xml:space="preserve">A mayor frecuencia, aumenta el consumo energético. Para operación con batería se recomienda modo </w:t>
-      </w:r>
-      <w:proofErr w:type="spellStart"/>
-      <w:r>
-        <w:rPr>
-          <w:color w:val="000000" w:themeColor="text1"/>
-          <w:sz w:val="22"/>
-          <w:szCs w:val="22"/>
-        </w:rPr>
-        <w:t>deep</w:t>
-      </w:r>
-      <w:proofErr w:type="spellEnd"/>
-      <w:r>
-        <w:rPr>
-          <w:color w:val="000000" w:themeColor="text1"/>
-          <w:sz w:val="22"/>
-          <w:szCs w:val="22"/>
-        </w:rPr>
-        <w:t xml:space="preserve"> </w:t>
-      </w:r>
-      <w:proofErr w:type="spellStart"/>
-      <w:r>
-        <w:rPr>
-          <w:color w:val="000000" w:themeColor="text1"/>
-          <w:sz w:val="22"/>
-          <w:szCs w:val="22"/>
-        </w:rPr>
-        <w:t>sleep</w:t>
-      </w:r>
-      <w:proofErr w:type="spellEnd"/>
-      <w:r>
-        <w:rPr>
-          <w:color w:val="000000" w:themeColor="text1"/>
-          <w:sz w:val="22"/>
-          <w:szCs w:val="22"/>
-        </w:rPr>
-        <w:t xml:space="preserve"> entre lecturas con transmisión cada 5–10 s.</w:t>
+        <w:t>A mayor frecuencia, aumenta el consumo energético. Para operación con batería se recomienda modo deep sleep entre lecturas con transmisión cada 5–10 s.</w:t>
       </w:r>
     </w:p>
     <w:p>
@@ -20576,25 +18733,7 @@
           <w:sz w:val="22"/>
           <w:szCs w:val="22"/>
         </w:rPr>
-        <w:t xml:space="preserve">La frecuencia de </w:t>
-      </w:r>
-      <w:proofErr w:type="spellStart"/>
-      <w:r>
-        <w:rPr>
-          <w:color w:val="000000" w:themeColor="text1"/>
-          <w:sz w:val="22"/>
-          <w:szCs w:val="22"/>
-        </w:rPr>
-        <w:t>polling</w:t>
-      </w:r>
-      <w:proofErr w:type="spellEnd"/>
-      <w:r>
-        <w:rPr>
-          <w:color w:val="000000" w:themeColor="text1"/>
-          <w:sz w:val="22"/>
-          <w:szCs w:val="22"/>
-        </w:rPr>
-        <w:t xml:space="preserve"> del cliente puede aumentarse a 200 ms sin impacto significativo en la red local.</w:t>
+        <w:t>La frecuencia de polling del cliente puede aumentarse a 200 ms sin impacto significativo en la red local.</w:t>
       </w:r>
     </w:p>
     <w:p>
@@ -20670,29 +18809,7 @@
           <w:sz w:val="22"/>
           <w:szCs w:val="22"/>
         </w:rPr>
-        <w:t xml:space="preserve">Reconexión </w:t>
-      </w:r>
-      <w:proofErr w:type="spellStart"/>
-      <w:r>
-        <w:rPr>
-          <w:b/>
-          <w:bCs/>
-          <w:color w:val="000000" w:themeColor="text1"/>
-          <w:sz w:val="22"/>
-          <w:szCs w:val="22"/>
-        </w:rPr>
-        <w:t>WiFi</w:t>
-      </w:r>
-      <w:proofErr w:type="spellEnd"/>
-      <w:r>
-        <w:rPr>
-          <w:b/>
-          <w:bCs/>
-          <w:color w:val="000000" w:themeColor="text1"/>
-          <w:sz w:val="22"/>
-          <w:szCs w:val="22"/>
-        </w:rPr>
-        <w:t>:</w:t>
+        <w:t>Reconexión WiFi:</w:t>
       </w:r>
     </w:p>
     <w:p>
@@ -20715,97 +18832,7 @@
           <w:sz w:val="22"/>
           <w:szCs w:val="22"/>
         </w:rPr>
-        <w:t xml:space="preserve">Si el ESP32-S3 pierde la conexión </w:t>
-      </w:r>
-      <w:proofErr w:type="spellStart"/>
-      <w:r>
-        <w:rPr>
-          <w:color w:val="000000" w:themeColor="text1"/>
-          <w:sz w:val="22"/>
-          <w:szCs w:val="22"/>
-        </w:rPr>
-        <w:t>WiFi</w:t>
-      </w:r>
-      <w:proofErr w:type="spellEnd"/>
-      <w:r>
-        <w:rPr>
-          <w:color w:val="000000" w:themeColor="text1"/>
-          <w:sz w:val="22"/>
-          <w:szCs w:val="22"/>
-        </w:rPr>
-        <w:t xml:space="preserve">, </w:t>
-      </w:r>
-      <w:proofErr w:type="spellStart"/>
-      <w:r>
-        <w:rPr>
-          <w:color w:val="000000" w:themeColor="text1"/>
-          <w:sz w:val="22"/>
-          <w:szCs w:val="22"/>
-        </w:rPr>
-        <w:t>WiFi.status</w:t>
-      </w:r>
-      <w:proofErr w:type="spellEnd"/>
-      <w:r>
-        <w:rPr>
-          <w:color w:val="000000" w:themeColor="text1"/>
-          <w:sz w:val="22"/>
-          <w:szCs w:val="22"/>
-        </w:rPr>
-        <w:t>(</w:t>
-      </w:r>
-      <w:proofErr w:type="gramStart"/>
-      <w:r>
-        <w:rPr>
-          <w:color w:val="000000" w:themeColor="text1"/>
-          <w:sz w:val="22"/>
-          <w:szCs w:val="22"/>
-        </w:rPr>
-        <w:t>) !</w:t>
-      </w:r>
-      <w:proofErr w:type="gramEnd"/>
-      <w:r>
-        <w:rPr>
-          <w:color w:val="000000" w:themeColor="text1"/>
-          <w:sz w:val="22"/>
-          <w:szCs w:val="22"/>
-        </w:rPr>
-        <w:t xml:space="preserve">= WL_CONNECTED es detectado en el </w:t>
-      </w:r>
-      <w:proofErr w:type="spellStart"/>
-      <w:r>
-        <w:rPr>
-          <w:color w:val="000000" w:themeColor="text1"/>
-          <w:sz w:val="22"/>
-          <w:szCs w:val="22"/>
-        </w:rPr>
-        <w:t>loop</w:t>
-      </w:r>
-      <w:proofErr w:type="spellEnd"/>
-      <w:r>
-        <w:rPr>
-          <w:color w:val="000000" w:themeColor="text1"/>
-          <w:sz w:val="22"/>
-          <w:szCs w:val="22"/>
-        </w:rPr>
-        <w:t xml:space="preserve">. Se puede agregar reconexión automática con </w:t>
-      </w:r>
-      <w:proofErr w:type="spellStart"/>
-      <w:r>
-        <w:rPr>
-          <w:color w:val="000000" w:themeColor="text1"/>
-          <w:sz w:val="22"/>
-          <w:szCs w:val="22"/>
-        </w:rPr>
-        <w:t>WiFi.reconnect</w:t>
-      </w:r>
-      <w:proofErr w:type="spellEnd"/>
-      <w:r>
-        <w:rPr>
-          <w:color w:val="000000" w:themeColor="text1"/>
-          <w:sz w:val="22"/>
-          <w:szCs w:val="22"/>
-        </w:rPr>
-        <w:t>().</w:t>
+        <w:t>Si el ESP32-S3 pierde la conexión WiFi, WiFi.status() != WL_CONNECTED es detectado en el loop. Se puede agregar reconexión automática con WiFi.reconnect().</w:t>
       </w:r>
     </w:p>
     <w:p>
@@ -20828,27 +18855,7 @@
           <w:sz w:val="22"/>
           <w:szCs w:val="22"/>
         </w:rPr>
-        <w:t xml:space="preserve">El servidor HTTP continúa ejecutando </w:t>
-      </w:r>
-      <w:proofErr w:type="spellStart"/>
-      <w:proofErr w:type="gramStart"/>
-      <w:r>
-        <w:rPr>
-          <w:color w:val="000000" w:themeColor="text1"/>
-          <w:sz w:val="22"/>
-          <w:szCs w:val="22"/>
-        </w:rPr>
-        <w:t>server.handleClient</w:t>
-      </w:r>
-      <w:proofErr w:type="spellEnd"/>
-      <w:proofErr w:type="gramEnd"/>
-      <w:r>
-        <w:rPr>
-          <w:color w:val="000000" w:themeColor="text1"/>
-          <w:sz w:val="22"/>
-          <w:szCs w:val="22"/>
-        </w:rPr>
-        <w:t>() independientemente del estado de las lecturas de sensores.</w:t>
+        <w:t>El servidor HTTP continúa ejecutando server.handleClient() independientemente del estado de las lecturas de sensores.</w:t>
       </w:r>
     </w:p>
     <w:p>
@@ -20901,99 +18908,7 @@
           <w:sz w:val="22"/>
           <w:szCs w:val="22"/>
         </w:rPr>
-        <w:t xml:space="preserve">Si </w:t>
-      </w:r>
-      <w:proofErr w:type="spellStart"/>
-      <w:proofErr w:type="gramStart"/>
-      <w:r>
-        <w:rPr>
-          <w:color w:val="000000" w:themeColor="text1"/>
-          <w:sz w:val="22"/>
-          <w:szCs w:val="22"/>
-        </w:rPr>
-        <w:t>ccs.begin</w:t>
-      </w:r>
-      <w:proofErr w:type="spellEnd"/>
-      <w:proofErr w:type="gramEnd"/>
-      <w:r>
-        <w:rPr>
-          <w:color w:val="000000" w:themeColor="text1"/>
-          <w:sz w:val="22"/>
-          <w:szCs w:val="22"/>
-        </w:rPr>
-        <w:t xml:space="preserve">() falla en el </w:t>
-      </w:r>
-      <w:proofErr w:type="spellStart"/>
-      <w:r>
-        <w:rPr>
-          <w:color w:val="000000" w:themeColor="text1"/>
-          <w:sz w:val="22"/>
-          <w:szCs w:val="22"/>
-        </w:rPr>
-        <w:t>setup</w:t>
-      </w:r>
-      <w:proofErr w:type="spellEnd"/>
-      <w:r>
-        <w:rPr>
-          <w:color w:val="000000" w:themeColor="text1"/>
-          <w:sz w:val="22"/>
-          <w:szCs w:val="22"/>
-        </w:rPr>
-        <w:t xml:space="preserve">, la bandera </w:t>
-      </w:r>
-      <w:proofErr w:type="spellStart"/>
-      <w:r>
-        <w:rPr>
-          <w:color w:val="000000" w:themeColor="text1"/>
-          <w:sz w:val="22"/>
-          <w:szCs w:val="22"/>
-        </w:rPr>
-        <w:t>ccsOK</w:t>
-      </w:r>
-      <w:proofErr w:type="spellEnd"/>
-      <w:r>
-        <w:rPr>
-          <w:color w:val="000000" w:themeColor="text1"/>
-          <w:sz w:val="22"/>
-          <w:szCs w:val="22"/>
-        </w:rPr>
-        <w:t xml:space="preserve"> = false evita que el </w:t>
-      </w:r>
-      <w:proofErr w:type="spellStart"/>
-      <w:r>
-        <w:rPr>
-          <w:color w:val="000000" w:themeColor="text1"/>
-          <w:sz w:val="22"/>
-          <w:szCs w:val="22"/>
-        </w:rPr>
-        <w:t>loop</w:t>
-      </w:r>
-      <w:proofErr w:type="spellEnd"/>
-      <w:r>
-        <w:rPr>
-          <w:color w:val="000000" w:themeColor="text1"/>
-          <w:sz w:val="22"/>
-          <w:szCs w:val="22"/>
-        </w:rPr>
-        <w:t xml:space="preserve"> intente leer el sensor. co2 y </w:t>
-      </w:r>
-      <w:proofErr w:type="spellStart"/>
-      <w:r>
-        <w:rPr>
-          <w:color w:val="000000" w:themeColor="text1"/>
-          <w:sz w:val="22"/>
-          <w:szCs w:val="22"/>
-        </w:rPr>
-        <w:t>voc</w:t>
-      </w:r>
-      <w:proofErr w:type="spellEnd"/>
-      <w:r>
-        <w:rPr>
-          <w:color w:val="000000" w:themeColor="text1"/>
-          <w:sz w:val="22"/>
-          <w:szCs w:val="22"/>
-        </w:rPr>
-        <w:t xml:space="preserve"> se mantienen en 0.</w:t>
+        <w:t>Si ccs.begin() falla en el setup, la bandera ccsOK = false evita que el loop intente leer el sensor. co2 y voc se mantienen en 0.</w:t>
       </w:r>
     </w:p>
     <w:p>
@@ -21055,7 +18970,6 @@
           <w:szCs w:val="22"/>
         </w:rPr>
       </w:pPr>
-      <w:proofErr w:type="spellStart"/>
       <w:r>
         <w:rPr>
           <w:b/>
@@ -21064,18 +18978,7 @@
           <w:sz w:val="22"/>
           <w:szCs w:val="22"/>
         </w:rPr>
-        <w:t>Timeout</w:t>
-      </w:r>
-      <w:proofErr w:type="spellEnd"/>
-      <w:r>
-        <w:rPr>
-          <w:b/>
-          <w:bCs/>
-          <w:color w:val="000000" w:themeColor="text1"/>
-          <w:sz w:val="22"/>
-          <w:szCs w:val="22"/>
-        </w:rPr>
-        <w:t xml:space="preserve"> HTTP en el cliente:</w:t>
+        <w:t>Timeout HTTP en el cliente:</w:t>
       </w:r>
     </w:p>
     <w:p>
@@ -21098,25 +19001,7 @@
           <w:sz w:val="22"/>
           <w:szCs w:val="22"/>
         </w:rPr>
-        <w:t xml:space="preserve">HttpReader.java y EspClient.java configuran </w:t>
-      </w:r>
-      <w:proofErr w:type="spellStart"/>
-      <w:r>
-        <w:rPr>
-          <w:color w:val="000000" w:themeColor="text1"/>
-          <w:sz w:val="22"/>
-          <w:szCs w:val="22"/>
-        </w:rPr>
-        <w:t>timeout</w:t>
-      </w:r>
-      <w:proofErr w:type="spellEnd"/>
-      <w:r>
-        <w:rPr>
-          <w:color w:val="000000" w:themeColor="text1"/>
-          <w:sz w:val="22"/>
-          <w:szCs w:val="22"/>
-        </w:rPr>
-        <w:t xml:space="preserve"> de conexión y lectura en 2–3 segundos. Si el ESP32 no responde, el cliente muestra “Sin conexión” en la GUI sin bloquear el hilo principal.</w:t>
+        <w:t>HttpReader.java y EspClient.java configuran timeout de conexión y lectura en 2–3 segundos. Si el ESP32 no responde, el cliente muestra “Sin conexión” en la GUI sin bloquear el hilo principal.</w:t>
       </w:r>
     </w:p>
     <w:p>
@@ -21139,25 +19024,7 @@
           <w:sz w:val="22"/>
           <w:szCs w:val="22"/>
         </w:rPr>
-        <w:t xml:space="preserve">El </w:t>
-      </w:r>
-      <w:proofErr w:type="spellStart"/>
-      <w:r>
-        <w:rPr>
-          <w:color w:val="000000" w:themeColor="text1"/>
-          <w:sz w:val="22"/>
-          <w:szCs w:val="22"/>
-        </w:rPr>
-        <w:t>polling</w:t>
-      </w:r>
-      <w:proofErr w:type="spellEnd"/>
-      <w:r>
-        <w:rPr>
-          <w:color w:val="000000" w:themeColor="text1"/>
-          <w:sz w:val="22"/>
-          <w:szCs w:val="22"/>
-        </w:rPr>
-        <w:t xml:space="preserve"> continúa automáticamente en el siguiente ciclo sin intervención del usuario.</w:t>
+        <w:t>El polling continúa automáticamente en el siguiente ciclo sin intervención del usuario.</w:t>
       </w:r>
     </w:p>
     <w:p>
@@ -21210,79 +19077,7 @@
           <w:sz w:val="22"/>
           <w:szCs w:val="22"/>
         </w:rPr>
-        <w:t xml:space="preserve">Al ser </w:t>
-      </w:r>
-      <w:proofErr w:type="spellStart"/>
-      <w:r>
-        <w:rPr>
-          <w:color w:val="000000" w:themeColor="text1"/>
-          <w:sz w:val="22"/>
-          <w:szCs w:val="22"/>
-        </w:rPr>
-        <w:t>polling</w:t>
-      </w:r>
-      <w:proofErr w:type="spellEnd"/>
-      <w:r>
-        <w:rPr>
-          <w:color w:val="000000" w:themeColor="text1"/>
-          <w:sz w:val="22"/>
-          <w:szCs w:val="22"/>
-        </w:rPr>
-        <w:t xml:space="preserve"> sin confirmación (</w:t>
-      </w:r>
-      <w:proofErr w:type="spellStart"/>
-      <w:r>
-        <w:rPr>
-          <w:color w:val="000000" w:themeColor="text1"/>
-          <w:sz w:val="22"/>
-          <w:szCs w:val="22"/>
-        </w:rPr>
-        <w:t>fire</w:t>
-      </w:r>
-      <w:proofErr w:type="spellEnd"/>
-      <w:r>
-        <w:rPr>
-          <w:color w:val="000000" w:themeColor="text1"/>
-          <w:sz w:val="22"/>
-          <w:szCs w:val="22"/>
-        </w:rPr>
-        <w:t>-and-</w:t>
-      </w:r>
-      <w:proofErr w:type="spellStart"/>
-      <w:r>
-        <w:rPr>
-          <w:color w:val="000000" w:themeColor="text1"/>
-          <w:sz w:val="22"/>
-          <w:szCs w:val="22"/>
-        </w:rPr>
-        <w:t>forget</w:t>
-      </w:r>
-      <w:proofErr w:type="spellEnd"/>
-      <w:r>
-        <w:rPr>
-          <w:color w:val="000000" w:themeColor="text1"/>
-          <w:sz w:val="22"/>
-          <w:szCs w:val="22"/>
-        </w:rPr>
-        <w:t xml:space="preserve">), si un </w:t>
-      </w:r>
-      <w:proofErr w:type="spellStart"/>
-      <w:r>
-        <w:rPr>
-          <w:color w:val="000000" w:themeColor="text1"/>
-          <w:sz w:val="22"/>
-          <w:szCs w:val="22"/>
-        </w:rPr>
-        <w:t>request</w:t>
-      </w:r>
-      <w:proofErr w:type="spellEnd"/>
-      <w:r>
-        <w:rPr>
-          <w:color w:val="000000" w:themeColor="text1"/>
-          <w:sz w:val="22"/>
-          <w:szCs w:val="22"/>
-        </w:rPr>
-        <w:t xml:space="preserve"> falla se pierde esa muestra. Para el alcance del proyecto (monitoreo en tiempo real) esto es aceptable.</w:t>
+        <w:t>Al ser polling sin confirmación (fire-and-forget), si un request falla se pierde esa muestra. Para el alcance del proyecto (monitoreo en tiempo real) esto es aceptable.</w:t>
       </w:r>
     </w:p>
     <w:p>
@@ -21306,25 +19101,7 @@
           <w:szCs w:val="22"/>
         </w:rPr>
         <w:lastRenderedPageBreak/>
-        <w:t xml:space="preserve">El historial de 120 puntos (2 minutos) en la GUI Java permite visualizar tendencias </w:t>
-      </w:r>
-      <w:proofErr w:type="gramStart"/>
-      <w:r>
-        <w:rPr>
-          <w:color w:val="000000" w:themeColor="text1"/>
-          <w:sz w:val="22"/>
-          <w:szCs w:val="22"/>
-        </w:rPr>
-        <w:t>recientes</w:t>
-      </w:r>
-      <w:proofErr w:type="gramEnd"/>
-      <w:r>
-        <w:rPr>
-          <w:color w:val="000000" w:themeColor="text1"/>
-          <w:sz w:val="22"/>
-          <w:szCs w:val="22"/>
-        </w:rPr>
-        <w:t xml:space="preserve"> aunque haya caídas momentáneas.</w:t>
+        <w:t>El historial de 120 puntos (2 minutos) en la GUI Java permite visualizar tendencias recientes aunque haya caídas momentáneas.</w:t>
       </w:r>
     </w:p>
     <w:p>
@@ -21347,43 +19124,7 @@
           <w:sz w:val="22"/>
           <w:szCs w:val="22"/>
         </w:rPr>
-        <w:t xml:space="preserve">Para aplicaciones críticas se recomienda agregar almacenamiento en microSD o MQTT con </w:t>
-      </w:r>
-      <w:proofErr w:type="spellStart"/>
-      <w:r>
-        <w:rPr>
-          <w:color w:val="000000" w:themeColor="text1"/>
-          <w:sz w:val="22"/>
-          <w:szCs w:val="22"/>
-        </w:rPr>
-        <w:t>broker</w:t>
-      </w:r>
-      <w:proofErr w:type="spellEnd"/>
-      <w:r>
-        <w:rPr>
-          <w:color w:val="000000" w:themeColor="text1"/>
-          <w:sz w:val="22"/>
-          <w:szCs w:val="22"/>
-        </w:rPr>
-        <w:t xml:space="preserve"> local (</w:t>
-      </w:r>
-      <w:proofErr w:type="spellStart"/>
-      <w:r>
-        <w:rPr>
-          <w:color w:val="000000" w:themeColor="text1"/>
-          <w:sz w:val="22"/>
-          <w:szCs w:val="22"/>
-        </w:rPr>
-        <w:t>Mosquitto</w:t>
-      </w:r>
-      <w:proofErr w:type="spellEnd"/>
-      <w:r>
-        <w:rPr>
-          <w:color w:val="000000" w:themeColor="text1"/>
-          <w:sz w:val="22"/>
-          <w:szCs w:val="22"/>
-        </w:rPr>
-        <w:t>).</w:t>
+        <w:t>Para aplicaciones críticas se recomienda agregar almacenamiento en microSD o MQTT con broker local (Mosquitto).</w:t>
       </w:r>
     </w:p>
     <w:p>
@@ -21401,25 +19142,7 @@
           <w:sz w:val="22"/>
           <w:szCs w:val="22"/>
         </w:rPr>
-        <w:t xml:space="preserve">17. </w:t>
-      </w:r>
-      <w:proofErr w:type="spellStart"/>
-      <w:r>
-        <w:rPr>
-          <w:color w:val="000000" w:themeColor="text1"/>
-          <w:sz w:val="22"/>
-          <w:szCs w:val="22"/>
-        </w:rPr>
-        <w:t>Dashboard</w:t>
-      </w:r>
-      <w:proofErr w:type="spellEnd"/>
-      <w:r>
-        <w:rPr>
-          <w:color w:val="000000" w:themeColor="text1"/>
-          <w:sz w:val="22"/>
-          <w:szCs w:val="22"/>
-        </w:rPr>
-        <w:t xml:space="preserve"> y Visualización</w:t>
+        <w:t>17. Dashboard y Visualización</w:t>
       </w:r>
     </w:p>
     <w:p>
@@ -21437,25 +19160,7 @@
           <w:sz w:val="22"/>
           <w:szCs w:val="22"/>
         </w:rPr>
-        <w:t xml:space="preserve">17.1 Descripción del tablero (variables, gráficas, filtros por </w:t>
-      </w:r>
-      <w:proofErr w:type="spellStart"/>
-      <w:r>
-        <w:rPr>
-          <w:color w:val="000000" w:themeColor="text1"/>
-          <w:sz w:val="22"/>
-          <w:szCs w:val="22"/>
-        </w:rPr>
-        <w:t>environment</w:t>
-      </w:r>
-      <w:proofErr w:type="spellEnd"/>
-      <w:r>
-        <w:rPr>
-          <w:color w:val="000000" w:themeColor="text1"/>
-          <w:sz w:val="22"/>
-          <w:szCs w:val="22"/>
-        </w:rPr>
-        <w:t>)</w:t>
+        <w:t>17.1 Descripción del tablero (variables, gráficas, filtros por environment)</w:t>
       </w:r>
     </w:p>
     <w:p>
@@ -21473,43 +19178,7 @@
           <w:sz w:val="22"/>
           <w:szCs w:val="22"/>
         </w:rPr>
-        <w:t xml:space="preserve">El sistema cuenta con dos </w:t>
-      </w:r>
-      <w:proofErr w:type="spellStart"/>
-      <w:r>
-        <w:rPr>
-          <w:color w:val="000000" w:themeColor="text1"/>
-          <w:sz w:val="22"/>
-          <w:szCs w:val="22"/>
-        </w:rPr>
-        <w:t>dashboards</w:t>
-      </w:r>
-      <w:proofErr w:type="spellEnd"/>
-      <w:r>
-        <w:rPr>
-          <w:color w:val="000000" w:themeColor="text1"/>
-          <w:sz w:val="22"/>
-          <w:szCs w:val="22"/>
-        </w:rPr>
-        <w:t xml:space="preserve"> complementarios: la GUI de escritorio (Java/Swing, NetBeans) y la app móvil Android. Ambos consumen el mismo </w:t>
-      </w:r>
-      <w:proofErr w:type="spellStart"/>
-      <w:r>
-        <w:rPr>
-          <w:color w:val="000000" w:themeColor="text1"/>
-          <w:sz w:val="22"/>
-          <w:szCs w:val="22"/>
-        </w:rPr>
-        <w:t>endpoint</w:t>
-      </w:r>
-      <w:proofErr w:type="spellEnd"/>
-      <w:r>
-        <w:rPr>
-          <w:color w:val="000000" w:themeColor="text1"/>
-          <w:sz w:val="22"/>
-          <w:szCs w:val="22"/>
-        </w:rPr>
-        <w:t xml:space="preserve"> JSON del ESP32-S3.</w:t>
+        <w:t>El sistema cuenta con dos dashboards complementarios: la GUI de escritorio (Java/Swing, NetBeans) y la app móvil Android. Ambos consumen el mismo endpoint JSON del ESP32-S3.</w:t>
       </w:r>
     </w:p>
     <w:p>
@@ -21539,29 +19208,7 @@
           <w:sz w:val="22"/>
           <w:szCs w:val="22"/>
         </w:rPr>
-        <w:t xml:space="preserve">GUI de escritorio — </w:t>
-      </w:r>
-      <w:proofErr w:type="spellStart"/>
-      <w:r>
-        <w:rPr>
-          <w:b/>
-          <w:bCs/>
-          <w:color w:val="000000" w:themeColor="text1"/>
-          <w:sz w:val="22"/>
-          <w:szCs w:val="22"/>
-        </w:rPr>
-        <w:t>AirMonitorGUI</w:t>
-      </w:r>
-      <w:proofErr w:type="spellEnd"/>
-      <w:r>
-        <w:rPr>
-          <w:b/>
-          <w:bCs/>
-          <w:color w:val="000000" w:themeColor="text1"/>
-          <w:sz w:val="22"/>
-          <w:szCs w:val="22"/>
-        </w:rPr>
-        <w:t>:</w:t>
+        <w:t>GUI de escritorio — AirMonitorGUI:</w:t>
       </w:r>
     </w:p>
     <w:p>
@@ -21584,43 +19231,7 @@
           <w:sz w:val="22"/>
           <w:szCs w:val="22"/>
         </w:rPr>
-        <w:t>4 gauges circulares animados (</w:t>
-      </w:r>
-      <w:proofErr w:type="spellStart"/>
-      <w:r>
-        <w:rPr>
-          <w:color w:val="000000" w:themeColor="text1"/>
-          <w:sz w:val="22"/>
-          <w:szCs w:val="22"/>
-        </w:rPr>
-        <w:t>lerp</w:t>
-      </w:r>
-      <w:proofErr w:type="spellEnd"/>
-      <w:r>
-        <w:rPr>
-          <w:color w:val="000000" w:themeColor="text1"/>
-          <w:sz w:val="22"/>
-          <w:szCs w:val="22"/>
-        </w:rPr>
-        <w:t xml:space="preserve"> a 60 </w:t>
-      </w:r>
-      <w:proofErr w:type="spellStart"/>
-      <w:r>
-        <w:rPr>
-          <w:color w:val="000000" w:themeColor="text1"/>
-          <w:sz w:val="22"/>
-          <w:szCs w:val="22"/>
-        </w:rPr>
-        <w:t>fps</w:t>
-      </w:r>
-      <w:proofErr w:type="spellEnd"/>
-      <w:r>
-        <w:rPr>
-          <w:color w:val="000000" w:themeColor="text1"/>
-          <w:sz w:val="22"/>
-          <w:szCs w:val="22"/>
-        </w:rPr>
-        <w:t>), uno por gas: CO [ppm], NO</w:t>
+        <w:t>4 gauges circulares animados (lerp a 60 fps), uno por gas: CO [ppm], NO</w:t>
       </w:r>
       <w:r>
         <w:rPr>
@@ -21654,25 +19265,7 @@
           <w:sz w:val="22"/>
           <w:szCs w:val="22"/>
         </w:rPr>
-        <w:t xml:space="preserve"> [ppm], VOC [</w:t>
-      </w:r>
-      <w:proofErr w:type="spellStart"/>
-      <w:r>
-        <w:rPr>
-          <w:color w:val="000000" w:themeColor="text1"/>
-          <w:sz w:val="22"/>
-          <w:szCs w:val="22"/>
-        </w:rPr>
-        <w:t>ppb</w:t>
-      </w:r>
-      <w:proofErr w:type="spellEnd"/>
-      <w:r>
-        <w:rPr>
-          <w:color w:val="000000" w:themeColor="text1"/>
-          <w:sz w:val="22"/>
-          <w:szCs w:val="22"/>
-        </w:rPr>
-        <w:t>].</w:t>
+        <w:t xml:space="preserve"> [ppm], VOC [ppb].</w:t>
       </w:r>
     </w:p>
     <w:p>
@@ -21843,23 +19436,13 @@
           <w:szCs w:val="22"/>
         </w:rPr>
       </w:pPr>
-      <w:proofErr w:type="spellStart"/>
-      <w:r>
-        <w:rPr>
-          <w:color w:val="000000" w:themeColor="text1"/>
-          <w:sz w:val="22"/>
-          <w:szCs w:val="22"/>
-        </w:rPr>
-        <w:t>Timestamp</w:t>
-      </w:r>
-      <w:proofErr w:type="spellEnd"/>
-      <w:r>
-        <w:rPr>
-          <w:color w:val="000000" w:themeColor="text1"/>
-          <w:sz w:val="22"/>
-          <w:szCs w:val="22"/>
-        </w:rPr>
-        <w:t xml:space="preserve"> de última actualización, indicador de conexión y campo de IP configurable.</w:t>
+      <w:r>
+        <w:rPr>
+          <w:color w:val="000000" w:themeColor="text1"/>
+          <w:sz w:val="22"/>
+          <w:szCs w:val="22"/>
+        </w:rPr>
+        <w:t>Timestamp de última actualización, indicador de conexión y campo de IP configurable.</w:t>
       </w:r>
     </w:p>
     <w:p>
@@ -21879,29 +19462,7 @@
           <w:sz w:val="22"/>
           <w:szCs w:val="22"/>
         </w:rPr>
-        <w:t xml:space="preserve">App Android — Gas Monitor </w:t>
-      </w:r>
-      <w:proofErr w:type="gramStart"/>
-      <w:r>
-        <w:rPr>
-          <w:b/>
-          <w:bCs/>
-          <w:color w:val="000000" w:themeColor="text1"/>
-          <w:sz w:val="22"/>
-          <w:szCs w:val="22"/>
-        </w:rPr>
-        <w:t>P.I</w:t>
-      </w:r>
-      <w:proofErr w:type="gramEnd"/>
-      <w:r>
-        <w:rPr>
-          <w:b/>
-          <w:bCs/>
-          <w:color w:val="000000" w:themeColor="text1"/>
-          <w:sz w:val="22"/>
-          <w:szCs w:val="22"/>
-        </w:rPr>
-        <w:t>6Def:</w:t>
+        <w:t>App Android — Gas Monitor P.I6Def:</w:t>
       </w:r>
     </w:p>
     <w:p>
@@ -21918,23 +19479,13 @@
           <w:szCs w:val="22"/>
         </w:rPr>
       </w:pPr>
-      <w:proofErr w:type="spellStart"/>
-      <w:r>
-        <w:rPr>
-          <w:color w:val="000000" w:themeColor="text1"/>
-          <w:sz w:val="22"/>
-          <w:szCs w:val="22"/>
-        </w:rPr>
-        <w:t>Grid</w:t>
-      </w:r>
-      <w:proofErr w:type="spellEnd"/>
-      <w:r>
-        <w:rPr>
-          <w:color w:val="000000" w:themeColor="text1"/>
-          <w:sz w:val="22"/>
-          <w:szCs w:val="22"/>
-        </w:rPr>
-        <w:t xml:space="preserve"> 2×2 de tarjetas de valor en tiempo real con indicador de color (punto verde/ámbar/rojo).</w:t>
+      <w:r>
+        <w:rPr>
+          <w:color w:val="000000" w:themeColor="text1"/>
+          <w:sz w:val="22"/>
+          <w:szCs w:val="22"/>
+        </w:rPr>
+        <w:t>Grid 2×2 de tarjetas de valor en tiempo real con indicador de color (punto verde/ámbar/rojo).</w:t>
       </w:r>
     </w:p>
     <w:p>
@@ -21957,43 +19508,7 @@
           <w:sz w:val="22"/>
           <w:szCs w:val="22"/>
         </w:rPr>
-        <w:t xml:space="preserve">4 gráficas </w:t>
-      </w:r>
-      <w:proofErr w:type="spellStart"/>
-      <w:r>
-        <w:rPr>
-          <w:color w:val="000000" w:themeColor="text1"/>
-          <w:sz w:val="22"/>
-          <w:szCs w:val="22"/>
-        </w:rPr>
-        <w:t>LineChart</w:t>
-      </w:r>
-      <w:proofErr w:type="spellEnd"/>
-      <w:r>
-        <w:rPr>
-          <w:color w:val="000000" w:themeColor="text1"/>
-          <w:sz w:val="22"/>
-          <w:szCs w:val="22"/>
-        </w:rPr>
-        <w:t xml:space="preserve"> (</w:t>
-      </w:r>
-      <w:proofErr w:type="spellStart"/>
-      <w:r>
-        <w:rPr>
-          <w:color w:val="000000" w:themeColor="text1"/>
-          <w:sz w:val="22"/>
-          <w:szCs w:val="22"/>
-        </w:rPr>
-        <w:t>MPAndroidChart</w:t>
-      </w:r>
-      <w:proofErr w:type="spellEnd"/>
-      <w:r>
-        <w:rPr>
-          <w:color w:val="000000" w:themeColor="text1"/>
-          <w:sz w:val="22"/>
-          <w:szCs w:val="22"/>
-        </w:rPr>
-        <w:t>) con últimos 60 puntos, relleno y animación.</w:t>
+        <w:t>4 gráficas LineChart (MPAndroidChart) con últimos 60 puntos, relleno y animación.</w:t>
       </w:r>
     </w:p>
     <w:p>
@@ -22062,25 +19577,7 @@
           <w:sz w:val="22"/>
           <w:szCs w:val="22"/>
         </w:rPr>
-        <w:t xml:space="preserve">Sistema de notificaciones </w:t>
-      </w:r>
-      <w:proofErr w:type="spellStart"/>
-      <w:r>
-        <w:rPr>
-          <w:color w:val="000000" w:themeColor="text1"/>
-          <w:sz w:val="22"/>
-          <w:szCs w:val="22"/>
-        </w:rPr>
-        <w:t>push</w:t>
-      </w:r>
-      <w:proofErr w:type="spellEnd"/>
-      <w:r>
-        <w:rPr>
-          <w:color w:val="000000" w:themeColor="text1"/>
-          <w:sz w:val="22"/>
-          <w:szCs w:val="22"/>
-        </w:rPr>
-        <w:t xml:space="preserve"> nativas Android por canal (advertencia, peligro, alarma con vibración).</w:t>
+        <w:t>Sistema de notificaciones push nativas Android por canal (advertencia, peligro, alarma con vibración).</w:t>
       </w:r>
     </w:p>
     <w:p>
@@ -22100,29 +19597,7 @@
           <w:sz w:val="22"/>
           <w:szCs w:val="22"/>
         </w:rPr>
-        <w:t xml:space="preserve">Filtros por </w:t>
-      </w:r>
-      <w:proofErr w:type="spellStart"/>
-      <w:r>
-        <w:rPr>
-          <w:b/>
-          <w:bCs/>
-          <w:color w:val="000000" w:themeColor="text1"/>
-          <w:sz w:val="22"/>
-          <w:szCs w:val="22"/>
-        </w:rPr>
-        <w:t>environment</w:t>
-      </w:r>
-      <w:proofErr w:type="spellEnd"/>
-      <w:r>
-        <w:rPr>
-          <w:b/>
-          <w:bCs/>
-          <w:color w:val="000000" w:themeColor="text1"/>
-          <w:sz w:val="22"/>
-          <w:szCs w:val="22"/>
-        </w:rPr>
-        <w:t>:</w:t>
+        <w:t>Filtros por environment:</w:t>
       </w:r>
     </w:p>
     <w:p>
@@ -23205,7 +20680,6 @@
                 <w:szCs w:val="22"/>
               </w:rPr>
             </w:pPr>
-            <w:proofErr w:type="spellStart"/>
             <w:r>
               <w:rPr>
                 <w:color w:val="000000" w:themeColor="text1"/>
@@ -23214,7 +20688,6 @@
               </w:rPr>
               <w:t>ppb</w:t>
             </w:r>
-            <w:proofErr w:type="spellEnd"/>
           </w:p>
         </w:tc>
         <w:tc>
@@ -23634,25 +21107,7 @@
           <w:sz w:val="22"/>
           <w:szCs w:val="22"/>
         </w:rPr>
-        <w:t xml:space="preserve">Notificación </w:t>
-      </w:r>
-      <w:proofErr w:type="spellStart"/>
-      <w:r>
-        <w:rPr>
-          <w:color w:val="000000" w:themeColor="text1"/>
-          <w:sz w:val="22"/>
-          <w:szCs w:val="22"/>
-        </w:rPr>
-        <w:t>push</w:t>
-      </w:r>
-      <w:proofErr w:type="spellEnd"/>
-      <w:r>
-        <w:rPr>
-          <w:color w:val="000000" w:themeColor="text1"/>
-          <w:sz w:val="22"/>
-          <w:szCs w:val="22"/>
-        </w:rPr>
-        <w:t xml:space="preserve"> canal ADVERTENCIA (importancia DEFAULT): aparece en la barra de estado.</w:t>
+        <w:t>Notificación push canal ADVERTENCIA (importancia DEFAULT): aparece en la barra de estado.</w:t>
       </w:r>
     </w:p>
     <w:p>
@@ -23675,61 +21130,7 @@
           <w:sz w:val="22"/>
           <w:szCs w:val="22"/>
         </w:rPr>
-        <w:t xml:space="preserve">Notificación </w:t>
-      </w:r>
-      <w:proofErr w:type="spellStart"/>
-      <w:r>
-        <w:rPr>
-          <w:color w:val="000000" w:themeColor="text1"/>
-          <w:sz w:val="22"/>
-          <w:szCs w:val="22"/>
-        </w:rPr>
-        <w:t>push</w:t>
-      </w:r>
-      <w:proofErr w:type="spellEnd"/>
-      <w:r>
-        <w:rPr>
-          <w:color w:val="000000" w:themeColor="text1"/>
-          <w:sz w:val="22"/>
-          <w:szCs w:val="22"/>
-        </w:rPr>
-        <w:t xml:space="preserve"> canal PELIGRO (importancia HIGH): </w:t>
-      </w:r>
-      <w:proofErr w:type="spellStart"/>
-      <w:r>
-        <w:rPr>
-          <w:color w:val="000000" w:themeColor="text1"/>
-          <w:sz w:val="22"/>
-          <w:szCs w:val="22"/>
-        </w:rPr>
-        <w:t>heads</w:t>
-      </w:r>
-      <w:proofErr w:type="spellEnd"/>
-      <w:r>
-        <w:rPr>
-          <w:color w:val="000000" w:themeColor="text1"/>
-          <w:sz w:val="22"/>
-          <w:szCs w:val="22"/>
-        </w:rPr>
-        <w:t xml:space="preserve">-up </w:t>
-      </w:r>
-      <w:proofErr w:type="spellStart"/>
-      <w:r>
-        <w:rPr>
-          <w:color w:val="000000" w:themeColor="text1"/>
-          <w:sz w:val="22"/>
-          <w:szCs w:val="22"/>
-        </w:rPr>
-        <w:t>notification</w:t>
-      </w:r>
-      <w:proofErr w:type="spellEnd"/>
-      <w:r>
-        <w:rPr>
-          <w:color w:val="000000" w:themeColor="text1"/>
-          <w:sz w:val="22"/>
-          <w:szCs w:val="22"/>
-        </w:rPr>
-        <w:t xml:space="preserve"> con vibración.</w:t>
+        <w:t>Notificación push canal PELIGRO (importancia HIGH): heads-up notification con vibración.</w:t>
       </w:r>
     </w:p>
     <w:p>
@@ -23752,43 +21153,7 @@
           <w:sz w:val="22"/>
           <w:szCs w:val="22"/>
         </w:rPr>
-        <w:t xml:space="preserve">Notificación </w:t>
-      </w:r>
-      <w:proofErr w:type="spellStart"/>
-      <w:r>
-        <w:rPr>
-          <w:color w:val="000000" w:themeColor="text1"/>
-          <w:sz w:val="22"/>
-          <w:szCs w:val="22"/>
-        </w:rPr>
-        <w:t>push</w:t>
-      </w:r>
-      <w:proofErr w:type="spellEnd"/>
-      <w:r>
-        <w:rPr>
-          <w:color w:val="000000" w:themeColor="text1"/>
-          <w:sz w:val="22"/>
-          <w:szCs w:val="22"/>
-        </w:rPr>
-        <w:t xml:space="preserve"> canal ALARMA (importancia MAX): </w:t>
-      </w:r>
-      <w:proofErr w:type="spellStart"/>
-      <w:r>
-        <w:rPr>
-          <w:color w:val="000000" w:themeColor="text1"/>
-          <w:sz w:val="22"/>
-          <w:szCs w:val="22"/>
-        </w:rPr>
-        <w:t>heads</w:t>
-      </w:r>
-      <w:proofErr w:type="spellEnd"/>
-      <w:r>
-        <w:rPr>
-          <w:color w:val="000000" w:themeColor="text1"/>
-          <w:sz w:val="22"/>
-          <w:szCs w:val="22"/>
-        </w:rPr>
-        <w:t>-up con patrón de vibración extendido [500ms-200ms-500ms-200ms-500ms] y mensaje de evacuación.</w:t>
+        <w:t>Notificación push canal ALARMA (importancia MAX): heads-up con patrón de vibración extendido [500ms-200ms-500ms-200ms-500ms] y mensaje de evacuación.</w:t>
       </w:r>
     </w:p>
     <w:p>
@@ -23829,25 +21194,7 @@
           <w:sz w:val="22"/>
           <w:szCs w:val="22"/>
         </w:rPr>
-        <w:t xml:space="preserve">17.3 Evidencias (capturas del </w:t>
-      </w:r>
-      <w:proofErr w:type="spellStart"/>
-      <w:r>
-        <w:rPr>
-          <w:color w:val="000000" w:themeColor="text1"/>
-          <w:sz w:val="22"/>
-          <w:szCs w:val="22"/>
-        </w:rPr>
-        <w:t>dashboard</w:t>
-      </w:r>
-      <w:proofErr w:type="spellEnd"/>
-      <w:r>
-        <w:rPr>
-          <w:color w:val="000000" w:themeColor="text1"/>
-          <w:sz w:val="22"/>
-          <w:szCs w:val="22"/>
-        </w:rPr>
-        <w:t>)</w:t>
+        <w:t>17.3 Evidencias (capturas del dashboard)</w:t>
       </w:r>
     </w:p>
     <w:p>
@@ -24293,25 +21640,7 @@
           <w:szCs w:val="22"/>
         </w:rPr>
         <w:lastRenderedPageBreak/>
-        <w:t xml:space="preserve">Notificación </w:t>
-      </w:r>
-      <w:proofErr w:type="spellStart"/>
-      <w:r>
-        <w:rPr>
-          <w:color w:val="000000" w:themeColor="text1"/>
-          <w:sz w:val="22"/>
-          <w:szCs w:val="22"/>
-        </w:rPr>
-        <w:t>push</w:t>
-      </w:r>
-      <w:proofErr w:type="spellEnd"/>
-      <w:r>
-        <w:rPr>
-          <w:color w:val="000000" w:themeColor="text1"/>
-          <w:sz w:val="22"/>
-          <w:szCs w:val="22"/>
-        </w:rPr>
-        <w:t xml:space="preserve"> de ALARMA en el celular.</w:t>
+        <w:t>Notificación push de ALARMA en el celular.</w:t>
       </w:r>
     </w:p>
     <w:p>
@@ -24488,25 +21817,7 @@
           <w:sz w:val="22"/>
           <w:szCs w:val="22"/>
         </w:rPr>
-        <w:t>Captura del Monitor Serial con voltajes de calibración (</w:t>
-      </w:r>
-      <w:proofErr w:type="spellStart"/>
-      <w:r>
-        <w:rPr>
-          <w:color w:val="000000" w:themeColor="text1"/>
-          <w:sz w:val="22"/>
-          <w:szCs w:val="22"/>
-        </w:rPr>
-        <w:t>Vco</w:t>
-      </w:r>
-      <w:proofErr w:type="spellEnd"/>
-      <w:r>
-        <w:rPr>
-          <w:color w:val="000000" w:themeColor="text1"/>
-          <w:sz w:val="22"/>
-          <w:szCs w:val="22"/>
-        </w:rPr>
-        <w:t xml:space="preserve"> y Vno2).</w:t>
+        <w:t>Captura del Monitor Serial con voltajes de calibración (Vco y Vno2).</w:t>
       </w:r>
     </w:p>
     <w:p>
@@ -24644,25 +21955,7 @@
           <w:sz w:val="22"/>
           <w:szCs w:val="22"/>
         </w:rPr>
-        <w:t xml:space="preserve">18.1 Método de calibración (2 puntos o </w:t>
-      </w:r>
-      <w:proofErr w:type="spellStart"/>
-      <w:r>
-        <w:rPr>
-          <w:color w:val="000000" w:themeColor="text1"/>
-          <w:sz w:val="22"/>
-          <w:szCs w:val="22"/>
-        </w:rPr>
-        <w:t>baseline</w:t>
-      </w:r>
-      <w:proofErr w:type="spellEnd"/>
-      <w:r>
-        <w:rPr>
-          <w:color w:val="000000" w:themeColor="text1"/>
-          <w:sz w:val="22"/>
-          <w:szCs w:val="22"/>
-        </w:rPr>
-        <w:t xml:space="preserve"> + verificación)</w:t>
+        <w:t>18.1 Método de calibración (2 puntos o baseline + verificación)</w:t>
       </w:r>
     </w:p>
     <w:p>
@@ -24680,25 +21973,7 @@
           <w:sz w:val="22"/>
           <w:szCs w:val="22"/>
         </w:rPr>
-        <w:t xml:space="preserve">Dado que el proyecto opera en un entorno académico sin acceso a gases de referencia certificados, se adopta el método de calibración por </w:t>
-      </w:r>
-      <w:proofErr w:type="spellStart"/>
-      <w:r>
-        <w:rPr>
-          <w:color w:val="000000" w:themeColor="text1"/>
-          <w:sz w:val="22"/>
-          <w:szCs w:val="22"/>
-        </w:rPr>
-        <w:t>baseline</w:t>
-      </w:r>
-      <w:proofErr w:type="spellEnd"/>
-      <w:r>
-        <w:rPr>
-          <w:color w:val="000000" w:themeColor="text1"/>
-          <w:sz w:val="22"/>
-          <w:szCs w:val="22"/>
-        </w:rPr>
-        <w:t xml:space="preserve"> en aire limpio + verificación cualitativa.</w:t>
+        <w:t>Dado que el proyecto opera en un entorno académico sin acceso a gases de referencia certificados, se adopta el método de calibración por baseline en aire limpio + verificación cualitativa.</w:t>
       </w:r>
     </w:p>
     <w:p>
@@ -24741,43 +22016,7 @@
           <w:sz w:val="22"/>
           <w:szCs w:val="22"/>
         </w:rPr>
-        <w:t xml:space="preserve">Método: calibración de un punto usando el valor de referencia del </w:t>
-      </w:r>
-      <w:proofErr w:type="spellStart"/>
-      <w:r>
-        <w:rPr>
-          <w:color w:val="000000" w:themeColor="text1"/>
-          <w:sz w:val="22"/>
-          <w:szCs w:val="22"/>
-        </w:rPr>
-        <w:t>datasheet</w:t>
-      </w:r>
-      <w:proofErr w:type="spellEnd"/>
-      <w:r>
-        <w:rPr>
-          <w:color w:val="000000" w:themeColor="text1"/>
-          <w:sz w:val="22"/>
-          <w:szCs w:val="22"/>
-        </w:rPr>
-        <w:t xml:space="preserve"> </w:t>
-      </w:r>
-      <w:proofErr w:type="spellStart"/>
-      <w:r>
-        <w:rPr>
-          <w:color w:val="000000" w:themeColor="text1"/>
-          <w:sz w:val="22"/>
-          <w:szCs w:val="22"/>
-        </w:rPr>
-        <w:t>Winsen</w:t>
-      </w:r>
-      <w:proofErr w:type="spellEnd"/>
-      <w:r>
-        <w:rPr>
-          <w:color w:val="000000" w:themeColor="text1"/>
-          <w:sz w:val="22"/>
-          <w:szCs w:val="22"/>
-        </w:rPr>
-        <w:t>.</w:t>
+        <w:t>Método: calibración de un punto usando el valor de referencia del datasheet Winsen.</w:t>
       </w:r>
     </w:p>
     <w:p>
@@ -24800,25 +22039,7 @@
           <w:sz w:val="22"/>
           <w:szCs w:val="22"/>
         </w:rPr>
-        <w:t xml:space="preserve">El </w:t>
-      </w:r>
-      <w:proofErr w:type="spellStart"/>
-      <w:r>
-        <w:rPr>
-          <w:color w:val="000000" w:themeColor="text1"/>
-          <w:sz w:val="22"/>
-          <w:szCs w:val="22"/>
-        </w:rPr>
-        <w:t>datasheet</w:t>
-      </w:r>
-      <w:proofErr w:type="spellEnd"/>
-      <w:r>
-        <w:rPr>
-          <w:color w:val="000000" w:themeColor="text1"/>
-          <w:sz w:val="22"/>
-          <w:szCs w:val="22"/>
-        </w:rPr>
-        <w:t xml:space="preserve"> indica Vout ≈ 1.50 V a 150 ppm CO en condiciones estándar (20°C, 55% HR).</w:t>
+        <w:t>El datasheet indica Vout ≈ 1.50 V a 150 ppm CO en condiciones estándar (20°C, 55% HR).</w:t>
       </w:r>
     </w:p>
     <w:p>
@@ -24928,25 +22149,7 @@
           <w:sz w:val="22"/>
           <w:szCs w:val="22"/>
         </w:rPr>
-        <w:t xml:space="preserve">Método: calibración </w:t>
-      </w:r>
-      <w:proofErr w:type="spellStart"/>
-      <w:r>
-        <w:rPr>
-          <w:color w:val="000000" w:themeColor="text1"/>
-          <w:sz w:val="22"/>
-          <w:szCs w:val="22"/>
-        </w:rPr>
-        <w:t>baseline</w:t>
-      </w:r>
-      <w:proofErr w:type="spellEnd"/>
-      <w:r>
-        <w:rPr>
-          <w:color w:val="000000" w:themeColor="text1"/>
-          <w:sz w:val="22"/>
-          <w:szCs w:val="22"/>
-        </w:rPr>
-        <w:t xml:space="preserve"> en aire limpio.</w:t>
+        <w:t>Método: calibración baseline en aire limpio.</w:t>
       </w:r>
     </w:p>
     <w:p>
@@ -25015,18 +22218,8 @@
           <w:sz w:val="22"/>
           <w:szCs w:val="22"/>
         </w:rPr>
-        <w:t xml:space="preserve">La fórmula es: </w:t>
-      </w:r>
-      <w:proofErr w:type="spellStart"/>
-      <w:r>
-        <w:rPr>
-          <w:color w:val="000000" w:themeColor="text1"/>
-          <w:sz w:val="22"/>
-          <w:szCs w:val="22"/>
-        </w:rPr>
-        <w:t>ppm_NO</w:t>
-      </w:r>
-      <w:proofErr w:type="spellEnd"/>
+        <w:t>La fórmula es: ppm_NO</w:t>
+      </w:r>
       <w:r>
         <w:rPr>
           <w:rFonts w:ascii="Cambria Math" w:hAnsi="Cambria Math" w:cs="Cambria Math"/>
@@ -25102,20 +22295,8 @@
           <w:sz w:val="22"/>
           <w:szCs w:val="22"/>
         </w:rPr>
-        <w:t xml:space="preserve">CCS811 — </w:t>
-      </w:r>
-      <w:proofErr w:type="spellStart"/>
-      <w:r>
-        <w:rPr>
-          <w:b/>
-          <w:bCs/>
-          <w:color w:val="000000" w:themeColor="text1"/>
-          <w:sz w:val="22"/>
-          <w:szCs w:val="22"/>
-        </w:rPr>
-        <w:t>eCO</w:t>
-      </w:r>
-      <w:proofErr w:type="spellEnd"/>
+        <w:t>CCS811 — eCO</w:t>
+      </w:r>
       <w:r>
         <w:rPr>
           <w:rFonts w:ascii="Cambria Math" w:hAnsi="Cambria Math" w:cs="Cambria Math"/>
@@ -25175,23 +22356,13 @@
           <w:szCs w:val="22"/>
         </w:rPr>
       </w:pPr>
-      <w:proofErr w:type="spellStart"/>
-      <w:r>
-        <w:rPr>
-          <w:color w:val="000000" w:themeColor="text1"/>
-          <w:sz w:val="22"/>
-          <w:szCs w:val="22"/>
-        </w:rPr>
-        <w:t>Burn</w:t>
-      </w:r>
-      <w:proofErr w:type="spellEnd"/>
-      <w:r>
-        <w:rPr>
-          <w:color w:val="000000" w:themeColor="text1"/>
-          <w:sz w:val="22"/>
-          <w:szCs w:val="22"/>
-        </w:rPr>
-        <w:t>-in inicial: 48 horas continuas de operación para estabilizar la línea base.</w:t>
+      <w:r>
+        <w:rPr>
+          <w:color w:val="000000" w:themeColor="text1"/>
+          <w:sz w:val="22"/>
+          <w:szCs w:val="22"/>
+        </w:rPr>
+        <w:t>Burn-in inicial: 48 horas continuas de operación para estabilizar la línea base.</w:t>
       </w:r>
     </w:p>
     <w:p>
@@ -25208,23 +22379,13 @@
           <w:szCs w:val="22"/>
         </w:rPr>
       </w:pPr>
-      <w:proofErr w:type="spellStart"/>
-      <w:r>
-        <w:rPr>
-          <w:color w:val="000000" w:themeColor="text1"/>
-          <w:sz w:val="22"/>
-          <w:szCs w:val="22"/>
-        </w:rPr>
-        <w:t>Warm</w:t>
-      </w:r>
-      <w:proofErr w:type="spellEnd"/>
-      <w:r>
-        <w:rPr>
-          <w:color w:val="000000" w:themeColor="text1"/>
-          <w:sz w:val="22"/>
-          <w:szCs w:val="22"/>
-        </w:rPr>
-        <w:t>-up por sesión: 20 minutos antes de confiar en las lecturas. Los valores iniciales (~400 ppm CO</w:t>
+      <w:r>
+        <w:rPr>
+          <w:color w:val="000000" w:themeColor="text1"/>
+          <w:sz w:val="22"/>
+          <w:szCs w:val="22"/>
+        </w:rPr>
+        <w:t>Warm-up por sesión: 20 minutos antes de confiar en las lecturas. Los valores iniciales (~400 ppm CO</w:t>
       </w:r>
       <w:r>
         <w:rPr>
@@ -25241,25 +22402,7 @@
           <w:sz w:val="22"/>
           <w:szCs w:val="22"/>
         </w:rPr>
-        <w:t xml:space="preserve">, 0 </w:t>
-      </w:r>
-      <w:proofErr w:type="spellStart"/>
-      <w:r>
-        <w:rPr>
-          <w:color w:val="000000" w:themeColor="text1"/>
-          <w:sz w:val="22"/>
-          <w:szCs w:val="22"/>
-        </w:rPr>
-        <w:t>ppb</w:t>
-      </w:r>
-      <w:proofErr w:type="spellEnd"/>
-      <w:r>
-        <w:rPr>
-          <w:color w:val="000000" w:themeColor="text1"/>
-          <w:sz w:val="22"/>
-          <w:szCs w:val="22"/>
-        </w:rPr>
-        <w:t xml:space="preserve"> TVOC) son valores base del algoritmo, no mediciones reales.</w:t>
+        <w:t>, 0 ppb TVOC) son valores base del algoritmo, no mediciones reales.</w:t>
       </w:r>
     </w:p>
     <w:p>
@@ -25316,43 +22459,7 @@
           <w:sz w:val="22"/>
           <w:szCs w:val="22"/>
         </w:rPr>
-        <w:t xml:space="preserve">Los siguientes valores fueron establecidos como parámetros de calibración iniciales basados en el </w:t>
-      </w:r>
-      <w:proofErr w:type="spellStart"/>
-      <w:r>
-        <w:rPr>
-          <w:color w:val="000000" w:themeColor="text1"/>
-          <w:sz w:val="22"/>
-          <w:szCs w:val="22"/>
-        </w:rPr>
-        <w:t>datasheet</w:t>
-      </w:r>
-      <w:proofErr w:type="spellEnd"/>
-      <w:r>
-        <w:rPr>
-          <w:color w:val="000000" w:themeColor="text1"/>
-          <w:sz w:val="22"/>
-          <w:szCs w:val="22"/>
-        </w:rPr>
-        <w:t xml:space="preserve"> y medición </w:t>
-      </w:r>
-      <w:proofErr w:type="spellStart"/>
-      <w:r>
-        <w:rPr>
-          <w:color w:val="000000" w:themeColor="text1"/>
-          <w:sz w:val="22"/>
-          <w:szCs w:val="22"/>
-        </w:rPr>
-        <w:t>baseline</w:t>
-      </w:r>
-      <w:proofErr w:type="spellEnd"/>
-      <w:r>
-        <w:rPr>
-          <w:color w:val="000000" w:themeColor="text1"/>
-          <w:sz w:val="22"/>
-          <w:szCs w:val="22"/>
-        </w:rPr>
-        <w:t>. Deben actualizarse con los valores reales medidos en campo:</w:t>
+        <w:t>Los siguientes valores fueron establecidos como parámetros de calibración iniciales basados en el datasheet y medición baseline. Deben actualizarse con los valores reales medidos en campo:</w:t>
       </w:r>
     </w:p>
     <w:p>
@@ -25686,43 +22793,7 @@
                 <w:sz w:val="22"/>
                 <w:szCs w:val="22"/>
               </w:rPr>
-              <w:t>1.50 V (</w:t>
-            </w:r>
-            <w:proofErr w:type="spellStart"/>
-            <w:r>
-              <w:rPr>
-                <w:color w:val="000000" w:themeColor="text1"/>
-                <w:sz w:val="22"/>
-                <w:szCs w:val="22"/>
-              </w:rPr>
-              <w:t>datasheet</w:t>
-            </w:r>
-            <w:proofErr w:type="spellEnd"/>
-            <w:r>
-              <w:rPr>
-                <w:color w:val="000000" w:themeColor="text1"/>
-                <w:sz w:val="22"/>
-                <w:szCs w:val="22"/>
-              </w:rPr>
-              <w:t xml:space="preserve"> </w:t>
-            </w:r>
-            <w:proofErr w:type="spellStart"/>
-            <w:r>
-              <w:rPr>
-                <w:color w:val="000000" w:themeColor="text1"/>
-                <w:sz w:val="22"/>
-                <w:szCs w:val="22"/>
-              </w:rPr>
-              <w:t>Winsen</w:t>
-            </w:r>
-            <w:proofErr w:type="spellEnd"/>
-            <w:r>
-              <w:rPr>
-                <w:color w:val="000000" w:themeColor="text1"/>
-                <w:sz w:val="22"/>
-                <w:szCs w:val="22"/>
-              </w:rPr>
-              <w:t>)</w:t>
+              <w:t>1.50 V (datasheet Winsen)</w:t>
             </w:r>
           </w:p>
         </w:tc>
@@ -25987,7 +23058,6 @@
                 <w:szCs w:val="22"/>
               </w:rPr>
             </w:pPr>
-            <w:proofErr w:type="spellStart"/>
             <w:r>
               <w:rPr>
                 <w:color w:val="000000" w:themeColor="text1"/>
@@ -25996,7 +23066,6 @@
               </w:rPr>
               <w:t>Baseline</w:t>
             </w:r>
-            <w:proofErr w:type="spellEnd"/>
           </w:p>
         </w:tc>
       </w:tr>
@@ -26334,23 +23403,13 @@
                 <w:szCs w:val="22"/>
               </w:rPr>
             </w:pPr>
-            <w:proofErr w:type="spellStart"/>
             <w:r>
               <w:rPr>
                 <w:color w:val="000000" w:themeColor="text1"/>
                 <w:sz w:val="22"/>
                 <w:szCs w:val="22"/>
               </w:rPr>
-              <w:t>Datasheet</w:t>
-            </w:r>
-            <w:proofErr w:type="spellEnd"/>
-            <w:r>
-              <w:rPr>
-                <w:color w:val="000000" w:themeColor="text1"/>
-                <w:sz w:val="22"/>
-                <w:szCs w:val="22"/>
-              </w:rPr>
-              <w:t xml:space="preserve"> AMS</w:t>
+              <w:t>Datasheet AMS</w:t>
             </w:r>
           </w:p>
         </w:tc>
@@ -26380,23 +23439,13 @@
                 <w:szCs w:val="22"/>
               </w:rPr>
             </w:pPr>
-            <w:proofErr w:type="spellStart"/>
             <w:r>
               <w:rPr>
                 <w:color w:val="000000" w:themeColor="text1"/>
                 <w:sz w:val="22"/>
                 <w:szCs w:val="22"/>
               </w:rPr>
-              <w:t>Burn</w:t>
-            </w:r>
-            <w:proofErr w:type="spellEnd"/>
-            <w:r>
-              <w:rPr>
-                <w:color w:val="000000" w:themeColor="text1"/>
-                <w:sz w:val="22"/>
-                <w:szCs w:val="22"/>
-              </w:rPr>
-              <w:t>-in</w:t>
+              <w:t>Burn-in</w:t>
             </w:r>
           </w:p>
         </w:tc>
@@ -26536,23 +23585,13 @@
                 <w:szCs w:val="22"/>
               </w:rPr>
             </w:pPr>
-            <w:proofErr w:type="spellStart"/>
             <w:r>
               <w:rPr>
                 <w:color w:val="000000" w:themeColor="text1"/>
                 <w:sz w:val="22"/>
                 <w:szCs w:val="22"/>
               </w:rPr>
-              <w:t>Datasheet</w:t>
-            </w:r>
-            <w:proofErr w:type="spellEnd"/>
-            <w:r>
-              <w:rPr>
-                <w:color w:val="000000" w:themeColor="text1"/>
-                <w:sz w:val="22"/>
-                <w:szCs w:val="22"/>
-              </w:rPr>
-              <w:t xml:space="preserve"> AMS</w:t>
+              <w:t>Datasheet AMS</w:t>
             </w:r>
           </w:p>
         </w:tc>
@@ -26582,23 +23621,13 @@
                 <w:szCs w:val="22"/>
               </w:rPr>
             </w:pPr>
-            <w:proofErr w:type="spellStart"/>
             <w:r>
               <w:rPr>
                 <w:color w:val="000000" w:themeColor="text1"/>
                 <w:sz w:val="22"/>
                 <w:szCs w:val="22"/>
               </w:rPr>
-              <w:t>Warm</w:t>
-            </w:r>
-            <w:proofErr w:type="spellEnd"/>
-            <w:r>
-              <w:rPr>
-                <w:color w:val="000000" w:themeColor="text1"/>
-                <w:sz w:val="22"/>
-                <w:szCs w:val="22"/>
-              </w:rPr>
-              <w:t>-up</w:t>
+              <w:t>Warm-up</w:t>
             </w:r>
           </w:p>
         </w:tc>
@@ -27239,18 +24268,8 @@
                 <w:sz w:val="22"/>
                 <w:szCs w:val="22"/>
               </w:rPr>
-              <w:t xml:space="preserve">Linealización de curva del </w:t>
-            </w:r>
-            <w:proofErr w:type="spellStart"/>
-            <w:r>
-              <w:rPr>
-                <w:color w:val="000000" w:themeColor="text1"/>
-                <w:sz w:val="22"/>
-                <w:szCs w:val="22"/>
-              </w:rPr>
-              <w:t>datasheet</w:t>
-            </w:r>
-            <w:proofErr w:type="spellEnd"/>
+              <w:t>Linealización de curva del datasheet</w:t>
+            </w:r>
           </w:p>
         </w:tc>
         <w:tc>
@@ -27705,25 +24724,7 @@
                 <w:sz w:val="22"/>
                 <w:szCs w:val="22"/>
               </w:rPr>
-              <w:t xml:space="preserve">CCS811 </w:t>
-            </w:r>
-            <w:proofErr w:type="spellStart"/>
-            <w:r>
-              <w:rPr>
-                <w:color w:val="000000" w:themeColor="text1"/>
-                <w:sz w:val="22"/>
-                <w:szCs w:val="22"/>
-              </w:rPr>
-              <w:t>warm</w:t>
-            </w:r>
-            <w:proofErr w:type="spellEnd"/>
-            <w:r>
-              <w:rPr>
-                <w:color w:val="000000" w:themeColor="text1"/>
-                <w:sz w:val="22"/>
-                <w:szCs w:val="22"/>
-              </w:rPr>
-              <w:t>-up</w:t>
+              <w:t>CCS811 warm-up</w:t>
             </w:r>
           </w:p>
         </w:tc>
@@ -28025,23 +25026,13 @@
                 <w:szCs w:val="22"/>
               </w:rPr>
             </w:pPr>
-            <w:proofErr w:type="spellStart"/>
             <w:r>
               <w:rPr>
                 <w:color w:val="000000" w:themeColor="text1"/>
                 <w:sz w:val="22"/>
                 <w:szCs w:val="22"/>
               </w:rPr>
-              <w:t>WiFi</w:t>
-            </w:r>
-            <w:proofErr w:type="spellEnd"/>
-            <w:r>
-              <w:rPr>
-                <w:color w:val="000000" w:themeColor="text1"/>
-                <w:sz w:val="22"/>
-                <w:szCs w:val="22"/>
-              </w:rPr>
-              <w:t xml:space="preserve"> + procesamiento</w:t>
+              <w:t>WiFi + procesamiento</w:t>
             </w:r>
           </w:p>
         </w:tc>
@@ -28335,25 +25326,7 @@
                 <w:sz w:val="22"/>
                 <w:szCs w:val="22"/>
               </w:rPr>
-              <w:t>Firmware Arduino IDE (.</w:t>
-            </w:r>
-            <w:proofErr w:type="spellStart"/>
-            <w:r>
-              <w:rPr>
-                <w:color w:val="000000" w:themeColor="text1"/>
-                <w:sz w:val="22"/>
-                <w:szCs w:val="22"/>
-              </w:rPr>
-              <w:t>ino</w:t>
-            </w:r>
-            <w:proofErr w:type="spellEnd"/>
-            <w:r>
-              <w:rPr>
-                <w:color w:val="000000" w:themeColor="text1"/>
-                <w:sz w:val="22"/>
-                <w:szCs w:val="22"/>
-              </w:rPr>
-              <w:t>)</w:t>
+              <w:t>Firmware Arduino IDE (.ino)</w:t>
             </w:r>
           </w:p>
         </w:tc>
@@ -28465,43 +25438,7 @@
                 <w:sz w:val="22"/>
                 <w:szCs w:val="22"/>
               </w:rPr>
-              <w:t>Interfaz-gases/</w:t>
-            </w:r>
-            <w:proofErr w:type="spellStart"/>
-            <w:r>
-              <w:rPr>
-                <w:color w:val="000000" w:themeColor="text1"/>
-                <w:sz w:val="22"/>
-                <w:szCs w:val="22"/>
-              </w:rPr>
-              <w:t>src</w:t>
-            </w:r>
-            <w:proofErr w:type="spellEnd"/>
-            <w:r>
-              <w:rPr>
-                <w:color w:val="000000" w:themeColor="text1"/>
-                <w:sz w:val="22"/>
-                <w:szCs w:val="22"/>
-              </w:rPr>
-              <w:t>/</w:t>
-            </w:r>
-            <w:proofErr w:type="spellStart"/>
-            <w:r>
-              <w:rPr>
-                <w:color w:val="000000" w:themeColor="text1"/>
-                <w:sz w:val="22"/>
-                <w:szCs w:val="22"/>
-              </w:rPr>
-              <w:t>airmonitor</w:t>
-            </w:r>
-            <w:proofErr w:type="spellEnd"/>
-            <w:r>
-              <w:rPr>
-                <w:color w:val="000000" w:themeColor="text1"/>
-                <w:sz w:val="22"/>
-                <w:szCs w:val="22"/>
-              </w:rPr>
-              <w:t>/</w:t>
+              <w:t>Interfaz-gases/src/airmonitor/</w:t>
             </w:r>
           </w:p>
         </w:tc>
@@ -28537,25 +25474,7 @@
                 <w:sz w:val="22"/>
                 <w:szCs w:val="22"/>
               </w:rPr>
-              <w:t>GUI de escritorio Java (NetBeans/</w:t>
-            </w:r>
-            <w:proofErr w:type="spellStart"/>
-            <w:r>
-              <w:rPr>
-                <w:color w:val="000000" w:themeColor="text1"/>
-                <w:sz w:val="22"/>
-                <w:szCs w:val="22"/>
-              </w:rPr>
-              <w:t>Ant</w:t>
-            </w:r>
-            <w:proofErr w:type="spellEnd"/>
-            <w:r>
-              <w:rPr>
-                <w:color w:val="000000" w:themeColor="text1"/>
-                <w:sz w:val="22"/>
-                <w:szCs w:val="22"/>
-              </w:rPr>
-              <w:t>)</w:t>
+              <w:t>GUI de escritorio Java (NetBeans/Ant)</w:t>
             </w:r>
           </w:p>
         </w:tc>
@@ -28697,41 +25616,13 @@
                 <w:szCs w:val="22"/>
               </w:rPr>
             </w:pPr>
-            <w:proofErr w:type="spellStart"/>
             <w:r>
               <w:rPr>
                 <w:color w:val="000000" w:themeColor="text1"/>
                 <w:sz w:val="22"/>
                 <w:szCs w:val="22"/>
               </w:rPr>
-              <w:t>Polling</w:t>
-            </w:r>
-            <w:proofErr w:type="spellEnd"/>
-            <w:r>
-              <w:rPr>
-                <w:color w:val="000000" w:themeColor="text1"/>
-                <w:sz w:val="22"/>
-                <w:szCs w:val="22"/>
-              </w:rPr>
-              <w:t xml:space="preserve"> HTTP al ESP32, </w:t>
-            </w:r>
-            <w:proofErr w:type="spellStart"/>
-            <w:r>
-              <w:rPr>
-                <w:color w:val="000000" w:themeColor="text1"/>
-                <w:sz w:val="22"/>
-                <w:szCs w:val="22"/>
-              </w:rPr>
-              <w:t>parser</w:t>
-            </w:r>
-            <w:proofErr w:type="spellEnd"/>
-            <w:r>
-              <w:rPr>
-                <w:color w:val="000000" w:themeColor="text1"/>
-                <w:sz w:val="22"/>
-                <w:szCs w:val="22"/>
-              </w:rPr>
-              <w:t xml:space="preserve"> JSON</w:t>
+              <w:t>Polling HTTP al ESP32, parser JSON</w:t>
             </w:r>
           </w:p>
         </w:tc>
@@ -28953,43 +25844,7 @@
                 <w:sz w:val="22"/>
                 <w:szCs w:val="22"/>
               </w:rPr>
-              <w:t>Lector serial (</w:t>
-            </w:r>
-            <w:proofErr w:type="spellStart"/>
-            <w:r>
-              <w:rPr>
-                <w:color w:val="000000" w:themeColor="text1"/>
-                <w:sz w:val="22"/>
-                <w:szCs w:val="22"/>
-              </w:rPr>
-              <w:t>legacy</w:t>
-            </w:r>
-            <w:proofErr w:type="spellEnd"/>
-            <w:r>
-              <w:rPr>
-                <w:color w:val="000000" w:themeColor="text1"/>
-                <w:sz w:val="22"/>
-                <w:szCs w:val="22"/>
-              </w:rPr>
-              <w:t xml:space="preserve">, no se usa en versión </w:t>
-            </w:r>
-            <w:proofErr w:type="spellStart"/>
-            <w:r>
-              <w:rPr>
-                <w:color w:val="000000" w:themeColor="text1"/>
-                <w:sz w:val="22"/>
-                <w:szCs w:val="22"/>
-              </w:rPr>
-              <w:t>WiFi</w:t>
-            </w:r>
-            <w:proofErr w:type="spellEnd"/>
-            <w:r>
-              <w:rPr>
-                <w:color w:val="000000" w:themeColor="text1"/>
-                <w:sz w:val="22"/>
-                <w:szCs w:val="22"/>
-              </w:rPr>
-              <w:t>)</w:t>
+              <w:t>Lector serial (legacy, no se usa en versión WiFi)</w:t>
             </w:r>
           </w:p>
         </w:tc>
@@ -29021,23 +25876,13 @@
                 <w:szCs w:val="22"/>
               </w:rPr>
             </w:pPr>
-            <w:proofErr w:type="spellStart"/>
             <w:r>
               <w:rPr>
                 <w:color w:val="000000" w:themeColor="text1"/>
                 <w:sz w:val="22"/>
                 <w:szCs w:val="22"/>
               </w:rPr>
-              <w:t>android_app</w:t>
-            </w:r>
-            <w:proofErr w:type="spellEnd"/>
-            <w:r>
-              <w:rPr>
-                <w:color w:val="000000" w:themeColor="text1"/>
-                <w:sz w:val="22"/>
-                <w:szCs w:val="22"/>
-              </w:rPr>
-              <w:t>/</w:t>
+              <w:t>android_app/</w:t>
             </w:r>
           </w:p>
         </w:tc>
@@ -29111,79 +25956,7 @@
                 <w:sz w:val="22"/>
                 <w:szCs w:val="22"/>
               </w:rPr>
-              <w:t>app/</w:t>
-            </w:r>
-            <w:proofErr w:type="spellStart"/>
-            <w:r>
-              <w:rPr>
-                <w:color w:val="000000" w:themeColor="text1"/>
-                <w:sz w:val="22"/>
-                <w:szCs w:val="22"/>
-              </w:rPr>
-              <w:t>src</w:t>
-            </w:r>
-            <w:proofErr w:type="spellEnd"/>
-            <w:r>
-              <w:rPr>
-                <w:color w:val="000000" w:themeColor="text1"/>
-                <w:sz w:val="22"/>
-                <w:szCs w:val="22"/>
-              </w:rPr>
-              <w:t>/</w:t>
-            </w:r>
-            <w:proofErr w:type="spellStart"/>
-            <w:r>
-              <w:rPr>
-                <w:color w:val="000000" w:themeColor="text1"/>
-                <w:sz w:val="22"/>
-                <w:szCs w:val="22"/>
-              </w:rPr>
-              <w:t>main</w:t>
-            </w:r>
-            <w:proofErr w:type="spellEnd"/>
-            <w:r>
-              <w:rPr>
-                <w:color w:val="000000" w:themeColor="text1"/>
-                <w:sz w:val="22"/>
-                <w:szCs w:val="22"/>
-              </w:rPr>
-              <w:t>/java/</w:t>
-            </w:r>
-            <w:proofErr w:type="spellStart"/>
-            <w:r>
-              <w:rPr>
-                <w:color w:val="000000" w:themeColor="text1"/>
-                <w:sz w:val="22"/>
-                <w:szCs w:val="22"/>
-              </w:rPr>
-              <w:t>com</w:t>
-            </w:r>
-            <w:proofErr w:type="spellEnd"/>
-            <w:r>
-              <w:rPr>
-                <w:color w:val="000000" w:themeColor="text1"/>
-                <w:sz w:val="22"/>
-                <w:szCs w:val="22"/>
-              </w:rPr>
-              <w:t>/pi6def/</w:t>
-            </w:r>
-            <w:proofErr w:type="spellStart"/>
-            <w:r>
-              <w:rPr>
-                <w:color w:val="000000" w:themeColor="text1"/>
-                <w:sz w:val="22"/>
-                <w:szCs w:val="22"/>
-              </w:rPr>
-              <w:t>gasmonitor</w:t>
-            </w:r>
-            <w:proofErr w:type="spellEnd"/>
-            <w:r>
-              <w:rPr>
-                <w:color w:val="000000" w:themeColor="text1"/>
-                <w:sz w:val="22"/>
-                <w:szCs w:val="22"/>
-              </w:rPr>
-              <w:t>/</w:t>
+              <w:t>app/src/main/java/com/pi6def/gasmonitor/</w:t>
             </w:r>
           </w:p>
         </w:tc>
@@ -29251,23 +26024,13 @@
                 <w:szCs w:val="22"/>
               </w:rPr>
             </w:pPr>
-            <w:proofErr w:type="spellStart"/>
             <w:r>
               <w:rPr>
                 <w:color w:val="000000" w:themeColor="text1"/>
                 <w:sz w:val="22"/>
                 <w:szCs w:val="22"/>
               </w:rPr>
-              <w:t>ui</w:t>
-            </w:r>
-            <w:proofErr w:type="spellEnd"/>
-            <w:r>
-              <w:rPr>
-                <w:color w:val="000000" w:themeColor="text1"/>
-                <w:sz w:val="22"/>
-                <w:szCs w:val="22"/>
-              </w:rPr>
-              <w:t>/MainActivity.java</w:t>
+              <w:t>ui/MainActivity.java</w:t>
             </w:r>
           </w:p>
         </w:tc>
@@ -29335,23 +26098,13 @@
                 <w:szCs w:val="22"/>
               </w:rPr>
             </w:pPr>
-            <w:proofErr w:type="spellStart"/>
             <w:r>
               <w:rPr>
                 <w:color w:val="000000" w:themeColor="text1"/>
                 <w:sz w:val="22"/>
                 <w:szCs w:val="22"/>
               </w:rPr>
-              <w:t>network</w:t>
-            </w:r>
-            <w:proofErr w:type="spellEnd"/>
-            <w:r>
-              <w:rPr>
-                <w:color w:val="000000" w:themeColor="text1"/>
-                <w:sz w:val="22"/>
-                <w:szCs w:val="22"/>
-              </w:rPr>
-              <w:t>/EspClient.java</w:t>
+              <w:t>network/EspClient.java</w:t>
             </w:r>
           </w:p>
         </w:tc>
@@ -29381,34 +26134,14 @@
                 <w:szCs w:val="22"/>
               </w:rPr>
             </w:pPr>
-            <w:proofErr w:type="spellStart"/>
             <w:r>
               <w:rPr>
                 <w:color w:val="000000" w:themeColor="text1"/>
                 <w:sz w:val="22"/>
                 <w:szCs w:val="22"/>
               </w:rPr>
-              <w:t>Polling</w:t>
-            </w:r>
-            <w:proofErr w:type="spellEnd"/>
-            <w:r>
-              <w:rPr>
-                <w:color w:val="000000" w:themeColor="text1"/>
-                <w:sz w:val="22"/>
-                <w:szCs w:val="22"/>
-              </w:rPr>
-              <w:t xml:space="preserve"> HTTP con </w:t>
-            </w:r>
-            <w:proofErr w:type="spellStart"/>
-            <w:r>
-              <w:rPr>
-                <w:color w:val="000000" w:themeColor="text1"/>
-                <w:sz w:val="22"/>
-                <w:szCs w:val="22"/>
-              </w:rPr>
-              <w:t>OkHttp</w:t>
-            </w:r>
-            <w:proofErr w:type="spellEnd"/>
+              <w:t>Polling HTTP con OkHttp</w:t>
+            </w:r>
           </w:p>
         </w:tc>
       </w:tr>
@@ -29439,23 +26172,13 @@
                 <w:szCs w:val="22"/>
               </w:rPr>
             </w:pPr>
-            <w:proofErr w:type="spellStart"/>
             <w:r>
               <w:rPr>
                 <w:color w:val="000000" w:themeColor="text1"/>
                 <w:sz w:val="22"/>
                 <w:szCs w:val="22"/>
               </w:rPr>
-              <w:t>service</w:t>
-            </w:r>
-            <w:proofErr w:type="spellEnd"/>
-            <w:r>
-              <w:rPr>
-                <w:color w:val="000000" w:themeColor="text1"/>
-                <w:sz w:val="22"/>
-                <w:szCs w:val="22"/>
-              </w:rPr>
-              <w:t>/AlertNotifier.java</w:t>
+              <w:t>service/AlertNotifier.java</w:t>
             </w:r>
           </w:p>
         </w:tc>
@@ -29491,25 +26214,7 @@
                 <w:sz w:val="22"/>
                 <w:szCs w:val="22"/>
               </w:rPr>
-              <w:t xml:space="preserve">Notificaciones </w:t>
-            </w:r>
-            <w:proofErr w:type="spellStart"/>
-            <w:r>
-              <w:rPr>
-                <w:color w:val="000000" w:themeColor="text1"/>
-                <w:sz w:val="22"/>
-                <w:szCs w:val="22"/>
-              </w:rPr>
-              <w:t>push</w:t>
-            </w:r>
-            <w:proofErr w:type="spellEnd"/>
-            <w:r>
-              <w:rPr>
-                <w:color w:val="000000" w:themeColor="text1"/>
-                <w:sz w:val="22"/>
-                <w:szCs w:val="22"/>
-              </w:rPr>
-              <w:t xml:space="preserve"> por estado</w:t>
+              <w:t>Notificaciones push por estado</w:t>
             </w:r>
           </w:p>
         </w:tc>
@@ -29541,23 +26246,13 @@
                 <w:szCs w:val="22"/>
               </w:rPr>
             </w:pPr>
-            <w:proofErr w:type="spellStart"/>
             <w:r>
               <w:rPr>
                 <w:color w:val="000000" w:themeColor="text1"/>
                 <w:sz w:val="22"/>
                 <w:szCs w:val="22"/>
               </w:rPr>
-              <w:t>model</w:t>
-            </w:r>
-            <w:proofErr w:type="spellEnd"/>
-            <w:r>
-              <w:rPr>
-                <w:color w:val="000000" w:themeColor="text1"/>
-                <w:sz w:val="22"/>
-                <w:szCs w:val="22"/>
-              </w:rPr>
-              <w:t>/GasData.java</w:t>
+              <w:t>model/GasData.java</w:t>
             </w:r>
           </w:p>
         </w:tc>
@@ -29625,41 +26320,13 @@
                 <w:szCs w:val="22"/>
               </w:rPr>
             </w:pPr>
-            <w:proofErr w:type="spellStart"/>
             <w:r>
               <w:rPr>
                 <w:color w:val="000000" w:themeColor="text1"/>
                 <w:sz w:val="22"/>
                 <w:szCs w:val="22"/>
               </w:rPr>
-              <w:t>KiCad</w:t>
-            </w:r>
-            <w:proofErr w:type="spellEnd"/>
-            <w:r>
-              <w:rPr>
-                <w:color w:val="000000" w:themeColor="text1"/>
-                <w:sz w:val="22"/>
-                <w:szCs w:val="22"/>
-              </w:rPr>
-              <w:t>/</w:t>
-            </w:r>
-            <w:proofErr w:type="gramStart"/>
-            <w:r>
-              <w:rPr>
-                <w:color w:val="000000" w:themeColor="text1"/>
-                <w:sz w:val="22"/>
-                <w:szCs w:val="22"/>
-              </w:rPr>
-              <w:t>P.I</w:t>
-            </w:r>
-            <w:proofErr w:type="gramEnd"/>
-            <w:r>
-              <w:rPr>
-                <w:color w:val="000000" w:themeColor="text1"/>
-                <w:sz w:val="22"/>
-                <w:szCs w:val="22"/>
-              </w:rPr>
-              <w:t>6Def/</w:t>
+              <w:t>KiCad/P.I6Def/</w:t>
             </w:r>
           </w:p>
         </w:tc>
@@ -29695,43 +26362,7 @@
                 <w:sz w:val="22"/>
                 <w:szCs w:val="22"/>
               </w:rPr>
-              <w:t xml:space="preserve">Proyecto PCB (esquemático + </w:t>
-            </w:r>
-            <w:proofErr w:type="spellStart"/>
-            <w:r>
-              <w:rPr>
-                <w:color w:val="000000" w:themeColor="text1"/>
-                <w:sz w:val="22"/>
-                <w:szCs w:val="22"/>
-              </w:rPr>
-              <w:t>layout</w:t>
-            </w:r>
-            <w:proofErr w:type="spellEnd"/>
-            <w:r>
-              <w:rPr>
-                <w:color w:val="000000" w:themeColor="text1"/>
-                <w:sz w:val="22"/>
-                <w:szCs w:val="22"/>
-              </w:rPr>
-              <w:t xml:space="preserve"> + </w:t>
-            </w:r>
-            <w:proofErr w:type="spellStart"/>
-            <w:r>
-              <w:rPr>
-                <w:color w:val="000000" w:themeColor="text1"/>
-                <w:sz w:val="22"/>
-                <w:szCs w:val="22"/>
-              </w:rPr>
-              <w:t>Gerbers</w:t>
-            </w:r>
-            <w:proofErr w:type="spellEnd"/>
-            <w:r>
-              <w:rPr>
-                <w:color w:val="000000" w:themeColor="text1"/>
-                <w:sz w:val="22"/>
-                <w:szCs w:val="22"/>
-              </w:rPr>
-              <w:t>)</w:t>
+              <w:t>Proyecto PCB (esquemático + layout + Gerbers)</w:t>
             </w:r>
           </w:p>
         </w:tc>
@@ -29763,23 +26394,13 @@
                 <w:szCs w:val="22"/>
               </w:rPr>
             </w:pPr>
-            <w:proofErr w:type="spellStart"/>
             <w:r>
               <w:rPr>
                 <w:color w:val="000000" w:themeColor="text1"/>
                 <w:sz w:val="22"/>
                 <w:szCs w:val="22"/>
               </w:rPr>
-              <w:t>Datasheets</w:t>
-            </w:r>
-            <w:proofErr w:type="spellEnd"/>
-            <w:r>
-              <w:rPr>
-                <w:color w:val="000000" w:themeColor="text1"/>
-                <w:sz w:val="22"/>
-                <w:szCs w:val="22"/>
-              </w:rPr>
-              <w:t>/</w:t>
+              <w:t>Datasheets/</w:t>
             </w:r>
           </w:p>
         </w:tc>
@@ -29832,18 +26453,8 @@
                 <w:sz w:val="22"/>
                 <w:szCs w:val="22"/>
               </w:rPr>
-              <w:t xml:space="preserve">) — </w:t>
-            </w:r>
-            <w:proofErr w:type="spellStart"/>
-            <w:r>
-              <w:rPr>
-                <w:color w:val="000000" w:themeColor="text1"/>
-                <w:sz w:val="22"/>
-                <w:szCs w:val="22"/>
-              </w:rPr>
-              <w:t>Winsen</w:t>
-            </w:r>
-            <w:proofErr w:type="spellEnd"/>
+              <w:t>) — Winsen</w:t>
+            </w:r>
           </w:p>
         </w:tc>
       </w:tr>
@@ -29928,43 +26539,7 @@
           <w:szCs w:val="22"/>
         </w:rPr>
         <w:lastRenderedPageBreak/>
-        <w:t xml:space="preserve">Paquete ESP32 de </w:t>
-      </w:r>
-      <w:proofErr w:type="spellStart"/>
-      <w:r>
-        <w:rPr>
-          <w:color w:val="000000" w:themeColor="text1"/>
-          <w:sz w:val="22"/>
-          <w:szCs w:val="22"/>
-        </w:rPr>
-        <w:t>Espressif</w:t>
-      </w:r>
-      <w:proofErr w:type="spellEnd"/>
-      <w:r>
-        <w:rPr>
-          <w:color w:val="000000" w:themeColor="text1"/>
-          <w:sz w:val="22"/>
-          <w:szCs w:val="22"/>
-        </w:rPr>
-        <w:t xml:space="preserve"> instalado (</w:t>
-      </w:r>
-      <w:proofErr w:type="spellStart"/>
-      <w:r>
-        <w:rPr>
-          <w:color w:val="000000" w:themeColor="text1"/>
-          <w:sz w:val="22"/>
-          <w:szCs w:val="22"/>
-        </w:rPr>
-        <w:t>Boards</w:t>
-      </w:r>
-      <w:proofErr w:type="spellEnd"/>
-      <w:r>
-        <w:rPr>
-          <w:color w:val="000000" w:themeColor="text1"/>
-          <w:sz w:val="22"/>
-          <w:szCs w:val="22"/>
-        </w:rPr>
-        <w:t xml:space="preserve"> Manager → buscar 'esp32' → instalar).</w:t>
+        <w:t>Paquete ESP32 de Espressif instalado (Boards Manager → buscar 'esp32' → instalar).</w:t>
       </w:r>
     </w:p>
     <w:p>
@@ -29987,43 +26562,7 @@
           <w:sz w:val="22"/>
           <w:szCs w:val="22"/>
         </w:rPr>
-        <w:t xml:space="preserve">Librería </w:t>
-      </w:r>
-      <w:proofErr w:type="spellStart"/>
-      <w:r>
-        <w:rPr>
-          <w:color w:val="000000" w:themeColor="text1"/>
-          <w:sz w:val="22"/>
-          <w:szCs w:val="22"/>
-        </w:rPr>
-        <w:t>SparkFun</w:t>
-      </w:r>
-      <w:proofErr w:type="spellEnd"/>
-      <w:r>
-        <w:rPr>
-          <w:color w:val="000000" w:themeColor="text1"/>
-          <w:sz w:val="22"/>
-          <w:szCs w:val="22"/>
-        </w:rPr>
-        <w:t xml:space="preserve"> CCS811 instalada (Library Manager → buscar '</w:t>
-      </w:r>
-      <w:proofErr w:type="spellStart"/>
-      <w:r>
-        <w:rPr>
-          <w:color w:val="000000" w:themeColor="text1"/>
-          <w:sz w:val="22"/>
-          <w:szCs w:val="22"/>
-        </w:rPr>
-        <w:t>SparkFun</w:t>
-      </w:r>
-      <w:proofErr w:type="spellEnd"/>
-      <w:r>
-        <w:rPr>
-          <w:color w:val="000000" w:themeColor="text1"/>
-          <w:sz w:val="22"/>
-          <w:szCs w:val="22"/>
-        </w:rPr>
-        <w:t xml:space="preserve"> CCS811').</w:t>
+        <w:t>Librería SparkFun CCS811 instalada (Library Manager → buscar 'SparkFun CCS811').</w:t>
       </w:r>
     </w:p>
     <w:p>
@@ -30059,25 +26598,7 @@
           <w:sz w:val="22"/>
           <w:szCs w:val="22"/>
         </w:rPr>
-        <w:t xml:space="preserve">Tools → </w:t>
-      </w:r>
-      <w:proofErr w:type="spellStart"/>
-      <w:r>
-        <w:rPr>
-          <w:color w:val="000000" w:themeColor="text1"/>
-          <w:sz w:val="22"/>
-          <w:szCs w:val="22"/>
-        </w:rPr>
-        <w:t>Board</w:t>
-      </w:r>
-      <w:proofErr w:type="spellEnd"/>
-      <w:r>
-        <w:rPr>
-          <w:color w:val="000000" w:themeColor="text1"/>
-          <w:sz w:val="22"/>
-          <w:szCs w:val="22"/>
-        </w:rPr>
-        <w:t xml:space="preserve"> → ESP32 Arduino → ESP32S3 Dev Module</w:t>
+        <w:t>Tools → Board → ESP32 Arduino → ESP32S3 Dev Module</w:t>
       </w:r>
     </w:p>
     <w:p>
@@ -30100,43 +26621,7 @@
           <w:sz w:val="22"/>
           <w:szCs w:val="22"/>
         </w:rPr>
-        <w:t xml:space="preserve">USB </w:t>
-      </w:r>
-      <w:proofErr w:type="spellStart"/>
-      <w:r>
-        <w:rPr>
-          <w:color w:val="000000" w:themeColor="text1"/>
-          <w:sz w:val="22"/>
-          <w:szCs w:val="22"/>
-        </w:rPr>
-        <w:t>Mode</w:t>
-      </w:r>
-      <w:proofErr w:type="spellEnd"/>
-      <w:r>
-        <w:rPr>
-          <w:color w:val="000000" w:themeColor="text1"/>
-          <w:sz w:val="22"/>
-          <w:szCs w:val="22"/>
-        </w:rPr>
-        <w:t>: USB-OTG (</w:t>
-      </w:r>
-      <w:proofErr w:type="spellStart"/>
-      <w:r>
-        <w:rPr>
-          <w:color w:val="000000" w:themeColor="text1"/>
-          <w:sz w:val="22"/>
-          <w:szCs w:val="22"/>
-        </w:rPr>
-        <w:t>TinyUSB</w:t>
-      </w:r>
-      <w:proofErr w:type="spellEnd"/>
-      <w:r>
-        <w:rPr>
-          <w:color w:val="000000" w:themeColor="text1"/>
-          <w:sz w:val="22"/>
-          <w:szCs w:val="22"/>
-        </w:rPr>
-        <w:t>)</w:t>
+        <w:t>USB Mode: USB-OTG (TinyUSB)</w:t>
       </w:r>
     </w:p>
     <w:p>
@@ -30159,54 +26644,8 @@
           <w:sz w:val="22"/>
           <w:szCs w:val="22"/>
         </w:rPr>
-        <w:t xml:space="preserve">USB CDC </w:t>
-      </w:r>
-      <w:proofErr w:type="spellStart"/>
-      <w:r>
-        <w:rPr>
-          <w:color w:val="000000" w:themeColor="text1"/>
-          <w:sz w:val="22"/>
-          <w:szCs w:val="22"/>
-        </w:rPr>
-        <w:t>On</w:t>
-      </w:r>
-      <w:proofErr w:type="spellEnd"/>
-      <w:r>
-        <w:rPr>
-          <w:color w:val="000000" w:themeColor="text1"/>
-          <w:sz w:val="22"/>
-          <w:szCs w:val="22"/>
-        </w:rPr>
-        <w:t xml:space="preserve"> </w:t>
-      </w:r>
-      <w:proofErr w:type="spellStart"/>
-      <w:r>
-        <w:rPr>
-          <w:color w:val="000000" w:themeColor="text1"/>
-          <w:sz w:val="22"/>
-          <w:szCs w:val="22"/>
-        </w:rPr>
-        <w:t>Boot</w:t>
-      </w:r>
-      <w:proofErr w:type="spellEnd"/>
-      <w:r>
-        <w:rPr>
-          <w:color w:val="000000" w:themeColor="text1"/>
-          <w:sz w:val="22"/>
-          <w:szCs w:val="22"/>
-        </w:rPr>
-        <w:t xml:space="preserve">: </w:t>
-      </w:r>
-      <w:proofErr w:type="spellStart"/>
-      <w:r>
-        <w:rPr>
-          <w:color w:val="000000" w:themeColor="text1"/>
-          <w:sz w:val="22"/>
-          <w:szCs w:val="22"/>
-        </w:rPr>
-        <w:t>Enabled</w:t>
-      </w:r>
-      <w:proofErr w:type="spellEnd"/>
+        <w:t>USB CDC On Boot: Enabled</w:t>
+      </w:r>
     </w:p>
     <w:p>
       <w:pPr>
@@ -30228,25 +26667,7 @@
           <w:sz w:val="22"/>
           <w:szCs w:val="22"/>
         </w:rPr>
-        <w:t xml:space="preserve">Flash </w:t>
-      </w:r>
-      <w:proofErr w:type="spellStart"/>
-      <w:r>
-        <w:rPr>
-          <w:color w:val="000000" w:themeColor="text1"/>
-          <w:sz w:val="22"/>
-          <w:szCs w:val="22"/>
-        </w:rPr>
-        <w:t>Size</w:t>
-      </w:r>
-      <w:proofErr w:type="spellEnd"/>
-      <w:r>
-        <w:rPr>
-          <w:color w:val="000000" w:themeColor="text1"/>
-          <w:sz w:val="22"/>
-          <w:szCs w:val="22"/>
-        </w:rPr>
-        <w:t>: 16MB (N16R8) o según tu módulo</w:t>
+        <w:t>Flash Size: 16MB (N16R8) o según tu módulo</w:t>
       </w:r>
     </w:p>
     <w:p>
@@ -30263,41 +26684,13 @@
           <w:szCs w:val="22"/>
         </w:rPr>
       </w:pPr>
-      <w:proofErr w:type="spellStart"/>
-      <w:r>
-        <w:rPr>
-          <w:color w:val="000000" w:themeColor="text1"/>
-          <w:sz w:val="22"/>
-          <w:szCs w:val="22"/>
-        </w:rPr>
-        <w:t>Partition</w:t>
-      </w:r>
-      <w:proofErr w:type="spellEnd"/>
-      <w:r>
-        <w:rPr>
-          <w:color w:val="000000" w:themeColor="text1"/>
-          <w:sz w:val="22"/>
-          <w:szCs w:val="22"/>
-        </w:rPr>
-        <w:t xml:space="preserve"> </w:t>
-      </w:r>
-      <w:proofErr w:type="spellStart"/>
-      <w:r>
-        <w:rPr>
-          <w:color w:val="000000" w:themeColor="text1"/>
-          <w:sz w:val="22"/>
-          <w:szCs w:val="22"/>
-        </w:rPr>
-        <w:t>Scheme</w:t>
-      </w:r>
-      <w:proofErr w:type="spellEnd"/>
-      <w:r>
-        <w:rPr>
-          <w:color w:val="000000" w:themeColor="text1"/>
-          <w:sz w:val="22"/>
-          <w:szCs w:val="22"/>
-        </w:rPr>
-        <w:t>: Default</w:t>
+      <w:r>
+        <w:rPr>
+          <w:color w:val="000000" w:themeColor="text1"/>
+          <w:sz w:val="22"/>
+          <w:szCs w:val="22"/>
+        </w:rPr>
+        <w:t>Partition Scheme: Default</w:t>
       </w:r>
     </w:p>
     <w:p>
@@ -30361,25 +26754,7 @@
           <w:sz w:val="22"/>
           <w:szCs w:val="22"/>
         </w:rPr>
-        <w:t xml:space="preserve">Editar las líneas de credenciales </w:t>
-      </w:r>
-      <w:proofErr w:type="spellStart"/>
-      <w:r>
-        <w:rPr>
-          <w:color w:val="000000" w:themeColor="text1"/>
-          <w:sz w:val="22"/>
-          <w:szCs w:val="22"/>
-        </w:rPr>
-        <w:t>WiFi</w:t>
-      </w:r>
-      <w:proofErr w:type="spellEnd"/>
-      <w:r>
-        <w:rPr>
-          <w:color w:val="000000" w:themeColor="text1"/>
-          <w:sz w:val="22"/>
-          <w:szCs w:val="22"/>
-        </w:rPr>
-        <w:t>:</w:t>
+        <w:t>Editar las líneas de credenciales WiFi:</w:t>
       </w:r>
     </w:p>
     <w:p>
@@ -30467,79 +26842,7 @@
           <w:sz w:val="22"/>
           <w:szCs w:val="22"/>
         </w:rPr>
-        <w:t>Si aparece '</w:t>
-      </w:r>
-      <w:proofErr w:type="spellStart"/>
-      <w:r>
-        <w:rPr>
-          <w:color w:val="000000" w:themeColor="text1"/>
-          <w:sz w:val="22"/>
-          <w:szCs w:val="22"/>
-        </w:rPr>
-        <w:t>Wrong</w:t>
-      </w:r>
-      <w:proofErr w:type="spellEnd"/>
-      <w:r>
-        <w:rPr>
-          <w:color w:val="000000" w:themeColor="text1"/>
-          <w:sz w:val="22"/>
-          <w:szCs w:val="22"/>
-        </w:rPr>
-        <w:t xml:space="preserve"> </w:t>
-      </w:r>
-      <w:proofErr w:type="spellStart"/>
-      <w:r>
-        <w:rPr>
-          <w:color w:val="000000" w:themeColor="text1"/>
-          <w:sz w:val="22"/>
-          <w:szCs w:val="22"/>
-        </w:rPr>
-        <w:t>boot</w:t>
-      </w:r>
-      <w:proofErr w:type="spellEnd"/>
-      <w:r>
-        <w:rPr>
-          <w:color w:val="000000" w:themeColor="text1"/>
-          <w:sz w:val="22"/>
-          <w:szCs w:val="22"/>
-        </w:rPr>
-        <w:t xml:space="preserve"> </w:t>
-      </w:r>
-      <w:proofErr w:type="spellStart"/>
-      <w:r>
-        <w:rPr>
-          <w:color w:val="000000" w:themeColor="text1"/>
-          <w:sz w:val="22"/>
-          <w:szCs w:val="22"/>
-        </w:rPr>
-        <w:t>mode</w:t>
-      </w:r>
-      <w:proofErr w:type="spellEnd"/>
-      <w:r>
-        <w:rPr>
-          <w:color w:val="000000" w:themeColor="text1"/>
-          <w:sz w:val="22"/>
-          <w:szCs w:val="22"/>
-        </w:rPr>
-        <w:t xml:space="preserve">': mantener presionado BOOT, presionar y soltar RESET, luego soltar BOOT, e inmediatamente dar clic en </w:t>
-      </w:r>
-      <w:proofErr w:type="spellStart"/>
-      <w:r>
-        <w:rPr>
-          <w:color w:val="000000" w:themeColor="text1"/>
-          <w:sz w:val="22"/>
-          <w:szCs w:val="22"/>
-        </w:rPr>
-        <w:t>Upload</w:t>
-      </w:r>
-      <w:proofErr w:type="spellEnd"/>
-      <w:r>
-        <w:rPr>
-          <w:color w:val="000000" w:themeColor="text1"/>
-          <w:sz w:val="22"/>
-          <w:szCs w:val="22"/>
-        </w:rPr>
-        <w:t>.</w:t>
+        <w:t>Si aparece 'Wrong boot mode': mantener presionado BOOT, presionar y soltar RESET, luego soltar BOOT, e inmediatamente dar clic en Upload.</w:t>
       </w:r>
     </w:p>
     <w:p>
@@ -30562,25 +26865,7 @@
           <w:sz w:val="22"/>
           <w:szCs w:val="22"/>
         </w:rPr>
-        <w:t xml:space="preserve">Abrir el Monitor Serial (115200 </w:t>
-      </w:r>
-      <w:proofErr w:type="spellStart"/>
-      <w:r>
-        <w:rPr>
-          <w:color w:val="000000" w:themeColor="text1"/>
-          <w:sz w:val="22"/>
-          <w:szCs w:val="22"/>
-        </w:rPr>
-        <w:t>baud</w:t>
-      </w:r>
-      <w:proofErr w:type="spellEnd"/>
-      <w:r>
-        <w:rPr>
-          <w:color w:val="000000" w:themeColor="text1"/>
-          <w:sz w:val="22"/>
-          <w:szCs w:val="22"/>
-        </w:rPr>
-        <w:t>). Anotar la IP que aparece:</w:t>
+        <w:t>Abrir el Monitor Serial (115200 baud). Anotar la IP que aparece:</w:t>
       </w:r>
     </w:p>
     <w:p>
@@ -30601,27 +26886,7 @@
           <w:sz w:val="22"/>
           <w:szCs w:val="22"/>
         </w:rPr>
-        <w:t xml:space="preserve"># [OK] </w:t>
-      </w:r>
-      <w:proofErr w:type="spellStart"/>
-      <w:r>
-        <w:rPr>
-          <w:rFonts w:eastAsia="Courier New"/>
-          <w:color w:val="000000" w:themeColor="text1"/>
-          <w:sz w:val="22"/>
-          <w:szCs w:val="22"/>
-        </w:rPr>
-        <w:t>WiFi</w:t>
-      </w:r>
-      <w:proofErr w:type="spellEnd"/>
-      <w:r>
-        <w:rPr>
-          <w:rFonts w:eastAsia="Courier New"/>
-          <w:color w:val="000000" w:themeColor="text1"/>
-          <w:sz w:val="22"/>
-          <w:szCs w:val="22"/>
-        </w:rPr>
-        <w:t xml:space="preserve"> conectado — IP: 192.168.1.XXX</w:t>
+        <w:t># [OK] WiFi conectado — IP: 192.168.1.XXX</w:t>
       </w:r>
     </w:p>
     <w:p>
@@ -30644,25 +26909,7 @@
           <w:sz w:val="22"/>
           <w:szCs w:val="22"/>
         </w:rPr>
-        <w:t xml:space="preserve">Verificar el </w:t>
-      </w:r>
-      <w:proofErr w:type="spellStart"/>
-      <w:r>
-        <w:rPr>
-          <w:color w:val="000000" w:themeColor="text1"/>
-          <w:sz w:val="22"/>
-          <w:szCs w:val="22"/>
-        </w:rPr>
-        <w:t>endpoint</w:t>
-      </w:r>
-      <w:proofErr w:type="spellEnd"/>
-      <w:r>
-        <w:rPr>
-          <w:color w:val="000000" w:themeColor="text1"/>
-          <w:sz w:val="22"/>
-          <w:szCs w:val="22"/>
-        </w:rPr>
-        <w:t xml:space="preserve"> abriendo en el navegador: http://192.168.1.XXX/datos</w:t>
+        <w:t>Verificar el endpoint abriendo en el navegador: http://192.168.1.XXX/datos</w:t>
       </w:r>
     </w:p>
     <w:p>
@@ -30741,47 +26988,7 @@
           <w:sz w:val="22"/>
           <w:szCs w:val="22"/>
         </w:rPr>
-        <w:t xml:space="preserve"># </w:t>
-      </w:r>
-      <w:proofErr w:type="spellStart"/>
-      <w:r>
-        <w:rPr>
-          <w:rFonts w:eastAsia="Courier New"/>
-          <w:color w:val="000000" w:themeColor="text1"/>
-          <w:sz w:val="22"/>
-          <w:szCs w:val="22"/>
-        </w:rPr>
-        <w:t>Vco</w:t>
-      </w:r>
-      <w:proofErr w:type="spellEnd"/>
-      <w:r>
-        <w:rPr>
-          <w:rFonts w:eastAsia="Courier New"/>
-          <w:color w:val="000000" w:themeColor="text1"/>
-          <w:sz w:val="22"/>
-          <w:szCs w:val="22"/>
-        </w:rPr>
-        <w:t>=0.125</w:t>
-      </w:r>
-      <w:proofErr w:type="gramStart"/>
-      <w:r>
-        <w:rPr>
-          <w:rFonts w:eastAsia="Courier New"/>
-          <w:color w:val="000000" w:themeColor="text1"/>
-          <w:sz w:val="22"/>
-          <w:szCs w:val="22"/>
-        </w:rPr>
-        <w:t>V  Vno2=X.XXXV</w:t>
-      </w:r>
-      <w:proofErr w:type="gramEnd"/>
-      <w:r>
-        <w:rPr>
-          <w:rFonts w:eastAsia="Courier New"/>
-          <w:color w:val="000000" w:themeColor="text1"/>
-          <w:sz w:val="22"/>
-          <w:szCs w:val="22"/>
-        </w:rPr>
-        <w:t xml:space="preserve">  (V0_NO2=3.10 FACTOR=0.310)</w:t>
+        <w:t># Vco=0.125V  Vno2=X.XXXV  (V0_NO2=3.10 FACTOR=0.310)</w:t>
       </w:r>
     </w:p>
     <w:p>
@@ -30827,45 +27034,7 @@
           <w:sz w:val="22"/>
           <w:szCs w:val="22"/>
         </w:rPr>
-        <w:t xml:space="preserve">Editar en </w:t>
-      </w:r>
-      <w:proofErr w:type="spellStart"/>
-      <w:proofErr w:type="gramStart"/>
-      <w:r>
-        <w:rPr>
-          <w:color w:val="000000" w:themeColor="text1"/>
-          <w:sz w:val="22"/>
-          <w:szCs w:val="22"/>
-        </w:rPr>
-        <w:t>el</w:t>
-      </w:r>
-      <w:proofErr w:type="spellEnd"/>
-      <w:r>
-        <w:rPr>
-          <w:color w:val="000000" w:themeColor="text1"/>
-          <w:sz w:val="22"/>
-          <w:szCs w:val="22"/>
-        </w:rPr>
-        <w:t xml:space="preserve"> .</w:t>
-      </w:r>
-      <w:proofErr w:type="spellStart"/>
-      <w:r>
-        <w:rPr>
-          <w:color w:val="000000" w:themeColor="text1"/>
-          <w:sz w:val="22"/>
-          <w:szCs w:val="22"/>
-        </w:rPr>
-        <w:t>ino</w:t>
-      </w:r>
-      <w:proofErr w:type="spellEnd"/>
-      <w:proofErr w:type="gramEnd"/>
-      <w:r>
-        <w:rPr>
-          <w:color w:val="000000" w:themeColor="text1"/>
-          <w:sz w:val="22"/>
-          <w:szCs w:val="22"/>
-        </w:rPr>
-        <w:t>:</w:t>
+        <w:t>Editar en el .ino:</w:t>
       </w:r>
     </w:p>
     <w:p>
@@ -30886,29 +27055,7 @@
           <w:sz w:val="22"/>
           <w:szCs w:val="22"/>
         </w:rPr>
-        <w:t xml:space="preserve">#define V0_NO2      </w:t>
-      </w:r>
-      <w:proofErr w:type="spellStart"/>
-      <w:proofErr w:type="gramStart"/>
-      <w:r>
-        <w:rPr>
-          <w:rFonts w:eastAsia="Courier New"/>
-          <w:color w:val="000000" w:themeColor="text1"/>
-          <w:sz w:val="22"/>
-          <w:szCs w:val="22"/>
-        </w:rPr>
-        <w:t>X.XXf</w:t>
-      </w:r>
-      <w:proofErr w:type="spellEnd"/>
-      <w:proofErr w:type="gramEnd"/>
-      <w:r>
-        <w:rPr>
-          <w:rFonts w:eastAsia="Courier New"/>
-          <w:color w:val="000000" w:themeColor="text1"/>
-          <w:sz w:val="22"/>
-          <w:szCs w:val="22"/>
-        </w:rPr>
-        <w:t xml:space="preserve">    // valor medido</w:t>
+        <w:t>#define V0_NO2      X.XXf    // valor medido</w:t>
       </w:r>
     </w:p>
     <w:p>
@@ -30929,47 +27076,7 @@
           <w:sz w:val="22"/>
           <w:szCs w:val="22"/>
         </w:rPr>
-        <w:t>#define FACTOR_NO</w:t>
-      </w:r>
-      <w:proofErr w:type="gramStart"/>
-      <w:r>
-        <w:rPr>
-          <w:rFonts w:eastAsia="Courier New"/>
-          <w:color w:val="000000" w:themeColor="text1"/>
-          <w:sz w:val="22"/>
-          <w:szCs w:val="22"/>
-        </w:rPr>
-        <w:t xml:space="preserve">2  </w:t>
-      </w:r>
-      <w:proofErr w:type="spellStart"/>
-      <w:r>
-        <w:rPr>
-          <w:rFonts w:eastAsia="Courier New"/>
-          <w:color w:val="000000" w:themeColor="text1"/>
-          <w:sz w:val="22"/>
-          <w:szCs w:val="22"/>
-        </w:rPr>
-        <w:t>X</w:t>
-      </w:r>
-      <w:proofErr w:type="gramEnd"/>
-      <w:r>
-        <w:rPr>
-          <w:rFonts w:eastAsia="Courier New"/>
-          <w:color w:val="000000" w:themeColor="text1"/>
-          <w:sz w:val="22"/>
-          <w:szCs w:val="22"/>
-        </w:rPr>
-        <w:t>.XXXf</w:t>
-      </w:r>
-      <w:proofErr w:type="spellEnd"/>
-      <w:r>
-        <w:rPr>
-          <w:rFonts w:eastAsia="Courier New"/>
-          <w:color w:val="000000" w:themeColor="text1"/>
-          <w:sz w:val="22"/>
-          <w:szCs w:val="22"/>
-        </w:rPr>
-        <w:t xml:space="preserve">   // V0_NO2 / 10.0</w:t>
+        <w:t>#define FACTOR_NO2  X.XXXf   // V0_NO2 / 10.0</w:t>
       </w:r>
     </w:p>
     <w:p>
@@ -31010,25 +27117,7 @@
           <w:sz w:val="22"/>
           <w:szCs w:val="22"/>
         </w:rPr>
-        <w:t xml:space="preserve">21.3 Cómo visualizar datos en el </w:t>
-      </w:r>
-      <w:proofErr w:type="spellStart"/>
-      <w:r>
-        <w:rPr>
-          <w:color w:val="000000" w:themeColor="text1"/>
-          <w:sz w:val="22"/>
-          <w:szCs w:val="22"/>
-        </w:rPr>
-        <w:t>dashboard</w:t>
-      </w:r>
-      <w:proofErr w:type="spellEnd"/>
-      <w:r>
-        <w:rPr>
-          <w:color w:val="000000" w:themeColor="text1"/>
-          <w:sz w:val="22"/>
-          <w:szCs w:val="22"/>
-        </w:rPr>
-        <w:t xml:space="preserve"> (paso a paso)</w:t>
+        <w:t>21.3 Cómo visualizar datos en el dashboard (paso a paso)</w:t>
       </w:r>
     </w:p>
     <w:p>
@@ -31092,61 +27181,7 @@
           <w:sz w:val="22"/>
           <w:szCs w:val="22"/>
         </w:rPr>
-        <w:t xml:space="preserve">Clic derecho en el proyecto → </w:t>
-      </w:r>
-      <w:proofErr w:type="spellStart"/>
-      <w:r>
-        <w:rPr>
-          <w:color w:val="000000" w:themeColor="text1"/>
-          <w:sz w:val="22"/>
-          <w:szCs w:val="22"/>
-        </w:rPr>
-        <w:t>Properties</w:t>
-      </w:r>
-      <w:proofErr w:type="spellEnd"/>
-      <w:r>
-        <w:rPr>
-          <w:color w:val="000000" w:themeColor="text1"/>
-          <w:sz w:val="22"/>
-          <w:szCs w:val="22"/>
-        </w:rPr>
-        <w:t xml:space="preserve"> → </w:t>
-      </w:r>
-      <w:proofErr w:type="spellStart"/>
-      <w:r>
-        <w:rPr>
-          <w:color w:val="000000" w:themeColor="text1"/>
-          <w:sz w:val="22"/>
-          <w:szCs w:val="22"/>
-        </w:rPr>
-        <w:t>Libraries</w:t>
-      </w:r>
-      <w:proofErr w:type="spellEnd"/>
-      <w:r>
-        <w:rPr>
-          <w:color w:val="000000" w:themeColor="text1"/>
-          <w:sz w:val="22"/>
-          <w:szCs w:val="22"/>
-        </w:rPr>
-        <w:t xml:space="preserve"> → </w:t>
-      </w:r>
-      <w:proofErr w:type="spellStart"/>
-      <w:r>
-        <w:rPr>
-          <w:color w:val="000000" w:themeColor="text1"/>
-          <w:sz w:val="22"/>
-          <w:szCs w:val="22"/>
-        </w:rPr>
-        <w:t>Add</w:t>
-      </w:r>
-      <w:proofErr w:type="spellEnd"/>
-      <w:r>
-        <w:rPr>
-          <w:color w:val="000000" w:themeColor="text1"/>
-          <w:sz w:val="22"/>
-          <w:szCs w:val="22"/>
-        </w:rPr>
-        <w:t xml:space="preserve"> JAR/Folder → seleccionar jserialcomm-2.x.x.jar (descargable de https://github.com/Fazecast/jSerialComm/releases).</w:t>
+        <w:t>Clic derecho en el proyecto → Properties → Libraries → Add JAR/Folder → seleccionar jserialcomm-2.x.x.jar (descargable de https://github.com/Fazecast/jSerialComm/releases).</w:t>
       </w:r>
     </w:p>
     <w:p>
@@ -31163,41 +27198,13 @@
           <w:szCs w:val="22"/>
         </w:rPr>
       </w:pPr>
-      <w:proofErr w:type="spellStart"/>
-      <w:r>
-        <w:rPr>
-          <w:color w:val="000000" w:themeColor="text1"/>
-          <w:sz w:val="22"/>
-          <w:szCs w:val="22"/>
-        </w:rPr>
-        <w:t>Clean</w:t>
-      </w:r>
-      <w:proofErr w:type="spellEnd"/>
-      <w:r>
-        <w:rPr>
-          <w:color w:val="000000" w:themeColor="text1"/>
-          <w:sz w:val="22"/>
-          <w:szCs w:val="22"/>
-        </w:rPr>
-        <w:t xml:space="preserve"> and </w:t>
-      </w:r>
-      <w:proofErr w:type="spellStart"/>
-      <w:r>
-        <w:rPr>
-          <w:color w:val="000000" w:themeColor="text1"/>
-          <w:sz w:val="22"/>
-          <w:szCs w:val="22"/>
-        </w:rPr>
-        <w:t>Build</w:t>
-      </w:r>
-      <w:proofErr w:type="spellEnd"/>
-      <w:r>
-        <w:rPr>
-          <w:color w:val="000000" w:themeColor="text1"/>
-          <w:sz w:val="22"/>
-          <w:szCs w:val="22"/>
-        </w:rPr>
-        <w:t xml:space="preserve"> Project (Shift+F11).</w:t>
+      <w:r>
+        <w:rPr>
+          <w:color w:val="000000" w:themeColor="text1"/>
+          <w:sz w:val="22"/>
+          <w:szCs w:val="22"/>
+        </w:rPr>
+        <w:t>Clean and Build Project (Shift+F11).</w:t>
       </w:r>
     </w:p>
     <w:p>
@@ -31266,25 +27273,7 @@
           <w:sz w:val="22"/>
           <w:szCs w:val="22"/>
         </w:rPr>
-        <w:t xml:space="preserve">Presionar CONECTAR o </w:t>
-      </w:r>
-      <w:proofErr w:type="spellStart"/>
-      <w:r>
-        <w:rPr>
-          <w:color w:val="000000" w:themeColor="text1"/>
-          <w:sz w:val="22"/>
-          <w:szCs w:val="22"/>
-        </w:rPr>
-        <w:t>Enter</w:t>
-      </w:r>
-      <w:proofErr w:type="spellEnd"/>
-      <w:r>
-        <w:rPr>
-          <w:color w:val="000000" w:themeColor="text1"/>
-          <w:sz w:val="22"/>
-          <w:szCs w:val="22"/>
-        </w:rPr>
-        <w:t>. Los gauges comenzarán a actualizar en ~500 ms.</w:t>
+        <w:t>Presionar CONECTAR o Enter. Los gauges comenzarán a actualizar en ~500 ms.</w:t>
       </w:r>
     </w:p>
     <w:p>
@@ -31361,25 +27350,7 @@
           <w:sz w:val="22"/>
           <w:szCs w:val="22"/>
         </w:rPr>
-        <w:t xml:space="preserve">Abrir Android Studio → File → Open → seleccionar carpeta </w:t>
-      </w:r>
-      <w:proofErr w:type="spellStart"/>
-      <w:r>
-        <w:rPr>
-          <w:color w:val="000000" w:themeColor="text1"/>
-          <w:sz w:val="22"/>
-          <w:szCs w:val="22"/>
-        </w:rPr>
-        <w:t>android_app</w:t>
-      </w:r>
-      <w:proofErr w:type="spellEnd"/>
-      <w:r>
-        <w:rPr>
-          <w:color w:val="000000" w:themeColor="text1"/>
-          <w:sz w:val="22"/>
-          <w:szCs w:val="22"/>
-        </w:rPr>
-        <w:t>.</w:t>
+        <w:t>Abrir Android Studio → File → Open → seleccionar carpeta android_app.</w:t>
       </w:r>
     </w:p>
     <w:p>
@@ -31402,25 +27373,7 @@
           <w:sz w:val="22"/>
           <w:szCs w:val="22"/>
         </w:rPr>
-        <w:t xml:space="preserve">Esperar sincronización de </w:t>
-      </w:r>
-      <w:proofErr w:type="spellStart"/>
-      <w:r>
-        <w:rPr>
-          <w:color w:val="000000" w:themeColor="text1"/>
-          <w:sz w:val="22"/>
-          <w:szCs w:val="22"/>
-        </w:rPr>
-        <w:t>Gradle</w:t>
-      </w:r>
-      <w:proofErr w:type="spellEnd"/>
-      <w:r>
-        <w:rPr>
-          <w:color w:val="000000" w:themeColor="text1"/>
-          <w:sz w:val="22"/>
-          <w:szCs w:val="22"/>
-        </w:rPr>
-        <w:t xml:space="preserve"> (requiere internet para descargar dependencias).</w:t>
+        <w:t>Esperar sincronización de Gradle (requiere internet para descargar dependencias).</w:t>
       </w:r>
     </w:p>
     <w:p>
@@ -31466,25 +27419,7 @@
           <w:sz w:val="22"/>
           <w:szCs w:val="22"/>
         </w:rPr>
-        <w:t xml:space="preserve">Asegurarse que el celular está en la misma red </w:t>
-      </w:r>
-      <w:proofErr w:type="spellStart"/>
-      <w:r>
-        <w:rPr>
-          <w:color w:val="000000" w:themeColor="text1"/>
-          <w:sz w:val="22"/>
-          <w:szCs w:val="22"/>
-        </w:rPr>
-        <w:t>WiFi</w:t>
-      </w:r>
-      <w:proofErr w:type="spellEnd"/>
-      <w:r>
-        <w:rPr>
-          <w:color w:val="000000" w:themeColor="text1"/>
-          <w:sz w:val="22"/>
-          <w:szCs w:val="22"/>
-        </w:rPr>
-        <w:t xml:space="preserve"> que el ESP32.</w:t>
+        <w:t>Asegurarse que el celular está en la misma red WiFi que el ESP32.</w:t>
       </w:r>
     </w:p>
     <w:p>
@@ -31507,25 +27442,7 @@
           <w:sz w:val="22"/>
           <w:szCs w:val="22"/>
         </w:rPr>
-        <w:t xml:space="preserve">Run (Shift+F10) o clic en el botón de </w:t>
-      </w:r>
-      <w:proofErr w:type="spellStart"/>
-      <w:r>
-        <w:rPr>
-          <w:color w:val="000000" w:themeColor="text1"/>
-          <w:sz w:val="22"/>
-          <w:szCs w:val="22"/>
-        </w:rPr>
-        <w:t>play</w:t>
-      </w:r>
-      <w:proofErr w:type="spellEnd"/>
-      <w:r>
-        <w:rPr>
-          <w:color w:val="000000" w:themeColor="text1"/>
-          <w:sz w:val="22"/>
-          <w:szCs w:val="22"/>
-        </w:rPr>
-        <w:t xml:space="preserve"> en Android Studio.</w:t>
+        <w:t>Run (Shift+F10) o clic en el botón de play en Android Studio.</w:t>
       </w:r>
     </w:p>
     <w:p>
@@ -31630,25 +27547,7 @@
           <w:sz w:val="22"/>
           <w:szCs w:val="22"/>
         </w:rPr>
-        <w:t xml:space="preserve">Sin necesidad de instalar ninguna aplicación, se puede verificar el funcionamiento del sistema accediendo desde cualquier dispositivo en la misma red </w:t>
-      </w:r>
-      <w:proofErr w:type="spellStart"/>
-      <w:r>
-        <w:rPr>
-          <w:color w:val="000000" w:themeColor="text1"/>
-          <w:sz w:val="22"/>
-          <w:szCs w:val="22"/>
-        </w:rPr>
-        <w:t>WiFi</w:t>
-      </w:r>
-      <w:proofErr w:type="spellEnd"/>
-      <w:r>
-        <w:rPr>
-          <w:color w:val="000000" w:themeColor="text1"/>
-          <w:sz w:val="22"/>
-          <w:szCs w:val="22"/>
-        </w:rPr>
-        <w:t xml:space="preserve"> a:</w:t>
+        <w:t>Sin necesidad de instalar ninguna aplicación, se puede verificar el funcionamiento del sistema accediendo desde cualquier dispositivo en la misma red WiFi a:</w:t>
       </w:r>
     </w:p>
     <w:p>
@@ -31708,25 +27607,7 @@
           <w:sz w:val="22"/>
           <w:szCs w:val="22"/>
         </w:rPr>
-        <w:t xml:space="preserve">Esto permite confirmar que el firmware funciona correctamente antes de configurar los </w:t>
-      </w:r>
-      <w:proofErr w:type="spellStart"/>
-      <w:r>
-        <w:rPr>
-          <w:color w:val="000000" w:themeColor="text1"/>
-          <w:sz w:val="22"/>
-          <w:szCs w:val="22"/>
-        </w:rPr>
-        <w:t>dashboards</w:t>
-      </w:r>
-      <w:proofErr w:type="spellEnd"/>
-      <w:r>
-        <w:rPr>
-          <w:color w:val="000000" w:themeColor="text1"/>
-          <w:sz w:val="22"/>
-          <w:szCs w:val="22"/>
-        </w:rPr>
-        <w:t>.</w:t>
+        <w:t>Esto permite confirmar que el firmware funciona correctamente antes de configurar los dashboards.</w:t>
       </w:r>
     </w:p>
     <w:p>
@@ -31771,25 +27652,7 @@
           <w:szCs w:val="22"/>
           <w:lang w:val="en-AU"/>
         </w:rPr>
-        <w:t xml:space="preserve">&amp; Penza, M. (2016). Assessment of air quality microsensors versus reference methods: The </w:t>
-      </w:r>
-      <w:proofErr w:type="spellStart"/>
-      <w:r>
-        <w:rPr>
-          <w:sz w:val="22"/>
-          <w:szCs w:val="22"/>
-          <w:lang w:val="en-AU"/>
-        </w:rPr>
-        <w:t>EuNetAir</w:t>
-      </w:r>
-      <w:proofErr w:type="spellEnd"/>
-      <w:r>
-        <w:rPr>
-          <w:sz w:val="22"/>
-          <w:szCs w:val="22"/>
-          <w:lang w:val="en-AU"/>
-        </w:rPr>
-        <w:t xml:space="preserve"> joint exercise. Atmospheric Environment, 147, 246–263. https://doi.org/10.1016/j.atmosenv.2016.09.050</w:t>
+        <w:t>&amp; Penza, M. (2016). Assessment of air quality microsensors versus reference methods: The EuNetAir joint exercise. Atmospheric Environment, 147, 246–263. https://doi.org/10.1016/j.atmosenv.2016.09.050</w:t>
       </w:r>
     </w:p>
     <w:p>
@@ -31808,61 +27671,7 @@
           <w:szCs w:val="22"/>
           <w:lang w:val="en-AU"/>
         </w:rPr>
-        <w:t xml:space="preserve">Kumar, P., Morawska, L., </w:t>
-      </w:r>
-      <w:proofErr w:type="spellStart"/>
-      <w:r>
-        <w:rPr>
-          <w:sz w:val="22"/>
-          <w:szCs w:val="22"/>
-          <w:lang w:val="en-AU"/>
-        </w:rPr>
-        <w:t>Martani</w:t>
-      </w:r>
-      <w:proofErr w:type="spellEnd"/>
-      <w:r>
-        <w:rPr>
-          <w:sz w:val="22"/>
-          <w:szCs w:val="22"/>
-          <w:lang w:val="en-AU"/>
-        </w:rPr>
-        <w:t xml:space="preserve">, C., </w:t>
-      </w:r>
-      <w:proofErr w:type="spellStart"/>
-      <w:r>
-        <w:rPr>
-          <w:sz w:val="22"/>
-          <w:szCs w:val="22"/>
-          <w:lang w:val="en-AU"/>
-        </w:rPr>
-        <w:t>Biskos</w:t>
-      </w:r>
-      <w:proofErr w:type="spellEnd"/>
-      <w:r>
-        <w:rPr>
-          <w:sz w:val="22"/>
-          <w:szCs w:val="22"/>
-          <w:lang w:val="en-AU"/>
-        </w:rPr>
-        <w:t xml:space="preserve">, G., Neophytou, M., Di Sabatino, S., ... &amp; </w:t>
-      </w:r>
-      <w:proofErr w:type="spellStart"/>
-      <w:r>
-        <w:rPr>
-          <w:sz w:val="22"/>
-          <w:szCs w:val="22"/>
-          <w:lang w:val="en-AU"/>
-        </w:rPr>
-        <w:t>Britter</w:t>
-      </w:r>
-      <w:proofErr w:type="spellEnd"/>
-      <w:r>
-        <w:rPr>
-          <w:sz w:val="22"/>
-          <w:szCs w:val="22"/>
-          <w:lang w:val="en-AU"/>
-        </w:rPr>
-        <w:t>, R. (2015). The rise of low-cost sensing for managing air pollution in cities. Environment International, 75, 199–205. https://doi.org/10.1016/j.envint.2014.11.019</w:t>
+        <w:t>Kumar, P., Morawska, L., Martani, C., Biskos, G., Neophytou, M., Di Sabatino, S., ... &amp; Britter, R. (2015). The rise of low-cost sensing for managing air pollution in cities. Environment International, 75, 199–205. https://doi.org/10.1016/j.envint.2014.11.019</w:t>
       </w:r>
     </w:p>
     <w:p>
@@ -31919,25 +27728,7 @@
           <w:szCs w:val="22"/>
           <w:lang w:val="en-AU"/>
         </w:rPr>
-        <w:t xml:space="preserve">Mead, M. I., Popoola, O. A. M., Stewart, G. B., </w:t>
-      </w:r>
-      <w:proofErr w:type="spellStart"/>
-      <w:r>
-        <w:rPr>
-          <w:sz w:val="22"/>
-          <w:szCs w:val="22"/>
-          <w:lang w:val="en-AU"/>
-        </w:rPr>
-        <w:t>Landshoff</w:t>
-      </w:r>
-      <w:proofErr w:type="spellEnd"/>
-      <w:r>
-        <w:rPr>
-          <w:sz w:val="22"/>
-          <w:szCs w:val="22"/>
-          <w:lang w:val="en-AU"/>
-        </w:rPr>
-        <w:t>, P., Calleja, M., Hayes, M., ... &amp; Jones, R. L. (2013). The use of electrochemical sensors for monitoring urban air quality in low-cost, high-density networks. Atmospheric Environment, 70, 186–203. https://doi.org/10.1016/j.atmosenv.2012.11.060</w:t>
+        <w:t>Mead, M. I., Popoola, O. A. M., Stewart, G. B., Landshoff, P., Calleja, M., Hayes, M., ... &amp; Jones, R. L. (2013). The use of electrochemical sensors for monitoring urban air quality in low-cost, high-density networks. Atmospheric Environment, 70, 186–203. https://doi.org/10.1016/j.atmosenv.2012.11.060</w:t>
       </w:r>
     </w:p>
     <w:p>
@@ -31956,43 +27747,7 @@
           <w:szCs w:val="22"/>
           <w:lang w:val="en-AU"/>
         </w:rPr>
-        <w:t xml:space="preserve">Spinelle, L., </w:t>
-      </w:r>
-      <w:proofErr w:type="spellStart"/>
-      <w:r>
-        <w:rPr>
-          <w:sz w:val="22"/>
-          <w:szCs w:val="22"/>
-          <w:lang w:val="en-AU"/>
-        </w:rPr>
-        <w:t>Gerboles</w:t>
-      </w:r>
-      <w:proofErr w:type="spellEnd"/>
-      <w:r>
-        <w:rPr>
-          <w:sz w:val="22"/>
-          <w:szCs w:val="22"/>
-          <w:lang w:val="en-AU"/>
-        </w:rPr>
-        <w:t xml:space="preserve">, M., Villani, M. G., Aleixandre, M., &amp; </w:t>
-      </w:r>
-      <w:proofErr w:type="spellStart"/>
-      <w:r>
-        <w:rPr>
-          <w:sz w:val="22"/>
-          <w:szCs w:val="22"/>
-          <w:lang w:val="en-AU"/>
-        </w:rPr>
-        <w:t>Bonavitacola</w:t>
-      </w:r>
-      <w:proofErr w:type="spellEnd"/>
-      <w:r>
-        <w:rPr>
-          <w:sz w:val="22"/>
-          <w:szCs w:val="22"/>
-          <w:lang w:val="en-AU"/>
-        </w:rPr>
-        <w:t>, F. (2015). Field calibration of a cluster of low-cost available sensors for air quality monitoring. Part A: Ozone and nitrogen dioxide. Sensors and Actuators B: Chemical, 215, 249–257. https://doi.org/10.1016/j.snb.2015.03.031</w:t>
+        <w:t>Spinelle, L., Gerboles, M., Villani, M. G., Aleixandre, M., &amp; Bonavitacola, F. (2015). Field calibration of a cluster of low-cost available sensors for air quality monitoring. Part A: Ozone and nitrogen dioxide. Sensors and Actuators B: Chemical, 215, 249–257. https://doi.org/10.1016/j.snb.2015.03.031</w:t>
       </w:r>
     </w:p>
     <w:p>
@@ -32011,25 +27766,7 @@
           <w:szCs w:val="22"/>
           <w:lang w:val="en-AU"/>
         </w:rPr>
-        <w:t xml:space="preserve">Zimmerman, N., Presto, A. A., Kumar, S. P. N., Gu, J., </w:t>
-      </w:r>
-      <w:proofErr w:type="spellStart"/>
-      <w:r>
-        <w:rPr>
-          <w:sz w:val="22"/>
-          <w:szCs w:val="22"/>
-          <w:lang w:val="en-AU"/>
-        </w:rPr>
-        <w:t>Hauryliuk</w:t>
-      </w:r>
-      <w:proofErr w:type="spellEnd"/>
-      <w:r>
-        <w:rPr>
-          <w:sz w:val="22"/>
-          <w:szCs w:val="22"/>
-          <w:lang w:val="en-AU"/>
-        </w:rPr>
-        <w:t xml:space="preserve">, A., Robinson, E. S., &amp; Robinson, A. L. (2018). A machine learning calibration model using random forests to improve sensor performance for lower-cost air quality monitoring. Atmospheric Measurement Techniques, 11(1), 291–313. </w:t>
+        <w:t xml:space="preserve">Zimmerman, N., Presto, A. A., Kumar, S. P. N., Gu, J., Hauryliuk, A., Robinson, E. S., &amp; Robinson, A. L. (2018). A machine learning calibration model using random forests to improve sensor performance for lower-cost air quality monitoring. Atmospheric Measurement Techniques, 11(1), 291–313. </w:t>
       </w:r>
       <w:hyperlink r:id="rId29" w:history="1">
         <w:r>
@@ -32092,39 +27829,8 @@
           <w:szCs w:val="22"/>
           <w:lang w:val="en-AU"/>
         </w:rPr>
-        <w:t xml:space="preserve">A1. Datasheets y </w:t>
-      </w:r>
-      <w:proofErr w:type="spellStart"/>
-      <w:r>
-        <w:rPr>
-          <w:color w:val="auto"/>
-          <w:sz w:val="22"/>
-          <w:szCs w:val="22"/>
-          <w:lang w:val="en-AU"/>
-        </w:rPr>
-        <w:t>Notas</w:t>
-      </w:r>
-      <w:proofErr w:type="spellEnd"/>
-      <w:r>
-        <w:rPr>
-          <w:color w:val="auto"/>
-          <w:sz w:val="22"/>
-          <w:szCs w:val="22"/>
-          <w:lang w:val="en-AU"/>
-        </w:rPr>
-        <w:t xml:space="preserve"> </w:t>
-      </w:r>
-      <w:proofErr w:type="spellStart"/>
-      <w:r>
-        <w:rPr>
-          <w:color w:val="auto"/>
-          <w:sz w:val="22"/>
-          <w:szCs w:val="22"/>
-          <w:lang w:val="en-AU"/>
-        </w:rPr>
-        <w:t>Técnicas</w:t>
-      </w:r>
-      <w:proofErr w:type="spellEnd"/>
+        <w:t>A1. Datasheets y Notas Técnicas</w:t>
+      </w:r>
     </w:p>
     <w:p>
       <w:pPr>
@@ -32164,25 +27870,7 @@
           <w:szCs w:val="22"/>
           <w:lang w:val="en-AU"/>
         </w:rPr>
-        <w:t>SEN0564 (</w:t>
-      </w:r>
-      <w:proofErr w:type="spellStart"/>
-      <w:r>
-        <w:rPr>
-          <w:sz w:val="22"/>
-          <w:szCs w:val="22"/>
-          <w:lang w:val="en-AU"/>
-        </w:rPr>
-        <w:t>DFRobot</w:t>
-      </w:r>
-      <w:proofErr w:type="spellEnd"/>
-      <w:r>
-        <w:rPr>
-          <w:sz w:val="22"/>
-          <w:szCs w:val="22"/>
-          <w:lang w:val="en-AU"/>
-        </w:rPr>
-        <w:t xml:space="preserve"> CO Sensor — MEMS): https://www.dfrobot.com/product-2646.html</w:t>
+        <w:t>SEN0564 (DFRobot CO Sensor — MEMS): https://www.dfrobot.com/product-2646.html</w:t>
       </w:r>
     </w:p>
     <w:p>
@@ -32205,25 +27893,7 @@
           <w:szCs w:val="22"/>
           <w:lang w:val="en-AU"/>
         </w:rPr>
-        <w:t>SEN0574 (</w:t>
-      </w:r>
-      <w:proofErr w:type="spellStart"/>
-      <w:r>
-        <w:rPr>
-          <w:sz w:val="22"/>
-          <w:szCs w:val="22"/>
-          <w:lang w:val="en-AU"/>
-        </w:rPr>
-        <w:t>DFRobot</w:t>
-      </w:r>
-      <w:proofErr w:type="spellEnd"/>
-      <w:r>
-        <w:rPr>
-          <w:sz w:val="22"/>
-          <w:szCs w:val="22"/>
-          <w:lang w:val="en-AU"/>
-        </w:rPr>
-        <w:t xml:space="preserve"> NO</w:t>
+        <w:t>SEN0574 (DFRobot NO</w:t>
       </w:r>
       <w:r>
         <w:rPr>
@@ -32263,25 +27933,7 @@
           <w:szCs w:val="22"/>
           <w:lang w:val="en-AU"/>
         </w:rPr>
-        <w:t>ESP32-S3-WROOM-1U Datasheet (</w:t>
-      </w:r>
-      <w:proofErr w:type="spellStart"/>
-      <w:r>
-        <w:rPr>
-          <w:sz w:val="22"/>
-          <w:szCs w:val="22"/>
-          <w:lang w:val="en-AU"/>
-        </w:rPr>
-        <w:t>Espressif</w:t>
-      </w:r>
-      <w:proofErr w:type="spellEnd"/>
-      <w:r>
-        <w:rPr>
-          <w:sz w:val="22"/>
-          <w:szCs w:val="22"/>
-          <w:lang w:val="en-AU"/>
-        </w:rPr>
-        <w:t>): https://www.espressif.com/sites/default/files/documentation/esp32-s3-wroom-1_wroom-1u_datasheet_en.pdf</w:t>
+        <w:t>ESP32-S3-WROOM-1U Datasheet (Espressif): https://www.espressif.com/sites/default/files/documentation/esp32-s3-wroom-1_wroom-1u_datasheet_en.pdf</w:t>
       </w:r>
     </w:p>
     <w:p>
@@ -32394,39 +28046,7 @@
           <w:sz w:val="22"/>
           <w:szCs w:val="22"/>
         </w:rPr>
-        <w:t xml:space="preserve">CCS811 Digital Gas Sensor </w:t>
-      </w:r>
-      <w:proofErr w:type="spellStart"/>
-      <w:r>
-        <w:rPr>
-          <w:sz w:val="22"/>
-          <w:szCs w:val="22"/>
-        </w:rPr>
-        <w:t>Datasheet</w:t>
-      </w:r>
-      <w:proofErr w:type="spellEnd"/>
-      <w:r>
-        <w:rPr>
-          <w:sz w:val="22"/>
-          <w:szCs w:val="22"/>
-        </w:rPr>
-        <w:t xml:space="preserve"> (</w:t>
-      </w:r>
-      <w:proofErr w:type="spellStart"/>
-      <w:r>
-        <w:rPr>
-          <w:sz w:val="22"/>
-          <w:szCs w:val="22"/>
-        </w:rPr>
-        <w:t>ScioSense</w:t>
-      </w:r>
-      <w:proofErr w:type="spellEnd"/>
-      <w:r>
-        <w:rPr>
-          <w:sz w:val="22"/>
-          <w:szCs w:val="22"/>
-        </w:rPr>
-        <w:t>): https://www.sciosense.com/products/environmental-sensors/ccs811-datasheet/</w:t>
+        <w:t>CCS811 Digital Gas Sensor Datasheet (ScioSense): https://www.sciosense.com/products/environmental-sensors/ccs811-datasheet/</w:t>
       </w:r>
     </w:p>
     <w:p>
@@ -32453,43 +28073,7 @@
           <w:sz w:val="22"/>
           <w:szCs w:val="22"/>
         </w:rPr>
-        <w:t xml:space="preserve">A2. BOM Actualizada (Lista de Materiales v1 — Pedido </w:t>
-      </w:r>
-      <w:proofErr w:type="spellStart"/>
-      <w:r>
-        <w:rPr>
-          <w:color w:val="auto"/>
-          <w:sz w:val="22"/>
-          <w:szCs w:val="22"/>
-        </w:rPr>
-        <w:t>Mouser</w:t>
-      </w:r>
-      <w:proofErr w:type="spellEnd"/>
-      <w:r>
-        <w:rPr>
-          <w:color w:val="auto"/>
-          <w:sz w:val="22"/>
-          <w:szCs w:val="22"/>
-        </w:rPr>
-        <w:t xml:space="preserve"> </w:t>
-      </w:r>
-      <w:proofErr w:type="spellStart"/>
-      <w:r>
-        <w:rPr>
-          <w:color w:val="auto"/>
-          <w:sz w:val="22"/>
-          <w:szCs w:val="22"/>
-        </w:rPr>
-        <w:t>N.°</w:t>
-      </w:r>
-      <w:proofErr w:type="spellEnd"/>
-      <w:r>
-        <w:rPr>
-          <w:color w:val="auto"/>
-          <w:sz w:val="22"/>
-          <w:szCs w:val="22"/>
-        </w:rPr>
-        <w:t xml:space="preserve"> 279751168)</w:t>
+        <w:t>A2. BOM Actualizada (Lista de Materiales v1 — Pedido Mouser N.° 279751168)</w:t>
       </w:r>
     </w:p>
     <w:p>
@@ -32506,39 +28090,7 @@
           <w:sz w:val="22"/>
           <w:szCs w:val="22"/>
         </w:rPr>
-        <w:t xml:space="preserve">La siguiente tabla refleja los componentes efectivamente adquiridos según la orden de compra </w:t>
-      </w:r>
-      <w:proofErr w:type="spellStart"/>
-      <w:r>
-        <w:rPr>
-          <w:sz w:val="22"/>
-          <w:szCs w:val="22"/>
-        </w:rPr>
-        <w:t>Mouser</w:t>
-      </w:r>
-      <w:proofErr w:type="spellEnd"/>
-      <w:r>
-        <w:rPr>
-          <w:sz w:val="22"/>
-          <w:szCs w:val="22"/>
-        </w:rPr>
-        <w:t xml:space="preserve"> </w:t>
-      </w:r>
-      <w:proofErr w:type="spellStart"/>
-      <w:r>
-        <w:rPr>
-          <w:sz w:val="22"/>
-          <w:szCs w:val="22"/>
-        </w:rPr>
-        <w:t>N.°</w:t>
-      </w:r>
-      <w:proofErr w:type="spellEnd"/>
-      <w:r>
-        <w:rPr>
-          <w:sz w:val="22"/>
-          <w:szCs w:val="22"/>
-        </w:rPr>
-        <w:t xml:space="preserve"> 279751168, enviada el 21 de abril de 2026. Los componentes del pedido son los que se usarán en el PCB definitivo.</w:t>
+        <w:t>La siguiente tabla refleja los componentes efectivamente adquiridos según la orden de compra Mouser N.° 279751168, enviada el 21 de abril de 2026. Los componentes del pedido son los que se usarán en el PCB definitivo.</w:t>
       </w:r>
     </w:p>
     <w:p>
@@ -32805,29 +28357,7 @@
                 <w:sz w:val="22"/>
                 <w:szCs w:val="22"/>
               </w:rPr>
-              <w:t xml:space="preserve">Precio </w:t>
-            </w:r>
-            <w:proofErr w:type="spellStart"/>
-            <w:r>
-              <w:rPr>
-                <w:b/>
-                <w:bCs/>
-                <w:color w:val="FFFFFF" w:themeColor="background1"/>
-                <w:sz w:val="22"/>
-                <w:szCs w:val="22"/>
-              </w:rPr>
-              <w:t>unit</w:t>
-            </w:r>
-            <w:proofErr w:type="spellEnd"/>
-            <w:r>
-              <w:rPr>
-                <w:b/>
-                <w:bCs/>
-                <w:color w:val="FFFFFF" w:themeColor="background1"/>
-                <w:sz w:val="22"/>
-                <w:szCs w:val="22"/>
-              </w:rPr>
-              <w:t>. (USD)</w:t>
+              <w:t>Precio unit. (USD)</w:t>
             </w:r>
           </w:p>
         </w:tc>
@@ -32999,23 +28529,7 @@
                 <w:sz w:val="22"/>
                 <w:szCs w:val="22"/>
               </w:rPr>
-              <w:t xml:space="preserve">Interruptor táctil 6×6 mm, 8.5 mm, 160 </w:t>
-            </w:r>
-            <w:proofErr w:type="spellStart"/>
-            <w:r>
-              <w:rPr>
-                <w:sz w:val="22"/>
-                <w:szCs w:val="22"/>
-              </w:rPr>
-              <w:t>gf</w:t>
-            </w:r>
-            <w:proofErr w:type="spellEnd"/>
-            <w:r>
-              <w:rPr>
-                <w:sz w:val="22"/>
-                <w:szCs w:val="22"/>
-              </w:rPr>
-              <w:t>, SMD</w:t>
+              <w:t>Interruptor táctil 6×6 mm, 8.5 mm, 160 gf, SMD</w:t>
             </w:r>
           </w:p>
         </w:tc>
@@ -33715,59 +29229,13 @@
                 <w:lang w:val="en-AU"/>
               </w:rPr>
             </w:pPr>
-            <w:proofErr w:type="spellStart"/>
             <w:r>
               <w:rPr>
                 <w:sz w:val="22"/>
                 <w:szCs w:val="22"/>
                 <w:lang w:val="en-AU"/>
               </w:rPr>
-              <w:t>Módulo</w:t>
-            </w:r>
-            <w:proofErr w:type="spellEnd"/>
-            <w:r>
-              <w:rPr>
-                <w:sz w:val="22"/>
-                <w:szCs w:val="22"/>
-                <w:lang w:val="en-AU"/>
-              </w:rPr>
-              <w:t xml:space="preserve"> </w:t>
-            </w:r>
-            <w:proofErr w:type="spellStart"/>
-            <w:r>
-              <w:rPr>
-                <w:sz w:val="22"/>
-                <w:szCs w:val="22"/>
-                <w:lang w:val="en-AU"/>
-              </w:rPr>
-              <w:t>WiFi</w:t>
-            </w:r>
-            <w:proofErr w:type="spellEnd"/>
-            <w:r>
-              <w:rPr>
-                <w:sz w:val="22"/>
-                <w:szCs w:val="22"/>
-                <w:lang w:val="en-AU"/>
-              </w:rPr>
-              <w:t xml:space="preserve">/BT, ESP32-S3R8, 8MB PSRAM, 16MB Flash, </w:t>
-            </w:r>
-            <w:proofErr w:type="spellStart"/>
-            <w:r>
-              <w:rPr>
-                <w:sz w:val="22"/>
-                <w:szCs w:val="22"/>
-                <w:lang w:val="en-AU"/>
-              </w:rPr>
-              <w:t>conector</w:t>
-            </w:r>
-            <w:proofErr w:type="spellEnd"/>
-            <w:r>
-              <w:rPr>
-                <w:sz w:val="22"/>
-                <w:szCs w:val="22"/>
-                <w:lang w:val="en-AU"/>
-              </w:rPr>
-              <w:t xml:space="preserve"> IPEX</w:t>
+              <w:t>Módulo WiFi/BT, ESP32-S3R8, 8MB PSRAM, 16MB Flash, conector IPEX</w:t>
             </w:r>
           </w:p>
         </w:tc>
@@ -35863,23 +31331,13 @@
                 <w:lang w:val="en-AU"/>
               </w:rPr>
             </w:pPr>
-            <w:proofErr w:type="spellStart"/>
             <w:r>
               <w:rPr>
                 <w:sz w:val="22"/>
                 <w:szCs w:val="22"/>
                 <w:lang w:val="en-AU"/>
               </w:rPr>
-              <w:t>Conector</w:t>
-            </w:r>
-            <w:proofErr w:type="spellEnd"/>
-            <w:r>
-              <w:rPr>
-                <w:sz w:val="22"/>
-                <w:szCs w:val="22"/>
-                <w:lang w:val="en-AU"/>
-              </w:rPr>
-              <w:t xml:space="preserve"> JST PH, 4 pines, SMD top</w:t>
+              <w:t>Conector JST PH, 4 pines, SMD top</w:t>
             </w:r>
           </w:p>
         </w:tc>
@@ -36108,23 +31566,13 @@
                 <w:lang w:val="en-AU"/>
               </w:rPr>
             </w:pPr>
-            <w:proofErr w:type="spellStart"/>
             <w:r>
               <w:rPr>
                 <w:sz w:val="22"/>
                 <w:szCs w:val="22"/>
                 <w:lang w:val="en-AU"/>
               </w:rPr>
-              <w:t>Conector</w:t>
-            </w:r>
-            <w:proofErr w:type="spellEnd"/>
-            <w:r>
-              <w:rPr>
-                <w:sz w:val="22"/>
-                <w:szCs w:val="22"/>
-                <w:lang w:val="en-AU"/>
-              </w:rPr>
-              <w:t xml:space="preserve"> JST PH, 3 pines, THT top</w:t>
+              <w:t>Conector JST PH, 3 pines, THT top</w:t>
             </w:r>
           </w:p>
         </w:tc>
@@ -36380,23 +31828,7 @@
                 <w:szCs w:val="22"/>
               </w:rPr>
               <w:lastRenderedPageBreak/>
-              <w:t>analógica, 0.1–10 ppm (</w:t>
-            </w:r>
-            <w:proofErr w:type="spellStart"/>
-            <w:r>
-              <w:rPr>
-                <w:sz w:val="22"/>
-                <w:szCs w:val="22"/>
-              </w:rPr>
-              <w:t>DFRobot</w:t>
-            </w:r>
-            <w:proofErr w:type="spellEnd"/>
-            <w:r>
-              <w:rPr>
-                <w:sz w:val="22"/>
-                <w:szCs w:val="22"/>
-              </w:rPr>
-              <w:t>)</w:t>
+              <w:t>analógica, 0.1–10 ppm (DFRobot)</w:t>
             </w:r>
           </w:p>
         </w:tc>
@@ -36630,23 +32062,7 @@
                 <w:sz w:val="22"/>
                 <w:szCs w:val="22"/>
               </w:rPr>
-              <w:t>Sensor MEMS CO, salida analógica, 5–5000 ppm (</w:t>
-            </w:r>
-            <w:proofErr w:type="spellStart"/>
-            <w:r>
-              <w:rPr>
-                <w:sz w:val="22"/>
-                <w:szCs w:val="22"/>
-              </w:rPr>
-              <w:t>DFRobot</w:t>
-            </w:r>
-            <w:proofErr w:type="spellEnd"/>
-            <w:r>
-              <w:rPr>
-                <w:sz w:val="22"/>
-                <w:szCs w:val="22"/>
-              </w:rPr>
-              <w:t>)</w:t>
+              <w:t>Sensor MEMS CO, salida analógica, 5–5000 ppm (DFRobot)</w:t>
             </w:r>
           </w:p>
         </w:tc>
@@ -37242,39 +32658,7 @@
           <w:sz w:val="22"/>
           <w:szCs w:val="22"/>
         </w:rPr>
-        <w:t xml:space="preserve">Nota: Los sensores SEN0574 y SEN0564 corresponden a los módulos </w:t>
-      </w:r>
-      <w:proofErr w:type="spellStart"/>
-      <w:r>
-        <w:rPr>
-          <w:sz w:val="22"/>
-          <w:szCs w:val="22"/>
-        </w:rPr>
-        <w:t>breakout</w:t>
-      </w:r>
-      <w:proofErr w:type="spellEnd"/>
-      <w:r>
-        <w:rPr>
-          <w:sz w:val="22"/>
-          <w:szCs w:val="22"/>
-        </w:rPr>
-        <w:t xml:space="preserve"> </w:t>
-      </w:r>
-      <w:proofErr w:type="spellStart"/>
-      <w:r>
-        <w:rPr>
-          <w:sz w:val="22"/>
-          <w:szCs w:val="22"/>
-        </w:rPr>
-        <w:t>DFRobot</w:t>
-      </w:r>
-      <w:proofErr w:type="spellEnd"/>
-      <w:r>
-        <w:rPr>
-          <w:sz w:val="22"/>
-          <w:szCs w:val="22"/>
-        </w:rPr>
-        <w:t xml:space="preserve"> adquiridos. El sensor digital CCS811 y el LED RGB se obtienen localmente. El costo total del pedido Mouser fue de aproximadamente USD 48 más aranceles de importación colombianos.</w:t>
+        <w:t>Nota: Los sensores SEN0574 y SEN0564 corresponden a los módulos breakout DFRobot adquiridos. El sensor digital CCS811 y el LED RGB se obtienen localmente. El costo total del pedido Mouser fue de aproximadamente USD 48 más aranceles de importación colombianos.</w:t>
       </w:r>
     </w:p>
     <w:sectPr>
@@ -37683,15 +33067,6 @@
   </w:num>
   <w:num w:numId="3" w16cid:durableId="871965902">
     <w:abstractNumId w:val="2"/>
-    <w:lvlOverride w:ilvl="0"/>
-    <w:lvlOverride w:ilvl="1"/>
-    <w:lvlOverride w:ilvl="2"/>
-    <w:lvlOverride w:ilvl="3"/>
-    <w:lvlOverride w:ilvl="4"/>
-    <w:lvlOverride w:ilvl="5"/>
-    <w:lvlOverride w:ilvl="6"/>
-    <w:lvlOverride w:ilvl="7"/>
-    <w:lvlOverride w:ilvl="8"/>
   </w:num>
   <w:num w:numId="4" w16cid:durableId="1297103437">
     <w:abstractNumId w:val="3"/>
@@ -38200,6 +33575,7 @@
   <w:style w:type="character" w:default="1" w:styleId="Fuentedeprrafopredeter">
     <w:name w:val="Default Paragraph Font"/>
     <w:uiPriority w:val="1"/>
+    <w:semiHidden/>
     <w:unhideWhenUsed/>
   </w:style>
   <w:style w:type="table" w:default="1" w:styleId="Tablanormal">
